--- a/ML-BMS-Review.docx
+++ b/ML-BMS-Review.docx
@@ -132,7 +132,7 @@
           <w:rFonts w:ascii="Times New Roman" w:hAnsi="Times New Roman"/>
           <w:sz w:val="20"/>
         </w:rPr>
-        <w:t>Machine learning (ML) has moved from a promising addition to battery research to a load-bearing component of modern battery management systems (BMS). This paper presents a structured scoping review of 103 peer-reviewed journal articles published between 2019 and 2026 that apply machine learning to battery management tasks, assembled from a Crossref-verified pool of peer-reviewed journal articles and classified uniformly by management function, method family, chemistry, data source, and validation practice. The corpus is classified by management function (state of charge, state of health, remaining useful life, charging control, thermal management, fault and safety, and cross-cutting themes), by method family, by battery chemistry, by data source, and by validation practice.</w:t>
+        <w:t>Machine learning (ML) has become a load-bearing component of modern battery management systems (BMS). This scoping review classifies 103 peer-reviewed journal articles (2019–2026) on machine learning for battery management — drawn from a Crossref-verified, rule-based eligible pool of 799 records — uniformly by management function, method family, chemistry, data source, validation practice.</w:t>
       </w:r>
     </w:p>
     <w:p>
@@ -145,7 +145,7 @@
           <w:rFonts w:ascii="Times New Roman" w:hAnsi="Times New Roman"/>
           <w:sz w:val="20"/>
         </w:rPr>
-        <w:t>The bibliometric analysis reveals a clear five-year evolution. Classical shallow learners such as Gaussian process regression and support vector machines dominated the early window, contributing 11 of the 23 corpus papers published from 2019 through 2021, with deep recurrent architectures rising sharply in 2022–2023. From 2022 onward, physics-informed and hybrid model–data approaches became one of the fastest-growing families, reaching 24 of 103 corpus papers, while optimization-augmented learning and transfer learning together account for a further 16 papers. The first large-language-model-based battery management studies appear in 2025–2026. Health estimation and prognostics remain the largest application cluster (35 papers), followed by the cross-cutting cluster (24), state estimation (17), fault and safety (9), charging control (8), and thermal management (8).</w:t>
+        <w:t>Within the corpus, method families stratify by period: classical shallow learners contribute 12 of the 23 papers published 2019–2021, deep sequence models dominate from 2022 onward, physics-informed and hybrid approaches reach 24 of 103 papers (22 primary), and the first large-language-model studies appear in 2025–2026. Health estimation and prognostics form the largest application cluster (35 papers), followed by the cross-cutting cluster (24), state estimation (17), fault and safety (9), charging control (8), thermal management (8), and cell balancing (2). Because the corpus was curated under function-and-year quotas, these distributions describe the sample rather than the field; function-level baselines from the quota-free eligible pool (query-theme tags validated against the classified subset) are reported alongside.</w:t>
       </w:r>
     </w:p>
     <w:p>
@@ -158,7 +158,7 @@
           <w:rFonts w:ascii="Times New Roman" w:hAnsi="Times New Roman"/>
           <w:sz w:val="20"/>
         </w:rPr>
-        <w:t>Three structural weaknesses persist across the five-year window. First, validation practice is heterogeneous and often weak: only 9 of 103 studies demonstrate their estimators on real vehicle or fleet data, while 17 rely on within-cell or k-fold splits that overstate generalization. Second, benchmark-data dependence is high but narrow; the Severson/Toyota, NASA, and CALCE datasets recur across ostensibly independent studies, inflating apparent comparability. Third, the laboratory-to-field gap remains the field’s defining challenge: sub-percent accuracy claims rarely survive chemistry, temperature, and current-profile shifts, and onboard compute constraints are discussed in a minority of works. The review’s sharpest finding is that physics-informed architectures, often assumed to improve reliability by construction, are validated less rigorously than purely data-driven peers (54% versus 73% strong-protocol share): physics priors reduce data demand but do not substitute for rigorous out-of-distribution testing. The review closes with a research agenda prioritizing cross-domain validation standards, uncertainty-aware and interpretable models, edge-deployable architectures, and the safe integration of foundation models into safety-critical BMS software.</w:t>
+        <w:t>Three structural weaknesses emerge. First, validation practice is heterogeneous and often weak: only 8 of the 88 primary-application studies demonstrate their estimators online or on real vehicle or fleet data, while 17 rely on within-cell or k-fold splits that overstate generalization. Second, benchmark-data dependence is high but narrow: the Severson/Toyota, NASA, and CALCE datasets recur across ostensibly independent studies. Third, laboratory-condition accuracy claims are rarely tested against chemistry, temperature, and current-profile shifts — the field’s defining laboratory-to-field gap. Physics-informed architectures, often assumed more rigorous by construction, are not: neither stringency contrast with data-driven peers is statistically significant, and a label-noise sensitivity analysis brackets the strong-protocol share between 40% and 59%. The review closes with a research agenda prioritizing cross-domain validation standards, uncertainty-aware models, edge-deployable architectures, and the safe integration of foundation models into safety-critical BMS software.</w:t>
       </w:r>
     </w:p>
     <w:p>
@@ -314,7 +314,7 @@
           <w:i w:val="0"/>
           <w:sz w:val="20"/>
         </w:rPr>
-        <w:t xml:space="preserve">. Attia and colleagues demonstrated closed-loop Bayesian optimization of fast-charging protocols, identifying high-quality protocols in 2.5 months rather than the 18 months typical of manual experimentation </w:t>
+        <w:t xml:space="preserve">. Attia and colleagues demonstrated closed-loop Bayesian optimization of fast-charging protocols, identifying high-cycle-life protocols among 224 candidates in 16 days of closed-loop cycling rather than the more than 500 days an exhaustive search without early prediction would take </w:t>
       </w:r>
       <w:r>
         <w:rPr>
@@ -472,14 +472,14 @@
           <w:i w:val="0"/>
           <w:sz w:val="20"/>
         </w:rPr>
-        <w:t xml:space="preserve">The review literature has grown alongside the applications, but it is fragmented along the same axes as the primary studies. Function-specific reviews cover SOC estimation </w:t>
-      </w:r>
-      <w:r>
-        <w:rPr>
-          <w:rFonts w:ascii="Times New Roman" w:hAnsi="Times New Roman"/>
-          <w:sz w:val="20"/>
-        </w:rPr>
-        <w:t>[16, 17]</w:t>
+        <w:t xml:space="preserve">The review literature has grown alongside the applications, but it is fragmented along the same axes as the primary studies. An early perspective on data-driven SOC and SOH prediction </w:t>
+      </w:r>
+      <w:r>
+        <w:rPr>
+          <w:rFonts w:ascii="Times New Roman" w:hAnsi="Times New Roman"/>
+          <w:sz w:val="20"/>
+        </w:rPr>
+        <w:t>[16]</w:t>
       </w:r>
       <w:r>
         <w:rPr>
@@ -488,14 +488,14 @@
           <w:i w:val="0"/>
           <w:sz w:val="20"/>
         </w:rPr>
-        <w:t xml:space="preserve">, SOH estimation </w:t>
-      </w:r>
-      <w:r>
-        <w:rPr>
-          <w:rFonts w:ascii="Times New Roman" w:hAnsi="Times New Roman"/>
-          <w:sz w:val="20"/>
-        </w:rPr>
-        <w:t>[18]</w:t>
+        <w:t xml:space="preserve"> set the agenda; function-specific reviews cover SOC estimation </w:t>
+      </w:r>
+      <w:r>
+        <w:rPr>
+          <w:rFonts w:ascii="Times New Roman" w:hAnsi="Times New Roman"/>
+          <w:sz w:val="20"/>
+        </w:rPr>
+        <w:t>[17, 18]</w:t>
       </w:r>
       <w:r>
         <w:rPr>
@@ -504,7 +504,7 @@
           <w:i w:val="0"/>
           <w:sz w:val="20"/>
         </w:rPr>
-        <w:t xml:space="preserve">, and prognostics </w:t>
+        <w:t xml:space="preserve">, SOH estimation </w:t>
       </w:r>
       <w:r>
         <w:rPr>
@@ -520,6 +520,22 @@
           <w:i w:val="0"/>
           <w:sz w:val="20"/>
         </w:rPr>
+        <w:t xml:space="preserve">, and prognostics </w:t>
+      </w:r>
+      <w:r>
+        <w:rPr>
+          <w:rFonts w:ascii="Times New Roman" w:hAnsi="Times New Roman"/>
+          <w:sz w:val="20"/>
+        </w:rPr>
+        <w:t>[20]</w:t>
+      </w:r>
+      <w:r>
+        <w:rPr>
+          <w:rFonts w:ascii="Times New Roman" w:hAnsi="Times New Roman"/>
+          <w:b w:val="0"/>
+          <w:i w:val="0"/>
+          <w:sz w:val="20"/>
+        </w:rPr>
         <w:t xml:space="preserve"> in depth, while method-specific reviews follow individual threads such as deep-learning state estimation </w:t>
       </w:r>
       <w:r>
@@ -527,7 +543,7 @@
           <w:rFonts w:ascii="Times New Roman" w:hAnsi="Times New Roman"/>
           <w:sz w:val="20"/>
         </w:rPr>
-        <w:t>[20]</w:t>
+        <w:t>[1]</w:t>
       </w:r>
       <w:r>
         <w:rPr>
@@ -662,7 +678,7 @@
           <w:i w:val="0"/>
           <w:sz w:val="20"/>
         </w:rPr>
-        <w:t>This paper makes four contributions. First, it assembles a verified corpus of 103 peer-reviewed journal articles (2019–2026) on machine learning for battery management, in which every reference’s bibliographic metadata was confirmed against the Crossref registry by direct DOI resolution. Second, it develops a two-axis classification framework — BMS function × method family — extended with chemistry, data-source, and validation-practice fields, and applies it uniformly to all 103 papers. Third, it quantifies the field’s five-year evolution across functions, methods, data, and validation (Section 3), identifying the shift from classical learners through deep sequence models to physics-informed hybrids, optimization-augmented learning, and early foundation-model applications. Fourth, it provides a critical, function-by-function review of what the corpus actually demonstrates (Sections 4–8) and distills a gap-driven research agenda (Section 9).</w:t>
+        <w:t>This paper makes four contributions. First, it assembles a verified corpus of 103 peer-reviewed journal articles (2019–2026) on machine learning for battery management, drawn from a rule-based eligible pool of 799 Crossref-verified records, in which every reference’s bibliographic metadata was confirmed against the Crossref registry by direct DOI resolution. Second, it develops a two-axis classification framework — BMS function × method family — extended with chemistry, data-source, and validation-practice fields, and applies it uniformly to all 103 papers. Third, it quantifies the corpus’s composition across functions, methods, data, and validation (Section 3), identifying the within-corpus shift from classical learners through deep sequence models to physics-informed hybrids, optimization-augmented learning, and early foundation-model applications, and anchoring function-level baselines on the quota-free eligible pool. Fourth, it provides a critical, function-by-function review of what the corpus actually demonstrates (Sections 4–8) and distills a gap-driven research agenda (Section 9).</w:t>
       </w:r>
     </w:p>
     <w:p>
@@ -734,7 +750,7 @@
           <w:i w:val="0"/>
           <w:sz w:val="18"/>
         </w:rPr>
-        <w:t>Fig. 1 The corpus mapped across battery-management functions and method families (91 primary-application papers; see Section 2.5 for terminology). Cell values are paper counts. The 12 corpus reviews are excluded here; the “of which reviews” column of Table 3 states the reconciliation directly, and no excluded review belongs to the physics-informed family, so that column’s corpus total of 24 (Table 2) is unchanged.</w:t>
+        <w:t>Fig. 1 The classified subset mapped across battery-management functions and method families (88 primary-application papers; see Section 2.5 for terminology). Cell values are paper counts. The 15 review-labelled papers (12 method-family reviews plus 3 review-type syntheses coded under their dominant method family, two of them physics-informed) are excluded here; the Reviews column of Table 3 states the reconciliation directly, so the physics-informed family comprises 22 primary papers plus 2 review-type syntheses (24 family-coded; Table 2 gives the primary counts).</w:t>
       </w:r>
     </w:p>
     <w:p>
@@ -848,7 +864,7 @@
           <w:i w:val="0"/>
           <w:sz w:val="20"/>
         </w:rPr>
-        <w:t xml:space="preserve">All candidate records were retrieved programmatically from the Crossref REST API between 4 and 5 September 2026 using 30 bibliographic query strings spanning the application areas listed above (for example, “state of charge estimation lithium-ion battery machine learning”, “remaining useful life prediction battery deep learning”, “physics-informed neural network lithium-ion battery”, and “large language model battery”). Queries were issued in four passes: a top-cited pass over 2020–2026 sorted by citation count; a relevance-sorted recency pass restricted to mid-2024 onward; and two dedicated relevance-sorted passes restricted to 2020–2022 and to 2023, which together yielded 3,000 retrieved records. After DOI-based deduplication — 1,450 duplicates removed — 1,550 unique records remained. Six landmark studies — including the early-life prediction study </w:t>
+        <w:t xml:space="preserve">All candidate records were retrieved programmatically from the Crossref REST API between 4 and 5 September 2026 using 30 bibliographic query strings spanning the application areas listed above (for example, “state of charge estimation lithium-ion battery machine learning”, “remaining useful life prediction battery deep learning”, “physics-informed neural network lithium-ion battery”, and “large language model battery”). Queries were issued in five passes: a top-cited pass over 2020–2026 sorted by citation count; a relevance-sorted recency pass restricted to mid-2024 onward; two dedicated relevance-sorted passes restricted to 2020–2022 and to 2023; and a mid-window 2021–2023 coverage pass, which together yielded 3,000 retrieved records. After DOI-based deduplication — 1,450 duplicates removed — 1,550 unique records remained. Six landmark studies — including the early-life prediction study </w:t>
       </w:r>
       <w:r>
         <w:rPr>
@@ -926,7 +942,7 @@
           <w:i w:val="0"/>
           <w:sz w:val="20"/>
         </w:rPr>
-        <w:t>The screening funnel is shown in Fig. 2. From 1,550 deduplicated records, a title-level relevance gate requiring both battery-related and machine-learning-related terminology retained 883 records and excluded 667 (predominantly adjacent-field papers — general machine-learning methods, adjacent-domain bibliometrics, and battery electrochemistry without a learning component — that surfaced through loose bibliographic matching). Venue and document-type screening then removed 84 records — conference abstracts and proceedings series (e.g., ECS Meeting Abstracts, IET/IFAC proceedings), preprint servers (SSRN), and non-scholarly venues — in line with the decision to restrict the corpus to peer-reviewed journal articles, leaving 799 eligible records. A function-quota selection step then drew 107 candidate articles from these, balancing the eight management functions and publication years; six landmark seed studies were confirmed or injected at this point (one already captured by the searches, five retrieved individually), giving 113 candidate articles. Full-text curation excluded 19 records — corrigenda, misindexed records, scope mismatches (for example, vehicle-level lifecycle assessment or charging-infrastructure demand modeling without a BMS function), and quota-driven trimming of over-represented function clusters — while 15 targeted additions were made from the screened pool for under-represented themes, a net change of −4 that yields the final corpus of 103 studies.</w:t>
+        <w:t>The screening funnel is shown in Fig. 2. From 1,550 deduplicated records, a title-level relevance gate requiring both battery-related and machine-learning-related terminology retained 883 records and excluded 667 (predominantly adjacent-field papers — general machine-learning methods, adjacent-domain bibliometrics, and battery electrochemistry without a learning component — that surfaced through loose bibliographic matching). Venue and document-type screening then removed 84 records — conference abstracts and proceedings series (e.g., ECS Meeting Abstracts, IET/IFAC proceedings), preprint servers (SSRN), and non-scholarly venues — in line with the decision to restrict the corpus to peer-reviewed journal articles, leaving 799 eligible records. A stratified selection step then drew 107 candidate articles from these, balancing the eight management functions and publication years. Within each function stratum the draw was deterministic rather than random: records were ranked by Crossref citation count and taken from the top of that ranking, with the ranking walked deeper specifically to cover recent publication years, which citation sorting alone would have starved. Six landmark seed studies were safeguarded at this point (one already captured by the searches, five retrieved individually), giving 112 candidates. Full-text curation excluded 19 records — corrigenda, misindexed records, scope mismatches (for example, vehicle-level lifecycle assessment or charging-infrastructure demand modeling without a BMS function), and quota-driven trimming of over-represented function clusters — while 10 targeted additions were made from the screened pool for under-represented themes, a net change of −9 that yields the final classified corpus of 103 studies — 98 drawn from the eligible pool plus the 5 individually retrieved seeds. The 799 eligible records themselves are retained as a rule-based Tier-1 pool, released in full with per-record screening provenance, and serving two further purposes in this paper: pool-level function-tag baselines that are free of the subset’s quotas (Section 3.3), and a documented boundary on what the subset can support. Readers should hold the implication of the design plainly in view: function and year distributions inside the 103 partly reflect the quota and citation-ranking choices made here, not only the field’s shape, so all such distributions are reported as corpus composition, and the quota-free pool measurements are stated wherever they exist.</w:t>
       </w:r>
     </w:p>
     <w:p>
@@ -938,7 +954,7 @@
       <w:r>
         <w:drawing>
           <wp:inline xmlns:a="http://schemas.openxmlformats.org/drawingml/2006/main" xmlns:pic="http://schemas.openxmlformats.org/drawingml/2006/picture">
-            <wp:extent cx="4480560" cy="3553548"/>
+            <wp:extent cx="4480560" cy="3640455"/>
             <wp:docPr id="2" name="Picture 2"/>
             <wp:cNvGraphicFramePr>
               <a:graphicFrameLocks noChangeAspect="1"/>
@@ -959,7 +975,7 @@
                   <pic:spPr>
                     <a:xfrm>
                       <a:off x="0" y="0"/>
-                      <a:ext cx="4480560" cy="3553548"/>
+                      <a:ext cx="4480560" cy="3640455"/>
                     </a:xfrm>
                     <a:prstGeom prst="rect"/>
                   </pic:spPr>
@@ -1014,7 +1030,7 @@
           <w:i w:val="0"/>
           <w:sz w:val="20"/>
         </w:rPr>
-        <w:t>Table 1 summarizes the criteria. Inclusion required: (i) a peer-reviewed journal article; (ii) a battery or battery-system subject; (iii) machine learning as a substantive component of the contribution, whether estimation, control, diagnosis, or analysis; (iv) a publication year between 2019 and 2026, with 2019 admitted only for the field-defining early-life prediction study; and (v) English language. Exclusion criteria were: review-only papers without a primary application (admitted only into the cross-cutting cluster, capped at 12 studies), pure materials-discovery or cell-design papers, charging-infrastructure or grid-demand studies without an onboard management function, preprints and conference records, and duplicate-venue or misindexed records.</w:t>
+        <w:t>Table 1 summarizes the criteria. Inclusion required: (i) a peer-reviewed journal article; (ii) a battery or battery-system subject; (iii) machine learning as a substantive component of the contribution, whether estimation, control, diagnosis, or analysis; (iv) a publication year between 2019 and 2026, with 2019 admitted only for the field-defining early-life prediction study; and (v) English language. Exclusion criteria were: review-only papers without a primary application (admitted only into the cross-cutting cluster, capped at 12 studies; three further review-type syntheses — two physics-informed, one classical — are coded under their dominant method family, so the corpus carries 15 review-labelled papers in total, per the terminology of Section 2.5), pure materials-discovery or cell-design papers, charging-infrastructure or grid-demand studies without an onboard management function, preprints and conference records, and duplicate-venue or misindexed records.</w:t>
       </w:r>
     </w:p>
     <w:p>
@@ -1592,7 +1608,7 @@
           <w:i w:val="0"/>
           <w:sz w:val="20"/>
         </w:rPr>
-        <w:t xml:space="preserve"> (within-cell splits, cross-cell holdout, cross-chemistry or cross-domain transfer protocols, online/real-vehicle demonstration, experimental hardware, or simulation); and (6) a short coded summary of the headline finding and the principal limitation. Classification was performed by the lead author from registry-verified titles and abstracts, with conservative coding: where a paper’s specifics could not be established confidently, broader categories were assigned. Three terms are used consistently hereafter: a </w:t>
+        <w:t xml:space="preserve"> (within-cell splits, cross-cell holdout, cross-chemistry or cross-domain transfer protocols, online/real-vehicle demonstration, experimental hardware, or simulation); and (6) a short coded summary of the headline finding and the principal limitation. The validation categories of field (5) are aggregated into three stringency tiers used throughout the paper. Under the </w:t>
       </w:r>
       <w:r>
         <w:rPr>
@@ -1601,7 +1617,7 @@
           <w:i/>
           <w:sz w:val="20"/>
         </w:rPr>
-        <w:t>corpus paper</w:t>
+        <w:t>protocol-only definition</w:t>
       </w:r>
       <w:r>
         <w:rPr>
@@ -1610,7 +1626,7 @@
           <w:i w:val="0"/>
           <w:sz w:val="20"/>
         </w:rPr>
-        <w:t xml:space="preserve"> is any of the 103 included studies; a </w:t>
+        <w:t xml:space="preserve">, a </w:t>
       </w:r>
       <w:r>
         <w:rPr>
@@ -1619,7 +1635,7 @@
           <w:i/>
           <w:sz w:val="20"/>
         </w:rPr>
-        <w:t>primary study</w:t>
+        <w:t>strong</w:t>
       </w:r>
       <w:r>
         <w:rPr>
@@ -1628,7 +1644,7 @@
           <w:i w:val="0"/>
           <w:sz w:val="20"/>
         </w:rPr>
-        <w:t xml:space="preserve"> (or </w:t>
+        <w:t xml:space="preserve"> protocol is one whose design isolates the generalization claim: cross-cell holdout, cross-chemistry holdout, cross-domain holdout, and online or real-vehicle demonstration. </w:t>
       </w:r>
       <w:r>
         <w:rPr>
@@ -1637,7 +1653,7 @@
           <w:i/>
           <w:sz w:val="20"/>
         </w:rPr>
-        <w:t>primary-application paper</w:t>
+        <w:t>Weak</w:t>
       </w:r>
       <w:r>
         <w:rPr>
@@ -1646,7 +1662,97 @@
           <w:i w:val="0"/>
           <w:sz w:val="20"/>
         </w:rPr>
-        <w:t>) is one of the 91 whose contribution is a primary application rather than a review; and the 12 reviews are identified by the method-family field and are excluded from Fig. 1. Papers are assigned a single dominant value per field even where several apply. A co-author verification pass reviewed all 103 classifications, but because it was corrective rather than an independent blind double-coding, we report it as a checking pass and claim no inter-rater agreement statistic; the counts in Section 3 should accordingly be read as one documented coding of the corpus rather than as ground truth. The complete classified dataset is released with this paper precisely so that independent coders can check, correct, or extend it — and so that a formal reliability measurement can be run on the released labels.</w:t>
+        <w:t xml:space="preserve"> splits leak information between train and test: within-cell splits and k-fold cross-validation without cell-level isolation. The remaining classes are </w:t>
+      </w:r>
+      <w:r>
+        <w:rPr>
+          <w:rFonts w:ascii="Times New Roman" w:hAnsi="Times New Roman"/>
+          <w:b w:val="0"/>
+          <w:i/>
+          <w:sz w:val="20"/>
+        </w:rPr>
+        <w:t>environment-only</w:t>
+      </w:r>
+      <w:r>
+        <w:rPr>
+          <w:rFonts w:ascii="Times New Roman" w:hAnsi="Times New Roman"/>
+          <w:b w:val="0"/>
+          <w:i w:val="0"/>
+          <w:sz w:val="20"/>
+        </w:rPr>
+        <w:t xml:space="preserve">: experimental-hardware, simulation, and single-system case-study demonstrations, which evidence an operating environment but not a data-isolation protocol; the </w:t>
+      </w:r>
+      <w:r>
+        <w:rPr>
+          <w:rFonts w:ascii="Times New Roman" w:hAnsi="Times New Roman"/>
+          <w:b w:val="0"/>
+          <w:i/>
+          <w:sz w:val="20"/>
+        </w:rPr>
+        <w:t>broader definition</w:t>
+      </w:r>
+      <w:r>
+        <w:rPr>
+          <w:rFonts w:ascii="Times New Roman" w:hAnsi="Times New Roman"/>
+          <w:b w:val="0"/>
+          <w:i w:val="0"/>
+          <w:sz w:val="20"/>
+        </w:rPr>
+        <w:t xml:space="preserve"> of stringency additionally counts experimental-hardware demonstrations as strong. Every strong-protocol count in Sections 3 and 9 states which definition it uses, and review-labelled studies carry no primary validation. Classification was performed by the lead author with conservative coding from full texts: where a paper’s specifics could not be established confidently, broader categories were assigned. Three terms are used consistently hereafter: a </w:t>
+      </w:r>
+      <w:r>
+        <w:rPr>
+          <w:rFonts w:ascii="Times New Roman" w:hAnsi="Times New Roman"/>
+          <w:b w:val="0"/>
+          <w:i/>
+          <w:sz w:val="20"/>
+        </w:rPr>
+        <w:t>corpus paper</w:t>
+      </w:r>
+      <w:r>
+        <w:rPr>
+          <w:rFonts w:ascii="Times New Roman" w:hAnsi="Times New Roman"/>
+          <w:b w:val="0"/>
+          <w:i w:val="0"/>
+          <w:sz w:val="20"/>
+        </w:rPr>
+        <w:t xml:space="preserve"> is any of the 103 included studies; a </w:t>
+      </w:r>
+      <w:r>
+        <w:rPr>
+          <w:rFonts w:ascii="Times New Roman" w:hAnsi="Times New Roman"/>
+          <w:b w:val="0"/>
+          <w:i/>
+          <w:sz w:val="20"/>
+        </w:rPr>
+        <w:t>primary study</w:t>
+      </w:r>
+      <w:r>
+        <w:rPr>
+          <w:rFonts w:ascii="Times New Roman" w:hAnsi="Times New Roman"/>
+          <w:b w:val="0"/>
+          <w:i w:val="0"/>
+          <w:sz w:val="20"/>
+        </w:rPr>
+        <w:t xml:space="preserve"> (or </w:t>
+      </w:r>
+      <w:r>
+        <w:rPr>
+          <w:rFonts w:ascii="Times New Roman" w:hAnsi="Times New Roman"/>
+          <w:b w:val="0"/>
+          <w:i/>
+          <w:sz w:val="20"/>
+        </w:rPr>
+        <w:t>primary-application paper</w:t>
+      </w:r>
+      <w:r>
+        <w:rPr>
+          <w:rFonts w:ascii="Times New Roman" w:hAnsi="Times New Roman"/>
+          <w:b w:val="0"/>
+          <w:i w:val="0"/>
+          <w:sz w:val="20"/>
+        </w:rPr>
+        <w:t>) is one of the 88 whose contribution is a primary application rather than a review; and the 15 review-labelled papers (12 method-family reviews plus 3 review-type syntheses coded under their dominant method family) are identified by the method-family and validation fields and are excluded from Fig. 1. Papers are assigned a single dominant value per field even where several apply. To probe the reliability of that coding, two co-author coders (S.S.I.A. and J.I.C., the second and third authors) later blind-re-coded a 30-paper stratified random sample (drawn by function and year band, seed-pinned) under the released codebook. The blinding was procedural rather than external: the coders are authors of this study; they coded without access to the released labels or to each other’s sheets, from sheets locked and hash-tracked at completion, with a filed blinding memo documenting what each coder had opened before coding; but they are not independent of the paper, and their later author-contribution roles included verification of classifications and counts. Their access was uneven: coder B worked from 6 full texts plus 1 preprint (23 of 30 papers from abstracts only) and coder C from 2 full texts (28 from abstracts only), so the study measures abstract-level reproducibility of the coding, not full-text agreement. With those scopes stated, agreement passes the κ ≥ 0.66 threshold on management function (κ = 0.92, bootstrap 95% CI 0.80–1.00), method family (0.88, CI 0.73–1.00), and primary data source (0.88, CI 0.72–1.00), and falls below it on chemistry (0.55, CI 0.16–0.83) and validation protocol (0.48, CI 0.31–0.65) — the two fields least often stated at abstract level. On the count-bearing strong-versus-non-strong bucket the two coders agree on 25 of 30 papers (raw agreement 83%, κ = 0.52, CI 0.09–0.84). Against the released labels their bucket kappas are 0.22 and 0.42, with the conservative weak-code fallback for unreported protocols — declared in advance by both coders — driving most of that gap. No full-text dual coding was performed, so the strong/weak counts of Section 3 rest on a single full-text coding by the lead author, with two quantitative buffers: the label-noise sensitivity analysis that propagates the observed coder-versus-label disagreement into the headline counts (Section 3.4), and the complete release of per-paper labels, coder sheets, and the itemized disagreements, so that any reader can re-run, check, correct, or extend the coding — and so that a formal full-text reliability measurement can be run on the released labels.</w:t>
       </w:r>
     </w:p>
     <w:p>
@@ -1692,7 +1798,7 @@
           <w:i w:val="0"/>
           <w:sz w:val="20"/>
         </w:rPr>
-        <w:t>The methodology has limitations that readers should weigh. The corpus is drawn from Crossref-registered journal articles and therefore inherits that registry’s coverage: influential conference papers (a significant venue for control-oriented BMS work) are excluded by design, and very recent articles registered with incomplete metadata may evade relevance screening. Title-level relevance screening can miss relevant papers whose titles avoid standard terminology, and citation-count ranking privileges English-language, high-profile venues. The classification fields were assigned by a single coder; no inter-rater reliability statistic is available. These limitations qualify the quantitative aggregates of Section 3, which should be read as a structured sample of the field’s output rather than a census — and they are the reason this paper describes itself as a scoping review with bibliometric classification rather than as a meta-analysis.</w:t>
+        <w:t>The methodology has limitations that readers should weigh. The corpus is drawn from Crossref-registered journal articles and therefore inherits that registry’s coverage: influential conference papers (a significant venue for control-oriented BMS work) are excluded by design, and very recent articles registered with incomplete metadata may evade relevance screening. Title-level relevance screening can miss relevant papers whose titles avoid standard terminology, and citation-count ranking privileges English-language, high-profile venues. Classification reliability is documented on a 30-paper blind re-coding subset rather than measured corpus-wide (three of five fields above threshold, two below, with sensitivity ranges reported; the re-coding was abstract-level and co-author-coded, per Section 2.5). The classified corpus is additionally quota-curated rather than sampled: its function, year, and method distributions are conditioned on the stratified draw of Section 2.3, and the eligible pool from which it was drawn has its own retrieval-design shaping (unequal query coverage across years, Section 2.2), so neither level supports field-output trend measurement; distributional statements in Section 3 are therefore framed as corpus composition, with quota-free pool-level baselines stated where they exist. These limitations qualify the quantitative aggregates of Section 3, which should be read as a structured sample of the field’s output rather than a census — and they are the reason this paper describes itself as a scoping review with bibliometric classification rather than as a meta-analysis.</w:t>
       </w:r>
     </w:p>
     <w:p>
@@ -1739,7 +1845,7 @@
           <w:i w:val="0"/>
           <w:sz w:val="20"/>
         </w:rPr>
-        <w:t>The corpus spans 2019–2026 with a strongly increasing and then broadening profile: 9 papers in 2020, 13 in 2021, 13 in 2022, 22 in 2023, 20 in 2024, 18 in 2025, and 7 in the first half of 2026, plus the 2019 seed (Fig. 3). Two caveats apply to any reading of this trend. First, the corpus is a curated sample, not a census: it preferentially captures highly cited and recent work, so the shape of the curve partly reflects curation choices as well as field growth. Second, citation counts mechanically over-weight older publications; age-normalized, the post-2023 output is larger than the raw counts suggest. With those caveats, the profile is consistent with the field’s bibliometric explosion after 2019–2020 and with a maturing phase in which incremental single-function estimators increasingly compete with cross-cutting system-level contributions.</w:t>
+        <w:t>The corpus spans 2019–2026 with the following composition: 9 papers in 2020, 13 in 2021, 13 in 2022, 22 in 2023, 20 in 2024, 18 in 2025, and 7 in the partial year 2026 (retrieval date September 2026), plus the 2019 seed (Fig. 3). This profile should be read as the output of the sampling design, not as a measurement of field output. Three design choices shape it. First, the stratified draw of Section 2.3 balanced publication years by construction, so year-to-year differences inside the subset are muted by design rather than observed. Second, the citation-ranked within-stratum rule preferentially captures highly cited work. Third, the eligible pool itself has a retrieval-shaped year mix — the five query passes of Section 2.2 covered year windows unequally (a dedicated 2023 pass, a recency pass from mid-2024, older passes ending 2022), so the pool’s own year profile (55, 85, 139, 223, 56, 126, and 114 records for 2020–2026, plus one record Crossref-stamped 2027) measures query coverage as much as publication. Neither level supports a claim that field output rose, fell, or accelerated; what the composition does show, within those limits, is a broadening from single-function estimators toward cross-cutting system-level contributions in the recent quotas.</w:t>
       </w:r>
     </w:p>
     <w:p>
@@ -1798,7 +1904,7 @@
       <w:r>
         <w:drawing>
           <wp:inline xmlns:a="http://schemas.openxmlformats.org/drawingml/2006/main" xmlns:pic="http://schemas.openxmlformats.org/drawingml/2006/picture">
-            <wp:extent cx="4480560" cy="2532490"/>
+            <wp:extent cx="4480560" cy="2749435"/>
             <wp:docPr id="3" name="Picture 3"/>
             <wp:cNvGraphicFramePr>
               <a:graphicFrameLocks noChangeAspect="1"/>
@@ -1819,7 +1925,7 @@
                   <pic:spPr>
                     <a:xfrm>
                       <a:off x="0" y="0"/>
-                      <a:ext cx="4480560" cy="2532490"/>
+                      <a:ext cx="4480560" cy="2749435"/>
                     </a:xfrm>
                     <a:prstGeom prst="rect"/>
                   </pic:spPr>
@@ -1843,7 +1949,7 @@
           <w:i w:val="0"/>
           <w:sz w:val="18"/>
         </w:rPr>
-        <w:t>Fig. 3 Corpus composition by publication year (bars, left axis) with cumulative total (line, right axis). The 2019 seed study is included in the cumulative count.</w:t>
+        <w:t>Fig. 3 Corpus composition by publication year (bars, left axis) with cumulative total (line, right axis). The 2019 seed study is included in the cumulative count. Years were balanced by the sampling design of Section 2.3, so the profile is corpus composition, not a field-output trend (Section 3.1).</w:t>
       </w:r>
     </w:p>
     <w:p>
@@ -1874,7 +1980,7 @@
           <w:i w:val="0"/>
           <w:sz w:val="20"/>
         </w:rPr>
-        <w:t xml:space="preserve">The defining meta-finding of this review is the compositional shift in method families over the five-year window (Fig. 4, Table 2). Classical ML — Gaussian process regression, support vector machines, ensemble regressors, and shallow networks on engineered features — dominates the early corpus: 11 of the 23 papers published from 2019 through 2021. Deep sequence models (LSTM, GRU, CNN, attention and graph architectures) rise through 2022–2023 and remain the largest single family for prediction tasks thereafter. Physics-informed and hybrid model–data learning — including physics-informed neural networks (PINNs), physics-constrained autoencoders, filter-embedded networks, and multiphysics-ML fusion — emerges in 2021–2022, grows steadily, and becomes the modal family by 2024–2026: counted year by year, the family contributes 1 paper in 2020, 2 in 2021, 3 in 2022, 4 in 2023, 5 in 2024, 4 in 2025, and 5 in 2026 — 14 of its 24 corpus papers fall in 2024–2026, and it is the largest single component of the 7 papers published in 2026 (Table 2 gives the corpus-wide totals; Fig. 4 the yearly shares). Optimization-augmented learning (Bayesian optimization for protocol design, surrogate-assisted multi-objective schemes, and meta-heuristic-tuned networks) peaks in 2023–2024 (11 papers). Transfer and domain-adaptation approaches appear consistently from 2022 and accelerate in 2024–2025 (5 papers), reinforcement learning remains scarce but visible (1 corpus paper), and the first foundation-model and LLM-based studies appear in 2025–2026 (2 papers) </w:t>
+        <w:t xml:space="preserve">The defining meta-finding of this review is the compositional shift in method families across the corpus (Fig. 4, Table 2) — a within-corpus observation under the quota design of Section 2.3, not a field-level growth measurement. Classical ML — Gaussian process regression, support vector machines, ensemble regressors, and shallow networks on engineered features — dominates the early corpus: 12 of the 23 papers published from 2019 through 2021. Deep sequence models (LSTM, GRU, CNN, attention and graph architectures) rise through 2022–2023 and remain the largest single family for prediction tasks thereafter. Physics-informed and hybrid model–data learning — including physics-informed neural networks (PINNs), physics-constrained autoencoders, filter-embedded networks, and multiphysics-ML fusion — emerges in 2021–2022 and grows steadily: counted year by year, the family contributes 1, 2, 3, 3, 4, 4, and 5 primary papers in 2020–2026 — the only family with a monotonically non-decreasing primary trajectory within the subset, with 2026 a partial year at the September 2026 retrieval — so that 13 of its 22 primary papers fall in 2024–2026 and it is the largest single family among the 7 papers published in 2026 (24 family-coded papers including two review-type syntheses; Table 2 gives the primary totals; Fig. 4 the yearly counts). Optimization-augmented learning (Bayesian optimization for protocol design, surrogate-assisted multi-objective schemes, and meta-heuristic-tuned networks) peaks in 2024 (5 of its 11 papers). Transfer and domain-adaptation approaches appear consistently from 2022 and accelerate in 2024–2025 (3 of its 5 papers), reinforcement learning remains scarce but visible (1 primary paper, with RL embedded in further studies), and the first foundation-model and LLM-based studies appear in 2025–2026 (2 papers) </w:t>
       </w:r>
       <w:r>
         <w:rPr>
@@ -1906,7 +2012,7 @@
           <w:i w:val="0"/>
           <w:sz w:val="18"/>
         </w:rPr>
-        <w:t>Table 2 Method families in the corpus: representative techniques, strengths, and limitations</w:t>
+        <w:t>Table 2 Method families: representative techniques, strengths, and limitations. Counts are the 88 primary-application papers; the three review-type syntheses coded under a method family plus the 12 method-family reviews are accounted for in the function-by-year composition table.</w:t>
       </w:r>
     </w:p>
     <w:tbl>
@@ -2066,7 +2172,7 @@
                 <w:i w:val="0"/>
                 <w:sz w:val="17"/>
               </w:rPr>
-              <w:t>29</w:t>
+              <w:t>28</w:t>
             </w:r>
           </w:p>
         </w:tc>
@@ -2258,7 +2364,7 @@
                 <w:i w:val="0"/>
                 <w:sz w:val="17"/>
               </w:rPr>
-              <w:t>24</w:t>
+              <w:t>22</w:t>
             </w:r>
           </w:p>
         </w:tc>
@@ -2563,7 +2669,7 @@
                 <w:i w:val="0"/>
                 <w:sz w:val="17"/>
               </w:rPr>
-              <w:t>Deep-RL prognostic model selection</w:t>
+              <w:t>Deep-RL prognostic model selection (also an embedded component in further studies)</w:t>
             </w:r>
           </w:p>
         </w:tc>
@@ -2659,7 +2765,7 @@
                 <w:i w:val="0"/>
                 <w:sz w:val="17"/>
               </w:rPr>
-              <w:t>Domain-tuned LLM agents for risk analysis and orchestration</w:t>
+              <w:t>LLM incident-risk analysis; LLM-based SOH estimation with uncertainty-gated physics fallback</w:t>
             </w:r>
           </w:p>
         </w:tc>
@@ -2676,7 +2782,7 @@
                 <w:i w:val="0"/>
                 <w:sz w:val="17"/>
               </w:rPr>
-              <w:t>Reasoning over heterogeneous text/system context</w:t>
+              <w:t>Reasoning over heterogeneous text/system context; transferable priors</w:t>
             </w:r>
           </w:p>
         </w:tc>
@@ -2843,7 +2949,7 @@
       <w:r>
         <w:drawing>
           <wp:inline xmlns:a="http://schemas.openxmlformats.org/drawingml/2006/main" xmlns:pic="http://schemas.openxmlformats.org/drawingml/2006/picture">
-            <wp:extent cx="4480560" cy="2498774"/>
+            <wp:extent cx="4480560" cy="1929130"/>
             <wp:docPr id="4" name="Picture 4"/>
             <wp:cNvGraphicFramePr>
               <a:graphicFrameLocks noChangeAspect="1"/>
@@ -2864,7 +2970,7 @@
                   <pic:spPr>
                     <a:xfrm>
                       <a:off x="0" y="0"/>
-                      <a:ext cx="4480560" cy="2498774"/>
+                      <a:ext cx="4480560" cy="1929130"/>
                     </a:xfrm>
                     <a:prstGeom prst="rect"/>
                   </pic:spPr>
@@ -2888,7 +2994,7 @@
           <w:i w:val="0"/>
           <w:sz w:val="18"/>
         </w:rPr>
-        <w:t>Fig. 4 Evolution of method-family shares in the corpus by publication year (share of papers published in each year). The 2019 seed (classical ML) is omitted for scale; families with fewer than two papers are pooled into their nearest parent family.</w:t>
+        <w:t>Fig. 4 Method-family composition of the classified subset by publication year (paper counts; reviews shown as their own band). Yearly totals match the corpus totals of Table 3. Composition of the curated subset under the Section 2.3 quota design; not a field-level trend measurement (Section 3.2).</w:t>
       </w:r>
     </w:p>
     <w:p>
@@ -2903,7 +3009,7 @@
           <w:i w:val="0"/>
           <w:sz w:val="20"/>
         </w:rPr>
-        <w:t>Three observations qualify this trajectory. First, the families are not mutually exclusive in practice — a PSO-tuned LSTM is simultaneously deep learning and optimization-augmented learning — and the corpus classification assigns each paper to its dominant family; the composition therefore understates method mixing. Second, the rise of physics-informed learning is partly a response to the recognized brittleness of purely data-driven models under distribution shift, but physics-informed papers in the corpus are, on average, validated no more stringently than others — if anything somewhat less stringently, a point quantified in Section 3.4. Third, the foundation-model cluster is too small to represent a trend; its significance is that LLM-based management (fleet risk analysis and vehicle-cloud orchestration) is appearing in mainstream energy journals at all.</w:t>
+        <w:t>Three observations qualify this trajectory. First, the families are not mutually exclusive in practice — a PSO-tuned LSTM is simultaneously deep learning and optimization-augmented learning — and the corpus classification assigns each paper to its dominant family; the composition therefore understates method mixing. Second, the rise of physics-informed learning is partly a response to the recognized brittleness of purely data-driven models under distribution shift, but physics-informed papers in the corpus are, on average, validated no more stringently than others — if anything somewhat less stringently, a point quantified in Section 3.4. Third, the foundation-model cluster is too small to represent a trend; its significance is that LLM-based management (fleet risk analysis and LLM-based health estimation, Section 8.4) is appearing in mainstream energy journals at all. A pool-level cross-check bounds these observations: among the 799 eligible records, method-theme query tags show no monotonic physics-informed trend once the retrieval windows’ unequal year coverage is accounted for, so the family trajectories of this section describe the curated subset alone.</w:t>
       </w:r>
     </w:p>
     <w:p>
@@ -2934,7 +3040,7 @@
           <w:i w:val="0"/>
           <w:sz w:val="20"/>
         </w:rPr>
-        <w:t xml:space="preserve">Functionally, the corpus is dominated by the health-prognostics complex: health estimation (20 papers) and remaining-useful-life prognostics (15) together account for 34% of the 103-paper corpus, followed by the cross-cutting cluster (24, including reviews, physics-informed methods, interpretability, transfer learning, digital twins, cloud/fleet themes, and foundation models), state estimation (17), fault and safety (9), charging control (8), thermal management (8), and cell balancing/ECM (2) (Fig. 4). Fig. 5 matches the all-corpus totals of Table 3 (103 papers); Fig. 1, by contrast, is drawn over the 91-paper primary-application corpus and excludes the 12 reviews, with the per-function reconciliation stated in that figure’s caption and in Table 3’s “of which reviews” column. The concentration on SOH/RUL mirrors publication-volume patterns in the wider literature and reflects the strong commercial pull of lifetime prediction for warranties and second-life markets. By contrast, the thin representation of cell balancing is telling: balancing remains dominated by classical control practice, and ML has so far contributed mainly at the level of pack-level insight rather than as a balancing controller — the corpus’s most-cited balancing-related result is the demonstration that routine balancing can be dispensed with in well-managed packs, reducing hazardous lithium-plating side reactions </w:t>
+        <w:t xml:space="preserve">Functionally, the corpus is dominated by the health-prognostics complex: health estimation (20 papers) and remaining-useful-life prognostics (15) together account for 34% of the 103-paper corpus, followed by the cross-cutting cluster (24, including reviews, physics-informed methods, interpretability, transfer learning, digital twins, cloud/fleet themes, and foundation models), state estimation (17), fault and safety (9), charging control (8), thermal management (8), and cell balancing/ECM (2) (Fig. 5). Fig. 5 matches the all-corpus totals of Table 3 (103 papers); Fig. 1, by contrast, is drawn over the 88-paper primary-application corpus and excludes the 15 review-labelled papers, with the per-function reconciliation stated in that figure’s caption and in Table 3’s Reviews column. Because these shares are conditioned on the sampling quotas (Section 2.3), the quota-free eligible pool provides the check. Its query-theme tags — which reproduce the subset’s full-text primary-function label for 53 of the 75 core-area papers found in the pool (71%, counting a hit when any of a record’s tags matches; Section 2.5) — give health estimation 158, state estimation 133, prognostics 103, thermal management 99, fault and safety 96, charging control 64, and cell balancing 38 of 799 records. The pool confirms the same ordering at the top: the health-prognostics complex dominates, consistent with the commercial pull of lifetime prediction for warranties and second-life markets. It also confirms the same floor — balancing is the smallest core function at pool level as well as in the subset, so its thin representation is a property of the retrieved literature rather than an artifact of the quotas, and ML has so far contributed mainly at the level of pack-level insight rather than as a balancing controller — the corpus’s most-cited balancing-related result is the demonstration that routine balancing can be dispensed with in well-managed packs, reducing hazardous lithium-plating side reactions </w:t>
       </w:r>
       <w:r>
         <w:rPr>
@@ -2950,7 +3056,7 @@
           <w:i w:val="0"/>
           <w:sz w:val="20"/>
         </w:rPr>
-        <w:t>.</w:t>
+        <w:t>. Thermal management, by contrast, is not scarce at pool level (99 tagged records, comparable to fault and safety): the subset’s small thermal count reflects the coding scheme — thermal-runaway papers are coded under fault and safety — and the curation quotas, not field scarcity; the genuine thermal deficit is evidential rather than topical, since no subset paper yet closes the thermal control loop on hardware (Section 7.1).</w:t>
       </w:r>
     </w:p>
     <w:p>
@@ -2966,7 +3072,7 @@
           <w:i w:val="0"/>
           <w:sz w:val="18"/>
         </w:rPr>
-        <w:t>Table 3 Corpus composition: management function by publication year. The Reviews column counts the 12 method-family reviews; Primary = Total − Reviews gives the primary-application counts used in Fig. 1.</w:t>
+        <w:t>Table 3 Corpus composition: management function by publication year. The Reviews column counts the 12 method-family reviews plus the 3 review-type syntheses coded under their dominant method family; Primary = Total − Reviews is the 88-paper primary-application count used in Fig. 1.</w:t>
       </w:r>
     </w:p>
     <w:tbl>
@@ -3936,7 +4042,7 @@
                 <w:i w:val="0"/>
                 <w:sz w:val="17"/>
               </w:rPr>
-              <w:t>2</w:t>
+              <w:t>5</w:t>
             </w:r>
           </w:p>
         </w:tc>
@@ -3956,7 +4062,7 @@
                 <w:i w:val="0"/>
                 <w:sz w:val="17"/>
               </w:rPr>
-              <w:t>22</w:t>
+              <w:t>19</w:t>
             </w:r>
           </w:p>
         </w:tc>
@@ -5406,7 +5512,7 @@
                 <w:i w:val="0"/>
                 <w:sz w:val="17"/>
               </w:rPr>
-              <w:t>12</w:t>
+              <w:t>15</w:t>
             </w:r>
           </w:p>
         </w:tc>
@@ -5426,7 +5532,7 @@
                 <w:i w:val="0"/>
                 <w:sz w:val="17"/>
               </w:rPr>
-              <w:t>91</w:t>
+              <w:t>88</w:t>
             </w:r>
           </w:p>
         </w:tc>
@@ -5450,7 +5556,7 @@
           <w:i w:val="0"/>
           <w:sz w:val="20"/>
         </w:rPr>
-        <w:t>Chemistry and venue concentration complete the corpus profile. NMC-type cells anchor 53 of the 103 studies and LFP 15; the remainder split across LCO, lithium-metal, lithium–sulfur, mixed panels, and unspecified chemistries — a distribution that mirrors EV market share but leaves sodium-ion, solid-state, and high-temperature systems nearly absent from the ML-management literature. Venue concentration is equally marked: the Journal of Energy Storage (14 papers), Energy (13), and Applied Energy (9) head the corpus, with Journal of Power Sources, Energy Storage Materials, and Reliability Engineering &amp; System Safety following; IEEE transactions account for most of the remainder. The implication for readers is that the ML-BMS literature’s center of gravity sits in energy-systems journals rather than in machine-learning venues — a sign that impact is currently demonstrated in application terms rather than in methodological novelty.</w:t>
+        <w:t>Chemistry and venue concentration complete the corpus profile. NMC-type cells anchor 54 of the 103 studies and LFP 15; the remainder split across LCO, lithium-metal, lithium–sulfur, mixed panels, and unspecified chemistries — a distribution that mirrors EV market share but leaves sodium-ion, solid-state, and high-temperature systems nearly absent from the ML-management literature. Venue concentration is equally marked: the Journal of Energy Storage (15 papers), Energy (13), and Applied Energy (9) head the corpus, with Journal of Power Sources, Energy Storage Materials, and Reliability Engineering &amp; System Safety following; IEEE venues account for 7 of the 103 papers, three of them in IEEE Transactions on Transportation Electrification. The pool shows the same shape — Journal of Energy Storage 103, Energy 61, and Batteries 45 of 799 records, with IEEE-prefixed venues at 9.0% — so for readers the practical consequence is that the ML-BMS literature’s center of gravity sits in energy-systems journals rather than in machine-learning venues: partly a statement about where this work is reviewed and indexed, and partly a Crossref-registry artifact (Section 2.2), rather than evidence about how impact is achieved in this field.</w:t>
       </w:r>
     </w:p>
     <w:p>
@@ -5538,7 +5644,7 @@
           <w:i w:val="0"/>
           <w:sz w:val="20"/>
         </w:rPr>
-        <w:t xml:space="preserve">The data underpinning the corpus are strikingly concentrated (Fig. 6, Table 4). Thirty-six papers rely primarily on laboratory cycling of the authors’ own cells; the public Severson/Toyota-MIT–Stanford (MATR) cycle-life dataset alone supports 11 papers, NASA and CALCE datasets support 6 each, and laboratory impedance spectroscopy 6; 10 papers use real vehicle or fleet data as their primary data source — a distinct measure from the 9 studies whose </w:t>
+        <w:t xml:space="preserve">The data underpinning the corpus are strikingly concentrated (Fig. 6, Table 4). Thirty-six papers rely primarily on laboratory cycling of the authors’ own cells; the public Severson/Toyota-MIT–Stanford (MATR) cycle-life dataset alone supports 11 papers, NASA and CALCE datasets support 6 each, and laboratory impedance spectroscopy 6; 10 papers use real vehicle or fleet data as their primary data source — a distinct measure from the 8 studies whose </w:t>
       </w:r>
       <w:r>
         <w:rPr>
@@ -5556,7 +5662,7 @@
           <w:i w:val="0"/>
           <w:sz w:val="20"/>
         </w:rPr>
-        <w:t xml:space="preserve"> is an online or real-vehicle demonstration (Section 3.4); 12 are simulation-based; and 15 are reviews or perspectives that synthesize rather than generate data. Chemistry reporting is similarly skewed: 53 papers work on NMC-based cells, 15 on LFP, and the remainder on LCO, lithium-metal, lithium–sulfur, mixed panels, or unspecified chemistries.</w:t>
+        <w:t xml:space="preserve"> is an online or real-vehicle demonstration; 12 are simulation-based; and 15 are reviews or perspectives that synthesize rather than generate data. Chemistry reporting is similarly skewed: 54 papers work on NMC-based cells, 15 on LFP, and the remainder on LCO, lithium-metal, lithium–sulfur, mixed panels, or unspecified chemistries.</w:t>
       </w:r>
     </w:p>
     <w:p>
@@ -5571,7 +5677,7 @@
           <w:i w:val="0"/>
           <w:sz w:val="20"/>
         </w:rPr>
-        <w:t xml:space="preserve">Validation practice — arguably the field’s most consequential weakness — is summarized in Fig. 6 (right panel). Twenty-four papers validate on cross-cell holdout protocols, the most defensible laboratory standard; but 12 papers use within-cell splits (training and testing on interleaved segments of the same cell’s life), 5 use k-fold cross-validation without cross-cell isolation, and 15 are reviews without primary validation. Only 9 studies validate a system online or on real vehicle/fleet data, and only 7 validate across chemistries. Because fleet-data </w:t>
+        <w:t xml:space="preserve">Validation practice — arguably the field’s most consequential weakness — is summarized in Fig. 6 (right panel). Twenty-four papers validate on cross-cell holdout protocols, the most defensible laboratory standard; but 12 papers use within-cell splits (training and testing on interleaved segments of the same cell’s life), 5 use k-fold cross-validation without cross-cell isolation, and 15 are reviews without primary validation. Only 8 studies validate a system online or on real vehicle/fleet data, and only 7 validate across chemistries. Because fleet-data </w:t>
       </w:r>
       <w:r>
         <w:rPr>
@@ -5607,7 +5713,7 @@
           <w:i w:val="0"/>
           <w:sz w:val="20"/>
         </w:rPr>
-        <w:t xml:space="preserve"> are different measures, Table 7 cross-tabulates them: of the 10 papers whose primary data are real-vehicle or fleet streams, 8 are online-validated and 2 are validated by transfer or case-study protocols instead; the 9th online-validated study uses laboratory data. This distribution quantifies a widely acknowledged but rarely measured problem: the majority of published accuracy claims are established under laboratory regimes that differ from deployment in chemistry coverage, temperature envelope, current-profile realism, and sensor quality — a gap that recurs throughout Sections 4–8.</w:t>
+        <w:t xml:space="preserve"> are different measures, Table 6 cross-tabulates them: of the 10 papers whose primary data are real-vehicle or fleet streams, 8 are online-validated and 2 are validated by cross-domain holdout or case-study protocols instead (a laboratory-data paper whose online claim was a desktop demonstration was recoded to experimental hardware after full-text re-check). This distribution quantifies a widely acknowledged but rarely measured problem: the majority of published accuracy claims are established under laboratory regimes that differ from deployment in chemistry coverage, temperature envelope, current-profile realism, and sensor quality — a gap that recurs throughout Sections 4–8.</w:t>
       </w:r>
     </w:p>
     <w:p>
@@ -6337,7 +6443,7 @@
           <w:i w:val="0"/>
           <w:sz w:val="20"/>
         </w:rPr>
-        <w:t>Validation practice deserves its own cross-tabulation because it moderates every accuracy claim in the corpus (Table 5). Cross-cell holdout — training on some cells and testing on unseen siblings — is the strongest widely used laboratory protocol (24 papers), and cross-chemistry or cross-domain transfer studies make the strictest demands (10 papers). At the weaker end, within-cell splits (12 papers) and unsupervised k-fold cross-validation (5 papers) leak trajectory information between train and test sets, producing optimistic errors that do not survive cell-to-cell variability; the review literature has long warned of this, and the corpus quantifies the warning. Experimental-hardware demonstrations (19 papers) and online or real-vehicle demonstrations (9 papers) anchor the strong end of the spectrum, and it is these — not the largest architectures — that carry the field’s deployment evidence. Crossing validation practice with method family substantiates Section 3.2’s remark with numbers: 13 of the 24 physics-informed/hybrid papers (54%) use one of the strong protocols, against 49 of the other 67 primary-application papers (73%) — a physics prior does not, in itself, buy validation rigor.</w:t>
+        <w:t>Validation practice deserves its own cross-tabulation because it moderates every accuracy claim in the corpus (Table 5). Cross-cell holdout — training on some cells and testing on unseen siblings — is the strongest widely used laboratory protocol (24 papers), and cross-chemistry or cross-domain transfer studies make the strictest demands (10 papers). At the weaker end, within-cell splits (12 papers) and unsupervised k-fold cross-validation (5 papers) leak trajectory information between train and test sets, producing optimistic errors that do not survive cell-to-cell variability; the review literature has long warned of this, and the corpus quantifies the warning. Experimental-hardware demonstrations (20 papers) and online or real-vehicle demonstrations (8 papers) anchor the deployment end of the spectrum, and it is these — not the largest architectures — that carry the field’s deployment evidence. Crossing validation practice with method family substantiates Section 3.2’s remark with numbers: 8 of the 22 physics-informed/hybrid primary papers (36%) use a strong protocol, against 34 of the 66 other primary papers (52%) — Fisher’s exact p = 0.32, odds ratio 0.54 (95% CI 0.21–1.46); under the broader definition of stringency (Section 2.5) that also counts experimental-hardware demonstrations, the contrast is 13 of 22 (59%) versus 49 of 66 (74%), p = 0.19. Neither difference is statistically significant. To quantify how much these counts depend on the single-coder labels, a label-noise scenario analysis perturbs them directly. In each of 4,000 seeded Monte Carlo draws (seed 7), a label-flip rate is drawn from a Normal distribution centered on the observed coder-versus-label bucket error rate of the reliability study (0.40 and 0.30 for the two coders; mean 0.35) with standard deviation 0.02, truncated at zero; the drawn rate then flips strong/non-strong bucket labels at random across the 88 primary papers, and both the overall strong share and the physics-versus-other Fisher exact test are recomputed. The strong-protocol count spans 35–52 of the 88 primary papers (39.8–59.1%), and the family contrast remains non-significant in 94.9% of draws — a physics prior does not, in itself, demonstrably buy validation rigor.</w:t>
       </w:r>
     </w:p>
     <w:p>
@@ -6535,7 +6641,7 @@
                 <w:i w:val="0"/>
                 <w:sz w:val="17"/>
               </w:rPr>
-              <w:t>19</w:t>
+              <w:t>20</w:t>
             </w:r>
           </w:p>
         </w:tc>
@@ -6721,7 +6827,7 @@
                 <w:i w:val="0"/>
                 <w:sz w:val="17"/>
               </w:rPr>
-              <w:t>9</w:t>
+              <w:t>8</w:t>
             </w:r>
           </w:p>
         </w:tc>
@@ -7073,7 +7179,7 @@
           <w:i w:val="0"/>
           <w:sz w:val="18"/>
         </w:rPr>
-        <w:t>Table 7 Cross-tabulation of fleet-data use against online validation (103 papers). Fleet-data use describes the primary data source; online validation describes the validation protocol; their overlap is 8 of 10 fleet-data papers. The right-hand column pools the validation categories of Table 5.</w:t>
+        <w:t>Table 6 Cross-tabulation of fleet-data use against online validation (103 classified papers). Fleet-data use describes the primary data source; online validation describes the validation protocol; their overlap is 8 of 10 fleet-data papers. A laboratory-data online demonstration was recoded to experimental hardware after full-text re-check (per the codebook absorbing rule). The right-hand column pools the environment-only validation categories defined with the classification framework.</w:t>
       </w:r>
     </w:p>
     <w:tbl>
@@ -7148,7 +7254,7 @@
                 <w:b/>
                 <w:sz w:val="17"/>
               </w:rPr>
-              <w:t>All other validation protocols (Table 5)</w:t>
+              <w:t>All other validation protocols</w:t>
             </w:r>
           </w:p>
         </w:tc>
@@ -7229,7 +7335,7 @@
                 <w:i w:val="0"/>
                 <w:sz w:val="17"/>
               </w:rPr>
-              <w:t>2 (transfer; case study)</w:t>
+              <w:t>2 (cross-domain holdout; case study)</w:t>
             </w:r>
           </w:p>
         </w:tc>
@@ -7283,23 +7389,6 @@
             <w:tcW w:type="dxa" w:w="2340"/>
           </w:tcPr>
           <w:p>
-            <w:r/>
-            <w:r>
-              <w:rPr>
-                <w:rFonts w:ascii="Times New Roman" w:hAnsi="Times New Roman"/>
-                <w:b w:val="0"/>
-                <w:i w:val="0"/>
-                <w:sz w:val="17"/>
-              </w:rPr>
-              <w:t>1 (laboratory-data demonstration)</w:t>
-            </w:r>
-          </w:p>
-        </w:tc>
-        <w:tc>
-          <w:tcPr>
-            <w:tcW w:type="dxa" w:w="2340"/>
-          </w:tcPr>
-          <w:p>
             <w:pPr>
               <w:jc w:val="center"/>
             </w:pPr>
@@ -7311,7 +7400,27 @@
                 <w:i w:val="0"/>
                 <w:sz w:val="17"/>
               </w:rPr>
-              <w:t>92</w:t>
+              <w:t>0</w:t>
+            </w:r>
+          </w:p>
+        </w:tc>
+        <w:tc>
+          <w:tcPr>
+            <w:tcW w:type="dxa" w:w="2340"/>
+          </w:tcPr>
+          <w:p>
+            <w:pPr>
+              <w:jc w:val="center"/>
+            </w:pPr>
+            <w:r/>
+            <w:r>
+              <w:rPr>
+                <w:rFonts w:ascii="Times New Roman" w:hAnsi="Times New Roman"/>
+                <w:b w:val="0"/>
+                <w:i w:val="0"/>
+                <w:sz w:val="17"/>
+              </w:rPr>
+              <w:t>93</w:t>
             </w:r>
           </w:p>
         </w:tc>
@@ -7376,7 +7485,7 @@
                 <w:i w:val="0"/>
                 <w:sz w:val="17"/>
               </w:rPr>
-              <w:t>9</w:t>
+              <w:t>8</w:t>
             </w:r>
           </w:p>
         </w:tc>
@@ -7396,7 +7505,7 @@
                 <w:i w:val="0"/>
                 <w:sz w:val="17"/>
               </w:rPr>
-              <w:t>94</w:t>
+              <w:t>95</w:t>
             </w:r>
           </w:p>
         </w:tc>
@@ -7455,7 +7564,7 @@
           <w:i w:val="0"/>
           <w:sz w:val="20"/>
         </w:rPr>
-        <w:t>The concentration can be stated as a metric. Across 2019–2026, 23 corpus papers — more than a fifth of the primary-application corpus — rest on the same three public benchmarks (MATR, NASA, CALCE; Fig. 7). Because these benchmarks together contain on the order of a few hundred cells, the field’s effective empirical sample has grown far more slowly than its publication count: output rose from single digits per year in 2019–2020 to 15–20 papers per year by 2023–2025, while benchmark-reuse kept pace step for step. We call this pattern benchmark saturation: the empirical base on which the community calibrates and compares estimators is approximately fixed while the literature multiplies on top of it, which inflates apparent comparability and hides dataset-specific failure modes.</w:t>
+        <w:t>The concentration can be stated as a metric. Across 2019–2026, 23 primary papers — 26% of the 88 primary-application papers — rest on the same three public benchmarks (MATR, NASA, CALCE; Fig. 7). These benchmarks together contain on the order of a few hundred cells, while 36 further papers rest on private laboratory data that are rarely released: the empirical base is therefore not one benchmark monoculture but two poles — a small set of shared benchmarks onto which comparative claims crowd, and many unshared laboratory datasets over which accuracy claims cannot be audited at all. Output rose from single digits per year in 2019–2020 to 18–22 papers per year in 2023–2025, but benchmark reuse itself fluctuates between 1 and 7 papers per year with no trend, so no saturation dynamic is claimed; the structural finding is this two-pole data fragmentation, which inflates apparent comparability on the shared pole and precludes reproducibility on the private one.</w:t>
       </w:r>
     </w:p>
     <w:p>
@@ -7467,7 +7576,7 @@
       <w:r>
         <w:drawing>
           <wp:inline xmlns:a="http://schemas.openxmlformats.org/drawingml/2006/main" xmlns:pic="http://schemas.openxmlformats.org/drawingml/2006/picture">
-            <wp:extent cx="4480560" cy="2498774"/>
+            <wp:extent cx="4480560" cy="2757268"/>
             <wp:docPr id="7" name="Picture 7"/>
             <wp:cNvGraphicFramePr>
               <a:graphicFrameLocks noChangeAspect="1"/>
@@ -7488,7 +7597,7 @@
                   <pic:spPr>
                     <a:xfrm>
                       <a:off x="0" y="0"/>
-                      <a:ext cx="4480560" cy="2498774"/>
+                      <a:ext cx="4480560" cy="2757268"/>
                     </a:xfrm>
                     <a:prstGeom prst="rect"/>
                   </pic:spPr>
@@ -7512,7 +7621,7 @@
           <w:i w:val="0"/>
           <w:sz w:val="18"/>
         </w:rPr>
-        <w:t>Fig. 7 Benchmark saturation. Papers using the three dominant public benchmarks per year (stacked bars, left axis) against total corpus output per year (line, right axis). Benchmark reuse tracks publication growth throughout the window: the empirical base does not broaden as the literature multiplies.</w:t>
+        <w:t>Fig. 7 Benchmark reuse versus classified-subset output. Papers in the classified subset using the three dominant public benchmarks per year (stacked bars, left axis) against classified-subset papers per year (line, right axis). Both series describe the curated 103-study subset, not the eligible corpus; benchmark reuse fluctuates year to year rather than tracking output.</w:t>
       </w:r>
     </w:p>
     <w:p>
@@ -7543,7 +7652,7 @@
           <w:i w:val="0"/>
           <w:sz w:val="20"/>
         </w:rPr>
-        <w:t>Because the corpus excludes conference proceedings — a major venue for control-oriented BMS work (CDC, ACC, IFAC, VPPC, ITEC) — the validation findings of Section 3.4 could in principle be an artifact of venue selection: if conference papers systematically demonstrate more hardware and hardware-in-the-loop validation than journals, the journal-only sample would understate the field’s actual practice. To test this, we curated a sensitivity set of 14 machine-learning battery papers from six control and transportation-electrification venues (ACC, ECC, CCDC, APEC, VPPC, ITEC, 2019–2025), retrieved by venue-scoped Crossref queries, restricted to proceedings articles, ranked by citation count, and verified by the same DOI-resolution procedure as the main corpus (released as conference_sensitivity.csv). Validation practice was classified conservatively from the indexed abstracts by keyword screening into four classes: hardware/experimental stated, public dataset, simulation-level, and not stated.</w:t>
+        <w:t>Because the corpus excludes conference proceedings — a major venue for control-oriented BMS work (CDC, ACC, IFAC, VPPC, ITEC) — the validation findings of Section 3.4 could in principle be an artifact of venue selection: if conference papers systematically demonstrate more hardware and hardware-in-the-loop validation than journals, the journal-only sample would understate the field’s actual practice. To test this, we curated a sensitivity set of 14 battery papers from six control and transportation-electrification venues (ACC, ECC, CCDC, APEC, VPPC, ITEC, 2019–2025), retrieved by venue-scoped Crossref queries, restricted to proceedings articles, ranked by citation count, and verified by the same DOI-resolution procedure as the main corpus (released in full as conference_sensitivity.csv). A pre-stated inclusion rule was then applied mechanically to all retrieved proceedings papers (Table 7 lists all 14 with the rule's outcome): a paper enters the learning-path comparison only if machine learning is a substantive component of its contribution. Under this rule 8 of the 14 qualify; the remainder are conventional model-based estimators (Kalman-filter variants, multiple-model adaptive estimation, batch least squares), an EKF-critique, and one overview, and all 14 are released so that the rule can be audited rather than trusted. Validation practice was classified conservatively from the indexed abstracts into four classes: hardware/experimental stated, public dataset, simulation-level, and not stated.</w:t>
       </w:r>
     </w:p>
     <w:p>
@@ -7559,7 +7668,7 @@
           <w:i w:val="0"/>
           <w:sz w:val="18"/>
         </w:rPr>
-        <w:t>Table 6 Conference sensitivity set: 14 machine-learning battery papers from control and transportation-electrification venues (2019–2025), Crossref-verified, with validation evidence stated in their indexed abstracts.</w:t>
+        <w:t>Table 7 Conference-path descriptive set: all 14 battery papers retrieved from control and transportation-electrification venues (2019–2025), Crossref-verified, with validation evidence stated in their indexed abstracts. The pre-stated inclusion rule (machine learning as a substantive component of the contribution) retains 8 of the 14 for the learning-path comparison; the remainder are conventional model-based estimators or an overview and are retained here for transparency.</w:t>
       </w:r>
     </w:p>
     <w:tbl>
@@ -7572,10 +7681,11 @@
         <w:tblLayout w:type="fixed"/>
       </w:tblPr>
       <w:tblGrid>
-        <w:gridCol w:w="1872"/>
-        <w:gridCol w:w="1296"/>
+        <w:gridCol w:w="1368"/>
+        <w:gridCol w:w="1224"/>
         <w:gridCol w:w="2880"/>
-        <w:gridCol w:w="3311"/>
+        <w:gridCol w:w="1080"/>
+        <w:gridCol w:w="2664"/>
       </w:tblGrid>
       <w:tr>
         <w:trPr>
@@ -7584,7 +7694,7 @@
         </w:trPr>
         <w:tc>
           <w:tcPr>
-            <w:tcW w:type="dxa" w:w="1872"/>
+            <w:tcW w:type="dxa" w:w="1368"/>
           </w:tcPr>
           <w:p>
             <w:pPr>
@@ -7603,7 +7713,7 @@
         </w:tc>
         <w:tc>
           <w:tcPr>
-            <w:tcW w:type="dxa" w:w="1296"/>
+            <w:tcW w:type="dxa" w:w="1224"/>
           </w:tcPr>
           <w:p>
             <w:pPr>
@@ -7635,13 +7745,32 @@
                 <w:b/>
                 <w:sz w:val="17"/>
               </w:rPr>
-              <w:t>Method family (short)</w:t>
-            </w:r>
-          </w:p>
-        </w:tc>
-        <w:tc>
-          <w:tcPr>
-            <w:tcW w:type="dxa" w:w="3312"/>
+              <w:t>Method (short)</w:t>
+            </w:r>
+          </w:p>
+        </w:tc>
+        <w:tc>
+          <w:tcPr>
+            <w:tcW w:type="dxa" w:w="1080"/>
+          </w:tcPr>
+          <w:p>
+            <w:pPr>
+              <w:jc w:val="center"/>
+            </w:pPr>
+            <w:r/>
+            <w:r>
+              <w:rPr>
+                <w:rFonts w:ascii="Times New Roman" w:hAnsi="Times New Roman"/>
+                <w:b/>
+                <w:sz w:val="17"/>
+              </w:rPr>
+              <w:t>Learning-based?</w:t>
+            </w:r>
+          </w:p>
+        </w:tc>
+        <w:tc>
+          <w:tcPr>
+            <w:tcW w:type="dxa" w:w="2664"/>
           </w:tcPr>
           <w:p>
             <w:pPr>
@@ -7665,7 +7794,7 @@
         </w:trPr>
         <w:tc>
           <w:tcPr>
-            <w:tcW w:type="dxa" w:w="1872"/>
+            <w:tcW w:type="dxa" w:w="1368"/>
           </w:tcPr>
           <w:p>
             <w:pPr>
@@ -7685,7 +7814,7 @@
         </w:tc>
         <w:tc>
           <w:tcPr>
-            <w:tcW w:type="dxa" w:w="1296"/>
+            <w:tcW w:type="dxa" w:w="1224"/>
           </w:tcPr>
           <w:p>
             <w:pPr>
@@ -7716,7 +7845,7 @@
                 <w:i w:val="0"/>
                 <w:sz w:val="17"/>
               </w:rPr>
-              <w:t xml:space="preserve">LSTM recurrent network </w:t>
+              <w:t xml:space="preserve">LSTM recurrent network with transfer learning </w:t>
             </w:r>
             <w:r>
               <w:rPr>
@@ -7729,7 +7858,27 @@
         </w:tc>
         <w:tc>
           <w:tcPr>
-            <w:tcW w:type="dxa" w:w="3312"/>
+            <w:tcW w:type="dxa" w:w="1080"/>
+          </w:tcPr>
+          <w:p>
+            <w:pPr>
+              <w:jc w:val="center"/>
+            </w:pPr>
+            <w:r/>
+            <w:r>
+              <w:rPr>
+                <w:rFonts w:ascii="Times New Roman" w:hAnsi="Times New Roman"/>
+                <w:b w:val="0"/>
+                <w:i w:val="0"/>
+                <w:sz w:val="17"/>
+              </w:rPr>
+              <w:t>Yes</w:t>
+            </w:r>
+          </w:p>
+        </w:tc>
+        <w:tc>
+          <w:tcPr>
+            <w:tcW w:type="dxa" w:w="2664"/>
           </w:tcPr>
           <w:p>
             <w:r/>
@@ -7751,7 +7900,7 @@
         </w:trPr>
         <w:tc>
           <w:tcPr>
-            <w:tcW w:type="dxa" w:w="1872"/>
+            <w:tcW w:type="dxa" w:w="1368"/>
           </w:tcPr>
           <w:p>
             <w:pPr>
@@ -7765,13 +7914,13 @@
                 <w:i w:val="0"/>
                 <w:sz w:val="17"/>
               </w:rPr>
-              <w:t>VPPC 2021</w:t>
-            </w:r>
-          </w:p>
-        </w:tc>
-        <w:tc>
-          <w:tcPr>
-            <w:tcW w:type="dxa" w:w="1296"/>
+              <w:t>VPPC 2019</w:t>
+            </w:r>
+          </w:p>
+        </w:tc>
+        <w:tc>
+          <w:tcPr>
+            <w:tcW w:type="dxa" w:w="1224"/>
           </w:tcPr>
           <w:p>
             <w:pPr>
@@ -7785,7 +7934,7 @@
                 <w:i w:val="0"/>
                 <w:sz w:val="17"/>
               </w:rPr>
-              <w:t>SOH</w:t>
+              <w:t>SOC</w:t>
             </w:r>
           </w:p>
         </w:tc>
@@ -7802,7 +7951,7 @@
                 <w:i w:val="0"/>
                 <w:sz w:val="17"/>
               </w:rPr>
-              <w:t xml:space="preserve">ML ensemble </w:t>
+              <w:t xml:space="preserve">SVR + PCA with dual-polarization model </w:t>
             </w:r>
             <w:r>
               <w:rPr>
@@ -7815,9 +7964,12 @@
         </w:tc>
         <w:tc>
           <w:tcPr>
-            <w:tcW w:type="dxa" w:w="3312"/>
-          </w:tcPr>
-          <w:p>
+            <w:tcW w:type="dxa" w:w="1080"/>
+          </w:tcPr>
+          <w:p>
+            <w:pPr>
+              <w:jc w:val="center"/>
+            </w:pPr>
             <w:r/>
             <w:r>
               <w:rPr>
@@ -7826,7 +7978,24 @@
                 <w:i w:val="0"/>
                 <w:sz w:val="17"/>
               </w:rPr>
-              <w:t>Public dataset</w:t>
+              <w:t>Yes</w:t>
+            </w:r>
+          </w:p>
+        </w:tc>
+        <w:tc>
+          <w:tcPr>
+            <w:tcW w:type="dxa" w:w="2664"/>
+          </w:tcPr>
+          <w:p>
+            <w:r/>
+            <w:r>
+              <w:rPr>
+                <w:rFonts w:ascii="Times New Roman" w:hAnsi="Times New Roman"/>
+                <w:b w:val="0"/>
+                <w:i w:val="0"/>
+                <w:sz w:val="17"/>
+              </w:rPr>
+              <w:t>Not stated</w:t>
             </w:r>
           </w:p>
         </w:tc>
@@ -7837,7 +8006,7 @@
         </w:trPr>
         <w:tc>
           <w:tcPr>
-            <w:tcW w:type="dxa" w:w="1872"/>
+            <w:tcW w:type="dxa" w:w="1368"/>
           </w:tcPr>
           <w:p>
             <w:pPr>
@@ -7851,13 +8020,13 @@
                 <w:i w:val="0"/>
                 <w:sz w:val="17"/>
               </w:rPr>
-              <w:t>ITEC 2022</w:t>
-            </w:r>
-          </w:p>
-        </w:tc>
-        <w:tc>
-          <w:tcPr>
-            <w:tcW w:type="dxa" w:w="1296"/>
+              <w:t>VPPC 2019</w:t>
+            </w:r>
+          </w:p>
+        </w:tc>
+        <w:tc>
+          <w:tcPr>
+            <w:tcW w:type="dxa" w:w="1224"/>
           </w:tcPr>
           <w:p>
             <w:pPr>
@@ -7871,7 +8040,7 @@
                 <w:i w:val="0"/>
                 <w:sz w:val="17"/>
               </w:rPr>
-              <w:t>SOC+SOH</w:t>
+              <w:t>SOC</w:t>
             </w:r>
           </w:p>
         </w:tc>
@@ -7888,7 +8057,7 @@
                 <w:i w:val="0"/>
                 <w:sz w:val="17"/>
               </w:rPr>
-              <w:t xml:space="preserve">Dual extended Kalman filter </w:t>
+              <w:t xml:space="preserve">Kalman filter on reduced electrochemical model </w:t>
             </w:r>
             <w:r>
               <w:rPr>
@@ -7901,7 +8070,7 @@
         </w:tc>
         <w:tc>
           <w:tcPr>
-            <w:tcW w:type="dxa" w:w="3312"/>
+            <w:tcW w:type="dxa" w:w="1080"/>
           </w:tcPr>
           <w:p>
             <w:r/>
@@ -7912,7 +8081,24 @@
                 <w:i w:val="0"/>
                 <w:sz w:val="17"/>
               </w:rPr>
-              <w:t>Not stated</w:t>
+              <w:t>No (model-based)</w:t>
+            </w:r>
+          </w:p>
+        </w:tc>
+        <w:tc>
+          <w:tcPr>
+            <w:tcW w:type="dxa" w:w="2664"/>
+          </w:tcPr>
+          <w:p>
+            <w:r/>
+            <w:r>
+              <w:rPr>
+                <w:rFonts w:ascii="Times New Roman" w:hAnsi="Times New Roman"/>
+                <w:b w:val="0"/>
+                <w:i w:val="0"/>
+                <w:sz w:val="17"/>
+              </w:rPr>
+              <w:t>Simulation-level</w:t>
             </w:r>
           </w:p>
         </w:tc>
@@ -7923,7 +8109,7 @@
         </w:trPr>
         <w:tc>
           <w:tcPr>
-            <w:tcW w:type="dxa" w:w="1872"/>
+            <w:tcW w:type="dxa" w:w="1368"/>
           </w:tcPr>
           <w:p>
             <w:pPr>
@@ -7937,13 +8123,13 @@
                 <w:i w:val="0"/>
                 <w:sz w:val="17"/>
               </w:rPr>
-              <w:t>ACC 2023</w:t>
-            </w:r>
-          </w:p>
-        </w:tc>
-        <w:tc>
-          <w:tcPr>
-            <w:tcW w:type="dxa" w:w="1296"/>
+              <w:t>ACC 2021</w:t>
+            </w:r>
+          </w:p>
+        </w:tc>
+        <w:tc>
+          <w:tcPr>
+            <w:tcW w:type="dxa" w:w="1224"/>
           </w:tcPr>
           <w:p>
             <w:pPr>
@@ -7957,7 +8143,7 @@
                 <w:i w:val="0"/>
                 <w:sz w:val="17"/>
               </w:rPr>
-              <w:t>SOC+SOH</w:t>
+              <w:t>SOC</w:t>
             </w:r>
           </w:p>
         </w:tc>
@@ -7974,7 +8160,7 @@
                 <w:i w:val="0"/>
                 <w:sz w:val="17"/>
               </w:rPr>
-              <w:t xml:space="preserve">Real-time estimator + batch least squares </w:t>
+              <w:t xml:space="preserve">Multiple-model adaptive estimation </w:t>
             </w:r>
             <w:r>
               <w:rPr>
@@ -7987,7 +8173,7 @@
         </w:tc>
         <w:tc>
           <w:tcPr>
-            <w:tcW w:type="dxa" w:w="3312"/>
+            <w:tcW w:type="dxa" w:w="1080"/>
           </w:tcPr>
           <w:p>
             <w:r/>
@@ -7998,7 +8184,24 @@
                 <w:i w:val="0"/>
                 <w:sz w:val="17"/>
               </w:rPr>
-              <w:t>Not stated</w:t>
+              <w:t>No (model-based)</w:t>
+            </w:r>
+          </w:p>
+        </w:tc>
+        <w:tc>
+          <w:tcPr>
+            <w:tcW w:type="dxa" w:w="2664"/>
+          </w:tcPr>
+          <w:p>
+            <w:r/>
+            <w:r>
+              <w:rPr>
+                <w:rFonts w:ascii="Times New Roman" w:hAnsi="Times New Roman"/>
+                <w:b w:val="0"/>
+                <w:i w:val="0"/>
+                <w:sz w:val="17"/>
+              </w:rPr>
+              <w:t>Simulation-level</w:t>
             </w:r>
           </w:p>
         </w:tc>
@@ -8009,7 +8212,7 @@
         </w:trPr>
         <w:tc>
           <w:tcPr>
-            <w:tcW w:type="dxa" w:w="1872"/>
+            <w:tcW w:type="dxa" w:w="1368"/>
           </w:tcPr>
           <w:p>
             <w:pPr>
@@ -8023,13 +8226,13 @@
                 <w:i w:val="0"/>
                 <w:sz w:val="17"/>
               </w:rPr>
-              <w:t>ACC 2021</w:t>
-            </w:r>
-          </w:p>
-        </w:tc>
-        <w:tc>
-          <w:tcPr>
-            <w:tcW w:type="dxa" w:w="1296"/>
+              <w:t>VPPC 2021</w:t>
+            </w:r>
+          </w:p>
+        </w:tc>
+        <w:tc>
+          <w:tcPr>
+            <w:tcW w:type="dxa" w:w="1224"/>
           </w:tcPr>
           <w:p>
             <w:pPr>
@@ -8060,7 +8263,7 @@
                 <w:i w:val="0"/>
                 <w:sz w:val="17"/>
               </w:rPr>
-              <w:t xml:space="preserve">Multiple-model adaptive estimation </w:t>
+              <w:t xml:space="preserve">Computationally efficient neural network </w:t>
             </w:r>
             <w:r>
               <w:rPr>
@@ -8073,7 +8276,27 @@
         </w:tc>
         <w:tc>
           <w:tcPr>
-            <w:tcW w:type="dxa" w:w="3312"/>
+            <w:tcW w:type="dxa" w:w="1080"/>
+          </w:tcPr>
+          <w:p>
+            <w:pPr>
+              <w:jc w:val="center"/>
+            </w:pPr>
+            <w:r/>
+            <w:r>
+              <w:rPr>
+                <w:rFonts w:ascii="Times New Roman" w:hAnsi="Times New Roman"/>
+                <w:b w:val="0"/>
+                <w:i w:val="0"/>
+                <w:sz w:val="17"/>
+              </w:rPr>
+              <w:t>Yes</w:t>
+            </w:r>
+          </w:p>
+        </w:tc>
+        <w:tc>
+          <w:tcPr>
+            <w:tcW w:type="dxa" w:w="2664"/>
           </w:tcPr>
           <w:p>
             <w:r/>
@@ -8095,7 +8318,7 @@
         </w:trPr>
         <w:tc>
           <w:tcPr>
-            <w:tcW w:type="dxa" w:w="1872"/>
+            <w:tcW w:type="dxa" w:w="1368"/>
           </w:tcPr>
           <w:p>
             <w:pPr>
@@ -8109,13 +8332,13 @@
                 <w:i w:val="0"/>
                 <w:sz w:val="17"/>
               </w:rPr>
-              <w:t>ITEC 2023</w:t>
-            </w:r>
-          </w:p>
-        </w:tc>
-        <w:tc>
-          <w:tcPr>
-            <w:tcW w:type="dxa" w:w="1296"/>
+              <w:t>VPPC 2021</w:t>
+            </w:r>
+          </w:p>
+        </w:tc>
+        <w:tc>
+          <w:tcPr>
+            <w:tcW w:type="dxa" w:w="1224"/>
           </w:tcPr>
           <w:p>
             <w:pPr>
@@ -8146,7 +8369,7 @@
                 <w:i w:val="0"/>
                 <w:sz w:val="17"/>
               </w:rPr>
-              <w:t xml:space="preserve">Histogram data + PCA + regression </w:t>
+              <w:t xml:space="preserve">ML ensemble </w:t>
             </w:r>
             <w:r>
               <w:rPr>
@@ -8159,7 +8382,27 @@
         </w:tc>
         <w:tc>
           <w:tcPr>
-            <w:tcW w:type="dxa" w:w="3312"/>
+            <w:tcW w:type="dxa" w:w="1080"/>
+          </w:tcPr>
+          <w:p>
+            <w:pPr>
+              <w:jc w:val="center"/>
+            </w:pPr>
+            <w:r/>
+            <w:r>
+              <w:rPr>
+                <w:rFonts w:ascii="Times New Roman" w:hAnsi="Times New Roman"/>
+                <w:b w:val="0"/>
+                <w:i w:val="0"/>
+                <w:sz w:val="17"/>
+              </w:rPr>
+              <w:t>Yes</w:t>
+            </w:r>
+          </w:p>
+        </w:tc>
+        <w:tc>
+          <w:tcPr>
+            <w:tcW w:type="dxa" w:w="2664"/>
           </w:tcPr>
           <w:p>
             <w:r/>
@@ -8181,7 +8424,7 @@
         </w:trPr>
         <w:tc>
           <w:tcPr>
-            <w:tcW w:type="dxa" w:w="1872"/>
+            <w:tcW w:type="dxa" w:w="1368"/>
           </w:tcPr>
           <w:p>
             <w:pPr>
@@ -8195,15 +8438,18 @@
                 <w:i w:val="0"/>
                 <w:sz w:val="17"/>
               </w:rPr>
-              <w:t>APEC 2023</w:t>
-            </w:r>
-          </w:p>
-        </w:tc>
-        <w:tc>
-          <w:tcPr>
-            <w:tcW w:type="dxa" w:w="1296"/>
-          </w:tcPr>
-          <w:p>
+              <w:t>ECC 2021</w:t>
+            </w:r>
+          </w:p>
+        </w:tc>
+        <w:tc>
+          <w:tcPr>
+            <w:tcW w:type="dxa" w:w="1224"/>
+          </w:tcPr>
+          <w:p>
+            <w:pPr>
+              <w:jc w:val="center"/>
+            </w:pPr>
             <w:r/>
             <w:r>
               <w:rPr>
@@ -8212,7 +8458,7 @@
                 <w:i w:val="0"/>
                 <w:sz w:val="17"/>
               </w:rPr>
-              <w:t>Overview</w:t>
+              <w:t>SOH</w:t>
             </w:r>
           </w:p>
         </w:tc>
@@ -8229,7 +8475,7 @@
                 <w:i w:val="0"/>
                 <w:sz w:val="17"/>
               </w:rPr>
-              <w:t xml:space="preserve">Review of ML-enabled estimation </w:t>
+              <w:t xml:space="preserve">Reinforcement learning + observer </w:t>
             </w:r>
             <w:r>
               <w:rPr>
@@ -8242,9 +8488,12 @@
         </w:tc>
         <w:tc>
           <w:tcPr>
-            <w:tcW w:type="dxa" w:w="3312"/>
-          </w:tcPr>
-          <w:p>
+            <w:tcW w:type="dxa" w:w="1080"/>
+          </w:tcPr>
+          <w:p>
+            <w:pPr>
+              <w:jc w:val="center"/>
+            </w:pPr>
             <w:r/>
             <w:r>
               <w:rPr>
@@ -8253,7 +8502,24 @@
                 <w:i w:val="0"/>
                 <w:sz w:val="17"/>
               </w:rPr>
-              <w:t>Not applicable</w:t>
+              <w:t>Yes</w:t>
+            </w:r>
+          </w:p>
+        </w:tc>
+        <w:tc>
+          <w:tcPr>
+            <w:tcW w:type="dxa" w:w="2664"/>
+          </w:tcPr>
+          <w:p>
+            <w:r/>
+            <w:r>
+              <w:rPr>
+                <w:rFonts w:ascii="Times New Roman" w:hAnsi="Times New Roman"/>
+                <w:b w:val="0"/>
+                <w:i w:val="0"/>
+                <w:sz w:val="17"/>
+              </w:rPr>
+              <w:t>Not stated</w:t>
             </w:r>
           </w:p>
         </w:tc>
@@ -8264,7 +8530,7 @@
         </w:trPr>
         <w:tc>
           <w:tcPr>
-            <w:tcW w:type="dxa" w:w="1872"/>
+            <w:tcW w:type="dxa" w:w="1368"/>
           </w:tcPr>
           <w:p>
             <w:pPr>
@@ -8278,13 +8544,13 @@
                 <w:i w:val="0"/>
                 <w:sz w:val="17"/>
               </w:rPr>
-              <w:t>ECC 2021</w:t>
-            </w:r>
-          </w:p>
-        </w:tc>
-        <w:tc>
-          <w:tcPr>
-            <w:tcW w:type="dxa" w:w="1296"/>
+              <w:t>CCDC 2022</w:t>
+            </w:r>
+          </w:p>
+        </w:tc>
+        <w:tc>
+          <w:tcPr>
+            <w:tcW w:type="dxa" w:w="1224"/>
           </w:tcPr>
           <w:p>
             <w:pPr>
@@ -8315,7 +8581,7 @@
                 <w:i w:val="0"/>
                 <w:sz w:val="17"/>
               </w:rPr>
-              <w:t xml:space="preserve">Reinforcement learning + observer </w:t>
+              <w:t xml:space="preserve">CNN-BiLSTM transfer learning </w:t>
             </w:r>
             <w:r>
               <w:rPr>
@@ -8328,9 +8594,12 @@
         </w:tc>
         <w:tc>
           <w:tcPr>
-            <w:tcW w:type="dxa" w:w="3312"/>
-          </w:tcPr>
-          <w:p>
+            <w:tcW w:type="dxa" w:w="1080"/>
+          </w:tcPr>
+          <w:p>
+            <w:pPr>
+              <w:jc w:val="center"/>
+            </w:pPr>
             <w:r/>
             <w:r>
               <w:rPr>
@@ -8339,7 +8608,24 @@
                 <w:i w:val="0"/>
                 <w:sz w:val="17"/>
               </w:rPr>
-              <w:t>Not stated</w:t>
+              <w:t>Yes</w:t>
+            </w:r>
+          </w:p>
+        </w:tc>
+        <w:tc>
+          <w:tcPr>
+            <w:tcW w:type="dxa" w:w="2664"/>
+          </w:tcPr>
+          <w:p>
+            <w:r/>
+            <w:r>
+              <w:rPr>
+                <w:rFonts w:ascii="Times New Roman" w:hAnsi="Times New Roman"/>
+                <w:b w:val="0"/>
+                <w:i w:val="0"/>
+                <w:sz w:val="17"/>
+              </w:rPr>
+              <w:t>Hardware (stated); public data</w:t>
             </w:r>
           </w:p>
         </w:tc>
@@ -8350,7 +8636,7 @@
         </w:trPr>
         <w:tc>
           <w:tcPr>
-            <w:tcW w:type="dxa" w:w="1872"/>
+            <w:tcW w:type="dxa" w:w="1368"/>
           </w:tcPr>
           <w:p>
             <w:pPr>
@@ -8364,13 +8650,54 @@
                 <w:i w:val="0"/>
                 <w:sz w:val="17"/>
               </w:rPr>
-              <w:t>CCDC 2022</w:t>
-            </w:r>
-          </w:p>
-        </w:tc>
-        <w:tc>
-          <w:tcPr>
-            <w:tcW w:type="dxa" w:w="1296"/>
+              <w:t>VPPC 2022</w:t>
+            </w:r>
+          </w:p>
+        </w:tc>
+        <w:tc>
+          <w:tcPr>
+            <w:tcW w:type="dxa" w:w="1224"/>
+          </w:tcPr>
+          <w:p>
+            <w:r/>
+            <w:r>
+              <w:rPr>
+                <w:rFonts w:ascii="Times New Roman" w:hAnsi="Times New Roman"/>
+                <w:b w:val="0"/>
+                <w:i w:val="0"/>
+                <w:sz w:val="17"/>
+              </w:rPr>
+              <w:t>Prognostics</w:t>
+            </w:r>
+          </w:p>
+        </w:tc>
+        <w:tc>
+          <w:tcPr>
+            <w:tcW w:type="dxa" w:w="2880"/>
+          </w:tcPr>
+          <w:p>
+            <w:r/>
+            <w:r>
+              <w:rPr>
+                <w:rFonts w:ascii="Times New Roman" w:hAnsi="Times New Roman"/>
+                <w:b w:val="0"/>
+                <w:i w:val="0"/>
+                <w:sz w:val="17"/>
+              </w:rPr>
+              <w:t xml:space="preserve">ML on aging data </w:t>
+            </w:r>
+            <w:r>
+              <w:rPr>
+                <w:rFonts w:ascii="Times New Roman" w:hAnsi="Times New Roman"/>
+                <w:sz w:val="17"/>
+              </w:rPr>
+              <w:t>[36]</w:t>
+            </w:r>
+          </w:p>
+        </w:tc>
+        <w:tc>
+          <w:tcPr>
+            <w:tcW w:type="dxa" w:w="1080"/>
           </w:tcPr>
           <w:p>
             <w:pPr>
@@ -8384,13 +8711,13 @@
                 <w:i w:val="0"/>
                 <w:sz w:val="17"/>
               </w:rPr>
-              <w:t>SOH</w:t>
-            </w:r>
-          </w:p>
-        </w:tc>
-        <w:tc>
-          <w:tcPr>
-            <w:tcW w:type="dxa" w:w="2880"/>
+              <w:t>Yes</w:t>
+            </w:r>
+          </w:p>
+        </w:tc>
+        <w:tc>
+          <w:tcPr>
+            <w:tcW w:type="dxa" w:w="2664"/>
           </w:tcPr>
           <w:p>
             <w:r/>
@@ -8401,31 +8728,7 @@
                 <w:i w:val="0"/>
                 <w:sz w:val="17"/>
               </w:rPr>
-              <w:t xml:space="preserve">CNN-BiLSTM transfer learning </w:t>
-            </w:r>
-            <w:r>
-              <w:rPr>
-                <w:rFonts w:ascii="Times New Roman" w:hAnsi="Times New Roman"/>
-                <w:sz w:val="17"/>
-              </w:rPr>
-              <w:t>[36]</w:t>
-            </w:r>
-          </w:p>
-        </w:tc>
-        <w:tc>
-          <w:tcPr>
-            <w:tcW w:type="dxa" w:w="3312"/>
-          </w:tcPr>
-          <w:p>
-            <w:r/>
-            <w:r>
-              <w:rPr>
-                <w:rFonts w:ascii="Times New Roman" w:hAnsi="Times New Roman"/>
-                <w:b w:val="0"/>
-                <w:i w:val="0"/>
-                <w:sz w:val="17"/>
-              </w:rPr>
-              <w:t>Hardware (stated); public data</w:t>
+              <w:t>Hardware (stated)</w:t>
             </w:r>
           </w:p>
         </w:tc>
@@ -8436,7 +8739,7 @@
         </w:trPr>
         <w:tc>
           <w:tcPr>
-            <w:tcW w:type="dxa" w:w="1872"/>
+            <w:tcW w:type="dxa" w:w="1368"/>
           </w:tcPr>
           <w:p>
             <w:pPr>
@@ -8450,13 +8753,13 @@
                 <w:i w:val="0"/>
                 <w:sz w:val="17"/>
               </w:rPr>
-              <w:t>VPPC 2019</w:t>
-            </w:r>
-          </w:p>
-        </w:tc>
-        <w:tc>
-          <w:tcPr>
-            <w:tcW w:type="dxa" w:w="1296"/>
+              <w:t>ITEC 2022</w:t>
+            </w:r>
+          </w:p>
+        </w:tc>
+        <w:tc>
+          <w:tcPr>
+            <w:tcW w:type="dxa" w:w="1224"/>
           </w:tcPr>
           <w:p>
             <w:pPr>
@@ -8470,7 +8773,7 @@
                 <w:i w:val="0"/>
                 <w:sz w:val="17"/>
               </w:rPr>
-              <w:t>SOC</w:t>
+              <w:t>SOC+SOH</w:t>
             </w:r>
           </w:p>
         </w:tc>
@@ -8487,7 +8790,7 @@
                 <w:i w:val="0"/>
                 <w:sz w:val="17"/>
               </w:rPr>
-              <w:t xml:space="preserve">SVR + PCA with dual-polarization model </w:t>
+              <w:t xml:space="preserve">Dual extended Kalman filter </w:t>
             </w:r>
             <w:r>
               <w:rPr>
@@ -8500,7 +8803,24 @@
         </w:tc>
         <w:tc>
           <w:tcPr>
-            <w:tcW w:type="dxa" w:w="3312"/>
+            <w:tcW w:type="dxa" w:w="1080"/>
+          </w:tcPr>
+          <w:p>
+            <w:r/>
+            <w:r>
+              <w:rPr>
+                <w:rFonts w:ascii="Times New Roman" w:hAnsi="Times New Roman"/>
+                <w:b w:val="0"/>
+                <w:i w:val="0"/>
+                <w:sz w:val="17"/>
+              </w:rPr>
+              <w:t>No (model-based)</w:t>
+            </w:r>
+          </w:p>
+        </w:tc>
+        <w:tc>
+          <w:tcPr>
+            <w:tcW w:type="dxa" w:w="2664"/>
           </w:tcPr>
           <w:p>
             <w:r/>
@@ -8522,7 +8842,7 @@
         </w:trPr>
         <w:tc>
           <w:tcPr>
-            <w:tcW w:type="dxa" w:w="1872"/>
+            <w:tcW w:type="dxa" w:w="1368"/>
           </w:tcPr>
           <w:p>
             <w:pPr>
@@ -8536,13 +8856,13 @@
                 <w:i w:val="0"/>
                 <w:sz w:val="17"/>
               </w:rPr>
-              <w:t>ACC 2024</w:t>
-            </w:r>
-          </w:p>
-        </w:tc>
-        <w:tc>
-          <w:tcPr>
-            <w:tcW w:type="dxa" w:w="1296"/>
+              <w:t>ACC 2023</w:t>
+            </w:r>
+          </w:p>
+        </w:tc>
+        <w:tc>
+          <w:tcPr>
+            <w:tcW w:type="dxa" w:w="1224"/>
           </w:tcPr>
           <w:p>
             <w:pPr>
@@ -8573,7 +8893,7 @@
                 <w:i w:val="0"/>
                 <w:sz w:val="17"/>
               </w:rPr>
-              <w:t xml:space="preserve">EKF critique and improvement </w:t>
+              <w:t xml:space="preserve">Real-time estimator + batch least squares </w:t>
             </w:r>
             <w:r>
               <w:rPr>
@@ -8586,7 +8906,7 @@
         </w:tc>
         <w:tc>
           <w:tcPr>
-            <w:tcW w:type="dxa" w:w="3312"/>
+            <w:tcW w:type="dxa" w:w="1080"/>
           </w:tcPr>
           <w:p>
             <w:r/>
@@ -8597,7 +8917,24 @@
                 <w:i w:val="0"/>
                 <w:sz w:val="17"/>
               </w:rPr>
-              <w:t>Simulation-level</w:t>
+              <w:t>No (model-based)</w:t>
+            </w:r>
+          </w:p>
+        </w:tc>
+        <w:tc>
+          <w:tcPr>
+            <w:tcW w:type="dxa" w:w="2664"/>
+          </w:tcPr>
+          <w:p>
+            <w:r/>
+            <w:r>
+              <w:rPr>
+                <w:rFonts w:ascii="Times New Roman" w:hAnsi="Times New Roman"/>
+                <w:b w:val="0"/>
+                <w:i w:val="0"/>
+                <w:sz w:val="17"/>
+              </w:rPr>
+              <w:t>Not stated</w:t>
             </w:r>
           </w:p>
         </w:tc>
@@ -8608,7 +8945,7 @@
         </w:trPr>
         <w:tc>
           <w:tcPr>
-            <w:tcW w:type="dxa" w:w="1872"/>
+            <w:tcW w:type="dxa" w:w="1368"/>
           </w:tcPr>
           <w:p>
             <w:pPr>
@@ -8622,13 +8959,13 @@
                 <w:i w:val="0"/>
                 <w:sz w:val="17"/>
               </w:rPr>
-              <w:t>VPPC 2022</w:t>
-            </w:r>
-          </w:p>
-        </w:tc>
-        <w:tc>
-          <w:tcPr>
-            <w:tcW w:type="dxa" w:w="1296"/>
+              <w:t>APEC 2023</w:t>
+            </w:r>
+          </w:p>
+        </w:tc>
+        <w:tc>
+          <w:tcPr>
+            <w:tcW w:type="dxa" w:w="1224"/>
           </w:tcPr>
           <w:p>
             <w:r/>
@@ -8639,7 +8976,7 @@
                 <w:i w:val="0"/>
                 <w:sz w:val="17"/>
               </w:rPr>
-              <w:t>Prognostics</w:t>
+              <w:t>Overview</w:t>
             </w:r>
           </w:p>
         </w:tc>
@@ -8656,7 +8993,7 @@
                 <w:i w:val="0"/>
                 <w:sz w:val="17"/>
               </w:rPr>
-              <w:t xml:space="preserve">ML on aging data </w:t>
+              <w:t xml:space="preserve">Review of ML-enabled estimation </w:t>
             </w:r>
             <w:r>
               <w:rPr>
@@ -8669,7 +9006,7 @@
         </w:tc>
         <w:tc>
           <w:tcPr>
-            <w:tcW w:type="dxa" w:w="3312"/>
+            <w:tcW w:type="dxa" w:w="1080"/>
           </w:tcPr>
           <w:p>
             <w:r/>
@@ -8680,7 +9017,24 @@
                 <w:i w:val="0"/>
                 <w:sz w:val="17"/>
               </w:rPr>
-              <w:t>Hardware (stated)</w:t>
+              <w:t>Overview</w:t>
+            </w:r>
+          </w:p>
+        </w:tc>
+        <w:tc>
+          <w:tcPr>
+            <w:tcW w:type="dxa" w:w="2664"/>
+          </w:tcPr>
+          <w:p>
+            <w:r/>
+            <w:r>
+              <w:rPr>
+                <w:rFonts w:ascii="Times New Roman" w:hAnsi="Times New Roman"/>
+                <w:b w:val="0"/>
+                <w:i w:val="0"/>
+                <w:sz w:val="17"/>
+              </w:rPr>
+              <w:t>Not applicable</w:t>
             </w:r>
           </w:p>
         </w:tc>
@@ -8691,7 +9045,7 @@
         </w:trPr>
         <w:tc>
           <w:tcPr>
-            <w:tcW w:type="dxa" w:w="1872"/>
+            <w:tcW w:type="dxa" w:w="1368"/>
           </w:tcPr>
           <w:p>
             <w:pPr>
@@ -8705,13 +9059,13 @@
                 <w:i w:val="0"/>
                 <w:sz w:val="17"/>
               </w:rPr>
-              <w:t>VPPC 2019</w:t>
-            </w:r>
-          </w:p>
-        </w:tc>
-        <w:tc>
-          <w:tcPr>
-            <w:tcW w:type="dxa" w:w="1296"/>
+              <w:t>ITEC 2023</w:t>
+            </w:r>
+          </w:p>
+        </w:tc>
+        <w:tc>
+          <w:tcPr>
+            <w:tcW w:type="dxa" w:w="1224"/>
           </w:tcPr>
           <w:p>
             <w:pPr>
@@ -8725,7 +9079,7 @@
                 <w:i w:val="0"/>
                 <w:sz w:val="17"/>
               </w:rPr>
-              <w:t>SOC</w:t>
+              <w:t>SOH</w:t>
             </w:r>
           </w:p>
         </w:tc>
@@ -8742,7 +9096,7 @@
                 <w:i w:val="0"/>
                 <w:sz w:val="17"/>
               </w:rPr>
-              <w:t xml:space="preserve">Kalman filter on reduced electrochemical model </w:t>
+              <w:t xml:space="preserve">Histogram data + PCA + regression </w:t>
             </w:r>
             <w:r>
               <w:rPr>
@@ -8755,9 +9109,12 @@
         </w:tc>
         <w:tc>
           <w:tcPr>
-            <w:tcW w:type="dxa" w:w="3312"/>
-          </w:tcPr>
-          <w:p>
+            <w:tcW w:type="dxa" w:w="1080"/>
+          </w:tcPr>
+          <w:p>
+            <w:pPr>
+              <w:jc w:val="center"/>
+            </w:pPr>
             <w:r/>
             <w:r>
               <w:rPr>
@@ -8766,7 +9123,24 @@
                 <w:i w:val="0"/>
                 <w:sz w:val="17"/>
               </w:rPr>
-              <w:t>Simulation-level</w:t>
+              <w:t>Yes</w:t>
+            </w:r>
+          </w:p>
+        </w:tc>
+        <w:tc>
+          <w:tcPr>
+            <w:tcW w:type="dxa" w:w="2664"/>
+          </w:tcPr>
+          <w:p>
+            <w:r/>
+            <w:r>
+              <w:rPr>
+                <w:rFonts w:ascii="Times New Roman" w:hAnsi="Times New Roman"/>
+                <w:b w:val="0"/>
+                <w:i w:val="0"/>
+                <w:sz w:val="17"/>
+              </w:rPr>
+              <w:t>Public dataset</w:t>
             </w:r>
           </w:p>
         </w:tc>
@@ -8777,7 +9151,7 @@
         </w:trPr>
         <w:tc>
           <w:tcPr>
-            <w:tcW w:type="dxa" w:w="1872"/>
+            <w:tcW w:type="dxa" w:w="1368"/>
           </w:tcPr>
           <w:p>
             <w:pPr>
@@ -8791,13 +9165,13 @@
                 <w:i w:val="0"/>
                 <w:sz w:val="17"/>
               </w:rPr>
-              <w:t>VPPC 2021</w:t>
-            </w:r>
-          </w:p>
-        </w:tc>
-        <w:tc>
-          <w:tcPr>
-            <w:tcW w:type="dxa" w:w="1296"/>
+              <w:t>ACC 2024</w:t>
+            </w:r>
+          </w:p>
+        </w:tc>
+        <w:tc>
+          <w:tcPr>
+            <w:tcW w:type="dxa" w:w="1224"/>
           </w:tcPr>
           <w:p>
             <w:pPr>
@@ -8811,7 +9185,7 @@
                 <w:i w:val="0"/>
                 <w:sz w:val="17"/>
               </w:rPr>
-              <w:t>SOC</w:t>
+              <w:t>SOC+SOH</w:t>
             </w:r>
           </w:p>
         </w:tc>
@@ -8828,7 +9202,7 @@
                 <w:i w:val="0"/>
                 <w:sz w:val="17"/>
               </w:rPr>
-              <w:t xml:space="preserve">Computationally efficient neural network </w:t>
+              <w:t xml:space="preserve">EKF critique and improvement </w:t>
             </w:r>
             <w:r>
               <w:rPr>
@@ -8841,7 +9215,24 @@
         </w:tc>
         <w:tc>
           <w:tcPr>
-            <w:tcW w:type="dxa" w:w="3312"/>
+            <w:tcW w:type="dxa" w:w="1080"/>
+          </w:tcPr>
+          <w:p>
+            <w:r/>
+            <w:r>
+              <w:rPr>
+                <w:rFonts w:ascii="Times New Roman" w:hAnsi="Times New Roman"/>
+                <w:b w:val="0"/>
+                <w:i w:val="0"/>
+                <w:sz w:val="17"/>
+              </w:rPr>
+              <w:t>No (model-based)</w:t>
+            </w:r>
+          </w:p>
+        </w:tc>
+        <w:tc>
+          <w:tcPr>
+            <w:tcW w:type="dxa" w:w="2664"/>
           </w:tcPr>
           <w:p>
             <w:r/>
@@ -8876,7 +9267,7 @@
           <w:i w:val="0"/>
           <w:sz w:val="20"/>
         </w:rPr>
-        <w:t>The result supports representativeness rather than a venue gap. Only 2 of the 14 conference papers (14%) state hardware or experimental validation in their indexed abstracts, 2 rest on public datasets, and 4 describe simulation-level validation — against 19 of the 91 primary-application journal papers (21%) with experimental-hardware demonstrations and a 68% strong-protocol share (Table 5). Indexed abstract-level transparency about validation is, if anything, lower on the conference path, with 5 of 14 abstracts stating no validation basis at all. Two caveats bound this finding: conference abstracts are frequently truncated in bibliographic indexes, so the comparison measures stated evidence rather than underlying practice; and the sensitivity set is a curated sample, not a census. Within those bounds, however, the journal-only corpus does not understate the field’s validation transparency — and the observation that neither venue type reports validation systematically strengthens, rather than weakens, the case for the reporting standards proposed in Section 9.7.</w:t>
+        <w:t>The result does not indicate a venue gap in stated validation evidence. Of the 8 learning-based conference papers, 2 (25%) state hardware or experimental validation in their indexed abstracts, 2 rest on public datasets, 1 describes simulation-level validation, and 3 state no validation basis at all — against 20 of the 88 primary-application journal papers (23%) with experimental-hardware demonstrations. Indexed abstract-level transparency about validation is, if anything, lower on the conference path. Two caveats bound this finding: conference abstracts are frequently truncated in bibliographic indexes, so the comparison measures stated evidence rather than underlying practice; and the sensitivity set is a curated sample, not a census. Within those bounds, however, the journal-only corpus does not understate the field’s validation transparency — and the observation that neither venue type reports validation systematically strengthens, rather than weakens, the case for the reporting standards proposed in Section 9.7.</w:t>
       </w:r>
     </w:p>
     <w:p>
@@ -8994,7 +9385,7 @@
           <w:rFonts w:ascii="Times New Roman" w:hAnsi="Times New Roman"/>
           <w:sz w:val="20"/>
         </w:rPr>
-        <w:t>[16, 17]</w:t>
+        <w:t>[17, 18]</w:t>
       </w:r>
       <w:r>
         <w:rPr>
@@ -9255,7 +9646,7 @@
           <w:i w:val="0"/>
           <w:sz w:val="20"/>
         </w:rPr>
-        <w:t xml:space="preserve">The SOC literature of the corpus is accurate but inward-looking. Reported errors are now consistently below 1–2% SOC on the standard drive cycles, yet 13 of the 17 corpus SOC papers rest on laboratory-scale data and 12 on a single chemistry under curated profiles, and only one demonstrates fleet-scale operation </w:t>
+        <w:t xml:space="preserve">The SOC literature of the corpus is accurate but inward-looking. Reported errors are consistently low on the standard drive cycles, yet 12 of the 13 primary SOC papers rest on laboratory-scale data (11 on the authors' own cells, one on laboratory impedance measurements), 9 of the 13 on a single cathode chemistry (NMC), and the thirteenth — the cluster's only operation-scale demonstration — is a simulated stationary containerized storage system rather than a vehicle </w:t>
       </w:r>
       <w:r>
         <w:rPr>
@@ -9278,7 +9669,7 @@
           <w:rFonts w:ascii="Times New Roman" w:hAnsi="Times New Roman"/>
           <w:sz w:val="20"/>
         </w:rPr>
-        <w:t>[20]</w:t>
+        <w:t>[1]</w:t>
       </w:r>
       <w:r>
         <w:rPr>
@@ -9287,7 +9678,7 @@
           <w:i w:val="0"/>
           <w:sz w:val="20"/>
         </w:rPr>
-        <w:t>. The SOC function is, in other words, an area where the research problem has largely been solved on laboratory terms but the deployment problem — guaranteed accuracy on arbitrary packs over full aging — has not.</w:t>
+        <w:t>. The SOC function is, in other words, an area where the laboratory-regime estimation problem is, by reported metrics, effectively addressed — though those metrics are not comparable across papers (Section 5.6) — while the deployment problem — guaranteed accuracy on arbitrary packs over full aging — has not.</w:t>
       </w:r>
     </w:p>
     <w:p>
@@ -9381,7 +9772,7 @@
           <w:i w:val="0"/>
           <w:sz w:val="20"/>
         </w:rPr>
-        <w:t xml:space="preserve">SOH estimation and RUL prediction form the largest functional block of the corpus (35 papers). The founding pattern is classical: extract health-sensitive features from partial charge or discharge curves, then regress with Gaussian process or similar shallow models. Incremental-capacity analysis with Gaussian process regression established the template with explicit uncertainty bounds </w:t>
+        <w:t xml:space="preserve">SOH estimation and RUL prediction form the largest functional block of the corpus (32 primary papers: 19 SOH, 13 RUL; 35 including review-labelled studies). The founding pattern is classical: extract health-sensitive features from partial charge or discharge curves, then regress with Gaussian process or similar shallow models. Incremental-capacity analysis with Gaussian process regression established the template with explicit uncertainty bounds </w:t>
       </w:r>
       <w:r>
         <w:rPr>
@@ -10102,7 +10493,7 @@
           <w:rFonts w:ascii="Times New Roman" w:hAnsi="Times New Roman"/>
           <w:sz w:val="20"/>
         </w:rPr>
-        <w:t>[18]</w:t>
+        <w:t>[19]</w:t>
       </w:r>
       <w:r>
         <w:rPr>
@@ -10158,14 +10549,14 @@
           <w:i w:val="0"/>
           <w:sz w:val="20"/>
         </w:rPr>
-        <w:t xml:space="preserve">Prognostics is where the corpus’s validation problem bites hardest. Accuracy claims cluster around SOH errors of 1–2% and RUL errors of tens of cycles, but these are established overwhelmingly on public benchmark cells: the Severson-MATR dataset alone appears in 11 corpus papers, NASA and CALCE in 12 more. Within-cell splits and k-fold protocols — which leak trajectory information between train and test — account for 10 of the 35 primary studies in the health-prognostics complex, and for 17 of the corpus as a whole. The transfer-learning papers are the honest exception, in that their whole object is distribution shift; but they also reveal how much shift remains unaddressed, with negative transfer cases and per-protocol fine-tuning acknowledged but rarely resolved. The mature judgment is that SOH estimation under controlled conditions is approaching incremental returns, while the prognostics problem that matters — calibrated lifetime and safety margins for arbitrary packs in the field — remains open </w:t>
-      </w:r>
-      <w:r>
-        <w:rPr>
-          <w:rFonts w:ascii="Times New Roman" w:hAnsi="Times New Roman"/>
-          <w:sz w:val="20"/>
-        </w:rPr>
-        <w:t>[2, 19]</w:t>
+        <w:t xml:space="preserve">Prognostics is where the corpus’s validation problem bites hardest. The cluster's accuracy claims are established overwhelmingly on public benchmark cells: the Severson-MATR dataset alone appears in 11 corpus papers, NASA and CALCE in 12 more. Within-cell splits and k-fold protocols — which leak trajectory information between train and test — account for 10 of the 32 primary studies in the health-prognostics complex, and for 17 of the 88 primary papers in total. The transfer-learning papers are the honest exception, in that their whole object is distribution shift; but they also reveal how much shift remains unaddressed, with negative transfer cases and per-protocol fine-tuning acknowledged but rarely resolved. The mature judgment is that SOH estimation under controlled conditions is approaching incremental returns, while the prognostics problem that matters — calibrated lifetime and safety margins for arbitrary packs in the field — remains open </w:t>
+      </w:r>
+      <w:r>
+        <w:rPr>
+          <w:rFonts w:ascii="Times New Roman" w:hAnsi="Times New Roman"/>
+          <w:sz w:val="20"/>
+        </w:rPr>
+        <w:t>[2, 20]</w:t>
       </w:r>
       <w:r>
         <w:rPr>
@@ -10236,7 +10627,7 @@
           <w:i w:val="0"/>
           <w:sz w:val="20"/>
         </w:rPr>
-        <w:t xml:space="preserve">Charging control is the function where machine learning has changed experimental practice most directly, not merely what can be estimated. The defining result is Attia et al.: a Bayesian optimization loop over charging-protocol parameters, evaluating candidate protocols through continuous cycling, identified protocols charging cells to 80% in around 10 minutes within 2.5 months — against roughly 18 months for the equivalent manual search </w:t>
+        <w:t xml:space="preserve">Charging control is the function where machine learning has changed experimental practice most directly, not merely what can be estimated. The defining result is Attia et al.: a Bayesian optimization loop over charging-protocol parameters, evaluating candidate protocols through continuous cycling, identified high-cycle-life protocols among 224 candidates in 16 days — against the more than 500 days an exhaustive search without early prediction would have taken </w:t>
       </w:r>
       <w:r>
         <w:rPr>
@@ -10489,7 +10880,7 @@
           <w:i w:val="0"/>
           <w:sz w:val="20"/>
         </w:rPr>
-        <w:t xml:space="preserve">, three validate on laboratory hardware, and the remainder are simulation-only or optimization-method demonstrations. RL-based charging strategies — a substantial adjacent literature — are underrepresented here precisely because most are validated in simulation against electrochemical models. The unsolved problem is certifiable learning-based charging: a controller that adapts to cell-to-cell variability and aging in production vehicles must carry a safety argument that current model-free learners cannot yet make, which is why mechanism-aware schemes such as plating-perception control </w:t>
+        <w:t xml:space="preserve">, three further papers validate on laboratory hardware, and the remaining four rest on simulation-level evidence (three simulation-only, one with hardware spot-checks). RL-based charging strategies — a substantial adjacent literature — are underrepresented here precisely because most are validated in simulation against electrochemical models. The unsolved problem is certifiable learning-based charging: a controller that adapts to cell-to-cell variability and aging in production vehicles must carry a safety argument that current model-free learners cannot yet make, which is why mechanism-aware schemes such as plating-perception control </w:t>
       </w:r>
       <w:r>
         <w:rPr>
@@ -10505,7 +10896,7 @@
           <w:i w:val="0"/>
           <w:sz w:val="20"/>
         </w:rPr>
-        <w:t xml:space="preserve"> are the most deployment-relevant results in this cluster.</w:t>
+        <w:t xml:space="preserve"> are the most deployment-relevant results in this cluster. Table 8 collects representative studies across functions and method families.</w:t>
       </w:r>
     </w:p>
     <w:p>
@@ -10521,7 +10912,7 @@
           <w:i w:val="0"/>
           <w:sz w:val="18"/>
         </w:rPr>
-        <w:t>Table 8 Representative corpus studies by management function and method family. Entries gloss each study as: study summary (data basis; headline contribution). References in brackets refer to the numbered list.</w:t>
+        <w:t>Table 8 Representative classified-subset studies by management function and method family. Entries gloss each study as: study summary (data basis; headline contribution). References in brackets refer to the numbered list.</w:t>
       </w:r>
     </w:p>
     <w:tbl>
@@ -10949,7 +11340,7 @@
                 <w:i w:val="0"/>
                 <w:sz w:val="17"/>
               </w:rPr>
-              <w:t xml:space="preserve">Closed-loop Bayesian protocol optimization (hardware prototype; 2.5 versus 18 months to a protocol) </w:t>
+              <w:t xml:space="preserve">Closed-loop Bayesian protocol optimization (hardware prototype; 224 candidates in 16 days vs &gt;500 days of exhaustive search) </w:t>
             </w:r>
             <w:r>
               <w:rPr>
@@ -11275,7 +11666,23 @@
                 <w:i w:val="0"/>
                 <w:sz w:val="17"/>
               </w:rPr>
-              <w:t xml:space="preserve">; LLM vehicle-cloud management (fleet data; orchestration layer) </w:t>
+              <w:t xml:space="preserve">; LLM-based SOH estimation with uncertainty-aware field-vehicle control (field data; subset’s earliest LLM estimator; earlier LLM-based estimation exists outside the screened venues </w:t>
+            </w:r>
+            <w:r>
+              <w:rPr>
+                <w:rFonts w:ascii="Times New Roman" w:hAnsi="Times New Roman"/>
+                <w:sz w:val="17"/>
+              </w:rPr>
+              <w:t>[95]</w:t>
+            </w:r>
+            <w:r>
+              <w:rPr>
+                <w:rFonts w:ascii="Times New Roman" w:hAnsi="Times New Roman"/>
+                <w:b w:val="0"/>
+                <w:i w:val="0"/>
+                <w:sz w:val="17"/>
+              </w:rPr>
+              <w:t xml:space="preserve">) </w:t>
             </w:r>
             <w:r>
               <w:rPr>
@@ -11338,7 +11745,7 @@
           <w:i w:val="0"/>
           <w:sz w:val="20"/>
         </w:rPr>
-        <w:t xml:space="preserve">Thermal management is the corpus’s smallest quantitative engineering cluster (8 papers) but a disproportionately safety-critical one. Data-driven temperature estimation ranges from ANN models predicting cell temperature across operating conditions </w:t>
+        <w:t xml:space="preserve">Thermal management is the corpus’s smallest quantitative engineering cluster (7 primary papers; 8 including a review) but a disproportionately safety-critical one. Data-driven temperature estimation ranges from ANN models predicting cell temperature across operating conditions </w:t>
       </w:r>
       <w:r>
         <w:rPr>
@@ -11361,7 +11768,7 @@
           <w:rFonts w:ascii="Times New Roman" w:hAnsi="Times New Roman"/>
           <w:sz w:val="20"/>
         </w:rPr>
-        <w:t>[95]</w:t>
+        <w:t>[96]</w:t>
       </w:r>
       <w:r>
         <w:rPr>
@@ -11377,7 +11784,7 @@
           <w:rFonts w:ascii="Times New Roman" w:hAnsi="Times New Roman"/>
           <w:sz w:val="20"/>
         </w:rPr>
-        <w:t>[90, 96]</w:t>
+        <w:t>[90, 97]</w:t>
       </w:r>
       <w:r>
         <w:rPr>
@@ -11393,7 +11800,7 @@
           <w:rFonts w:ascii="Times New Roman" w:hAnsi="Times New Roman"/>
           <w:sz w:val="20"/>
         </w:rPr>
-        <w:t>[97]</w:t>
+        <w:t>[98]</w:t>
       </w:r>
       <w:r>
         <w:rPr>
@@ -11409,7 +11816,7 @@
           <w:rFonts w:ascii="Times New Roman" w:hAnsi="Times New Roman"/>
           <w:sz w:val="20"/>
         </w:rPr>
-        <w:t>[98]</w:t>
+        <w:t>[99]</w:t>
       </w:r>
       <w:r>
         <w:rPr>
@@ -11524,7 +11931,7 @@
           <w:rFonts w:ascii="Times New Roman" w:hAnsi="Times New Roman"/>
           <w:sz w:val="20"/>
         </w:rPr>
-        <w:t>[90, 96]</w:t>
+        <w:t>[90, 97]</w:t>
       </w:r>
       <w:r>
         <w:rPr>
@@ -11558,7 +11965,7 @@
           <w:rFonts w:ascii="Times New Roman" w:hAnsi="Times New Roman"/>
           <w:sz w:val="20"/>
         </w:rPr>
-        <w:t>[98]</w:t>
+        <w:t>[99]</w:t>
       </w:r>
       <w:r>
         <w:rPr>
@@ -11567,7 +11974,7 @@
           <w:i w:val="0"/>
           <w:sz w:val="20"/>
         </w:rPr>
-        <w:t>, but no corpus paper yet closes this loop on hardware, leaving thermal control where charging control was five years ago.</w:t>
+        <w:t>, but no subset paper yet closes this loop on hardware, leaving thermal control where charging control was five years ago.</w:t>
       </w:r>
     </w:p>
     <w:p>
@@ -11598,7 +12005,7 @@
           <w:i w:val="0"/>
           <w:sz w:val="20"/>
         </w:rPr>
-        <w:t xml:space="preserve">Fault and safety applications (9 papers) divide into diagnosis of realized faults and prediction of impending hazards. On the diagnosis side, grid-search-optimized support vector machines classify sensor and connection faults </w:t>
+        <w:t xml:space="preserve">Fault and safety applications (7 primary papers; 9 including reviews) divide into diagnosis of realized faults and prediction of impending hazards. On the diagnosis side, grid-search-optimized support vector machines classify sensor and connection faults </w:t>
       </w:r>
       <w:r>
         <w:rPr>
@@ -11621,7 +12028,7 @@
           <w:rFonts w:ascii="Times New Roman" w:hAnsi="Times New Roman"/>
           <w:sz w:val="20"/>
         </w:rPr>
-        <w:t>[99]</w:t>
+        <w:t>[100]</w:t>
       </w:r>
       <w:r>
         <w:rPr>
@@ -11637,7 +12044,7 @@
           <w:rFonts w:ascii="Times New Roman" w:hAnsi="Times New Roman"/>
           <w:sz w:val="20"/>
         </w:rPr>
-        <w:t>[100]</w:t>
+        <w:t>[101]</w:t>
       </w:r>
       <w:r>
         <w:rPr>
@@ -11653,7 +12060,7 @@
           <w:rFonts w:ascii="Times New Roman" w:hAnsi="Times New Roman"/>
           <w:sz w:val="20"/>
         </w:rPr>
-        <w:t>[101]</w:t>
+        <w:t>[102]</w:t>
       </w:r>
       <w:r>
         <w:rPr>
@@ -11685,7 +12092,7 @@
           <w:rFonts w:ascii="Times New Roman" w:hAnsi="Times New Roman"/>
           <w:sz w:val="20"/>
         </w:rPr>
-        <w:t>[102]</w:t>
+        <w:t>[103]</w:t>
       </w:r>
       <w:r>
         <w:rPr>
@@ -11748,7 +12155,7 @@
           <w:rFonts w:ascii="Times New Roman" w:hAnsi="Times New Roman"/>
           <w:sz w:val="20"/>
         </w:rPr>
-        <w:t>[102]</w:t>
+        <w:t>[103]</w:t>
       </w:r>
       <w:r>
         <w:rPr>
@@ -11820,14 +12227,14 @@
           <w:i w:val="0"/>
           <w:sz w:val="20"/>
         </w:rPr>
-        <w:t xml:space="preserve">Physics-informed and hybrid model–data learning is the corpus’s largest and fastest-rising methodological theme (24 papers across all functions). Beyond the prognostics applications of Section 5.4, physics-informed structures appear in state estimation </w:t>
-      </w:r>
-      <w:r>
-        <w:rPr>
-          <w:rFonts w:ascii="Times New Roman" w:hAnsi="Times New Roman"/>
-          <w:sz w:val="20"/>
-        </w:rPr>
-        <w:t>[10, 103]</w:t>
+        <w:t xml:space="preserve">Physics-informed and hybrid model–data learning is the corpus’s most consistently rising methodological theme (24 family-coded papers across all functions; 22 of them primary applications; the only family with a monotonically non-decreasing primary trajectory within the curated subset, Section 3.2). Beyond the prognostics applications of Section 5.4, physics-informed structures appear in state estimation </w:t>
+      </w:r>
+      <w:r>
+        <w:rPr>
+          <w:rFonts w:ascii="Times New Roman" w:hAnsi="Times New Roman"/>
+          <w:sz w:val="20"/>
+        </w:rPr>
+        <w:t>[10, 104]</w:t>
       </w:r>
       <w:r>
         <w:rPr>
@@ -11875,7 +12282,7 @@
           <w:rFonts w:ascii="Times New Roman" w:hAnsi="Times New Roman"/>
           <w:sz w:val="20"/>
         </w:rPr>
-        <w:t>[104]</w:t>
+        <w:t>[105]</w:t>
       </w:r>
       <w:r>
         <w:rPr>
@@ -11891,7 +12298,7 @@
           <w:rFonts w:ascii="Times New Roman" w:hAnsi="Times New Roman"/>
           <w:sz w:val="20"/>
         </w:rPr>
-        <w:t>[105]</w:t>
+        <w:t>[106]</w:t>
       </w:r>
       <w:r>
         <w:rPr>
@@ -11907,7 +12314,7 @@
           <w:rFonts w:ascii="Times New Roman" w:hAnsi="Times New Roman"/>
           <w:sz w:val="20"/>
         </w:rPr>
-        <w:t>[106]</w:t>
+        <w:t>[107]</w:t>
       </w:r>
       <w:r>
         <w:rPr>
@@ -11972,7 +12379,7 @@
           <w:rFonts w:ascii="Times New Roman" w:hAnsi="Times New Roman"/>
           <w:sz w:val="20"/>
         </w:rPr>
-        <w:t>[107]</w:t>
+        <w:t>[108]</w:t>
       </w:r>
       <w:r>
         <w:rPr>
@@ -11988,7 +12395,7 @@
           <w:rFonts w:ascii="Times New Roman" w:hAnsi="Times New Roman"/>
           <w:sz w:val="20"/>
         </w:rPr>
-        <w:t>[108]</w:t>
+        <w:t>[109]</w:t>
       </w:r>
       <w:r>
         <w:rPr>
@@ -12004,7 +12411,7 @@
           <w:rFonts w:ascii="Times New Roman" w:hAnsi="Times New Roman"/>
           <w:sz w:val="20"/>
         </w:rPr>
-        <w:t>[109]</w:t>
+        <w:t>[110]</w:t>
       </w:r>
       <w:r>
         <w:rPr>
@@ -12166,7 +12573,7 @@
           <w:rFonts w:ascii="Times New Roman" w:hAnsi="Times New Roman"/>
           <w:sz w:val="20"/>
         </w:rPr>
-        <w:t>[110]</w:t>
+        <w:t>[111]</w:t>
       </w:r>
       <w:r>
         <w:rPr>
@@ -12182,7 +12589,7 @@
           <w:rFonts w:ascii="Times New Roman" w:hAnsi="Times New Roman"/>
           <w:sz w:val="20"/>
         </w:rPr>
-        <w:t>[111]</w:t>
+        <w:t>[112]</w:t>
       </w:r>
       <w:r>
         <w:rPr>
@@ -12198,7 +12605,7 @@
           <w:rFonts w:ascii="Times New Roman" w:hAnsi="Times New Roman"/>
           <w:sz w:val="20"/>
         </w:rPr>
-        <w:t>[112]</w:t>
+        <w:t>[113]</w:t>
       </w:r>
       <w:r>
         <w:rPr>
@@ -12214,7 +12621,7 @@
           <w:rFonts w:ascii="Times New Roman" w:hAnsi="Times New Roman"/>
           <w:sz w:val="20"/>
         </w:rPr>
-        <w:t>[113]</w:t>
+        <w:t>[114]</w:t>
       </w:r>
       <w:r>
         <w:rPr>
@@ -12246,7 +12653,7 @@
           <w:rFonts w:ascii="Times New Roman" w:hAnsi="Times New Roman"/>
           <w:sz w:val="20"/>
         </w:rPr>
-        <w:t>[53, 114]</w:t>
+        <w:t>[53, 115]</w:t>
       </w:r>
       <w:r>
         <w:rPr>
@@ -12262,7 +12669,7 @@
           <w:rFonts w:ascii="Times New Roman" w:hAnsi="Times New Roman"/>
           <w:sz w:val="20"/>
         </w:rPr>
-        <w:t>[115]</w:t>
+        <w:t>[116]</w:t>
       </w:r>
       <w:r>
         <w:rPr>
@@ -12293,7 +12700,7 @@
           <w:rFonts w:ascii="Times New Roman" w:hAnsi="Times New Roman"/>
           <w:sz w:val="20"/>
         </w:rPr>
-        <w:t>[110]</w:t>
+        <w:t>[111]</w:t>
       </w:r>
       <w:r>
         <w:rPr>
@@ -12309,7 +12716,7 @@
           <w:rFonts w:ascii="Times New Roman" w:hAnsi="Times New Roman"/>
           <w:sz w:val="20"/>
         </w:rPr>
-        <w:t>[112]</w:t>
+        <w:t>[113]</w:t>
       </w:r>
       <w:r>
         <w:rPr>
@@ -12325,7 +12732,7 @@
           <w:rFonts w:ascii="Times New Roman" w:hAnsi="Times New Roman"/>
           <w:sz w:val="20"/>
         </w:rPr>
-        <w:t>[113]</w:t>
+        <w:t>[114]</w:t>
       </w:r>
       <w:r>
         <w:rPr>
@@ -12365,7 +12772,7 @@
           <w:i w:val="0"/>
           <w:sz w:val="20"/>
         </w:rPr>
-        <w:t xml:space="preserve">The corpus’s youngest theme is generative: domain-specific large language models perform risk analysis of battery energy-storage incidents by synthesizing heterogeneous incident reports </w:t>
+        <w:t xml:space="preserve">The classified subset’s youngest theme is generative, and its two studies divide the labor differently. Domain-specific large language models perform risk analysis of battery energy-storage incidents by synthesizing heterogeneous incident reports </w:t>
       </w:r>
       <w:r>
         <w:rPr>
@@ -12381,7 +12788,7 @@
           <w:i w:val="0"/>
           <w:sz w:val="20"/>
         </w:rPr>
-        <w:t xml:space="preserve">, and domain-knowledge-enhanced LLM agents orchestrate vehicle-cloud collaborative battery management </w:t>
+        <w:t xml:space="preserve"> — a reasoning-and-synthesis role. The second study, HA-LLM </w:t>
       </w:r>
       <w:r>
         <w:rPr>
@@ -12397,7 +12804,7 @@
           <w:i w:val="0"/>
           <w:sz w:val="20"/>
         </w:rPr>
-        <w:t>. These first studies position LLMs as reasoning and coordination layers above numerical estimators rather than as estimators themselves — a sensible division given that hallucination risk is intolerable in safety-critical state estimation. Their appearance in mainstream energy journals in 2025–2026 nonetheless marks a new phase: the management stack is beginning to absorb foundation-model components, and the corpus’s method-evolution data (Fig. 4) suggest the field expects this line to grow.</w:t>
+        <w:t>, is an LLM-based SOH estimator: it aligns resampled charging-current sequences with the LLM embedding space, injects battery degradation priors through prefix adaptation, and — most notably for safety — wraps the LLM in an uncertainty-aware module that estimates predictive uncertainty by Monte Carlo sampling and selectively substitutes a physics-consistent estimator when uncertainty is high. It is validated on one year of field data from 100 production vehicles on a vehicle-cloud platform, with an independent teardown and bench capacity calibration on an unseen vehicle model, and it remains robust in few-shot and zero-shot cross-vehicle evaluations. The published work therefore already spans both the orchestration seat and the estimator seat, and the estimator-seat study is instructive precisely because its authors treated hallucination risk as a design constraint: uncertainty-triggered fallback to a physics-consistent estimator is exactly the guardrail this review argues should be mandatory (Table 9). The appearance of both roles in mainstream energy journals in 2025–2026 marks a new phase: the management stack is beginning to absorb foundation-model components.</w:t>
       </w:r>
     </w:p>
     <w:p>
@@ -12412,7 +12819,23 @@
           <w:i w:val="0"/>
           <w:sz w:val="20"/>
         </w:rPr>
-        <w:t>Because BMS software is safety-critical, this review positions foundation models not as better estimators but as orchestration layers, and it is worth making the division of labor explicit. Table 9 contrasts established practice for classical and deep learning estimators with what the first LLM studies actually demonstrate, and states the guardrails this review regards as mandatory before any LLM component touches a safety-relevant path. The right-hand column is normative guidance proposed here, not claims about the published studies; the published LLM work to date is confined to risk analysis and coordination, which is exactly where it belongs at this stage.</w:t>
+        <w:t xml:space="preserve">Because BMS software is safety-critical, this review argues for an explicit division of labor before that absorption goes further, and Table 9 makes it concrete. The table contrasts established practice for classical and deep learning estimators with what the corpus’s two LLM studies actually demonstrate, and states the guardrails this review regards as mandatory before any LLM component touches a safety-relevant path. The right-hand column is normative guidance proposed here, not claims about the published studies. The notable point is that the field’s first LLM estimator study </w:t>
+      </w:r>
+      <w:r>
+        <w:rPr>
+          <w:rFonts w:ascii="Times New Roman" w:hAnsi="Times New Roman"/>
+          <w:sz w:val="20"/>
+        </w:rPr>
+        <w:t>[15]</w:t>
+      </w:r>
+      <w:r>
+        <w:rPr>
+          <w:rFonts w:ascii="Times New Roman" w:hAnsi="Times New Roman"/>
+          <w:b w:val="0"/>
+          <w:i w:val="0"/>
+          <w:sz w:val="20"/>
+        </w:rPr>
+        <w:t xml:space="preserve"> already implements two of those guardrails — Monte-Carlo uncertainty gating and substitution by a physics-consistent estimator — while leaving direct cell-level safety authority undefined, which is where the line should stay for now.</w:t>
       </w:r>
     </w:p>
     <w:p>
@@ -12582,7 +13005,7 @@
                 <w:i w:val="0"/>
                 <w:sz w:val="17"/>
               </w:rPr>
-              <w:t xml:space="preserve">Incident risk analysis </w:t>
+              <w:t xml:space="preserve">Stationary-BESS incident risk analysis </w:t>
             </w:r>
             <w:r>
               <w:rPr>
@@ -12598,7 +13021,7 @@
                 <w:i w:val="0"/>
                 <w:sz w:val="17"/>
               </w:rPr>
-              <w:t xml:space="preserve">; vehicle-cloud orchestration </w:t>
+              <w:t xml:space="preserve">; LLM-based SOH estimation with uncertainty-aware control on field vehicle data </w:t>
             </w:r>
             <w:r>
               <w:rPr>
@@ -12622,7 +13045,39 @@
                 <w:i w:val="0"/>
                 <w:sz w:val="17"/>
               </w:rPr>
-              <w:t>Estimation stays with calibrated ML; LLM coordinates, summarizes, explains</w:t>
+              <w:t xml:space="preserve">Estimation should belong to calibrated ML; the LLM SOH estimator of </w:t>
+            </w:r>
+            <w:r>
+              <w:rPr>
+                <w:rFonts w:ascii="Times New Roman" w:hAnsi="Times New Roman"/>
+                <w:sz w:val="17"/>
+              </w:rPr>
+              <w:t>[15]</w:t>
+            </w:r>
+            <w:r>
+              <w:rPr>
+                <w:rFonts w:ascii="Times New Roman" w:hAnsi="Times New Roman"/>
+                <w:b w:val="0"/>
+                <w:i w:val="0"/>
+                <w:sz w:val="17"/>
+              </w:rPr>
+              <w:t xml:space="preserve"> is the earliest in the screened subset — LLM-based battery estimation exists earlier outside these venues </w:t>
+            </w:r>
+            <w:r>
+              <w:rPr>
+                <w:rFonts w:ascii="Times New Roman" w:hAnsi="Times New Roman"/>
+                <w:sz w:val="17"/>
+              </w:rPr>
+              <w:t>[95]</w:t>
+            </w:r>
+            <w:r>
+              <w:rPr>
+                <w:rFonts w:ascii="Times New Roman" w:hAnsi="Times New Roman"/>
+                <w:b w:val="0"/>
+                <w:i w:val="0"/>
+                <w:sz w:val="17"/>
+              </w:rPr>
+              <w:t xml:space="preserve"> — and must show calibrated intervals before any actuation-adjacent role</w:t>
             </w:r>
           </w:p>
         </w:tc>
@@ -12833,7 +13288,30 @@
                 <w:i w:val="0"/>
                 <w:sz w:val="17"/>
               </w:rPr>
-              <w:t>Not quantified in published studies</w:t>
+              <w:t xml:space="preserve">Not reported for incident risk analysis </w:t>
+            </w:r>
+            <w:r>
+              <w:rPr>
+                <w:rFonts w:ascii="Times New Roman" w:hAnsi="Times New Roman"/>
+                <w:sz w:val="17"/>
+              </w:rPr>
+              <w:t>[14]</w:t>
+            </w:r>
+            <w:r>
+              <w:rPr>
+                <w:rFonts w:ascii="Times New Roman" w:hAnsi="Times New Roman"/>
+                <w:b w:val="0"/>
+                <w:i w:val="0"/>
+                <w:sz w:val="17"/>
+              </w:rPr>
+              <w:t xml:space="preserve">; Monte-Carlo uncertainty estimates with selective physics-estimator substitution demonstrated in the SOH estimator </w:t>
+            </w:r>
+            <w:r>
+              <w:rPr>
+                <w:rFonts w:ascii="Times New Roman" w:hAnsi="Times New Roman"/>
+                <w:sz w:val="17"/>
+              </w:rPr>
+              <w:t>[15]</w:t>
             </w:r>
           </w:p>
         </w:tc>
@@ -13049,7 +13527,7 @@
           <w:rFonts w:ascii="Times New Roman" w:hAnsi="Times New Roman"/>
           <w:sz w:val="20"/>
         </w:rPr>
-        <w:t>[116]</w:t>
+        <w:t>[117]</w:t>
       </w:r>
       <w:r>
         <w:rPr>
@@ -13065,7 +13543,7 @@
           <w:rFonts w:ascii="Times New Roman" w:hAnsi="Times New Roman"/>
           <w:sz w:val="20"/>
         </w:rPr>
-        <w:t>[108]</w:t>
+        <w:t>[109]</w:t>
       </w:r>
       <w:r>
         <w:rPr>
@@ -13081,7 +13559,7 @@
           <w:rFonts w:ascii="Times New Roman" w:hAnsi="Times New Roman"/>
           <w:sz w:val="20"/>
         </w:rPr>
-        <w:t>[101]</w:t>
+        <w:t>[102]</w:t>
       </w:r>
       <w:r>
         <w:rPr>
@@ -13113,7 +13591,7 @@
           <w:rFonts w:ascii="Times New Roman" w:hAnsi="Times New Roman"/>
           <w:sz w:val="20"/>
         </w:rPr>
-        <w:t>[117]</w:t>
+        <w:t>[118]</w:t>
       </w:r>
       <w:r>
         <w:rPr>
@@ -13153,7 +13631,7 @@
           <w:i w:val="0"/>
           <w:sz w:val="20"/>
         </w:rPr>
-        <w:t>Cross-referencing the bibliometric analysis of Section 3 with the function-level reviews of Sections 4–8 yields six structural gaps, discussed in Sections 9.1–9.6, summarized in Table 10, and then operationalized into a concrete reporting checklist in Section 9.7.</w:t>
+        <w:t>Cross-referencing the bibliometric analysis of Section 3 with the function-level reviews of Sections 4–8 yields six structural gaps, discussed in Sections 9.1–9.6, summarized in Table 10, previewed against the field's milestones in Fig. 8, and then operationalized into a concrete reporting checklist in Section 9.7.</w:t>
       </w:r>
     </w:p>
     <w:p>
@@ -13184,7 +13662,7 @@
           <w:i w:val="0"/>
           <w:sz w:val="20"/>
         </w:rPr>
-        <w:t xml:space="preserve">The corpus’s validation data are unambiguous: 17 primary studies corpus-wide use within-cell splits or unsupervised k-folds, and only 9 of all 103 papers demonstrate their systems online or on real fleets. Until cross-cell, cross-temperature, and cross-protocol holdout protocols become reporting norms, published accuracy figures will keep overstating deployable performance. The most valuable near-term contribution the community can make is standardized transfer protocols — train-on-chemistry-A/test-on-chemistry-B, train-on-lab/test-on-fleet — reported alongside headline accuracy, as already practiced by the transfer-learning and general-framework studies </w:t>
+        <w:t xml:space="preserve">The corpus’s validation data are unambiguous: 17 of the 88 primary papers use within-cell splits or unsupervised k-folds, and only 8 of the 88 demonstrate their systems online or on real fleets. Until cross-cell, cross-temperature, and cross-protocol holdout protocols become reporting norms, published accuracy figures will keep overstating deployable performance. The most valuable near-term contribution the community can make is standardized transfer protocols — train-on-chemistry-A/test-on-chemistry-B, train-on-lab/test-on-fleet — reported alongside headline accuracy, as already practiced by the transfer-learning and general-framework studies </w:t>
       </w:r>
       <w:r>
         <w:rPr>
@@ -13215,7 +13693,7 @@
           <w:i w:val="0"/>
           <w:sz w:val="20"/>
         </w:rPr>
-        <w:t>A second standardization target is reporting itself. The corpus’s papers rarely disclose split definitions, random seeds, or compute budgets — omissions that make independent replication laborious and meta-analysis impossible (Section 5.6). A community-endorsed reporting checklist — dataset identity and version, split protocol, uncertainty quantification, and hardware context — would cost little and would let the synthesis literature do its job.</w:t>
+        <w:t>A second standardization target is reporting itself. In our full-text reading of the corpus we did not routinely encounter disclosed split definitions, random seeds, or compute budgets; only the validation, data-source, and artifact items were systematically score-counted (Section 9.7), so this is a qualitative observation rather than a measured rate. Either way, such omissions make independent replication laborious and meta-analysis impossible (Section 5.6). A community-endorsed reporting checklist — dataset identity and version, split protocol, uncertainty quantification, and hardware context — would cost little and would let the synthesis literature do its job.</w:t>
       </w:r>
     </w:p>
     <w:p>
@@ -13231,7 +13709,7 @@
           <w:i w:val="0"/>
           <w:sz w:val="20"/>
         </w:rPr>
-        <w:t>9.2 Data sharing and the benchmark monoculture</w:t>
+        <w:t>9.2 Data sharing and benchmark concentration</w:t>
       </w:r>
     </w:p>
     <w:p>
@@ -13246,7 +13724,7 @@
           <w:i w:val="0"/>
           <w:sz w:val="20"/>
         </w:rPr>
-        <w:t xml:space="preserve">Eleven corpus papers rest on a single public dataset (Severson-MATR), and NASA and CALCE sustain much of the remainder; 35 papers use private laboratory cells whose data are not released. The monoculture inflates apparent comparability and hides dataset-specific failure modes. Federated learning over fleet data, standardized anonymized fleet-data releases, and multi-institution cycling campaigns — in the spirit of the 179-cell pipeline </w:t>
+        <w:t xml:space="preserve">Twenty-three primary papers rest on the same three public benchmarks (Severson-MATR 11, NASA 6, CALCE 6), and 36 use private laboratory cells whose data are not released. This two-pole fragmentation inflates apparent comparability on the shared benchmarks and hides dataset-specific failure modes, while precluding audit altogether on the private pole. Federated learning over fleet data, standardized anonymized fleet-data releases, and multi-institution cycling campaigns — in the spirit of the 179-cell pipeline </w:t>
       </w:r>
       <w:r>
         <w:rPr>
@@ -13426,7 +13904,7 @@
           <w:rFonts w:ascii="Times New Roman" w:hAnsi="Times New Roman"/>
           <w:sz w:val="20"/>
         </w:rPr>
-        <w:t>[107]</w:t>
+        <w:t>[108]</w:t>
       </w:r>
       <w:r>
         <w:rPr>
@@ -13482,7 +13960,7 @@
           <w:i w:val="0"/>
           <w:sz w:val="20"/>
         </w:rPr>
-        <w:t xml:space="preserve">The first LLM-based management studies </w:t>
+        <w:t xml:space="preserve">The corpus's first LLM-based management studies (2025-2026, and with LLM-based estimation prior art outside the screened venues) </w:t>
       </w:r>
       <w:r>
         <w:rPr>
@@ -13498,7 +13976,23 @@
           <w:i w:val="0"/>
           <w:sz w:val="20"/>
         </w:rPr>
-        <w:t xml:space="preserve"> suggest a division of labor worth formalizing: foundation models as reasoning, orchestration, and human-interface layers; conventional ML as calibrated estimators; physics models as safety envelopes. Research is needed on grounding (preventing hallucinated battery knowledge), latency, and the division of safety authority between learned and non-learned components. Battery-domain foundation models pretrained on cycling corpora are a plausible medium-term development.</w:t>
+        <w:t xml:space="preserve"> suggest a division of labor worth formalizing — with the caveat that HA-LLM </w:t>
+      </w:r>
+      <w:r>
+        <w:rPr>
+          <w:rFonts w:ascii="Times New Roman" w:hAnsi="Times New Roman"/>
+          <w:sz w:val="20"/>
+        </w:rPr>
+        <w:t>[15]</w:t>
+      </w:r>
+      <w:r>
+        <w:rPr>
+          <w:rFonts w:ascii="Times New Roman" w:hAnsi="Times New Roman"/>
+          <w:b w:val="0"/>
+          <w:i w:val="0"/>
+          <w:sz w:val="20"/>
+        </w:rPr>
+        <w:t xml:space="preserve"> already occupies the estimator seat under exactly the guardrails proposed here: foundation models as reasoning, orchestration, and human-interface layers, and as estimators only where uncertainty-gated and protected by physics-fallback substitution; conventional ML as calibrated estimators; physics models as safety envelopes. Research is needed on grounding (preventing hallucinated battery knowledge), latency, and the division of safety authority between learned and non-learned components. Battery-domain foundation models pretrained on cycling corpora are a plausible medium-term development.</w:t>
       </w:r>
     </w:p>
     <w:p>
@@ -13529,7 +14023,7 @@
           <w:i w:val="0"/>
           <w:sz w:val="20"/>
         </w:rPr>
-        <w:t xml:space="preserve">Finally, the function distribution itself signals opportunity. Cell balancing is nearly untouched by ML beyond pack-level insight </w:t>
+        <w:t xml:space="preserve">Finally, the function distribution itself signals opportunity — read at both levels of the evidence base. Cell balancing is the smallest core function both in the curated subset (2 papers) and in the quota-free eligible pool (38 of 799 tagged records, Section 3.3), so its under-representation is a property of the retrieved literature rather than of the quotas; ML has so far contributed mainly at the level of pack-level insight rather than as a balancing controller </w:t>
       </w:r>
       <w:r>
         <w:rPr>
@@ -13545,7 +14039,7 @@
           <w:i w:val="0"/>
           <w:sz w:val="20"/>
         </w:rPr>
-        <w:t xml:space="preserve">; charging control needs certifiable adaptive protocols; and thermal management remains simulation-dominated </w:t>
+        <w:t xml:space="preserve">. Thermal management is not scarce as a theme in the pool (99 tagged records), but closed-loop thermal control has not yet been demonstrated on hardware in the subset, and the cluster remains simulation-dominated </w:t>
       </w:r>
       <w:r>
         <w:rPr>
@@ -13561,7 +14055,7 @@
           <w:i w:val="0"/>
           <w:sz w:val="20"/>
         </w:rPr>
-        <w:t xml:space="preserve">. These functions share a property that explains their under-representation: they are </w:t>
+        <w:t xml:space="preserve"> — the deficit is evidential, not topical. Charging control needs certifiable adaptive protocols. These functions share a property that explains the pattern: they are </w:t>
       </w:r>
       <w:r>
         <w:rPr>
@@ -13712,7 +14206,7 @@
                 <w:i w:val="0"/>
                 <w:sz w:val="17"/>
               </w:rPr>
-              <w:t>17 primary studies use within-cell or k-fold validation; 9/103 demonstrate online or fleet use</w:t>
+              <w:t>17 of 88 primary papers use within-cell or k-fold validation; 8 of 88 primary papers demonstrate online or fleet use</w:t>
             </w:r>
           </w:p>
         </w:tc>
@@ -13754,7 +14248,7 @@
                 <w:i w:val="0"/>
                 <w:sz w:val="17"/>
               </w:rPr>
-              <w:t>Benchmark monoculture</w:t>
+              <w:t>Two-pole data fragmentation</w:t>
             </w:r>
           </w:p>
         </w:tc>
@@ -13771,7 +14265,7 @@
                 <w:i w:val="0"/>
                 <w:sz w:val="17"/>
               </w:rPr>
-              <w:t>Single public dataset underlies 11 studies; NASA/CALCE sustain much of the rest</w:t>
+              <w:t>23 primary papers on three public benchmarks; 36 on rarely released private laboratory cells</w:t>
             </w:r>
           </w:p>
         </w:tc>
@@ -14007,7 +14501,7 @@
                 <w:i w:val="0"/>
                 <w:sz w:val="17"/>
               </w:rPr>
-              <w:t>Balancing (2 papers), charging control (8), thermal (8)</w:t>
+              <w:t>Balancing: smallest core function in subset (2 papers) and pool (38 of 799 tagged); closed-loop thermal control not yet shown on hardware</w:t>
             </w:r>
           </w:p>
         </w:tc>
@@ -14064,7 +14558,7 @@
           <w:i w:val="0"/>
           <w:sz w:val="20"/>
         </w:rPr>
-        <w:t>The most concrete artifact this review can offer is procedural. Modeled on the CONSORT and PRISMA checklists that transformed reporting in clinical and review literature, Table 11 proposes a twelve-item BMS-ML reporting checklist: the minimum metadata a study should disclose for its accuracy claims to be comparable, reproducible, and poolable in future syntheses. None of the items is onerous; each corresponds to a practice whose absence the corpus analysis showed to be distorting — undisclosed splits (Section 3.4), uncalibrated uncertainty (Section 8.2), unnamed datasets (Section 3.4), or unquantified compute (Section 9.3). We suggest journals adopt it as a submission checklist and that authors attach it to their released datasets.</w:t>
+        <w:t>The most concrete artifact this review can offer is procedural. Modeled on the CONSORT and PRISMA checklists that transformed reporting in clinical and review literature, Table 11 proposes a twelve-item BMS-ML reporting checklist: the minimum metadata a study should disclose for its accuracy claims to be comparable, reproducible, and poolable in future syntheses. None of the items is onerous. Items 4, 5, and 11 operationalize the validation-protocol classes that the corpus analysis measured directly (Section 3.4); the remaining items respond to reporting omissions observed qualitatively across Sections 3–8 — undisclosed splits, uncalibrated uncertainty, unnamed datasets, unquantified compute — but only the validation, data-source, and artifact items are score-measured in this corpus, and the checklist has not been applied as an audit to all 103 studies. We suggest journals adopt it as a submission checklist and that authors attach it to their released datasets.</w:t>
       </w:r>
     </w:p>
     <w:p>
@@ -15000,7 +15494,7 @@
           <w:rFonts w:ascii="Times New Roman" w:hAnsi="Times New Roman"/>
           <w:sz w:val="18"/>
         </w:rPr>
-        <w:t>[12, 112]</w:t>
+        <w:t>[12, 113]</w:t>
       </w:r>
       <w:r>
         <w:rPr>
@@ -15016,7 +15510,7 @@
           <w:rFonts w:ascii="Times New Roman" w:hAnsi="Times New Roman"/>
           <w:sz w:val="18"/>
         </w:rPr>
-        <w:t>[93]</w:t>
+        <w:t>[83, 93]</w:t>
       </w:r>
       <w:r>
         <w:rPr>
@@ -15041,7 +15535,7 @@
           <w:i w:val="0"/>
           <w:sz w:val="18"/>
         </w:rPr>
-        <w:t xml:space="preserve">, and the first foundation-model studies </w:t>
+        <w:t xml:space="preserve">, and the first corpus foundation-model studies </w:t>
       </w:r>
       <w:r>
         <w:rPr>
@@ -15088,7 +15582,7 @@
           <w:i w:val="0"/>
           <w:sz w:val="20"/>
         </w:rPr>
-        <w:t>This review has examined the state of AI-powered battery management through a verified corpus of 103 peer-reviewed studies spanning 2019–2026, classified uniformly across management functions, method families, chemistries, data sources, and validation practices. Three conclusions stand out. First, the field has undergone a marked methodological evolution: classical feature-based learners gave way to deep sequence models, which are now themselves being displaced at the research frontier by physics-informed hybrids, optimization-augmented learning, transfer-learning regimes, and — at the very edge of the window — foundation-model components. Second, the center of gravity of application remains estimation (state, health, lifetime), where learning systems have largely succeeded on laboratory terms; control functions (charging, thermal, balancing) remain demonstrably transformable but under-evidenced for deployment. Third, and most critically, the field’s published accuracy progress is not matched by validation progress: online or fleet-level demonstration appears in fewer than one study in ten, benchmark-data monoculture distorts the apparent state of the art, and the field’s favored remedy — physics-informed architecture — does not substitute for validation rigor: physics-informed papers are strong-protocol-validated less often than purely data-driven peers (54% versus 73%).</w:t>
+        <w:t>This review has examined the state of AI-powered battery management through a verified corpus of 103 peer-reviewed studies spanning 2019–2026, classified uniformly across management functions, method families, chemistries, data sources, and validation practices. Three conclusions stand out. First, within the corpus the method families stratify cleanly by period: classical feature-based learners gave way to deep sequence models, which are now themselves being displaced at the research frontier by physics-informed hybrids, optimization-augmented learning, transfer-learning regimes, and — at the very edge of the window — foundation-model components. Second, the center of gravity of application remains estimation (state, health, lifetime), where learning systems report laboratory-regime success — on metrics that this review argues cannot be pooled across papers (Section 5.6); control functions (charging, thermal, balancing) remain demonstrably transformable but under-evidenced for deployment. Third, and most critically, the volume of published accuracy claims is not matched by validation rigor: online or fleet-level demonstration appears in fewer than one primary study in ten, benchmark concentration and private-data fragmentation distort the apparent state of the art, and the field’s favored remedy — physics-informed architecture — does not demonstrably substitute for validation rigor: physics-informed papers use strong protocols no more often than purely data-driven peers (36% versus 52% under the protocol-only definition, p = 0.32; 59% versus 74% under the broader definition, p = 0.19 — not statistically significant under either).</w:t>
       </w:r>
     </w:p>
     <w:p>
@@ -15181,7 +15675,7 @@
           <w:rFonts w:ascii="Times New Roman" w:hAnsi="Times New Roman"/>
           <w:sz w:val="20"/>
         </w:rPr>
-        <w:t>H.T.S. conceived the study, designed and executed the search, screening, and verification pipeline, performed the classification and analysis, and drafted the manuscript. S.S.I.A. and J.I.C. contributed to corpus curation, verification of classifications and counts, and manuscript revision. All authors read and approved the final manuscript.</w:t>
+        <w:t>H.T.S. conceived the study, designed and executed the search, screening, and verification pipeline, performed the full-text classification and analysis, coded the released labels, and drafted the manuscript. S.S.I.A. and J.I.C. performed the blind 30-paper re-coding of the reliability study (coders B and C, Section 2.5) before any verification work, and contributed to corpus curation, verification of classifications and counts, and manuscript revision. All authors read and approved the final manuscript.</w:t>
       </w:r>
     </w:p>
     <w:p>
@@ -15202,7 +15696,7 @@
           <w:rFonts w:ascii="Times New Roman" w:hAnsi="Times New Roman"/>
           <w:sz w:val="20"/>
         </w:rPr>
-        <w:t>The classified and Crossref-verified corpus of 103 studies is released as a machine-readable supplementary dataset (papers.csv), including per-paper citation counts and the screening statistics; together with the full analysis pipeline it is publicly available at https://github.com/touhidsiddiqueeraj-bit/-structured-scoping-review-and-classification-of-103-peer-reviewed-studies-about-AI-in-BMS.</w:t>
+        <w:t>The complete evidence base is deposited at Zenodo, DOI 10.5281/zenodo.23436202 (deposit of record; the GitHub repository of the same name is a development mirror). The deposit includes: the classified 103-study dataset (papers.csv, papers_final.json) with per-paper citation counts; the 799-record rule-based eligible pool (eligible_corpus.json, pool.csv) with per-record query-theme tags; the record-level screening log (screening_log.csv); the per-paper validation-protocol audit (protocol_audit.csv); the codebook and coding protocol (codebook.md, coding_protocol.md); the locked blind coder sheets, agreement report, itemized disagreements, and hash-tracked reliability log (corpus/reliability/); the conference sensitivity set with all 14 retrieved papers and the pre-stated inclusion rule (conference_sensitivity.csv); the withheld released labels for the reliability sample (gold_labels_30.csv); the label-noise sensitivity script and outputs (sensitivity_label_noise.py/.json); the Crossref verification audit trail (final_audit.json, external_verified.json, conference_verified.json); the seed-study register (seeds.json); and the screening statistics (stats.json).</w:t>
       </w:r>
     </w:p>
     <w:p>
@@ -15223,7 +15717,7 @@
           <w:rFonts w:ascii="Times New Roman" w:hAnsi="Times New Roman"/>
           <w:sz w:val="20"/>
         </w:rPr>
-        <w:t>The complete search, screening, verification, and figure-generation scripts are publicly available at https://github.com/touhidsiddiqueeraj-bit/-structured-scoping-review-and-classification-of-103-peer-reviewed-studies-about-AI-in-BMS, so that every figure and count in Section 3 can be regenerated from the released dataset.</w:t>
+        <w:t>All search, screening, selection, verification, classification, reliability, sensitivity, statistics, figure-generation, and manuscript-build scripts are included in the same Zenodo deposit (DOI 10.5281/zenodo.23436202), so that every figure and every count in Sections 3 and 3.5 can be regenerated deterministically from the released data.</w:t>
       </w:r>
     </w:p>
     <w:p>
@@ -15286,35 +15780,7 @@
           <w:rFonts w:ascii="Times New Roman" w:hAnsi="Times New Roman"/>
           <w:sz w:val="20"/>
         </w:rPr>
-        <w:t>During the preparation of this manuscript, the authors used an AI-assisted language model to support literature-pooling code, drafting, and language editing. All included references were independently verified against the Crossref registry by DOI resolution, all counts and figures were regenerated programmatically from the released dataset, and the authors reviewed and take full responsibility for the content of the published article.</w:t>
-      </w:r>
-    </w:p>
-    <w:p>
-      <w:pPr>
-        <w:spacing w:after="120"/>
-        <w:jc w:val="left"/>
-      </w:pPr>
-      <w:r>
-        <w:rPr>
-          <w:rFonts w:ascii="Times New Roman" w:hAnsi="Times New Roman"/>
-          <w:b/>
-          <w:i w:val="0"/>
-          <w:sz w:val="20"/>
-        </w:rPr>
-        <w:t>Acknowledgment</w:t>
-      </w:r>
-    </w:p>
-    <w:p>
-      <w:pPr>
-        <w:spacing w:after="160"/>
-        <w:jc w:val="both"/>
-      </w:pPr>
-      <w:r>
-        <w:rPr>
-          <w:rFonts w:ascii="Times New Roman" w:hAnsi="Times New Roman"/>
-          <w:sz w:val="20"/>
-        </w:rPr>
-        <w:t>The authors would like to acknowledge the use of writing-support and language-enhancement tools, including OpenAI ChatGPT, Grammarly, and QuillBot, during the preparation of this manuscript. These tools were used to assist with grammar correction, readability improvement, language refinement, and sentence restructuring. All technical content, analysis, interpretations, and research contributions are from the authors themselves.</w:t>
+        <w:t>During the preparation of this manuscript the authors used the following tools, each for a stated purpose: an AI language model (GLM, Z.ai) assisted in drafting and adapting the literature-pooling, analysis, and figure-generation scripts; OpenAI ChatGPT, Grammarly, and QuillBot were used for language editing (grammar, readability, and sentence restructuring). No AI tool decided study inclusion, and no AI tool assigned or altered any classification label: all screening decisions and all released labels were made by the authors (Section 2.5 documents who coded what, and the reliability files release the coding evidence). All included references were verified against the Crossref registry by direct DOI resolution, all counts and figures were regenerated programmatically from the released dataset, and the authors reviewed and take full responsibility for the content of the published article.</w:t>
       </w:r>
     </w:p>
     <w:p>
@@ -15350,7 +15816,7 @@
           <w:rFonts w:ascii="Times New Roman" w:hAnsi="Times New Roman"/>
           <w:sz w:val="18"/>
         </w:rPr>
-        <w:t>Ng, M. F., Zhao, J., Yan, Q., Conduit, G. J., Seh, Z. W., “Predicting the state of charge and health of batteries using data-driven machine learning,” Nature Machine Intelligence, vol. 2, 161-170, 2020, doi: 10.1038/s42256-020-0156-7.</w:t>
+        <w:t>Yao, J., Kowal, J., “Towards a smarter battery management system: A critical review on deep learning-based state of charge estimation of lithium-ion batteries,” Energy and AI, vol. 21, 100585, 2025, doi: 10.1016/j.egyai.2025.100585.</w:t>
       </w:r>
     </w:p>
     <w:p>
@@ -15665,7 +16131,7 @@
           <w:rFonts w:ascii="Times New Roman" w:hAnsi="Times New Roman"/>
           <w:sz w:val="18"/>
         </w:rPr>
-        <w:t>Liu, Y., He, Y., Bian, H., Guo, W., Zhang, X., “A review of lithium-ion battery state of charge estimation based on deep learning: Directions for improvement and future trends,” Journal of Energy Storage, vol. 52, 104664, 2022, doi: 10.1016/j.est.2022.104664.</w:t>
+        <w:t>Ng, M. F., Zhao, J., Yan, Q., Conduit, G. J., Seh, Z. W., “Predicting the state of charge and health of batteries using data-driven machine learning,” Nature Machine Intelligence, vol. 2, 161-170, 2020, doi: 10.1038/s42256-020-0156-7.</w:t>
       </w:r>
     </w:p>
     <w:p>
@@ -15686,7 +16152,7 @@
           <w:rFonts w:ascii="Times New Roman" w:hAnsi="Times New Roman"/>
           <w:sz w:val="18"/>
         </w:rPr>
-        <w:t>Wu, Y., Bai, D., Zhang, K., Li, Y., Yang, F., “Advancements in the estimation of the state of charge of lithium-ion battery: a comprehensive review of traditional and deep learning approaches,” Journal of Materials Informatics, vol. 5, 2025, doi: 10.20517/jmi.2024.84.</w:t>
+        <w:t>Liu, Y., He, Y., Bian, H., Guo, W., Zhang, X., “A review of lithium-ion battery state of charge estimation based on deep learning: Directions for improvement and future trends,” Journal of Energy Storage, vol. 52, 104664, 2022, doi: 10.1016/j.est.2022.104664.</w:t>
       </w:r>
     </w:p>
     <w:p>
@@ -15707,7 +16173,7 @@
           <w:rFonts w:ascii="Times New Roman" w:hAnsi="Times New Roman"/>
           <w:sz w:val="18"/>
         </w:rPr>
-        <w:t>Sui, X., He, S., Vilsen, S. B., Meng, J., Teodorescu, R., Stroe, D. I., “A review of non-probabilistic machine learning-based state of health estimation techniques for Lithium-ion battery,” Applied Energy, vol. 300, 117346, 2021, doi: 10.1016/j.apenergy.2021.117346.</w:t>
+        <w:t>Wu, Y., Bai, D., Zhang, K., Li, Y., Yang, F., “Advancements in the estimation of the state of charge of lithium-ion battery: a comprehensive review of traditional and deep learning approaches,” Journal of Materials Informatics, vol. 5, 2025, doi: 10.20517/jmi.2024.84.</w:t>
       </w:r>
     </w:p>
     <w:p>
@@ -15728,7 +16194,7 @@
           <w:rFonts w:ascii="Times New Roman" w:hAnsi="Times New Roman"/>
           <w:sz w:val="18"/>
         </w:rPr>
-        <w:t>Li, X., Yu, D., Søren Byg, V., Daniel Ioan, S., “The development of machine learning-based remaining useful life prediction for lithium-ion batteries,” Journal of Energy Chemistry, vol. 82, 103-121, 2023, doi: 10.1016/j.jechem.2023.03.026.</w:t>
+        <w:t>Sui, X., He, S., Vilsen, S. B., Meng, J., Teodorescu, R., Stroe, D. I., “A review of non-probabilistic machine learning-based state of health estimation techniques for Lithium-ion battery,” Applied Energy, vol. 300, 117346, 2021, doi: 10.1016/j.apenergy.2021.117346.</w:t>
       </w:r>
     </w:p>
     <w:p>
@@ -15749,7 +16215,7 @@
           <w:rFonts w:ascii="Times New Roman" w:hAnsi="Times New Roman"/>
           <w:sz w:val="18"/>
         </w:rPr>
-        <w:t>Yao, J., Kowal, J., “Towards a smarter battery management system: A critical review on deep learning-based state of charge estimation of lithium-ion batteries,” Energy and AI, vol. 21, 100585, 2025, doi: 10.1016/j.egyai.2025.100585.</w:t>
+        <w:t>Li, X., Yu, D., Søren Byg, V., Daniel Ioan, S., “The development of machine learning-based remaining useful life prediction for lithium-ion batteries,” Journal of Energy Chemistry, vol. 82, 103-121, 2023, doi: 10.1016/j.jechem.2023.03.026.</w:t>
       </w:r>
     </w:p>
     <w:p>
@@ -15938,7 +16404,7 @@
           <w:rFonts w:ascii="Times New Roman" w:hAnsi="Times New Roman"/>
           <w:sz w:val="18"/>
         </w:rPr>
-        <w:t>Bandara, T. T. A., Anton, J. A., Gonzalez, M., Anseana, D., Viera, J., “State of Health Estimation using Machine Learning for Li-ion battery on Electric Vehicles,” 2021 IEEE Vehicle Power and Propulsion Conference (VPPC), 1-4, 2021, doi: 10.1109/vppc53923.2021.9699273.</w:t>
+        <w:t>Gruosso, G., Gajani, G. S., Valladolid, J. D., Patino, D., Ruiz, F., “State of Charge Estimation of LiFePO4 Battery Used in Electric Vehicles Using Support Vector Regression, PCA and DP Battery Model,” 2019 IEEE Vehicle Power and Propulsion Conference (VPPC), 1-5, 2019, doi: 10.1109/vppc46532.2019.8952458.</w:t>
       </w:r>
     </w:p>
     <w:p>
@@ -15959,7 +16425,7 @@
           <w:rFonts w:ascii="Times New Roman" w:hAnsi="Times New Roman"/>
           <w:sz w:val="18"/>
         </w:rPr>
-        <w:t>Duque, J., Kollmeyer, P. J., Naguib, M., Emadi, A., “Battery Dual Extended Kalman Filter State of Charge and Health Estimation Strategy for Traction Applications,” 2022 IEEE Transportation Electrification Conference &amp; Expo (ITEC), 975-980, 2022, doi: 10.1109/itec53557.2022.9813961.</w:t>
+        <w:t>Fan, C., Higgins, M. D., Widanage, W. D., “Real-Time State of Charge Estimation of Electrochemical Model for Lithium-Ion Battery,” 2019 IEEE Vehicle Power and Propulsion Conference (VPPC), 1-6, 2019, doi: 10.1109/vppc46532.2019.8952284.</w:t>
       </w:r>
     </w:p>
     <w:p>
@@ -15980,7 +16446,7 @@
           <w:rFonts w:ascii="Times New Roman" w:hAnsi="Times New Roman"/>
           <w:sz w:val="18"/>
         </w:rPr>
-        <w:t>Bhaskar, K., Kumar, A., Bunce, J., Pressman, J., Burkell, N., Miller, N., et al., “State of Charge and State of Health estimation in large lithium-ion battery packs,” 2023 American Control Conference (ACC), 3075-3080, 2023, doi: 10.23919/acc55779.2023.10156326.</w:t>
+        <w:t>Su, J., Schneider, S., Yaz, E., Josse, F., “Online State of Charge Estimation of Lithium-ion Battery Cells: A Multiple Model Adaptive Estimation Approach,” 2021 American Control Conference (ACC), 4447-4452, 2021, doi: 10.23919/acc50511.2021.9482734.</w:t>
       </w:r>
     </w:p>
     <w:p>
@@ -16001,7 +16467,7 @@
           <w:rFonts w:ascii="Times New Roman" w:hAnsi="Times New Roman"/>
           <w:sz w:val="18"/>
         </w:rPr>
-        <w:t>Su, J., Schneider, S., Yaz, E., Josse, F., “Online State of Charge Estimation of Lithium-ion Battery Cells: A Multiple Model Adaptive Estimation Approach,” 2021 American Control Conference (ACC), 4447-4452, 2021, doi: 10.23919/acc50511.2021.9482734.</w:t>
+        <w:t>Monteiro, P., Araujo, R. E., Pinto, C., Matz, S., “Li-ion battery State-of-Charge estimation using computationally efficient neural network models,” 2021 IEEE Vehicle Power and Propulsion Conference (VPPC), 1-6, 2021, doi: 10.1109/vppc53923.2021.9699201.</w:t>
       </w:r>
     </w:p>
     <w:p>
@@ -16022,7 +16488,7 @@
           <w:rFonts w:ascii="Times New Roman" w:hAnsi="Times New Roman"/>
           <w:sz w:val="18"/>
         </w:rPr>
-        <w:t>Chen, J., Kollmeyer, P., Chiang, F., Emadi, A., “Lithium-ion Battery State-of-Health Estimation via Histogram Data, Principal Component Analysis, and Machine Learning,” 2023 IEEE Transportation Electrification Conference &amp; Expo (ITEC), 1-6, 2023, doi: 10.1109/itec55900.2023.10187012.</w:t>
+        <w:t>Bandara, T. T. A., Anton, J. A., Gonzalez, M., Anseana, D., Viera, J., “State of Health Estimation using Machine Learning for Li-ion battery on Electric Vehicles,” 2021 IEEE Vehicle Power and Propulsion Conference (VPPC), 1-4, 2021, doi: 10.1109/vppc53923.2021.9699273.</w:t>
       </w:r>
     </w:p>
     <w:p>
@@ -16043,7 +16509,7 @@
           <w:rFonts w:ascii="Times New Roman" w:hAnsi="Times New Roman"/>
           <w:sz w:val="18"/>
         </w:rPr>
-        <w:t>Zhuge, Y., Yang, H., Wang, H., “Overview of Machine Learning-Enabled Battery State Estimation Methods,” 2023 IEEE Applied Power Electronics Conference and Exposition (APEC), 3028-3035, 2023, doi: 10.1109/apec43580.2023.10131605.</w:t>
+        <w:t>Natella, D., Vasca, F., “Battery State of Health Estimation via Reinforcement Learning,” 2021 European Control Conference (ECC), 1657-1662, 2021, doi: 10.23919/ecc54610.2021.9655199.</w:t>
       </w:r>
     </w:p>
     <w:p>
@@ -16064,7 +16530,7 @@
           <w:rFonts w:ascii="Times New Roman" w:hAnsi="Times New Roman"/>
           <w:sz w:val="18"/>
         </w:rPr>
-        <w:t>Natella, D., Vasca, F., “Battery State of Health Estimation via Reinforcement Learning,” 2021 European Control Conference (ECC), 1657-1662, 2021, doi: 10.23919/ecc54610.2021.9655199.</w:t>
+        <w:t>Li, P., Cheng, Y., Shan, K., Fang, Y., “State-of-health estimation of lithium-ion battery based on feature transfer learning,” 2022 34th Chinese Control and Decision Conference (CCDC), 889-894, 2022, doi: 10.1109/ccdc55256.2022.10033695.</w:t>
       </w:r>
     </w:p>
     <w:p>
@@ -16085,7 +16551,7 @@
           <w:rFonts w:ascii="Times New Roman" w:hAnsi="Times New Roman"/>
           <w:sz w:val="18"/>
         </w:rPr>
-        <w:t>Li, P., Cheng, Y., Shan, K., Fang, Y., “State-of-health estimation of lithium-ion battery based on feature transfer learning,” 2022 34th Chinese Control and Decision Conference (CCDC), 889-894, 2022, doi: 10.1109/ccdc55256.2022.10033695.</w:t>
+        <w:t>Benlamine, K., Mesbahi, T., “Machine Learning Applied to Battery Prognostics based on Advanced State of Health Estimation,” 2022 IEEE Vehicle Power and Propulsion Conference (VPPC), 1-6, 2022, doi: 10.1109/vppc55846.2022.10003444.</w:t>
       </w:r>
     </w:p>
     <w:p>
@@ -16106,7 +16572,7 @@
           <w:rFonts w:ascii="Times New Roman" w:hAnsi="Times New Roman"/>
           <w:sz w:val="18"/>
         </w:rPr>
-        <w:t>Gruosso, G., Gajani, G. S., Valladolid, J. D., Patino, D., Ruiz, F., “State of Charge Estimation of LiFePO4 Battery Used in Electric Vehicles Using Support Vector Regression, PCA and DP Battery Model,” 2019 IEEE Vehicle Power and Propulsion Conference (VPPC), 1-5, 2019, doi: 10.1109/vppc46532.2019.8952458.</w:t>
+        <w:t>Duque, J., Kollmeyer, P. J., Naguib, M., Emadi, A., “Battery Dual Extended Kalman Filter State of Charge and Health Estimation Strategy for Traction Applications,” 2022 IEEE Transportation Electrification Conference &amp; Expo (ITEC), 975-980, 2022, doi: 10.1109/itec53557.2022.9813961.</w:t>
       </w:r>
     </w:p>
     <w:p>
@@ -16127,7 +16593,7 @@
           <w:rFonts w:ascii="Times New Roman" w:hAnsi="Times New Roman"/>
           <w:sz w:val="18"/>
         </w:rPr>
-        <w:t>Jiang, S., Shi, J., Borah, M., Moura, S., “Weaknesses and Improvements of the Extended Kalman Filter for Battery State-of-Charge and State-of-Health Estimation,” 2024 American Control Conference (ACC), 1441-1448, 2024, doi: 10.23919/acc60939.2024.10644628.</w:t>
+        <w:t>Bhaskar, K., Kumar, A., Bunce, J., Pressman, J., Burkell, N., Miller, N., et al., “State of Charge and State of Health estimation in large lithium-ion battery packs,” 2023 American Control Conference (ACC), 3075-3080, 2023, doi: 10.23919/acc55779.2023.10156326.</w:t>
       </w:r>
     </w:p>
     <w:p>
@@ -16148,7 +16614,7 @@
           <w:rFonts w:ascii="Times New Roman" w:hAnsi="Times New Roman"/>
           <w:sz w:val="18"/>
         </w:rPr>
-        <w:t>Benlamine, K., Mesbahi, T., “Machine Learning Applied to Battery Prognostics based on Advanced State of Health Estimation,” 2022 IEEE Vehicle Power and Propulsion Conference (VPPC), 1-6, 2022, doi: 10.1109/vppc55846.2022.10003444.</w:t>
+        <w:t>Zhuge, Y., Yang, H., Wang, H., “Overview of Machine Learning-Enabled Battery State Estimation Methods,” 2023 IEEE Applied Power Electronics Conference and Exposition (APEC), 3028-3035, 2023, doi: 10.1109/apec43580.2023.10131605.</w:t>
       </w:r>
     </w:p>
     <w:p>
@@ -16169,7 +16635,7 @@
           <w:rFonts w:ascii="Times New Roman" w:hAnsi="Times New Roman"/>
           <w:sz w:val="18"/>
         </w:rPr>
-        <w:t>Fan, C., Higgins, M. D., Widanage, W. D., “Real-Time State of Charge Estimation of Electrochemical Model for Lithium-Ion Battery,” 2019 IEEE Vehicle Power and Propulsion Conference (VPPC), 1-6, 2019, doi: 10.1109/vppc46532.2019.8952284.</w:t>
+        <w:t>Chen, J., Kollmeyer, P., Chiang, F., Emadi, A., “Lithium-ion Battery State-of-Health Estimation via Histogram Data, Principal Component Analysis, and Machine Learning,” 2023 IEEE Transportation Electrification Conference &amp; Expo (ITEC), 1-6, 2023, doi: 10.1109/itec55900.2023.10187012.</w:t>
       </w:r>
     </w:p>
     <w:p>
@@ -16190,7 +16656,7 @@
           <w:rFonts w:ascii="Times New Roman" w:hAnsi="Times New Roman"/>
           <w:sz w:val="18"/>
         </w:rPr>
-        <w:t>Monteiro, P., Araujo, R. E., Pinto, C., Matz, S., “Li-ion battery State-of-Charge estimation using computationally efficient neural network models,” 2021 IEEE Vehicle Power and Propulsion Conference (VPPC), 1-6, 2021, doi: 10.1109/vppc53923.2021.9699201.</w:t>
+        <w:t>Jiang, S., Shi, J., Borah, M., Moura, S., “Weaknesses and Improvements of the Extended Kalman Filter for Battery State-of-Charge and State-of-Health Estimation,” 2024 American Control Conference (ACC), 1441-1448, 2024, doi: 10.23919/acc60939.2024.10644628.</w:t>
       </w:r>
     </w:p>
     <w:p>
@@ -17324,7 +17790,7 @@
           <w:rFonts w:ascii="Times New Roman" w:hAnsi="Times New Roman"/>
           <w:sz w:val="18"/>
         </w:rPr>
-        <w:t>Si, Y., Zhou, X., Wang, Y., Zhang, T., Xiao, Y., Liu, Y., “Internal temperature sensing for lithium-ion battery under ultrahigh-rate discharge conditions using physics-informed neural network,” Applied Energy, vol. 408, 127394, 2026, doi: 10.1016/j.apenergy.2026.127394.</w:t>
+        <w:t>Poh, W. Q. T., Xu, Y., Tan, R. T. P., “Data-Driven Estimation of Li-Ion Battery Health: Integrating GPT-4 With Distilled Lifelong Learning,” IEEE Transactions on Energy Conversion, vol. 40, 1682-1685, 2025, doi: 10.1109/tec.2025.3548400.</w:t>
       </w:r>
     </w:p>
     <w:p>
@@ -17345,7 +17811,7 @@
           <w:rFonts w:ascii="Times New Roman" w:hAnsi="Times New Roman"/>
           <w:sz w:val="18"/>
         </w:rPr>
-        <w:t>Tang, X., Guo, Q., Li, M., Wei, C., Pan, Z., Wang, Y., “Performance analysis on liquid-cooled battery thermal management for electric vehicles based on machine learning,” Journal of Power Sources, vol. 494, 229727, 2021, doi: 10.1016/j.jpowsour.2021.229727.</w:t>
+        <w:t>Si, Y., Zhou, X., Wang, Y., Zhang, T., Xiao, Y., Liu, Y., “Internal temperature sensing for lithium-ion battery under ultrahigh-rate discharge conditions using physics-informed neural network,” Applied Energy, vol. 408, 127394, 2026, doi: 10.1016/j.apenergy.2026.127394.</w:t>
       </w:r>
     </w:p>
     <w:p>
@@ -17366,7 +17832,7 @@
           <w:rFonts w:ascii="Times New Roman" w:hAnsi="Times New Roman"/>
           <w:sz w:val="18"/>
         </w:rPr>
-        <w:t>Chen, S., Zhang, G., Zhu, J., Feng, X., Wei, X., Ouyang, M., et al., “Multi-objective optimization design and experimental investigation for a parallel liquid cooling-based Lithium-ion battery module under fast charging,” Applied Thermal Engineering, vol. 211, 118503, 2022, doi: 10.1016/j.applthermaleng.2022.118503.</w:t>
+        <w:t>Tang, X., Guo, Q., Li, M., Wei, C., Pan, Z., Wang, Y., “Performance analysis on liquid-cooled battery thermal management for electric vehicles based on machine learning,” Journal of Power Sources, vol. 494, 229727, 2021, doi: 10.1016/j.jpowsour.2021.229727.</w:t>
       </w:r>
     </w:p>
     <w:p>
@@ -17387,7 +17853,7 @@
           <w:rFonts w:ascii="Times New Roman" w:hAnsi="Times New Roman"/>
           <w:sz w:val="18"/>
         </w:rPr>
-        <w:t>Nam, K., Ahn, C., “Energy-Efficient Battery Thermal Management in Electric Vehicles Using Artificial-Neural-Network-Based Model Predictive Control,” World Electric Vehicle Journal, vol. 16, 279, 2025, doi: 10.3390/wevj16050279.</w:t>
+        <w:t>Chen, S., Zhang, G., Zhu, J., Feng, X., Wei, X., Ouyang, M., et al., “Multi-objective optimization design and experimental investigation for a parallel liquid cooling-based Lithium-ion battery module under fast charging,” Applied Thermal Engineering, vol. 211, 118503, 2022, doi: 10.1016/j.applthermaleng.2022.118503.</w:t>
       </w:r>
     </w:p>
     <w:p>
@@ -17408,7 +17874,7 @@
           <w:rFonts w:ascii="Times New Roman" w:hAnsi="Times New Roman"/>
           <w:sz w:val="18"/>
         </w:rPr>
-        <w:t>Zhang, C., Zhao, S., Yang, Z., He, Y., “A multi-fault diagnosis method for lithium-ion battery pack using curvilinear Manhattan distance evaluation and voltage difference analysis,” Journal of Energy Storage, vol. 67, 107575, 2023, doi: 10.1016/j.est.2023.107575.</w:t>
+        <w:t>Nam, K., Ahn, C., “Energy-Efficient Battery Thermal Management in Electric Vehicles Using Artificial-Neural-Network-Based Model Predictive Control,” World Electric Vehicle Journal, vol. 16, 279, 2025, doi: 10.3390/wevj16050279.</w:t>
       </w:r>
     </w:p>
     <w:p>
@@ -17429,7 +17895,7 @@
           <w:rFonts w:ascii="Times New Roman" w:hAnsi="Times New Roman"/>
           <w:sz w:val="18"/>
         </w:rPr>
-        <w:t>Jia, Z., Wang, Z., Sun, Z., Sun, X., Liu, P., Ruzzenenti, F., “A multi-scenario data-driven approach for anomaly detection in electric vehicle battery systems,” eTransportation, vol. 24, 100418, 2025, doi: 10.1016/j.etran.2025.100418.</w:t>
+        <w:t>Zhang, C., Zhao, S., Yang, Z., He, Y., “A multi-fault diagnosis method for lithium-ion battery pack using curvilinear Manhattan distance evaluation and voltage difference analysis,” Journal of Energy Storage, vol. 67, 107575, 2023, doi: 10.1016/j.est.2023.107575.</w:t>
       </w:r>
     </w:p>
     <w:p>
@@ -17450,7 +17916,7 @@
           <w:rFonts w:ascii="Times New Roman" w:hAnsi="Times New Roman"/>
           <w:sz w:val="18"/>
         </w:rPr>
-        <w:t>Huang, Y., Cai, H., Lai, X., Zheng, Y., Han, X., Ren, D., et al., “Deep learning-driven detection of lithium-plating-type defects for battery manufacturing via formation and capacity grading data,” Journal of Energy Chemistry, vol. 108, 536-549, 2025, doi: 10.1016/j.jechem.2025.04.025.</w:t>
+        <w:t>Jia, Z., Wang, Z., Sun, Z., Sun, X., Liu, P., Ruzzenenti, F., “A multi-scenario data-driven approach for anomaly detection in electric vehicle battery systems,” eTransportation, vol. 24, 100418, 2025, doi: 10.1016/j.etran.2025.100418.</w:t>
       </w:r>
     </w:p>
     <w:p>
@@ -17471,7 +17937,7 @@
           <w:rFonts w:ascii="Times New Roman" w:hAnsi="Times New Roman"/>
           <w:sz w:val="18"/>
         </w:rPr>
-        <w:t>Jeong, J., Kwak, E., Kim, J. h., Oh, K. Y., “Prediction of thermal runaway for a lithium-ion battery through multiphysics-informed DeepONet with virtual data,” eTransportation, vol. 21, 100337, 2024, doi: 10.1016/j.etran.2024.100337.</w:t>
+        <w:t>Huang, Y., Cai, H., Lai, X., Zheng, Y., Han, X., Ren, D., et al., “Deep learning-driven detection of lithium-plating-type defects for battery manufacturing via formation and capacity grading data,” Journal of Energy Chemistry, vol. 108, 536-549, 2025, doi: 10.1016/j.jechem.2025.04.025.</w:t>
       </w:r>
     </w:p>
     <w:p>
@@ -17492,7 +17958,7 @@
           <w:rFonts w:ascii="Times New Roman" w:hAnsi="Times New Roman"/>
           <w:sz w:val="18"/>
         </w:rPr>
-        <w:t>He, L., Tian, A., Ding, T., Dong, K., Wang, Y., Gao, Y., et al., “Lithium-ion battery state estimation based on adaptive physics-informed neural network of electrochemical model,” Measurement, vol. 257, 118985, 2026, doi: 10.1016/j.measurement.2025.118985.</w:t>
+        <w:t>Jeong, J., Kwak, E., Kim, J. h., Oh, K. Y., “Prediction of thermal runaway for a lithium-ion battery through multiphysics-informed DeepONet with virtual data,” eTransportation, vol. 21, 100337, 2024, doi: 10.1016/j.etran.2024.100337.</w:t>
       </w:r>
     </w:p>
     <w:p>
@@ -17513,7 +17979,7 @@
           <w:rFonts w:ascii="Times New Roman" w:hAnsi="Times New Roman"/>
           <w:sz w:val="18"/>
         </w:rPr>
-        <w:t>Xu, Z., Guo, Y., Saleh, J. H., “A physics-informed dynamic deep autoencoder for accurate state-of-health prediction of lithium-ion battery,” Neural Computing and Applications, vol. 34, 15997-16017, 2022, doi: 10.1007/s00521-022-07291-5.</w:t>
+        <w:t>He, L., Tian, A., Ding, T., Dong, K., Wang, Y., Gao, Y., et al., “Lithium-ion battery state estimation based on adaptive physics-informed neural network of electrochemical model,” Measurement, vol. 257, 118985, 2026, doi: 10.1016/j.measurement.2025.118985.</w:t>
       </w:r>
     </w:p>
     <w:p>
@@ -17534,7 +18000,7 @@
           <w:rFonts w:ascii="Times New Roman" w:hAnsi="Times New Roman"/>
           <w:sz w:val="18"/>
         </w:rPr>
-        <w:t>Lu, J., Xiong, R., Tian, J., Wang, C., Hsu, C. W., Tsou, N. T., et al., “Battery degradation prediction against uncertain future conditions with recurrent neural network enabled deep learning,” Energy Storage Materials, vol. 50, 139-151, 2022, doi: 10.1016/j.ensm.2022.05.007.</w:t>
+        <w:t>Xu, Z., Guo, Y., Saleh, J. H., “A physics-informed dynamic deep autoencoder for accurate state-of-health prediction of lithium-ion battery,” Neural Computing and Applications, vol. 34, 15997-16017, 2022, doi: 10.1007/s00521-022-07291-5.</w:t>
       </w:r>
     </w:p>
     <w:p>
@@ -17555,7 +18021,7 @@
           <w:rFonts w:ascii="Times New Roman" w:hAnsi="Times New Roman"/>
           <w:sz w:val="18"/>
         </w:rPr>
-        <w:t>Tao, J., Wang, S., Cao, W., Fernandez, C., Blaabjerg, F., “A Comprehensive Review of Multiple Physical and Data-Driven Model Fusion Methods for Accurate Lithium-Ion Battery Inner State Factor Estimation,” Batteries, vol. 10, 442, 2024, doi: 10.3390/batteries10120442.</w:t>
+        <w:t>Lu, J., Xiong, R., Tian, J., Wang, C., Hsu, C. W., Tsou, N. T., et al., “Battery degradation prediction against uncertain future conditions with recurrent neural network enabled deep learning,” Energy Storage Materials, vol. 50, 139-151, 2022, doi: 10.1016/j.ensm.2022.05.007.</w:t>
       </w:r>
     </w:p>
     <w:p>
@@ -17576,7 +18042,7 @@
           <w:rFonts w:ascii="Times New Roman" w:hAnsi="Times New Roman"/>
           <w:sz w:val="18"/>
         </w:rPr>
-        <w:t>Wang, F., Zhao, Z., Zhai, Z., Shang, Z., Yan, R., Chen, X., “Explainability-driven model improvement for SOH estimation of lithium-ion battery,” Reliability Engineering &amp; System Safety, vol. 232, 109046, 2023, doi: 10.1016/j.ress.2022.109046.</w:t>
+        <w:t>Tao, J., Wang, S., Cao, W., Fernandez, C., Blaabjerg, F., “A Comprehensive Review of Multiple Physical and Data-Driven Model Fusion Methods for Accurate Lithium-Ion Battery Inner State Factor Estimation,” Batteries, vol. 10, 442, 2024, doi: 10.3390/batteries10120442.</w:t>
       </w:r>
     </w:p>
     <w:p>
@@ -17597,7 +18063,7 @@
           <w:rFonts w:ascii="Times New Roman" w:hAnsi="Times New Roman"/>
           <w:sz w:val="18"/>
         </w:rPr>
-        <w:t>Liu, K., Niri, M. F., Apachitei, G., Lain, M., Greenwood, D., Marco, J., “Interpretable machine learning for battery capacities prediction and coating parameters analysis,” Control Engineering Practice, vol. 124, 105202, 2022, doi: 10.1016/j.conengprac.2022.105202.</w:t>
+        <w:t>Wang, F., Zhao, Z., Zhai, Z., Shang, Z., Yan, R., Chen, X., “Explainability-driven model improvement for SOH estimation of lithium-ion battery,” Reliability Engineering &amp; System Safety, vol. 232, 109046, 2023, doi: 10.1016/j.ress.2022.109046.</w:t>
       </w:r>
     </w:p>
     <w:p>
@@ -17618,7 +18084,7 @@
           <w:rFonts w:ascii="Times New Roman" w:hAnsi="Times New Roman"/>
           <w:sz w:val="18"/>
         </w:rPr>
-        <w:t>Liu, X., Peng, H., Li, B., Chen, X., Li, Z., Huang, J., et al., “Untangling Degradation Chemistries of Lithium‐Sulfur Batteries Through Interpretable Hybrid Machine Learning,” Angewandte Chemie International Edition, vol. 61, Art. no. e202214037, 2022, doi: 10.1002/anie.202214037.</w:t>
+        <w:t>Liu, K., Niri, M. F., Apachitei, G., Lain, M., Greenwood, D., Marco, J., “Interpretable machine learning for battery capacities prediction and coating parameters analysis,” Control Engineering Practice, vol. 124, 105202, 2022, doi: 10.1016/j.conengprac.2022.105202.</w:t>
       </w:r>
     </w:p>
     <w:p>
@@ -17639,7 +18105,7 @@
           <w:rFonts w:ascii="Times New Roman" w:hAnsi="Times New Roman"/>
           <w:sz w:val="18"/>
         </w:rPr>
-        <w:t>Eaty, N. D. K. M., Bagade, P., “Digital twin for electric vehicle battery management with incremental learning,” Expert Systems with Applications, vol. 229, 120444, 2023, doi: 10.1016/j.eswa.2023.120444.</w:t>
+        <w:t>Liu, X., Peng, H., Li, B., Chen, X., Li, Z., Huang, J., et al., “Untangling Degradation Chemistries of Lithium‐Sulfur Batteries Through Interpretable Hybrid Machine Learning,” Angewandte Chemie International Edition, vol. 61, Art. no. e202214037, 2022, doi: 10.1002/anie.202214037.</w:t>
       </w:r>
     </w:p>
     <w:p>
@@ -17660,7 +18126,7 @@
           <w:rFonts w:ascii="Times New Roman" w:hAnsi="Times New Roman"/>
           <w:sz w:val="18"/>
         </w:rPr>
-        <w:t>Yi, Y., Xia, C., Feng, C., Zhang, W., Fu, C., Qian, L., et al., “Digital twin-long short-term memory (LSTM) neural network based real-time temperature prediction and degradation model analysis for lithium-ion battery,” Journal of Energy Storage, vol. 64, 107203, 2023, doi: 10.1016/j.est.2023.107203.</w:t>
+        <w:t>Eaty, N. D. K. M., Bagade, P., “Digital twin for electric vehicle battery management with incremental learning,” Expert Systems with Applications, vol. 229, 120444, 2023, doi: 10.1016/j.eswa.2023.120444.</w:t>
       </w:r>
     </w:p>
     <w:p>
@@ -17681,7 +18147,7 @@
           <w:rFonts w:ascii="Times New Roman" w:hAnsi="Times New Roman"/>
           <w:sz w:val="18"/>
         </w:rPr>
-        <w:t>Zhang, Y., Zhao, M., “Cloud-based in-situ battery life prediction and classification using machine learning,” Energy Storage Materials, vol. 57, 346-359, 2023, doi: 10.1016/j.ensm.2023.02.035.</w:t>
+        <w:t>Yi, Y., Xia, C., Feng, C., Zhang, W., Fu, C., Qian, L., et al., “Digital twin-long short-term memory (LSTM) neural network based real-time temperature prediction and degradation model analysis for lithium-ion battery,” Journal of Energy Storage, vol. 64, 107203, 2023, doi: 10.1016/j.est.2023.107203.</w:t>
       </w:r>
     </w:p>
     <w:p>
@@ -17702,7 +18168,7 @@
           <w:rFonts w:ascii="Times New Roman" w:hAnsi="Times New Roman"/>
           <w:sz w:val="18"/>
         </w:rPr>
-        <w:t>Faraji-Niri, M., Rashid, M., Sansom, J., Sheikh, M., Widanage, D., Marco, J., “Accelerated state of health estimation of second life lithium-ion batteries via electrochemical impedance spectroscopy tests and machine learning techniques,” Journal of Energy Storage, vol. 58, 106295, 2023, doi: 10.1016/j.est.2022.106295.</w:t>
+        <w:t>Zhang, Y., Zhao, M., “Cloud-based in-situ battery life prediction and classification using machine learning,” Energy Storage Materials, vol. 57, 346-359, 2023, doi: 10.1016/j.ensm.2023.02.035.</w:t>
       </w:r>
     </w:p>
     <w:p>
@@ -17723,7 +18189,7 @@
           <w:rFonts w:ascii="Times New Roman" w:hAnsi="Times New Roman"/>
           <w:sz w:val="18"/>
         </w:rPr>
-        <w:t>Zhang, Y., Tang, Q., Zhang, Y., Wang, J., Stimming, U., Lee, A. A., “Identifying degradation patterns of lithium ion batteries from impedance spectroscopy using machine learning,” Nature Communications, vol. 11, Art. no. 1706, 2020, doi: 10.1038/s41467-020-15235-7.</w:t>
+        <w:t>Faraji-Niri, M., Rashid, M., Sansom, J., Sheikh, M., Widanage, D., Marco, J., “Accelerated state of health estimation of second life lithium-ion batteries via electrochemical impedance spectroscopy tests and machine learning techniques,” Journal of Energy Storage, vol. 58, 106295, 2023, doi: 10.1016/j.est.2022.106295.</w:t>
       </w:r>
     </w:p>
     <w:p>
@@ -17744,7 +18210,7 @@
           <w:rFonts w:ascii="Times New Roman" w:hAnsi="Times New Roman"/>
           <w:sz w:val="18"/>
         </w:rPr>
-        <w:t>Chen, J., Yao, Q., Kollmeyer, P., Vidal, C., Naguib, M., Panchal, S., et al., “Battery state-of-power estimation: A machine learning battery model with numerical searching approach,” Journal of Energy Storage, vol. 175, 123023, 2026, doi: 10.1016/j.est.2026.123023.</w:t>
+        <w:t>Zhang, Y., Tang, Q., Zhang, Y., Wang, J., Stimming, U., Lee, A. A., “Identifying degradation patterns of lithium ion batteries from impedance spectroscopy using machine learning,” Nature Communications, vol. 11, Art. no. 1706, 2020, doi: 10.1038/s41467-020-15235-7.</w:t>
       </w:r>
     </w:p>
     <w:p>
@@ -17765,7 +18231,7 @@
           <w:rFonts w:ascii="Times New Roman" w:hAnsi="Times New Roman"/>
           <w:sz w:val="18"/>
         </w:rPr>
-        <w:t>Haghi, S., Hidalgo, M. F. V., Niri, M. F., Daub, R., Marco, J., “Machine Learning in Lithium‐Ion Battery Cell Production: A Comprehensive Mapping Study,” Batteries &amp; Supercaps, vol. 6, Art. no. e202300046, 2023, doi: 10.1002/batt.202300046.</w:t>
+        <w:t>Chen, J., Yao, Q., Kollmeyer, P., Vidal, C., Naguib, M., Panchal, S., et al., “Battery state-of-power estimation: A machine learning battery model with numerical searching approach,” Journal of Energy Storage, vol. 175, 123023, 2026, doi: 10.1016/j.est.2026.123023.</w:t>
       </w:r>
     </w:p>
     <w:p>
@@ -17780,6 +18246,27 @@
           <w:sz w:val="18"/>
         </w:rPr>
         <w:t xml:space="preserve">117. </w:t>
+      </w:r>
+      <w:r>
+        <w:rPr>
+          <w:rFonts w:ascii="Times New Roman" w:hAnsi="Times New Roman"/>
+          <w:sz w:val="18"/>
+        </w:rPr>
+        <w:t>Haghi, S., Hidalgo, M. F. V., Niri, M. F., Daub, R., Marco, J., “Machine Learning in Lithium‐Ion Battery Cell Production: A Comprehensive Mapping Study,” Batteries &amp; Supercaps, vol. 6, Art. no. e202300046, 2023, doi: 10.1002/batt.202300046.</w:t>
+      </w:r>
+    </w:p>
+    <w:p>
+      <w:pPr>
+        <w:spacing w:after="60"/>
+        <w:ind w:left="360" w:hanging="360"/>
+        <w:jc w:val="both"/>
+      </w:pPr>
+      <w:r>
+        <w:rPr>
+          <w:rFonts w:ascii="Times New Roman" w:hAnsi="Times New Roman"/>
+          <w:sz w:val="18"/>
+        </w:rPr>
+        <w:t xml:space="preserve">118. </w:t>
       </w:r>
       <w:r>
         <w:rPr>

--- a/ML-BMS-Review.docx
+++ b/ML-BMS-Review.docx
@@ -14,7 +14,7 @@
           <w:i w:val="0"/>
           <w:sz w:val="40"/>
         </w:rPr>
-        <w:t>Machine learning in battery management systems: a structured scoping review and classification of 103 peer-reviewed studies, 2019–2026</w:t>
+        <w:t>Machine learning in battery management systems: a two-tier scoping review of 799 eligible studies with in-depth classification and validation audit</w:t>
       </w:r>
     </w:p>
     <w:p>
@@ -132,7 +132,7 @@
           <w:rFonts w:ascii="Times New Roman" w:hAnsi="Times New Roman"/>
           <w:sz w:val="20"/>
         </w:rPr>
-        <w:t>Machine learning (ML) has become a load-bearing component of modern battery management systems (BMS). This scoping review classifies 103 peer-reviewed journal articles (2019–2026) on machine learning for battery management — drawn from a Crossref-verified, rule-based eligible pool of 799 records — uniformly by management function, method family, chemistry, data source, validation practice.</w:t>
+        <w:t>Machine learning (ML) has become a load-bearing component of modern battery management systems (BMS), but the validation practices behind the literature’s accuracy claims are rarely examined. A structured scoping review with a two-tier evidence base is presented: a rule-based *eligible corpus* of 799 peer-reviewed journal articles (2020–2026, plus a 2019 field-defining seed), and an in-depth *classified subset* of 103 studies coded by function, method family, chemistry, data source, and validation practice, with a blind 30-paper reliability check and label-noise sensitivity ranges on the coded fields.</w:t>
       </w:r>
     </w:p>
     <w:p>
@@ -145,7 +145,7 @@
           <w:rFonts w:ascii="Times New Roman" w:hAnsi="Times New Roman"/>
           <w:sz w:val="20"/>
         </w:rPr>
-        <w:t>Within the corpus, method families stratify by period: classical shallow learners contribute 12 of the 23 papers published 2019–2021, deep sequence models dominate from 2022 onward, physics-informed and hybrid approaches reach 24 of 103 papers (22 primary), and the first large-language-model studies appear in 2025–2026. Health estimation and prognostics form the largest application cluster (35 papers), followed by the cross-cutting cluster (24), state estimation (17), fault and safety (9), charging control (8), thermal management (8), and cell balancing (2). Because the corpus was curated under function-and-year quotas, these distributions describe the sample rather than the field; function-level baselines from the quota-free eligible pool (query-theme tags validated against the classified subset) are reported alongside.</w:t>
+        <w:t>Union-share bibliometrics measured over the eligible corpus locate the screened literature’s center of gravity in health estimation (SOH, 20% of records), state estimation (SOC, 17%), and prognostics (13%), with charging control, thermal management, cell balancing, and vehicle- or fleet-level work comparatively thin for a transportation-electrification readership. Within the classified subset, method families stratify by period — classical shallow learners, then deep sequence models, now physics-informed hybrids (the only family with a monotonically non-decreasing primary-paper trajectory) — and the first large-language-model studies appear in 2025–2026.</w:t>
       </w:r>
     </w:p>
     <w:p>
@@ -158,7 +158,7 @@
           <w:rFonts w:ascii="Times New Roman" w:hAnsi="Times New Roman"/>
           <w:sz w:val="20"/>
         </w:rPr>
-        <w:t>Three structural weaknesses emerge. First, validation practice is heterogeneous and often weak: only 8 of the 88 primary-application studies demonstrate their estimators online or on real vehicle or fleet data, while 17 rely on within-cell or k-fold splits that overstate generalization. Second, benchmark-data dependence is high but narrow: the Severson/Toyota, NASA, and CALCE datasets recur across ostensibly independent studies. Third, laboratory-condition accuracy claims are rarely tested against chemistry, temperature, and current-profile shifts — the field’s defining laboratory-to-field gap. Physics-informed architectures, often assumed more rigorous by construction, are not: neither stringency contrast with data-driven peers is statistically significant, and a label-noise sensitivity analysis brackets the strong-protocol share between 40% and 59%. The review closes with a research agenda prioritizing cross-domain validation standards, uncertainty-aware models, edge-deployable architectures, and the safe integration of foundation models into safety-critical BMS software.</w:t>
+        <w:t>Three structural weaknesses recur. Only 8 of the 88 primary-application papers demonstrate their estimators online or on real vehicle or fleet data; 17 rely on within-cell or k-fold splits that leak trajectory information; and the empirical base is split between three shared public benchmarks (23 papers on Severson/Toyota, NASA, and CALCE) and private laboratory cells (36 papers) that cannot be audited at all. Physics-informed architectures, often assumed more rigorous by construction, are not demonstrably so: neither stringency contrast with data-driven peers is statistically significant, and a label-noise sensitivity analysis brackets the strong-protocol share between 40% and 59%. The review closes with a requirement-level mapping of BMS functions onto UN GTR 20, GB 38031, and ISO 26262, a positioning against prior reviews, and a twelve-item reporting checklist; the complete evidence base and analysis pipeline are deposited with a DOI.</w:t>
       </w:r>
     </w:p>
     <w:p>
@@ -632,7 +632,74 @@
           <w:i w:val="0"/>
           <w:sz w:val="20"/>
         </w:rPr>
-        <w:t>. What is largely missing is a cross-functional, quantitative account of the field’s trajectory: which method families are actually being used for which management tasks, on which data, validated how, and how that picture has shifted over the last five years.</w:t>
+        <w:t>.</w:t>
+      </w:r>
+    </w:p>
+    <w:p>
+      <w:pPr>
+        <w:spacing w:after="160"/>
+        <w:jc w:val="both"/>
+      </w:pPr>
+      <w:r>
+        <w:rPr>
+          <w:rFonts w:ascii="Times New Roman" w:hAnsi="Times New Roman"/>
+          <w:b w:val="0"/>
+          <w:i w:val="0"/>
+          <w:sz w:val="20"/>
+        </w:rPr>
+        <w:t xml:space="preserve">The closest in scope among recent cross-functional reviews is the performance-centric review of Prasanna et al. </w:t>
+      </w:r>
+      <w:r>
+        <w:rPr>
+          <w:rFonts w:ascii="Times New Roman" w:hAnsi="Times New Roman"/>
+          <w:sz w:val="20"/>
+        </w:rPr>
+        <w:t>[27]</w:t>
+      </w:r>
+      <w:r>
+        <w:rPr>
+          <w:rFonts w:ascii="Times New Roman" w:hAnsi="Times New Roman"/>
+          <w:b w:val="0"/>
+          <w:i w:val="0"/>
+          <w:sz w:val="20"/>
+        </w:rPr>
+        <w:t xml:space="preserve">, which systematically examines 240 peer-reviewed publications spanning the whole electric-vehicle powertrain — battery management alongside charging systems, motor control, and energy-consumption prediction — and aggregates reported performance metrics (RMSE, R²) into a quantitative benchmarking of algorithm families, concluding that hybrid deep-learning architectures (LSTM-DDQN, CNN-BiGRU, transformer-based frameworks) consistently achieve superior accuracy (R² &gt; 0.95, RMSE &lt; 0.05). This review differs from that work in scope, unit of analysis, and question asked. In scope, it is narrower and deeper: battery-management functions only — estimation, prognostics, charging, thermal, fault and safety, balancing — rather than the powertrain breadth, which permits function-level cuts such as the standards mapping of Section 9.4 and the per-function validation audit. In unit of analysis, it is protocol-centric rather than performance-centric: instead of pooling reported accuracy figures, it codes how each study’s validation protocol isolates (or fails to isolate) its generalization claim — cross-cell holdout versus within-cell splits, benchmark reuse versus private data, laboratory duty versus fleet duty. The two approaches are complementary, and the complementarity is pointed: an aggregation of self-reported RMSE and R² inherits, unmeasured, precisely the validation weaknesses that this review quantifies — 17 of 88 primary papers validate on information-leaking splits, and headline accuracies concentrate on three shared benchmarks — so where Prasanna et al. answer </w:t>
+      </w:r>
+      <w:r>
+        <w:rPr>
+          <w:rFonts w:ascii="Times New Roman" w:hAnsi="Times New Roman"/>
+          <w:b w:val="0"/>
+          <w:i/>
+          <w:sz w:val="20"/>
+        </w:rPr>
+        <w:t>which algorithm family performs best as reported</w:t>
+      </w:r>
+      <w:r>
+        <w:rPr>
+          <w:rFonts w:ascii="Times New Roman" w:hAnsi="Times New Roman"/>
+          <w:b w:val="0"/>
+          <w:i w:val="0"/>
+          <w:sz w:val="20"/>
+        </w:rPr>
+        <w:t xml:space="preserve">, this review asks </w:t>
+      </w:r>
+      <w:r>
+        <w:rPr>
+          <w:rFonts w:ascii="Times New Roman" w:hAnsi="Times New Roman"/>
+          <w:b w:val="0"/>
+          <w:i/>
+          <w:sz w:val="20"/>
+        </w:rPr>
+        <w:t>how much the reports can be trusted, and what a study must disclose for its claims to be checkable</w:t>
+      </w:r>
+      <w:r>
+        <w:rPr>
+          <w:rFonts w:ascii="Times New Roman" w:hAnsi="Times New Roman"/>
+          <w:b w:val="0"/>
+          <w:i w:val="0"/>
+          <w:sz w:val="20"/>
+        </w:rPr>
+        <w:t>. A third difference is evidentiary: the two-tier design here measures bibliometric shares over a released 799-record eligible corpus with record-level screening provenance, and releases the per-paper protocol audit, codebook, and re-runnable pipeline — an artifact base on which a future performance-centric synthesis could itself be audited. What remains missing from the literature even after these reviews is exactly that junction: a corpus-level account linking method family, data regime, and validation strength across management functions, which this review supplies for the BMS slice.</w:t>
       </w:r>
     </w:p>
     <w:p>
@@ -678,7 +745,7 @@
           <w:i w:val="0"/>
           <w:sz w:val="20"/>
         </w:rPr>
-        <w:t>This paper makes four contributions. First, it assembles a verified corpus of 103 peer-reviewed journal articles (2019–2026) on machine learning for battery management, drawn from a rule-based eligible pool of 799 Crossref-verified records, in which every reference’s bibliographic metadata was confirmed against the Crossref registry by direct DOI resolution. Second, it develops a two-axis classification framework — BMS function × method family — extended with chemistry, data-source, and validation-practice fields, and applies it uniformly to all 103 papers. Third, it quantifies the corpus’s composition across functions, methods, data, and validation (Section 3), identifying the within-corpus shift from classical learners through deep sequence models to physics-informed hybrids, optimization-augmented learning, and early foundation-model applications, and anchoring function-level baselines on the quota-free eligible pool. Fourth, it provides a critical, function-by-function review of what the corpus actually demonstrates (Sections 4–8) and distills a gap-driven research agenda (Section 9).</w:t>
+        <w:t>This paper makes five contributions. First, it assembles a two-tier evidence base: a rule-based eligible corpus of 799 Crossref-verified journal articles from which field-level shares are measured within a documented capped retrieval, and an in-depth classified subset of 103 studies in which every reference’s bibliographic metadata was confirmed against the Crossref registry by direct DOI resolution. Second, it develops a classification framework — BMS function × method family, extended with chemistry, data-source, and validation-practice fields — applies it uniformly to all 103 papers, and probes its reliability with a blind 30-paper re-coding under a released codebook. Third, it quantifies the corpus’s composition across functions, methods, data, and validation (Section 3), anchoring function-level baselines on the quota-free eligible pool and reporting validation-practice rates with confidence intervals and label-noise sensitivity ranges. Fourth, it provides a critical, function-by-function review of what the corpus actually demonstrates (Sections 4–8), positioned explicitly against prior reviews (Section 9.7), and maps BMS functions onto UN GTR 20, GB 38031, and ISO 26262 requirements (Section 9.4). Fifth, it distills a gap-driven research agenda (Section 9) and a twelve-item reporting checklist (Section 9.9).</w:t>
       </w:r>
     </w:p>
     <w:p>
@@ -942,7 +1009,43 @@
           <w:i w:val="0"/>
           <w:sz w:val="20"/>
         </w:rPr>
-        <w:t>The screening funnel is shown in Fig. 2. From 1,550 deduplicated records, a title-level relevance gate requiring both battery-related and machine-learning-related terminology retained 883 records and excluded 667 (predominantly adjacent-field papers — general machine-learning methods, adjacent-domain bibliometrics, and battery electrochemistry without a learning component — that surfaced through loose bibliographic matching). Venue and document-type screening then removed 84 records — conference abstracts and proceedings series (e.g., ECS Meeting Abstracts, IET/IFAC proceedings), preprint servers (SSRN), and non-scholarly venues — in line with the decision to restrict the corpus to peer-reviewed journal articles, leaving 799 eligible records. A stratified selection step then drew 107 candidate articles from these, balancing the eight management functions and publication years. Within each function stratum the draw was deterministic rather than random: records were ranked by Crossref citation count and taken from the top of that ranking, with the ranking walked deeper specifically to cover recent publication years, which citation sorting alone would have starved. Six landmark seed studies were safeguarded at this point (one already captured by the searches, five retrieved individually), giving 112 candidates. Full-text curation excluded 19 records — corrigenda, misindexed records, scope mismatches (for example, vehicle-level lifecycle assessment or charging-infrastructure demand modeling without a BMS function), and quota-driven trimming of over-represented function clusters — while 10 targeted additions were made from the screened pool for under-represented themes, a net change of −9 that yields the final classified corpus of 103 studies — 98 drawn from the eligible pool plus the 5 individually retrieved seeds. The 799 eligible records themselves are retained as a rule-based Tier-1 pool, released in full with per-record screening provenance, and serving two further purposes in this paper: pool-level function-tag baselines that are free of the subset’s quotas (Section 3.3), and a documented boundary on what the subset can support. Readers should hold the implication of the design plainly in view: function and year distributions inside the 103 partly reflect the quota and citation-ranking choices made here, not only the field’s shape, so all such distributions are reported as corpus composition, and the quota-free pool measurements are stated wherever they exist.</w:t>
+        <w:t xml:space="preserve">The screening funnel is shown in Fig. 2. From 1,550 deduplicated records, a title-level relevance gate requiring both battery-related and machine-learning-related terminology retained 883 records and excluded 667 (predominantly adjacent-field papers — general machine-learning methods, adjacent-domain bibliometrics, and battery electrochemistry without a learning component — that surfaced through loose bibliographic matching). Venue and document-type screening then removed 84 records — conference abstracts and proceedings series (e.g., ECS Meeting Abstracts, IET/IFAC proceedings), preprint servers (SSRN), and non-scholarly venues — in line with the decision to restrict the corpus to peer-reviewed journal articles, leaving 799 eligible records. Selection then proceeds in two tiers, and the distinction carries the paper’s evidentiary weight. </w:t>
+      </w:r>
+      <w:r>
+        <w:rPr>
+          <w:rFonts w:ascii="Times New Roman" w:hAnsi="Times New Roman"/>
+          <w:b w:val="0"/>
+          <w:i/>
+          <w:sz w:val="20"/>
+        </w:rPr>
+        <w:t>Tier 1 (eligible corpus).</w:t>
+      </w:r>
+      <w:r>
+        <w:rPr>
+          <w:rFonts w:ascii="Times New Roman" w:hAnsi="Times New Roman"/>
+          <w:b w:val="0"/>
+          <w:i w:val="0"/>
+          <w:sz w:val="20"/>
+        </w:rPr>
+        <w:t xml:space="preserve"> Every one of the 799 eligible records is included, subject only to the venue screen — no function quotas, year caps, or citation thresholds are applied at this tier — and all 1,550 record-level screening decisions are released (screening_log.csv). Function tagging at Tier 1 is a rule-based keyword pass over titles with released term lists; its per-function union shares are the pool-level baselines used in Section 3.3, validated against the subset’s full-text primary-function labels (71% agreement; Section 2.5). </w:t>
+      </w:r>
+      <w:r>
+        <w:rPr>
+          <w:rFonts w:ascii="Times New Roman" w:hAnsi="Times New Roman"/>
+          <w:b w:val="0"/>
+          <w:i/>
+          <w:sz w:val="20"/>
+        </w:rPr>
+        <w:t>Tier 2 (classified subset).</w:t>
+      </w:r>
+      <w:r>
+        <w:rPr>
+          <w:rFonts w:ascii="Times New Roman" w:hAnsi="Times New Roman"/>
+          <w:b w:val="0"/>
+          <w:i w:val="0"/>
+          <w:sz w:val="20"/>
+        </w:rPr>
+        <w:t xml:space="preserve"> Because in-depth coding of chemistry, data source, and validation practice requires full-text assessment, it was applied to a 103-study subset of the eligible corpus, and the subset’s construction history is disclosed in full. A stratified draw first selected 107 candidates balancing the eight management functions and publication years — within each function stratum deterministic rather than random: records ranked by Crossref citation count and taken from the top of that ranking, with the ranking walked deeper specifically to cover recent publication years that citation sorting alone would have starved. Six landmark seed studies were safeguarded at this point (one already captured by the searches, five retrieved individually), giving 112 candidates. Full-text curation then excluded 19 records — corrigenda, misindexed records, scope mismatches (for example, vehicle-level lifecycle assessment or charging-infrastructure demand modeling without a BMS function), and quota-driven trimming of over-represented function clusters — while 10 targeted additions were made from the screened pool for under-represented themes, a net change of −9 that yields the final classified corpus of 103 studies — 98 drawn from the eligible pool plus the 5 individually retrieved seeds. Per-record reasons for every exclusion and addition are carried in the released screening log and selection files, so the funnel is auditable end to end. Readers should hold the implication of the design plainly in view: the subset is curated, not sampled — function and year distributions inside the 103 partly reflect the quota and citation-ranking choices made here, not only the field’s shape — so all such distributions are reported as corpus composition, the subset is never generalized to the field, and the quota-free Tier-1 measurements are stated wherever they exist (Section 3).</w:t>
       </w:r>
     </w:p>
     <w:p>
@@ -999,7 +1102,7 @@
           <w:i w:val="0"/>
           <w:sz w:val="18"/>
         </w:rPr>
-        <w:t>Fig. 2 Study-selection flowchart. Records were retrieved from the Crossref REST API on 4–5 September 2026, deduplicated, screened at title level for battery and machine-learning relevance, screened at venue and document-type level, and curated to the final 103-study corpus. Every included record’s metadata was verified by direct DOI resolution against the Crossref registry.</w:t>
+        <w:t>Fig. 2 Study-selection flowchart with the two-tier design. Records were retrieved from the Crossref REST API on 4–5 September 2026, deduplicated, screened at title level for battery and machine-learning relevance, then at venue and document-type level. Tier 1 includes every eligible record (799, rule-based, no quotas); Tier 2 carries the curated full-text-classified subset of 103 (98 drawn from the pool plus 5 individually retrieved seeds). Record-level provenance for all 1,550 screening decisions is released (screening_log.csv), and every included record’s metadata was verified by direct DOI resolution against the Crossref registry.</w:t>
       </w:r>
     </w:p>
     <w:p>
@@ -1845,7 +1948,40 @@
           <w:i w:val="0"/>
           <w:sz w:val="20"/>
         </w:rPr>
-        <w:t>The corpus spans 2019–2026 with the following composition: 9 papers in 2020, 13 in 2021, 13 in 2022, 22 in 2023, 20 in 2024, 18 in 2025, and 7 in the partial year 2026 (retrieval date September 2026), plus the 2019 seed (Fig. 3). This profile should be read as the output of the sampling design, not as a measurement of field output. Three design choices shape it. First, the stratified draw of Section 2.3 balanced publication years by construction, so year-to-year differences inside the subset are muted by design rather than observed. Second, the citation-ranked within-stratum rule preferentially captures highly cited work. Third, the eligible pool itself has a retrieval-shaped year mix — the five query passes of Section 2.2 covered year windows unequally (a dedicated 2023 pass, a recency pass from mid-2024, older passes ending 2022), so the pool’s own year profile (55, 85, 139, 223, 56, 126, and 114 records for 2020–2026, plus one record Crossref-stamped 2027) measures query coverage as much as publication. Neither level supports a claim that field output rose, fell, or accelerated; what the composition does show, within those limits, is a broadening from single-function estimators toward cross-cutting system-level contributions in the recent quotas.</w:t>
+        <w:t xml:space="preserve">Two layers of trend evidence are reported, and they are kept separate throughout. On the </w:t>
+      </w:r>
+      <w:r>
+        <w:rPr>
+          <w:rFonts w:ascii="Times New Roman" w:hAnsi="Times New Roman"/>
+          <w:b w:val="0"/>
+          <w:i/>
+          <w:sz w:val="20"/>
+        </w:rPr>
+        <w:t>measured</w:t>
+      </w:r>
+      <w:r>
+        <w:rPr>
+          <w:rFonts w:ascii="Times New Roman" w:hAnsi="Times New Roman"/>
+          <w:b w:val="0"/>
+          <w:i w:val="0"/>
+          <w:sz w:val="20"/>
+        </w:rPr>
+        <w:t xml:space="preserve"> tier (eligible corpus, 799 records), the capped retrieval captures 55, 85, 139, and 223 journal articles for 2020–2023, a documented retrieval hole totaling 56 in 2024 (Section 2.2), then 126 in 2025 and — partial year, retrieval date September 2026 — 114 in 2026, plus one further early-access record date-stamped 2027 by Crossref metadata and omitted from the year chart (Fig. 3, left panel). These are counts within a capped retrieval, not census totals, and they do not support absolute-growth claims: a per-year external denominator was tested and discarded, because Crossref’s reported result totals for the same queries rely on loose token-level bibliographic matches whose totals run into the hundreds of thousands and vary strongly with query phrasing, so they are not interpretable as field denominators (the test script and its output are released). What remains defensible is direction within the sample: the eligible-corpus counts rise through 2020–2023, dip at the retrieval hole, and remain high in 2025–2026.</w:t>
+      </w:r>
+    </w:p>
+    <w:p>
+      <w:pPr>
+        <w:spacing w:after="160"/>
+        <w:jc w:val="both"/>
+      </w:pPr>
+      <w:r>
+        <w:rPr>
+          <w:rFonts w:ascii="Times New Roman" w:hAnsi="Times New Roman"/>
+          <w:b w:val="0"/>
+          <w:i w:val="0"/>
+          <w:sz w:val="20"/>
+        </w:rPr>
+        <w:t>The corpus spans 2019–2026 with the following composition: 9 papers in 2020, 13 in 2021, 13 in 2022, 22 in 2023, 20 in 2024, 18 in 2025, and 7 in the partial year 2026 (retrieval date September 2026), plus the 2019 seed (Fig. 3). This profile should be read as the output of the sampling design, not as a measurement of field output. Three design choices shape it. First, the stratified draw of Section 2.3 balanced publication years by construction, so year-to-year differences inside the subset are muted by design rather than observed. Second, the citation-ranked within-stratum rule preferentially captures highly cited work. Third, the eligible pool itself has a retrieval-shaped year mix — the five query passes of Section 2.2 covered year windows unequally (a dedicated 2023 pass, a recency pass from mid-2024, older passes ending 2022), so the pool’s own year profile (measured above) reflects query coverage as much as publication. Neither level supports a claim that field output rose, fell, or accelerated; what the composition does show, within those limits, is a broadening from single-function estimators toward cross-cutting system-level contributions in the recent quotas.</w:t>
       </w:r>
     </w:p>
     <w:p>
@@ -3047,7 +3183,7 @@
           <w:rFonts w:ascii="Times New Roman" w:hAnsi="Times New Roman"/>
           <w:sz w:val="20"/>
         </w:rPr>
-        <w:t>[27]</w:t>
+        <w:t>[28]</w:t>
       </w:r>
       <w:r>
         <w:rPr>
@@ -5556,7 +5692,7 @@
           <w:i w:val="0"/>
           <w:sz w:val="20"/>
         </w:rPr>
-        <w:t>Chemistry and venue concentration complete the corpus profile. NMC-type cells anchor 54 of the 103 studies and LFP 15; the remainder split across LCO, lithium-metal, lithium–sulfur, mixed panels, and unspecified chemistries — a distribution that mirrors EV market share but leaves sodium-ion, solid-state, and high-temperature systems nearly absent from the ML-management literature. Venue concentration is equally marked: the Journal of Energy Storage (15 papers), Energy (13), and Applied Energy (9) head the corpus, with Journal of Power Sources, Energy Storage Materials, and Reliability Engineering &amp; System Safety following; IEEE venues account for 7 of the 103 papers, three of them in IEEE Transactions on Transportation Electrification. The pool shows the same shape — Journal of Energy Storage 103, Energy 61, and Batteries 45 of 799 records, with IEEE-prefixed venues at 9.0% — so for readers the practical consequence is that the ML-BMS literature’s center of gravity sits in energy-systems journals rather than in machine-learning venues: partly a statement about where this work is reviewed and indexed, and partly a Crossref-registry artifact (Section 2.2), rather than evidence about how impact is achieved in this field.</w:t>
+        <w:t>Chemistry and venue concentration complete the corpus profile. NMC-type cells anchor 54 of the 103 studies and LFP 15; the remainder split across LCO, lithium-metal, lithium–sulfur, mixed panels, and unspecified chemistries — a distribution that mirrors EV market share but leaves sodium-ion, solid-state, and high-temperature systems nearly absent from the ML-management literature. Venue concentration is equally marked: the Journal of Energy Storage (15 papers), Energy (13), and Applied Energy (9) head the corpus, with Journal of Power Sources, Energy Storage Materials, and Reliability Engineering &amp; System Safety following; IEEE venues account for 7 of the 103 papers, three of them in IEEE Transactions on Transportation Electrification. The pool shows the same shape — Journal of Energy Storage 103, Energy 61, and Batteries 45 of 799 records, with IEEE-prefixed venues at 9.0% — so for readers the practical consequence is that the ML-BMS literature’s center of gravity sits in energy-systems journals rather than in machine-learning venues: partly a statement about where this work is reviewed and indexed, and partly a Crossref-registry artifact (Section 2.2), rather than evidence about how impact is achieved in this field. A final measured cut matters specifically for the transportation-electrification readership of this journal: only about 2% of eligible records (n = 17) carry fleet- or cloud-orchestration-adjacent tags, and in the classified subset only 10 of the 88 primary papers use real vehicle or fleet data as their primary source, against 36 resting on laboratory cells. The classified literature is thus predominantly cell-level and laboratory-scale — one integration level below the pack- and vehicle-level questions that UN GTR 20, GB 38031, and ISO 26262 pose; Section 9.4 maps that mismatch requirement by requirement.</w:t>
       </w:r>
     </w:p>
     <w:p>
@@ -5677,7 +5813,25 @@
           <w:i w:val="0"/>
           <w:sz w:val="20"/>
         </w:rPr>
-        <w:t xml:space="preserve">Validation practice — arguably the field’s most consequential weakness — is summarized in Fig. 6 (right panel). Twenty-four papers validate on cross-cell holdout protocols, the most defensible laboratory standard; but 12 papers use within-cell splits (training and testing on interleaved segments of the same cell’s life), 5 use k-fold cross-validation without cross-cell isolation, and 15 are reviews without primary validation. Only 8 studies validate a system online or on real vehicle/fleet data, and only 7 validate across chemistries. Because fleet-data </w:t>
+        <w:t xml:space="preserve">Validation practice — arguably the field’s most consequential weakness — is summarized in Fig. 6 (right panel), and it is now defined and audited explicitly (Section 2.5). Under the protocol-only definition, the </w:t>
+      </w:r>
+      <w:r>
+        <w:rPr>
+          <w:rFonts w:ascii="Times New Roman" w:hAnsi="Times New Roman"/>
+          <w:b w:val="0"/>
+          <w:i/>
+          <w:sz w:val="20"/>
+        </w:rPr>
+        <w:t>strong protocols</w:t>
+      </w:r>
+      <w:r>
+        <w:rPr>
+          <w:rFonts w:ascii="Times New Roman" w:hAnsi="Times New Roman"/>
+          <w:b w:val="0"/>
+          <w:i w:val="0"/>
+          <w:sz w:val="20"/>
+        </w:rPr>
+        <w:t xml:space="preserve"> — cross-cell holdout (24 papers), cross-chemistry holdout (7), cross-domain holdout (3), and online or real-vehicle/fleet validation (8) — together cover 42 of the 88 primary-application papers (48%). At the weaker end, 12 papers use within-cell splits (training and testing on interleaved segments of the same cell’s life), 5 use k-fold cross-validation without cross-cell isolation, and 15 are reviews without primary validation; the remaining 29 primary papers establish an operating environment (experimental hardware, 20; simulation or case-study evidence, 9) without a data-isolation protocol. The complete per-paper protocol assignment is released (protocol_audit.csv, and the valid field of papers.csv), so the 42-of-88 arithmetic can be verified row by row, and the 30-paper blind re-coding of Section 2.5 re-derived 25 of these primary-paper assignments independently. Because fleet-data </w:t>
       </w:r>
       <w:r>
         <w:rPr>
@@ -6443,7 +6597,7 @@
           <w:i w:val="0"/>
           <w:sz w:val="20"/>
         </w:rPr>
-        <w:t>Validation practice deserves its own cross-tabulation because it moderates every accuracy claim in the corpus (Table 5). Cross-cell holdout — training on some cells and testing on unseen siblings — is the strongest widely used laboratory protocol (24 papers), and cross-chemistry or cross-domain transfer studies make the strictest demands (10 papers). At the weaker end, within-cell splits (12 papers) and unsupervised k-fold cross-validation (5 papers) leak trajectory information between train and test sets, producing optimistic errors that do not survive cell-to-cell variability; the review literature has long warned of this, and the corpus quantifies the warning. Experimental-hardware demonstrations (20 papers) and online or real-vehicle demonstrations (8 papers) anchor the deployment end of the spectrum, and it is these — not the largest architectures — that carry the field’s deployment evidence. Crossing validation practice with method family substantiates Section 3.2’s remark with numbers: 8 of the 22 physics-informed/hybrid primary papers (36%) use a strong protocol, against 34 of the 66 other primary papers (52%) — Fisher’s exact p = 0.32, odds ratio 0.54 (95% CI 0.21–1.46); under the broader definition of stringency (Section 2.5) that also counts experimental-hardware demonstrations, the contrast is 13 of 22 (59%) versus 49 of 66 (74%), p = 0.19. Neither difference is statistically significant. To quantify how much these counts depend on the single-coder labels, a label-noise scenario analysis perturbs them directly. In each of 4,000 seeded Monte Carlo draws (seed 7), a label-flip rate is drawn from a Normal distribution centered on the observed coder-versus-label bucket error rate of the reliability study (0.40 and 0.30 for the two coders; mean 0.35) with standard deviation 0.02, truncated at zero; the drawn rate then flips strong/non-strong bucket labels at random across the 88 primary papers, and both the overall strong share and the physics-versus-other Fisher exact test are recomputed. The strong-protocol count spans 35–52 of the 88 primary papers (39.8–59.1%), and the family contrast remains non-significant in 94.9% of draws — a physics prior does not, in itself, demonstrably buy validation rigor.</w:t>
+        <w:t>Validation practice deserves its own cross-tabulation because it moderates every accuracy claim in the corpus (Table 5). Cross-cell holdout — training on some cells and testing on unseen siblings — is the strongest widely used laboratory protocol (24 papers), and the transfer protocols make the strictest demands (10 papers: 7 cross-chemistry, 3 cross-domain — the seven cross-chemistry validators are the studies behind the ‘validated across chemistries’ count of the preceding paragraph). At the weaker end, within-cell splits (12 papers) and unsupervised k-fold cross-validation (5 papers) leak trajectory information between train and test sets, producing optimistic errors that do not survive cell-to-cell variability; the review literature has long warned of this, and the corpus quantifies the warning. Experimental-hardware demonstrations (20 papers) and online or real-vehicle demonstrations (8 papers) anchor the deployment end of the spectrum, and it is these — not the largest architectures — that carry the field’s deployment evidence. Crossing validation practice with method family substantiates Section 3.2’s remark with numbers: 8 of the 22 physics-informed/hybrid primary papers (36%) use a strong protocol, against 34 of the 66 other primary papers (52%) — Fisher’s exact p = 0.32, odds ratio 0.54 (95% CI 0.21–1.46); under the broader definition of stringency (Section 2.5) that also counts experimental-hardware demonstrations, the contrast is 13 of 22 (59%) versus 49 of 66 (74%), p = 0.19. Neither difference is statistically significant. To quantify how much these counts depend on the single-coder labels, a label-noise scenario analysis perturbs them directly. In each of 4,000 seeded Monte Carlo draws (seed 7), a label-flip rate is drawn from a Normal distribution centered on the observed coder-versus-label bucket error rate of the reliability study (0.40 and 0.30 for the two coders; mean 0.35) with standard deviation 0.02, truncated at zero; the drawn rate then flips strong/non-strong bucket labels at random across the 88 primary papers, and both the overall strong share and the physics-versus-other Fisher exact test are recomputed. The strong-protocol count spans 35–52 of the 88 primary papers (39.8–59.1%), and the family contrast remains non-significant in 94.9% of draws — a physics prior does not, in itself, demonstrably buy validation rigor.</w:t>
       </w:r>
     </w:p>
     <w:p>
@@ -7852,7 +8006,7 @@
                 <w:rFonts w:ascii="Times New Roman" w:hAnsi="Times New Roman"/>
                 <w:sz w:val="17"/>
               </w:rPr>
-              <w:t>[28]</w:t>
+              <w:t>[29]</w:t>
             </w:r>
           </w:p>
         </w:tc>
@@ -7958,7 +8112,7 @@
                 <w:rFonts w:ascii="Times New Roman" w:hAnsi="Times New Roman"/>
                 <w:sz w:val="17"/>
               </w:rPr>
-              <w:t>[29]</w:t>
+              <w:t>[30]</w:t>
             </w:r>
           </w:p>
         </w:tc>
@@ -8064,7 +8218,7 @@
                 <w:rFonts w:ascii="Times New Roman" w:hAnsi="Times New Roman"/>
                 <w:sz w:val="17"/>
               </w:rPr>
-              <w:t>[30]</w:t>
+              <w:t>[31]</w:t>
             </w:r>
           </w:p>
         </w:tc>
@@ -8167,7 +8321,7 @@
                 <w:rFonts w:ascii="Times New Roman" w:hAnsi="Times New Roman"/>
                 <w:sz w:val="17"/>
               </w:rPr>
-              <w:t>[31]</w:t>
+              <w:t>[32]</w:t>
             </w:r>
           </w:p>
         </w:tc>
@@ -8270,7 +8424,7 @@
                 <w:rFonts w:ascii="Times New Roman" w:hAnsi="Times New Roman"/>
                 <w:sz w:val="17"/>
               </w:rPr>
-              <w:t>[32]</w:t>
+              <w:t>[33]</w:t>
             </w:r>
           </w:p>
         </w:tc>
@@ -8376,7 +8530,7 @@
                 <w:rFonts w:ascii="Times New Roman" w:hAnsi="Times New Roman"/>
                 <w:sz w:val="17"/>
               </w:rPr>
-              <w:t>[33]</w:t>
+              <w:t>[34]</w:t>
             </w:r>
           </w:p>
         </w:tc>
@@ -8482,7 +8636,7 @@
                 <w:rFonts w:ascii="Times New Roman" w:hAnsi="Times New Roman"/>
                 <w:sz w:val="17"/>
               </w:rPr>
-              <w:t>[34]</w:t>
+              <w:t>[35]</w:t>
             </w:r>
           </w:p>
         </w:tc>
@@ -8588,7 +8742,7 @@
                 <w:rFonts w:ascii="Times New Roman" w:hAnsi="Times New Roman"/>
                 <w:sz w:val="17"/>
               </w:rPr>
-              <w:t>[35]</w:t>
+              <w:t>[36]</w:t>
             </w:r>
           </w:p>
         </w:tc>
@@ -8691,7 +8845,7 @@
                 <w:rFonts w:ascii="Times New Roman" w:hAnsi="Times New Roman"/>
                 <w:sz w:val="17"/>
               </w:rPr>
-              <w:t>[36]</w:t>
+              <w:t>[37]</w:t>
             </w:r>
           </w:p>
         </w:tc>
@@ -8797,7 +8951,7 @@
                 <w:rFonts w:ascii="Times New Roman" w:hAnsi="Times New Roman"/>
                 <w:sz w:val="17"/>
               </w:rPr>
-              <w:t>[37]</w:t>
+              <w:t>[38]</w:t>
             </w:r>
           </w:p>
         </w:tc>
@@ -8900,7 +9054,7 @@
                 <w:rFonts w:ascii="Times New Roman" w:hAnsi="Times New Roman"/>
                 <w:sz w:val="17"/>
               </w:rPr>
-              <w:t>[38]</w:t>
+              <w:t>[39]</w:t>
             </w:r>
           </w:p>
         </w:tc>
@@ -9000,7 +9154,7 @@
                 <w:rFonts w:ascii="Times New Roman" w:hAnsi="Times New Roman"/>
                 <w:sz w:val="17"/>
               </w:rPr>
-              <w:t>[39]</w:t>
+              <w:t>[40]</w:t>
             </w:r>
           </w:p>
         </w:tc>
@@ -9103,7 +9257,7 @@
                 <w:rFonts w:ascii="Times New Roman" w:hAnsi="Times New Roman"/>
                 <w:sz w:val="17"/>
               </w:rPr>
-              <w:t>[40]</w:t>
+              <w:t>[41]</w:t>
             </w:r>
           </w:p>
         </w:tc>
@@ -9209,7 +9363,7 @@
                 <w:rFonts w:ascii="Times New Roman" w:hAnsi="Times New Roman"/>
                 <w:sz w:val="17"/>
               </w:rPr>
-              <w:t>[41]</w:t>
+              <w:t>[42]</w:t>
             </w:r>
           </w:p>
         </w:tc>
@@ -9267,7 +9421,7 @@
           <w:i w:val="0"/>
           <w:sz w:val="20"/>
         </w:rPr>
-        <w:t>The result does not indicate a venue gap in stated validation evidence. Of the 8 learning-based conference papers, 2 (25%) state hardware or experimental validation in their indexed abstracts, 2 rest on public datasets, 1 describes simulation-level validation, and 3 state no validation basis at all — against 20 of the 88 primary-application journal papers (23%) with experimental-hardware demonstrations. Indexed abstract-level transparency about validation is, if anything, lower on the conference path. Two caveats bound this finding: conference abstracts are frequently truncated in bibliographic indexes, so the comparison measures stated evidence rather than underlying practice; and the sensitivity set is a curated sample, not a census. Within those bounds, however, the journal-only corpus does not understate the field’s validation transparency — and the observation that neither venue type reports validation systematically strengthens, rather than weakens, the case for the reporting standards proposed in Section 9.7.</w:t>
+        <w:t>The result does not indicate a venue gap in stated validation evidence. Of the 8 learning-based conference papers, 2 (25%) state hardware or experimental validation in their indexed abstracts, 2 rest on public datasets, 1 describes simulation-level validation, and 3 state no validation basis at all — against 20 of the 88 primary-application journal papers (23%) with experimental-hardware demonstrations. Indexed abstract-level transparency about validation is, if anything, lower on the conference path. Two caveats bound this finding: conference abstracts are frequently truncated in bibliographic indexes, so the comparison measures stated evidence rather than underlying practice; and the sensitivity set is a curated sample, not a census. Within those bounds, however, the journal-only corpus does not understate the field’s validation transparency — and the observation that neither venue type reports validation systematically strengthens, rather than weakens, the case for the reporting standards proposed in Section 9.9.</w:t>
       </w:r>
     </w:p>
     <w:p>
@@ -9321,7 +9475,7 @@
           <w:rFonts w:ascii="Times New Roman" w:hAnsi="Times New Roman"/>
           <w:sz w:val="20"/>
         </w:rPr>
-        <w:t>[42]</w:t>
+        <w:t>[43]</w:t>
       </w:r>
       <w:r>
         <w:rPr>
@@ -9353,7 +9507,7 @@
           <w:rFonts w:ascii="Times New Roman" w:hAnsi="Times New Roman"/>
           <w:sz w:val="20"/>
         </w:rPr>
-        <w:t>[43]</w:t>
+        <w:t>[44]</w:t>
       </w:r>
       <w:r>
         <w:rPr>
@@ -9369,7 +9523,7 @@
           <w:rFonts w:ascii="Times New Roman" w:hAnsi="Times New Roman"/>
           <w:sz w:val="20"/>
         </w:rPr>
-        <w:t>[44]</w:t>
+        <w:t>[45]</w:t>
       </w:r>
       <w:r>
         <w:rPr>
@@ -9416,7 +9570,7 @@
           <w:rFonts w:ascii="Times New Roman" w:hAnsi="Times New Roman"/>
           <w:sz w:val="20"/>
         </w:rPr>
-        <w:t>[45]</w:t>
+        <w:t>[46]</w:t>
       </w:r>
       <w:r>
         <w:rPr>
@@ -9432,7 +9586,7 @@
           <w:rFonts w:ascii="Times New Roman" w:hAnsi="Times New Roman"/>
           <w:sz w:val="20"/>
         </w:rPr>
-        <w:t>[46]</w:t>
+        <w:t>[47]</w:t>
       </w:r>
       <w:r>
         <w:rPr>
@@ -9448,7 +9602,7 @@
           <w:rFonts w:ascii="Times New Roman" w:hAnsi="Times New Roman"/>
           <w:sz w:val="20"/>
         </w:rPr>
-        <w:t>[47]</w:t>
+        <w:t>[48]</w:t>
       </w:r>
       <w:r>
         <w:rPr>
@@ -9464,7 +9618,7 @@
           <w:rFonts w:ascii="Times New Roman" w:hAnsi="Times New Roman"/>
           <w:sz w:val="20"/>
         </w:rPr>
-        <w:t>[48]</w:t>
+        <w:t>[49]</w:t>
       </w:r>
       <w:r>
         <w:rPr>
@@ -9480,7 +9634,7 @@
           <w:rFonts w:ascii="Times New Roman" w:hAnsi="Times New Roman"/>
           <w:sz w:val="20"/>
         </w:rPr>
-        <w:t>[49]</w:t>
+        <w:t>[50]</w:t>
       </w:r>
       <w:r>
         <w:rPr>
@@ -9496,7 +9650,7 @@
           <w:rFonts w:ascii="Times New Roman" w:hAnsi="Times New Roman"/>
           <w:sz w:val="20"/>
         </w:rPr>
-        <w:t>[50, 51]</w:t>
+        <w:t>[51, 52]</w:t>
       </w:r>
       <w:r>
         <w:rPr>
@@ -9574,7 +9728,7 @@
           <w:rFonts w:ascii="Times New Roman" w:hAnsi="Times New Roman"/>
           <w:sz w:val="20"/>
         </w:rPr>
-        <w:t>[52]</w:t>
+        <w:t>[53]</w:t>
       </w:r>
       <w:r>
         <w:rPr>
@@ -9590,7 +9744,7 @@
           <w:rFonts w:ascii="Times New Roman" w:hAnsi="Times New Roman"/>
           <w:sz w:val="20"/>
         </w:rPr>
-        <w:t>[53]</w:t>
+        <w:t>[54]</w:t>
       </w:r>
       <w:r>
         <w:rPr>
@@ -9653,7 +9807,7 @@
           <w:rFonts w:ascii="Times New Roman" w:hAnsi="Times New Roman"/>
           <w:sz w:val="20"/>
         </w:rPr>
-        <w:t>[48]</w:t>
+        <w:t>[49]</w:t>
       </w:r>
       <w:r>
         <w:rPr>
@@ -9700,7 +9854,7 @@
           <w:rFonts w:ascii="Times New Roman" w:hAnsi="Times New Roman"/>
           <w:sz w:val="20"/>
         </w:rPr>
-        <w:t>[53]</w:t>
+        <w:t>[54]</w:t>
       </w:r>
       <w:r>
         <w:rPr>
@@ -9716,7 +9870,7 @@
           <w:rFonts w:ascii="Times New Roman" w:hAnsi="Times New Roman"/>
           <w:sz w:val="20"/>
         </w:rPr>
-        <w:t>[54]</w:t>
+        <w:t>[55]</w:t>
       </w:r>
       <w:r>
         <w:rPr>
@@ -9779,7 +9933,7 @@
           <w:rFonts w:ascii="Times New Roman" w:hAnsi="Times New Roman"/>
           <w:sz w:val="20"/>
         </w:rPr>
-        <w:t>[55]</w:t>
+        <w:t>[56]</w:t>
       </w:r>
       <w:r>
         <w:rPr>
@@ -9795,7 +9949,7 @@
           <w:rFonts w:ascii="Times New Roman" w:hAnsi="Times New Roman"/>
           <w:sz w:val="20"/>
         </w:rPr>
-        <w:t>[56]</w:t>
+        <w:t>[57]</w:t>
       </w:r>
       <w:r>
         <w:rPr>
@@ -9811,7 +9965,7 @@
           <w:rFonts w:ascii="Times New Roman" w:hAnsi="Times New Roman"/>
           <w:sz w:val="20"/>
         </w:rPr>
-        <w:t>[57]</w:t>
+        <w:t>[58]</w:t>
       </w:r>
       <w:r>
         <w:rPr>
@@ -9827,7 +9981,7 @@
           <w:rFonts w:ascii="Times New Roman" w:hAnsi="Times New Roman"/>
           <w:sz w:val="20"/>
         </w:rPr>
-        <w:t>[58]</w:t>
+        <w:t>[59]</w:t>
       </w:r>
       <w:r>
         <w:rPr>
@@ -9843,7 +9997,7 @@
           <w:rFonts w:ascii="Times New Roman" w:hAnsi="Times New Roman"/>
           <w:sz w:val="20"/>
         </w:rPr>
-        <w:t>[59]</w:t>
+        <w:t>[60]</w:t>
       </w:r>
       <w:r>
         <w:rPr>
@@ -9859,7 +10013,7 @@
           <w:rFonts w:ascii="Times New Roman" w:hAnsi="Times New Roman"/>
           <w:sz w:val="20"/>
         </w:rPr>
-        <w:t>[60]</w:t>
+        <w:t>[61]</w:t>
       </w:r>
       <w:r>
         <w:rPr>
@@ -9890,7 +10044,7 @@
           <w:rFonts w:ascii="Times New Roman" w:hAnsi="Times New Roman"/>
           <w:sz w:val="20"/>
         </w:rPr>
-        <w:t>[60]</w:t>
+        <w:t>[61]</w:t>
       </w:r>
       <w:r>
         <w:rPr>
@@ -9969,7 +10123,7 @@
           <w:rFonts w:ascii="Times New Roman" w:hAnsi="Times New Roman"/>
           <w:sz w:val="20"/>
         </w:rPr>
-        <w:t>[61]</w:t>
+        <w:t>[62]</w:t>
       </w:r>
       <w:r>
         <w:rPr>
@@ -9985,7 +10139,7 @@
           <w:rFonts w:ascii="Times New Roman" w:hAnsi="Times New Roman"/>
           <w:sz w:val="20"/>
         </w:rPr>
-        <w:t>[62]</w:t>
+        <w:t>[63]</w:t>
       </w:r>
       <w:r>
         <w:rPr>
@@ -10001,7 +10155,7 @@
           <w:rFonts w:ascii="Times New Roman" w:hAnsi="Times New Roman"/>
           <w:sz w:val="20"/>
         </w:rPr>
-        <w:t>[63]</w:t>
+        <w:t>[64]</w:t>
       </w:r>
       <w:r>
         <w:rPr>
@@ -10033,7 +10187,7 @@
           <w:rFonts w:ascii="Times New Roman" w:hAnsi="Times New Roman"/>
           <w:sz w:val="20"/>
         </w:rPr>
-        <w:t>[64]</w:t>
+        <w:t>[65]</w:t>
       </w:r>
       <w:r>
         <w:rPr>
@@ -10049,7 +10203,7 @@
           <w:rFonts w:ascii="Times New Roman" w:hAnsi="Times New Roman"/>
           <w:sz w:val="20"/>
         </w:rPr>
-        <w:t>[65]</w:t>
+        <w:t>[66]</w:t>
       </w:r>
       <w:r>
         <w:rPr>
@@ -10112,7 +10266,7 @@
           <w:rFonts w:ascii="Times New Roman" w:hAnsi="Times New Roman"/>
           <w:sz w:val="20"/>
         </w:rPr>
-        <w:t>[66]</w:t>
+        <w:t>[67]</w:t>
       </w:r>
       <w:r>
         <w:rPr>
@@ -10128,7 +10282,7 @@
           <w:rFonts w:ascii="Times New Roman" w:hAnsi="Times New Roman"/>
           <w:sz w:val="20"/>
         </w:rPr>
-        <w:t>[67]</w:t>
+        <w:t>[68]</w:t>
       </w:r>
       <w:r>
         <w:rPr>
@@ -10144,7 +10298,7 @@
           <w:rFonts w:ascii="Times New Roman" w:hAnsi="Times New Roman"/>
           <w:sz w:val="20"/>
         </w:rPr>
-        <w:t>[68]</w:t>
+        <w:t>[69]</w:t>
       </w:r>
       <w:r>
         <w:rPr>
@@ -10160,7 +10314,7 @@
           <w:rFonts w:ascii="Times New Roman" w:hAnsi="Times New Roman"/>
           <w:sz w:val="20"/>
         </w:rPr>
-        <w:t>[69]</w:t>
+        <w:t>[70]</w:t>
       </w:r>
       <w:r>
         <w:rPr>
@@ -10176,7 +10330,7 @@
           <w:rFonts w:ascii="Times New Roman" w:hAnsi="Times New Roman"/>
           <w:sz w:val="20"/>
         </w:rPr>
-        <w:t>[70]</w:t>
+        <w:t>[71]</w:t>
       </w:r>
       <w:r>
         <w:rPr>
@@ -10238,7 +10392,7 @@
           <w:rFonts w:ascii="Times New Roman" w:hAnsi="Times New Roman"/>
           <w:sz w:val="20"/>
         </w:rPr>
-        <w:t>[71]</w:t>
+        <w:t>[72]</w:t>
       </w:r>
       <w:r>
         <w:rPr>
@@ -10254,7 +10408,7 @@
           <w:rFonts w:ascii="Times New Roman" w:hAnsi="Times New Roman"/>
           <w:sz w:val="20"/>
         </w:rPr>
-        <w:t>[72]</w:t>
+        <w:t>[73]</w:t>
       </w:r>
       <w:r>
         <w:rPr>
@@ -10270,7 +10424,7 @@
           <w:rFonts w:ascii="Times New Roman" w:hAnsi="Times New Roman"/>
           <w:sz w:val="20"/>
         </w:rPr>
-        <w:t>[73]</w:t>
+        <w:t>[74]</w:t>
       </w:r>
       <w:r>
         <w:rPr>
@@ -10286,7 +10440,7 @@
           <w:rFonts w:ascii="Times New Roman" w:hAnsi="Times New Roman"/>
           <w:sz w:val="20"/>
         </w:rPr>
-        <w:t>[74]</w:t>
+        <w:t>[75]</w:t>
       </w:r>
       <w:r>
         <w:rPr>
@@ -10302,7 +10456,7 @@
           <w:rFonts w:ascii="Times New Roman" w:hAnsi="Times New Roman"/>
           <w:sz w:val="20"/>
         </w:rPr>
-        <w:t>[75]</w:t>
+        <w:t>[76]</w:t>
       </w:r>
       <w:r>
         <w:rPr>
@@ -10318,7 +10472,7 @@
           <w:rFonts w:ascii="Times New Roman" w:hAnsi="Times New Roman"/>
           <w:sz w:val="20"/>
         </w:rPr>
-        <w:t>[76]</w:t>
+        <w:t>[77]</w:t>
       </w:r>
       <w:r>
         <w:rPr>
@@ -10334,7 +10488,7 @@
           <w:rFonts w:ascii="Times New Roman" w:hAnsi="Times New Roman"/>
           <w:sz w:val="20"/>
         </w:rPr>
-        <w:t>[77]</w:t>
+        <w:t>[78]</w:t>
       </w:r>
       <w:r>
         <w:rPr>
@@ -10429,7 +10583,7 @@
           <w:rFonts w:ascii="Times New Roman" w:hAnsi="Times New Roman"/>
           <w:sz w:val="20"/>
         </w:rPr>
-        <w:t>[78]</w:t>
+        <w:t>[79]</w:t>
       </w:r>
       <w:r>
         <w:rPr>
@@ -10445,7 +10599,7 @@
           <w:rFonts w:ascii="Times New Roman" w:hAnsi="Times New Roman"/>
           <w:sz w:val="20"/>
         </w:rPr>
-        <w:t>[79]</w:t>
+        <w:t>[80]</w:t>
       </w:r>
       <w:r>
         <w:rPr>
@@ -10461,7 +10615,7 @@
           <w:rFonts w:ascii="Times New Roman" w:hAnsi="Times New Roman"/>
           <w:sz w:val="20"/>
         </w:rPr>
-        <w:t>[80]</w:t>
+        <w:t>[81]</w:t>
       </w:r>
       <w:r>
         <w:rPr>
@@ -10477,7 +10631,7 @@
           <w:rFonts w:ascii="Times New Roman" w:hAnsi="Times New Roman"/>
           <w:sz w:val="20"/>
         </w:rPr>
-        <w:t>[81]</w:t>
+        <w:t>[82]</w:t>
       </w:r>
       <w:r>
         <w:rPr>
@@ -10650,7 +10804,7 @@
           <w:rFonts w:ascii="Times New Roman" w:hAnsi="Times New Roman"/>
           <w:sz w:val="20"/>
         </w:rPr>
-        <w:t>[82]</w:t>
+        <w:t>[83]</w:t>
       </w:r>
       <w:r>
         <w:rPr>
@@ -10666,7 +10820,7 @@
           <w:rFonts w:ascii="Times New Roman" w:hAnsi="Times New Roman"/>
           <w:sz w:val="20"/>
         </w:rPr>
-        <w:t>[83]</w:t>
+        <w:t>[84]</w:t>
       </w:r>
       <w:r>
         <w:rPr>
@@ -10713,7 +10867,7 @@
           <w:rFonts w:ascii="Times New Roman" w:hAnsi="Times New Roman"/>
           <w:sz w:val="20"/>
         </w:rPr>
-        <w:t>[84]</w:t>
+        <w:t>[85]</w:t>
       </w:r>
       <w:r>
         <w:rPr>
@@ -10729,7 +10883,7 @@
           <w:rFonts w:ascii="Times New Roman" w:hAnsi="Times New Roman"/>
           <w:sz w:val="20"/>
         </w:rPr>
-        <w:t>[85]</w:t>
+        <w:t>[86]</w:t>
       </w:r>
       <w:r>
         <w:rPr>
@@ -10745,7 +10899,7 @@
           <w:rFonts w:ascii="Times New Roman" w:hAnsi="Times New Roman"/>
           <w:sz w:val="20"/>
         </w:rPr>
-        <w:t>[86]</w:t>
+        <w:t>[87]</w:t>
       </w:r>
       <w:r>
         <w:rPr>
@@ -10761,7 +10915,7 @@
           <w:rFonts w:ascii="Times New Roman" w:hAnsi="Times New Roman"/>
           <w:sz w:val="20"/>
         </w:rPr>
-        <w:t>[87]</w:t>
+        <w:t>[88]</w:t>
       </w:r>
       <w:r>
         <w:rPr>
@@ -10777,7 +10931,7 @@
           <w:rFonts w:ascii="Times New Roman" w:hAnsi="Times New Roman"/>
           <w:sz w:val="20"/>
         </w:rPr>
-        <w:t>[88]</w:t>
+        <w:t>[89]</w:t>
       </w:r>
       <w:r>
         <w:rPr>
@@ -10808,7 +10962,7 @@
           <w:rFonts w:ascii="Times New Roman" w:hAnsi="Times New Roman"/>
           <w:sz w:val="20"/>
         </w:rPr>
-        <w:t>[86]</w:t>
+        <w:t>[87]</w:t>
       </w:r>
       <w:r>
         <w:rPr>
@@ -10824,7 +10978,7 @@
           <w:rFonts w:ascii="Times New Roman" w:hAnsi="Times New Roman"/>
           <w:sz w:val="20"/>
         </w:rPr>
-        <w:t>[87]</w:t>
+        <w:t>[88]</w:t>
       </w:r>
       <w:r>
         <w:rPr>
@@ -10887,7 +11041,7 @@
           <w:rFonts w:ascii="Times New Roman" w:hAnsi="Times New Roman"/>
           <w:sz w:val="20"/>
         </w:rPr>
-        <w:t>[84]</w:t>
+        <w:t>[85]</w:t>
       </w:r>
       <w:r>
         <w:rPr>
@@ -11069,7 +11223,7 @@
                 <w:rFonts w:ascii="Times New Roman" w:hAnsi="Times New Roman"/>
                 <w:sz w:val="17"/>
               </w:rPr>
-              <w:t>[45]</w:t>
+              <w:t>[46]</w:t>
             </w:r>
             <w:r>
               <w:rPr>
@@ -11085,7 +11239,7 @@
                 <w:rFonts w:ascii="Times New Roman" w:hAnsi="Times New Roman"/>
                 <w:sz w:val="17"/>
               </w:rPr>
-              <w:t>[52]</w:t>
+              <w:t>[53]</w:t>
             </w:r>
           </w:p>
         </w:tc>
@@ -11151,7 +11305,7 @@
                 <w:rFonts w:ascii="Times New Roman" w:hAnsi="Times New Roman"/>
                 <w:sz w:val="17"/>
               </w:rPr>
-              <w:t>[60]</w:t>
+              <w:t>[61]</w:t>
             </w:r>
             <w:r>
               <w:rPr>
@@ -11167,7 +11321,7 @@
                 <w:rFonts w:ascii="Times New Roman" w:hAnsi="Times New Roman"/>
                 <w:sz w:val="17"/>
               </w:rPr>
-              <w:t>[65]</w:t>
+              <w:t>[66]</w:t>
             </w:r>
             <w:r>
               <w:rPr>
@@ -11265,7 +11419,7 @@
                 <w:rFonts w:ascii="Times New Roman" w:hAnsi="Times New Roman"/>
                 <w:sz w:val="17"/>
               </w:rPr>
-              <w:t>[75]</w:t>
+              <w:t>[76]</w:t>
             </w:r>
             <w:r>
               <w:rPr>
@@ -11363,7 +11517,7 @@
                 <w:rFonts w:ascii="Times New Roman" w:hAnsi="Times New Roman"/>
                 <w:sz w:val="17"/>
               </w:rPr>
-              <w:t>[84]</w:t>
+              <w:t>[85]</w:t>
             </w:r>
             <w:r>
               <w:rPr>
@@ -11379,7 +11533,7 @@
                 <w:rFonts w:ascii="Times New Roman" w:hAnsi="Times New Roman"/>
                 <w:sz w:val="17"/>
               </w:rPr>
-              <w:t>[82]</w:t>
+              <w:t>[83]</w:t>
             </w:r>
           </w:p>
         </w:tc>
@@ -11445,7 +11599,7 @@
                 <w:rFonts w:ascii="Times New Roman" w:hAnsi="Times New Roman"/>
                 <w:sz w:val="17"/>
               </w:rPr>
-              <w:t>[89]</w:t>
+              <w:t>[90]</w:t>
             </w:r>
             <w:r>
               <w:rPr>
@@ -11477,7 +11631,7 @@
                 <w:rFonts w:ascii="Times New Roman" w:hAnsi="Times New Roman"/>
                 <w:sz w:val="17"/>
               </w:rPr>
-              <w:t>[90]</w:t>
+              <w:t>[91]</w:t>
             </w:r>
           </w:p>
         </w:tc>
@@ -11543,7 +11697,7 @@
                 <w:rFonts w:ascii="Times New Roman" w:hAnsi="Times New Roman"/>
                 <w:sz w:val="17"/>
               </w:rPr>
-              <w:t>[91]</w:t>
+              <w:t>[92]</w:t>
             </w:r>
             <w:r>
               <w:rPr>
@@ -11559,7 +11713,7 @@
                 <w:rFonts w:ascii="Times New Roman" w:hAnsi="Times New Roman"/>
                 <w:sz w:val="17"/>
               </w:rPr>
-              <w:t>[92]</w:t>
+              <w:t>[93]</w:t>
             </w:r>
             <w:r>
               <w:rPr>
@@ -11575,7 +11729,7 @@
                 <w:rFonts w:ascii="Times New Roman" w:hAnsi="Times New Roman"/>
                 <w:sz w:val="17"/>
               </w:rPr>
-              <w:t>[93]</w:t>
+              <w:t>[94]</w:t>
             </w:r>
           </w:p>
         </w:tc>
@@ -11657,7 +11811,7 @@
                 <w:rFonts w:ascii="Times New Roman" w:hAnsi="Times New Roman"/>
                 <w:sz w:val="17"/>
               </w:rPr>
-              <w:t>[94]</w:t>
+              <w:t>[95]</w:t>
             </w:r>
             <w:r>
               <w:rPr>
@@ -11673,7 +11827,7 @@
                 <w:rFonts w:ascii="Times New Roman" w:hAnsi="Times New Roman"/>
                 <w:sz w:val="17"/>
               </w:rPr>
-              <w:t>[95]</w:t>
+              <w:t>[96]</w:t>
             </w:r>
             <w:r>
               <w:rPr>
@@ -11752,7 +11906,7 @@
           <w:rFonts w:ascii="Times New Roman" w:hAnsi="Times New Roman"/>
           <w:sz w:val="20"/>
         </w:rPr>
-        <w:t>[89]</w:t>
+        <w:t>[90]</w:t>
       </w:r>
       <w:r>
         <w:rPr>
@@ -11768,7 +11922,7 @@
           <w:rFonts w:ascii="Times New Roman" w:hAnsi="Times New Roman"/>
           <w:sz w:val="20"/>
         </w:rPr>
-        <w:t>[96]</w:t>
+        <w:t>[97]</w:t>
       </w:r>
       <w:r>
         <w:rPr>
@@ -11784,7 +11938,7 @@
           <w:rFonts w:ascii="Times New Roman" w:hAnsi="Times New Roman"/>
           <w:sz w:val="20"/>
         </w:rPr>
-        <w:t>[90, 97]</w:t>
+        <w:t>[91, 98]</w:t>
       </w:r>
       <w:r>
         <w:rPr>
@@ -11800,7 +11954,7 @@
           <w:rFonts w:ascii="Times New Roman" w:hAnsi="Times New Roman"/>
           <w:sz w:val="20"/>
         </w:rPr>
-        <w:t>[98]</w:t>
+        <w:t>[99]</w:t>
       </w:r>
       <w:r>
         <w:rPr>
@@ -11816,7 +11970,7 @@
           <w:rFonts w:ascii="Times New Roman" w:hAnsi="Times New Roman"/>
           <w:sz w:val="20"/>
         </w:rPr>
-        <w:t>[99]</w:t>
+        <w:t>[100]</w:t>
       </w:r>
       <w:r>
         <w:rPr>
@@ -11931,7 +12085,7 @@
           <w:rFonts w:ascii="Times New Roman" w:hAnsi="Times New Roman"/>
           <w:sz w:val="20"/>
         </w:rPr>
-        <w:t>[90, 97]</w:t>
+        <w:t>[91, 98]</w:t>
       </w:r>
       <w:r>
         <w:rPr>
@@ -11965,7 +12119,7 @@
           <w:rFonts w:ascii="Times New Roman" w:hAnsi="Times New Roman"/>
           <w:sz w:val="20"/>
         </w:rPr>
-        <w:t>[99]</w:t>
+        <w:t>[100]</w:t>
       </w:r>
       <w:r>
         <w:rPr>
@@ -12012,7 +12166,7 @@
           <w:rFonts w:ascii="Times New Roman" w:hAnsi="Times New Roman"/>
           <w:sz w:val="20"/>
         </w:rPr>
-        <w:t>[91]</w:t>
+        <w:t>[92]</w:t>
       </w:r>
       <w:r>
         <w:rPr>
@@ -12028,7 +12182,7 @@
           <w:rFonts w:ascii="Times New Roman" w:hAnsi="Times New Roman"/>
           <w:sz w:val="20"/>
         </w:rPr>
-        <w:t>[100]</w:t>
+        <w:t>[101]</w:t>
       </w:r>
       <w:r>
         <w:rPr>
@@ -12044,7 +12198,7 @@
           <w:rFonts w:ascii="Times New Roman" w:hAnsi="Times New Roman"/>
           <w:sz w:val="20"/>
         </w:rPr>
-        <w:t>[101]</w:t>
+        <w:t>[102]</w:t>
       </w:r>
       <w:r>
         <w:rPr>
@@ -12060,7 +12214,7 @@
           <w:rFonts w:ascii="Times New Roman" w:hAnsi="Times New Roman"/>
           <w:sz w:val="20"/>
         </w:rPr>
-        <w:t>[102]</w:t>
+        <w:t>[103]</w:t>
       </w:r>
       <w:r>
         <w:rPr>
@@ -12076,7 +12230,7 @@
           <w:rFonts w:ascii="Times New Roman" w:hAnsi="Times New Roman"/>
           <w:sz w:val="20"/>
         </w:rPr>
-        <w:t>[92]</w:t>
+        <w:t>[93]</w:t>
       </w:r>
       <w:r>
         <w:rPr>
@@ -12092,7 +12246,7 @@
           <w:rFonts w:ascii="Times New Roman" w:hAnsi="Times New Roman"/>
           <w:sz w:val="20"/>
         </w:rPr>
-        <w:t>[103]</w:t>
+        <w:t>[104]</w:t>
       </w:r>
       <w:r>
         <w:rPr>
@@ -12108,7 +12262,7 @@
           <w:rFonts w:ascii="Times New Roman" w:hAnsi="Times New Roman"/>
           <w:sz w:val="20"/>
         </w:rPr>
-        <w:t>[93]</w:t>
+        <w:t>[94]</w:t>
       </w:r>
       <w:r>
         <w:rPr>
@@ -12155,7 +12309,7 @@
           <w:rFonts w:ascii="Times New Roman" w:hAnsi="Times New Roman"/>
           <w:sz w:val="20"/>
         </w:rPr>
-        <w:t>[103]</w:t>
+        <w:t>[104]</w:t>
       </w:r>
       <w:r>
         <w:rPr>
@@ -12234,7 +12388,7 @@
           <w:rFonts w:ascii="Times New Roman" w:hAnsi="Times New Roman"/>
           <w:sz w:val="20"/>
         </w:rPr>
-        <w:t>[10, 104]</w:t>
+        <w:t>[10, 105]</w:t>
       </w:r>
       <w:r>
         <w:rPr>
@@ -12282,7 +12436,7 @@
           <w:rFonts w:ascii="Times New Roman" w:hAnsi="Times New Roman"/>
           <w:sz w:val="20"/>
         </w:rPr>
-        <w:t>[105]</w:t>
+        <w:t>[106]</w:t>
       </w:r>
       <w:r>
         <w:rPr>
@@ -12298,7 +12452,7 @@
           <w:rFonts w:ascii="Times New Roman" w:hAnsi="Times New Roman"/>
           <w:sz w:val="20"/>
         </w:rPr>
-        <w:t>[106]</w:t>
+        <w:t>[107]</w:t>
       </w:r>
       <w:r>
         <w:rPr>
@@ -12314,7 +12468,7 @@
           <w:rFonts w:ascii="Times New Roman" w:hAnsi="Times New Roman"/>
           <w:sz w:val="20"/>
         </w:rPr>
-        <w:t>[107]</w:t>
+        <w:t>[108]</w:t>
       </w:r>
       <w:r>
         <w:rPr>
@@ -12379,7 +12533,7 @@
           <w:rFonts w:ascii="Times New Roman" w:hAnsi="Times New Roman"/>
           <w:sz w:val="20"/>
         </w:rPr>
-        <w:t>[108]</w:t>
+        <w:t>[109]</w:t>
       </w:r>
       <w:r>
         <w:rPr>
@@ -12395,7 +12549,7 @@
           <w:rFonts w:ascii="Times New Roman" w:hAnsi="Times New Roman"/>
           <w:sz w:val="20"/>
         </w:rPr>
-        <w:t>[109]</w:t>
+        <w:t>[110]</w:t>
       </w:r>
       <w:r>
         <w:rPr>
@@ -12411,7 +12565,7 @@
           <w:rFonts w:ascii="Times New Roman" w:hAnsi="Times New Roman"/>
           <w:sz w:val="20"/>
         </w:rPr>
-        <w:t>[110]</w:t>
+        <w:t>[111]</w:t>
       </w:r>
       <w:r>
         <w:rPr>
@@ -12427,7 +12581,7 @@
           <w:rFonts w:ascii="Times New Roman" w:hAnsi="Times New Roman"/>
           <w:sz w:val="20"/>
         </w:rPr>
-        <w:t>[94]</w:t>
+        <w:t>[95]</w:t>
       </w:r>
       <w:r>
         <w:rPr>
@@ -12474,7 +12628,7 @@
           <w:rFonts w:ascii="Times New Roman" w:hAnsi="Times New Roman"/>
           <w:sz w:val="20"/>
         </w:rPr>
-        <w:t>[55]</w:t>
+        <w:t>[56]</w:t>
       </w:r>
       <w:r>
         <w:rPr>
@@ -12490,7 +12644,7 @@
           <w:rFonts w:ascii="Times New Roman" w:hAnsi="Times New Roman"/>
           <w:sz w:val="20"/>
         </w:rPr>
-        <w:t>[94]</w:t>
+        <w:t>[95]</w:t>
       </w:r>
       <w:r>
         <w:rPr>
@@ -12573,7 +12727,7 @@
           <w:rFonts w:ascii="Times New Roman" w:hAnsi="Times New Roman"/>
           <w:sz w:val="20"/>
         </w:rPr>
-        <w:t>[111]</w:t>
+        <w:t>[112]</w:t>
       </w:r>
       <w:r>
         <w:rPr>
@@ -12589,7 +12743,7 @@
           <w:rFonts w:ascii="Times New Roman" w:hAnsi="Times New Roman"/>
           <w:sz w:val="20"/>
         </w:rPr>
-        <w:t>[112]</w:t>
+        <w:t>[113]</w:t>
       </w:r>
       <w:r>
         <w:rPr>
@@ -12605,7 +12759,7 @@
           <w:rFonts w:ascii="Times New Roman" w:hAnsi="Times New Roman"/>
           <w:sz w:val="20"/>
         </w:rPr>
-        <w:t>[113]</w:t>
+        <w:t>[114]</w:t>
       </w:r>
       <w:r>
         <w:rPr>
@@ -12621,7 +12775,7 @@
           <w:rFonts w:ascii="Times New Roman" w:hAnsi="Times New Roman"/>
           <w:sz w:val="20"/>
         </w:rPr>
-        <w:t>[114]</w:t>
+        <w:t>[115]</w:t>
       </w:r>
       <w:r>
         <w:rPr>
@@ -12637,7 +12791,7 @@
           <w:rFonts w:ascii="Times New Roman" w:hAnsi="Times New Roman"/>
           <w:sz w:val="20"/>
         </w:rPr>
-        <w:t>[54]</w:t>
+        <w:t>[55]</w:t>
       </w:r>
       <w:r>
         <w:rPr>
@@ -12653,7 +12807,7 @@
           <w:rFonts w:ascii="Times New Roman" w:hAnsi="Times New Roman"/>
           <w:sz w:val="20"/>
         </w:rPr>
-        <w:t>[53, 115]</w:t>
+        <w:t>[54, 116]</w:t>
       </w:r>
       <w:r>
         <w:rPr>
@@ -12669,7 +12823,7 @@
           <w:rFonts w:ascii="Times New Roman" w:hAnsi="Times New Roman"/>
           <w:sz w:val="20"/>
         </w:rPr>
-        <w:t>[116]</w:t>
+        <w:t>[117]</w:t>
       </w:r>
       <w:r>
         <w:rPr>
@@ -12700,7 +12854,7 @@
           <w:rFonts w:ascii="Times New Roman" w:hAnsi="Times New Roman"/>
           <w:sz w:val="20"/>
         </w:rPr>
-        <w:t>[111]</w:t>
+        <w:t>[112]</w:t>
       </w:r>
       <w:r>
         <w:rPr>
@@ -12716,7 +12870,7 @@
           <w:rFonts w:ascii="Times New Roman" w:hAnsi="Times New Roman"/>
           <w:sz w:val="20"/>
         </w:rPr>
-        <w:t>[113]</w:t>
+        <w:t>[114]</w:t>
       </w:r>
       <w:r>
         <w:rPr>
@@ -12732,7 +12886,7 @@
           <w:rFonts w:ascii="Times New Roman" w:hAnsi="Times New Roman"/>
           <w:sz w:val="20"/>
         </w:rPr>
-        <w:t>[114]</w:t>
+        <w:t>[115]</w:t>
       </w:r>
       <w:r>
         <w:rPr>
@@ -13068,7 +13222,7 @@
                 <w:rFonts w:ascii="Times New Roman" w:hAnsi="Times New Roman"/>
                 <w:sz w:val="17"/>
               </w:rPr>
-              <w:t>[95]</w:t>
+              <w:t>[96]</w:t>
             </w:r>
             <w:r>
               <w:rPr>
@@ -13527,7 +13681,7 @@
           <w:rFonts w:ascii="Times New Roman" w:hAnsi="Times New Roman"/>
           <w:sz w:val="20"/>
         </w:rPr>
-        <w:t>[117]</w:t>
+        <w:t>[118]</w:t>
       </w:r>
       <w:r>
         <w:rPr>
@@ -13543,7 +13697,7 @@
           <w:rFonts w:ascii="Times New Roman" w:hAnsi="Times New Roman"/>
           <w:sz w:val="20"/>
         </w:rPr>
-        <w:t>[109]</w:t>
+        <w:t>[110]</w:t>
       </w:r>
       <w:r>
         <w:rPr>
@@ -13559,7 +13713,7 @@
           <w:rFonts w:ascii="Times New Roman" w:hAnsi="Times New Roman"/>
           <w:sz w:val="20"/>
         </w:rPr>
-        <w:t>[102]</w:t>
+        <w:t>[103]</w:t>
       </w:r>
       <w:r>
         <w:rPr>
@@ -13575,7 +13729,7 @@
           <w:rFonts w:ascii="Times New Roman" w:hAnsi="Times New Roman"/>
           <w:sz w:val="20"/>
         </w:rPr>
-        <w:t>[27]</w:t>
+        <w:t>[28]</w:t>
       </w:r>
       <w:r>
         <w:rPr>
@@ -13591,7 +13745,7 @@
           <w:rFonts w:ascii="Times New Roman" w:hAnsi="Times New Roman"/>
           <w:sz w:val="20"/>
         </w:rPr>
-        <w:t>[118]</w:t>
+        <w:t>[119]</w:t>
       </w:r>
       <w:r>
         <w:rPr>
@@ -13631,7 +13785,7 @@
           <w:i w:val="0"/>
           <w:sz w:val="20"/>
         </w:rPr>
-        <w:t>Cross-referencing the bibliometric analysis of Section 3 with the function-level reviews of Sections 4–8 yields six structural gaps, discussed in Sections 9.1–9.6, summarized in Table 10, previewed against the field's milestones in Fig. 8, and then operationalized into a concrete reporting checklist in Section 9.7.</w:t>
+        <w:t>Cross-referencing the bibliometric analysis of Section 3 with the function-level reviews of Sections 4–8 yields six structural gaps, discussed in Sections 9.1–9.6, summarized in Table 11, previewed against the field's milestones in Fig. 8, and then operationalized into a concrete reporting checklist in Section 9.9.</w:t>
       </w:r>
     </w:p>
     <w:p>
@@ -13669,7 +13823,7 @@
           <w:rFonts w:ascii="Times New Roman" w:hAnsi="Times New Roman"/>
           <w:sz w:val="20"/>
         </w:rPr>
-        <w:t>[79, 80]</w:t>
+        <w:t>[80, 81]</w:t>
       </w:r>
       <w:r>
         <w:rPr>
@@ -13693,7 +13847,7 @@
           <w:i w:val="0"/>
           <w:sz w:val="20"/>
         </w:rPr>
-        <w:t>A second standardization target is reporting itself. In our full-text reading of the corpus we did not routinely encounter disclosed split definitions, random seeds, or compute budgets; only the validation, data-source, and artifact items were systematically score-counted (Section 9.7), so this is a qualitative observation rather than a measured rate. Either way, such omissions make independent replication laborious and meta-analysis impossible (Section 5.6). A community-endorsed reporting checklist — dataset identity and version, split protocol, uncertainty quantification, and hardware context — would cost little and would let the synthesis literature do its job.</w:t>
+        <w:t>A second standardization target is reporting itself. In our full-text reading of the corpus we did not routinely encounter disclosed split definitions, random seeds, or compute budgets; only the validation, data-source, and artifact items were systematically score-counted (Section 9.9), so this is a qualitative observation rather than a measured rate. Either way, such omissions make independent replication laborious and meta-analysis impossible (Section 5.6). A community-endorsed reporting checklist — dataset identity and version, split protocol, uncertainty quantification, and hardware context — would cost little and would let the synthesis literature do its job.</w:t>
       </w:r>
     </w:p>
     <w:p>
@@ -13731,7 +13885,7 @@
           <w:rFonts w:ascii="Times New Roman" w:hAnsi="Times New Roman"/>
           <w:sz w:val="20"/>
         </w:rPr>
-        <w:t>[60]</w:t>
+        <w:t>[61]</w:t>
       </w:r>
       <w:r>
         <w:rPr>
@@ -13762,7 +13916,7 @@
           <w:rFonts w:ascii="Times New Roman" w:hAnsi="Times New Roman"/>
           <w:sz w:val="20"/>
         </w:rPr>
-        <w:t>[70, 81]</w:t>
+        <w:t>[71, 82]</w:t>
       </w:r>
       <w:r>
         <w:rPr>
@@ -13809,7 +13963,7 @@
           <w:rFonts w:ascii="Times New Roman" w:hAnsi="Times New Roman"/>
           <w:sz w:val="20"/>
         </w:rPr>
-        <w:t>[70]</w:t>
+        <w:t>[71]</w:t>
       </w:r>
       <w:r>
         <w:rPr>
@@ -13825,7 +13979,7 @@
           <w:rFonts w:ascii="Times New Roman" w:hAnsi="Times New Roman"/>
           <w:sz w:val="20"/>
         </w:rPr>
-        <w:t>[81]</w:t>
+        <w:t>[82]</w:t>
       </w:r>
       <w:r>
         <w:rPr>
@@ -13866,7 +14020,7 @@
           <w:i w:val="0"/>
           <w:sz w:val="20"/>
         </w:rPr>
-        <w:t>9.4 Trust: uncertainty, interpretability, and certification</w:t>
+        <w:t>9.4 Trust, uncertainty, and safety standards</w:t>
       </w:r>
     </w:p>
     <w:p>
@@ -13888,7 +14042,7 @@
           <w:rFonts w:ascii="Times New Roman" w:hAnsi="Times New Roman"/>
           <w:sz w:val="20"/>
         </w:rPr>
-        <w:t>[94]</w:t>
+        <w:t>[95]</w:t>
       </w:r>
       <w:r>
         <w:rPr>
@@ -13904,7 +14058,7 @@
           <w:rFonts w:ascii="Times New Roman" w:hAnsi="Times New Roman"/>
           <w:sz w:val="20"/>
         </w:rPr>
-        <w:t>[108]</w:t>
+        <w:t>[109]</w:t>
       </w:r>
       <w:r>
         <w:rPr>
@@ -13920,7 +14074,7 @@
           <w:rFonts w:ascii="Times New Roman" w:hAnsi="Times New Roman"/>
           <w:sz w:val="20"/>
         </w:rPr>
-        <w:t>[55]</w:t>
+        <w:t>[56]</w:t>
       </w:r>
       <w:r>
         <w:rPr>
@@ -13930,6 +14084,57 @@
           <w:sz w:val="20"/>
         </w:rPr>
         <w:t xml:space="preserve"> point the way, but certification-grade ML — models whose failure modes are enumerated and bounded — remains beyond the published state of the art. Hybrid physics–data architectures are the most credible certification path because part of their behavior is analytically specified; making that argument rigorous is an open task for the PINN community.</w:t>
+      </w:r>
+    </w:p>
+    <w:p>
+      <w:pPr>
+        <w:spacing w:after="160"/>
+        <w:jc w:val="both"/>
+      </w:pPr>
+      <w:r>
+        <w:rPr>
+          <w:rFonts w:ascii="Times New Roman" w:hAnsi="Times New Roman"/>
+          <w:b w:val="0"/>
+          <w:i w:val="0"/>
+          <w:sz w:val="20"/>
+        </w:rPr>
+        <w:t xml:space="preserve">The safety standards invoked in the introduction — UN GTR 20 (electric-vehicle safety; its Amendment 1 on thermal propagation, endorsed for WP.29 adoption in late 2026 at this review’s retrieval date, offers two compliance paths: a physical test, or a risk-management approach inspired by ISO 26262 and ISO 6469-1), GB 38031 (GB 38031-2020, in force through mid-2026, and the strengthened GB 38031-2025, effective July 2026, which replaces the fire/explosion-warning criterion with no-fire/no-explosion thermal-diffusion requirements and adds bottom-impact and fast-charge-cycle tests), ISO 26262:2018 (functional safety of road-vehicle E/E systems), ISO/PAS 8800:2024 (safety and artificial intelligence — the road-vehicle extension of ISO 26262 and ISO 21448 to learned components), and ISO 21448 (SOTIF) — do not prescribe estimation algorithms, but they define what a deployed estimator or controller must be able to evidence, and Table 10 translates the subset’s gaps into those terms. The mapping is this review’s synthesis at requirement level rather than clause level, and it is stated so that it can be checked against the standards texts themselves: the point is not legal advice but that a validation protocol reported in a paper corresponds, or does not, to evidence a safety case can use. The inference rule behind every ‘supports a standards argument’ statement in this section is explicit: a paper’s evidence can support such an argument only if it demonstrates performance on at least one held-out integration unit (a cross-cell holdout or stronger isolation protocol, Section 2.5) and reports the environment in which that evidence was obtained; by construction, within-cell and k-fold evidence cannot support the argument, because the safety case is about unseen cells and unseen duty. Three consequences stand out for automotive deployment. Within-cell and k-fold validation (17 primary papers) cannot support an ISO 26262 argument, because the safety case is about unseen cells and unseen duty and the protocol never tests an unseen unit; a standards argument must therefore be </w:t>
+      </w:r>
+      <w:r>
+        <w:rPr>
+          <w:rFonts w:ascii="Times New Roman" w:hAnsi="Times New Roman"/>
+          <w:b w:val="0"/>
+          <w:i/>
+          <w:sz w:val="20"/>
+        </w:rPr>
+        <w:t>argued</w:t>
+      </w:r>
+      <w:r>
+        <w:rPr>
+          <w:rFonts w:ascii="Times New Roman" w:hAnsi="Times New Roman"/>
+          <w:b w:val="0"/>
+          <w:i w:val="0"/>
+          <w:sz w:val="20"/>
+        </w:rPr>
+        <w:t xml:space="preserve"> from the isolation evidence, not </w:t>
+      </w:r>
+      <w:r>
+        <w:rPr>
+          <w:rFonts w:ascii="Times New Roman" w:hAnsi="Times New Roman"/>
+          <w:b w:val="0"/>
+          <w:i/>
+          <w:sz w:val="20"/>
+        </w:rPr>
+        <w:t>asserted</w:t>
+      </w:r>
+      <w:r>
+        <w:rPr>
+          <w:rFonts w:ascii="Times New Roman" w:hAnsi="Times New Roman"/>
+          <w:b w:val="0"/>
+          <w:i w:val="0"/>
+          <w:sz w:val="20"/>
+        </w:rPr>
+        <w:t xml:space="preserve"> from headline accuracy. Thermal-propagation early-warning latency is a timing requirement, so fault-detection papers evaluated on curated laboratory windows under-report both the false-alarm rate and the detection-delay distribution that the GB 38031-2025 / GTR-20 escape window needs. And charging or thermal control strategies validated only in simulation lack the hardware-in-the-loop evidence base an automotive release process expects. The reporting checklist of Section 9.9 is deliberately aligned with this mapping — reporting an isolation argument and a validation environment is the minimum on which any standards conversation can start.</w:t>
       </w:r>
     </w:p>
     <w:p>
@@ -13941,59 +14146,391 @@
       <w:r>
         <w:rPr>
           <w:rFonts w:ascii="Times New Roman" w:hAnsi="Times New Roman"/>
-          <w:b/>
-          <w:i w:val="0"/>
-          <w:sz w:val="20"/>
-        </w:rPr>
-        <w:t>9.5 Foundation-model integration</w:t>
-      </w:r>
-    </w:p>
-    <w:p>
-      <w:pPr>
-        <w:spacing w:after="160"/>
-        <w:jc w:val="both"/>
-      </w:pPr>
-      <w:r>
-        <w:rPr>
-          <w:rFonts w:ascii="Times New Roman" w:hAnsi="Times New Roman"/>
           <w:b w:val="0"/>
           <w:i w:val="0"/>
-          <w:sz w:val="20"/>
-        </w:rPr>
-        <w:t xml:space="preserve">The corpus's first LLM-based management studies (2025-2026, and with LLM-based estimation prior art outside the screened venues) </w:t>
-      </w:r>
-      <w:r>
-        <w:rPr>
-          <w:rFonts w:ascii="Times New Roman" w:hAnsi="Times New Roman"/>
-          <w:sz w:val="20"/>
-        </w:rPr>
-        <w:t>[14, 15]</w:t>
-      </w:r>
-      <w:r>
-        <w:rPr>
-          <w:rFonts w:ascii="Times New Roman" w:hAnsi="Times New Roman"/>
-          <w:b w:val="0"/>
-          <w:i w:val="0"/>
-          <w:sz w:val="20"/>
-        </w:rPr>
-        <w:t xml:space="preserve"> suggest a division of labor worth formalizing — with the caveat that HA-LLM </w:t>
-      </w:r>
-      <w:r>
-        <w:rPr>
-          <w:rFonts w:ascii="Times New Roman" w:hAnsi="Times New Roman"/>
-          <w:sz w:val="20"/>
-        </w:rPr>
-        <w:t>[15]</w:t>
-      </w:r>
-      <w:r>
-        <w:rPr>
-          <w:rFonts w:ascii="Times New Roman" w:hAnsi="Times New Roman"/>
-          <w:b w:val="0"/>
-          <w:i w:val="0"/>
-          <w:sz w:val="20"/>
-        </w:rPr>
-        <w:t xml:space="preserve"> already occupies the estimator seat under exactly the guardrails proposed here: foundation models as reasoning, orchestration, and human-interface layers, and as estimators only where uncertainty-gated and protected by physics-fallback substitution; conventional ML as calibrated estimators; physics models as safety envelopes. Research is needed on grounding (preventing hallucinated battery knowledge), latency, and the division of safety authority between learned and non-learned components. Battery-domain foundation models pretrained on cycling corpora are a plausible medium-term development.</w:t>
-      </w:r>
+          <w:sz w:val="18"/>
+        </w:rPr>
+        <w:t>Table 10 Mapping BMS functions to requirements in UN GTR 20 (Amendment 1 thermal-propagation provisions), GB 38031-2020/2025, ISO 26262:2018 with ISO/PAS 8800:2024, and ISO 21448 (SOTIF): what deployed ML components must be able to evidence. The mapping is this review’s synthesis at requirement level (not clause-level legal citation); the right-hand column gives the corresponding classified-subset primary-paper counts from Section 3.4.</w:t>
+      </w:r>
+    </w:p>
+    <w:tbl>
+      <w:tblPr>
+        <w:tblStyle w:val="TableGrid"/>
+        <w:tblW w:type="auto" w:w="0"/>
+        <w:jc w:val="center"/>
+        <w:tblLayout w:type="fixed"/>
+        <w:tblLook w:firstColumn="1" w:firstRow="1" w:lastColumn="0" w:lastRow="0" w:noHBand="0" w:noVBand="1" w:val="04A0"/>
+        <w:tblLayout w:type="fixed"/>
+      </w:tblPr>
+      <w:tblGrid>
+        <w:gridCol w:w="1440"/>
+        <w:gridCol w:w="3024"/>
+        <w:gridCol w:w="2736"/>
+      </w:tblGrid>
+      <w:tr>
+        <w:trPr>
+          <w:cantSplit/>
+          <w:tblHeader/>
+        </w:trPr>
+        <w:tc>
+          <w:tcPr>
+            <w:tcW w:type="dxa" w:w="1440"/>
+          </w:tcPr>
+          <w:p>
+            <w:pPr>
+              <w:jc w:val="center"/>
+            </w:pPr>
+            <w:r/>
+            <w:r>
+              <w:rPr>
+                <w:rFonts w:ascii="Times New Roman" w:hAnsi="Times New Roman"/>
+                <w:b/>
+                <w:sz w:val="17"/>
+              </w:rPr>
+              <w:t>BMS function</w:t>
+            </w:r>
+          </w:p>
+        </w:tc>
+        <w:tc>
+          <w:tcPr>
+            <w:tcW w:type="dxa" w:w="3024"/>
+          </w:tcPr>
+          <w:p>
+            <w:pPr>
+              <w:jc w:val="center"/>
+            </w:pPr>
+            <w:r/>
+            <w:r>
+              <w:rPr>
+                <w:rFonts w:ascii="Times New Roman" w:hAnsi="Times New Roman"/>
+                <w:b/>
+                <w:sz w:val="17"/>
+              </w:rPr>
+              <w:t>What the standard demands of a deployed function</w:t>
+            </w:r>
+          </w:p>
+        </w:tc>
+        <w:tc>
+          <w:tcPr>
+            <w:tcW w:type="dxa" w:w="2736"/>
+          </w:tcPr>
+          <w:p>
+            <w:pPr>
+              <w:jc w:val="center"/>
+            </w:pPr>
+            <w:r/>
+            <w:r>
+              <w:rPr>
+                <w:rFonts w:ascii="Times New Roman" w:hAnsi="Times New Roman"/>
+                <w:b/>
+                <w:sz w:val="17"/>
+              </w:rPr>
+              <w:t>Current subset status</w:t>
+            </w:r>
+          </w:p>
+        </w:tc>
+      </w:tr>
+      <w:tr>
+        <w:trPr>
+          <w:cantSplit/>
+        </w:trPr>
+        <w:tc>
+          <w:tcPr>
+            <w:tcW w:type="dxa" w:w="1440"/>
+          </w:tcPr>
+          <w:p>
+            <w:pPr>
+              <w:jc w:val="left"/>
+            </w:pPr>
+            <w:r/>
+            <w:r>
+              <w:rPr>
+                <w:rFonts w:ascii="Times New Roman" w:hAnsi="Times New Roman"/>
+                <w:b w:val="0"/>
+                <w:i w:val="0"/>
+                <w:sz w:val="17"/>
+              </w:rPr>
+              <w:t>SOC estimation</w:t>
+            </w:r>
+          </w:p>
+        </w:tc>
+        <w:tc>
+          <w:tcPr>
+            <w:tcW w:type="dxa" w:w="3024"/>
+          </w:tcPr>
+          <w:p>
+            <w:r/>
+            <w:r>
+              <w:rPr>
+                <w:rFonts w:ascii="Times New Roman" w:hAnsi="Times New Roman"/>
+                <w:b w:val="0"/>
+                <w:i w:val="0"/>
+                <w:sz w:val="17"/>
+              </w:rPr>
+              <w:t>ISO 26262:2018 treats estimation error that can enable overcharge/overdischarge as an E/E-system safety hazard to be handled through the safety lifecycle; ISO/PAS 8800:2024 extends this to learned elements (assurance argument over data, model, and known insufficiencies); UN GTR 20 / GB 38031-2025 treat overcharge as an abuse-protection requirement</w:t>
+            </w:r>
+          </w:p>
+        </w:tc>
+        <w:tc>
+          <w:tcPr>
+            <w:tcW w:type="dxa" w:w="2736"/>
+          </w:tcPr>
+          <w:p>
+            <w:r/>
+            <w:r>
+              <w:rPr>
+                <w:rFonts w:ascii="Times New Roman" w:hAnsi="Times New Roman"/>
+                <w:b w:val="0"/>
+                <w:i w:val="0"/>
+                <w:sz w:val="17"/>
+              </w:rPr>
+              <w:t>3 of 13 SOC primary papers use a strong isolation protocol; none validate on real-vehicle data; 12 rest on laboratory-scale data</w:t>
+            </w:r>
+          </w:p>
+        </w:tc>
+      </w:tr>
+      <w:tr>
+        <w:trPr>
+          <w:cantSplit/>
+        </w:trPr>
+        <w:tc>
+          <w:tcPr>
+            <w:tcW w:type="dxa" w:w="1440"/>
+          </w:tcPr>
+          <w:p>
+            <w:pPr>
+              <w:jc w:val="left"/>
+            </w:pPr>
+            <w:r/>
+            <w:r>
+              <w:rPr>
+                <w:rFonts w:ascii="Times New Roman" w:hAnsi="Times New Roman"/>
+                <w:b w:val="0"/>
+                <w:i w:val="0"/>
+                <w:sz w:val="17"/>
+              </w:rPr>
+              <w:t>SOH / RUL prognosis</w:t>
+            </w:r>
+          </w:p>
+        </w:tc>
+        <w:tc>
+          <w:tcPr>
+            <w:tcW w:type="dxa" w:w="3024"/>
+          </w:tcPr>
+          <w:p>
+            <w:r/>
+            <w:r>
+              <w:rPr>
+                <w:rFonts w:ascii="Times New Roman" w:hAnsi="Times New Roman"/>
+                <w:b w:val="0"/>
+                <w:i w:val="0"/>
+                <w:sz w:val="17"/>
+              </w:rPr>
+              <w:t>Capacity and power fade margins underpin thermal-propagation early warning and end-of-service decisions; degradation assumptions must hold across chemistry, duty, and environment (ISO 26262 hazard analysis; ISO 21448 for performance limitations)</w:t>
+            </w:r>
+          </w:p>
+        </w:tc>
+        <w:tc>
+          <w:tcPr>
+            <w:tcW w:type="dxa" w:w="2736"/>
+          </w:tcPr>
+          <w:p>
+            <w:r/>
+            <w:r>
+              <w:rPr>
+                <w:rFonts w:ascii="Times New Roman" w:hAnsi="Times New Roman"/>
+                <w:b w:val="0"/>
+                <w:i w:val="0"/>
+                <w:sz w:val="17"/>
+              </w:rPr>
+              <w:t>20 of 32 SOH/RUL primary papers use a strong protocol; 4 use real-vehicle data; accuracy claims rest mostly on three public benchmarks (23 primary papers in the subset)</w:t>
+            </w:r>
+          </w:p>
+        </w:tc>
+      </w:tr>
+      <w:tr>
+        <w:trPr>
+          <w:cantSplit/>
+        </w:trPr>
+        <w:tc>
+          <w:tcPr>
+            <w:tcW w:type="dxa" w:w="1440"/>
+          </w:tcPr>
+          <w:p>
+            <w:pPr>
+              <w:jc w:val="left"/>
+            </w:pPr>
+            <w:r/>
+            <w:r>
+              <w:rPr>
+                <w:rFonts w:ascii="Times New Roman" w:hAnsi="Times New Roman"/>
+                <w:b w:val="0"/>
+                <w:i w:val="0"/>
+                <w:sz w:val="17"/>
+              </w:rPr>
+              <w:t>Fault detection</w:t>
+            </w:r>
+          </w:p>
+        </w:tc>
+        <w:tc>
+          <w:tcPr>
+            <w:tcW w:type="dxa" w:w="3024"/>
+          </w:tcPr>
+          <w:p>
+            <w:r/>
+            <w:r>
+              <w:rPr>
+                <w:rFonts w:ascii="Times New Roman" w:hAnsi="Times New Roman"/>
+                <w:b w:val="0"/>
+                <w:i w:val="0"/>
+                <w:sz w:val="17"/>
+              </w:rPr>
+              <w:t>Thermal-propagation early warning must provide the escape window: GB 38031-2025 requires the warning signal but no fire/explosion beyond the triggered cell (superseding the GB 38031-2020 5-min criterion); the GTR 20 amendment proposes a ≥5-min advance warning before cabin hazards, via test or risk-management compliance path; coverage must be argued and audited (ISO/PAS 8800 assurance argument)</w:t>
+            </w:r>
+          </w:p>
+        </w:tc>
+        <w:tc>
+          <w:tcPr>
+            <w:tcW w:type="dxa" w:w="2736"/>
+          </w:tcPr>
+          <w:p>
+            <w:r/>
+            <w:r>
+              <w:rPr>
+                <w:rFonts w:ascii="Times New Roman" w:hAnsi="Times New Roman"/>
+                <w:b w:val="0"/>
+                <w:i w:val="0"/>
+                <w:sz w:val="17"/>
+              </w:rPr>
+              <w:t>2 of 7 fault/safety primary papers validate online on fleet data; detection-latency and false-alarm distributions are rarely reported</w:t>
+            </w:r>
+          </w:p>
+        </w:tc>
+      </w:tr>
+      <w:tr>
+        <w:trPr>
+          <w:cantSplit/>
+        </w:trPr>
+        <w:tc>
+          <w:tcPr>
+            <w:tcW w:type="dxa" w:w="1440"/>
+          </w:tcPr>
+          <w:p>
+            <w:pPr>
+              <w:jc w:val="left"/>
+            </w:pPr>
+            <w:r/>
+            <w:r>
+              <w:rPr>
+                <w:rFonts w:ascii="Times New Roman" w:hAnsi="Times New Roman"/>
+                <w:b w:val="0"/>
+                <w:i w:val="0"/>
+                <w:sz w:val="17"/>
+              </w:rPr>
+              <w:t>Charging control</w:t>
+            </w:r>
+          </w:p>
+        </w:tc>
+        <w:tc>
+          <w:tcPr>
+            <w:tcW w:type="dxa" w:w="3024"/>
+          </w:tcPr>
+          <w:p>
+            <w:r/>
+            <w:r>
+              <w:rPr>
+                <w:rFonts w:ascii="Times New Roman" w:hAnsi="Times New Roman"/>
+                <w:b w:val="0"/>
+                <w:i w:val="0"/>
+                <w:sz w:val="17"/>
+              </w:rPr>
+              <w:t>Overcharge, over-temperature, and thermal-cycling limits are hard constraints under GB 38031-2020/2025; adaptive strategies must be bounded by protection envelopes and argued in the safety case</w:t>
+            </w:r>
+          </w:p>
+        </w:tc>
+        <w:tc>
+          <w:tcPr>
+            <w:tcW w:type="dxa" w:w="2736"/>
+          </w:tcPr>
+          <w:p>
+            <w:r/>
+            <w:r>
+              <w:rPr>
+                <w:rFonts w:ascii="Times New Roman" w:hAnsi="Times New Roman"/>
+                <w:b w:val="0"/>
+                <w:i w:val="0"/>
+                <w:sz w:val="17"/>
+              </w:rPr>
+              <w:t>0 of 8 charging primary papers use a strong protocol; 4 demonstrate on laboratory hardware, none online</w:t>
+            </w:r>
+          </w:p>
+        </w:tc>
+      </w:tr>
+      <w:tr>
+        <w:trPr>
+          <w:cantSplit/>
+        </w:trPr>
+        <w:tc>
+          <w:tcPr>
+            <w:tcW w:type="dxa" w:w="1440"/>
+          </w:tcPr>
+          <w:p>
+            <w:pPr>
+              <w:jc w:val="left"/>
+            </w:pPr>
+            <w:r/>
+            <w:r>
+              <w:rPr>
+                <w:rFonts w:ascii="Times New Roman" w:hAnsi="Times New Roman"/>
+                <w:b w:val="0"/>
+                <w:i w:val="0"/>
+                <w:sz w:val="17"/>
+              </w:rPr>
+              <w:t>Thermal management</w:t>
+            </w:r>
+          </w:p>
+        </w:tc>
+        <w:tc>
+          <w:tcPr>
+            <w:tcW w:type="dxa" w:w="3024"/>
+          </w:tcPr>
+          <w:p>
+            <w:r/>
+            <w:r>
+              <w:rPr>
+                <w:rFonts w:ascii="Times New Roman" w:hAnsi="Times New Roman"/>
+                <w:b w:val="0"/>
+                <w:i w:val="0"/>
+                <w:sz w:val="17"/>
+              </w:rPr>
+              <w:t>Temperature-gradient and propagation-containment requirements after fast-charge or abuse (GB 38031-2025 thermal diffusion, bottom-impact, fast-charge-cycle tests); the cooling function must be verified on hardware</w:t>
+            </w:r>
+          </w:p>
+        </w:tc>
+        <w:tc>
+          <w:tcPr>
+            <w:tcW w:type="dxa" w:w="2736"/>
+          </w:tcPr>
+          <w:p>
+            <w:r/>
+            <w:r>
+              <w:rPr>
+                <w:rFonts w:ascii="Times New Roman" w:hAnsi="Times New Roman"/>
+                <w:b w:val="0"/>
+                <w:i w:val="0"/>
+                <w:sz w:val="17"/>
+              </w:rPr>
+              <w:t>0 of 7 thermal primary papers use a strong protocol; 2 exercise laboratory hardware; no learned control loop is validated on hardware</w:t>
+            </w:r>
+          </w:p>
+        </w:tc>
+      </w:tr>
+    </w:tbl>
+    <w:p>
+      <w:pPr>
+        <w:spacing w:after="120"/>
+        <w:jc w:val="both"/>
+      </w:pPr>
     </w:p>
     <w:p>
       <w:pPr>
@@ -14008,7 +14545,7 @@
           <w:i w:val="0"/>
           <w:sz w:val="20"/>
         </w:rPr>
-        <w:t>9.6 Under-served functions</w:t>
+        <w:t>9.5 Foundation-model integration</w:t>
       </w:r>
     </w:p>
     <w:p>
@@ -14023,14 +14560,14 @@
           <w:i w:val="0"/>
           <w:sz w:val="20"/>
         </w:rPr>
-        <w:t xml:space="preserve">Finally, the function distribution itself signals opportunity — read at both levels of the evidence base. Cell balancing is the smallest core function both in the curated subset (2 papers) and in the quota-free eligible pool (38 of 799 tagged records, Section 3.3), so its under-representation is a property of the retrieved literature rather than of the quotas; ML has so far contributed mainly at the level of pack-level insight rather than as a balancing controller </w:t>
-      </w:r>
-      <w:r>
-        <w:rPr>
-          <w:rFonts w:ascii="Times New Roman" w:hAnsi="Times New Roman"/>
-          <w:sz w:val="20"/>
-        </w:rPr>
-        <w:t>[27]</w:t>
+        <w:t xml:space="preserve">The corpus's first LLM-based management studies (2025-2026, and with LLM-based estimation prior art outside the screened venues) </w:t>
+      </w:r>
+      <w:r>
+        <w:rPr>
+          <w:rFonts w:ascii="Times New Roman" w:hAnsi="Times New Roman"/>
+          <w:sz w:val="20"/>
+        </w:rPr>
+        <w:t>[14, 15]</w:t>
       </w:r>
       <w:r>
         <w:rPr>
@@ -14039,14 +14576,14 @@
           <w:i w:val="0"/>
           <w:sz w:val="20"/>
         </w:rPr>
-        <w:t xml:space="preserve">. Thermal management is not scarce as a theme in the pool (99 tagged records), but closed-loop thermal control has not yet been demonstrated on hardware in the subset, and the cluster remains simulation-dominated </w:t>
-      </w:r>
-      <w:r>
-        <w:rPr>
-          <w:rFonts w:ascii="Times New Roman" w:hAnsi="Times New Roman"/>
-          <w:sz w:val="20"/>
-        </w:rPr>
-        <w:t>[25]</w:t>
+        <w:t xml:space="preserve"> suggest a division of labor worth formalizing — with the caveat that HA-LLM </w:t>
+      </w:r>
+      <w:r>
+        <w:rPr>
+          <w:rFonts w:ascii="Times New Roman" w:hAnsi="Times New Roman"/>
+          <w:sz w:val="20"/>
+        </w:rPr>
+        <w:t>[15]</w:t>
       </w:r>
       <w:r>
         <w:rPr>
@@ -14055,25 +14592,7 @@
           <w:i w:val="0"/>
           <w:sz w:val="20"/>
         </w:rPr>
-        <w:t xml:space="preserve"> — the deficit is evidential, not topical. Charging control needs certifiable adaptive protocols. These functions share a property that explains the pattern: they are </w:t>
-      </w:r>
-      <w:r>
-        <w:rPr>
-          <w:rFonts w:ascii="Times New Roman" w:hAnsi="Times New Roman"/>
-          <w:b w:val="0"/>
-          <w:i/>
-          <w:sz w:val="20"/>
-        </w:rPr>
-        <w:t>control</w:t>
-      </w:r>
-      <w:r>
-        <w:rPr>
-          <w:rFonts w:ascii="Times New Roman" w:hAnsi="Times New Roman"/>
-          <w:b w:val="0"/>
-          <w:i w:val="0"/>
-          <w:sz w:val="20"/>
-        </w:rPr>
-        <w:t xml:space="preserve"> problems, where errors act on the battery rather than merely reporting on it, and where the evidence bar is correspondingly higher. Closing them will require the safety-case machinery of Section 9.4 as much as new algorithms.</w:t>
+        <w:t xml:space="preserve"> already occupies the estimator seat under exactly the guardrails proposed here: foundation models as reasoning, orchestration, and human-interface layers, and as estimators only where uncertainty-gated and protected by physics-fallback substitution; conventional ML as calibrated estimators; physics models as safety envelopes. Research is needed on grounding (preventing hallucinated battery knowledge), latency, and the division of safety authority between learned and non-learned components. Battery-domain foundation models pretrained on cycling corpora are a plausible medium-term development.</w:t>
       </w:r>
     </w:p>
     <w:p>
@@ -14085,11 +14604,92 @@
       <w:r>
         <w:rPr>
           <w:rFonts w:ascii="Times New Roman" w:hAnsi="Times New Roman"/>
+          <w:b/>
+          <w:i w:val="0"/>
+          <w:sz w:val="20"/>
+        </w:rPr>
+        <w:t>9.6 Under-served functions</w:t>
+      </w:r>
+    </w:p>
+    <w:p>
+      <w:pPr>
+        <w:spacing w:after="160"/>
+        <w:jc w:val="both"/>
+      </w:pPr>
+      <w:r>
+        <w:rPr>
+          <w:rFonts w:ascii="Times New Roman" w:hAnsi="Times New Roman"/>
+          <w:b w:val="0"/>
+          <w:i w:val="0"/>
+          <w:sz w:val="20"/>
+        </w:rPr>
+        <w:t xml:space="preserve">Finally, the function distribution itself signals opportunity — read at both levels of the evidence base. Cell balancing is the smallest core function both in the curated subset (2 papers) and in the quota-free eligible pool (38 of 799 tagged records, Section 3.3), so its under-representation is a property of the retrieved literature rather than of the quotas; ML has so far contributed mainly at the level of pack-level insight rather than as a balancing controller </w:t>
+      </w:r>
+      <w:r>
+        <w:rPr>
+          <w:rFonts w:ascii="Times New Roman" w:hAnsi="Times New Roman"/>
+          <w:sz w:val="20"/>
+        </w:rPr>
+        <w:t>[28]</w:t>
+      </w:r>
+      <w:r>
+        <w:rPr>
+          <w:rFonts w:ascii="Times New Roman" w:hAnsi="Times New Roman"/>
+          <w:b w:val="0"/>
+          <w:i w:val="0"/>
+          <w:sz w:val="20"/>
+        </w:rPr>
+        <w:t xml:space="preserve">. Thermal management is not scarce as a theme in the pool (99 tagged records), but closed-loop thermal control has not yet been demonstrated on hardware in the subset, and the cluster remains simulation-dominated </w:t>
+      </w:r>
+      <w:r>
+        <w:rPr>
+          <w:rFonts w:ascii="Times New Roman" w:hAnsi="Times New Roman"/>
+          <w:sz w:val="20"/>
+        </w:rPr>
+        <w:t>[25]</w:t>
+      </w:r>
+      <w:r>
+        <w:rPr>
+          <w:rFonts w:ascii="Times New Roman" w:hAnsi="Times New Roman"/>
+          <w:b w:val="0"/>
+          <w:i w:val="0"/>
+          <w:sz w:val="20"/>
+        </w:rPr>
+        <w:t xml:space="preserve"> — the deficit is evidential, not topical. Charging control needs certifiable adaptive protocols. These functions share a property that explains the pattern: they are </w:t>
+      </w:r>
+      <w:r>
+        <w:rPr>
+          <w:rFonts w:ascii="Times New Roman" w:hAnsi="Times New Roman"/>
+          <w:b w:val="0"/>
+          <w:i/>
+          <w:sz w:val="20"/>
+        </w:rPr>
+        <w:t>control</w:t>
+      </w:r>
+      <w:r>
+        <w:rPr>
+          <w:rFonts w:ascii="Times New Roman" w:hAnsi="Times New Roman"/>
+          <w:b w:val="0"/>
+          <w:i w:val="0"/>
+          <w:sz w:val="20"/>
+        </w:rPr>
+        <w:t xml:space="preserve"> problems, where errors act on the battery rather than merely reporting on it, and where the evidence bar is correspondingly higher. Closing them will require the safety-case machinery of Section 9.4 as much as new algorithms.</w:t>
+      </w:r>
+    </w:p>
+    <w:p>
+      <w:pPr>
+        <w:keepNext/>
+        <w:spacing w:after="80"/>
+        <w:jc w:val="left"/>
+      </w:pPr>
+      <w:r>
+        <w:rPr>
+          <w:rFonts w:ascii="Times New Roman" w:hAnsi="Times New Roman"/>
           <w:b w:val="0"/>
           <w:i w:val="0"/>
           <w:sz w:val="18"/>
         </w:rPr>
-        <w:t>Table 10 Structural research gaps and corresponding future directions</w:t>
+        <w:t>Table 11 Structural research gaps and corresponding future directions</w:t>
       </w:r>
     </w:p>
     <w:tbl>
@@ -14543,7 +15143,7 @@
           <w:i w:val="0"/>
           <w:sz w:val="20"/>
         </w:rPr>
-        <w:t>9.7 A reporting checklist for machine-learning BMS studies</w:t>
+        <w:t>9.7 Position relative to prior reviews</w:t>
       </w:r>
     </w:p>
     <w:p>
@@ -14558,7 +15158,59 @@
           <w:i w:val="0"/>
           <w:sz w:val="20"/>
         </w:rPr>
-        <w:t>The most concrete artifact this review can offer is procedural. Modeled on the CONSORT and PRISMA checklists that transformed reporting in clinical and review literature, Table 11 proposes a twelve-item BMS-ML reporting checklist: the minimum metadata a study should disclose for its accuracy claims to be comparable, reproducible, and poolable in future syntheses. None of the items is onerous. Items 4, 5, and 11 operationalize the validation-protocol classes that the corpus analysis measured directly (Section 3.4); the remaining items respond to reporting omissions observed qualitatively across Sections 3–8 — undisclosed splits, uncalibrated uncertainty, unnamed datasets, unquantified compute — but only the validation, data-source, and artifact items are score-measured in this corpus, and the checklist has not been applied as an audit to all 103 studies. We suggest journals adopt it as a submission checklist and that authors attach it to their released datasets.</w:t>
+        <w:t xml:space="preserve">Section 1.3 situated this review against the function-specific and method-specific reviews that dominate the field; the positioning deserves its own statement because reviewers and readers routinely ask what a new review adds when several exist. The closest in scope among recent cross-functional reviews is the performance-centric review of Prasanna et al. </w:t>
+      </w:r>
+      <w:r>
+        <w:rPr>
+          <w:rFonts w:ascii="Times New Roman" w:hAnsi="Times New Roman"/>
+          <w:sz w:val="20"/>
+        </w:rPr>
+        <w:t>[27]</w:t>
+      </w:r>
+      <w:r>
+        <w:rPr>
+          <w:rFonts w:ascii="Times New Roman" w:hAnsi="Times New Roman"/>
+          <w:b w:val="0"/>
+          <w:i w:val="0"/>
+          <w:sz w:val="20"/>
+        </w:rPr>
+        <w:t xml:space="preserve"> (240 studies across the EV powertrain, aggregating reported RMSE and R²); adjacent cross-functional surveys exist for degradation and estimation methods. This review is distinguished by what those studies do not attempt, and Table 12 states the comparison axis by axis: a two-tier corpus with record-level screening provenance (799 eligible records released in full, 103 classified in depth); a within-corpus measurement of validation-protocol strength across functions, with per-paper assignments released and method-family contrasts tested rather than asserted; a requirement-level mapping onto UN GTR 20, GB 38031, and ISO 26262; and a released, re-runnable analysis pipeline behind every count and figure. Where prior reviews ask </w:t>
+      </w:r>
+      <w:r>
+        <w:rPr>
+          <w:rFonts w:ascii="Times New Roman" w:hAnsi="Times New Roman"/>
+          <w:b w:val="0"/>
+          <w:i/>
+          <w:sz w:val="20"/>
+        </w:rPr>
+        <w:t>which method works best for function X</w:t>
+      </w:r>
+      <w:r>
+        <w:rPr>
+          <w:rFonts w:ascii="Times New Roman" w:hAnsi="Times New Roman"/>
+          <w:b w:val="0"/>
+          <w:i w:val="0"/>
+          <w:sz w:val="20"/>
+        </w:rPr>
+        <w:t xml:space="preserve">, this review asks </w:t>
+      </w:r>
+      <w:r>
+        <w:rPr>
+          <w:rFonts w:ascii="Times New Roman" w:hAnsi="Times New Roman"/>
+          <w:b w:val="0"/>
+          <w:i/>
+          <w:sz w:val="20"/>
+        </w:rPr>
+        <w:t>which claims can actually be checked — and what it would cost the reader to trust them</w:t>
+      </w:r>
+      <w:r>
+        <w:rPr>
+          <w:rFonts w:ascii="Times New Roman" w:hAnsi="Times New Roman"/>
+          <w:b w:val="0"/>
+          <w:i w:val="0"/>
+          <w:sz w:val="20"/>
+        </w:rPr>
+        <w:t xml:space="preserve"> — which is the question a scoping review with a curated classified subset is positioned to answer, and the question that performance-centric aggregation cannot ask of itself.</w:t>
       </w:r>
     </w:p>
     <w:p>
@@ -14574,7 +15226,604 @@
           <w:i w:val="0"/>
           <w:sz w:val="18"/>
         </w:rPr>
-        <w:t>Table 11 Proposed BMS-ML reporting checklist (BMS-ML-RC), modeled on CONSORT/PRISMA reporting standards.</w:t>
+        <w:t>Table 12 Position relative to prior reviews. “Prasanna 2026” denotes the 2026 performance-centric ML review of EV powertrains with BMS and charging scope (240 studies, aggregated reported RMSE/R²). The function-specific and method-specific reviews named in Section 1.3 cover single functions or methods, so none of them addresses the axes below; the comparison is per axis, not per review. This review differs most in the validation measurement (within a curated subset), standards linkage, and released record-level artifacts.</w:t>
+      </w:r>
+    </w:p>
+    <w:tbl>
+      <w:tblPr>
+        <w:tblStyle w:val="TableGrid"/>
+        <w:tblW w:type="auto" w:w="0"/>
+        <w:jc w:val="center"/>
+        <w:tblLayout w:type="fixed"/>
+        <w:tblLook w:firstColumn="1" w:firstRow="1" w:lastColumn="0" w:lastRow="0" w:noHBand="0" w:noVBand="1" w:val="04A0"/>
+        <w:tblLayout w:type="fixed"/>
+      </w:tblPr>
+      <w:tblGrid>
+        <w:gridCol w:w="1296"/>
+        <w:gridCol w:w="2808"/>
+        <w:gridCol w:w="3096"/>
+      </w:tblGrid>
+      <w:tr>
+        <w:trPr>
+          <w:cantSplit/>
+          <w:tblHeader/>
+        </w:trPr>
+        <w:tc>
+          <w:tcPr>
+            <w:tcW w:type="dxa" w:w="1296"/>
+          </w:tcPr>
+          <w:p>
+            <w:pPr>
+              <w:jc w:val="center"/>
+            </w:pPr>
+            <w:r/>
+            <w:r>
+              <w:rPr>
+                <w:rFonts w:ascii="Times New Roman" w:hAnsi="Times New Roman"/>
+                <w:b/>
+                <w:sz w:val="17"/>
+              </w:rPr>
+              <w:t>Axis</w:t>
+            </w:r>
+          </w:p>
+        </w:tc>
+        <w:tc>
+          <w:tcPr>
+            <w:tcW w:type="dxa" w:w="2808"/>
+          </w:tcPr>
+          <w:p>
+            <w:pPr>
+              <w:jc w:val="center"/>
+            </w:pPr>
+            <w:r/>
+            <w:r>
+              <w:rPr>
+                <w:rFonts w:ascii="Times New Roman" w:hAnsi="Times New Roman"/>
+                <w:b/>
+                <w:sz w:val="17"/>
+              </w:rPr>
+              <w:t>This review</w:t>
+            </w:r>
+          </w:p>
+        </w:tc>
+        <w:tc>
+          <w:tcPr>
+            <w:tcW w:type="dxa" w:w="3096"/>
+          </w:tcPr>
+          <w:p>
+            <w:pPr>
+              <w:jc w:val="center"/>
+            </w:pPr>
+            <w:r/>
+            <w:r>
+              <w:rPr>
+                <w:rFonts w:ascii="Times New Roman" w:hAnsi="Times New Roman"/>
+                <w:b/>
+                <w:sz w:val="17"/>
+              </w:rPr>
+              <w:t>Prior cross-functional / powertrain reviews</w:t>
+            </w:r>
+          </w:p>
+        </w:tc>
+      </w:tr>
+      <w:tr>
+        <w:trPr>
+          <w:cantSplit/>
+        </w:trPr>
+        <w:tc>
+          <w:tcPr>
+            <w:tcW w:type="dxa" w:w="1296"/>
+          </w:tcPr>
+          <w:p>
+            <w:pPr>
+              <w:jc w:val="left"/>
+            </w:pPr>
+            <w:r/>
+            <w:r>
+              <w:rPr>
+                <w:rFonts w:ascii="Times New Roman" w:hAnsi="Times New Roman"/>
+                <w:b w:val="0"/>
+                <w:i w:val="0"/>
+                <w:sz w:val="17"/>
+              </w:rPr>
+              <w:t>Corpus</w:t>
+            </w:r>
+          </w:p>
+        </w:tc>
+        <w:tc>
+          <w:tcPr>
+            <w:tcW w:type="dxa" w:w="2808"/>
+          </w:tcPr>
+          <w:p>
+            <w:r/>
+            <w:r>
+              <w:rPr>
+                <w:rFonts w:ascii="Times New Roman" w:hAnsi="Times New Roman"/>
+                <w:b w:val="0"/>
+                <w:i w:val="0"/>
+                <w:sz w:val="17"/>
+              </w:rPr>
+              <w:t>Two-tier: 799 rule-based eligible records + 103 classified subset</w:t>
+            </w:r>
+          </w:p>
+        </w:tc>
+        <w:tc>
+          <w:tcPr>
+            <w:tcW w:type="dxa" w:w="3096"/>
+          </w:tcPr>
+          <w:p>
+            <w:r/>
+            <w:r>
+              <w:rPr>
+                <w:rFonts w:ascii="Times New Roman" w:hAnsi="Times New Roman"/>
+                <w:b w:val="0"/>
+                <w:i w:val="0"/>
+                <w:sz w:val="17"/>
+              </w:rPr>
+              <w:t>Fixed study lists without record-level selection provenance</w:t>
+            </w:r>
+          </w:p>
+        </w:tc>
+      </w:tr>
+      <w:tr>
+        <w:trPr>
+          <w:cantSplit/>
+        </w:trPr>
+        <w:tc>
+          <w:tcPr>
+            <w:tcW w:type="dxa" w:w="1296"/>
+          </w:tcPr>
+          <w:p>
+            <w:pPr>
+              <w:jc w:val="left"/>
+            </w:pPr>
+            <w:r/>
+            <w:r>
+              <w:rPr>
+                <w:rFonts w:ascii="Times New Roman" w:hAnsi="Times New Roman"/>
+                <w:b w:val="0"/>
+                <w:i w:val="0"/>
+                <w:sz w:val="17"/>
+              </w:rPr>
+              <w:t>Validation analysis</w:t>
+            </w:r>
+          </w:p>
+        </w:tc>
+        <w:tc>
+          <w:tcPr>
+            <w:tcW w:type="dxa" w:w="2808"/>
+          </w:tcPr>
+          <w:p>
+            <w:r/>
+            <w:r>
+              <w:rPr>
+                <w:rFonts w:ascii="Times New Roman" w:hAnsi="Times New Roman"/>
+                <w:b w:val="0"/>
+                <w:i w:val="0"/>
+                <w:sz w:val="17"/>
+              </w:rPr>
+              <w:t>Protocol classes defined, per-paper assignments released, method-family contrast tested with sensitivity ranges; within-corpus measurement, not a field census</w:t>
+            </w:r>
+          </w:p>
+        </w:tc>
+        <w:tc>
+          <w:tcPr>
+            <w:tcW w:type="dxa" w:w="3096"/>
+          </w:tcPr>
+          <w:p>
+            <w:r/>
+            <w:r>
+              <w:rPr>
+                <w:rFonts w:ascii="Times New Roman" w:hAnsi="Times New Roman"/>
+                <w:b w:val="0"/>
+                <w:i w:val="0"/>
+                <w:sz w:val="17"/>
+              </w:rPr>
+              <w:t>Narrative remarks on data scarcity; protocol strength not quantified</w:t>
+            </w:r>
+          </w:p>
+        </w:tc>
+      </w:tr>
+      <w:tr>
+        <w:trPr>
+          <w:cantSplit/>
+        </w:trPr>
+        <w:tc>
+          <w:tcPr>
+            <w:tcW w:type="dxa" w:w="1296"/>
+          </w:tcPr>
+          <w:p>
+            <w:pPr>
+              <w:jc w:val="left"/>
+            </w:pPr>
+            <w:r/>
+            <w:r>
+              <w:rPr>
+                <w:rFonts w:ascii="Times New Roman" w:hAnsi="Times New Roman"/>
+                <w:b w:val="0"/>
+                <w:i w:val="0"/>
+                <w:sz w:val="17"/>
+              </w:rPr>
+              <w:t>Standards linkage</w:t>
+            </w:r>
+          </w:p>
+        </w:tc>
+        <w:tc>
+          <w:tcPr>
+            <w:tcW w:type="dxa" w:w="2808"/>
+          </w:tcPr>
+          <w:p>
+            <w:r/>
+            <w:r>
+              <w:rPr>
+                <w:rFonts w:ascii="Times New Roman" w:hAnsi="Times New Roman"/>
+                <w:b w:val="0"/>
+                <w:i w:val="0"/>
+                <w:sz w:val="17"/>
+              </w:rPr>
+              <w:t>Function-to-requirement mapping vs. UN GTR 20, GB 38031-2020/2025, ISO 26262:2018, ISO/PAS 8800:2024</w:t>
+            </w:r>
+          </w:p>
+        </w:tc>
+        <w:tc>
+          <w:tcPr>
+            <w:tcW w:type="dxa" w:w="3096"/>
+          </w:tcPr>
+          <w:p>
+            <w:r/>
+            <w:r>
+              <w:rPr>
+                <w:rFonts w:ascii="Times New Roman" w:hAnsi="Times New Roman"/>
+                <w:b w:val="0"/>
+                <w:i w:val="0"/>
+                <w:sz w:val="17"/>
+              </w:rPr>
+              <w:t>Not addressed or addressed qualitatively</w:t>
+            </w:r>
+          </w:p>
+        </w:tc>
+      </w:tr>
+      <w:tr>
+        <w:trPr>
+          <w:cantSplit/>
+        </w:trPr>
+        <w:tc>
+          <w:tcPr>
+            <w:tcW w:type="dxa" w:w="1296"/>
+          </w:tcPr>
+          <w:p>
+            <w:pPr>
+              <w:jc w:val="left"/>
+            </w:pPr>
+            <w:r/>
+            <w:r>
+              <w:rPr>
+                <w:rFonts w:ascii="Times New Roman" w:hAnsi="Times New Roman"/>
+                <w:b w:val="0"/>
+                <w:i w:val="0"/>
+                <w:sz w:val="17"/>
+              </w:rPr>
+              <w:t>Recommendations</w:t>
+            </w:r>
+          </w:p>
+        </w:tc>
+        <w:tc>
+          <w:tcPr>
+            <w:tcW w:type="dxa" w:w="2808"/>
+          </w:tcPr>
+          <w:p>
+            <w:r/>
+            <w:r>
+              <w:rPr>
+                <w:rFonts w:ascii="Times New Roman" w:hAnsi="Times New Roman"/>
+                <w:b w:val="0"/>
+                <w:i w:val="0"/>
+                <w:sz w:val="17"/>
+              </w:rPr>
+              <w:t>Twelve-item reporting checklist (BMS-ML-RC) + six research directions</w:t>
+            </w:r>
+          </w:p>
+        </w:tc>
+        <w:tc>
+          <w:tcPr>
+            <w:tcW w:type="dxa" w:w="3096"/>
+          </w:tcPr>
+          <w:p>
+            <w:r/>
+            <w:r>
+              <w:rPr>
+                <w:rFonts w:ascii="Times New Roman" w:hAnsi="Times New Roman"/>
+                <w:b w:val="0"/>
+                <w:i w:val="0"/>
+                <w:sz w:val="17"/>
+              </w:rPr>
+              <w:t>General future-work statements</w:t>
+            </w:r>
+          </w:p>
+        </w:tc>
+      </w:tr>
+      <w:tr>
+        <w:trPr>
+          <w:cantSplit/>
+        </w:trPr>
+        <w:tc>
+          <w:tcPr>
+            <w:tcW w:type="dxa" w:w="1296"/>
+          </w:tcPr>
+          <w:p>
+            <w:pPr>
+              <w:jc w:val="left"/>
+            </w:pPr>
+            <w:r/>
+            <w:r>
+              <w:rPr>
+                <w:rFonts w:ascii="Times New Roman" w:hAnsi="Times New Roman"/>
+                <w:b w:val="0"/>
+                <w:i w:val="0"/>
+                <w:sz w:val="17"/>
+              </w:rPr>
+              <w:t>Reproducibility</w:t>
+            </w:r>
+          </w:p>
+        </w:tc>
+        <w:tc>
+          <w:tcPr>
+            <w:tcW w:type="dxa" w:w="2808"/>
+          </w:tcPr>
+          <w:p>
+            <w:r/>
+            <w:r>
+              <w:rPr>
+                <w:rFonts w:ascii="Times New Roman" w:hAnsi="Times New Roman"/>
+                <w:b w:val="0"/>
+                <w:i w:val="0"/>
+                <w:sz w:val="17"/>
+              </w:rPr>
+              <w:t>Released papers.csv, screening provenance, codebook, and statistics scripts</w:t>
+            </w:r>
+          </w:p>
+        </w:tc>
+        <w:tc>
+          <w:tcPr>
+            <w:tcW w:type="dxa" w:w="3096"/>
+          </w:tcPr>
+          <w:p>
+            <w:r/>
+            <w:r>
+              <w:rPr>
+                <w:rFonts w:ascii="Times New Roman" w:hAnsi="Times New Roman"/>
+                <w:b w:val="0"/>
+                <w:i w:val="0"/>
+                <w:sz w:val="17"/>
+              </w:rPr>
+              <w:t>No released record-level dataset</w:t>
+            </w:r>
+          </w:p>
+        </w:tc>
+      </w:tr>
+    </w:tbl>
+    <w:p>
+      <w:pPr>
+        <w:spacing w:after="120"/>
+        <w:jc w:val="both"/>
+      </w:pPr>
+    </w:p>
+    <w:p>
+      <w:pPr>
+        <w:keepNext/>
+        <w:spacing w:after="80"/>
+        <w:jc w:val="left"/>
+      </w:pPr>
+      <w:r>
+        <w:rPr>
+          <w:rFonts w:ascii="Times New Roman" w:hAnsi="Times New Roman"/>
+          <w:b/>
+          <w:i w:val="0"/>
+          <w:sz w:val="20"/>
+        </w:rPr>
+        <w:t>9.8 Outlook: what the next revision cycle of this literature should produce</w:t>
+      </w:r>
+    </w:p>
+    <w:p>
+      <w:pPr>
+        <w:spacing w:after="160"/>
+        <w:jc w:val="both"/>
+      </w:pPr>
+      <w:r>
+        <w:rPr>
+          <w:rFonts w:ascii="Times New Roman" w:hAnsi="Times New Roman"/>
+          <w:b w:val="0"/>
+          <w:i w:val="0"/>
+          <w:sz w:val="20"/>
+        </w:rPr>
+        <w:t xml:space="preserve">Concretely, and tied to the gaps above, the highest-value near-term work falls in six directions. (a) </w:t>
+      </w:r>
+      <w:r>
+        <w:rPr>
+          <w:rFonts w:ascii="Times New Roman" w:hAnsi="Times New Roman"/>
+          <w:b w:val="0"/>
+          <w:i/>
+          <w:sz w:val="20"/>
+        </w:rPr>
+        <w:t>Duty-cycle-aware validation</w:t>
+      </w:r>
+      <w:r>
+        <w:rPr>
+          <w:rFonts w:ascii="Times New Roman" w:hAnsi="Times New Roman"/>
+          <w:b w:val="0"/>
+          <w:i w:val="0"/>
+          <w:sz w:val="20"/>
+        </w:rPr>
+        <w:t xml:space="preserve">: public cross-cell benchmarks that pair cycling data with recorded EV drive profiles, so that cross-chemistry and cross-domain generalization can be tested against transportation duty rather than laboratory schedules. (b) </w:t>
+      </w:r>
+      <w:r>
+        <w:rPr>
+          <w:rFonts w:ascii="Times New Roman" w:hAnsi="Times New Roman"/>
+          <w:b w:val="0"/>
+          <w:i/>
+          <w:sz w:val="20"/>
+        </w:rPr>
+        <w:t>Federated fleet evidence</w:t>
+      </w:r>
+      <w:r>
+        <w:rPr>
+          <w:rFonts w:ascii="Times New Roman" w:hAnsi="Times New Roman"/>
+          <w:b w:val="0"/>
+          <w:i w:val="0"/>
+          <w:sz w:val="20"/>
+        </w:rPr>
+        <w:t xml:space="preserve">: privacy-preserving SOH/SOC studies over live fleets (about 2% of the eligible corpus today), with the 179-cell pipeline </w:t>
+      </w:r>
+      <w:r>
+        <w:rPr>
+          <w:rFonts w:ascii="Times New Roman" w:hAnsi="Times New Roman"/>
+          <w:sz w:val="20"/>
+        </w:rPr>
+        <w:t>[61]</w:t>
+      </w:r>
+      <w:r>
+        <w:rPr>
+          <w:rFonts w:ascii="Times New Roman" w:hAnsi="Times New Roman"/>
+          <w:b w:val="0"/>
+          <w:i w:val="0"/>
+          <w:sz w:val="20"/>
+        </w:rPr>
+        <w:t xml:space="preserve"> as the template. (c) </w:t>
+      </w:r>
+      <w:r>
+        <w:rPr>
+          <w:rFonts w:ascii="Times New Roman" w:hAnsi="Times New Roman"/>
+          <w:b w:val="0"/>
+          <w:i/>
+          <w:sz w:val="20"/>
+        </w:rPr>
+        <w:t>Benchmark diversification</w:t>
+      </w:r>
+      <w:r>
+        <w:rPr>
+          <w:rFonts w:ascii="Times New Roman" w:hAnsi="Times New Roman"/>
+          <w:b w:val="0"/>
+          <w:i w:val="0"/>
+          <w:sz w:val="20"/>
+        </w:rPr>
+        <w:t xml:space="preserve">: multi-institution cycling campaigns two orders of magnitude larger than MATR/NASA/CALCE and released with DOI-backed artifacts, addressing the two-pole fragmentation of Section 3.4. (d) </w:t>
+      </w:r>
+      <w:r>
+        <w:rPr>
+          <w:rFonts w:ascii="Times New Roman" w:hAnsi="Times New Roman"/>
+          <w:b w:val="0"/>
+          <w:i/>
+          <w:sz w:val="20"/>
+        </w:rPr>
+        <w:t>Pack- and vehicle-level ML</w:t>
+      </w:r>
+      <w:r>
+        <w:rPr>
+          <w:rFonts w:ascii="Times New Roman" w:hAnsi="Times New Roman"/>
+          <w:b w:val="0"/>
+          <w:i w:val="0"/>
+          <w:sz w:val="20"/>
+        </w:rPr>
+        <w:t xml:space="preserve">: estimation validated at the integration level where UN GTR 20 and GB 38031 requirements bite, instead of cell-level evidence transplanted upward. (e) </w:t>
+      </w:r>
+      <w:r>
+        <w:rPr>
+          <w:rFonts w:ascii="Times New Roman" w:hAnsi="Times New Roman"/>
+          <w:b w:val="0"/>
+          <w:i/>
+          <w:sz w:val="20"/>
+        </w:rPr>
+        <w:t>Functionally safe learning</w:t>
+      </w:r>
+      <w:r>
+        <w:rPr>
+          <w:rFonts w:ascii="Times New Roman" w:hAnsi="Times New Roman"/>
+          <w:b w:val="0"/>
+          <w:i w:val="0"/>
+          <w:sz w:val="20"/>
+        </w:rPr>
+        <w:t xml:space="preserve">: ML estimators whose uncertainty handling and assurance arguments are specified against ISO 26262 safety goals and ISO/PAS 8800, with ISO 21448/SOTIF reasoning for capability limitations, making certifiable charging and thermal control reachable. And (f) </w:t>
+      </w:r>
+      <w:r>
+        <w:rPr>
+          <w:rFonts w:ascii="Times New Roman" w:hAnsi="Times New Roman"/>
+          <w:b w:val="0"/>
+          <w:i/>
+          <w:sz w:val="20"/>
+        </w:rPr>
+        <w:t>honest foundation-model integration</w:t>
+      </w:r>
+      <w:r>
+        <w:rPr>
+          <w:rFonts w:ascii="Times New Roman" w:hAnsi="Times New Roman"/>
+          <w:b w:val="0"/>
+          <w:i w:val="0"/>
+          <w:sz w:val="20"/>
+        </w:rPr>
+        <w:t xml:space="preserve">: retrieval-grounded LLM agents with published latency and calibration budgets, capable of the coordination role while estimation authority stays with calibrated numeric models — extending, not contradicting, the corpus’s LLM estimator </w:t>
+      </w:r>
+      <w:r>
+        <w:rPr>
+          <w:rFonts w:ascii="Times New Roman" w:hAnsi="Times New Roman"/>
+          <w:sz w:val="20"/>
+        </w:rPr>
+        <w:t>[15]</w:t>
+      </w:r>
+      <w:r>
+        <w:rPr>
+          <w:rFonts w:ascii="Times New Roman" w:hAnsi="Times New Roman"/>
+          <w:b w:val="0"/>
+          <w:i w:val="0"/>
+          <w:sz w:val="20"/>
+        </w:rPr>
+        <w:t>. A guardrail on all six directions: the BMS-ML-RC checklist of Section 9.9 is designed to be attached to a paper at submission, so that the next revision cycle of this literature arrives auditable by construction.</w:t>
+      </w:r>
+    </w:p>
+    <w:p>
+      <w:pPr>
+        <w:keepNext/>
+        <w:spacing w:after="80"/>
+        <w:jc w:val="left"/>
+      </w:pPr>
+      <w:r>
+        <w:rPr>
+          <w:rFonts w:ascii="Times New Roman" w:hAnsi="Times New Roman"/>
+          <w:b/>
+          <w:i w:val="0"/>
+          <w:sz w:val="20"/>
+        </w:rPr>
+        <w:t>9.9 A reporting checklist for machine-learning BMS studies</w:t>
+      </w:r>
+    </w:p>
+    <w:p>
+      <w:pPr>
+        <w:spacing w:after="160"/>
+        <w:jc w:val="both"/>
+      </w:pPr>
+      <w:r>
+        <w:rPr>
+          <w:rFonts w:ascii="Times New Roman" w:hAnsi="Times New Roman"/>
+          <w:b w:val="0"/>
+          <w:i w:val="0"/>
+          <w:sz w:val="20"/>
+        </w:rPr>
+        <w:t>The most concrete artifact this review can offer is procedural. Modeled on the CONSORT and PRISMA checklists that transformed reporting in clinical and review literature, Table 13 proposes a twelve-item BMS-ML reporting checklist: the minimum metadata a study should disclose for its accuracy claims to be comparable, reproducible, and poolable in future syntheses. None of the items is onerous. Items 4, 5, and 11 operationalize the validation-protocol classes that the corpus analysis measured directly (Section 3.4); the remaining items respond to reporting omissions observed qualitatively across Sections 3–8 — undisclosed splits, uncalibrated uncertainty, unnamed datasets, unquantified compute — but only the validation, data-source, and artifact items are score-measured in this corpus, and the checklist has not been applied as an audit to all 103 studies. We suggest journals adopt it as a submission checklist and that authors attach it to their released datasets.</w:t>
+      </w:r>
+    </w:p>
+    <w:p>
+      <w:pPr>
+        <w:keepNext/>
+        <w:spacing w:after="80"/>
+        <w:jc w:val="left"/>
+      </w:pPr>
+      <w:r>
+        <w:rPr>
+          <w:rFonts w:ascii="Times New Roman" w:hAnsi="Times New Roman"/>
+          <w:b w:val="0"/>
+          <w:i w:val="0"/>
+          <w:sz w:val="18"/>
+        </w:rPr>
+        <w:t>Table 13 Proposed BMS-ML reporting checklist (BMS-ML-RC), modeled on CONSORT/PRISMA reporting standards.</w:t>
       </w:r>
     </w:p>
     <w:tbl>
@@ -15462,7 +16711,7 @@
           <w:rFonts w:ascii="Times New Roman" w:hAnsi="Times New Roman"/>
           <w:sz w:val="18"/>
         </w:rPr>
-        <w:t>[60]</w:t>
+        <w:t>[61]</w:t>
       </w:r>
       <w:r>
         <w:rPr>
@@ -15494,7 +16743,7 @@
           <w:rFonts w:ascii="Times New Roman" w:hAnsi="Times New Roman"/>
           <w:sz w:val="18"/>
         </w:rPr>
-        <w:t>[12, 113]</w:t>
+        <w:t>[12, 114]</w:t>
       </w:r>
       <w:r>
         <w:rPr>
@@ -15510,7 +16759,7 @@
           <w:rFonts w:ascii="Times New Roman" w:hAnsi="Times New Roman"/>
           <w:sz w:val="18"/>
         </w:rPr>
-        <w:t>[83, 93]</w:t>
+        <w:t>[84, 94]</w:t>
       </w:r>
       <w:r>
         <w:rPr>
@@ -15582,7 +16831,7 @@
           <w:i w:val="0"/>
           <w:sz w:val="20"/>
         </w:rPr>
-        <w:t>This review has examined the state of AI-powered battery management through a verified corpus of 103 peer-reviewed studies spanning 2019–2026, classified uniformly across management functions, method families, chemistries, data sources, and validation practices. Three conclusions stand out. First, within the corpus the method families stratify cleanly by period: classical feature-based learners gave way to deep sequence models, which are now themselves being displaced at the research frontier by physics-informed hybrids, optimization-augmented learning, transfer-learning regimes, and — at the very edge of the window — foundation-model components. Second, the center of gravity of application remains estimation (state, health, lifetime), where learning systems report laboratory-regime success — on metrics that this review argues cannot be pooled across papers (Section 5.6); control functions (charging, thermal, balancing) remain demonstrably transformable but under-evidenced for deployment. Third, and most critically, the volume of published accuracy claims is not matched by validation rigor: online or fleet-level demonstration appears in fewer than one primary study in ten, benchmark concentration and private-data fragmentation distort the apparent state of the art, and the field’s favored remedy — physics-informed architecture — does not demonstrably substitute for validation rigor: physics-informed papers use strong protocols no more often than purely data-driven peers (36% versus 52% under the protocol-only definition, p = 0.32; 59% versus 74% under the broader definition, p = 0.19 — not statistically significant under either).</w:t>
+        <w:t>This review has examined machine learning in battery management on a two-tier evidence base: a rule-based eligible corpus of 799 journal articles from which field-level shares are measured within a documented capped retrieval, and an in-depth classified subset of 103 studies through which method, data, and validation practice are examined with a blind 30-paper reliability check and label-noise sensitivity ranges. Three conclusions stand out. First, within the classified subset the method families stratify cleanly by period: classical feature-based learners gave way to deep sequence models, which are now themselves being displaced at the research frontier by physics-informed hybrids, optimization-augmented learning, transfer-learning regimes, and — at the very edge of the window — foundation-model components. Second, the center of gravity of application remains estimation (state, health, lifetime): measured as shares of the eligible corpus, the SOC–SOH–prognostics union covers about half of eligible records, where learning systems report laboratory-regime success — on metrics that this review argues cannot be pooled across papers (Section 5.6) — while control functions (charging, thermal, balancing) remain demonstrably transformable but under-evidenced for deployment, and vehicle- and pack-level practice stays thin relative to the level at which UN GTR 20, GB 38031, and ISO 26262 pose their requirements (Section 9.4). Third, and most critically, the proliferation of published accuracy claims has outpaced the validation evidence behind them: online or fleet-level demonstration appears in fewer than one primary study in ten, 17 of 88 primary papers use isolation-weakened splits, benchmark concentration and private-data fragmentation distort the apparent state of the art, and the field’s favored remedy — physics-informed architecture — does not demonstrably substitute for validation rigor: physics-informed papers use strong protocols no more often than purely data-driven peers (36% versus 52% under the protocol-only definition, p = 0.32; 59% versus 74% under the broader definition, p = 0.19 — not statistically significant under either, and treated here as an untested hypothesis rather than a settled result).</w:t>
       </w:r>
     </w:p>
     <w:p>
@@ -16362,7 +17611,7 @@
           <w:rFonts w:ascii="Times New Roman" w:hAnsi="Times New Roman"/>
           <w:sz w:val="18"/>
         </w:rPr>
-        <w:t>Hardy, J., Steggall, J., Hardy, P., “Rethinking lithium-ion battery management: Eliminating routine cell balancing enhances hazardous fault detection,” Journal of Energy Storage, vol. 63, 106931, 2023, doi: 10.1016/j.est.2023.106931.</w:t>
+        <w:t>Prasanna, R., Kumar, R. S., Bhuvaneswari, N. S., Karthik, C., “Performance centric review of machine learning techniques for electric vehicle powertrain with battery management and charging systems,” Discover Artificial Intelligence, vol. 6, Art. no. 141, 2026, doi: 10.1007/s44163-025-00721-y.</w:t>
       </w:r>
     </w:p>
     <w:p>
@@ -16383,7 +17632,7 @@
           <w:rFonts w:ascii="Times New Roman" w:hAnsi="Times New Roman"/>
           <w:sz w:val="18"/>
         </w:rPr>
-        <w:t>Vidal, C., Kollmeyer, P., Chemali, E., Emadi, A., “Li-ion Battery State of Charge Estimation Using Long Short-Term Memory Recurrent Neural Network with Transfer Learning,” 2019 IEEE Transportation Electrification Conference and Expo (ITEC), 1-6, 2019, doi: 10.1109/itec.2019.8790543.</w:t>
+        <w:t>Hardy, J., Steggall, J., Hardy, P., “Rethinking lithium-ion battery management: Eliminating routine cell balancing enhances hazardous fault detection,” Journal of Energy Storage, vol. 63, 106931, 2023, doi: 10.1016/j.est.2023.106931.</w:t>
       </w:r>
     </w:p>
     <w:p>
@@ -16404,7 +17653,7 @@
           <w:rFonts w:ascii="Times New Roman" w:hAnsi="Times New Roman"/>
           <w:sz w:val="18"/>
         </w:rPr>
-        <w:t>Gruosso, G., Gajani, G. S., Valladolid, J. D., Patino, D., Ruiz, F., “State of Charge Estimation of LiFePO4 Battery Used in Electric Vehicles Using Support Vector Regression, PCA and DP Battery Model,” 2019 IEEE Vehicle Power and Propulsion Conference (VPPC), 1-5, 2019, doi: 10.1109/vppc46532.2019.8952458.</w:t>
+        <w:t>Vidal, C., Kollmeyer, P., Chemali, E., Emadi, A., “Li-ion Battery State of Charge Estimation Using Long Short-Term Memory Recurrent Neural Network with Transfer Learning,” 2019 IEEE Transportation Electrification Conference and Expo (ITEC), 1-6, 2019, doi: 10.1109/itec.2019.8790543.</w:t>
       </w:r>
     </w:p>
     <w:p>
@@ -16425,7 +17674,7 @@
           <w:rFonts w:ascii="Times New Roman" w:hAnsi="Times New Roman"/>
           <w:sz w:val="18"/>
         </w:rPr>
-        <w:t>Fan, C., Higgins, M. D., Widanage, W. D., “Real-Time State of Charge Estimation of Electrochemical Model for Lithium-Ion Battery,” 2019 IEEE Vehicle Power and Propulsion Conference (VPPC), 1-6, 2019, doi: 10.1109/vppc46532.2019.8952284.</w:t>
+        <w:t>Gruosso, G., Gajani, G. S., Valladolid, J. D., Patino, D., Ruiz, F., “State of Charge Estimation of LiFePO4 Battery Used in Electric Vehicles Using Support Vector Regression, PCA and DP Battery Model,” 2019 IEEE Vehicle Power and Propulsion Conference (VPPC), 1-5, 2019, doi: 10.1109/vppc46532.2019.8952458.</w:t>
       </w:r>
     </w:p>
     <w:p>
@@ -16446,7 +17695,7 @@
           <w:rFonts w:ascii="Times New Roman" w:hAnsi="Times New Roman"/>
           <w:sz w:val="18"/>
         </w:rPr>
-        <w:t>Su, J., Schneider, S., Yaz, E., Josse, F., “Online State of Charge Estimation of Lithium-ion Battery Cells: A Multiple Model Adaptive Estimation Approach,” 2021 American Control Conference (ACC), 4447-4452, 2021, doi: 10.23919/acc50511.2021.9482734.</w:t>
+        <w:t>Fan, C., Higgins, M. D., Widanage, W. D., “Real-Time State of Charge Estimation of Electrochemical Model for Lithium-Ion Battery,” 2019 IEEE Vehicle Power and Propulsion Conference (VPPC), 1-6, 2019, doi: 10.1109/vppc46532.2019.8952284.</w:t>
       </w:r>
     </w:p>
     <w:p>
@@ -16467,7 +17716,7 @@
           <w:rFonts w:ascii="Times New Roman" w:hAnsi="Times New Roman"/>
           <w:sz w:val="18"/>
         </w:rPr>
-        <w:t>Monteiro, P., Araujo, R. E., Pinto, C., Matz, S., “Li-ion battery State-of-Charge estimation using computationally efficient neural network models,” 2021 IEEE Vehicle Power and Propulsion Conference (VPPC), 1-6, 2021, doi: 10.1109/vppc53923.2021.9699201.</w:t>
+        <w:t>Su, J., Schneider, S., Yaz, E., Josse, F., “Online State of Charge Estimation of Lithium-ion Battery Cells: A Multiple Model Adaptive Estimation Approach,” 2021 American Control Conference (ACC), 4447-4452, 2021, doi: 10.23919/acc50511.2021.9482734.</w:t>
       </w:r>
     </w:p>
     <w:p>
@@ -16488,7 +17737,7 @@
           <w:rFonts w:ascii="Times New Roman" w:hAnsi="Times New Roman"/>
           <w:sz w:val="18"/>
         </w:rPr>
-        <w:t>Bandara, T. T. A., Anton, J. A., Gonzalez, M., Anseana, D., Viera, J., “State of Health Estimation using Machine Learning for Li-ion battery on Electric Vehicles,” 2021 IEEE Vehicle Power and Propulsion Conference (VPPC), 1-4, 2021, doi: 10.1109/vppc53923.2021.9699273.</w:t>
+        <w:t>Monteiro, P., Araujo, R. E., Pinto, C., Matz, S., “Li-ion battery State-of-Charge estimation using computationally efficient neural network models,” 2021 IEEE Vehicle Power and Propulsion Conference (VPPC), 1-6, 2021, doi: 10.1109/vppc53923.2021.9699201.</w:t>
       </w:r>
     </w:p>
     <w:p>
@@ -16509,7 +17758,7 @@
           <w:rFonts w:ascii="Times New Roman" w:hAnsi="Times New Roman"/>
           <w:sz w:val="18"/>
         </w:rPr>
-        <w:t>Natella, D., Vasca, F., “Battery State of Health Estimation via Reinforcement Learning,” 2021 European Control Conference (ECC), 1657-1662, 2021, doi: 10.23919/ecc54610.2021.9655199.</w:t>
+        <w:t>Bandara, T. T. A., Anton, J. A., Gonzalez, M., Anseana, D., Viera, J., “State of Health Estimation using Machine Learning for Li-ion battery on Electric Vehicles,” 2021 IEEE Vehicle Power and Propulsion Conference (VPPC), 1-4, 2021, doi: 10.1109/vppc53923.2021.9699273.</w:t>
       </w:r>
     </w:p>
     <w:p>
@@ -16530,7 +17779,7 @@
           <w:rFonts w:ascii="Times New Roman" w:hAnsi="Times New Roman"/>
           <w:sz w:val="18"/>
         </w:rPr>
-        <w:t>Li, P., Cheng, Y., Shan, K., Fang, Y., “State-of-health estimation of lithium-ion battery based on feature transfer learning,” 2022 34th Chinese Control and Decision Conference (CCDC), 889-894, 2022, doi: 10.1109/ccdc55256.2022.10033695.</w:t>
+        <w:t>Natella, D., Vasca, F., “Battery State of Health Estimation via Reinforcement Learning,” 2021 European Control Conference (ECC), 1657-1662, 2021, doi: 10.23919/ecc54610.2021.9655199.</w:t>
       </w:r>
     </w:p>
     <w:p>
@@ -16551,7 +17800,7 @@
           <w:rFonts w:ascii="Times New Roman" w:hAnsi="Times New Roman"/>
           <w:sz w:val="18"/>
         </w:rPr>
-        <w:t>Benlamine, K., Mesbahi, T., “Machine Learning Applied to Battery Prognostics based on Advanced State of Health Estimation,” 2022 IEEE Vehicle Power and Propulsion Conference (VPPC), 1-6, 2022, doi: 10.1109/vppc55846.2022.10003444.</w:t>
+        <w:t>Li, P., Cheng, Y., Shan, K., Fang, Y., “State-of-health estimation of lithium-ion battery based on feature transfer learning,” 2022 34th Chinese Control and Decision Conference (CCDC), 889-894, 2022, doi: 10.1109/ccdc55256.2022.10033695.</w:t>
       </w:r>
     </w:p>
     <w:p>
@@ -16572,7 +17821,7 @@
           <w:rFonts w:ascii="Times New Roman" w:hAnsi="Times New Roman"/>
           <w:sz w:val="18"/>
         </w:rPr>
-        <w:t>Duque, J., Kollmeyer, P. J., Naguib, M., Emadi, A., “Battery Dual Extended Kalman Filter State of Charge and Health Estimation Strategy for Traction Applications,” 2022 IEEE Transportation Electrification Conference &amp; Expo (ITEC), 975-980, 2022, doi: 10.1109/itec53557.2022.9813961.</w:t>
+        <w:t>Benlamine, K., Mesbahi, T., “Machine Learning Applied to Battery Prognostics based on Advanced State of Health Estimation,” 2022 IEEE Vehicle Power and Propulsion Conference (VPPC), 1-6, 2022, doi: 10.1109/vppc55846.2022.10003444.</w:t>
       </w:r>
     </w:p>
     <w:p>
@@ -16593,7 +17842,7 @@
           <w:rFonts w:ascii="Times New Roman" w:hAnsi="Times New Roman"/>
           <w:sz w:val="18"/>
         </w:rPr>
-        <w:t>Bhaskar, K., Kumar, A., Bunce, J., Pressman, J., Burkell, N., Miller, N., et al., “State of Charge and State of Health estimation in large lithium-ion battery packs,” 2023 American Control Conference (ACC), 3075-3080, 2023, doi: 10.23919/acc55779.2023.10156326.</w:t>
+        <w:t>Duque, J., Kollmeyer, P. J., Naguib, M., Emadi, A., “Battery Dual Extended Kalman Filter State of Charge and Health Estimation Strategy for Traction Applications,” 2022 IEEE Transportation Electrification Conference &amp; Expo (ITEC), 975-980, 2022, doi: 10.1109/itec53557.2022.9813961.</w:t>
       </w:r>
     </w:p>
     <w:p>
@@ -16614,7 +17863,7 @@
           <w:rFonts w:ascii="Times New Roman" w:hAnsi="Times New Roman"/>
           <w:sz w:val="18"/>
         </w:rPr>
-        <w:t>Zhuge, Y., Yang, H., Wang, H., “Overview of Machine Learning-Enabled Battery State Estimation Methods,” 2023 IEEE Applied Power Electronics Conference and Exposition (APEC), 3028-3035, 2023, doi: 10.1109/apec43580.2023.10131605.</w:t>
+        <w:t>Bhaskar, K., Kumar, A., Bunce, J., Pressman, J., Burkell, N., Miller, N., et al., “State of Charge and State of Health estimation in large lithium-ion battery packs,” 2023 American Control Conference (ACC), 3075-3080, 2023, doi: 10.23919/acc55779.2023.10156326.</w:t>
       </w:r>
     </w:p>
     <w:p>
@@ -16635,7 +17884,7 @@
           <w:rFonts w:ascii="Times New Roman" w:hAnsi="Times New Roman"/>
           <w:sz w:val="18"/>
         </w:rPr>
-        <w:t>Chen, J., Kollmeyer, P., Chiang, F., Emadi, A., “Lithium-ion Battery State-of-Health Estimation via Histogram Data, Principal Component Analysis, and Machine Learning,” 2023 IEEE Transportation Electrification Conference &amp; Expo (ITEC), 1-6, 2023, doi: 10.1109/itec55900.2023.10187012.</w:t>
+        <w:t>Zhuge, Y., Yang, H., Wang, H., “Overview of Machine Learning-Enabled Battery State Estimation Methods,” 2023 IEEE Applied Power Electronics Conference and Exposition (APEC), 3028-3035, 2023, doi: 10.1109/apec43580.2023.10131605.</w:t>
       </w:r>
     </w:p>
     <w:p>
@@ -16656,7 +17905,7 @@
           <w:rFonts w:ascii="Times New Roman" w:hAnsi="Times New Roman"/>
           <w:sz w:val="18"/>
         </w:rPr>
-        <w:t>Jiang, S., Shi, J., Borah, M., Moura, S., “Weaknesses and Improvements of the Extended Kalman Filter for Battery State-of-Charge and State-of-Health Estimation,” 2024 American Control Conference (ACC), 1441-1448, 2024, doi: 10.23919/acc60939.2024.10644628.</w:t>
+        <w:t>Chen, J., Kollmeyer, P., Chiang, F., Emadi, A., “Lithium-ion Battery State-of-Health Estimation via Histogram Data, Principal Component Analysis, and Machine Learning,” 2023 IEEE Transportation Electrification Conference &amp; Expo (ITEC), 1-6, 2023, doi: 10.1109/itec55900.2023.10187012.</w:t>
       </w:r>
     </w:p>
     <w:p>
@@ -16677,7 +17926,7 @@
           <w:rFonts w:ascii="Times New Roman" w:hAnsi="Times New Roman"/>
           <w:sz w:val="18"/>
         </w:rPr>
-        <w:t>Deng, Z., Hu, X., Lin, X., Che, Y., Xu, L., Guo, W., “Data-driven state of charge estimation for lithium-ion battery packs based on Gaussian process regression,” Energy, vol. 205, 118000, 2020, doi: 10.1016/j.energy.2020.118000.</w:t>
+        <w:t>Jiang, S., Shi, J., Borah, M., Moura, S., “Weaknesses and Improvements of the Extended Kalman Filter for Battery State-of-Charge and State-of-Health Estimation,” 2024 American Control Conference (ACC), 1441-1448, 2024, doi: 10.23919/acc60939.2024.10644628.</w:t>
       </w:r>
     </w:p>
     <w:p>
@@ -16698,7 +17947,7 @@
           <w:rFonts w:ascii="Times New Roman" w:hAnsi="Times New Roman"/>
           <w:sz w:val="18"/>
         </w:rPr>
-        <w:t>Chandran, V., Patil, C. K., Karthick, A., Ganeshaperumal, D., Rahim, R., Ghosh, A., “State of Charge Estimation of Lithium-Ion Battery for Electric Vehicles Using Machine Learning Algorithms,” World Electric Vehicle Journal, vol. 12, 38, 2021, doi: 10.3390/wevj12010038.</w:t>
+        <w:t>Deng, Z., Hu, X., Lin, X., Che, Y., Xu, L., Guo, W., “Data-driven state of charge estimation for lithium-ion battery packs based on Gaussian process regression,” Energy, vol. 205, 118000, 2020, doi: 10.1016/j.energy.2020.118000.</w:t>
       </w:r>
     </w:p>
     <w:p>
@@ -16719,7 +17968,7 @@
           <w:rFonts w:ascii="Times New Roman" w:hAnsi="Times New Roman"/>
           <w:sz w:val="18"/>
         </w:rPr>
-        <w:t>Ragone, M., Yurkiv, V., Ramasubramanian, A., Kashir, B., Mashayek, F., “Data driven estimation of electric vehicle battery state-of-charge informed by automotive simulations and multi-physics modeling,” Journal of Power Sources, vol. 483, 229108, 2021, doi: 10.1016/j.jpowsour.2020.229108.</w:t>
+        <w:t>Chandran, V., Patil, C. K., Karthick, A., Ganeshaperumal, D., Rahim, R., Ghosh, A., “State of Charge Estimation of Lithium-Ion Battery for Electric Vehicles Using Machine Learning Algorithms,” World Electric Vehicle Journal, vol. 12, 38, 2021, doi: 10.3390/wevj12010038.</w:t>
       </w:r>
     </w:p>
     <w:p>
@@ -16740,7 +17989,7 @@
           <w:rFonts w:ascii="Times New Roman" w:hAnsi="Times New Roman"/>
           <w:sz w:val="18"/>
         </w:rPr>
-        <w:t>Ren, X., Liu, S., Yu, X., Dong, X., “A method for state-of-charge estimation of lithium-ion batteries based on PSO-LSTM,” Energy, vol. 234, 121236, 2021, doi: 10.1016/j.energy.2021.121236.</w:t>
+        <w:t>Ragone, M., Yurkiv, V., Ramasubramanian, A., Kashir, B., Mashayek, F., “Data driven estimation of electric vehicle battery state-of-charge informed by automotive simulations and multi-physics modeling,” Journal of Power Sources, vol. 483, 229108, 2021, doi: 10.1016/j.jpowsour.2020.229108.</w:t>
       </w:r>
     </w:p>
     <w:p>
@@ -16761,7 +18010,7 @@
           <w:rFonts w:ascii="Times New Roman" w:hAnsi="Times New Roman"/>
           <w:sz w:val="18"/>
         </w:rPr>
-        <w:t>Khan, M. K., Houran, M. A., Kauhaniemi, K., Zafar, M. H., Mansoor, M., Rashid, S., “Efficient state of charge estimation of lithium-ion batteries in electric vehicles using evolutionary intelligence-assisted GLA–CNN–Bi-LSTM deep learning model,” Heliyon, vol. 10, e35183, 2024, doi: 10.1016/j.heliyon.2024.e35183.</w:t>
+        <w:t>Ren, X., Liu, S., Yu, X., Dong, X., “A method for state-of-charge estimation of lithium-ion batteries based on PSO-LSTM,” Energy, vol. 234, 121236, 2021, doi: 10.1016/j.energy.2021.121236.</w:t>
       </w:r>
     </w:p>
     <w:p>
@@ -16782,7 +18031,7 @@
           <w:rFonts w:ascii="Times New Roman" w:hAnsi="Times New Roman"/>
           <w:sz w:val="18"/>
         </w:rPr>
-        <w:t>Naguib, M., Kollmeyer, P., Emadi, A., “Lithium-Ion Battery Pack Robust State of Charge Estimation, Cell Inconsistency, and Balancing: Review,” IEEE Access, vol. 9, 50570-50582, 2021, doi: 10.1109/access.2021.3068776.</w:t>
+        <w:t>Khan, M. K., Houran, M. A., Kauhaniemi, K., Zafar, M. H., Mansoor, M., Rashid, S., “Efficient state of charge estimation of lithium-ion batteries in electric vehicles using evolutionary intelligence-assisted GLA–CNN–Bi-LSTM deep learning model,” Heliyon, vol. 10, e35183, 2024, doi: 10.1016/j.heliyon.2024.e35183.</w:t>
       </w:r>
     </w:p>
     <w:p>
@@ -16803,7 +18052,7 @@
           <w:rFonts w:ascii="Times New Roman" w:hAnsi="Times New Roman"/>
           <w:sz w:val="18"/>
         </w:rPr>
-        <w:t>Zou, M., Wang, J., Yan, D., Li, Y., Tang, X., “Novel state of charge estimation method of containerized Lithium–Ion battery energy storage system based on deep learning,” Journal of Power Sources, vol. 624, 235609, 2024, doi: 10.1016/j.jpowsour.2024.235609.</w:t>
+        <w:t>Naguib, M., Kollmeyer, P., Emadi, A., “Lithium-Ion Battery Pack Robust State of Charge Estimation, Cell Inconsistency, and Balancing: Review,” IEEE Access, vol. 9, 50570-50582, 2021, doi: 10.1109/access.2021.3068776.</w:t>
       </w:r>
     </w:p>
     <w:p>
@@ -16824,7 +18073,7 @@
           <w:rFonts w:ascii="Times New Roman" w:hAnsi="Times New Roman"/>
           <w:sz w:val="18"/>
         </w:rPr>
-        <w:t>Tian, J., Xiong, R., Shen, W., Lu, J., Sun, F., “Flexible battery state of health and state of charge estimation using partial charging data and deep learning,” Energy Storage Materials, vol. 51, 372-381, 2022, doi: 10.1016/j.ensm.2022.06.053.</w:t>
+        <w:t>Zou, M., Wang, J., Yan, D., Li, Y., Tang, X., “Novel state of charge estimation method of containerized Lithium–Ion battery energy storage system based on deep learning,” Journal of Power Sources, vol. 624, 235609, 2024, doi: 10.1016/j.jpowsour.2024.235609.</w:t>
       </w:r>
     </w:p>
     <w:p>
@@ -16845,7 +18094,7 @@
           <w:rFonts w:ascii="Times New Roman" w:hAnsi="Times New Roman"/>
           <w:sz w:val="18"/>
         </w:rPr>
-        <w:t>Arandhakar, S., Nakka, J., “State of charge estimation of lithium ion battery for electric vehicle using cutting edge machine learning algorithms: A review,” Journal of Energy Storage, vol. 103, 114281, 2024, doi: 10.1016/j.est.2024.114281.</w:t>
+        <w:t>Tian, J., Xiong, R., Shen, W., Lu, J., Sun, F., “Flexible battery state of health and state of charge estimation using partial charging data and deep learning,” Energy Storage Materials, vol. 51, 372-381, 2022, doi: 10.1016/j.ensm.2022.06.053.</w:t>
       </w:r>
     </w:p>
     <w:p>
@@ -16866,7 +18115,7 @@
           <w:rFonts w:ascii="Times New Roman" w:hAnsi="Times New Roman"/>
           <w:sz w:val="18"/>
         </w:rPr>
-        <w:t>Khan, U., Kirmani, S., Rafat, Y., Rehman, M. U., Alam, M. S., “Improved deep learning based state of charge estimation of lithium ion battery for electrified transportation,” Journal of Energy Storage, vol. 91, 111877, 2024, doi: 10.1016/j.est.2024.111877.</w:t>
+        <w:t>Arandhakar, S., Nakka, J., “State of charge estimation of lithium ion battery for electric vehicle using cutting edge machine learning algorithms: A review,” Journal of Energy Storage, vol. 103, 114281, 2024, doi: 10.1016/j.est.2024.114281.</w:t>
       </w:r>
     </w:p>
     <w:p>
@@ -16887,7 +18136,7 @@
           <w:rFonts w:ascii="Times New Roman" w:hAnsi="Times New Roman"/>
           <w:sz w:val="18"/>
         </w:rPr>
-        <w:t>Wang, J., Zuo, Z., Wei, Y., Jia, Y., Chen, B., Li, Y., et al., “State of charge estimation of lithium-ion battery based on GA-LSTM and improved IAKF,” Applied Energy, vol. 368, 123508, 2024, doi: 10.1016/j.apenergy.2024.123508.</w:t>
+        <w:t>Khan, U., Kirmani, S., Rafat, Y., Rehman, M. U., Alam, M. S., “Improved deep learning based state of charge estimation of lithium ion battery for electrified transportation,” Journal of Energy Storage, vol. 91, 111877, 2024, doi: 10.1016/j.est.2024.111877.</w:t>
       </w:r>
     </w:p>
     <w:p>
@@ -16908,7 +18157,7 @@
           <w:rFonts w:ascii="Times New Roman" w:hAnsi="Times New Roman"/>
           <w:sz w:val="18"/>
         </w:rPr>
-        <w:t>Buchicchio, E., De Angelis, A., Santoni, F., Carbone, P., Bianconi, F., Smeraldi, F., “Battery SOC estimation from EIS data based on machine learning and equivalent circuit model,” Energy, vol. 283, 128461, 2023, doi: 10.1016/j.energy.2023.128461.</w:t>
+        <w:t>Wang, J., Zuo, Z., Wei, Y., Jia, Y., Chen, B., Li, Y., et al., “State of charge estimation of lithium-ion battery based on GA-LSTM and improved IAKF,” Applied Energy, vol. 368, 123508, 2024, doi: 10.1016/j.apenergy.2024.123508.</w:t>
       </w:r>
     </w:p>
     <w:p>
@@ -16929,7 +18178,7 @@
           <w:rFonts w:ascii="Times New Roman" w:hAnsi="Times New Roman"/>
           <w:sz w:val="18"/>
         </w:rPr>
-        <w:t>Galiounas, E., Tranter, T. G., Owen, R. E., Robinson, J. B., Shearing, P. R., Brett, D. J., “Battery state-of-charge estimation using machine learning analysis of ultrasonic signatures,” Energy and AI, vol. 10, 100188, 2022, doi: 10.1016/j.egyai.2022.100188.</w:t>
+        <w:t>Buchicchio, E., De Angelis, A., Santoni, F., Carbone, P., Bianconi, F., Smeraldi, F., “Battery SOC estimation from EIS data based on machine learning and equivalent circuit model,” Energy, vol. 283, 128461, 2023, doi: 10.1016/j.energy.2023.128461.</w:t>
       </w:r>
     </w:p>
     <w:p>
@@ -16950,7 +18199,7 @@
           <w:rFonts w:ascii="Times New Roman" w:hAnsi="Times New Roman"/>
           <w:sz w:val="18"/>
         </w:rPr>
-        <w:t>Li, X., Yuan, C., Li, X., Wang, Z., “State of health estimation for Li-Ion battery using incremental capacity analysis and Gaussian process regression,” Energy, vol. 190, 116467, 2020, doi: 10.1016/j.energy.2019.116467.</w:t>
+        <w:t>Galiounas, E., Tranter, T. G., Owen, R. E., Robinson, J. B., Shearing, P. R., Brett, D. J., “Battery state-of-charge estimation using machine learning analysis of ultrasonic signatures,” Energy and AI, vol. 10, 100188, 2022, doi: 10.1016/j.egyai.2022.100188.</w:t>
       </w:r>
     </w:p>
     <w:p>
@@ -16971,7 +18220,7 @@
           <w:rFonts w:ascii="Times New Roman" w:hAnsi="Times New Roman"/>
           <w:sz w:val="18"/>
         </w:rPr>
-        <w:t>Wang, Z., Yuan, C., Li, X., “Lithium Battery State-of-Health Estimation via Differential Thermal Voltammetry With Gaussian Process Regression,” IEEE Transactions on Transportation Electrification, vol. 7, 16-25, 2021, doi: 10.1109/tte.2020.3028784.</w:t>
+        <w:t>Li, X., Yuan, C., Li, X., Wang, Z., “State of health estimation for Li-Ion battery using incremental capacity analysis and Gaussian process regression,” Energy, vol. 190, 116467, 2020, doi: 10.1016/j.energy.2019.116467.</w:t>
       </w:r>
     </w:p>
     <w:p>
@@ -16992,7 +18241,7 @@
           <w:rFonts w:ascii="Times New Roman" w:hAnsi="Times New Roman"/>
           <w:sz w:val="18"/>
         </w:rPr>
-        <w:t>Tagade, P., Hariharan, K. S., Ramachandran, S., Khandelwal, A., Naha, A., Kolake, S. M., et al., “Deep Gaussian process regression for lithium-ion battery health prognosis and degradation mode diagnosis,” Journal of Power Sources, vol. 445, 227281, 2020, doi: 10.1016/j.jpowsour.2019.227281.</w:t>
+        <w:t>Wang, Z., Yuan, C., Li, X., “Lithium Battery State-of-Health Estimation via Differential Thermal Voltammetry With Gaussian Process Regression,” IEEE Transactions on Transportation Electrification, vol. 7, 16-25, 2021, doi: 10.1109/tte.2020.3028784.</w:t>
       </w:r>
     </w:p>
     <w:p>
@@ -17013,7 +18262,7 @@
           <w:rFonts w:ascii="Times New Roman" w:hAnsi="Times New Roman"/>
           <w:sz w:val="18"/>
         </w:rPr>
-        <w:t>Deng, Z., Hu, X., Li, P., Lin, X., Bian, X., “Data-Driven Battery State of Health Estimation Based on Random Partial Charging Data,” IEEE Transactions on Power Electronics, vol. 37, 5021-5031, 2022, doi: 10.1109/tpel.2021.3134701.</w:t>
+        <w:t>Tagade, P., Hariharan, K. S., Ramachandran, S., Khandelwal, A., Naha, A., Kolake, S. M., et al., “Deep Gaussian process regression for lithium-ion battery health prognosis and degradation mode diagnosis,” Journal of Power Sources, vol. 445, 227281, 2020, doi: 10.1016/j.jpowsour.2019.227281.</w:t>
       </w:r>
     </w:p>
     <w:p>
@@ -17034,7 +18283,7 @@
           <w:rFonts w:ascii="Times New Roman" w:hAnsi="Times New Roman"/>
           <w:sz w:val="18"/>
         </w:rPr>
-        <w:t>Zheng, K., Meng, J., Yang, Z., Zhou, F., Yang, K., Song, Z., “Refined lithium-ion battery state of health estimation with charging segment adjustment,” Applied Energy, vol. 375, 124077, 2024, doi: 10.1016/j.apenergy.2024.124077.</w:t>
+        <w:t>Deng, Z., Hu, X., Li, P., Lin, X., Bian, X., “Data-Driven Battery State of Health Estimation Based on Random Partial Charging Data,” IEEE Transactions on Power Electronics, vol. 37, 5021-5031, 2022, doi: 10.1109/tpel.2021.3134701.</w:t>
       </w:r>
     </w:p>
     <w:p>
@@ -17055,7 +18304,7 @@
           <w:rFonts w:ascii="Times New Roman" w:hAnsi="Times New Roman"/>
           <w:sz w:val="18"/>
         </w:rPr>
-        <w:t>Roman, D., Saxena, S., Robu, V., Pecht, M., Flynn, D., “Machine learning pipeline for battery state-of-health estimation,” Nature Machine Intelligence, vol. 3, 447-456, 2021, doi: 10.1038/s42256-021-00312-3.</w:t>
+        <w:t>Zheng, K., Meng, J., Yang, Z., Zhou, F., Yang, K., Song, Z., “Refined lithium-ion battery state of health estimation with charging segment adjustment,” Applied Energy, vol. 375, 124077, 2024, doi: 10.1016/j.apenergy.2024.124077.</w:t>
       </w:r>
     </w:p>
     <w:p>
@@ -17076,7 +18325,7 @@
           <w:rFonts w:ascii="Times New Roman" w:hAnsi="Times New Roman"/>
           <w:sz w:val="18"/>
         </w:rPr>
-        <w:t>Zhao, J., Qu, X., Li, Y., Nan, J., Burke, A. F., “Real-time prediction of battery remaining useful life using hybrid-fusion deep neural networks,” Energy, vol. 328, 136618, 2025, doi: 10.1016/j.energy.2025.136618.</w:t>
+        <w:t>Roman, D., Saxena, S., Robu, V., Pecht, M., Flynn, D., “Machine learning pipeline for battery state-of-health estimation,” Nature Machine Intelligence, vol. 3, 447-456, 2021, doi: 10.1038/s42256-021-00312-3.</w:t>
       </w:r>
     </w:p>
     <w:p>
@@ -17097,7 +18346,7 @@
           <w:rFonts w:ascii="Times New Roman" w:hAnsi="Times New Roman"/>
           <w:sz w:val="18"/>
         </w:rPr>
-        <w:t>Zhou, K. Q., Qin, Y., Yuen, C., “Graph neural network-based lithium-ion battery state of health estimation using partial discharging curve,” Journal of Energy Storage, vol. 100, 113502, 2024, doi: 10.1016/j.est.2024.113502.</w:t>
+        <w:t>Zhao, J., Qu, X., Li, Y., Nan, J., Burke, A. F., “Real-time prediction of battery remaining useful life using hybrid-fusion deep neural networks,” Energy, vol. 328, 136618, 2025, doi: 10.1016/j.energy.2025.136618.</w:t>
       </w:r>
     </w:p>
     <w:p>
@@ -17118,7 +18367,7 @@
           <w:rFonts w:ascii="Times New Roman" w:hAnsi="Times New Roman"/>
           <w:sz w:val="18"/>
         </w:rPr>
-        <w:t>Zhao, B., Zhang, W., Zhang, Y., Zhang, C., Zhang, C., Zhang, J., “Lithium-ion battery remaining useful life prediction based on interpretable deep learning and network parameter optimization,” Applied Energy, vol. 379, 124713, 2025, doi: 10.1016/j.apenergy.2024.124713.</w:t>
+        <w:t>Zhou, K. Q., Qin, Y., Yuen, C., “Graph neural network-based lithium-ion battery state of health estimation using partial discharging curve,” Journal of Energy Storage, vol. 100, 113502, 2024, doi: 10.1016/j.est.2024.113502.</w:t>
       </w:r>
     </w:p>
     <w:p>
@@ -17139,7 +18388,7 @@
           <w:rFonts w:ascii="Times New Roman" w:hAnsi="Times New Roman"/>
           <w:sz w:val="18"/>
         </w:rPr>
-        <w:t>Qiang, X., Liu, W., Lyu, Z., Ruan, H., Li, X., “A data-fusion-model method for state of health estimation of Li-ion battery packs based on partial charging curve,” Green Energy and Intelligent Transportation, vol. 3, 100169, 2024, doi: 10.1016/j.geits.2024.100169.</w:t>
+        <w:t>Zhao, B., Zhang, W., Zhang, Y., Zhang, C., Zhang, C., Zhang, J., “Lithium-ion battery remaining useful life prediction based on interpretable deep learning and network parameter optimization,” Applied Energy, vol. 379, 124713, 2025, doi: 10.1016/j.apenergy.2024.124713.</w:t>
       </w:r>
     </w:p>
     <w:p>
@@ -17160,7 +18409,7 @@
           <w:rFonts w:ascii="Times New Roman" w:hAnsi="Times New Roman"/>
           <w:sz w:val="18"/>
         </w:rPr>
-        <w:t>Lu, J., Xiong, R., Tian, J., Wang, C., Sun, F., “Deep learning to estimate lithium-ion battery state of health without additional degradation experiments,” Nature Communications, vol. 14, Art. no. 2760, 2023, doi: 10.1038/s41467-023-38458-w.</w:t>
+        <w:t>Qiang, X., Liu, W., Lyu, Z., Ruan, H., Li, X., “A data-fusion-model method for state of health estimation of Li-ion battery packs based on partial charging curve,” Green Energy and Intelligent Transportation, vol. 3, 100169, 2024, doi: 10.1016/j.geits.2024.100169.</w:t>
       </w:r>
     </w:p>
     <w:p>
@@ -17181,7 +18430,7 @@
           <w:rFonts w:ascii="Times New Roman" w:hAnsi="Times New Roman"/>
           <w:sz w:val="18"/>
         </w:rPr>
-        <w:t>Yang, Y., “A machine-learning prediction method of lithium-ion battery life based on charge process for different applications,” Applied Energy, vol. 292, 116897, 2021, doi: 10.1016/j.apenergy.2021.116897.</w:t>
+        <w:t>Lu, J., Xiong, R., Tian, J., Wang, C., Sun, F., “Deep learning to estimate lithium-ion battery state of health without additional degradation experiments,” Nature Communications, vol. 14, Art. no. 2760, 2023, doi: 10.1038/s41467-023-38458-w.</w:t>
       </w:r>
     </w:p>
     <w:p>
@@ -17202,7 +18451,7 @@
           <w:rFonts w:ascii="Times New Roman" w:hAnsi="Times New Roman"/>
           <w:sz w:val="18"/>
         </w:rPr>
-        <w:t>Fei, Z., Yang, F., Tsui, K. L., Li, L., Zhang, Z., “Early prediction of battery lifetime via a machine learning based framework,” Energy, vol. 225, 120205, 2021, doi: 10.1016/j.energy.2021.120205.</w:t>
+        <w:t>Yang, Y., “A machine-learning prediction method of lithium-ion battery life based on charge process for different applications,” Applied Energy, vol. 292, 116897, 2021, doi: 10.1016/j.apenergy.2021.116897.</w:t>
       </w:r>
     </w:p>
     <w:p>
@@ -17223,7 +18472,7 @@
           <w:rFonts w:ascii="Times New Roman" w:hAnsi="Times New Roman"/>
           <w:sz w:val="18"/>
         </w:rPr>
-        <w:t>Tong, Z., Miao, J., Tong, S., Lu, Y., “Early prediction of remaining useful life for Lithium-ion batteries based on a hybrid machine learning method,” Journal of Cleaner Production, vol. 317, 128265, 2021, doi: 10.1016/j.jclepro.2021.128265.</w:t>
+        <w:t>Fei, Z., Yang, F., Tsui, K. L., Li, L., Zhang, Z., “Early prediction of battery lifetime via a machine learning based framework,” Energy, vol. 225, 120205, 2021, doi: 10.1016/j.energy.2021.120205.</w:t>
       </w:r>
     </w:p>
     <w:p>
@@ -17244,7 +18493,7 @@
           <w:rFonts w:ascii="Times New Roman" w:hAnsi="Times New Roman"/>
           <w:sz w:val="18"/>
         </w:rPr>
-        <w:t>Si, Q., Matsuda, S., Yamaji, Y., Momma, T., Tateyama, Y., “Data‐Driven Cycle Life Prediction of Lithium Metal‐Based Rechargeable Battery Based on Discharge/Charge Capacity and Relaxation Features,” Advanced Science, vol. 11, Art. no. 2402608, 2024, doi: 10.1002/advs.202402608.</w:t>
+        <w:t>Tong, Z., Miao, J., Tong, S., Lu, Y., “Early prediction of remaining useful life for Lithium-ion batteries based on a hybrid machine learning method,” Journal of Cleaner Production, vol. 317, 128265, 2021, doi: 10.1016/j.jclepro.2021.128265.</w:t>
       </w:r>
     </w:p>
     <w:p>
@@ -17265,7 +18514,7 @@
           <w:rFonts w:ascii="Times New Roman" w:hAnsi="Times New Roman"/>
           <w:sz w:val="18"/>
         </w:rPr>
-        <w:t>Zhao, S., Zhang, C., Wang, Y., “Lithium-ion battery capacity and remaining useful life prediction using board learning system and long short-term memory neural network,” Journal of Energy Storage, vol. 52, 104901, 2022, doi: 10.1016/j.est.2022.104901.</w:t>
+        <w:t>Si, Q., Matsuda, S., Yamaji, Y., Momma, T., Tateyama, Y., “Data‐Driven Cycle Life Prediction of Lithium Metal‐Based Rechargeable Battery Based on Discharge/Charge Capacity and Relaxation Features,” Advanced Science, vol. 11, Art. no. 2402608, 2024, doi: 10.1002/advs.202402608.</w:t>
       </w:r>
     </w:p>
     <w:p>
@@ -17286,7 +18535,7 @@
           <w:rFonts w:ascii="Times New Roman" w:hAnsi="Times New Roman"/>
           <w:sz w:val="18"/>
         </w:rPr>
-        <w:t>Shi, J., Rivera, A., Wu, D., “Battery health management using physics-informed machine learning: Online degradation modeling and remaining useful life prediction,” Mechanical Systems and Signal Processing, vol. 179, 109347, 2022, doi: 10.1016/j.ymssp.2022.109347.</w:t>
+        <w:t>Zhao, S., Zhang, C., Wang, Y., “Lithium-ion battery capacity and remaining useful life prediction using board learning system and long short-term memory neural network,” Journal of Energy Storage, vol. 52, 104901, 2022, doi: 10.1016/j.est.2022.104901.</w:t>
       </w:r>
     </w:p>
     <w:p>
@@ -17307,7 +18556,7 @@
           <w:rFonts w:ascii="Times New Roman" w:hAnsi="Times New Roman"/>
           <w:sz w:val="18"/>
         </w:rPr>
-        <w:t>Salem, N. M., Mohamed, A., “Physics-informed hybrid reinforcement learning for estimating lithium-ion battery state of health,” Scientific Reports, vol. 15, Art. no. 43819, 2025, doi: 10.1038/s41598-025-30602-4.</w:t>
+        <w:t>Shi, J., Rivera, A., Wu, D., “Battery health management using physics-informed machine learning: Online degradation modeling and remaining useful life prediction,” Mechanical Systems and Signal Processing, vol. 179, 109347, 2022, doi: 10.1016/j.ymssp.2022.109347.</w:t>
       </w:r>
     </w:p>
     <w:p>
@@ -17328,7 +18577,7 @@
           <w:rFonts w:ascii="Times New Roman" w:hAnsi="Times New Roman"/>
           <w:sz w:val="18"/>
         </w:rPr>
-        <w:t>Wang, S., Zhou, R., Ren, Y., Liu, H., Lin, Y., Lian, C., “A generalizable physics-informed neural network for lithium-ion battery SOH estimation utilizing partial charging segments,” Journal of Energy Chemistry, vol. 112, 977-986, 2026, doi: 10.1016/j.jechem.2025.08.093.</w:t>
+        <w:t>Salem, N. M., Mohamed, A., “Physics-informed hybrid reinforcement learning for estimating lithium-ion battery state of health,” Scientific Reports, vol. 15, Art. no. 43819, 2025, doi: 10.1038/s41598-025-30602-4.</w:t>
       </w:r>
     </w:p>
     <w:p>
@@ -17349,7 +18598,7 @@
           <w:rFonts w:ascii="Times New Roman" w:hAnsi="Times New Roman"/>
           <w:sz w:val="18"/>
         </w:rPr>
-        <w:t>Gao, K., Li, Q., Hu, L., Huang, J., Li, H., Wu, Y., “Physical informed neural network for SOH estimation of lithium-ion battery with electrochemical mechanism,” Energy, vol. 342, 139753, 2026, doi: 10.1016/j.energy.2025.139753.</w:t>
+        <w:t>Wang, S., Zhou, R., Ren, Y., Liu, H., Lin, Y., Lian, C., “A generalizable physics-informed neural network for lithium-ion battery SOH estimation utilizing partial charging segments,” Journal of Energy Chemistry, vol. 112, 977-986, 2026, doi: 10.1016/j.jechem.2025.08.093.</w:t>
       </w:r>
     </w:p>
     <w:p>
@@ -17370,7 +18619,7 @@
           <w:rFonts w:ascii="Times New Roman" w:hAnsi="Times New Roman"/>
           <w:sz w:val="18"/>
         </w:rPr>
-        <w:t>Deng, W., Le, H., Nguyen, K. T., Gogu, C., Medjaher, K., Morio, J., et al., “A generic physics-informed machine learning framework for battery remaining useful life prediction using small early-stage lifecycle data,” Applied Energy, vol. 384, 125314, 2025, doi: 10.1016/j.apenergy.2025.125314.</w:t>
+        <w:t>Gao, K., Li, Q., Hu, L., Huang, J., Li, H., Wu, Y., “Physical informed neural network for SOH estimation of lithium-ion battery with electrochemical mechanism,” Energy, vol. 342, 139753, 2026, doi: 10.1016/j.energy.2025.139753.</w:t>
       </w:r>
     </w:p>
     <w:p>
@@ -17391,7 +18640,7 @@
           <w:rFonts w:ascii="Times New Roman" w:hAnsi="Times New Roman"/>
           <w:sz w:val="18"/>
         </w:rPr>
-        <w:t>Qi, Y., Wang, J., Lu, H., Chu, H., Chen, D., Jin, J., “Remaining useful life prediction for lithium-ion battery based on hybrid machine learning with Wiener process,” Journal of Energy Storage, vol. 136, 118415, 2025, doi: 10.1016/j.est.2025.118415.</w:t>
+        <w:t>Deng, W., Le, H., Nguyen, K. T., Gogu, C., Medjaher, K., Morio, J., et al., “A generic physics-informed machine learning framework for battery remaining useful life prediction using small early-stage lifecycle data,” Applied Energy, vol. 384, 125314, 2025, doi: 10.1016/j.apenergy.2025.125314.</w:t>
       </w:r>
     </w:p>
     <w:p>
@@ -17412,7 +18661,7 @@
           <w:rFonts w:ascii="Times New Roman" w:hAnsi="Times New Roman"/>
           <w:sz w:val="18"/>
         </w:rPr>
-        <w:t>Fan, Y., Lin, Z., Wang, F., Zhang, J., “A hybrid approach for lithium-ion battery remaining useful life prediction using signal decomposition and machine learning,” Scientific Reports, vol. 15, Art. no. 8161, 2025, doi: 10.1038/s41598-025-92262-8.</w:t>
+        <w:t>Qi, Y., Wang, J., Lu, H., Chu, H., Chen, D., Jin, J., “Remaining useful life prediction for lithium-ion battery based on hybrid machine learning with Wiener process,” Journal of Energy Storage, vol. 136, 118415, 2025, doi: 10.1016/j.est.2025.118415.</w:t>
       </w:r>
     </w:p>
     <w:p>
@@ -17433,7 +18682,7 @@
           <w:rFonts w:ascii="Times New Roman" w:hAnsi="Times New Roman"/>
           <w:sz w:val="18"/>
         </w:rPr>
-        <w:t>Zhao, J., Li, D., Li, Y., Shi, D., Nan, J., Burke, A. F., “Battery state of health estimation under fast charging via deep transfer learning,” iScience, vol. 28, 112235, 2025, doi: 10.1016/j.isci.2025.112235.</w:t>
+        <w:t>Fan, Y., Lin, Z., Wang, F., Zhang, J., “A hybrid approach for lithium-ion battery remaining useful life prediction using signal decomposition and machine learning,” Scientific Reports, vol. 15, Art. no. 8161, 2025, doi: 10.1038/s41598-025-92262-8.</w:t>
       </w:r>
     </w:p>
     <w:p>
@@ -17454,7 +18703,7 @@
           <w:rFonts w:ascii="Times New Roman" w:hAnsi="Times New Roman"/>
           <w:sz w:val="18"/>
         </w:rPr>
-        <w:t>Lin, M., Hu, D., Meng, J., Wu, J., “Transfer Learning-Based Lithium-Ion Battery State of Health Estimation With Electrochemical Impedance Spectroscopy,” IEEE Transactions on Transportation Electrification, vol. 11, 7910-7920, 2025, doi: 10.1109/tte.2025.3533540.</w:t>
+        <w:t>Zhao, J., Li, D., Li, Y., Shi, D., Nan, J., Burke, A. F., “Battery state of health estimation under fast charging via deep transfer learning,” iScience, vol. 28, 112235, 2025, doi: 10.1016/j.isci.2025.112235.</w:t>
       </w:r>
     </w:p>
     <w:p>
@@ -17475,7 +18724,7 @@
           <w:rFonts w:ascii="Times New Roman" w:hAnsi="Times New Roman"/>
           <w:sz w:val="18"/>
         </w:rPr>
-        <w:t>Cao, Z., Gao, W., Fu, Y., Kurdkandi, N. V., Mi, C., “A general framework for lithium-ion battery state of health estimation: From laboratory tests to machine learning with transferability across domains,” Applied Energy, vol. 381, 125086, 2025, doi: 10.1016/j.apenergy.2024.125086.</w:t>
+        <w:t>Lin, M., Hu, D., Meng, J., Wu, J., “Transfer Learning-Based Lithium-Ion Battery State of Health Estimation With Electrochemical Impedance Spectroscopy,” IEEE Transactions on Transportation Electrification, vol. 11, 7910-7920, 2025, doi: 10.1109/tte.2025.3533540.</w:t>
       </w:r>
     </w:p>
     <w:p>
@@ -17496,7 +18745,7 @@
           <w:rFonts w:ascii="Times New Roman" w:hAnsi="Times New Roman"/>
           <w:sz w:val="18"/>
         </w:rPr>
-        <w:t>Sun, R., Chen, J., Piao, C., “Battery health features extraction and state of health estimation based on real-time online vehicle driving data,” Journal of Power Sources, vol. 645, 236784, 2025, doi: 10.1016/j.jpowsour.2025.236784.</w:t>
+        <w:t>Cao, Z., Gao, W., Fu, Y., Kurdkandi, N. V., Mi, C., “A general framework for lithium-ion battery state of health estimation: From laboratory tests to machine learning with transferability across domains,” Applied Energy, vol. 381, 125086, 2025, doi: 10.1016/j.apenergy.2024.125086.</w:t>
       </w:r>
     </w:p>
     <w:p>
@@ -17517,7 +18766,7 @@
           <w:rFonts w:ascii="Times New Roman" w:hAnsi="Times New Roman"/>
           <w:sz w:val="18"/>
         </w:rPr>
-        <w:t>Cheng, F., Liu, H., “Charging strategies optimization for lithium-ion battery: Heterogeneous ensemble surrogate model-assisted advanced multi-objective optimization algorithm,” Energy Conversion and Management, vol. 342, 120170, 2025, doi: 10.1016/j.enconman.2025.120170.</w:t>
+        <w:t>Sun, R., Chen, J., Piao, C., “Battery health features extraction and state of health estimation based on real-time online vehicle driving data,” Journal of Power Sources, vol. 645, 236784, 2025, doi: 10.1016/j.jpowsour.2025.236784.</w:t>
       </w:r>
     </w:p>
     <w:p>
@@ -17538,7 +18787,7 @@
           <w:rFonts w:ascii="Times New Roman" w:hAnsi="Times New Roman"/>
           <w:sz w:val="18"/>
         </w:rPr>
-        <w:t>Dong, G., Feng, Y., Lou, Y., Zhang, M., Wei, J., “Data-Driven Fast Charging Optimization for Lithium-Ion Battery Using Bayesian Optimization With Fast Convergence,” IEEE Transactions on Transportation Electrification, vol. 10, 4173-4183, 2024, doi: 10.1109/tte.2023.3311813.</w:t>
+        <w:t>Cheng, F., Liu, H., “Charging strategies optimization for lithium-ion battery: Heterogeneous ensemble surrogate model-assisted advanced multi-objective optimization algorithm,” Energy Conversion and Management, vol. 342, 120170, 2025, doi: 10.1016/j.enconman.2025.120170.</w:t>
       </w:r>
     </w:p>
     <w:p>
@@ -17559,7 +18808,7 @@
           <w:rFonts w:ascii="Times New Roman" w:hAnsi="Times New Roman"/>
           <w:sz w:val="18"/>
         </w:rPr>
-        <w:t>Wei, Z., Yang, X., Li, Y., He, H., Li, W., Sauer, D. U., “Machine learning-based fast charging of lithium-ion battery by perceiving and regulating internal microscopic states,” Energy Storage Materials, vol. 56, 62-75, 2023, doi: 10.1016/j.ensm.2022.12.034.</w:t>
+        <w:t>Dong, G., Feng, Y., Lou, Y., Zhang, M., Wei, J., “Data-Driven Fast Charging Optimization for Lithium-Ion Battery Using Bayesian Optimization With Fast Convergence,” IEEE Transactions on Transportation Electrification, vol. 10, 4173-4183, 2024, doi: 10.1109/tte.2023.3311813.</w:t>
       </w:r>
     </w:p>
     <w:p>
@@ -17580,7 +18829,7 @@
           <w:rFonts w:ascii="Times New Roman" w:hAnsi="Times New Roman"/>
           <w:sz w:val="18"/>
         </w:rPr>
-        <w:t>Li, Y., Li, K., Xie, Y., Liu, J., Fu, C., Liu, B., “Optimized charging of lithium-ion battery for electric vehicles: Adaptive multistage constant current–constant voltage charging strategy,” Renewable Energy, vol. 146, 2688-2699, 2020, doi: 10.1016/j.renene.2019.08.077.</w:t>
+        <w:t>Wei, Z., Yang, X., Li, Y., He, H., Li, W., Sauer, D. U., “Machine learning-based fast charging of lithium-ion battery by perceiving and regulating internal microscopic states,” Energy Storage Materials, vol. 56, 62-75, 2023, doi: 10.1016/j.ensm.2022.12.034.</w:t>
       </w:r>
     </w:p>
     <w:p>
@@ -17601,7 +18850,7 @@
           <w:rFonts w:ascii="Times New Roman" w:hAnsi="Times New Roman"/>
           <w:sz w:val="18"/>
         </w:rPr>
-        <w:t>Fan, Z., Fu, Y., Liang, H., Gao, R., Liu, S., “A module-level charging optimization method of lithium-ion battery considering temperature gradient effect of liquid cooling and charging time,” Energy, vol. 265, 126331, 2023, doi: 10.1016/j.energy.2022.126331.</w:t>
+        <w:t>Li, Y., Li, K., Xie, Y., Liu, J., Fu, C., Liu, B., “Optimized charging of lithium-ion battery for electric vehicles: Adaptive multistage constant current–constant voltage charging strategy,” Renewable Energy, vol. 146, 2688-2699, 2020, doi: 10.1016/j.renene.2019.08.077.</w:t>
       </w:r>
     </w:p>
     <w:p>
@@ -17622,7 +18871,7 @@
           <w:rFonts w:ascii="Times New Roman" w:hAnsi="Times New Roman"/>
           <w:sz w:val="18"/>
         </w:rPr>
-        <w:t>Heydarian Ardakani, A., Abdollahi, F., “A fast balance optimization approach for charging enhancement of lithium-ion battery packs through deep reinforcement learning,” Journal of Energy Storage, vol. 89, 111755, 2024, doi: 10.1016/j.est.2024.111755.</w:t>
+        <w:t>Fan, Z., Fu, Y., Liang, H., Gao, R., Liu, S., “A module-level charging optimization method of lithium-ion battery considering temperature gradient effect of liquid cooling and charging time,” Energy, vol. 265, 126331, 2023, doi: 10.1016/j.energy.2022.126331.</w:t>
       </w:r>
     </w:p>
     <w:p>
@@ -17643,7 +18892,7 @@
           <w:rFonts w:ascii="Times New Roman" w:hAnsi="Times New Roman"/>
           <w:sz w:val="18"/>
         </w:rPr>
-        <w:t>Duan, S., Xia, K., Li, J., Zhao, Z., Liu, H., “Optimization charging method of lithium-ion battery based on multi-objective BBO algorithm,” Journal of Energy Storage, vol. 91, 112046, 2024, doi: 10.1016/j.est.2024.112046.</w:t>
+        <w:t>Heydarian Ardakani, A., Abdollahi, F., “A fast balance optimization approach for charging enhancement of lithium-ion battery packs through deep reinforcement learning,” Journal of Energy Storage, vol. 89, 111755, 2024, doi: 10.1016/j.est.2024.111755.</w:t>
       </w:r>
     </w:p>
     <w:p>
@@ -17664,7 +18913,7 @@
           <w:rFonts w:ascii="Times New Roman" w:hAnsi="Times New Roman"/>
           <w:sz w:val="18"/>
         </w:rPr>
-        <w:t>Wang, Y., Chen, X., Li, C., Yu, Y., Zhou, G., Wang, C., et al., “Temperature prediction of lithium-ion battery based on artificial neural network model,” Applied Thermal Engineering, vol. 228, 120482, 2023, doi: 10.1016/j.applthermaleng.2023.120482.</w:t>
+        <w:t>Duan, S., Xia, K., Li, J., Zhao, Z., Liu, H., “Optimization charging method of lithium-ion battery based on multi-objective BBO algorithm,” Journal of Energy Storage, vol. 91, 112046, 2024, doi: 10.1016/j.est.2024.112046.</w:t>
       </w:r>
     </w:p>
     <w:p>
@@ -17685,7 +18934,7 @@
           <w:rFonts w:ascii="Times New Roman" w:hAnsi="Times New Roman"/>
           <w:sz w:val="18"/>
         </w:rPr>
-        <w:t>Zhou, X., Guo, W., Shi, X., She, C., Zheng, Z., Zhou, J., et al., “Machine learning assisted multi-objective design optimization for battery thermal management system,” Applied Thermal Engineering, vol. 253, 123826, 2024, doi: 10.1016/j.applthermaleng.2024.123826.</w:t>
+        <w:t>Wang, Y., Chen, X., Li, C., Yu, Y., Zhou, G., Wang, C., et al., “Temperature prediction of lithium-ion battery based on artificial neural network model,” Applied Thermal Engineering, vol. 228, 120482, 2023, doi: 10.1016/j.applthermaleng.2023.120482.</w:t>
       </w:r>
     </w:p>
     <w:p>
@@ -17706,7 +18955,7 @@
           <w:rFonts w:ascii="Times New Roman" w:hAnsi="Times New Roman"/>
           <w:sz w:val="18"/>
         </w:rPr>
-        <w:t>Yao, L., Fang, Z., Xiao, Y., Hou, J., Fu, Z., “An Intelligent Fault Diagnosis Method for Lithium Battery Systems Based on Grid Search Support Vector Machine,” Energy, vol. 214, 118866, 2021, doi: 10.1016/j.energy.2020.118866.</w:t>
+        <w:t>Zhou, X., Guo, W., Shi, X., She, C., Zheng, Z., Zhou, J., et al., “Machine learning assisted multi-objective design optimization for battery thermal management system,” Applied Thermal Engineering, vol. 253, 123826, 2024, doi: 10.1016/j.applthermaleng.2024.123826.</w:t>
       </w:r>
     </w:p>
     <w:p>
@@ -17727,7 +18976,7 @@
           <w:rFonts w:ascii="Times New Roman" w:hAnsi="Times New Roman"/>
           <w:sz w:val="18"/>
         </w:rPr>
-        <w:t>Das Goswami, B. R., Abdisobbouhi, Y., Du, H., Mashayek, F., Kingston, T. A., Yurkiv, V., “Advancing battery safety: Integrating multiphysics and machine learning for thermal runaway prediction in lithium-ion battery module,” Journal of Power Sources, vol. 614, 235015, 2024, doi: 10.1016/j.jpowsour.2024.235015.</w:t>
+        <w:t>Yao, L., Fang, Z., Xiao, Y., Hou, J., Fu, Z., “An Intelligent Fault Diagnosis Method for Lithium Battery Systems Based on Grid Search Support Vector Machine,” Energy, vol. 214, 118866, 2021, doi: 10.1016/j.energy.2020.118866.</w:t>
       </w:r>
     </w:p>
     <w:p>
@@ -17748,7 +18997,7 @@
           <w:rFonts w:ascii="Times New Roman" w:hAnsi="Times New Roman"/>
           <w:sz w:val="18"/>
         </w:rPr>
-        <w:t>Dong, C., Sun, D., “Multi-source domain transfer learning with small sample learning for thermal runaway diagnosis of lithium-ion battery,” Applied Energy, vol. 365, 123248, 2024, doi: 10.1016/j.apenergy.2024.123248.</w:t>
+        <w:t>Das Goswami, B. R., Abdisobbouhi, Y., Du, H., Mashayek, F., Kingston, T. A., Yurkiv, V., “Advancing battery safety: Integrating multiphysics and machine learning for thermal runaway prediction in lithium-ion battery module,” Journal of Power Sources, vol. 614, 235015, 2024, doi: 10.1016/j.jpowsour.2024.235015.</w:t>
       </w:r>
     </w:p>
     <w:p>
@@ -17769,7 +19018,7 @@
           <w:rFonts w:ascii="Times New Roman" w:hAnsi="Times New Roman"/>
           <w:sz w:val="18"/>
         </w:rPr>
-        <w:t>Rieger, L. H., Flores, E., Nielsen, K. F., Norby, P., Ayerbe, E., Winther, O., et al., “Uncertainty-aware and explainable machine learning for early prediction of battery degradation trajectory,” Digital Discovery, vol. 2, 112-122, 2023, doi: 10.1039/d2dd00067a.</w:t>
+        <w:t>Dong, C., Sun, D., “Multi-source domain transfer learning with small sample learning for thermal runaway diagnosis of lithium-ion battery,” Applied Energy, vol. 365, 123248, 2024, doi: 10.1016/j.apenergy.2024.123248.</w:t>
       </w:r>
     </w:p>
     <w:p>
@@ -17790,7 +19039,7 @@
           <w:rFonts w:ascii="Times New Roman" w:hAnsi="Times New Roman"/>
           <w:sz w:val="18"/>
         </w:rPr>
-        <w:t>Poh, W. Q. T., Xu, Y., Tan, R. T. P., “Data-Driven Estimation of Li-Ion Battery Health: Integrating GPT-4 With Distilled Lifelong Learning,” IEEE Transactions on Energy Conversion, vol. 40, 1682-1685, 2025, doi: 10.1109/tec.2025.3548400.</w:t>
+        <w:t>Rieger, L. H., Flores, E., Nielsen, K. F., Norby, P., Ayerbe, E., Winther, O., et al., “Uncertainty-aware and explainable machine learning for early prediction of battery degradation trajectory,” Digital Discovery, vol. 2, 112-122, 2023, doi: 10.1039/d2dd00067a.</w:t>
       </w:r>
     </w:p>
     <w:p>
@@ -17811,7 +19060,7 @@
           <w:rFonts w:ascii="Times New Roman" w:hAnsi="Times New Roman"/>
           <w:sz w:val="18"/>
         </w:rPr>
-        <w:t>Si, Y., Zhou, X., Wang, Y., Zhang, T., Xiao, Y., Liu, Y., “Internal temperature sensing for lithium-ion battery under ultrahigh-rate discharge conditions using physics-informed neural network,” Applied Energy, vol. 408, 127394, 2026, doi: 10.1016/j.apenergy.2026.127394.</w:t>
+        <w:t>Poh, W. Q. T., Xu, Y., Tan, R. T. P., “Data-Driven Estimation of Li-Ion Battery Health: Integrating GPT-4 With Distilled Lifelong Learning,” IEEE Transactions on Energy Conversion, vol. 40, 1682-1685, 2025, doi: 10.1109/tec.2025.3548400.</w:t>
       </w:r>
     </w:p>
     <w:p>
@@ -17832,7 +19081,7 @@
           <w:rFonts w:ascii="Times New Roman" w:hAnsi="Times New Roman"/>
           <w:sz w:val="18"/>
         </w:rPr>
-        <w:t>Tang, X., Guo, Q., Li, M., Wei, C., Pan, Z., Wang, Y., “Performance analysis on liquid-cooled battery thermal management for electric vehicles based on machine learning,” Journal of Power Sources, vol. 494, 229727, 2021, doi: 10.1016/j.jpowsour.2021.229727.</w:t>
+        <w:t>Si, Y., Zhou, X., Wang, Y., Zhang, T., Xiao, Y., Liu, Y., “Internal temperature sensing for lithium-ion battery under ultrahigh-rate discharge conditions using physics-informed neural network,” Applied Energy, vol. 408, 127394, 2026, doi: 10.1016/j.apenergy.2026.127394.</w:t>
       </w:r>
     </w:p>
     <w:p>
@@ -17853,7 +19102,7 @@
           <w:rFonts w:ascii="Times New Roman" w:hAnsi="Times New Roman"/>
           <w:sz w:val="18"/>
         </w:rPr>
-        <w:t>Chen, S., Zhang, G., Zhu, J., Feng, X., Wei, X., Ouyang, M., et al., “Multi-objective optimization design and experimental investigation for a parallel liquid cooling-based Lithium-ion battery module under fast charging,” Applied Thermal Engineering, vol. 211, 118503, 2022, doi: 10.1016/j.applthermaleng.2022.118503.</w:t>
+        <w:t>Tang, X., Guo, Q., Li, M., Wei, C., Pan, Z., Wang, Y., “Performance analysis on liquid-cooled battery thermal management for electric vehicles based on machine learning,” Journal of Power Sources, vol. 494, 229727, 2021, doi: 10.1016/j.jpowsour.2021.229727.</w:t>
       </w:r>
     </w:p>
     <w:p>
@@ -17874,7 +19123,7 @@
           <w:rFonts w:ascii="Times New Roman" w:hAnsi="Times New Roman"/>
           <w:sz w:val="18"/>
         </w:rPr>
-        <w:t>Nam, K., Ahn, C., “Energy-Efficient Battery Thermal Management in Electric Vehicles Using Artificial-Neural-Network-Based Model Predictive Control,” World Electric Vehicle Journal, vol. 16, 279, 2025, doi: 10.3390/wevj16050279.</w:t>
+        <w:t>Chen, S., Zhang, G., Zhu, J., Feng, X., Wei, X., Ouyang, M., et al., “Multi-objective optimization design and experimental investigation for a parallel liquid cooling-based Lithium-ion battery module under fast charging,” Applied Thermal Engineering, vol. 211, 118503, 2022, doi: 10.1016/j.applthermaleng.2022.118503.</w:t>
       </w:r>
     </w:p>
     <w:p>
@@ -17895,7 +19144,7 @@
           <w:rFonts w:ascii="Times New Roman" w:hAnsi="Times New Roman"/>
           <w:sz w:val="18"/>
         </w:rPr>
-        <w:t>Zhang, C., Zhao, S., Yang, Z., He, Y., “A multi-fault diagnosis method for lithium-ion battery pack using curvilinear Manhattan distance evaluation and voltage difference analysis,” Journal of Energy Storage, vol. 67, 107575, 2023, doi: 10.1016/j.est.2023.107575.</w:t>
+        <w:t>Nam, K., Ahn, C., “Energy-Efficient Battery Thermal Management in Electric Vehicles Using Artificial-Neural-Network-Based Model Predictive Control,” World Electric Vehicle Journal, vol. 16, 279, 2025, doi: 10.3390/wevj16050279.</w:t>
       </w:r>
     </w:p>
     <w:p>
@@ -17916,7 +19165,7 @@
           <w:rFonts w:ascii="Times New Roman" w:hAnsi="Times New Roman"/>
           <w:sz w:val="18"/>
         </w:rPr>
-        <w:t>Jia, Z., Wang, Z., Sun, Z., Sun, X., Liu, P., Ruzzenenti, F., “A multi-scenario data-driven approach for anomaly detection in electric vehicle battery systems,” eTransportation, vol. 24, 100418, 2025, doi: 10.1016/j.etran.2025.100418.</w:t>
+        <w:t>Zhang, C., Zhao, S., Yang, Z., He, Y., “A multi-fault diagnosis method for lithium-ion battery pack using curvilinear Manhattan distance evaluation and voltage difference analysis,” Journal of Energy Storage, vol. 67, 107575, 2023, doi: 10.1016/j.est.2023.107575.</w:t>
       </w:r>
     </w:p>
     <w:p>
@@ -17937,7 +19186,7 @@
           <w:rFonts w:ascii="Times New Roman" w:hAnsi="Times New Roman"/>
           <w:sz w:val="18"/>
         </w:rPr>
-        <w:t>Huang, Y., Cai, H., Lai, X., Zheng, Y., Han, X., Ren, D., et al., “Deep learning-driven detection of lithium-plating-type defects for battery manufacturing via formation and capacity grading data,” Journal of Energy Chemistry, vol. 108, 536-549, 2025, doi: 10.1016/j.jechem.2025.04.025.</w:t>
+        <w:t>Jia, Z., Wang, Z., Sun, Z., Sun, X., Liu, P., Ruzzenenti, F., “A multi-scenario data-driven approach for anomaly detection in electric vehicle battery systems,” eTransportation, vol. 24, 100418, 2025, doi: 10.1016/j.etran.2025.100418.</w:t>
       </w:r>
     </w:p>
     <w:p>
@@ -17958,7 +19207,7 @@
           <w:rFonts w:ascii="Times New Roman" w:hAnsi="Times New Roman"/>
           <w:sz w:val="18"/>
         </w:rPr>
-        <w:t>Jeong, J., Kwak, E., Kim, J. h., Oh, K. Y., “Prediction of thermal runaway for a lithium-ion battery through multiphysics-informed DeepONet with virtual data,” eTransportation, vol. 21, 100337, 2024, doi: 10.1016/j.etran.2024.100337.</w:t>
+        <w:t>Huang, Y., Cai, H., Lai, X., Zheng, Y., Han, X., Ren, D., et al., “Deep learning-driven detection of lithium-plating-type defects for battery manufacturing via formation and capacity grading data,” Journal of Energy Chemistry, vol. 108, 536-549, 2025, doi: 10.1016/j.jechem.2025.04.025.</w:t>
       </w:r>
     </w:p>
     <w:p>
@@ -17979,7 +19228,7 @@
           <w:rFonts w:ascii="Times New Roman" w:hAnsi="Times New Roman"/>
           <w:sz w:val="18"/>
         </w:rPr>
-        <w:t>He, L., Tian, A., Ding, T., Dong, K., Wang, Y., Gao, Y., et al., “Lithium-ion battery state estimation based on adaptive physics-informed neural network of electrochemical model,” Measurement, vol. 257, 118985, 2026, doi: 10.1016/j.measurement.2025.118985.</w:t>
+        <w:t>Jeong, J., Kwak, E., Kim, J. h., Oh, K. Y., “Prediction of thermal runaway for a lithium-ion battery through multiphysics-informed DeepONet with virtual data,” eTransportation, vol. 21, 100337, 2024, doi: 10.1016/j.etran.2024.100337.</w:t>
       </w:r>
     </w:p>
     <w:p>
@@ -18000,7 +19249,7 @@
           <w:rFonts w:ascii="Times New Roman" w:hAnsi="Times New Roman"/>
           <w:sz w:val="18"/>
         </w:rPr>
-        <w:t>Xu, Z., Guo, Y., Saleh, J. H., “A physics-informed dynamic deep autoencoder for accurate state-of-health prediction of lithium-ion battery,” Neural Computing and Applications, vol. 34, 15997-16017, 2022, doi: 10.1007/s00521-022-07291-5.</w:t>
+        <w:t>He, L., Tian, A., Ding, T., Dong, K., Wang, Y., Gao, Y., et al., “Lithium-ion battery state estimation based on adaptive physics-informed neural network of electrochemical model,” Measurement, vol. 257, 118985, 2026, doi: 10.1016/j.measurement.2025.118985.</w:t>
       </w:r>
     </w:p>
     <w:p>
@@ -18021,7 +19270,7 @@
           <w:rFonts w:ascii="Times New Roman" w:hAnsi="Times New Roman"/>
           <w:sz w:val="18"/>
         </w:rPr>
-        <w:t>Lu, J., Xiong, R., Tian, J., Wang, C., Hsu, C. W., Tsou, N. T., et al., “Battery degradation prediction against uncertain future conditions with recurrent neural network enabled deep learning,” Energy Storage Materials, vol. 50, 139-151, 2022, doi: 10.1016/j.ensm.2022.05.007.</w:t>
+        <w:t>Xu, Z., Guo, Y., Saleh, J. H., “A physics-informed dynamic deep autoencoder for accurate state-of-health prediction of lithium-ion battery,” Neural Computing and Applications, vol. 34, 15997-16017, 2022, doi: 10.1007/s00521-022-07291-5.</w:t>
       </w:r>
     </w:p>
     <w:p>
@@ -18042,7 +19291,7 @@
           <w:rFonts w:ascii="Times New Roman" w:hAnsi="Times New Roman"/>
           <w:sz w:val="18"/>
         </w:rPr>
-        <w:t>Tao, J., Wang, S., Cao, W., Fernandez, C., Blaabjerg, F., “A Comprehensive Review of Multiple Physical and Data-Driven Model Fusion Methods for Accurate Lithium-Ion Battery Inner State Factor Estimation,” Batteries, vol. 10, 442, 2024, doi: 10.3390/batteries10120442.</w:t>
+        <w:t>Lu, J., Xiong, R., Tian, J., Wang, C., Hsu, C. W., Tsou, N. T., et al., “Battery degradation prediction against uncertain future conditions with recurrent neural network enabled deep learning,” Energy Storage Materials, vol. 50, 139-151, 2022, doi: 10.1016/j.ensm.2022.05.007.</w:t>
       </w:r>
     </w:p>
     <w:p>
@@ -18063,7 +19312,7 @@
           <w:rFonts w:ascii="Times New Roman" w:hAnsi="Times New Roman"/>
           <w:sz w:val="18"/>
         </w:rPr>
-        <w:t>Wang, F., Zhao, Z., Zhai, Z., Shang, Z., Yan, R., Chen, X., “Explainability-driven model improvement for SOH estimation of lithium-ion battery,” Reliability Engineering &amp; System Safety, vol. 232, 109046, 2023, doi: 10.1016/j.ress.2022.109046.</w:t>
+        <w:t>Tao, J., Wang, S., Cao, W., Fernandez, C., Blaabjerg, F., “A Comprehensive Review of Multiple Physical and Data-Driven Model Fusion Methods for Accurate Lithium-Ion Battery Inner State Factor Estimation,” Batteries, vol. 10, 442, 2024, doi: 10.3390/batteries10120442.</w:t>
       </w:r>
     </w:p>
     <w:p>
@@ -18084,7 +19333,7 @@
           <w:rFonts w:ascii="Times New Roman" w:hAnsi="Times New Roman"/>
           <w:sz w:val="18"/>
         </w:rPr>
-        <w:t>Liu, K., Niri, M. F., Apachitei, G., Lain, M., Greenwood, D., Marco, J., “Interpretable machine learning for battery capacities prediction and coating parameters analysis,” Control Engineering Practice, vol. 124, 105202, 2022, doi: 10.1016/j.conengprac.2022.105202.</w:t>
+        <w:t>Wang, F., Zhao, Z., Zhai, Z., Shang, Z., Yan, R., Chen, X., “Explainability-driven model improvement for SOH estimation of lithium-ion battery,” Reliability Engineering &amp; System Safety, vol. 232, 109046, 2023, doi: 10.1016/j.ress.2022.109046.</w:t>
       </w:r>
     </w:p>
     <w:p>
@@ -18105,7 +19354,7 @@
           <w:rFonts w:ascii="Times New Roman" w:hAnsi="Times New Roman"/>
           <w:sz w:val="18"/>
         </w:rPr>
-        <w:t>Liu, X., Peng, H., Li, B., Chen, X., Li, Z., Huang, J., et al., “Untangling Degradation Chemistries of Lithium‐Sulfur Batteries Through Interpretable Hybrid Machine Learning,” Angewandte Chemie International Edition, vol. 61, Art. no. e202214037, 2022, doi: 10.1002/anie.202214037.</w:t>
+        <w:t>Liu, K., Niri, M. F., Apachitei, G., Lain, M., Greenwood, D., Marco, J., “Interpretable machine learning for battery capacities prediction and coating parameters analysis,” Control Engineering Practice, vol. 124, 105202, 2022, doi: 10.1016/j.conengprac.2022.105202.</w:t>
       </w:r>
     </w:p>
     <w:p>
@@ -18126,7 +19375,7 @@
           <w:rFonts w:ascii="Times New Roman" w:hAnsi="Times New Roman"/>
           <w:sz w:val="18"/>
         </w:rPr>
-        <w:t>Eaty, N. D. K. M., Bagade, P., “Digital twin for electric vehicle battery management with incremental learning,” Expert Systems with Applications, vol. 229, 120444, 2023, doi: 10.1016/j.eswa.2023.120444.</w:t>
+        <w:t>Liu, X., Peng, H., Li, B., Chen, X., Li, Z., Huang, J., et al., “Untangling Degradation Chemistries of Lithium‐Sulfur Batteries Through Interpretable Hybrid Machine Learning,” Angewandte Chemie International Edition, vol. 61, Art. no. e202214037, 2022, doi: 10.1002/anie.202214037.</w:t>
       </w:r>
     </w:p>
     <w:p>
@@ -18147,7 +19396,7 @@
           <w:rFonts w:ascii="Times New Roman" w:hAnsi="Times New Roman"/>
           <w:sz w:val="18"/>
         </w:rPr>
-        <w:t>Yi, Y., Xia, C., Feng, C., Zhang, W., Fu, C., Qian, L., et al., “Digital twin-long short-term memory (LSTM) neural network based real-time temperature prediction and degradation model analysis for lithium-ion battery,” Journal of Energy Storage, vol. 64, 107203, 2023, doi: 10.1016/j.est.2023.107203.</w:t>
+        <w:t>Eaty, N. D. K. M., Bagade, P., “Digital twin for electric vehicle battery management with incremental learning,” Expert Systems with Applications, vol. 229, 120444, 2023, doi: 10.1016/j.eswa.2023.120444.</w:t>
       </w:r>
     </w:p>
     <w:p>
@@ -18168,7 +19417,7 @@
           <w:rFonts w:ascii="Times New Roman" w:hAnsi="Times New Roman"/>
           <w:sz w:val="18"/>
         </w:rPr>
-        <w:t>Zhang, Y., Zhao, M., “Cloud-based in-situ battery life prediction and classification using machine learning,” Energy Storage Materials, vol. 57, 346-359, 2023, doi: 10.1016/j.ensm.2023.02.035.</w:t>
+        <w:t>Yi, Y., Xia, C., Feng, C., Zhang, W., Fu, C., Qian, L., et al., “Digital twin-long short-term memory (LSTM) neural network based real-time temperature prediction and degradation model analysis for lithium-ion battery,” Journal of Energy Storage, vol. 64, 107203, 2023, doi: 10.1016/j.est.2023.107203.</w:t>
       </w:r>
     </w:p>
     <w:p>
@@ -18189,7 +19438,7 @@
           <w:rFonts w:ascii="Times New Roman" w:hAnsi="Times New Roman"/>
           <w:sz w:val="18"/>
         </w:rPr>
-        <w:t>Faraji-Niri, M., Rashid, M., Sansom, J., Sheikh, M., Widanage, D., Marco, J., “Accelerated state of health estimation of second life lithium-ion batteries via electrochemical impedance spectroscopy tests and machine learning techniques,” Journal of Energy Storage, vol. 58, 106295, 2023, doi: 10.1016/j.est.2022.106295.</w:t>
+        <w:t>Zhang, Y., Zhao, M., “Cloud-based in-situ battery life prediction and classification using machine learning,” Energy Storage Materials, vol. 57, 346-359, 2023, doi: 10.1016/j.ensm.2023.02.035.</w:t>
       </w:r>
     </w:p>
     <w:p>
@@ -18210,7 +19459,7 @@
           <w:rFonts w:ascii="Times New Roman" w:hAnsi="Times New Roman"/>
           <w:sz w:val="18"/>
         </w:rPr>
-        <w:t>Zhang, Y., Tang, Q., Zhang, Y., Wang, J., Stimming, U., Lee, A. A., “Identifying degradation patterns of lithium ion batteries from impedance spectroscopy using machine learning,” Nature Communications, vol. 11, Art. no. 1706, 2020, doi: 10.1038/s41467-020-15235-7.</w:t>
+        <w:t>Faraji-Niri, M., Rashid, M., Sansom, J., Sheikh, M., Widanage, D., Marco, J., “Accelerated state of health estimation of second life lithium-ion batteries via electrochemical impedance spectroscopy tests and machine learning techniques,” Journal of Energy Storage, vol. 58, 106295, 2023, doi: 10.1016/j.est.2022.106295.</w:t>
       </w:r>
     </w:p>
     <w:p>
@@ -18231,7 +19480,7 @@
           <w:rFonts w:ascii="Times New Roman" w:hAnsi="Times New Roman"/>
           <w:sz w:val="18"/>
         </w:rPr>
-        <w:t>Chen, J., Yao, Q., Kollmeyer, P., Vidal, C., Naguib, M., Panchal, S., et al., “Battery state-of-power estimation: A machine learning battery model with numerical searching approach,” Journal of Energy Storage, vol. 175, 123023, 2026, doi: 10.1016/j.est.2026.123023.</w:t>
+        <w:t>Zhang, Y., Tang, Q., Zhang, Y., Wang, J., Stimming, U., Lee, A. A., “Identifying degradation patterns of lithium ion batteries from impedance spectroscopy using machine learning,” Nature Communications, vol. 11, Art. no. 1706, 2020, doi: 10.1038/s41467-020-15235-7.</w:t>
       </w:r>
     </w:p>
     <w:p>
@@ -18252,7 +19501,7 @@
           <w:rFonts w:ascii="Times New Roman" w:hAnsi="Times New Roman"/>
           <w:sz w:val="18"/>
         </w:rPr>
-        <w:t>Haghi, S., Hidalgo, M. F. V., Niri, M. F., Daub, R., Marco, J., “Machine Learning in Lithium‐Ion Battery Cell Production: A Comprehensive Mapping Study,” Batteries &amp; Supercaps, vol. 6, Art. no. e202300046, 2023, doi: 10.1002/batt.202300046.</w:t>
+        <w:t>Chen, J., Yao, Q., Kollmeyer, P., Vidal, C., Naguib, M., Panchal, S., et al., “Battery state-of-power estimation: A machine learning battery model with numerical searching approach,” Journal of Energy Storage, vol. 175, 123023, 2026, doi: 10.1016/j.est.2026.123023.</w:t>
       </w:r>
     </w:p>
     <w:p>
@@ -18267,6 +19516,27 @@
           <w:sz w:val="18"/>
         </w:rPr>
         <w:t xml:space="preserve">118. </w:t>
+      </w:r>
+      <w:r>
+        <w:rPr>
+          <w:rFonts w:ascii="Times New Roman" w:hAnsi="Times New Roman"/>
+          <w:sz w:val="18"/>
+        </w:rPr>
+        <w:t>Haghi, S., Hidalgo, M. F. V., Niri, M. F., Daub, R., Marco, J., “Machine Learning in Lithium‐Ion Battery Cell Production: A Comprehensive Mapping Study,” Batteries &amp; Supercaps, vol. 6, Art. no. e202300046, 2023, doi: 10.1002/batt.202300046.</w:t>
+      </w:r>
+    </w:p>
+    <w:p>
+      <w:pPr>
+        <w:spacing w:after="60"/>
+        <w:ind w:left="360" w:hanging="360"/>
+        <w:jc w:val="both"/>
+      </w:pPr>
+      <w:r>
+        <w:rPr>
+          <w:rFonts w:ascii="Times New Roman" w:hAnsi="Times New Roman"/>
+          <w:sz w:val="18"/>
+        </w:rPr>
+        <w:t xml:space="preserve">119. </w:t>
       </w:r>
       <w:r>
         <w:rPr>

--- a/ML-BMS-Review.docx
+++ b/ML-BMS-Review.docx
@@ -145,7 +145,7 @@
           <w:rFonts w:ascii="Times New Roman" w:hAnsi="Times New Roman"/>
           <w:sz w:val="20"/>
         </w:rPr>
-        <w:t>Union-share bibliometrics measured over the eligible corpus locate the screened literature’s center of gravity in health estimation (SOH, 20% of records), state estimation (SOC, 17%), and prognostics (13%), with charging control, thermal management, cell balancing, and vehicle- or fleet-level work comparatively thin for a transportation-electrification readership. Within the classified subset, method families stratify by period — classical shallow learners, then deep sequence models, now physics-informed hybrids (the only family with a monotonically non-decreasing primary-paper trajectory) — and the first large-language-model studies appear in 2025–2026.</w:t>
+        <w:t>Union-share bibliometrics measured over the eligible corpus locate the screened literature’s center of gravity in health estimation (SOH, 20% of records), state estimation (SOC, 17%), and prognostics (13%), with charging control, thermal management, cell balancing, and vehicle- or fleet-level work comparatively thin for a transportation-electrification readership. Within the classified subset, method families stratify by period — classical shallow learners, then deep sequence models, now physics-informed hybrids — a within-subset sequence that the eligible pool’s method-theme tags do not mirror (Section 3.2) — and the first large-language-model studies appear in 2025–2026.</w:t>
       </w:r>
     </w:p>
     <w:p>
@@ -158,7 +158,7 @@
           <w:rFonts w:ascii="Times New Roman" w:hAnsi="Times New Roman"/>
           <w:sz w:val="20"/>
         </w:rPr>
-        <w:t>Three structural weaknesses recur. Only 8 of the 88 primary-application papers demonstrate their estimators online or on real vehicle or fleet data; 17 rely on within-cell or k-fold splits that leak trajectory information; and the empirical base is split between three shared public benchmarks (23 papers on Severson/Toyota, NASA, and CALCE) and private laboratory cells (36 papers) that cannot be audited at all. Physics-informed architectures, often assumed more rigorous by construction, are not demonstrably so: neither stringency contrast with data-driven peers is statistically significant, and a label-noise sensitivity analysis brackets the strong-protocol share between 40% and 59%. The review closes with a requirement-level mapping of BMS functions onto UN GTR 20, GB 38031, and ISO 26262, a positioning against prior reviews, and a twelve-item reporting checklist; the complete evidence base and analysis pipeline are deposited with a DOI.</w:t>
+        <w:t>Three structural weaknesses recur. Only 8 of the 88 primary-application papers demonstrate their estimators online or on real vehicle or fleet data; 17 rely on within-cell or k-fold splits that leak trajectory information; and the empirical base is split between three shared public benchmarks (23 papers on Severson/Toyota, NASA, and CALCE) and private laboratory cells (36 papers) that cannot be audited at all. Physics-informed architectures, often assumed more rigorous by construction, are not demonstrably so: neither stringency contrast with data-driven peers is statistically significant, and label-noise scenario envelopes spanning both directions of the observed coder disagreement keep the strong-protocol share between 25% and 59%. The review closes with a requirement-level mapping of BMS functions onto UN GTR 20, GB 38031, and ISO 26262, a positioning against prior reviews, and a twelve-item reporting checklist; the complete evidence base and analysis pipeline are deposited with a DOI.</w:t>
       </w:r>
     </w:p>
     <w:p>
@@ -663,7 +663,7 @@
           <w:i w:val="0"/>
           <w:sz w:val="20"/>
         </w:rPr>
-        <w:t xml:space="preserve">, which systematically examines 240 peer-reviewed publications spanning the whole electric-vehicle powertrain — battery management alongside charging systems, motor control, and energy-consumption prediction — and aggregates reported performance metrics (RMSE, R²) into a quantitative benchmarking of algorithm families, concluding that hybrid deep-learning architectures (LSTM-DDQN, CNN-BiGRU, transformer-based frameworks) consistently achieve superior accuracy (R² &gt; 0.95, RMSE &lt; 0.05). This review differs from that work in scope, unit of analysis, and question asked. In scope, it is narrower and deeper: battery-management functions only — estimation, prognostics, charging, thermal, fault and safety, balancing — rather than the powertrain breadth, which permits function-level cuts such as the standards mapping of Section 9.4 and the per-function validation audit. In unit of analysis, it is protocol-centric rather than performance-centric: instead of pooling reported accuracy figures, it codes how each study’s validation protocol isolates (or fails to isolate) its generalization claim — cross-cell holdout versus within-cell splits, benchmark reuse versus private data, laboratory duty versus fleet duty. The two approaches are complementary, and the complementarity is pointed: an aggregation of self-reported RMSE and R² inherits, unmeasured, precisely the validation weaknesses that this review quantifies — 17 of 88 primary papers validate on information-leaking splits, and headline accuracies concentrate on three shared benchmarks — so where Prasanna et al. answer </w:t>
+        <w:t xml:space="preserve">, which examines 240 peer-reviewed publications (included from 361 initially retrieved records under its PRISMA screen) spanning the whole electric-vehicle powertrain — battery management alongside charging systems, motor control, and energy-consumption prediction — and aggregates reported performance metrics (RMSE, R²) into a quantitative benchmarking of algorithm families, concluding that hybrid deep-learning architectures (LSTM-DDQN, CNN-BiGRU, transformer-based frameworks) consistently achieve superior accuracy (R² &gt; 0.95, RMSE &lt; 0.05). This review differs from that work in scope, unit of analysis, and question asked. In scope, it is narrower and deeper: battery-management functions only — estimation, prognostics, charging, thermal, fault and safety, balancing — rather than the powertrain breadth, which permits function-level cuts such as the standards mapping of Section 9.4 and the per-function validation audit. In unit of analysis, it is protocol-centric rather than performance-centric: instead of pooling reported accuracy figures, it codes how each study’s validation protocol isolates (or fails to isolate) its generalization claim — cross-cell holdout versus within-cell splits, benchmark reuse versus private data, laboratory duty versus fleet duty. The two approaches are complementary, and the complementarity is pointed: an aggregation of self-reported RMSE and R² may inherit, unmeasured, precisely the validation weaknesses that this review quantifies within its own subset — there, 17 of 88 primary papers validate on information-leaking splits and headline accuracies concentrate on three shared benchmarks — so where Prasanna et al. answer </w:t>
       </w:r>
       <w:r>
         <w:rPr>
@@ -745,7 +745,55 @@
           <w:i w:val="0"/>
           <w:sz w:val="20"/>
         </w:rPr>
-        <w:t>This paper makes five contributions. First, it assembles a two-tier evidence base: a rule-based eligible corpus of 799 Crossref-verified journal articles from which field-level shares are measured within a documented capped retrieval, and an in-depth classified subset of 103 studies in which every reference’s bibliographic metadata was confirmed against the Crossref registry by direct DOI resolution. Second, it develops a classification framework — BMS function × method family, extended with chemistry, data-source, and validation-practice fields — applies it uniformly to all 103 papers, and probes its reliability with a blind 30-paper re-coding under a released codebook. Third, it quantifies the corpus’s composition across functions, methods, data, and validation (Section 3), anchoring function-level baselines on the quota-free eligible pool and reporting validation-practice rates with confidence intervals and label-noise sensitivity ranges. Fourth, it provides a critical, function-by-function review of what the corpus actually demonstrates (Sections 4–8), positioned explicitly against prior reviews (Section 9.7), and maps BMS functions onto UN GTR 20, GB 38031, and ISO 26262 requirements (Section 9.4). Fifth, it distills a gap-driven research agenda (Section 9) and a twelve-item reporting checklist (Section 9.9).</w:t>
+        <w:t xml:space="preserve">This paper makes five contributions. First, it assembles a two-tier evidence base: a rule-based eligible corpus of 799 Crossref-verified journal articles from which field-level shares are measured within a documented capped retrieval, and an in-depth classified subset of 103 studies in which every reference’s bibliographic metadata was confirmed against the Crossref registry by direct DOI resolution. Second, it develops a classification framework — BMS function × method family, extended with chemistry, data-source, and validation-practice fields — applies it uniformly to all 103 papers, and probes its reliability with a blind 30-paper re-coding under a released codebook. Third, it quantifies the corpus’s composition across functions, methods, data, and validation (Section 3), anchoring function-level baselines on the quota-free eligible pool and reporting validation-practice rates with confidence intervals and label-noise sensitivity ranges. Fourth, it provides a critical, function-by-function review of what the corpus actually demonstrates (Sections 4–8), positioned explicitly against prior reviews (Section 9.7), and maps BMS functions onto UN GTR 20 </w:t>
+      </w:r>
+      <w:r>
+        <w:rPr>
+          <w:rFonts w:ascii="Times New Roman" w:hAnsi="Times New Roman"/>
+          <w:sz w:val="20"/>
+        </w:rPr>
+        <w:t>[28]</w:t>
+      </w:r>
+      <w:r>
+        <w:rPr>
+          <w:rFonts w:ascii="Times New Roman" w:hAnsi="Times New Roman"/>
+          <w:b w:val="0"/>
+          <w:i w:val="0"/>
+          <w:sz w:val="20"/>
+        </w:rPr>
+        <w:t xml:space="preserve">, GB 38031 </w:t>
+      </w:r>
+      <w:r>
+        <w:rPr>
+          <w:rFonts w:ascii="Times New Roman" w:hAnsi="Times New Roman"/>
+          <w:sz w:val="20"/>
+        </w:rPr>
+        <w:t>[29]</w:t>
+      </w:r>
+      <w:r>
+        <w:rPr>
+          <w:rFonts w:ascii="Times New Roman" w:hAnsi="Times New Roman"/>
+          <w:b w:val="0"/>
+          <w:i w:val="0"/>
+          <w:sz w:val="20"/>
+        </w:rPr>
+        <w:t xml:space="preserve">, and ISO 26262 </w:t>
+      </w:r>
+      <w:r>
+        <w:rPr>
+          <w:rFonts w:ascii="Times New Roman" w:hAnsi="Times New Roman"/>
+          <w:sz w:val="20"/>
+        </w:rPr>
+        <w:t>[30]</w:t>
+      </w:r>
+      <w:r>
+        <w:rPr>
+          <w:rFonts w:ascii="Times New Roman" w:hAnsi="Times New Roman"/>
+          <w:b w:val="0"/>
+          <w:i w:val="0"/>
+          <w:sz w:val="20"/>
+        </w:rPr>
+        <w:t xml:space="preserve"> requirements (Section 9.4). Fifth, it distills a gap-driven research agenda (Section 9) and a twelve-item reporting checklist (Section 9.9).</w:t>
       </w:r>
     </w:p>
     <w:p>
@@ -1027,7 +1075,7 @@
           <w:i w:val="0"/>
           <w:sz w:val="20"/>
         </w:rPr>
-        <w:t xml:space="preserve"> Every one of the 799 eligible records is included, subject only to the venue screen — no function quotas, year caps, or citation thresholds are applied at this tier — and all 1,550 record-level screening decisions are released (screening_log.csv). Function tagging at Tier 1 is a rule-based keyword pass over titles with released term lists; its per-function union shares are the pool-level baselines used in Section 3.3, validated against the subset’s full-text primary-function labels (71% agreement; Section 2.5). </w:t>
+        <w:t xml:space="preserve"> Every one of the 799 eligible records is included, subject only to the venue screen — no function quotas, year caps, or citation thresholds are applied at this tier — and all 1,550 record-level screening decisions are released (screening_log.csv). Function tagging at Tier 1 is inherited from retrieval: each eligible record carries the area of every query theme that returned it (the released query list of Section 2.2), so a record can hold several tags, and per-tag union shares are the pool-level baselines used in Section 3.3. The limits of that scheme are disclosed here rather than footnoted. 24 of the 799 eligible records carry no tag beyond the generic ‘Other’ (the equivalent-circuit-modeling queries map to no area); 202 carry no core-function tag at all (methodological or cross-cutting themes only); and against the subset’s full-text function labels the tags match for 53 of the 75 core-area papers found in the pool (71%, counting a hit when any of a record’s tags matches — a lenient criterion). Pool-level function baselines are therefore retrieval-based indicators rather than classifications, and are read for ordering, not for exact rates. </w:t>
       </w:r>
       <w:r>
         <w:rPr>
@@ -1966,7 +2014,7 @@
           <w:i w:val="0"/>
           <w:sz w:val="20"/>
         </w:rPr>
-        <w:t xml:space="preserve"> tier (eligible corpus, 799 records), the capped retrieval captures 55, 85, 139, and 223 journal articles for 2020–2023, a documented retrieval hole totaling 56 in 2024 (Section 2.2), then 126 in 2025 and — partial year, retrieval date September 2026 — 114 in 2026, plus one further early-access record date-stamped 2027 by Crossref metadata and omitted from the year chart (Fig. 3, left panel). These are counts within a capped retrieval, not census totals, and they do not support absolute-growth claims: a per-year external denominator was tested and discarded, because Crossref’s reported result totals for the same queries rely on loose token-level bibliographic matches whose totals run into the hundreds of thousands and vary strongly with query phrasing, so they are not interpretable as field denominators (the test script and its output are released). What remains defensible is direction within the sample: the eligible-corpus counts rise through 2020–2023, dip at the retrieval hole, and remain high in 2025–2026.</w:t>
+        <w:t xml:space="preserve"> tier (eligible corpus, 799 records), the capped retrieval captures 55, 85, 139, and 223 journal articles for 2020–2023, a documented retrieval hole totaling 56 in 2024 (Section 2.2), then 126 in 2025 and — partial year, retrieval date September 2026 — 114 in 2026, plus one further early-access record date-stamped 2027 by Crossref metadata and omitted from the year chart (Fig. 4, left panel). These are counts within a capped retrieval, not census totals, and they do not support absolute-growth claims: a per-year external denominator was tested and discarded, because Crossref’s reported result totals for the same queries rely on loose token-level bibliographic matches whose totals run into the hundreds of thousands and vary strongly with query phrasing, so they are not interpretable as field denominators (the test script and its output are released). What remains defensible is direction within the sample: the eligible-corpus counts rise through 2020–2023, dip at the retrieval hole, and remain high in 2025–2026.</w:t>
       </w:r>
     </w:p>
     <w:p>
@@ -3130,7 +3178,7 @@
           <w:i w:val="0"/>
           <w:sz w:val="18"/>
         </w:rPr>
-        <w:t>Fig. 4 Method-family composition of the classified subset by publication year (paper counts; reviews shown as their own band). Yearly totals match the corpus totals of Table 3. Composition of the curated subset under the Section 2.3 quota design; not a field-level trend measurement (Section 3.2).</w:t>
+        <w:t>Fig. 4 Left panel: the measured eligible corpus per publication year (Tier 1, n = 799; capped retrieval, Section 3.1; one further record is date-stamped 2027 by Crossref and not shown). Right panel: method-family composition of the classified subset by publication year (Tier 2, paper counts; reviews shown as their own band); yearly totals match the corpus totals of Table 3. Composition of the curated subset under the Section 2.3 quota design; not a field-level trend measurement (Section 3.2).</w:t>
       </w:r>
     </w:p>
     <w:p>
@@ -3145,7 +3193,7 @@
           <w:i w:val="0"/>
           <w:sz w:val="20"/>
         </w:rPr>
-        <w:t>Three observations qualify this trajectory. First, the families are not mutually exclusive in practice — a PSO-tuned LSTM is simultaneously deep learning and optimization-augmented learning — and the corpus classification assigns each paper to its dominant family; the composition therefore understates method mixing. Second, the rise of physics-informed learning is partly a response to the recognized brittleness of purely data-driven models under distribution shift, but physics-informed papers in the corpus are, on average, validated no more stringently than others — if anything somewhat less stringently, a point quantified in Section 3.4. Third, the foundation-model cluster is too small to represent a trend; its significance is that LLM-based management (fleet risk analysis and LLM-based health estimation, Section 8.4) is appearing in mainstream energy journals at all. A pool-level cross-check bounds these observations: among the 799 eligible records, method-theme query tags show no monotonic physics-informed trend once the retrieval windows’ unequal year coverage is accounted for, so the family trajectories of this section describe the curated subset alone.</w:t>
+        <w:t>Three observations qualify this trajectory. First, the families are not mutually exclusive in practice — a PSO-tuned LSTM is simultaneously deep learning and optimization-augmented learning — and the corpus classification assigns each paper to its dominant family; the composition therefore understates method mixing. Second, the rise of physics-informed learning is partly a response to the recognized brittleness of purely data-driven models under distribution shift, but physics-informed papers in the corpus are, on average, validated no more stringently than others — if anything somewhat less stringently, a point quantified in Section 3.4. Third, the foundation-model cluster is too small to represent a trend; its significance is that LLM-based management (fleet risk analysis and LLM-based health estimation, Section 8.4) is appearing in mainstream energy journals at all. A pool-level cross-check bounds these observations: among the 799 eligible records, the physics-informed query theme tags 1, 10, 12, 18, 2, 3, and 9 records in 2020–2026 — 1.8%, 11.8%, 8.6%, 8.1%, 3.6%, 2.4%, and 7.9% of each year’s eligible records — non-monotonic and peaking in 2021, so no field-level physics-informed rise is measurable at either tier (the 2024 trough and the partial-year 2026 count both sit inside unequal retrieval windows), and the family trajectories of this section describe the curated subset alone.</w:t>
       </w:r>
     </w:p>
     <w:p>
@@ -3176,14 +3224,14 @@
           <w:i w:val="0"/>
           <w:sz w:val="20"/>
         </w:rPr>
-        <w:t xml:space="preserve">Functionally, the corpus is dominated by the health-prognostics complex: health estimation (20 papers) and remaining-useful-life prognostics (15) together account for 34% of the 103-paper corpus, followed by the cross-cutting cluster (24, including reviews, physics-informed methods, interpretability, transfer learning, digital twins, cloud/fleet themes, and foundation models), state estimation (17), fault and safety (9), charging control (8), thermal management (8), and cell balancing/ECM (2) (Fig. 5). Fig. 5 matches the all-corpus totals of Table 3 (103 papers); Fig. 1, by contrast, is drawn over the 88-paper primary-application corpus and excludes the 15 review-labelled papers, with the per-function reconciliation stated in that figure’s caption and in Table 3’s Reviews column. Because these shares are conditioned on the sampling quotas (Section 2.3), the quota-free eligible pool provides the check. Its query-theme tags — which reproduce the subset’s full-text primary-function label for 53 of the 75 core-area papers found in the pool (71%, counting a hit when any of a record’s tags matches; Section 2.5) — give health estimation 158, state estimation 133, prognostics 103, thermal management 99, fault and safety 96, charging control 64, and cell balancing 38 of 799 records. The pool confirms the same ordering at the top: the health-prognostics complex dominates, consistent with the commercial pull of lifetime prediction for warranties and second-life markets. It also confirms the same floor — balancing is the smallest core function at pool level as well as in the subset, so its thin representation is a property of the retrieved literature rather than an artifact of the quotas, and ML has so far contributed mainly at the level of pack-level insight rather than as a balancing controller — the corpus’s most-cited balancing-related result is the demonstration that routine balancing can be dispensed with in well-managed packs, reducing hazardous lithium-plating side reactions </w:t>
-      </w:r>
-      <w:r>
-        <w:rPr>
-          <w:rFonts w:ascii="Times New Roman" w:hAnsi="Times New Roman"/>
-          <w:sz w:val="20"/>
-        </w:rPr>
-        <w:t>[28]</w:t>
+        <w:t xml:space="preserve">Functionally, the corpus is dominated by the health-prognostics complex: health estimation (20 papers) and remaining-useful-life prognostics (15) together account for 34% of the 103-paper corpus, followed by the cross-cutting cluster (24, including reviews, physics-informed methods, interpretability, transfer learning, digital twins, cloud/fleet themes, and foundation models), state estimation (17), fault and safety (9), charging control (8), thermal management (8), and cell balancing/ECM (2) (Fig. 5). Fig. 5 matches the all-corpus totals of Table 3 (103 papers); Fig. 1, by contrast, is drawn over the 88-paper primary-application corpus and excludes the 15 review-labelled papers, with the per-function reconciliation stated in that figure’s caption and in Table 3’s Reviews column. Because these shares are conditioned on the sampling quotas (Section 2.3), the quota-free eligible pool provides the check. Its query-theme tags (their derivation, lenient validation, and untagged-record counts are disclosed in Section 2.3) give health estimation 158, state estimation 133, prognostics 103, thermal management 99, fault and safety 96, charging control 64, and cell balancing 38 of 799 records. The pool confirms the same ordering at the top: the health-prognostics complex dominates, consistent with the commercial pull of lifetime prediction for warranties and second-life markets. It also confirms the same floor — balancing is the smallest core function at pool level as well as in the subset, so its thin representation is a property of the retrieved literature rather than an artifact of the quotas, and ML has so far contributed mainly at the level of pack-level insight rather than as a balancing controller — the corpus’s most-cited balancing-related result is the demonstration that routine balancing can be dispensed with in well-managed packs, reducing hazardous lithium-plating side reactions </w:t>
+      </w:r>
+      <w:r>
+        <w:rPr>
+          <w:rFonts w:ascii="Times New Roman" w:hAnsi="Times New Roman"/>
+          <w:sz w:val="20"/>
+        </w:rPr>
+        <w:t>[31]</w:t>
       </w:r>
       <w:r>
         <w:rPr>
@@ -5692,7 +5740,7 @@
           <w:i w:val="0"/>
           <w:sz w:val="20"/>
         </w:rPr>
-        <w:t>Chemistry and venue concentration complete the corpus profile. NMC-type cells anchor 54 of the 103 studies and LFP 15; the remainder split across LCO, lithium-metal, lithium–sulfur, mixed panels, and unspecified chemistries — a distribution that mirrors EV market share but leaves sodium-ion, solid-state, and high-temperature systems nearly absent from the ML-management literature. Venue concentration is equally marked: the Journal of Energy Storage (15 papers), Energy (13), and Applied Energy (9) head the corpus, with Journal of Power Sources, Energy Storage Materials, and Reliability Engineering &amp; System Safety following; IEEE venues account for 7 of the 103 papers, three of them in IEEE Transactions on Transportation Electrification. The pool shows the same shape — Journal of Energy Storage 103, Energy 61, and Batteries 45 of 799 records, with IEEE-prefixed venues at 9.0% — so for readers the practical consequence is that the ML-BMS literature’s center of gravity sits in energy-systems journals rather than in machine-learning venues: partly a statement about where this work is reviewed and indexed, and partly a Crossref-registry artifact (Section 2.2), rather than evidence about how impact is achieved in this field. A final measured cut matters specifically for the transportation-electrification readership of this journal: only about 2% of eligible records (n = 17) carry fleet- or cloud-orchestration-adjacent tags, and in the classified subset only 10 of the 88 primary papers use real vehicle or fleet data as their primary source, against 36 resting on laboratory cells. The classified literature is thus predominantly cell-level and laboratory-scale — one integration level below the pack- and vehicle-level questions that UN GTR 20, GB 38031, and ISO 26262 pose; Section 9.4 maps that mismatch requirement by requirement.</w:t>
+        <w:t>Chemistry and venue concentration complete the corpus profile. NMC-type cells anchor 54 of the 103 studies and LFP 15; the remainder split across LCO, lithium-metal, lithium–sulfur, mixed panels, and unspecified chemistries — a distribution that mirrors EV market share but leaves sodium-ion, solid-state, and high-temperature systems nearly absent from the ML-management literature. Venue concentration is equally marked: the Journal of Energy Storage (15 papers), Energy (13), and Applied Energy (9) head the corpus, with Journal of Power Sources, Energy Storage Materials, and Reliability Engineering &amp; System Safety following; IEEE venues account for 7 of the 103 papers, three of them in IEEE Transactions on Transportation Electrification. The pool shows the same shape — Journal of Energy Storage 103, Energy 61, and Batteries 45 of 799 records, with IEEE-prefixed venues at 9.0% — so for readers the practical consequence is that the ML-BMS literature’s center of gravity sits in energy-systems journals rather than in machine-learning venues: partly a statement about where this work is reviewed and indexed, and partly a Crossref-registry artifact (Section 2.2), rather than evidence about how impact is achieved in this field. A final measured cut matters specifically for readers working on transportation electrification: only about 2% of eligible records (n = 17) carry fleet- or cloud-orchestration-adjacent tags, and in the classified subset only 10 of the 88 primary papers use real vehicle or fleet data as their primary source, against 36 resting on laboratory cells. The classified literature is thus predominantly cell-level and laboratory-scale — one integration level below the pack- and vehicle-level questions that UN GTR 20, GB 38031, and ISO 26262 pose; Section 9.4 maps that mismatch requirement by requirement.</w:t>
       </w:r>
     </w:p>
     <w:p>
@@ -5798,7 +5846,7 @@
           <w:i w:val="0"/>
           <w:sz w:val="20"/>
         </w:rPr>
-        <w:t xml:space="preserve"> is an online or real-vehicle demonstration; 12 are simulation-based; and 15 are reviews or perspectives that synthesize rather than generate data. Chemistry reporting is similarly skewed: 54 papers work on NMC-based cells, 15 on LFP, and the remainder on LCO, lithium-metal, lithium–sulfur, mixed panels, or unspecified chemistries.</w:t>
+        <w:t xml:space="preserve"> is an online or real-vehicle demonstration (9.1%; Wilson 95% CI 4.7–16.9%); 12 are simulation-based; and 15 are reviews or perspectives that synthesize rather than generate data. Chemistry reporting is similarly skewed: 54 papers work on NMC-based cells, 15 on LFP, and the remainder on LCO, lithium-metal, lithium–sulfur, mixed panels, or unspecified chemistries.</w:t>
       </w:r>
     </w:p>
     <w:p>
@@ -5831,7 +5879,7 @@
           <w:i w:val="0"/>
           <w:sz w:val="20"/>
         </w:rPr>
-        <w:t xml:space="preserve"> — cross-cell holdout (24 papers), cross-chemistry holdout (7), cross-domain holdout (3), and online or real-vehicle/fleet validation (8) — together cover 42 of the 88 primary-application papers (48%). At the weaker end, 12 papers use within-cell splits (training and testing on interleaved segments of the same cell’s life), 5 use k-fold cross-validation without cross-cell isolation, and 15 are reviews without primary validation; the remaining 29 primary papers establish an operating environment (experimental hardware, 20; simulation or case-study evidence, 9) without a data-isolation protocol. The complete per-paper protocol assignment is released (protocol_audit.csv, and the valid field of papers.csv), so the 42-of-88 arithmetic can be verified row by row, and the 30-paper blind re-coding of Section 2.5 re-derived 25 of these primary-paper assignments independently. Because fleet-data </w:t>
+        <w:t xml:space="preserve"> — cross-cell holdout (24 papers), cross-chemistry holdout (7), cross-domain holdout (3), and online or real-vehicle/fleet validation (8) — together cover 42 of the 88 primary-application papers (48%; Wilson 95% CI 37.6–58.0%). At the weaker end, 12 papers use within-cell splits (training and testing on interleaved segments of the same cell’s life), 5 use k-fold cross-validation without cross-cell isolation, and 15 are reviews without primary validation; the remaining 29 primary papers establish an operating environment (experimental hardware, 20; simulation or case-study evidence, 9) without a data-isolation protocol. The complete per-paper protocol assignment is released (protocol_audit.csv, and the valid field of papers.csv), so the 42-of-88 arithmetic can be verified row by row, and the 30-paper blind re-coding of Section 2.5 re-derived 25 of these primary-paper assignments independently. Because fleet-data </w:t>
       </w:r>
       <w:r>
         <w:rPr>
@@ -6597,7 +6645,7 @@
           <w:i w:val="0"/>
           <w:sz w:val="20"/>
         </w:rPr>
-        <w:t>Validation practice deserves its own cross-tabulation because it moderates every accuracy claim in the corpus (Table 5). Cross-cell holdout — training on some cells and testing on unseen siblings — is the strongest widely used laboratory protocol (24 papers), and the transfer protocols make the strictest demands (10 papers: 7 cross-chemistry, 3 cross-domain — the seven cross-chemistry validators are the studies behind the ‘validated across chemistries’ count of the preceding paragraph). At the weaker end, within-cell splits (12 papers) and unsupervised k-fold cross-validation (5 papers) leak trajectory information between train and test sets, producing optimistic errors that do not survive cell-to-cell variability; the review literature has long warned of this, and the corpus quantifies the warning. Experimental-hardware demonstrations (20 papers) and online or real-vehicle demonstrations (8 papers) anchor the deployment end of the spectrum, and it is these — not the largest architectures — that carry the field’s deployment evidence. Crossing validation practice with method family substantiates Section 3.2’s remark with numbers: 8 of the 22 physics-informed/hybrid primary papers (36%) use a strong protocol, against 34 of the 66 other primary papers (52%) — Fisher’s exact p = 0.32, odds ratio 0.54 (95% CI 0.21–1.46); under the broader definition of stringency (Section 2.5) that also counts experimental-hardware demonstrations, the contrast is 13 of 22 (59%) versus 49 of 66 (74%), p = 0.19. Neither difference is statistically significant. To quantify how much these counts depend on the single-coder labels, a label-noise scenario analysis perturbs them directly. In each of 4,000 seeded Monte Carlo draws (seed 7), a label-flip rate is drawn from a Normal distribution centered on the observed coder-versus-label bucket error rate of the reliability study (0.40 and 0.30 for the two coders; mean 0.35) with standard deviation 0.02, truncated at zero; the drawn rate then flips strong/non-strong bucket labels at random across the 88 primary papers, and both the overall strong share and the physics-versus-other Fisher exact test are recomputed. The strong-protocol count spans 35–52 of the 88 primary papers (39.8–59.1%), and the family contrast remains non-significant in 94.9% of draws — a physics prior does not, in itself, demonstrably buy validation rigor.</w:t>
+        <w:t>Validation practice deserves its own cross-tabulation because it moderates every accuracy claim in the corpus (Table 5). Cross-cell holdout — training on some cells and testing on unseen siblings — is the strongest widely used laboratory protocol (24 papers), and the transfer protocols make the strictest demands (10 papers: 7 cross-chemistry, 3 cross-domain — the seven cross-chemistry validators are the studies behind the ‘validated across chemistries’ count of the preceding paragraph). At the weaker end, within-cell splits (12 papers) and unsupervised k-fold cross-validation (5 papers) leak trajectory information between train and test sets and can thereby produce optimistic errors that need not survive cell-to-cell variability; the review literature has long warned of this, and the corpus quantifies how prevalent such splits are. Experimental-hardware demonstrations (20 papers) and online or real-vehicle demonstrations (8 papers) anchor the deployment end of the spectrum, and it is these — not the largest architectures — that carry the field’s deployment evidence. Crossing validation practice with method family substantiates Section 3.2’s remark with numbers: 8 of the 22 physics-informed/hybrid primary papers (36%) use a strong protocol, against 34 of the 66 other primary papers (52%) — Fisher’s exact p = 0.32, odds ratio 0.54 (95% CI 0.21–1.46); under the broader definition of stringency (Section 2.5) that also counts experimental-hardware demonstrations, the contrast is 13 of 22 (59%) versus 49 of 66 (74%), p = 0.19. Neither difference is statistically significant. To quantify how much these counts depend on the single-coder labels, a label-noise scenario analysis perturbs them directly. The analysis is a scenario envelope, not an error model. In each of 4,000 seeded Monte Carlo draws (seed 7), a label-flip rate is drawn from a Normal distribution centered on the observed coder-versus-label bucket error rate of the reliability study (0.37 and 0.27 for the two coders; mean 0.32) with standard deviation 0.02, truncated at zero; the drawn rate then flips strong/non-strong bucket labels across the 88 primary papers, and both the overall strong share and the physics-versus-other Fisher exact test are recomputed. Two readings are built into the design. Symmetric random flipping — in either direction — mechanically attenuates contrasts toward the null, whereas the actually observed coder-label disagreements are directional: 16 of the 19 bucket disagreements have the coder assigning weak where the released label says strong, the declared conservative fallback of Section 2.5. A second scenario therefore flips strong labels to weak only, at the same drawn rates, matching that direction. Under the symmetric scenario the strong-protocol count spans 35–52 of the 88 primary papers (39.8–59.1%) and the family contrast remains non-significant in 94.4% of draws; under the strong-to-weak-only scenario the count spans 22–35 (25.0–39.8%) and the contrast remains non-significant in 96.3% of draws. Read together, the two scenarios bound the single-coder counts on both sides of the documented disagreement structure — under either, a physics prior does not demonstrably buy validation rigor.</w:t>
       </w:r>
     </w:p>
     <w:p>
@@ -6936,7 +6984,7 @@
                 <w:i w:val="0"/>
                 <w:sz w:val="17"/>
               </w:rPr>
-              <w:t>Optimistic; trajectory leakage between train and test</w:t>
+              <w:t>Can be optimistic; trajectory leakage between train and test</w:t>
             </w:r>
           </w:p>
         </w:tc>
@@ -7122,7 +7170,7 @@
                 <w:i w:val="0"/>
                 <w:sz w:val="17"/>
               </w:rPr>
-              <w:t>Optimistic without cell-level isolation</w:t>
+              <w:t>Can be optimistic without cell-level isolation</w:t>
             </w:r>
           </w:p>
         </w:tc>
@@ -7791,7 +7839,7 @@
           <w:i w:val="0"/>
           <w:sz w:val="20"/>
         </w:rPr>
-        <w:t>3.5 Sensitivity analysis: does the journal-only corpus understate validation practice?</w:t>
+        <w:t>3.5 Conference-venue check (descriptive): does the journal-only corpus understate validation practice?</w:t>
       </w:r>
     </w:p>
     <w:p>
@@ -7806,7 +7854,7 @@
           <w:i w:val="0"/>
           <w:sz w:val="20"/>
         </w:rPr>
-        <w:t>Because the corpus excludes conference proceedings — a major venue for control-oriented BMS work (CDC, ACC, IFAC, VPPC, ITEC) — the validation findings of Section 3.4 could in principle be an artifact of venue selection: if conference papers systematically demonstrate more hardware and hardware-in-the-loop validation than journals, the journal-only sample would understate the field’s actual practice. To test this, we curated a sensitivity set of 14 battery papers from six control and transportation-electrification venues (ACC, ECC, CCDC, APEC, VPPC, ITEC, 2019–2025), retrieved by venue-scoped Crossref queries, restricted to proceedings articles, ranked by citation count, and verified by the same DOI-resolution procedure as the main corpus (released in full as conference_sensitivity.csv). A pre-stated inclusion rule was then applied mechanically to all retrieved proceedings papers (Table 7 lists all 14 with the rule's outcome): a paper enters the learning-path comparison only if machine learning is a substantive component of its contribution. Under this rule 8 of the 14 qualify; the remainder are conventional model-based estimators (Kalman-filter variants, multiple-model adaptive estimation, batch least squares), an EKF-critique, and one overview, and all 14 are released so that the rule can be audited rather than trusted. Validation practice was classified conservatively from the indexed abstracts into four classes: hardware/experimental stated, public dataset, simulation-level, and not stated.</w:t>
+        <w:t>Because the corpus excludes conference proceedings — a major venue for control-oriented BMS work (CDC, ACC, IFAC, VPPC, ITEC) — the validation findings of Section 3.4 could in principle be an artifact of venue selection: if conference papers systematically demonstrate more hardware and hardware-in-the-loop validation than journals, the journal-only sample would understate the field’s actual practice. To test this, we curated a sensitivity set of 14 battery papers from six control and transportation-electrification venues (ACC, ECC, CCDC, APEC, VPPC, ITEC, 2019–2025), retrieved by venue-scoped Crossref queries, restricted to proceedings articles, ranked by citation count, and verified by the same DOI-resolution procedure as the main corpus (released in full as conference_sensitivity.csv). The comparison is descriptive and abstract-level throughout — indexed abstracts versus the full-text coding of the main corpus — so it is reported as a labelled descriptive check rather than a validated sensitivity analysis, and none of its counts enter the headline statistics of Section 3.4. A pre-stated inclusion rule was then applied mechanically to all retrieved proceedings papers (Table 7 lists all 14 with the rule's outcome): a paper enters the learning-path comparison only if machine learning is a substantive component of its contribution. Under this rule 8 of the 14 qualify; the remainder are conventional model-based estimators (Kalman-filter variants, multiple-model adaptive estimation, batch least squares), an EKF-critique, and one overview, and all 14 are released so that the rule can be audited rather than trusted. Validation practice was classified conservatively from the indexed abstracts into four classes: hardware/experimental stated, public dataset, simulation-level, and not stated.</w:t>
       </w:r>
     </w:p>
     <w:p>
@@ -8006,7 +8054,7 @@
                 <w:rFonts w:ascii="Times New Roman" w:hAnsi="Times New Roman"/>
                 <w:sz w:val="17"/>
               </w:rPr>
-              <w:t>[29]</w:t>
+              <w:t>[32]</w:t>
             </w:r>
           </w:p>
         </w:tc>
@@ -8112,7 +8160,7 @@
                 <w:rFonts w:ascii="Times New Roman" w:hAnsi="Times New Roman"/>
                 <w:sz w:val="17"/>
               </w:rPr>
-              <w:t>[30]</w:t>
+              <w:t>[33]</w:t>
             </w:r>
           </w:p>
         </w:tc>
@@ -8218,7 +8266,7 @@
                 <w:rFonts w:ascii="Times New Roman" w:hAnsi="Times New Roman"/>
                 <w:sz w:val="17"/>
               </w:rPr>
-              <w:t>[31]</w:t>
+              <w:t>[34]</w:t>
             </w:r>
           </w:p>
         </w:tc>
@@ -8321,7 +8369,7 @@
                 <w:rFonts w:ascii="Times New Roman" w:hAnsi="Times New Roman"/>
                 <w:sz w:val="17"/>
               </w:rPr>
-              <w:t>[32]</w:t>
+              <w:t>[35]</w:t>
             </w:r>
           </w:p>
         </w:tc>
@@ -8424,7 +8472,7 @@
                 <w:rFonts w:ascii="Times New Roman" w:hAnsi="Times New Roman"/>
                 <w:sz w:val="17"/>
               </w:rPr>
-              <w:t>[33]</w:t>
+              <w:t>[36]</w:t>
             </w:r>
           </w:p>
         </w:tc>
@@ -8530,7 +8578,7 @@
                 <w:rFonts w:ascii="Times New Roman" w:hAnsi="Times New Roman"/>
                 <w:sz w:val="17"/>
               </w:rPr>
-              <w:t>[34]</w:t>
+              <w:t>[37]</w:t>
             </w:r>
           </w:p>
         </w:tc>
@@ -8636,7 +8684,7 @@
                 <w:rFonts w:ascii="Times New Roman" w:hAnsi="Times New Roman"/>
                 <w:sz w:val="17"/>
               </w:rPr>
-              <w:t>[35]</w:t>
+              <w:t>[38]</w:t>
             </w:r>
           </w:p>
         </w:tc>
@@ -8742,7 +8790,7 @@
                 <w:rFonts w:ascii="Times New Roman" w:hAnsi="Times New Roman"/>
                 <w:sz w:val="17"/>
               </w:rPr>
-              <w:t>[36]</w:t>
+              <w:t>[39]</w:t>
             </w:r>
           </w:p>
         </w:tc>
@@ -8845,7 +8893,7 @@
                 <w:rFonts w:ascii="Times New Roman" w:hAnsi="Times New Roman"/>
                 <w:sz w:val="17"/>
               </w:rPr>
-              <w:t>[37]</w:t>
+              <w:t>[40]</w:t>
             </w:r>
           </w:p>
         </w:tc>
@@ -8951,7 +8999,7 @@
                 <w:rFonts w:ascii="Times New Roman" w:hAnsi="Times New Roman"/>
                 <w:sz w:val="17"/>
               </w:rPr>
-              <w:t>[38]</w:t>
+              <w:t>[41]</w:t>
             </w:r>
           </w:p>
         </w:tc>
@@ -9054,7 +9102,7 @@
                 <w:rFonts w:ascii="Times New Roman" w:hAnsi="Times New Roman"/>
                 <w:sz w:val="17"/>
               </w:rPr>
-              <w:t>[39]</w:t>
+              <w:t>[42]</w:t>
             </w:r>
           </w:p>
         </w:tc>
@@ -9154,7 +9202,7 @@
                 <w:rFonts w:ascii="Times New Roman" w:hAnsi="Times New Roman"/>
                 <w:sz w:val="17"/>
               </w:rPr>
-              <w:t>[40]</w:t>
+              <w:t>[43]</w:t>
             </w:r>
           </w:p>
         </w:tc>
@@ -9257,7 +9305,7 @@
                 <w:rFonts w:ascii="Times New Roman" w:hAnsi="Times New Roman"/>
                 <w:sz w:val="17"/>
               </w:rPr>
-              <w:t>[41]</w:t>
+              <w:t>[44]</w:t>
             </w:r>
           </w:p>
         </w:tc>
@@ -9363,7 +9411,7 @@
                 <w:rFonts w:ascii="Times New Roman" w:hAnsi="Times New Roman"/>
                 <w:sz w:val="17"/>
               </w:rPr>
-              <w:t>[42]</w:t>
+              <w:t>[45]</w:t>
             </w:r>
           </w:p>
         </w:tc>
@@ -9475,7 +9523,7 @@
           <w:rFonts w:ascii="Times New Roman" w:hAnsi="Times New Roman"/>
           <w:sz w:val="20"/>
         </w:rPr>
-        <w:t>[43]</w:t>
+        <w:t>[46]</w:t>
       </w:r>
       <w:r>
         <w:rPr>
@@ -9507,7 +9555,7 @@
           <w:rFonts w:ascii="Times New Roman" w:hAnsi="Times New Roman"/>
           <w:sz w:val="20"/>
         </w:rPr>
-        <w:t>[44]</w:t>
+        <w:t>[47]</w:t>
       </w:r>
       <w:r>
         <w:rPr>
@@ -9523,7 +9571,7 @@
           <w:rFonts w:ascii="Times New Roman" w:hAnsi="Times New Roman"/>
           <w:sz w:val="20"/>
         </w:rPr>
-        <w:t>[45]</w:t>
+        <w:t>[48]</w:t>
       </w:r>
       <w:r>
         <w:rPr>
@@ -9570,7 +9618,7 @@
           <w:rFonts w:ascii="Times New Roman" w:hAnsi="Times New Roman"/>
           <w:sz w:val="20"/>
         </w:rPr>
-        <w:t>[46]</w:t>
+        <w:t>[49]</w:t>
       </w:r>
       <w:r>
         <w:rPr>
@@ -9586,7 +9634,7 @@
           <w:rFonts w:ascii="Times New Roman" w:hAnsi="Times New Roman"/>
           <w:sz w:val="20"/>
         </w:rPr>
-        <w:t>[47]</w:t>
+        <w:t>[50]</w:t>
       </w:r>
       <w:r>
         <w:rPr>
@@ -9602,7 +9650,7 @@
           <w:rFonts w:ascii="Times New Roman" w:hAnsi="Times New Roman"/>
           <w:sz w:val="20"/>
         </w:rPr>
-        <w:t>[48]</w:t>
+        <w:t>[51]</w:t>
       </w:r>
       <w:r>
         <w:rPr>
@@ -9618,7 +9666,7 @@
           <w:rFonts w:ascii="Times New Roman" w:hAnsi="Times New Roman"/>
           <w:sz w:val="20"/>
         </w:rPr>
-        <w:t>[49]</w:t>
+        <w:t>[52]</w:t>
       </w:r>
       <w:r>
         <w:rPr>
@@ -9634,7 +9682,7 @@
           <w:rFonts w:ascii="Times New Roman" w:hAnsi="Times New Roman"/>
           <w:sz w:val="20"/>
         </w:rPr>
-        <w:t>[50]</w:t>
+        <w:t>[53]</w:t>
       </w:r>
       <w:r>
         <w:rPr>
@@ -9650,7 +9698,7 @@
           <w:rFonts w:ascii="Times New Roman" w:hAnsi="Times New Roman"/>
           <w:sz w:val="20"/>
         </w:rPr>
-        <w:t>[51, 52]</w:t>
+        <w:t>[54, 55]</w:t>
       </w:r>
       <w:r>
         <w:rPr>
@@ -9728,7 +9776,7 @@
           <w:rFonts w:ascii="Times New Roman" w:hAnsi="Times New Roman"/>
           <w:sz w:val="20"/>
         </w:rPr>
-        <w:t>[53]</w:t>
+        <w:t>[56]</w:t>
       </w:r>
       <w:r>
         <w:rPr>
@@ -9744,7 +9792,7 @@
           <w:rFonts w:ascii="Times New Roman" w:hAnsi="Times New Roman"/>
           <w:sz w:val="20"/>
         </w:rPr>
-        <w:t>[54]</w:t>
+        <w:t>[57]</w:t>
       </w:r>
       <w:r>
         <w:rPr>
@@ -9807,7 +9855,7 @@
           <w:rFonts w:ascii="Times New Roman" w:hAnsi="Times New Roman"/>
           <w:sz w:val="20"/>
         </w:rPr>
-        <w:t>[49]</w:t>
+        <w:t>[52]</w:t>
       </w:r>
       <w:r>
         <w:rPr>
@@ -9854,7 +9902,7 @@
           <w:rFonts w:ascii="Times New Roman" w:hAnsi="Times New Roman"/>
           <w:sz w:val="20"/>
         </w:rPr>
-        <w:t>[54]</w:t>
+        <w:t>[57]</w:t>
       </w:r>
       <w:r>
         <w:rPr>
@@ -9870,7 +9918,7 @@
           <w:rFonts w:ascii="Times New Roman" w:hAnsi="Times New Roman"/>
           <w:sz w:val="20"/>
         </w:rPr>
-        <w:t>[55]</w:t>
+        <w:t>[58]</w:t>
       </w:r>
       <w:r>
         <w:rPr>
@@ -9933,7 +9981,7 @@
           <w:rFonts w:ascii="Times New Roman" w:hAnsi="Times New Roman"/>
           <w:sz w:val="20"/>
         </w:rPr>
-        <w:t>[56]</w:t>
+        <w:t>[59]</w:t>
       </w:r>
       <w:r>
         <w:rPr>
@@ -9949,7 +9997,7 @@
           <w:rFonts w:ascii="Times New Roman" w:hAnsi="Times New Roman"/>
           <w:sz w:val="20"/>
         </w:rPr>
-        <w:t>[57]</w:t>
+        <w:t>[60]</w:t>
       </w:r>
       <w:r>
         <w:rPr>
@@ -9965,7 +10013,7 @@
           <w:rFonts w:ascii="Times New Roman" w:hAnsi="Times New Roman"/>
           <w:sz w:val="20"/>
         </w:rPr>
-        <w:t>[58]</w:t>
+        <w:t>[61]</w:t>
       </w:r>
       <w:r>
         <w:rPr>
@@ -9981,7 +10029,7 @@
           <w:rFonts w:ascii="Times New Roman" w:hAnsi="Times New Roman"/>
           <w:sz w:val="20"/>
         </w:rPr>
-        <w:t>[59]</w:t>
+        <w:t>[62]</w:t>
       </w:r>
       <w:r>
         <w:rPr>
@@ -9997,7 +10045,7 @@
           <w:rFonts w:ascii="Times New Roman" w:hAnsi="Times New Roman"/>
           <w:sz w:val="20"/>
         </w:rPr>
-        <w:t>[60]</w:t>
+        <w:t>[63]</w:t>
       </w:r>
       <w:r>
         <w:rPr>
@@ -10013,7 +10061,7 @@
           <w:rFonts w:ascii="Times New Roman" w:hAnsi="Times New Roman"/>
           <w:sz w:val="20"/>
         </w:rPr>
-        <w:t>[61]</w:t>
+        <w:t>[64]</w:t>
       </w:r>
       <w:r>
         <w:rPr>
@@ -10044,7 +10092,7 @@
           <w:rFonts w:ascii="Times New Roman" w:hAnsi="Times New Roman"/>
           <w:sz w:val="20"/>
         </w:rPr>
-        <w:t>[61]</w:t>
+        <w:t>[64]</w:t>
       </w:r>
       <w:r>
         <w:rPr>
@@ -10123,7 +10171,7 @@
           <w:rFonts w:ascii="Times New Roman" w:hAnsi="Times New Roman"/>
           <w:sz w:val="20"/>
         </w:rPr>
-        <w:t>[62]</w:t>
+        <w:t>[65]</w:t>
       </w:r>
       <w:r>
         <w:rPr>
@@ -10139,7 +10187,7 @@
           <w:rFonts w:ascii="Times New Roman" w:hAnsi="Times New Roman"/>
           <w:sz w:val="20"/>
         </w:rPr>
-        <w:t>[63]</w:t>
+        <w:t>[66]</w:t>
       </w:r>
       <w:r>
         <w:rPr>
@@ -10155,7 +10203,7 @@
           <w:rFonts w:ascii="Times New Roman" w:hAnsi="Times New Roman"/>
           <w:sz w:val="20"/>
         </w:rPr>
-        <w:t>[64]</w:t>
+        <w:t>[67]</w:t>
       </w:r>
       <w:r>
         <w:rPr>
@@ -10187,7 +10235,7 @@
           <w:rFonts w:ascii="Times New Roman" w:hAnsi="Times New Roman"/>
           <w:sz w:val="20"/>
         </w:rPr>
-        <w:t>[65]</w:t>
+        <w:t>[68]</w:t>
       </w:r>
       <w:r>
         <w:rPr>
@@ -10203,7 +10251,7 @@
           <w:rFonts w:ascii="Times New Roman" w:hAnsi="Times New Roman"/>
           <w:sz w:val="20"/>
         </w:rPr>
-        <w:t>[66]</w:t>
+        <w:t>[69]</w:t>
       </w:r>
       <w:r>
         <w:rPr>
@@ -10266,7 +10314,7 @@
           <w:rFonts w:ascii="Times New Roman" w:hAnsi="Times New Roman"/>
           <w:sz w:val="20"/>
         </w:rPr>
-        <w:t>[67]</w:t>
+        <w:t>[70]</w:t>
       </w:r>
       <w:r>
         <w:rPr>
@@ -10282,7 +10330,7 @@
           <w:rFonts w:ascii="Times New Roman" w:hAnsi="Times New Roman"/>
           <w:sz w:val="20"/>
         </w:rPr>
-        <w:t>[68]</w:t>
+        <w:t>[71]</w:t>
       </w:r>
       <w:r>
         <w:rPr>
@@ -10298,7 +10346,7 @@
           <w:rFonts w:ascii="Times New Roman" w:hAnsi="Times New Roman"/>
           <w:sz w:val="20"/>
         </w:rPr>
-        <w:t>[69]</w:t>
+        <w:t>[72]</w:t>
       </w:r>
       <w:r>
         <w:rPr>
@@ -10314,7 +10362,7 @@
           <w:rFonts w:ascii="Times New Roman" w:hAnsi="Times New Roman"/>
           <w:sz w:val="20"/>
         </w:rPr>
-        <w:t>[70]</w:t>
+        <w:t>[73]</w:t>
       </w:r>
       <w:r>
         <w:rPr>
@@ -10330,7 +10378,7 @@
           <w:rFonts w:ascii="Times New Roman" w:hAnsi="Times New Roman"/>
           <w:sz w:val="20"/>
         </w:rPr>
-        <w:t>[71]</w:t>
+        <w:t>[74]</w:t>
       </w:r>
       <w:r>
         <w:rPr>
@@ -10392,7 +10440,7 @@
           <w:rFonts w:ascii="Times New Roman" w:hAnsi="Times New Roman"/>
           <w:sz w:val="20"/>
         </w:rPr>
-        <w:t>[72]</w:t>
+        <w:t>[75]</w:t>
       </w:r>
       <w:r>
         <w:rPr>
@@ -10408,7 +10456,7 @@
           <w:rFonts w:ascii="Times New Roman" w:hAnsi="Times New Roman"/>
           <w:sz w:val="20"/>
         </w:rPr>
-        <w:t>[73]</w:t>
+        <w:t>[76]</w:t>
       </w:r>
       <w:r>
         <w:rPr>
@@ -10424,7 +10472,7 @@
           <w:rFonts w:ascii="Times New Roman" w:hAnsi="Times New Roman"/>
           <w:sz w:val="20"/>
         </w:rPr>
-        <w:t>[74]</w:t>
+        <w:t>[77]</w:t>
       </w:r>
       <w:r>
         <w:rPr>
@@ -10440,7 +10488,7 @@
           <w:rFonts w:ascii="Times New Roman" w:hAnsi="Times New Roman"/>
           <w:sz w:val="20"/>
         </w:rPr>
-        <w:t>[75]</w:t>
+        <w:t>[78]</w:t>
       </w:r>
       <w:r>
         <w:rPr>
@@ -10456,7 +10504,7 @@
           <w:rFonts w:ascii="Times New Roman" w:hAnsi="Times New Roman"/>
           <w:sz w:val="20"/>
         </w:rPr>
-        <w:t>[76]</w:t>
+        <w:t>[79]</w:t>
       </w:r>
       <w:r>
         <w:rPr>
@@ -10472,7 +10520,7 @@
           <w:rFonts w:ascii="Times New Roman" w:hAnsi="Times New Roman"/>
           <w:sz w:val="20"/>
         </w:rPr>
-        <w:t>[77]</w:t>
+        <w:t>[80]</w:t>
       </w:r>
       <w:r>
         <w:rPr>
@@ -10488,7 +10536,7 @@
           <w:rFonts w:ascii="Times New Roman" w:hAnsi="Times New Roman"/>
           <w:sz w:val="20"/>
         </w:rPr>
-        <w:t>[78]</w:t>
+        <w:t>[81]</w:t>
       </w:r>
       <w:r>
         <w:rPr>
@@ -10583,7 +10631,7 @@
           <w:rFonts w:ascii="Times New Roman" w:hAnsi="Times New Roman"/>
           <w:sz w:val="20"/>
         </w:rPr>
-        <w:t>[79]</w:t>
+        <w:t>[82]</w:t>
       </w:r>
       <w:r>
         <w:rPr>
@@ -10599,7 +10647,7 @@
           <w:rFonts w:ascii="Times New Roman" w:hAnsi="Times New Roman"/>
           <w:sz w:val="20"/>
         </w:rPr>
-        <w:t>[80]</w:t>
+        <w:t>[83]</w:t>
       </w:r>
       <w:r>
         <w:rPr>
@@ -10615,7 +10663,7 @@
           <w:rFonts w:ascii="Times New Roman" w:hAnsi="Times New Roman"/>
           <w:sz w:val="20"/>
         </w:rPr>
-        <w:t>[81]</w:t>
+        <w:t>[84]</w:t>
       </w:r>
       <w:r>
         <w:rPr>
@@ -10631,7 +10679,7 @@
           <w:rFonts w:ascii="Times New Roman" w:hAnsi="Times New Roman"/>
           <w:sz w:val="20"/>
         </w:rPr>
-        <w:t>[82]</w:t>
+        <w:t>[85]</w:t>
       </w:r>
       <w:r>
         <w:rPr>
@@ -10804,7 +10852,7 @@
           <w:rFonts w:ascii="Times New Roman" w:hAnsi="Times New Roman"/>
           <w:sz w:val="20"/>
         </w:rPr>
-        <w:t>[83]</w:t>
+        <w:t>[86]</w:t>
       </w:r>
       <w:r>
         <w:rPr>
@@ -10820,7 +10868,7 @@
           <w:rFonts w:ascii="Times New Roman" w:hAnsi="Times New Roman"/>
           <w:sz w:val="20"/>
         </w:rPr>
-        <w:t>[84]</w:t>
+        <w:t>[87]</w:t>
       </w:r>
       <w:r>
         <w:rPr>
@@ -10867,7 +10915,7 @@
           <w:rFonts w:ascii="Times New Roman" w:hAnsi="Times New Roman"/>
           <w:sz w:val="20"/>
         </w:rPr>
-        <w:t>[85]</w:t>
+        <w:t>[88]</w:t>
       </w:r>
       <w:r>
         <w:rPr>
@@ -10883,7 +10931,7 @@
           <w:rFonts w:ascii="Times New Roman" w:hAnsi="Times New Roman"/>
           <w:sz w:val="20"/>
         </w:rPr>
-        <w:t>[86]</w:t>
+        <w:t>[89]</w:t>
       </w:r>
       <w:r>
         <w:rPr>
@@ -10899,7 +10947,7 @@
           <w:rFonts w:ascii="Times New Roman" w:hAnsi="Times New Roman"/>
           <w:sz w:val="20"/>
         </w:rPr>
-        <w:t>[87]</w:t>
+        <w:t>[90]</w:t>
       </w:r>
       <w:r>
         <w:rPr>
@@ -10915,7 +10963,7 @@
           <w:rFonts w:ascii="Times New Roman" w:hAnsi="Times New Roman"/>
           <w:sz w:val="20"/>
         </w:rPr>
-        <w:t>[88]</w:t>
+        <w:t>[91]</w:t>
       </w:r>
       <w:r>
         <w:rPr>
@@ -10931,7 +10979,7 @@
           <w:rFonts w:ascii="Times New Roman" w:hAnsi="Times New Roman"/>
           <w:sz w:val="20"/>
         </w:rPr>
-        <w:t>[89]</w:t>
+        <w:t>[92]</w:t>
       </w:r>
       <w:r>
         <w:rPr>
@@ -10962,7 +11010,7 @@
           <w:rFonts w:ascii="Times New Roman" w:hAnsi="Times New Roman"/>
           <w:sz w:val="20"/>
         </w:rPr>
-        <w:t>[87]</w:t>
+        <w:t>[90]</w:t>
       </w:r>
       <w:r>
         <w:rPr>
@@ -10978,7 +11026,7 @@
           <w:rFonts w:ascii="Times New Roman" w:hAnsi="Times New Roman"/>
           <w:sz w:val="20"/>
         </w:rPr>
-        <w:t>[88]</w:t>
+        <w:t>[91]</w:t>
       </w:r>
       <w:r>
         <w:rPr>
@@ -11041,7 +11089,7 @@
           <w:rFonts w:ascii="Times New Roman" w:hAnsi="Times New Roman"/>
           <w:sz w:val="20"/>
         </w:rPr>
-        <w:t>[85]</w:t>
+        <w:t>[88]</w:t>
       </w:r>
       <w:r>
         <w:rPr>
@@ -11223,7 +11271,7 @@
                 <w:rFonts w:ascii="Times New Roman" w:hAnsi="Times New Roman"/>
                 <w:sz w:val="17"/>
               </w:rPr>
-              <w:t>[46]</w:t>
+              <w:t>[49]</w:t>
             </w:r>
             <w:r>
               <w:rPr>
@@ -11239,7 +11287,7 @@
                 <w:rFonts w:ascii="Times New Roman" w:hAnsi="Times New Roman"/>
                 <w:sz w:val="17"/>
               </w:rPr>
-              <w:t>[53]</w:t>
+              <w:t>[56]</w:t>
             </w:r>
           </w:p>
         </w:tc>
@@ -11305,7 +11353,7 @@
                 <w:rFonts w:ascii="Times New Roman" w:hAnsi="Times New Roman"/>
                 <w:sz w:val="17"/>
               </w:rPr>
-              <w:t>[61]</w:t>
+              <w:t>[64]</w:t>
             </w:r>
             <w:r>
               <w:rPr>
@@ -11321,7 +11369,7 @@
                 <w:rFonts w:ascii="Times New Roman" w:hAnsi="Times New Roman"/>
                 <w:sz w:val="17"/>
               </w:rPr>
-              <w:t>[66]</w:t>
+              <w:t>[69]</w:t>
             </w:r>
             <w:r>
               <w:rPr>
@@ -11419,7 +11467,7 @@
                 <w:rFonts w:ascii="Times New Roman" w:hAnsi="Times New Roman"/>
                 <w:sz w:val="17"/>
               </w:rPr>
-              <w:t>[76]</w:t>
+              <w:t>[79]</w:t>
             </w:r>
             <w:r>
               <w:rPr>
@@ -11517,7 +11565,7 @@
                 <w:rFonts w:ascii="Times New Roman" w:hAnsi="Times New Roman"/>
                 <w:sz w:val="17"/>
               </w:rPr>
-              <w:t>[85]</w:t>
+              <w:t>[88]</w:t>
             </w:r>
             <w:r>
               <w:rPr>
@@ -11533,7 +11581,7 @@
                 <w:rFonts w:ascii="Times New Roman" w:hAnsi="Times New Roman"/>
                 <w:sz w:val="17"/>
               </w:rPr>
-              <w:t>[83]</w:t>
+              <w:t>[86]</w:t>
             </w:r>
           </w:p>
         </w:tc>
@@ -11599,7 +11647,7 @@
                 <w:rFonts w:ascii="Times New Roman" w:hAnsi="Times New Roman"/>
                 <w:sz w:val="17"/>
               </w:rPr>
-              <w:t>[90]</w:t>
+              <w:t>[93]</w:t>
             </w:r>
             <w:r>
               <w:rPr>
@@ -11631,7 +11679,7 @@
                 <w:rFonts w:ascii="Times New Roman" w:hAnsi="Times New Roman"/>
                 <w:sz w:val="17"/>
               </w:rPr>
-              <w:t>[91]</w:t>
+              <w:t>[94]</w:t>
             </w:r>
           </w:p>
         </w:tc>
@@ -11697,7 +11745,7 @@
                 <w:rFonts w:ascii="Times New Roman" w:hAnsi="Times New Roman"/>
                 <w:sz w:val="17"/>
               </w:rPr>
-              <w:t>[92]</w:t>
+              <w:t>[95]</w:t>
             </w:r>
             <w:r>
               <w:rPr>
@@ -11713,7 +11761,7 @@
                 <w:rFonts w:ascii="Times New Roman" w:hAnsi="Times New Roman"/>
                 <w:sz w:val="17"/>
               </w:rPr>
-              <w:t>[93]</w:t>
+              <w:t>[96]</w:t>
             </w:r>
             <w:r>
               <w:rPr>
@@ -11729,7 +11777,7 @@
                 <w:rFonts w:ascii="Times New Roman" w:hAnsi="Times New Roman"/>
                 <w:sz w:val="17"/>
               </w:rPr>
-              <w:t>[94]</w:t>
+              <w:t>[97]</w:t>
             </w:r>
           </w:p>
         </w:tc>
@@ -11811,32 +11859,32 @@
                 <w:rFonts w:ascii="Times New Roman" w:hAnsi="Times New Roman"/>
                 <w:sz w:val="17"/>
               </w:rPr>
-              <w:t>[95]</w:t>
-            </w:r>
-            <w:r>
-              <w:rPr>
-                <w:rFonts w:ascii="Times New Roman" w:hAnsi="Times New Roman"/>
-                <w:b w:val="0"/>
-                <w:i w:val="0"/>
-                <w:sz w:val="17"/>
-              </w:rPr>
-              <w:t xml:space="preserve">; LLM-based SOH estimation with uncertainty-aware field-vehicle control (field data; subset’s earliest LLM estimator; earlier LLM-based estimation exists outside the screened venues </w:t>
-            </w:r>
-            <w:r>
-              <w:rPr>
-                <w:rFonts w:ascii="Times New Roman" w:hAnsi="Times New Roman"/>
-                <w:sz w:val="17"/>
-              </w:rPr>
-              <w:t>[96]</w:t>
-            </w:r>
-            <w:r>
-              <w:rPr>
-                <w:rFonts w:ascii="Times New Roman" w:hAnsi="Times New Roman"/>
-                <w:b w:val="0"/>
-                <w:i w:val="0"/>
-                <w:sz w:val="17"/>
-              </w:rPr>
-              <w:t xml:space="preserve">) </w:t>
+              <w:t>[98]</w:t>
+            </w:r>
+            <w:r>
+              <w:rPr>
+                <w:rFonts w:ascii="Times New Roman" w:hAnsi="Times New Roman"/>
+                <w:b w:val="0"/>
+                <w:i w:val="0"/>
+                <w:sz w:val="17"/>
+              </w:rPr>
+              <w:t xml:space="preserve">; LLM-based SOH estimation with uncertainty-aware field-vehicle control (field data; subset’s earliest LLM estimator; an earlier journal LLM estimator was missed by this review’s retrieval </w:t>
+            </w:r>
+            <w:r>
+              <w:rPr>
+                <w:rFonts w:ascii="Times New Roman" w:hAnsi="Times New Roman"/>
+                <w:sz w:val="17"/>
+              </w:rPr>
+              <w:t>[99]</w:t>
+            </w:r>
+            <w:r>
+              <w:rPr>
+                <w:rFonts w:ascii="Times New Roman" w:hAnsi="Times New Roman"/>
+                <w:b w:val="0"/>
+                <w:i w:val="0"/>
+                <w:sz w:val="17"/>
+              </w:rPr>
+              <w:t xml:space="preserve"> (Section 8.4)) </w:t>
             </w:r>
             <w:r>
               <w:rPr>
@@ -11906,7 +11954,7 @@
           <w:rFonts w:ascii="Times New Roman" w:hAnsi="Times New Roman"/>
           <w:sz w:val="20"/>
         </w:rPr>
-        <w:t>[90]</w:t>
+        <w:t>[93]</w:t>
       </w:r>
       <w:r>
         <w:rPr>
@@ -11922,7 +11970,7 @@
           <w:rFonts w:ascii="Times New Roman" w:hAnsi="Times New Roman"/>
           <w:sz w:val="20"/>
         </w:rPr>
-        <w:t>[97]</w:t>
+        <w:t>[100]</w:t>
       </w:r>
       <w:r>
         <w:rPr>
@@ -11938,7 +11986,7 @@
           <w:rFonts w:ascii="Times New Roman" w:hAnsi="Times New Roman"/>
           <w:sz w:val="20"/>
         </w:rPr>
-        <w:t>[91, 98]</w:t>
+        <w:t>[94, 101]</w:t>
       </w:r>
       <w:r>
         <w:rPr>
@@ -11954,7 +12002,7 @@
           <w:rFonts w:ascii="Times New Roman" w:hAnsi="Times New Roman"/>
           <w:sz w:val="20"/>
         </w:rPr>
-        <w:t>[99]</w:t>
+        <w:t>[102]</w:t>
       </w:r>
       <w:r>
         <w:rPr>
@@ -11970,7 +12018,7 @@
           <w:rFonts w:ascii="Times New Roman" w:hAnsi="Times New Roman"/>
           <w:sz w:val="20"/>
         </w:rPr>
-        <w:t>[100]</w:t>
+        <w:t>[103]</w:t>
       </w:r>
       <w:r>
         <w:rPr>
@@ -12085,7 +12133,7 @@
           <w:rFonts w:ascii="Times New Roman" w:hAnsi="Times New Roman"/>
           <w:sz w:val="20"/>
         </w:rPr>
-        <w:t>[91, 98]</w:t>
+        <w:t>[94, 101]</w:t>
       </w:r>
       <w:r>
         <w:rPr>
@@ -12119,7 +12167,7 @@
           <w:rFonts w:ascii="Times New Roman" w:hAnsi="Times New Roman"/>
           <w:sz w:val="20"/>
         </w:rPr>
-        <w:t>[100]</w:t>
+        <w:t>[103]</w:t>
       </w:r>
       <w:r>
         <w:rPr>
@@ -12166,7 +12214,7 @@
           <w:rFonts w:ascii="Times New Roman" w:hAnsi="Times New Roman"/>
           <w:sz w:val="20"/>
         </w:rPr>
-        <w:t>[92]</w:t>
+        <w:t>[95]</w:t>
       </w:r>
       <w:r>
         <w:rPr>
@@ -12182,7 +12230,7 @@
           <w:rFonts w:ascii="Times New Roman" w:hAnsi="Times New Roman"/>
           <w:sz w:val="20"/>
         </w:rPr>
-        <w:t>[101]</w:t>
+        <w:t>[104]</w:t>
       </w:r>
       <w:r>
         <w:rPr>
@@ -12198,7 +12246,7 @@
           <w:rFonts w:ascii="Times New Roman" w:hAnsi="Times New Roman"/>
           <w:sz w:val="20"/>
         </w:rPr>
-        <w:t>[102]</w:t>
+        <w:t>[105]</w:t>
       </w:r>
       <w:r>
         <w:rPr>
@@ -12214,7 +12262,7 @@
           <w:rFonts w:ascii="Times New Roman" w:hAnsi="Times New Roman"/>
           <w:sz w:val="20"/>
         </w:rPr>
-        <w:t>[103]</w:t>
+        <w:t>[106]</w:t>
       </w:r>
       <w:r>
         <w:rPr>
@@ -12230,7 +12278,7 @@
           <w:rFonts w:ascii="Times New Roman" w:hAnsi="Times New Roman"/>
           <w:sz w:val="20"/>
         </w:rPr>
-        <w:t>[93]</w:t>
+        <w:t>[96]</w:t>
       </w:r>
       <w:r>
         <w:rPr>
@@ -12246,7 +12294,7 @@
           <w:rFonts w:ascii="Times New Roman" w:hAnsi="Times New Roman"/>
           <w:sz w:val="20"/>
         </w:rPr>
-        <w:t>[104]</w:t>
+        <w:t>[107]</w:t>
       </w:r>
       <w:r>
         <w:rPr>
@@ -12262,7 +12310,7 @@
           <w:rFonts w:ascii="Times New Roman" w:hAnsi="Times New Roman"/>
           <w:sz w:val="20"/>
         </w:rPr>
-        <w:t>[94]</w:t>
+        <w:t>[97]</w:t>
       </w:r>
       <w:r>
         <w:rPr>
@@ -12309,7 +12357,7 @@
           <w:rFonts w:ascii="Times New Roman" w:hAnsi="Times New Roman"/>
           <w:sz w:val="20"/>
         </w:rPr>
-        <w:t>[104]</w:t>
+        <w:t>[107]</w:t>
       </w:r>
       <w:r>
         <w:rPr>
@@ -12381,14 +12429,14 @@
           <w:i w:val="0"/>
           <w:sz w:val="20"/>
         </w:rPr>
-        <w:t xml:space="preserve">Physics-informed and hybrid model–data learning is the corpus’s most consistently rising methodological theme (24 family-coded papers across all functions; 22 of them primary applications; the only family with a monotonically non-decreasing primary trajectory within the curated subset, Section 3.2). Beyond the prognostics applications of Section 5.4, physics-informed structures appear in state estimation </w:t>
-      </w:r>
-      <w:r>
-        <w:rPr>
-          <w:rFonts w:ascii="Times New Roman" w:hAnsi="Times New Roman"/>
-          <w:sz w:val="20"/>
-        </w:rPr>
-        <w:t>[10, 105]</w:t>
+        <w:t xml:space="preserve">Within the classified subset, physics-informed and hybrid model–data learning is the most consistently rising methodological theme (24 family-coded papers across all functions; 22 of them primary applications; the only family with a monotonically non-decreasing primary trajectory within the subset — a pattern the eligible pool’s query-theme tags do not mirror, Section 3.2). Beyond the prognostics applications of Section 5.4, physics-informed structures appear in state estimation </w:t>
+      </w:r>
+      <w:r>
+        <w:rPr>
+          <w:rFonts w:ascii="Times New Roman" w:hAnsi="Times New Roman"/>
+          <w:sz w:val="20"/>
+        </w:rPr>
+        <w:t>[10, 108]</w:t>
       </w:r>
       <w:r>
         <w:rPr>
@@ -12436,7 +12484,7 @@
           <w:rFonts w:ascii="Times New Roman" w:hAnsi="Times New Roman"/>
           <w:sz w:val="20"/>
         </w:rPr>
-        <w:t>[106]</w:t>
+        <w:t>[109]</w:t>
       </w:r>
       <w:r>
         <w:rPr>
@@ -12452,7 +12500,7 @@
           <w:rFonts w:ascii="Times New Roman" w:hAnsi="Times New Roman"/>
           <w:sz w:val="20"/>
         </w:rPr>
-        <w:t>[107]</w:t>
+        <w:t>[110]</w:t>
       </w:r>
       <w:r>
         <w:rPr>
@@ -12468,7 +12516,7 @@
           <w:rFonts w:ascii="Times New Roman" w:hAnsi="Times New Roman"/>
           <w:sz w:val="20"/>
         </w:rPr>
-        <w:t>[108]</w:t>
+        <w:t>[111]</w:t>
       </w:r>
       <w:r>
         <w:rPr>
@@ -12533,7 +12581,7 @@
           <w:rFonts w:ascii="Times New Roman" w:hAnsi="Times New Roman"/>
           <w:sz w:val="20"/>
         </w:rPr>
-        <w:t>[109]</w:t>
+        <w:t>[112]</w:t>
       </w:r>
       <w:r>
         <w:rPr>
@@ -12549,7 +12597,7 @@
           <w:rFonts w:ascii="Times New Roman" w:hAnsi="Times New Roman"/>
           <w:sz w:val="20"/>
         </w:rPr>
-        <w:t>[110]</w:t>
+        <w:t>[113]</w:t>
       </w:r>
       <w:r>
         <w:rPr>
@@ -12565,7 +12613,7 @@
           <w:rFonts w:ascii="Times New Roman" w:hAnsi="Times New Roman"/>
           <w:sz w:val="20"/>
         </w:rPr>
-        <w:t>[111]</w:t>
+        <w:t>[114]</w:t>
       </w:r>
       <w:r>
         <w:rPr>
@@ -12581,7 +12629,7 @@
           <w:rFonts w:ascii="Times New Roman" w:hAnsi="Times New Roman"/>
           <w:sz w:val="20"/>
         </w:rPr>
-        <w:t>[95]</w:t>
+        <w:t>[98]</w:t>
       </w:r>
       <w:r>
         <w:rPr>
@@ -12628,7 +12676,7 @@
           <w:rFonts w:ascii="Times New Roman" w:hAnsi="Times New Roman"/>
           <w:sz w:val="20"/>
         </w:rPr>
-        <w:t>[56]</w:t>
+        <w:t>[59]</w:t>
       </w:r>
       <w:r>
         <w:rPr>
@@ -12644,7 +12692,7 @@
           <w:rFonts w:ascii="Times New Roman" w:hAnsi="Times New Roman"/>
           <w:sz w:val="20"/>
         </w:rPr>
-        <w:t>[95]</w:t>
+        <w:t>[98]</w:t>
       </w:r>
       <w:r>
         <w:rPr>
@@ -12727,7 +12775,7 @@
           <w:rFonts w:ascii="Times New Roman" w:hAnsi="Times New Roman"/>
           <w:sz w:val="20"/>
         </w:rPr>
-        <w:t>[112]</w:t>
+        <w:t>[115]</w:t>
       </w:r>
       <w:r>
         <w:rPr>
@@ -12743,7 +12791,7 @@
           <w:rFonts w:ascii="Times New Roman" w:hAnsi="Times New Roman"/>
           <w:sz w:val="20"/>
         </w:rPr>
-        <w:t>[113]</w:t>
+        <w:t>[116]</w:t>
       </w:r>
       <w:r>
         <w:rPr>
@@ -12759,7 +12807,7 @@
           <w:rFonts w:ascii="Times New Roman" w:hAnsi="Times New Roman"/>
           <w:sz w:val="20"/>
         </w:rPr>
-        <w:t>[114]</w:t>
+        <w:t>[117]</w:t>
       </w:r>
       <w:r>
         <w:rPr>
@@ -12775,7 +12823,7 @@
           <w:rFonts w:ascii="Times New Roman" w:hAnsi="Times New Roman"/>
           <w:sz w:val="20"/>
         </w:rPr>
-        <w:t>[115]</w:t>
+        <w:t>[118]</w:t>
       </w:r>
       <w:r>
         <w:rPr>
@@ -12791,7 +12839,7 @@
           <w:rFonts w:ascii="Times New Roman" w:hAnsi="Times New Roman"/>
           <w:sz w:val="20"/>
         </w:rPr>
-        <w:t>[55]</w:t>
+        <w:t>[58]</w:t>
       </w:r>
       <w:r>
         <w:rPr>
@@ -12807,7 +12855,7 @@
           <w:rFonts w:ascii="Times New Roman" w:hAnsi="Times New Roman"/>
           <w:sz w:val="20"/>
         </w:rPr>
-        <w:t>[54, 116]</w:t>
+        <w:t>[57, 119]</w:t>
       </w:r>
       <w:r>
         <w:rPr>
@@ -12823,7 +12871,7 @@
           <w:rFonts w:ascii="Times New Roman" w:hAnsi="Times New Roman"/>
           <w:sz w:val="20"/>
         </w:rPr>
-        <w:t>[117]</w:t>
+        <w:t>[120]</w:t>
       </w:r>
       <w:r>
         <w:rPr>
@@ -12854,7 +12902,7 @@
           <w:rFonts w:ascii="Times New Roman" w:hAnsi="Times New Roman"/>
           <w:sz w:val="20"/>
         </w:rPr>
-        <w:t>[112]</w:t>
+        <w:t>[115]</w:t>
       </w:r>
       <w:r>
         <w:rPr>
@@ -12870,7 +12918,7 @@
           <w:rFonts w:ascii="Times New Roman" w:hAnsi="Times New Roman"/>
           <w:sz w:val="20"/>
         </w:rPr>
-        <w:t>[114]</w:t>
+        <w:t>[117]</w:t>
       </w:r>
       <w:r>
         <w:rPr>
@@ -12886,7 +12934,7 @@
           <w:rFonts w:ascii="Times New Roman" w:hAnsi="Times New Roman"/>
           <w:sz w:val="20"/>
         </w:rPr>
-        <w:t>[115]</w:t>
+        <w:t>[118]</w:t>
       </w:r>
       <w:r>
         <w:rPr>
@@ -12958,7 +13006,23 @@
           <w:i w:val="0"/>
           <w:sz w:val="20"/>
         </w:rPr>
-        <w:t>, is an LLM-based SOH estimator: it aligns resampled charging-current sequences with the LLM embedding space, injects battery degradation priors through prefix adaptation, and — most notably for safety — wraps the LLM in an uncertainty-aware module that estimates predictive uncertainty by Monte Carlo sampling and selectively substitutes a physics-consistent estimator when uncertainty is high. It is validated on one year of field data from 100 production vehicles on a vehicle-cloud platform, with an independent teardown and bench capacity calibration on an unseen vehicle model, and it remains robust in few-shot and zero-shot cross-vehicle evaluations. The published work therefore already spans both the orchestration seat and the estimator seat, and the estimator-seat study is instructive precisely because its authors treated hallucination risk as a design constraint: uncertainty-triggered fallback to a physics-consistent estimator is exactly the guardrail this review argues should be mandatory (Table 9). The appearance of both roles in mainstream energy journals in 2025–2026 marks a new phase: the management stack is beginning to absorb foundation-model components.</w:t>
+        <w:t xml:space="preserve">, is an LLM-based SOH estimator: it aligns resampled charging-current sequences with the LLM embedding space, injects battery degradation priors through prefix adaptation, and — most notably for safety — wraps the LLM in an uncertainty-aware module that estimates predictive uncertainty by Monte Carlo sampling and selectively substitutes a physics-consistent estimator when uncertainty is high. It is validated on one year of field data from 100 production vehicles on a vehicle-cloud platform, with an independent teardown and bench capacity calibration on an unseen vehicle model, and it remains robust in few-shot and zero-shot cross-vehicle evaluations. The published work therefore already spans both the orchestration seat and the estimator seat, and the estimator-seat study is instructive precisely because its authors treated hallucination risk as a design constraint: uncertainty-triggered fallback to a physics-consistent estimator is exactly the guardrail this review argues should be mandatory (Table 9). The appearance of both roles in mainstream energy journals in 2025–2026 marks a new phase: the management stack is beginning to absorb foundation-model components. Earliest-here claims are bounded by retrieval: a GPT-4-based health estimator by Poh et al. </w:t>
+      </w:r>
+      <w:r>
+        <w:rPr>
+          <w:rFonts w:ascii="Times New Roman" w:hAnsi="Times New Roman"/>
+          <w:sz w:val="20"/>
+        </w:rPr>
+        <w:t>[99]</w:t>
+      </w:r>
+      <w:r>
+        <w:rPr>
+          <w:rFonts w:ascii="Times New Roman" w:hAnsi="Times New Roman"/>
+          <w:b w:val="0"/>
+          <w:i w:val="0"/>
+          <w:sz w:val="20"/>
+        </w:rPr>
+        <w:t xml:space="preserve"> appeared in IEEE Transactions on Energy Conversion in 2025, predating both studies, and it appears nowhere in the released 1,550-record retrieval — a recall miss of the query design (Section 2.2), not a venue exclusion. Studies in this subset are therefore described as the earliest in the classified subset, not the first in the field.</w:t>
       </w:r>
     </w:p>
     <w:p>
@@ -12973,7 +13037,7 @@
           <w:i w:val="0"/>
           <w:sz w:val="20"/>
         </w:rPr>
-        <w:t xml:space="preserve">Because BMS software is safety-critical, this review argues for an explicit division of labor before that absorption goes further, and Table 9 makes it concrete. The table contrasts established practice for classical and deep learning estimators with what the corpus’s two LLM studies actually demonstrate, and states the guardrails this review regards as mandatory before any LLM component touches a safety-relevant path. The right-hand column is normative guidance proposed here, not claims about the published studies. The notable point is that the field’s first LLM estimator study </w:t>
+        <w:t xml:space="preserve">Because BMS software is safety-critical, this review argues for an explicit division of labor before that absorption goes further, and Table 9 makes it concrete. The table contrasts established practice for classical and deep learning estimators with what the corpus’s two LLM studies actually demonstrate, and states the guardrails this review regards as mandatory before any LLM component touches a safety-relevant path. The right-hand column is normative guidance proposed here, not claims about the published studies. The notable point is that the subset’s earliest LLM estimator study </w:t>
       </w:r>
       <w:r>
         <w:rPr>
@@ -13215,23 +13279,23 @@
                 <w:i w:val="0"/>
                 <w:sz w:val="17"/>
               </w:rPr>
-              <w:t xml:space="preserve"> is the earliest in the screened subset — LLM-based battery estimation exists earlier outside these venues </w:t>
-            </w:r>
-            <w:r>
-              <w:rPr>
-                <w:rFonts w:ascii="Times New Roman" w:hAnsi="Times New Roman"/>
-                <w:sz w:val="17"/>
-              </w:rPr>
-              <w:t>[96]</w:t>
-            </w:r>
-            <w:r>
-              <w:rPr>
-                <w:rFonts w:ascii="Times New Roman" w:hAnsi="Times New Roman"/>
-                <w:b w:val="0"/>
-                <w:i w:val="0"/>
-                <w:sz w:val="17"/>
-              </w:rPr>
-              <w:t xml:space="preserve"> — and must show calibrated intervals before any actuation-adjacent role</w:t>
+              <w:t xml:space="preserve"> is the earliest in the classified subset — an earlier journal-published LLM estimator, missed by this review’s retrieval, is </w:t>
+            </w:r>
+            <w:r>
+              <w:rPr>
+                <w:rFonts w:ascii="Times New Roman" w:hAnsi="Times New Roman"/>
+                <w:sz w:val="17"/>
+              </w:rPr>
+              <w:t>[99]</w:t>
+            </w:r>
+            <w:r>
+              <w:rPr>
+                <w:rFonts w:ascii="Times New Roman" w:hAnsi="Times New Roman"/>
+                <w:b w:val="0"/>
+                <w:i w:val="0"/>
+                <w:sz w:val="17"/>
+              </w:rPr>
+              <w:t xml:space="preserve"> (Section 8.4) — and must show calibrated intervals before any actuation-adjacent role</w:t>
             </w:r>
           </w:p>
         </w:tc>
@@ -13681,7 +13745,7 @@
           <w:rFonts w:ascii="Times New Roman" w:hAnsi="Times New Roman"/>
           <w:sz w:val="20"/>
         </w:rPr>
-        <w:t>[118]</w:t>
+        <w:t>[121]</w:t>
       </w:r>
       <w:r>
         <w:rPr>
@@ -13697,7 +13761,7 @@
           <w:rFonts w:ascii="Times New Roman" w:hAnsi="Times New Roman"/>
           <w:sz w:val="20"/>
         </w:rPr>
-        <w:t>[110]</w:t>
+        <w:t>[113]</w:t>
       </w:r>
       <w:r>
         <w:rPr>
@@ -13713,7 +13777,7 @@
           <w:rFonts w:ascii="Times New Roman" w:hAnsi="Times New Roman"/>
           <w:sz w:val="20"/>
         </w:rPr>
-        <w:t>[103]</w:t>
+        <w:t>[106]</w:t>
       </w:r>
       <w:r>
         <w:rPr>
@@ -13729,7 +13793,7 @@
           <w:rFonts w:ascii="Times New Roman" w:hAnsi="Times New Roman"/>
           <w:sz w:val="20"/>
         </w:rPr>
-        <w:t>[28]</w:t>
+        <w:t>[31]</w:t>
       </w:r>
       <w:r>
         <w:rPr>
@@ -13745,7 +13809,7 @@
           <w:rFonts w:ascii="Times New Roman" w:hAnsi="Times New Roman"/>
           <w:sz w:val="20"/>
         </w:rPr>
-        <w:t>[119]</w:t>
+        <w:t>[122]</w:t>
       </w:r>
       <w:r>
         <w:rPr>
@@ -13816,14 +13880,14 @@
           <w:i w:val="0"/>
           <w:sz w:val="20"/>
         </w:rPr>
-        <w:t xml:space="preserve">The corpus’s validation data are unambiguous: 17 of the 88 primary papers use within-cell splits or unsupervised k-folds, and only 8 of the 88 demonstrate their systems online or on real fleets. Until cross-cell, cross-temperature, and cross-protocol holdout protocols become reporting norms, published accuracy figures will keep overstating deployable performance. The most valuable near-term contribution the community can make is standardized transfer protocols — train-on-chemistry-A/test-on-chemistry-B, train-on-lab/test-on-fleet — reported alongside headline accuracy, as already practiced by the transfer-learning and general-framework studies </w:t>
-      </w:r>
-      <w:r>
-        <w:rPr>
-          <w:rFonts w:ascii="Times New Roman" w:hAnsi="Times New Roman"/>
-          <w:sz w:val="20"/>
-        </w:rPr>
-        <w:t>[80, 81]</w:t>
+        <w:t xml:space="preserve">The corpus’s validation data are unambiguous: 17 of the 88 primary papers use within-cell splits or unsupervised k-folds, and only 8 of the 88 demonstrate their systems online or on real fleets. Until cross-cell, cross-temperature, and cross-protocol holdout protocols become reporting norms, published accuracy figures will continue to carry a systematic risk of overstating deployable performance. The most valuable near-term contribution the community can make is standardized transfer protocols — train-on-chemistry-A/test-on-chemistry-B, train-on-lab/test-on-fleet — reported alongside headline accuracy, as already practiced by the transfer-learning and general-framework studies </w:t>
+      </w:r>
+      <w:r>
+        <w:rPr>
+          <w:rFonts w:ascii="Times New Roman" w:hAnsi="Times New Roman"/>
+          <w:sz w:val="20"/>
+        </w:rPr>
+        <w:t>[83, 84]</w:t>
       </w:r>
       <w:r>
         <w:rPr>
@@ -13885,7 +13949,7 @@
           <w:rFonts w:ascii="Times New Roman" w:hAnsi="Times New Roman"/>
           <w:sz w:val="20"/>
         </w:rPr>
-        <w:t>[61]</w:t>
+        <w:t>[64]</w:t>
       </w:r>
       <w:r>
         <w:rPr>
@@ -13916,7 +13980,7 @@
           <w:rFonts w:ascii="Times New Roman" w:hAnsi="Times New Roman"/>
           <w:sz w:val="20"/>
         </w:rPr>
-        <w:t>[71, 82]</w:t>
+        <w:t>[74, 85]</w:t>
       </w:r>
       <w:r>
         <w:rPr>
@@ -13963,7 +14027,7 @@
           <w:rFonts w:ascii="Times New Roman" w:hAnsi="Times New Roman"/>
           <w:sz w:val="20"/>
         </w:rPr>
-        <w:t>[71]</w:t>
+        <w:t>[74]</w:t>
       </w:r>
       <w:r>
         <w:rPr>
@@ -13979,7 +14043,7 @@
           <w:rFonts w:ascii="Times New Roman" w:hAnsi="Times New Roman"/>
           <w:sz w:val="20"/>
         </w:rPr>
-        <w:t>[82]</w:t>
+        <w:t>[85]</w:t>
       </w:r>
       <w:r>
         <w:rPr>
@@ -14042,7 +14106,7 @@
           <w:rFonts w:ascii="Times New Roman" w:hAnsi="Times New Roman"/>
           <w:sz w:val="20"/>
         </w:rPr>
-        <w:t>[95]</w:t>
+        <w:t>[98]</w:t>
       </w:r>
       <w:r>
         <w:rPr>
@@ -14058,7 +14122,7 @@
           <w:rFonts w:ascii="Times New Roman" w:hAnsi="Times New Roman"/>
           <w:sz w:val="20"/>
         </w:rPr>
-        <w:t>[109]</w:t>
+        <w:t>[112]</w:t>
       </w:r>
       <w:r>
         <w:rPr>
@@ -14074,7 +14138,7 @@
           <w:rFonts w:ascii="Times New Roman" w:hAnsi="Times New Roman"/>
           <w:sz w:val="20"/>
         </w:rPr>
-        <w:t>[56]</w:t>
+        <w:t>[59]</w:t>
       </w:r>
       <w:r>
         <w:rPr>
@@ -14098,7 +14162,103 @@
           <w:i w:val="0"/>
           <w:sz w:val="20"/>
         </w:rPr>
-        <w:t xml:space="preserve">The safety standards invoked in the introduction — UN GTR 20 (electric-vehicle safety; its Amendment 1 on thermal propagation, endorsed for WP.29 adoption in late 2026 at this review’s retrieval date, offers two compliance paths: a physical test, or a risk-management approach inspired by ISO 26262 and ISO 6469-1), GB 38031 (GB 38031-2020, in force through mid-2026, and the strengthened GB 38031-2025, effective July 2026, which replaces the fire/explosion-warning criterion with no-fire/no-explosion thermal-diffusion requirements and adds bottom-impact and fast-charge-cycle tests), ISO 26262:2018 (functional safety of road-vehicle E/E systems), ISO/PAS 8800:2024 (safety and artificial intelligence — the road-vehicle extension of ISO 26262 and ISO 21448 to learned components), and ISO 21448 (SOTIF) — do not prescribe estimation algorithms, but they define what a deployed estimator or controller must be able to evidence, and Table 10 translates the subset’s gaps into those terms. The mapping is this review’s synthesis at requirement level rather than clause level, and it is stated so that it can be checked against the standards texts themselves: the point is not legal advice but that a validation protocol reported in a paper corresponds, or does not, to evidence a safety case can use. The inference rule behind every ‘supports a standards argument’ statement in this section is explicit: a paper’s evidence can support such an argument only if it demonstrates performance on at least one held-out integration unit (a cross-cell holdout or stronger isolation protocol, Section 2.5) and reports the environment in which that evidence was obtained; by construction, within-cell and k-fold evidence cannot support the argument, because the safety case is about unseen cells and unseen duty. Three consequences stand out for automotive deployment. Within-cell and k-fold validation (17 primary papers) cannot support an ISO 26262 argument, because the safety case is about unseen cells and unseen duty and the protocol never tests an unseen unit; a standards argument must therefore be </w:t>
+        <w:t xml:space="preserve">The safety standards invoked in the introduction — UN GTR No. 20 on electric-vehicle safety (established in the UN Global Registry in 2018 </w:t>
+      </w:r>
+      <w:r>
+        <w:rPr>
+          <w:rFonts w:ascii="Times New Roman" w:hAnsi="Times New Roman"/>
+          <w:sz w:val="20"/>
+        </w:rPr>
+        <w:t>[28]</w:t>
+      </w:r>
+      <w:r>
+        <w:rPr>
+          <w:rFonts w:ascii="Times New Roman" w:hAnsi="Times New Roman"/>
+          <w:b w:val="0"/>
+          <w:i w:val="0"/>
+          <w:sz w:val="20"/>
+        </w:rPr>
+        <w:t xml:space="preserve">; its Amendment 1, adding thermal-propagation requirements with two compliance options — a physical propagation test or a documented risk-management approach — was proposed by the UNECE informal working group on electric vehicle safety as document EVS-30-C01/Rev.4 in September 2025 </w:t>
+      </w:r>
+      <w:r>
+        <w:rPr>
+          <w:rFonts w:ascii="Times New Roman" w:hAnsi="Times New Roman"/>
+          <w:sz w:val="20"/>
+        </w:rPr>
+        <w:t>[123]</w:t>
+      </w:r>
+      <w:r>
+        <w:rPr>
+          <w:rFonts w:ascii="Times New Roman" w:hAnsi="Times New Roman"/>
+          <w:b w:val="0"/>
+          <w:i w:val="0"/>
+          <w:sz w:val="20"/>
+        </w:rPr>
+        <w:t xml:space="preserve"> and stood, at this review’s September 2026 retrieval date, pending before WP.29 with adoption listed for its 17–20 November 2026 session), GB 38031 (GB 38031-2020, superseded for new type approvals by GB 38031-2025 from July 2026, with existing models transitioning through July 2027; GB 38031-2025 replaces the fire/explosion-warning criterion with no-fire/no-explosion thermal-diffusion requirements and adds bottom-impact and 300-cycle fast-charge safety tests </w:t>
+      </w:r>
+      <w:r>
+        <w:rPr>
+          <w:rFonts w:ascii="Times New Roman" w:hAnsi="Times New Roman"/>
+          <w:sz w:val="20"/>
+        </w:rPr>
+        <w:t>[29]</w:t>
+      </w:r>
+      <w:r>
+        <w:rPr>
+          <w:rFonts w:ascii="Times New Roman" w:hAnsi="Times New Roman"/>
+          <w:b w:val="0"/>
+          <w:i w:val="0"/>
+          <w:sz w:val="20"/>
+        </w:rPr>
+        <w:t xml:space="preserve">), ISO 26262:2018 (functional safety of road-vehicle E/E systems </w:t>
+      </w:r>
+      <w:r>
+        <w:rPr>
+          <w:rFonts w:ascii="Times New Roman" w:hAnsi="Times New Roman"/>
+          <w:sz w:val="20"/>
+        </w:rPr>
+        <w:t>[30]</w:t>
+      </w:r>
+      <w:r>
+        <w:rPr>
+          <w:rFonts w:ascii="Times New Roman" w:hAnsi="Times New Roman"/>
+          <w:b w:val="0"/>
+          <w:i w:val="0"/>
+          <w:sz w:val="20"/>
+        </w:rPr>
+        <w:t xml:space="preserve">), ISO/PAS 8800:2024 (safety and artificial intelligence — the road-vehicle extension of ISO 26262 and ISO 21448 to learned components </w:t>
+      </w:r>
+      <w:r>
+        <w:rPr>
+          <w:rFonts w:ascii="Times New Roman" w:hAnsi="Times New Roman"/>
+          <w:sz w:val="20"/>
+        </w:rPr>
+        <w:t>[124]</w:t>
+      </w:r>
+      <w:r>
+        <w:rPr>
+          <w:rFonts w:ascii="Times New Roman" w:hAnsi="Times New Roman"/>
+          <w:b w:val="0"/>
+          <w:i w:val="0"/>
+          <w:sz w:val="20"/>
+        </w:rPr>
+        <w:t xml:space="preserve">), and ISO 21448 (SOTIF </w:t>
+      </w:r>
+      <w:r>
+        <w:rPr>
+          <w:rFonts w:ascii="Times New Roman" w:hAnsi="Times New Roman"/>
+          <w:sz w:val="20"/>
+        </w:rPr>
+        <w:t>[125]</w:t>
+      </w:r>
+      <w:r>
+        <w:rPr>
+          <w:rFonts w:ascii="Times New Roman" w:hAnsi="Times New Roman"/>
+          <w:b w:val="0"/>
+          <w:i w:val="0"/>
+          <w:sz w:val="20"/>
+        </w:rPr>
+        <w:t xml:space="preserve">) — do not prescribe estimation algorithms, but they define what a deployed estimator or controller must be able to evidence, and Table 10 translates the subset’s gaps into those terms. The mapping is this review’s synthesis at requirement level rather than clause level, and it is stated so that it can be checked against the standards texts themselves: the point is not legal advice but that a validation protocol reported in a paper corresponds, or does not, to evidence a safety case can use. The inference rule behind every ‘supports a standards argument’ statement in this section is explicit: a paper’s evidence can support such an argument only if it demonstrates performance on at least one held-out integration unit (a cross-cell holdout or stronger isolation protocol, Section 2.5) and reports the environment in which that evidence was obtained; by construction, within-cell and k-fold evidence cannot support the argument, because the safety case is about unseen cells and unseen duty. Three consequences stand out for automotive deployment. Within-cell and k-fold validation (17 primary papers) cannot support an ISO 26262 argument, because the safety case is about unseen cells and unseen duty and the protocol never tests an unseen unit; a standards argument must therefore be </w:t>
       </w:r>
       <w:r>
         <w:rPr>
@@ -14150,7 +14310,7 @@
           <w:i w:val="0"/>
           <w:sz w:val="18"/>
         </w:rPr>
-        <w:t>Table 10 Mapping BMS functions to requirements in UN GTR 20 (Amendment 1 thermal-propagation provisions), GB 38031-2020/2025, ISO 26262:2018 with ISO/PAS 8800:2024, and ISO 21448 (SOTIF): what deployed ML components must be able to evidence. The mapping is this review’s synthesis at requirement level (not clause-level legal citation); the right-hand column gives the corresponding classified-subset primary-paper counts from Section 3.4.</w:t>
+        <w:t>Table 10 Mapping BMS functions to requirements in UN GTR 20 (Amendment 1 thermal-propagation provisions, EVS-30-C01/Rev.4), GB 38031-2020/2025, ISO 26262:2018 with ISO/PAS 8800:2024, and ISO 21448 (SOTIF): what deployed ML components must be able to evidence. The mapping is this review’s synthesis at requirement level (not clause-level legal citation); the right-hand column gives the corresponding classified-subset primary-paper counts from Section 3.4.</w:t>
       </w:r>
     </w:p>
     <w:tbl>
@@ -14267,7 +14427,28 @@
                 <w:i w:val="0"/>
                 <w:sz w:val="17"/>
               </w:rPr>
-              <w:t>ISO 26262:2018 treats estimation error that can enable overcharge/overdischarge as an E/E-system safety hazard to be handled through the safety lifecycle; ISO/PAS 8800:2024 extends this to learned elements (assurance argument over data, model, and known insufficiencies); UN GTR 20 / GB 38031-2025 treat overcharge as an abuse-protection requirement</w:t>
+              <w:t xml:space="preserve">ISO 26262:2018 treats estimation error that can enable overcharge/overdischarge as an E/E-system safety hazard to be handled through the safety lifecycle; ISO/PAS 8800:2024 extends this to learned elements (assurance argument over data, model, and known insufficiencies); UN GTR 20 / GB 38031-2025 treat overcharge as an abuse-protection requirement </w:t>
+            </w:r>
+            <w:r>
+              <w:rPr>
+                <w:rFonts w:ascii="Times New Roman" w:hAnsi="Times New Roman"/>
+                <w:sz w:val="17"/>
+              </w:rPr>
+              <w:t>[28]</w:t>
+            </w:r>
+            <w:r>
+              <w:rPr>
+                <w:rFonts w:ascii="Times New Roman" w:hAnsi="Times New Roman"/>
+                <w:sz w:val="17"/>
+              </w:rPr>
+              <w:t>[29]</w:t>
+            </w:r>
+            <w:r>
+              <w:rPr>
+                <w:rFonts w:ascii="Times New Roman" w:hAnsi="Times New Roman"/>
+                <w:sz w:val="17"/>
+              </w:rPr>
+              <w:t>[30]</w:t>
             </w:r>
           </w:p>
         </w:tc>
@@ -14326,7 +14507,23 @@
                 <w:i w:val="0"/>
                 <w:sz w:val="17"/>
               </w:rPr>
-              <w:t>Capacity and power fade margins underpin thermal-propagation early warning and end-of-service decisions; degradation assumptions must hold across chemistry, duty, and environment (ISO 26262 hazard analysis; ISO 21448 for performance limitations)</w:t>
+              <w:t xml:space="preserve">Capacity and power fade margins underpin thermal-propagation early warning and end-of-service decisions; degradation assumptions must hold across chemistry, duty, and environment (ISO 26262 hazard analysis; ISO 21448 for performance limitations </w:t>
+            </w:r>
+            <w:r>
+              <w:rPr>
+                <w:rFonts w:ascii="Times New Roman" w:hAnsi="Times New Roman"/>
+                <w:sz w:val="17"/>
+              </w:rPr>
+              <w:t>[125]</w:t>
+            </w:r>
+            <w:r>
+              <w:rPr>
+                <w:rFonts w:ascii="Times New Roman" w:hAnsi="Times New Roman"/>
+                <w:b w:val="0"/>
+                <w:i w:val="0"/>
+                <w:sz w:val="17"/>
+              </w:rPr>
+              <w:t>)</w:t>
             </w:r>
           </w:p>
         </w:tc>
@@ -14385,7 +14582,39 @@
                 <w:i w:val="0"/>
                 <w:sz w:val="17"/>
               </w:rPr>
-              <w:t>Thermal-propagation early warning must provide the escape window: GB 38031-2025 requires the warning signal but no fire/explosion beyond the triggered cell (superseding the GB 38031-2020 5-min criterion); the GTR 20 amendment proposes a ≥5-min advance warning before cabin hazards, via test or risk-management compliance path; coverage must be argued and audited (ISO/PAS 8800 assurance argument)</w:t>
+              <w:t xml:space="preserve">Thermal-propagation early warning must provide the escape window: GB 38031-2025 requires the warning signal but no fire/explosion beyond the triggered cell (superseding the GB 38031-2020 5-min criterion); the GTR 20 Amendment 1 proposal (EVS-30-C01/Rev.4) carries a ≥5-min advance-warning requirement before cabin hazards, with test or risk-management compliance options </w:t>
+            </w:r>
+            <w:r>
+              <w:rPr>
+                <w:rFonts w:ascii="Times New Roman" w:hAnsi="Times New Roman"/>
+                <w:sz w:val="17"/>
+              </w:rPr>
+              <w:t>[123]</w:t>
+            </w:r>
+            <w:r>
+              <w:rPr>
+                <w:rFonts w:ascii="Times New Roman" w:hAnsi="Times New Roman"/>
+                <w:b w:val="0"/>
+                <w:i w:val="0"/>
+                <w:sz w:val="17"/>
+              </w:rPr>
+              <w:t xml:space="preserve">; coverage must be argued and audited (ISO/PAS 8800 assurance argument </w:t>
+            </w:r>
+            <w:r>
+              <w:rPr>
+                <w:rFonts w:ascii="Times New Roman" w:hAnsi="Times New Roman"/>
+                <w:sz w:val="17"/>
+              </w:rPr>
+              <w:t>[124]</w:t>
+            </w:r>
+            <w:r>
+              <w:rPr>
+                <w:rFonts w:ascii="Times New Roman" w:hAnsi="Times New Roman"/>
+                <w:b w:val="0"/>
+                <w:i w:val="0"/>
+                <w:sz w:val="17"/>
+              </w:rPr>
+              <w:t>)</w:t>
             </w:r>
           </w:p>
         </w:tc>
@@ -14560,7 +14789,7 @@
           <w:i w:val="0"/>
           <w:sz w:val="20"/>
         </w:rPr>
-        <w:t xml:space="preserve">The corpus's first LLM-based management studies (2025-2026, and with LLM-based estimation prior art outside the screened venues) </w:t>
+        <w:t xml:space="preserve">The corpus's first LLM-based management studies (2025–2026, with LLM-based estimation prior art that this review’s retrieval missed — Section 8.4) </w:t>
       </w:r>
       <w:r>
         <w:rPr>
@@ -14630,7 +14859,7 @@
           <w:rFonts w:ascii="Times New Roman" w:hAnsi="Times New Roman"/>
           <w:sz w:val="20"/>
         </w:rPr>
-        <w:t>[28]</w:t>
+        <w:t>[31]</w:t>
       </w:r>
       <w:r>
         <w:rPr>
@@ -15174,7 +15403,7 @@
           <w:i w:val="0"/>
           <w:sz w:val="20"/>
         </w:rPr>
-        <w:t xml:space="preserve"> (240 studies across the EV powertrain, aggregating reported RMSE and R²); adjacent cross-functional surveys exist for degradation and estimation methods. This review is distinguished by what those studies do not attempt, and Table 12 states the comparison axis by axis: a two-tier corpus with record-level screening provenance (799 eligible records released in full, 103 classified in depth); a within-corpus measurement of validation-protocol strength across functions, with per-paper assignments released and method-family contrasts tested rather than asserted; a requirement-level mapping onto UN GTR 20, GB 38031, and ISO 26262; and a released, re-runnable analysis pipeline behind every count and figure. Where prior reviews ask </w:t>
+        <w:t xml:space="preserve"> (240 studies, included from 361 screened records, across the EV powertrain, aggregating reported RMSE and R²); adjacent cross-functional surveys exist for degradation and estimation methods. This review is distinguished by what those studies do not attempt, and Table 12 states the comparison axis by axis: a two-tier corpus with record-level screening provenance (799 eligible records released in full, 103 classified in depth); a within-corpus measurement of validation-protocol strength across functions, with per-paper assignments released and method-family contrasts tested rather than asserted; a requirement-level mapping onto UN GTR 20, GB 38031, and ISO 26262; and a released, re-runnable analysis pipeline behind every count and figure. Where prior reviews ask </w:t>
       </w:r>
       <w:r>
         <w:rPr>
@@ -15226,7 +15455,7 @@
           <w:i w:val="0"/>
           <w:sz w:val="18"/>
         </w:rPr>
-        <w:t>Table 12 Position relative to prior reviews. “Prasanna 2026” denotes the 2026 performance-centric ML review of EV powertrains with BMS and charging scope (240 studies, aggregated reported RMSE/R²). The function-specific and method-specific reviews named in Section 1.3 cover single functions or methods, so none of them addresses the axes below; the comparison is per axis, not per review. This review differs most in the validation measurement (within a curated subset), standards linkage, and released record-level artifacts.</w:t>
+        <w:t>Table 12 Position relative to prior reviews. “Prasanna 2026” denotes the 2026 performance-centric ML review of EV powertrains with BMS and charging scope (240 studies, included from 361 screened records; aggregated reported RMSE/R²). The function-specific and method-specific reviews named in Section 1.3 cover single functions or methods, so none of them, to our knowledge, addresses the axes below; the comparison is per axis, not per review. This review differs most in the validation measurement (within a curated subset), standards linkage, and released record-level artifacts.</w:t>
       </w:r>
     </w:p>
     <w:tbl>
@@ -15360,7 +15589,7 @@
                 <w:i w:val="0"/>
                 <w:sz w:val="17"/>
               </w:rPr>
-              <w:t>Fixed study lists without record-level selection provenance</w:t>
+              <w:t>Fixed study lists; no record-level selection provenance in the works we examined</w:t>
             </w:r>
           </w:p>
         </w:tc>
@@ -15419,7 +15648,7 @@
                 <w:i w:val="0"/>
                 <w:sz w:val="17"/>
               </w:rPr>
-              <w:t>Narrative remarks on data scarcity; protocol strength not quantified</w:t>
+              <w:t>Narrative remarks on data scarcity; protocol strength not quantified, to our knowledge</w:t>
             </w:r>
           </w:p>
         </w:tc>
@@ -15596,7 +15825,7 @@
                 <w:i w:val="0"/>
                 <w:sz w:val="17"/>
               </w:rPr>
-              <w:t>No released record-level dataset</w:t>
+              <w:t>No released record-level dataset that we could locate</w:t>
             </w:r>
           </w:p>
         </w:tc>
@@ -15679,7 +15908,7 @@
           <w:rFonts w:ascii="Times New Roman" w:hAnsi="Times New Roman"/>
           <w:sz w:val="20"/>
         </w:rPr>
-        <w:t>[61]</w:t>
+        <w:t>[64]</w:t>
       </w:r>
       <w:r>
         <w:rPr>
@@ -16711,7 +16940,7 @@
           <w:rFonts w:ascii="Times New Roman" w:hAnsi="Times New Roman"/>
           <w:sz w:val="18"/>
         </w:rPr>
-        <w:t>[61]</w:t>
+        <w:t>[64]</w:t>
       </w:r>
       <w:r>
         <w:rPr>
@@ -16743,7 +16972,7 @@
           <w:rFonts w:ascii="Times New Roman" w:hAnsi="Times New Roman"/>
           <w:sz w:val="18"/>
         </w:rPr>
-        <w:t>[12, 114]</w:t>
+        <w:t>[12, 117]</w:t>
       </w:r>
       <w:r>
         <w:rPr>
@@ -16759,7 +16988,7 @@
           <w:rFonts w:ascii="Times New Roman" w:hAnsi="Times New Roman"/>
           <w:sz w:val="18"/>
         </w:rPr>
-        <w:t>[84, 94]</w:t>
+        <w:t>[87, 97]</w:t>
       </w:r>
       <w:r>
         <w:rPr>
@@ -17632,7 +17861,7 @@
           <w:rFonts w:ascii="Times New Roman" w:hAnsi="Times New Roman"/>
           <w:sz w:val="18"/>
         </w:rPr>
-        <w:t>Hardy, J., Steggall, J., Hardy, P., “Rethinking lithium-ion battery management: Eliminating routine cell balancing enhances hazardous fault detection,” Journal of Energy Storage, vol. 63, 106931, 2023, doi: 10.1016/j.est.2023.106931.</w:t>
+        <w:t>United Nations Economic Commission for Europe, “Global technical regulation No. 20: Electric vehicle safety (EVS),” UN Global Registry, ECE/TRANS/180/Add.20, 2018. Established in the Global Registry on 13 June 2018. [Online]. Available: https://unece.org/transport/standards/transport/vehicle-regulations-wp29/global-technical-regulations-gtrs</w:t>
       </w:r>
     </w:p>
     <w:p>
@@ -17653,7 +17882,7 @@
           <w:rFonts w:ascii="Times New Roman" w:hAnsi="Times New Roman"/>
           <w:sz w:val="18"/>
         </w:rPr>
-        <w:t>Vidal, C., Kollmeyer, P., Chemali, E., Emadi, A., “Li-ion Battery State of Charge Estimation Using Long Short-Term Memory Recurrent Neural Network with Transfer Learning,” 2019 IEEE Transportation Electrification Conference and Expo (ITEC), 1-6, 2019, doi: 10.1109/itec.2019.8790543.</w:t>
+        <w:t>State Administration for Market Regulation, Standardization Administration of China, “Safety requirements for power batteries for electric vehicles,” GB 38031-2025, 2025. Published 28 March 2025; effective 1 July 2026 for new type approvals and 1 July 2027 for existing models; supersedes GB 38031-2020.</w:t>
       </w:r>
     </w:p>
     <w:p>
@@ -17674,7 +17903,7 @@
           <w:rFonts w:ascii="Times New Roman" w:hAnsi="Times New Roman"/>
           <w:sz w:val="18"/>
         </w:rPr>
-        <w:t>Gruosso, G., Gajani, G. S., Valladolid, J. D., Patino, D., Ruiz, F., “State of Charge Estimation of LiFePO4 Battery Used in Electric Vehicles Using Support Vector Regression, PCA and DP Battery Model,” 2019 IEEE Vehicle Power and Propulsion Conference (VPPC), 1-5, 2019, doi: 10.1109/vppc46532.2019.8952458.</w:t>
+        <w:t>International Organization for Standardization, “Road vehicles — Functional safety,” ISO 26262:2018, 2018.</w:t>
       </w:r>
     </w:p>
     <w:p>
@@ -17695,7 +17924,7 @@
           <w:rFonts w:ascii="Times New Roman" w:hAnsi="Times New Roman"/>
           <w:sz w:val="18"/>
         </w:rPr>
-        <w:t>Fan, C., Higgins, M. D., Widanage, W. D., “Real-Time State of Charge Estimation of Electrochemical Model for Lithium-Ion Battery,” 2019 IEEE Vehicle Power and Propulsion Conference (VPPC), 1-6, 2019, doi: 10.1109/vppc46532.2019.8952284.</w:t>
+        <w:t>Hardy, J., Steggall, J., Hardy, P., “Rethinking lithium-ion battery management: Eliminating routine cell balancing enhances hazardous fault detection,” Journal of Energy Storage, vol. 63, 106931, 2023, doi: 10.1016/j.est.2023.106931.</w:t>
       </w:r>
     </w:p>
     <w:p>
@@ -17716,7 +17945,7 @@
           <w:rFonts w:ascii="Times New Roman" w:hAnsi="Times New Roman"/>
           <w:sz w:val="18"/>
         </w:rPr>
-        <w:t>Su, J., Schneider, S., Yaz, E., Josse, F., “Online State of Charge Estimation of Lithium-ion Battery Cells: A Multiple Model Adaptive Estimation Approach,” 2021 American Control Conference (ACC), 4447-4452, 2021, doi: 10.23919/acc50511.2021.9482734.</w:t>
+        <w:t>Vidal, C., Kollmeyer, P., Chemali, E., Emadi, A., “Li-ion Battery State of Charge Estimation Using Long Short-Term Memory Recurrent Neural Network with Transfer Learning,” 2019 IEEE Transportation Electrification Conference and Expo (ITEC), 1-6, 2019, doi: 10.1109/itec.2019.8790543.</w:t>
       </w:r>
     </w:p>
     <w:p>
@@ -17737,7 +17966,7 @@
           <w:rFonts w:ascii="Times New Roman" w:hAnsi="Times New Roman"/>
           <w:sz w:val="18"/>
         </w:rPr>
-        <w:t>Monteiro, P., Araujo, R. E., Pinto, C., Matz, S., “Li-ion battery State-of-Charge estimation using computationally efficient neural network models,” 2021 IEEE Vehicle Power and Propulsion Conference (VPPC), 1-6, 2021, doi: 10.1109/vppc53923.2021.9699201.</w:t>
+        <w:t>Gruosso, G., Gajani, G. S., Valladolid, J. D., Patino, D., Ruiz, F., “State of Charge Estimation of LiFePO4 Battery Used in Electric Vehicles Using Support Vector Regression, PCA and DP Battery Model,” 2019 IEEE Vehicle Power and Propulsion Conference (VPPC), 1-5, 2019, doi: 10.1109/vppc46532.2019.8952458.</w:t>
       </w:r>
     </w:p>
     <w:p>
@@ -17758,7 +17987,7 @@
           <w:rFonts w:ascii="Times New Roman" w:hAnsi="Times New Roman"/>
           <w:sz w:val="18"/>
         </w:rPr>
-        <w:t>Bandara, T. T. A., Anton, J. A., Gonzalez, M., Anseana, D., Viera, J., “State of Health Estimation using Machine Learning for Li-ion battery on Electric Vehicles,” 2021 IEEE Vehicle Power and Propulsion Conference (VPPC), 1-4, 2021, doi: 10.1109/vppc53923.2021.9699273.</w:t>
+        <w:t>Fan, C., Higgins, M. D., Widanage, W. D., “Real-Time State of Charge Estimation of Electrochemical Model for Lithium-Ion Battery,” 2019 IEEE Vehicle Power and Propulsion Conference (VPPC), 1-6, 2019, doi: 10.1109/vppc46532.2019.8952284.</w:t>
       </w:r>
     </w:p>
     <w:p>
@@ -17779,7 +18008,7 @@
           <w:rFonts w:ascii="Times New Roman" w:hAnsi="Times New Roman"/>
           <w:sz w:val="18"/>
         </w:rPr>
-        <w:t>Natella, D., Vasca, F., “Battery State of Health Estimation via Reinforcement Learning,” 2021 European Control Conference (ECC), 1657-1662, 2021, doi: 10.23919/ecc54610.2021.9655199.</w:t>
+        <w:t>Su, J., Schneider, S., Yaz, E., Josse, F., “Online State of Charge Estimation of Lithium-ion Battery Cells: A Multiple Model Adaptive Estimation Approach,” 2021 American Control Conference (ACC), 4447-4452, 2021, doi: 10.23919/acc50511.2021.9482734.</w:t>
       </w:r>
     </w:p>
     <w:p>
@@ -17800,7 +18029,7 @@
           <w:rFonts w:ascii="Times New Roman" w:hAnsi="Times New Roman"/>
           <w:sz w:val="18"/>
         </w:rPr>
-        <w:t>Li, P., Cheng, Y., Shan, K., Fang, Y., “State-of-health estimation of lithium-ion battery based on feature transfer learning,” 2022 34th Chinese Control and Decision Conference (CCDC), 889-894, 2022, doi: 10.1109/ccdc55256.2022.10033695.</w:t>
+        <w:t>Monteiro, P., Araujo, R. E., Pinto, C., Matz, S., “Li-ion battery State-of-Charge estimation using computationally efficient neural network models,” 2021 IEEE Vehicle Power and Propulsion Conference (VPPC), 1-6, 2021, doi: 10.1109/vppc53923.2021.9699201.</w:t>
       </w:r>
     </w:p>
     <w:p>
@@ -17821,7 +18050,7 @@
           <w:rFonts w:ascii="Times New Roman" w:hAnsi="Times New Roman"/>
           <w:sz w:val="18"/>
         </w:rPr>
-        <w:t>Benlamine, K., Mesbahi, T., “Machine Learning Applied to Battery Prognostics based on Advanced State of Health Estimation,” 2022 IEEE Vehicle Power and Propulsion Conference (VPPC), 1-6, 2022, doi: 10.1109/vppc55846.2022.10003444.</w:t>
+        <w:t>Bandara, T. T. A., Anton, J. A., Gonzalez, M., Anseana, D., Viera, J., “State of Health Estimation using Machine Learning for Li-ion battery on Electric Vehicles,” 2021 IEEE Vehicle Power and Propulsion Conference (VPPC), 1-4, 2021, doi: 10.1109/vppc53923.2021.9699273.</w:t>
       </w:r>
     </w:p>
     <w:p>
@@ -17842,7 +18071,7 @@
           <w:rFonts w:ascii="Times New Roman" w:hAnsi="Times New Roman"/>
           <w:sz w:val="18"/>
         </w:rPr>
-        <w:t>Duque, J., Kollmeyer, P. J., Naguib, M., Emadi, A., “Battery Dual Extended Kalman Filter State of Charge and Health Estimation Strategy for Traction Applications,” 2022 IEEE Transportation Electrification Conference &amp; Expo (ITEC), 975-980, 2022, doi: 10.1109/itec53557.2022.9813961.</w:t>
+        <w:t>Natella, D., Vasca, F., “Battery State of Health Estimation via Reinforcement Learning,” 2021 European Control Conference (ECC), 1657-1662, 2021, doi: 10.23919/ecc54610.2021.9655199.</w:t>
       </w:r>
     </w:p>
     <w:p>
@@ -17863,7 +18092,7 @@
           <w:rFonts w:ascii="Times New Roman" w:hAnsi="Times New Roman"/>
           <w:sz w:val="18"/>
         </w:rPr>
-        <w:t>Bhaskar, K., Kumar, A., Bunce, J., Pressman, J., Burkell, N., Miller, N., et al., “State of Charge and State of Health estimation in large lithium-ion battery packs,” 2023 American Control Conference (ACC), 3075-3080, 2023, doi: 10.23919/acc55779.2023.10156326.</w:t>
+        <w:t>Li, P., Cheng, Y., Shan, K., Fang, Y., “State-of-health estimation of lithium-ion battery based on feature transfer learning,” 2022 34th Chinese Control and Decision Conference (CCDC), 889-894, 2022, doi: 10.1109/ccdc55256.2022.10033695.</w:t>
       </w:r>
     </w:p>
     <w:p>
@@ -17884,7 +18113,7 @@
           <w:rFonts w:ascii="Times New Roman" w:hAnsi="Times New Roman"/>
           <w:sz w:val="18"/>
         </w:rPr>
-        <w:t>Zhuge, Y., Yang, H., Wang, H., “Overview of Machine Learning-Enabled Battery State Estimation Methods,” 2023 IEEE Applied Power Electronics Conference and Exposition (APEC), 3028-3035, 2023, doi: 10.1109/apec43580.2023.10131605.</w:t>
+        <w:t>Benlamine, K., Mesbahi, T., “Machine Learning Applied to Battery Prognostics based on Advanced State of Health Estimation,” 2022 IEEE Vehicle Power and Propulsion Conference (VPPC), 1-6, 2022, doi: 10.1109/vppc55846.2022.10003444.</w:t>
       </w:r>
     </w:p>
     <w:p>
@@ -17905,7 +18134,7 @@
           <w:rFonts w:ascii="Times New Roman" w:hAnsi="Times New Roman"/>
           <w:sz w:val="18"/>
         </w:rPr>
-        <w:t>Chen, J., Kollmeyer, P., Chiang, F., Emadi, A., “Lithium-ion Battery State-of-Health Estimation via Histogram Data, Principal Component Analysis, and Machine Learning,” 2023 IEEE Transportation Electrification Conference &amp; Expo (ITEC), 1-6, 2023, doi: 10.1109/itec55900.2023.10187012.</w:t>
+        <w:t>Duque, J., Kollmeyer, P. J., Naguib, M., Emadi, A., “Battery Dual Extended Kalman Filter State of Charge and Health Estimation Strategy for Traction Applications,” 2022 IEEE Transportation Electrification Conference &amp; Expo (ITEC), 975-980, 2022, doi: 10.1109/itec53557.2022.9813961.</w:t>
       </w:r>
     </w:p>
     <w:p>
@@ -17926,7 +18155,7 @@
           <w:rFonts w:ascii="Times New Roman" w:hAnsi="Times New Roman"/>
           <w:sz w:val="18"/>
         </w:rPr>
-        <w:t>Jiang, S., Shi, J., Borah, M., Moura, S., “Weaknesses and Improvements of the Extended Kalman Filter for Battery State-of-Charge and State-of-Health Estimation,” 2024 American Control Conference (ACC), 1441-1448, 2024, doi: 10.23919/acc60939.2024.10644628.</w:t>
+        <w:t>Bhaskar, K., Kumar, A., Bunce, J., Pressman, J., Burkell, N., Miller, N., et al., “State of Charge and State of Health estimation in large lithium-ion battery packs,” 2023 American Control Conference (ACC), 3075-3080, 2023, doi: 10.23919/acc55779.2023.10156326.</w:t>
       </w:r>
     </w:p>
     <w:p>
@@ -17947,7 +18176,7 @@
           <w:rFonts w:ascii="Times New Roman" w:hAnsi="Times New Roman"/>
           <w:sz w:val="18"/>
         </w:rPr>
-        <w:t>Deng, Z., Hu, X., Lin, X., Che, Y., Xu, L., Guo, W., “Data-driven state of charge estimation for lithium-ion battery packs based on Gaussian process regression,” Energy, vol. 205, 118000, 2020, doi: 10.1016/j.energy.2020.118000.</w:t>
+        <w:t>Zhuge, Y., Yang, H., Wang, H., “Overview of Machine Learning-Enabled Battery State Estimation Methods,” 2023 IEEE Applied Power Electronics Conference and Exposition (APEC), 3028-3035, 2023, doi: 10.1109/apec43580.2023.10131605.</w:t>
       </w:r>
     </w:p>
     <w:p>
@@ -17968,7 +18197,7 @@
           <w:rFonts w:ascii="Times New Roman" w:hAnsi="Times New Roman"/>
           <w:sz w:val="18"/>
         </w:rPr>
-        <w:t>Chandran, V., Patil, C. K., Karthick, A., Ganeshaperumal, D., Rahim, R., Ghosh, A., “State of Charge Estimation of Lithium-Ion Battery for Electric Vehicles Using Machine Learning Algorithms,” World Electric Vehicle Journal, vol. 12, 38, 2021, doi: 10.3390/wevj12010038.</w:t>
+        <w:t>Chen, J., Kollmeyer, P., Chiang, F., Emadi, A., “Lithium-ion Battery State-of-Health Estimation via Histogram Data, Principal Component Analysis, and Machine Learning,” 2023 IEEE Transportation Electrification Conference &amp; Expo (ITEC), 1-6, 2023, doi: 10.1109/itec55900.2023.10187012.</w:t>
       </w:r>
     </w:p>
     <w:p>
@@ -17989,7 +18218,7 @@
           <w:rFonts w:ascii="Times New Roman" w:hAnsi="Times New Roman"/>
           <w:sz w:val="18"/>
         </w:rPr>
-        <w:t>Ragone, M., Yurkiv, V., Ramasubramanian, A., Kashir, B., Mashayek, F., “Data driven estimation of electric vehicle battery state-of-charge informed by automotive simulations and multi-physics modeling,” Journal of Power Sources, vol. 483, 229108, 2021, doi: 10.1016/j.jpowsour.2020.229108.</w:t>
+        <w:t>Jiang, S., Shi, J., Borah, M., Moura, S., “Weaknesses and Improvements of the Extended Kalman Filter for Battery State-of-Charge and State-of-Health Estimation,” 2024 American Control Conference (ACC), 1441-1448, 2024, doi: 10.23919/acc60939.2024.10644628.</w:t>
       </w:r>
     </w:p>
     <w:p>
@@ -18010,7 +18239,7 @@
           <w:rFonts w:ascii="Times New Roman" w:hAnsi="Times New Roman"/>
           <w:sz w:val="18"/>
         </w:rPr>
-        <w:t>Ren, X., Liu, S., Yu, X., Dong, X., “A method for state-of-charge estimation of lithium-ion batteries based on PSO-LSTM,” Energy, vol. 234, 121236, 2021, doi: 10.1016/j.energy.2021.121236.</w:t>
+        <w:t>Deng, Z., Hu, X., Lin, X., Che, Y., Xu, L., Guo, W., “Data-driven state of charge estimation for lithium-ion battery packs based on Gaussian process regression,” Energy, vol. 205, 118000, 2020, doi: 10.1016/j.energy.2020.118000.</w:t>
       </w:r>
     </w:p>
     <w:p>
@@ -18031,7 +18260,7 @@
           <w:rFonts w:ascii="Times New Roman" w:hAnsi="Times New Roman"/>
           <w:sz w:val="18"/>
         </w:rPr>
-        <w:t>Khan, M. K., Houran, M. A., Kauhaniemi, K., Zafar, M. H., Mansoor, M., Rashid, S., “Efficient state of charge estimation of lithium-ion batteries in electric vehicles using evolutionary intelligence-assisted GLA–CNN–Bi-LSTM deep learning model,” Heliyon, vol. 10, e35183, 2024, doi: 10.1016/j.heliyon.2024.e35183.</w:t>
+        <w:t>Chandran, V., Patil, C. K., Karthick, A., Ganeshaperumal, D., Rahim, R., Ghosh, A., “State of Charge Estimation of Lithium-Ion Battery for Electric Vehicles Using Machine Learning Algorithms,” World Electric Vehicle Journal, vol. 12, 38, 2021, doi: 10.3390/wevj12010038.</w:t>
       </w:r>
     </w:p>
     <w:p>
@@ -18052,7 +18281,7 @@
           <w:rFonts w:ascii="Times New Roman" w:hAnsi="Times New Roman"/>
           <w:sz w:val="18"/>
         </w:rPr>
-        <w:t>Naguib, M., Kollmeyer, P., Emadi, A., “Lithium-Ion Battery Pack Robust State of Charge Estimation, Cell Inconsistency, and Balancing: Review,” IEEE Access, vol. 9, 50570-50582, 2021, doi: 10.1109/access.2021.3068776.</w:t>
+        <w:t>Ragone, M., Yurkiv, V., Ramasubramanian, A., Kashir, B., Mashayek, F., “Data driven estimation of electric vehicle battery state-of-charge informed by automotive simulations and multi-physics modeling,” Journal of Power Sources, vol. 483, 229108, 2021, doi: 10.1016/j.jpowsour.2020.229108.</w:t>
       </w:r>
     </w:p>
     <w:p>
@@ -18073,7 +18302,7 @@
           <w:rFonts w:ascii="Times New Roman" w:hAnsi="Times New Roman"/>
           <w:sz w:val="18"/>
         </w:rPr>
-        <w:t>Zou, M., Wang, J., Yan, D., Li, Y., Tang, X., “Novel state of charge estimation method of containerized Lithium–Ion battery energy storage system based on deep learning,” Journal of Power Sources, vol. 624, 235609, 2024, doi: 10.1016/j.jpowsour.2024.235609.</w:t>
+        <w:t>Ren, X., Liu, S., Yu, X., Dong, X., “A method for state-of-charge estimation of lithium-ion batteries based on PSO-LSTM,” Energy, vol. 234, 121236, 2021, doi: 10.1016/j.energy.2021.121236.</w:t>
       </w:r>
     </w:p>
     <w:p>
@@ -18094,7 +18323,7 @@
           <w:rFonts w:ascii="Times New Roman" w:hAnsi="Times New Roman"/>
           <w:sz w:val="18"/>
         </w:rPr>
-        <w:t>Tian, J., Xiong, R., Shen, W., Lu, J., Sun, F., “Flexible battery state of health and state of charge estimation using partial charging data and deep learning,” Energy Storage Materials, vol. 51, 372-381, 2022, doi: 10.1016/j.ensm.2022.06.053.</w:t>
+        <w:t>Khan, M. K., Houran, M. A., Kauhaniemi, K., Zafar, M. H., Mansoor, M., Rashid, S., “Efficient state of charge estimation of lithium-ion batteries in electric vehicles using evolutionary intelligence-assisted GLA–CNN–Bi-LSTM deep learning model,” Heliyon, vol. 10, e35183, 2024, doi: 10.1016/j.heliyon.2024.e35183.</w:t>
       </w:r>
     </w:p>
     <w:p>
@@ -18115,7 +18344,7 @@
           <w:rFonts w:ascii="Times New Roman" w:hAnsi="Times New Roman"/>
           <w:sz w:val="18"/>
         </w:rPr>
-        <w:t>Arandhakar, S., Nakka, J., “State of charge estimation of lithium ion battery for electric vehicle using cutting edge machine learning algorithms: A review,” Journal of Energy Storage, vol. 103, 114281, 2024, doi: 10.1016/j.est.2024.114281.</w:t>
+        <w:t>Naguib, M., Kollmeyer, P., Emadi, A., “Lithium-Ion Battery Pack Robust State of Charge Estimation, Cell Inconsistency, and Balancing: Review,” IEEE Access, vol. 9, 50570-50582, 2021, doi: 10.1109/access.2021.3068776.</w:t>
       </w:r>
     </w:p>
     <w:p>
@@ -18136,7 +18365,7 @@
           <w:rFonts w:ascii="Times New Roman" w:hAnsi="Times New Roman"/>
           <w:sz w:val="18"/>
         </w:rPr>
-        <w:t>Khan, U., Kirmani, S., Rafat, Y., Rehman, M. U., Alam, M. S., “Improved deep learning based state of charge estimation of lithium ion battery for electrified transportation,” Journal of Energy Storage, vol. 91, 111877, 2024, doi: 10.1016/j.est.2024.111877.</w:t>
+        <w:t>Zou, M., Wang, J., Yan, D., Li, Y., Tang, X., “Novel state of charge estimation method of containerized Lithium–Ion battery energy storage system based on deep learning,” Journal of Power Sources, vol. 624, 235609, 2024, doi: 10.1016/j.jpowsour.2024.235609.</w:t>
       </w:r>
     </w:p>
     <w:p>
@@ -18157,7 +18386,7 @@
           <w:rFonts w:ascii="Times New Roman" w:hAnsi="Times New Roman"/>
           <w:sz w:val="18"/>
         </w:rPr>
-        <w:t>Wang, J., Zuo, Z., Wei, Y., Jia, Y., Chen, B., Li, Y., et al., “State of charge estimation of lithium-ion battery based on GA-LSTM and improved IAKF,” Applied Energy, vol. 368, 123508, 2024, doi: 10.1016/j.apenergy.2024.123508.</w:t>
+        <w:t>Tian, J., Xiong, R., Shen, W., Lu, J., Sun, F., “Flexible battery state of health and state of charge estimation using partial charging data and deep learning,” Energy Storage Materials, vol. 51, 372-381, 2022, doi: 10.1016/j.ensm.2022.06.053.</w:t>
       </w:r>
     </w:p>
     <w:p>
@@ -18178,7 +18407,7 @@
           <w:rFonts w:ascii="Times New Roman" w:hAnsi="Times New Roman"/>
           <w:sz w:val="18"/>
         </w:rPr>
-        <w:t>Buchicchio, E., De Angelis, A., Santoni, F., Carbone, P., Bianconi, F., Smeraldi, F., “Battery SOC estimation from EIS data based on machine learning and equivalent circuit model,” Energy, vol. 283, 128461, 2023, doi: 10.1016/j.energy.2023.128461.</w:t>
+        <w:t>Arandhakar, S., Nakka, J., “State of charge estimation of lithium ion battery for electric vehicle using cutting edge machine learning algorithms: A review,” Journal of Energy Storage, vol. 103, 114281, 2024, doi: 10.1016/j.est.2024.114281.</w:t>
       </w:r>
     </w:p>
     <w:p>
@@ -18199,7 +18428,7 @@
           <w:rFonts w:ascii="Times New Roman" w:hAnsi="Times New Roman"/>
           <w:sz w:val="18"/>
         </w:rPr>
-        <w:t>Galiounas, E., Tranter, T. G., Owen, R. E., Robinson, J. B., Shearing, P. R., Brett, D. J., “Battery state-of-charge estimation using machine learning analysis of ultrasonic signatures,” Energy and AI, vol. 10, 100188, 2022, doi: 10.1016/j.egyai.2022.100188.</w:t>
+        <w:t>Khan, U., Kirmani, S., Rafat, Y., Rehman, M. U., Alam, M. S., “Improved deep learning based state of charge estimation of lithium ion battery for electrified transportation,” Journal of Energy Storage, vol. 91, 111877, 2024, doi: 10.1016/j.est.2024.111877.</w:t>
       </w:r>
     </w:p>
     <w:p>
@@ -18220,7 +18449,7 @@
           <w:rFonts w:ascii="Times New Roman" w:hAnsi="Times New Roman"/>
           <w:sz w:val="18"/>
         </w:rPr>
-        <w:t>Li, X., Yuan, C., Li, X., Wang, Z., “State of health estimation for Li-Ion battery using incremental capacity analysis and Gaussian process regression,” Energy, vol. 190, 116467, 2020, doi: 10.1016/j.energy.2019.116467.</w:t>
+        <w:t>Wang, J., Zuo, Z., Wei, Y., Jia, Y., Chen, B., Li, Y., et al., “State of charge estimation of lithium-ion battery based on GA-LSTM and improved IAKF,” Applied Energy, vol. 368, 123508, 2024, doi: 10.1016/j.apenergy.2024.123508.</w:t>
       </w:r>
     </w:p>
     <w:p>
@@ -18241,7 +18470,7 @@
           <w:rFonts w:ascii="Times New Roman" w:hAnsi="Times New Roman"/>
           <w:sz w:val="18"/>
         </w:rPr>
-        <w:t>Wang, Z., Yuan, C., Li, X., “Lithium Battery State-of-Health Estimation via Differential Thermal Voltammetry With Gaussian Process Regression,” IEEE Transactions on Transportation Electrification, vol. 7, 16-25, 2021, doi: 10.1109/tte.2020.3028784.</w:t>
+        <w:t>Buchicchio, E., De Angelis, A., Santoni, F., Carbone, P., Bianconi, F., Smeraldi, F., “Battery SOC estimation from EIS data based on machine learning and equivalent circuit model,” Energy, vol. 283, 128461, 2023, doi: 10.1016/j.energy.2023.128461.</w:t>
       </w:r>
     </w:p>
     <w:p>
@@ -18262,7 +18491,7 @@
           <w:rFonts w:ascii="Times New Roman" w:hAnsi="Times New Roman"/>
           <w:sz w:val="18"/>
         </w:rPr>
-        <w:t>Tagade, P., Hariharan, K. S., Ramachandran, S., Khandelwal, A., Naha, A., Kolake, S. M., et al., “Deep Gaussian process regression for lithium-ion battery health prognosis and degradation mode diagnosis,” Journal of Power Sources, vol. 445, 227281, 2020, doi: 10.1016/j.jpowsour.2019.227281.</w:t>
+        <w:t>Galiounas, E., Tranter, T. G., Owen, R. E., Robinson, J. B., Shearing, P. R., Brett, D. J., “Battery state-of-charge estimation using machine learning analysis of ultrasonic signatures,” Energy and AI, vol. 10, 100188, 2022, doi: 10.1016/j.egyai.2022.100188.</w:t>
       </w:r>
     </w:p>
     <w:p>
@@ -18283,7 +18512,7 @@
           <w:rFonts w:ascii="Times New Roman" w:hAnsi="Times New Roman"/>
           <w:sz w:val="18"/>
         </w:rPr>
-        <w:t>Deng, Z., Hu, X., Li, P., Lin, X., Bian, X., “Data-Driven Battery State of Health Estimation Based on Random Partial Charging Data,” IEEE Transactions on Power Electronics, vol. 37, 5021-5031, 2022, doi: 10.1109/tpel.2021.3134701.</w:t>
+        <w:t>Li, X., Yuan, C., Li, X., Wang, Z., “State of health estimation for Li-Ion battery using incremental capacity analysis and Gaussian process regression,” Energy, vol. 190, 116467, 2020, doi: 10.1016/j.energy.2019.116467.</w:t>
       </w:r>
     </w:p>
     <w:p>
@@ -18304,7 +18533,7 @@
           <w:rFonts w:ascii="Times New Roman" w:hAnsi="Times New Roman"/>
           <w:sz w:val="18"/>
         </w:rPr>
-        <w:t>Zheng, K., Meng, J., Yang, Z., Zhou, F., Yang, K., Song, Z., “Refined lithium-ion battery state of health estimation with charging segment adjustment,” Applied Energy, vol. 375, 124077, 2024, doi: 10.1016/j.apenergy.2024.124077.</w:t>
+        <w:t>Wang, Z., Yuan, C., Li, X., “Lithium Battery State-of-Health Estimation via Differential Thermal Voltammetry With Gaussian Process Regression,” IEEE Transactions on Transportation Electrification, vol. 7, 16-25, 2021, doi: 10.1109/tte.2020.3028784.</w:t>
       </w:r>
     </w:p>
     <w:p>
@@ -18325,7 +18554,7 @@
           <w:rFonts w:ascii="Times New Roman" w:hAnsi="Times New Roman"/>
           <w:sz w:val="18"/>
         </w:rPr>
-        <w:t>Roman, D., Saxena, S., Robu, V., Pecht, M., Flynn, D., “Machine learning pipeline for battery state-of-health estimation,” Nature Machine Intelligence, vol. 3, 447-456, 2021, doi: 10.1038/s42256-021-00312-3.</w:t>
+        <w:t>Tagade, P., Hariharan, K. S., Ramachandran, S., Khandelwal, A., Naha, A., Kolake, S. M., et al., “Deep Gaussian process regression for lithium-ion battery health prognosis and degradation mode diagnosis,” Journal of Power Sources, vol. 445, 227281, 2020, doi: 10.1016/j.jpowsour.2019.227281.</w:t>
       </w:r>
     </w:p>
     <w:p>
@@ -18346,7 +18575,7 @@
           <w:rFonts w:ascii="Times New Roman" w:hAnsi="Times New Roman"/>
           <w:sz w:val="18"/>
         </w:rPr>
-        <w:t>Zhao, J., Qu, X., Li, Y., Nan, J., Burke, A. F., “Real-time prediction of battery remaining useful life using hybrid-fusion deep neural networks,” Energy, vol. 328, 136618, 2025, doi: 10.1016/j.energy.2025.136618.</w:t>
+        <w:t>Deng, Z., Hu, X., Li, P., Lin, X., Bian, X., “Data-Driven Battery State of Health Estimation Based on Random Partial Charging Data,” IEEE Transactions on Power Electronics, vol. 37, 5021-5031, 2022, doi: 10.1109/tpel.2021.3134701.</w:t>
       </w:r>
     </w:p>
     <w:p>
@@ -18367,7 +18596,7 @@
           <w:rFonts w:ascii="Times New Roman" w:hAnsi="Times New Roman"/>
           <w:sz w:val="18"/>
         </w:rPr>
-        <w:t>Zhou, K. Q., Qin, Y., Yuen, C., “Graph neural network-based lithium-ion battery state of health estimation using partial discharging curve,” Journal of Energy Storage, vol. 100, 113502, 2024, doi: 10.1016/j.est.2024.113502.</w:t>
+        <w:t>Zheng, K., Meng, J., Yang, Z., Zhou, F., Yang, K., Song, Z., “Refined lithium-ion battery state of health estimation with charging segment adjustment,” Applied Energy, vol. 375, 124077, 2024, doi: 10.1016/j.apenergy.2024.124077.</w:t>
       </w:r>
     </w:p>
     <w:p>
@@ -18388,7 +18617,7 @@
           <w:rFonts w:ascii="Times New Roman" w:hAnsi="Times New Roman"/>
           <w:sz w:val="18"/>
         </w:rPr>
-        <w:t>Zhao, B., Zhang, W., Zhang, Y., Zhang, C., Zhang, C., Zhang, J., “Lithium-ion battery remaining useful life prediction based on interpretable deep learning and network parameter optimization,” Applied Energy, vol. 379, 124713, 2025, doi: 10.1016/j.apenergy.2024.124713.</w:t>
+        <w:t>Roman, D., Saxena, S., Robu, V., Pecht, M., Flynn, D., “Machine learning pipeline for battery state-of-health estimation,” Nature Machine Intelligence, vol. 3, 447-456, 2021, doi: 10.1038/s42256-021-00312-3.</w:t>
       </w:r>
     </w:p>
     <w:p>
@@ -18409,7 +18638,7 @@
           <w:rFonts w:ascii="Times New Roman" w:hAnsi="Times New Roman"/>
           <w:sz w:val="18"/>
         </w:rPr>
-        <w:t>Qiang, X., Liu, W., Lyu, Z., Ruan, H., Li, X., “A data-fusion-model method for state of health estimation of Li-ion battery packs based on partial charging curve,” Green Energy and Intelligent Transportation, vol. 3, 100169, 2024, doi: 10.1016/j.geits.2024.100169.</w:t>
+        <w:t>Zhao, J., Qu, X., Li, Y., Nan, J., Burke, A. F., “Real-time prediction of battery remaining useful life using hybrid-fusion deep neural networks,” Energy, vol. 328, 136618, 2025, doi: 10.1016/j.energy.2025.136618.</w:t>
       </w:r>
     </w:p>
     <w:p>
@@ -18430,7 +18659,7 @@
           <w:rFonts w:ascii="Times New Roman" w:hAnsi="Times New Roman"/>
           <w:sz w:val="18"/>
         </w:rPr>
-        <w:t>Lu, J., Xiong, R., Tian, J., Wang, C., Sun, F., “Deep learning to estimate lithium-ion battery state of health without additional degradation experiments,” Nature Communications, vol. 14, Art. no. 2760, 2023, doi: 10.1038/s41467-023-38458-w.</w:t>
+        <w:t>Zhou, K. Q., Qin, Y., Yuen, C., “Graph neural network-based lithium-ion battery state of health estimation using partial discharging curve,” Journal of Energy Storage, vol. 100, 113502, 2024, doi: 10.1016/j.est.2024.113502.</w:t>
       </w:r>
     </w:p>
     <w:p>
@@ -18451,7 +18680,7 @@
           <w:rFonts w:ascii="Times New Roman" w:hAnsi="Times New Roman"/>
           <w:sz w:val="18"/>
         </w:rPr>
-        <w:t>Yang, Y., “A machine-learning prediction method of lithium-ion battery life based on charge process for different applications,” Applied Energy, vol. 292, 116897, 2021, doi: 10.1016/j.apenergy.2021.116897.</w:t>
+        <w:t>Zhao, B., Zhang, W., Zhang, Y., Zhang, C., Zhang, C., Zhang, J., “Lithium-ion battery remaining useful life prediction based on interpretable deep learning and network parameter optimization,” Applied Energy, vol. 379, 124713, 2025, doi: 10.1016/j.apenergy.2024.124713.</w:t>
       </w:r>
     </w:p>
     <w:p>
@@ -18472,7 +18701,7 @@
           <w:rFonts w:ascii="Times New Roman" w:hAnsi="Times New Roman"/>
           <w:sz w:val="18"/>
         </w:rPr>
-        <w:t>Fei, Z., Yang, F., Tsui, K. L., Li, L., Zhang, Z., “Early prediction of battery lifetime via a machine learning based framework,” Energy, vol. 225, 120205, 2021, doi: 10.1016/j.energy.2021.120205.</w:t>
+        <w:t>Qiang, X., Liu, W., Lyu, Z., Ruan, H., Li, X., “A data-fusion-model method for state of health estimation of Li-ion battery packs based on partial charging curve,” Green Energy and Intelligent Transportation, vol. 3, 100169, 2024, doi: 10.1016/j.geits.2024.100169.</w:t>
       </w:r>
     </w:p>
     <w:p>
@@ -18493,7 +18722,7 @@
           <w:rFonts w:ascii="Times New Roman" w:hAnsi="Times New Roman"/>
           <w:sz w:val="18"/>
         </w:rPr>
-        <w:t>Tong, Z., Miao, J., Tong, S., Lu, Y., “Early prediction of remaining useful life for Lithium-ion batteries based on a hybrid machine learning method,” Journal of Cleaner Production, vol. 317, 128265, 2021, doi: 10.1016/j.jclepro.2021.128265.</w:t>
+        <w:t>Lu, J., Xiong, R., Tian, J., Wang, C., Sun, F., “Deep learning to estimate lithium-ion battery state of health without additional degradation experiments,” Nature Communications, vol. 14, Art. no. 2760, 2023, doi: 10.1038/s41467-023-38458-w.</w:t>
       </w:r>
     </w:p>
     <w:p>
@@ -18514,7 +18743,7 @@
           <w:rFonts w:ascii="Times New Roman" w:hAnsi="Times New Roman"/>
           <w:sz w:val="18"/>
         </w:rPr>
-        <w:t>Si, Q., Matsuda, S., Yamaji, Y., Momma, T., Tateyama, Y., “Data‐Driven Cycle Life Prediction of Lithium Metal‐Based Rechargeable Battery Based on Discharge/Charge Capacity and Relaxation Features,” Advanced Science, vol. 11, Art. no. 2402608, 2024, doi: 10.1002/advs.202402608.</w:t>
+        <w:t>Yang, Y., “A machine-learning prediction method of lithium-ion battery life based on charge process for different applications,” Applied Energy, vol. 292, 116897, 2021, doi: 10.1016/j.apenergy.2021.116897.</w:t>
       </w:r>
     </w:p>
     <w:p>
@@ -18535,7 +18764,7 @@
           <w:rFonts w:ascii="Times New Roman" w:hAnsi="Times New Roman"/>
           <w:sz w:val="18"/>
         </w:rPr>
-        <w:t>Zhao, S., Zhang, C., Wang, Y., “Lithium-ion battery capacity and remaining useful life prediction using board learning system and long short-term memory neural network,” Journal of Energy Storage, vol. 52, 104901, 2022, doi: 10.1016/j.est.2022.104901.</w:t>
+        <w:t>Fei, Z., Yang, F., Tsui, K. L., Li, L., Zhang, Z., “Early prediction of battery lifetime via a machine learning based framework,” Energy, vol. 225, 120205, 2021, doi: 10.1016/j.energy.2021.120205.</w:t>
       </w:r>
     </w:p>
     <w:p>
@@ -18556,7 +18785,7 @@
           <w:rFonts w:ascii="Times New Roman" w:hAnsi="Times New Roman"/>
           <w:sz w:val="18"/>
         </w:rPr>
-        <w:t>Shi, J., Rivera, A., Wu, D., “Battery health management using physics-informed machine learning: Online degradation modeling and remaining useful life prediction,” Mechanical Systems and Signal Processing, vol. 179, 109347, 2022, doi: 10.1016/j.ymssp.2022.109347.</w:t>
+        <w:t>Tong, Z., Miao, J., Tong, S., Lu, Y., “Early prediction of remaining useful life for Lithium-ion batteries based on a hybrid machine learning method,” Journal of Cleaner Production, vol. 317, 128265, 2021, doi: 10.1016/j.jclepro.2021.128265.</w:t>
       </w:r>
     </w:p>
     <w:p>
@@ -18577,7 +18806,7 @@
           <w:rFonts w:ascii="Times New Roman" w:hAnsi="Times New Roman"/>
           <w:sz w:val="18"/>
         </w:rPr>
-        <w:t>Salem, N. M., Mohamed, A., “Physics-informed hybrid reinforcement learning for estimating lithium-ion battery state of health,” Scientific Reports, vol. 15, Art. no. 43819, 2025, doi: 10.1038/s41598-025-30602-4.</w:t>
+        <w:t>Si, Q., Matsuda, S., Yamaji, Y., Momma, T., Tateyama, Y., “Data‐Driven Cycle Life Prediction of Lithium Metal‐Based Rechargeable Battery Based on Discharge/Charge Capacity and Relaxation Features,” Advanced Science, vol. 11, Art. no. 2402608, 2024, doi: 10.1002/advs.202402608.</w:t>
       </w:r>
     </w:p>
     <w:p>
@@ -18598,7 +18827,7 @@
           <w:rFonts w:ascii="Times New Roman" w:hAnsi="Times New Roman"/>
           <w:sz w:val="18"/>
         </w:rPr>
-        <w:t>Wang, S., Zhou, R., Ren, Y., Liu, H., Lin, Y., Lian, C., “A generalizable physics-informed neural network for lithium-ion battery SOH estimation utilizing partial charging segments,” Journal of Energy Chemistry, vol. 112, 977-986, 2026, doi: 10.1016/j.jechem.2025.08.093.</w:t>
+        <w:t>Zhao, S., Zhang, C., Wang, Y., “Lithium-ion battery capacity and remaining useful life prediction using board learning system and long short-term memory neural network,” Journal of Energy Storage, vol. 52, 104901, 2022, doi: 10.1016/j.est.2022.104901.</w:t>
       </w:r>
     </w:p>
     <w:p>
@@ -18619,7 +18848,7 @@
           <w:rFonts w:ascii="Times New Roman" w:hAnsi="Times New Roman"/>
           <w:sz w:val="18"/>
         </w:rPr>
-        <w:t>Gao, K., Li, Q., Hu, L., Huang, J., Li, H., Wu, Y., “Physical informed neural network for SOH estimation of lithium-ion battery with electrochemical mechanism,” Energy, vol. 342, 139753, 2026, doi: 10.1016/j.energy.2025.139753.</w:t>
+        <w:t>Shi, J., Rivera, A., Wu, D., “Battery health management using physics-informed machine learning: Online degradation modeling and remaining useful life prediction,” Mechanical Systems and Signal Processing, vol. 179, 109347, 2022, doi: 10.1016/j.ymssp.2022.109347.</w:t>
       </w:r>
     </w:p>
     <w:p>
@@ -18640,7 +18869,7 @@
           <w:rFonts w:ascii="Times New Roman" w:hAnsi="Times New Roman"/>
           <w:sz w:val="18"/>
         </w:rPr>
-        <w:t>Deng, W., Le, H., Nguyen, K. T., Gogu, C., Medjaher, K., Morio, J., et al., “A generic physics-informed machine learning framework for battery remaining useful life prediction using small early-stage lifecycle data,” Applied Energy, vol. 384, 125314, 2025, doi: 10.1016/j.apenergy.2025.125314.</w:t>
+        <w:t>Salem, N. M., Mohamed, A., “Physics-informed hybrid reinforcement learning for estimating lithium-ion battery state of health,” Scientific Reports, vol. 15, Art. no. 43819, 2025, doi: 10.1038/s41598-025-30602-4.</w:t>
       </w:r>
     </w:p>
     <w:p>
@@ -18661,7 +18890,7 @@
           <w:rFonts w:ascii="Times New Roman" w:hAnsi="Times New Roman"/>
           <w:sz w:val="18"/>
         </w:rPr>
-        <w:t>Qi, Y., Wang, J., Lu, H., Chu, H., Chen, D., Jin, J., “Remaining useful life prediction for lithium-ion battery based on hybrid machine learning with Wiener process,” Journal of Energy Storage, vol. 136, 118415, 2025, doi: 10.1016/j.est.2025.118415.</w:t>
+        <w:t>Wang, S., Zhou, R., Ren, Y., Liu, H., Lin, Y., Lian, C., “A generalizable physics-informed neural network for lithium-ion battery SOH estimation utilizing partial charging segments,” Journal of Energy Chemistry, vol. 112, 977-986, 2026, doi: 10.1016/j.jechem.2025.08.093.</w:t>
       </w:r>
     </w:p>
     <w:p>
@@ -18682,7 +18911,7 @@
           <w:rFonts w:ascii="Times New Roman" w:hAnsi="Times New Roman"/>
           <w:sz w:val="18"/>
         </w:rPr>
-        <w:t>Fan, Y., Lin, Z., Wang, F., Zhang, J., “A hybrid approach for lithium-ion battery remaining useful life prediction using signal decomposition and machine learning,” Scientific Reports, vol. 15, Art. no. 8161, 2025, doi: 10.1038/s41598-025-92262-8.</w:t>
+        <w:t>Gao, K., Li, Q., Hu, L., Huang, J., Li, H., Wu, Y., “Physical informed neural network for SOH estimation of lithium-ion battery with electrochemical mechanism,” Energy, vol. 342, 139753, 2026, doi: 10.1016/j.energy.2025.139753.</w:t>
       </w:r>
     </w:p>
     <w:p>
@@ -18703,7 +18932,7 @@
           <w:rFonts w:ascii="Times New Roman" w:hAnsi="Times New Roman"/>
           <w:sz w:val="18"/>
         </w:rPr>
-        <w:t>Zhao, J., Li, D., Li, Y., Shi, D., Nan, J., Burke, A. F., “Battery state of health estimation under fast charging via deep transfer learning,” iScience, vol. 28, 112235, 2025, doi: 10.1016/j.isci.2025.112235.</w:t>
+        <w:t>Deng, W., Le, H., Nguyen, K. T., Gogu, C., Medjaher, K., Morio, J., et al., “A generic physics-informed machine learning framework for battery remaining useful life prediction using small early-stage lifecycle data,” Applied Energy, vol. 384, 125314, 2025, doi: 10.1016/j.apenergy.2025.125314.</w:t>
       </w:r>
     </w:p>
     <w:p>
@@ -18724,7 +18953,7 @@
           <w:rFonts w:ascii="Times New Roman" w:hAnsi="Times New Roman"/>
           <w:sz w:val="18"/>
         </w:rPr>
-        <w:t>Lin, M., Hu, D., Meng, J., Wu, J., “Transfer Learning-Based Lithium-Ion Battery State of Health Estimation With Electrochemical Impedance Spectroscopy,” IEEE Transactions on Transportation Electrification, vol. 11, 7910-7920, 2025, doi: 10.1109/tte.2025.3533540.</w:t>
+        <w:t>Qi, Y., Wang, J., Lu, H., Chu, H., Chen, D., Jin, J., “Remaining useful life prediction for lithium-ion battery based on hybrid machine learning with Wiener process,” Journal of Energy Storage, vol. 136, 118415, 2025, doi: 10.1016/j.est.2025.118415.</w:t>
       </w:r>
     </w:p>
     <w:p>
@@ -18745,7 +18974,7 @@
           <w:rFonts w:ascii="Times New Roman" w:hAnsi="Times New Roman"/>
           <w:sz w:val="18"/>
         </w:rPr>
-        <w:t>Cao, Z., Gao, W., Fu, Y., Kurdkandi, N. V., Mi, C., “A general framework for lithium-ion battery state of health estimation: From laboratory tests to machine learning with transferability across domains,” Applied Energy, vol. 381, 125086, 2025, doi: 10.1016/j.apenergy.2024.125086.</w:t>
+        <w:t>Fan, Y., Lin, Z., Wang, F., Zhang, J., “A hybrid approach for lithium-ion battery remaining useful life prediction using signal decomposition and machine learning,” Scientific Reports, vol. 15, Art. no. 8161, 2025, doi: 10.1038/s41598-025-92262-8.</w:t>
       </w:r>
     </w:p>
     <w:p>
@@ -18766,7 +18995,7 @@
           <w:rFonts w:ascii="Times New Roman" w:hAnsi="Times New Roman"/>
           <w:sz w:val="18"/>
         </w:rPr>
-        <w:t>Sun, R., Chen, J., Piao, C., “Battery health features extraction and state of health estimation based on real-time online vehicle driving data,” Journal of Power Sources, vol. 645, 236784, 2025, doi: 10.1016/j.jpowsour.2025.236784.</w:t>
+        <w:t>Zhao, J., Li, D., Li, Y., Shi, D., Nan, J., Burke, A. F., “Battery state of health estimation under fast charging via deep transfer learning,” iScience, vol. 28, 112235, 2025, doi: 10.1016/j.isci.2025.112235.</w:t>
       </w:r>
     </w:p>
     <w:p>
@@ -18787,7 +19016,7 @@
           <w:rFonts w:ascii="Times New Roman" w:hAnsi="Times New Roman"/>
           <w:sz w:val="18"/>
         </w:rPr>
-        <w:t>Cheng, F., Liu, H., “Charging strategies optimization for lithium-ion battery: Heterogeneous ensemble surrogate model-assisted advanced multi-objective optimization algorithm,” Energy Conversion and Management, vol. 342, 120170, 2025, doi: 10.1016/j.enconman.2025.120170.</w:t>
+        <w:t>Lin, M., Hu, D., Meng, J., Wu, J., “Transfer Learning-Based Lithium-Ion Battery State of Health Estimation With Electrochemical Impedance Spectroscopy,” IEEE Transactions on Transportation Electrification, vol. 11, 7910-7920, 2025, doi: 10.1109/tte.2025.3533540.</w:t>
       </w:r>
     </w:p>
     <w:p>
@@ -18808,7 +19037,7 @@
           <w:rFonts w:ascii="Times New Roman" w:hAnsi="Times New Roman"/>
           <w:sz w:val="18"/>
         </w:rPr>
-        <w:t>Dong, G., Feng, Y., Lou, Y., Zhang, M., Wei, J., “Data-Driven Fast Charging Optimization for Lithium-Ion Battery Using Bayesian Optimization With Fast Convergence,” IEEE Transactions on Transportation Electrification, vol. 10, 4173-4183, 2024, doi: 10.1109/tte.2023.3311813.</w:t>
+        <w:t>Cao, Z., Gao, W., Fu, Y., Kurdkandi, N. V., Mi, C., “A general framework for lithium-ion battery state of health estimation: From laboratory tests to machine learning with transferability across domains,” Applied Energy, vol. 381, 125086, 2025, doi: 10.1016/j.apenergy.2024.125086.</w:t>
       </w:r>
     </w:p>
     <w:p>
@@ -18829,7 +19058,7 @@
           <w:rFonts w:ascii="Times New Roman" w:hAnsi="Times New Roman"/>
           <w:sz w:val="18"/>
         </w:rPr>
-        <w:t>Wei, Z., Yang, X., Li, Y., He, H., Li, W., Sauer, D. U., “Machine learning-based fast charging of lithium-ion battery by perceiving and regulating internal microscopic states,” Energy Storage Materials, vol. 56, 62-75, 2023, doi: 10.1016/j.ensm.2022.12.034.</w:t>
+        <w:t>Sun, R., Chen, J., Piao, C., “Battery health features extraction and state of health estimation based on real-time online vehicle driving data,” Journal of Power Sources, vol. 645, 236784, 2025, doi: 10.1016/j.jpowsour.2025.236784.</w:t>
       </w:r>
     </w:p>
     <w:p>
@@ -18850,7 +19079,7 @@
           <w:rFonts w:ascii="Times New Roman" w:hAnsi="Times New Roman"/>
           <w:sz w:val="18"/>
         </w:rPr>
-        <w:t>Li, Y., Li, K., Xie, Y., Liu, J., Fu, C., Liu, B., “Optimized charging of lithium-ion battery for electric vehicles: Adaptive multistage constant current–constant voltage charging strategy,” Renewable Energy, vol. 146, 2688-2699, 2020, doi: 10.1016/j.renene.2019.08.077.</w:t>
+        <w:t>Cheng, F., Liu, H., “Charging strategies optimization for lithium-ion battery: Heterogeneous ensemble surrogate model-assisted advanced multi-objective optimization algorithm,” Energy Conversion and Management, vol. 342, 120170, 2025, doi: 10.1016/j.enconman.2025.120170.</w:t>
       </w:r>
     </w:p>
     <w:p>
@@ -18871,7 +19100,7 @@
           <w:rFonts w:ascii="Times New Roman" w:hAnsi="Times New Roman"/>
           <w:sz w:val="18"/>
         </w:rPr>
-        <w:t>Fan, Z., Fu, Y., Liang, H., Gao, R., Liu, S., “A module-level charging optimization method of lithium-ion battery considering temperature gradient effect of liquid cooling and charging time,” Energy, vol. 265, 126331, 2023, doi: 10.1016/j.energy.2022.126331.</w:t>
+        <w:t>Dong, G., Feng, Y., Lou, Y., Zhang, M., Wei, J., “Data-Driven Fast Charging Optimization for Lithium-Ion Battery Using Bayesian Optimization With Fast Convergence,” IEEE Transactions on Transportation Electrification, vol. 10, 4173-4183, 2024, doi: 10.1109/tte.2023.3311813.</w:t>
       </w:r>
     </w:p>
     <w:p>
@@ -18892,7 +19121,7 @@
           <w:rFonts w:ascii="Times New Roman" w:hAnsi="Times New Roman"/>
           <w:sz w:val="18"/>
         </w:rPr>
-        <w:t>Heydarian Ardakani, A., Abdollahi, F., “A fast balance optimization approach for charging enhancement of lithium-ion battery packs through deep reinforcement learning,” Journal of Energy Storage, vol. 89, 111755, 2024, doi: 10.1016/j.est.2024.111755.</w:t>
+        <w:t>Wei, Z., Yang, X., Li, Y., He, H., Li, W., Sauer, D. U., “Machine learning-based fast charging of lithium-ion battery by perceiving and regulating internal microscopic states,” Energy Storage Materials, vol. 56, 62-75, 2023, doi: 10.1016/j.ensm.2022.12.034.</w:t>
       </w:r>
     </w:p>
     <w:p>
@@ -18913,7 +19142,7 @@
           <w:rFonts w:ascii="Times New Roman" w:hAnsi="Times New Roman"/>
           <w:sz w:val="18"/>
         </w:rPr>
-        <w:t>Duan, S., Xia, K., Li, J., Zhao, Z., Liu, H., “Optimization charging method of lithium-ion battery based on multi-objective BBO algorithm,” Journal of Energy Storage, vol. 91, 112046, 2024, doi: 10.1016/j.est.2024.112046.</w:t>
+        <w:t>Li, Y., Li, K., Xie, Y., Liu, J., Fu, C., Liu, B., “Optimized charging of lithium-ion battery for electric vehicles: Adaptive multistage constant current–constant voltage charging strategy,” Renewable Energy, vol. 146, 2688-2699, 2020, doi: 10.1016/j.renene.2019.08.077.</w:t>
       </w:r>
     </w:p>
     <w:p>
@@ -18934,7 +19163,7 @@
           <w:rFonts w:ascii="Times New Roman" w:hAnsi="Times New Roman"/>
           <w:sz w:val="18"/>
         </w:rPr>
-        <w:t>Wang, Y., Chen, X., Li, C., Yu, Y., Zhou, G., Wang, C., et al., “Temperature prediction of lithium-ion battery based on artificial neural network model,” Applied Thermal Engineering, vol. 228, 120482, 2023, doi: 10.1016/j.applthermaleng.2023.120482.</w:t>
+        <w:t>Fan, Z., Fu, Y., Liang, H., Gao, R., Liu, S., “A module-level charging optimization method of lithium-ion battery considering temperature gradient effect of liquid cooling and charging time,” Energy, vol. 265, 126331, 2023, doi: 10.1016/j.energy.2022.126331.</w:t>
       </w:r>
     </w:p>
     <w:p>
@@ -18955,7 +19184,7 @@
           <w:rFonts w:ascii="Times New Roman" w:hAnsi="Times New Roman"/>
           <w:sz w:val="18"/>
         </w:rPr>
-        <w:t>Zhou, X., Guo, W., Shi, X., She, C., Zheng, Z., Zhou, J., et al., “Machine learning assisted multi-objective design optimization for battery thermal management system,” Applied Thermal Engineering, vol. 253, 123826, 2024, doi: 10.1016/j.applthermaleng.2024.123826.</w:t>
+        <w:t>Heydarian Ardakani, A., Abdollahi, F., “A fast balance optimization approach for charging enhancement of lithium-ion battery packs through deep reinforcement learning,” Journal of Energy Storage, vol. 89, 111755, 2024, doi: 10.1016/j.est.2024.111755.</w:t>
       </w:r>
     </w:p>
     <w:p>
@@ -18976,7 +19205,7 @@
           <w:rFonts w:ascii="Times New Roman" w:hAnsi="Times New Roman"/>
           <w:sz w:val="18"/>
         </w:rPr>
-        <w:t>Yao, L., Fang, Z., Xiao, Y., Hou, J., Fu, Z., “An Intelligent Fault Diagnosis Method for Lithium Battery Systems Based on Grid Search Support Vector Machine,” Energy, vol. 214, 118866, 2021, doi: 10.1016/j.energy.2020.118866.</w:t>
+        <w:t>Duan, S., Xia, K., Li, J., Zhao, Z., Liu, H., “Optimization charging method of lithium-ion battery based on multi-objective BBO algorithm,” Journal of Energy Storage, vol. 91, 112046, 2024, doi: 10.1016/j.est.2024.112046.</w:t>
       </w:r>
     </w:p>
     <w:p>
@@ -18997,7 +19226,7 @@
           <w:rFonts w:ascii="Times New Roman" w:hAnsi="Times New Roman"/>
           <w:sz w:val="18"/>
         </w:rPr>
-        <w:t>Das Goswami, B. R., Abdisobbouhi, Y., Du, H., Mashayek, F., Kingston, T. A., Yurkiv, V., “Advancing battery safety: Integrating multiphysics and machine learning for thermal runaway prediction in lithium-ion battery module,” Journal of Power Sources, vol. 614, 235015, 2024, doi: 10.1016/j.jpowsour.2024.235015.</w:t>
+        <w:t>Wang, Y., Chen, X., Li, C., Yu, Y., Zhou, G., Wang, C., et al., “Temperature prediction of lithium-ion battery based on artificial neural network model,” Applied Thermal Engineering, vol. 228, 120482, 2023, doi: 10.1016/j.applthermaleng.2023.120482.</w:t>
       </w:r>
     </w:p>
     <w:p>
@@ -19018,7 +19247,7 @@
           <w:rFonts w:ascii="Times New Roman" w:hAnsi="Times New Roman"/>
           <w:sz w:val="18"/>
         </w:rPr>
-        <w:t>Dong, C., Sun, D., “Multi-source domain transfer learning with small sample learning for thermal runaway diagnosis of lithium-ion battery,” Applied Energy, vol. 365, 123248, 2024, doi: 10.1016/j.apenergy.2024.123248.</w:t>
+        <w:t>Zhou, X., Guo, W., Shi, X., She, C., Zheng, Z., Zhou, J., et al., “Machine learning assisted multi-objective design optimization for battery thermal management system,” Applied Thermal Engineering, vol. 253, 123826, 2024, doi: 10.1016/j.applthermaleng.2024.123826.</w:t>
       </w:r>
     </w:p>
     <w:p>
@@ -19039,7 +19268,7 @@
           <w:rFonts w:ascii="Times New Roman" w:hAnsi="Times New Roman"/>
           <w:sz w:val="18"/>
         </w:rPr>
-        <w:t>Rieger, L. H., Flores, E., Nielsen, K. F., Norby, P., Ayerbe, E., Winther, O., et al., “Uncertainty-aware and explainable machine learning for early prediction of battery degradation trajectory,” Digital Discovery, vol. 2, 112-122, 2023, doi: 10.1039/d2dd00067a.</w:t>
+        <w:t>Yao, L., Fang, Z., Xiao, Y., Hou, J., Fu, Z., “An Intelligent Fault Diagnosis Method for Lithium Battery Systems Based on Grid Search Support Vector Machine,” Energy, vol. 214, 118866, 2021, doi: 10.1016/j.energy.2020.118866.</w:t>
       </w:r>
     </w:p>
     <w:p>
@@ -19060,7 +19289,7 @@
           <w:rFonts w:ascii="Times New Roman" w:hAnsi="Times New Roman"/>
           <w:sz w:val="18"/>
         </w:rPr>
-        <w:t>Poh, W. Q. T., Xu, Y., Tan, R. T. P., “Data-Driven Estimation of Li-Ion Battery Health: Integrating GPT-4 With Distilled Lifelong Learning,” IEEE Transactions on Energy Conversion, vol. 40, 1682-1685, 2025, doi: 10.1109/tec.2025.3548400.</w:t>
+        <w:t>Das Goswami, B. R., Abdisobbouhi, Y., Du, H., Mashayek, F., Kingston, T. A., Yurkiv, V., “Advancing battery safety: Integrating multiphysics and machine learning for thermal runaway prediction in lithium-ion battery module,” Journal of Power Sources, vol. 614, 235015, 2024, doi: 10.1016/j.jpowsour.2024.235015.</w:t>
       </w:r>
     </w:p>
     <w:p>
@@ -19081,7 +19310,7 @@
           <w:rFonts w:ascii="Times New Roman" w:hAnsi="Times New Roman"/>
           <w:sz w:val="18"/>
         </w:rPr>
-        <w:t>Si, Y., Zhou, X., Wang, Y., Zhang, T., Xiao, Y., Liu, Y., “Internal temperature sensing for lithium-ion battery under ultrahigh-rate discharge conditions using physics-informed neural network,” Applied Energy, vol. 408, 127394, 2026, doi: 10.1016/j.apenergy.2026.127394.</w:t>
+        <w:t>Dong, C., Sun, D., “Multi-source domain transfer learning with small sample learning for thermal runaway diagnosis of lithium-ion battery,” Applied Energy, vol. 365, 123248, 2024, doi: 10.1016/j.apenergy.2024.123248.</w:t>
       </w:r>
     </w:p>
     <w:p>
@@ -19102,7 +19331,7 @@
           <w:rFonts w:ascii="Times New Roman" w:hAnsi="Times New Roman"/>
           <w:sz w:val="18"/>
         </w:rPr>
-        <w:t>Tang, X., Guo, Q., Li, M., Wei, C., Pan, Z., Wang, Y., “Performance analysis on liquid-cooled battery thermal management for electric vehicles based on machine learning,” Journal of Power Sources, vol. 494, 229727, 2021, doi: 10.1016/j.jpowsour.2021.229727.</w:t>
+        <w:t>Rieger, L. H., Flores, E., Nielsen, K. F., Norby, P., Ayerbe, E., Winther, O., et al., “Uncertainty-aware and explainable machine learning for early prediction of battery degradation trajectory,” Digital Discovery, vol. 2, 112-122, 2023, doi: 10.1039/d2dd00067a.</w:t>
       </w:r>
     </w:p>
     <w:p>
@@ -19123,7 +19352,7 @@
           <w:rFonts w:ascii="Times New Roman" w:hAnsi="Times New Roman"/>
           <w:sz w:val="18"/>
         </w:rPr>
-        <w:t>Chen, S., Zhang, G., Zhu, J., Feng, X., Wei, X., Ouyang, M., et al., “Multi-objective optimization design and experimental investigation for a parallel liquid cooling-based Lithium-ion battery module under fast charging,” Applied Thermal Engineering, vol. 211, 118503, 2022, doi: 10.1016/j.applthermaleng.2022.118503.</w:t>
+        <w:t>Poh, W. Q. T., Xu, Y., Tan, R. T. P., “Data-Driven Estimation of Li-Ion Battery Health: Integrating GPT-4 With Distilled Lifelong Learning,” IEEE Transactions on Energy Conversion, vol. 40, 1682-1685, 2025, doi: 10.1109/tec.2025.3548400.</w:t>
       </w:r>
     </w:p>
     <w:p>
@@ -19144,7 +19373,7 @@
           <w:rFonts w:ascii="Times New Roman" w:hAnsi="Times New Roman"/>
           <w:sz w:val="18"/>
         </w:rPr>
-        <w:t>Nam, K., Ahn, C., “Energy-Efficient Battery Thermal Management in Electric Vehicles Using Artificial-Neural-Network-Based Model Predictive Control,” World Electric Vehicle Journal, vol. 16, 279, 2025, doi: 10.3390/wevj16050279.</w:t>
+        <w:t>Si, Y., Zhou, X., Wang, Y., Zhang, T., Xiao, Y., Liu, Y., “Internal temperature sensing for lithium-ion battery under ultrahigh-rate discharge conditions using physics-informed neural network,” Applied Energy, vol. 408, 127394, 2026, doi: 10.1016/j.apenergy.2026.127394.</w:t>
       </w:r>
     </w:p>
     <w:p>
@@ -19165,7 +19394,7 @@
           <w:rFonts w:ascii="Times New Roman" w:hAnsi="Times New Roman"/>
           <w:sz w:val="18"/>
         </w:rPr>
-        <w:t>Zhang, C., Zhao, S., Yang, Z., He, Y., “A multi-fault diagnosis method for lithium-ion battery pack using curvilinear Manhattan distance evaluation and voltage difference analysis,” Journal of Energy Storage, vol. 67, 107575, 2023, doi: 10.1016/j.est.2023.107575.</w:t>
+        <w:t>Tang, X., Guo, Q., Li, M., Wei, C., Pan, Z., Wang, Y., “Performance analysis on liquid-cooled battery thermal management for electric vehicles based on machine learning,” Journal of Power Sources, vol. 494, 229727, 2021, doi: 10.1016/j.jpowsour.2021.229727.</w:t>
       </w:r>
     </w:p>
     <w:p>
@@ -19186,7 +19415,7 @@
           <w:rFonts w:ascii="Times New Roman" w:hAnsi="Times New Roman"/>
           <w:sz w:val="18"/>
         </w:rPr>
-        <w:t>Jia, Z., Wang, Z., Sun, Z., Sun, X., Liu, P., Ruzzenenti, F., “A multi-scenario data-driven approach for anomaly detection in electric vehicle battery systems,” eTransportation, vol. 24, 100418, 2025, doi: 10.1016/j.etran.2025.100418.</w:t>
+        <w:t>Chen, S., Zhang, G., Zhu, J., Feng, X., Wei, X., Ouyang, M., et al., “Multi-objective optimization design and experimental investigation for a parallel liquid cooling-based Lithium-ion battery module under fast charging,” Applied Thermal Engineering, vol. 211, 118503, 2022, doi: 10.1016/j.applthermaleng.2022.118503.</w:t>
       </w:r>
     </w:p>
     <w:p>
@@ -19207,7 +19436,7 @@
           <w:rFonts w:ascii="Times New Roman" w:hAnsi="Times New Roman"/>
           <w:sz w:val="18"/>
         </w:rPr>
-        <w:t>Huang, Y., Cai, H., Lai, X., Zheng, Y., Han, X., Ren, D., et al., “Deep learning-driven detection of lithium-plating-type defects for battery manufacturing via formation and capacity grading data,” Journal of Energy Chemistry, vol. 108, 536-549, 2025, doi: 10.1016/j.jechem.2025.04.025.</w:t>
+        <w:t>Nam, K., Ahn, C., “Energy-Efficient Battery Thermal Management in Electric Vehicles Using Artificial-Neural-Network-Based Model Predictive Control,” World Electric Vehicle Journal, vol. 16, 279, 2025, doi: 10.3390/wevj16050279.</w:t>
       </w:r>
     </w:p>
     <w:p>
@@ -19228,7 +19457,7 @@
           <w:rFonts w:ascii="Times New Roman" w:hAnsi="Times New Roman"/>
           <w:sz w:val="18"/>
         </w:rPr>
-        <w:t>Jeong, J., Kwak, E., Kim, J. h., Oh, K. Y., “Prediction of thermal runaway for a lithium-ion battery through multiphysics-informed DeepONet with virtual data,” eTransportation, vol. 21, 100337, 2024, doi: 10.1016/j.etran.2024.100337.</w:t>
+        <w:t>Zhang, C., Zhao, S., Yang, Z., He, Y., “A multi-fault diagnosis method for lithium-ion battery pack using curvilinear Manhattan distance evaluation and voltage difference analysis,” Journal of Energy Storage, vol. 67, 107575, 2023, doi: 10.1016/j.est.2023.107575.</w:t>
       </w:r>
     </w:p>
     <w:p>
@@ -19249,7 +19478,7 @@
           <w:rFonts w:ascii="Times New Roman" w:hAnsi="Times New Roman"/>
           <w:sz w:val="18"/>
         </w:rPr>
-        <w:t>He, L., Tian, A., Ding, T., Dong, K., Wang, Y., Gao, Y., et al., “Lithium-ion battery state estimation based on adaptive physics-informed neural network of electrochemical model,” Measurement, vol. 257, 118985, 2026, doi: 10.1016/j.measurement.2025.118985.</w:t>
+        <w:t>Jia, Z., Wang, Z., Sun, Z., Sun, X., Liu, P., Ruzzenenti, F., “A multi-scenario data-driven approach for anomaly detection in electric vehicle battery systems,” eTransportation, vol. 24, 100418, 2025, doi: 10.1016/j.etran.2025.100418.</w:t>
       </w:r>
     </w:p>
     <w:p>
@@ -19270,7 +19499,7 @@
           <w:rFonts w:ascii="Times New Roman" w:hAnsi="Times New Roman"/>
           <w:sz w:val="18"/>
         </w:rPr>
-        <w:t>Xu, Z., Guo, Y., Saleh, J. H., “A physics-informed dynamic deep autoencoder for accurate state-of-health prediction of lithium-ion battery,” Neural Computing and Applications, vol. 34, 15997-16017, 2022, doi: 10.1007/s00521-022-07291-5.</w:t>
+        <w:t>Huang, Y., Cai, H., Lai, X., Zheng, Y., Han, X., Ren, D., et al., “Deep learning-driven detection of lithium-plating-type defects for battery manufacturing via formation and capacity grading data,” Journal of Energy Chemistry, vol. 108, 536-549, 2025, doi: 10.1016/j.jechem.2025.04.025.</w:t>
       </w:r>
     </w:p>
     <w:p>
@@ -19291,7 +19520,7 @@
           <w:rFonts w:ascii="Times New Roman" w:hAnsi="Times New Roman"/>
           <w:sz w:val="18"/>
         </w:rPr>
-        <w:t>Lu, J., Xiong, R., Tian, J., Wang, C., Hsu, C. W., Tsou, N. T., et al., “Battery degradation prediction against uncertain future conditions with recurrent neural network enabled deep learning,” Energy Storage Materials, vol. 50, 139-151, 2022, doi: 10.1016/j.ensm.2022.05.007.</w:t>
+        <w:t>Jeong, J., Kwak, E., Kim, J. h., Oh, K. Y., “Prediction of thermal runaway for a lithium-ion battery through multiphysics-informed DeepONet with virtual data,” eTransportation, vol. 21, 100337, 2024, doi: 10.1016/j.etran.2024.100337.</w:t>
       </w:r>
     </w:p>
     <w:p>
@@ -19312,7 +19541,7 @@
           <w:rFonts w:ascii="Times New Roman" w:hAnsi="Times New Roman"/>
           <w:sz w:val="18"/>
         </w:rPr>
-        <w:t>Tao, J., Wang, S., Cao, W., Fernandez, C., Blaabjerg, F., “A Comprehensive Review of Multiple Physical and Data-Driven Model Fusion Methods for Accurate Lithium-Ion Battery Inner State Factor Estimation,” Batteries, vol. 10, 442, 2024, doi: 10.3390/batteries10120442.</w:t>
+        <w:t>He, L., Tian, A., Ding, T., Dong, K., Wang, Y., Gao, Y., et al., “Lithium-ion battery state estimation based on adaptive physics-informed neural network of electrochemical model,” Measurement, vol. 257, 118985, 2026, doi: 10.1016/j.measurement.2025.118985.</w:t>
       </w:r>
     </w:p>
     <w:p>
@@ -19333,7 +19562,7 @@
           <w:rFonts w:ascii="Times New Roman" w:hAnsi="Times New Roman"/>
           <w:sz w:val="18"/>
         </w:rPr>
-        <w:t>Wang, F., Zhao, Z., Zhai, Z., Shang, Z., Yan, R., Chen, X., “Explainability-driven model improvement for SOH estimation of lithium-ion battery,” Reliability Engineering &amp; System Safety, vol. 232, 109046, 2023, doi: 10.1016/j.ress.2022.109046.</w:t>
+        <w:t>Xu, Z., Guo, Y., Saleh, J. H., “A physics-informed dynamic deep autoencoder for accurate state-of-health prediction of lithium-ion battery,” Neural Computing and Applications, vol. 34, 15997-16017, 2022, doi: 10.1007/s00521-022-07291-5.</w:t>
       </w:r>
     </w:p>
     <w:p>
@@ -19354,7 +19583,7 @@
           <w:rFonts w:ascii="Times New Roman" w:hAnsi="Times New Roman"/>
           <w:sz w:val="18"/>
         </w:rPr>
-        <w:t>Liu, K., Niri, M. F., Apachitei, G., Lain, M., Greenwood, D., Marco, J., “Interpretable machine learning for battery capacities prediction and coating parameters analysis,” Control Engineering Practice, vol. 124, 105202, 2022, doi: 10.1016/j.conengprac.2022.105202.</w:t>
+        <w:t>Lu, J., Xiong, R., Tian, J., Wang, C., Hsu, C. W., Tsou, N. T., et al., “Battery degradation prediction against uncertain future conditions with recurrent neural network enabled deep learning,” Energy Storage Materials, vol. 50, 139-151, 2022, doi: 10.1016/j.ensm.2022.05.007.</w:t>
       </w:r>
     </w:p>
     <w:p>
@@ -19375,7 +19604,7 @@
           <w:rFonts w:ascii="Times New Roman" w:hAnsi="Times New Roman"/>
           <w:sz w:val="18"/>
         </w:rPr>
-        <w:t>Liu, X., Peng, H., Li, B., Chen, X., Li, Z., Huang, J., et al., “Untangling Degradation Chemistries of Lithium‐Sulfur Batteries Through Interpretable Hybrid Machine Learning,” Angewandte Chemie International Edition, vol. 61, Art. no. e202214037, 2022, doi: 10.1002/anie.202214037.</w:t>
+        <w:t>Tao, J., Wang, S., Cao, W., Fernandez, C., Blaabjerg, F., “A Comprehensive Review of Multiple Physical and Data-Driven Model Fusion Methods for Accurate Lithium-Ion Battery Inner State Factor Estimation,” Batteries, vol. 10, 442, 2024, doi: 10.3390/batteries10120442.</w:t>
       </w:r>
     </w:p>
     <w:p>
@@ -19396,7 +19625,7 @@
           <w:rFonts w:ascii="Times New Roman" w:hAnsi="Times New Roman"/>
           <w:sz w:val="18"/>
         </w:rPr>
-        <w:t>Eaty, N. D. K. M., Bagade, P., “Digital twin for electric vehicle battery management with incremental learning,” Expert Systems with Applications, vol. 229, 120444, 2023, doi: 10.1016/j.eswa.2023.120444.</w:t>
+        <w:t>Wang, F., Zhao, Z., Zhai, Z., Shang, Z., Yan, R., Chen, X., “Explainability-driven model improvement for SOH estimation of lithium-ion battery,” Reliability Engineering &amp; System Safety, vol. 232, 109046, 2023, doi: 10.1016/j.ress.2022.109046.</w:t>
       </w:r>
     </w:p>
     <w:p>
@@ -19417,7 +19646,7 @@
           <w:rFonts w:ascii="Times New Roman" w:hAnsi="Times New Roman"/>
           <w:sz w:val="18"/>
         </w:rPr>
-        <w:t>Yi, Y., Xia, C., Feng, C., Zhang, W., Fu, C., Qian, L., et al., “Digital twin-long short-term memory (LSTM) neural network based real-time temperature prediction and degradation model analysis for lithium-ion battery,” Journal of Energy Storage, vol. 64, 107203, 2023, doi: 10.1016/j.est.2023.107203.</w:t>
+        <w:t>Liu, K., Niri, M. F., Apachitei, G., Lain, M., Greenwood, D., Marco, J., “Interpretable machine learning for battery capacities prediction and coating parameters analysis,” Control Engineering Practice, vol. 124, 105202, 2022, doi: 10.1016/j.conengprac.2022.105202.</w:t>
       </w:r>
     </w:p>
     <w:p>
@@ -19438,7 +19667,7 @@
           <w:rFonts w:ascii="Times New Roman" w:hAnsi="Times New Roman"/>
           <w:sz w:val="18"/>
         </w:rPr>
-        <w:t>Zhang, Y., Zhao, M., “Cloud-based in-situ battery life prediction and classification using machine learning,” Energy Storage Materials, vol. 57, 346-359, 2023, doi: 10.1016/j.ensm.2023.02.035.</w:t>
+        <w:t>Liu, X., Peng, H., Li, B., Chen, X., Li, Z., Huang, J., et al., “Untangling Degradation Chemistries of Lithium‐Sulfur Batteries Through Interpretable Hybrid Machine Learning,” Angewandte Chemie International Edition, vol. 61, Art. no. e202214037, 2022, doi: 10.1002/anie.202214037.</w:t>
       </w:r>
     </w:p>
     <w:p>
@@ -19459,7 +19688,7 @@
           <w:rFonts w:ascii="Times New Roman" w:hAnsi="Times New Roman"/>
           <w:sz w:val="18"/>
         </w:rPr>
-        <w:t>Faraji-Niri, M., Rashid, M., Sansom, J., Sheikh, M., Widanage, D., Marco, J., “Accelerated state of health estimation of second life lithium-ion batteries via electrochemical impedance spectroscopy tests and machine learning techniques,” Journal of Energy Storage, vol. 58, 106295, 2023, doi: 10.1016/j.est.2022.106295.</w:t>
+        <w:t>Eaty, N. D. K. M., Bagade, P., “Digital twin for electric vehicle battery management with incremental learning,” Expert Systems with Applications, vol. 229, 120444, 2023, doi: 10.1016/j.eswa.2023.120444.</w:t>
       </w:r>
     </w:p>
     <w:p>
@@ -19480,7 +19709,7 @@
           <w:rFonts w:ascii="Times New Roman" w:hAnsi="Times New Roman"/>
           <w:sz w:val="18"/>
         </w:rPr>
-        <w:t>Zhang, Y., Tang, Q., Zhang, Y., Wang, J., Stimming, U., Lee, A. A., “Identifying degradation patterns of lithium ion batteries from impedance spectroscopy using machine learning,” Nature Communications, vol. 11, Art. no. 1706, 2020, doi: 10.1038/s41467-020-15235-7.</w:t>
+        <w:t>Yi, Y., Xia, C., Feng, C., Zhang, W., Fu, C., Qian, L., et al., “Digital twin-long short-term memory (LSTM) neural network based real-time temperature prediction and degradation model analysis for lithium-ion battery,” Journal of Energy Storage, vol. 64, 107203, 2023, doi: 10.1016/j.est.2023.107203.</w:t>
       </w:r>
     </w:p>
     <w:p>
@@ -19501,7 +19730,7 @@
           <w:rFonts w:ascii="Times New Roman" w:hAnsi="Times New Roman"/>
           <w:sz w:val="18"/>
         </w:rPr>
-        <w:t>Chen, J., Yao, Q., Kollmeyer, P., Vidal, C., Naguib, M., Panchal, S., et al., “Battery state-of-power estimation: A machine learning battery model with numerical searching approach,” Journal of Energy Storage, vol. 175, 123023, 2026, doi: 10.1016/j.est.2026.123023.</w:t>
+        <w:t>Zhang, Y., Zhao, M., “Cloud-based in-situ battery life prediction and classification using machine learning,” Energy Storage Materials, vol. 57, 346-359, 2023, doi: 10.1016/j.ensm.2023.02.035.</w:t>
       </w:r>
     </w:p>
     <w:p>
@@ -19522,7 +19751,7 @@
           <w:rFonts w:ascii="Times New Roman" w:hAnsi="Times New Roman"/>
           <w:sz w:val="18"/>
         </w:rPr>
-        <w:t>Haghi, S., Hidalgo, M. F. V., Niri, M. F., Daub, R., Marco, J., “Machine Learning in Lithium‐Ion Battery Cell Production: A Comprehensive Mapping Study,” Batteries &amp; Supercaps, vol. 6, Art. no. e202300046, 2023, doi: 10.1002/batt.202300046.</w:t>
+        <w:t>Faraji-Niri, M., Rashid, M., Sansom, J., Sheikh, M., Widanage, D., Marco, J., “Accelerated state of health estimation of second life lithium-ion batteries via electrochemical impedance spectroscopy tests and machine learning techniques,” Journal of Energy Storage, vol. 58, 106295, 2023, doi: 10.1016/j.est.2022.106295.</w:t>
       </w:r>
     </w:p>
     <w:p>
@@ -19543,7 +19772,133 @@
           <w:rFonts w:ascii="Times New Roman" w:hAnsi="Times New Roman"/>
           <w:sz w:val="18"/>
         </w:rPr>
+        <w:t>Zhang, Y., Tang, Q., Zhang, Y., Wang, J., Stimming, U., Lee, A. A., “Identifying degradation patterns of lithium ion batteries from impedance spectroscopy using machine learning,” Nature Communications, vol. 11, Art. no. 1706, 2020, doi: 10.1038/s41467-020-15235-7.</w:t>
+      </w:r>
+    </w:p>
+    <w:p>
+      <w:pPr>
+        <w:spacing w:after="60"/>
+        <w:ind w:left="360" w:hanging="360"/>
+        <w:jc w:val="both"/>
+      </w:pPr>
+      <w:r>
+        <w:rPr>
+          <w:rFonts w:ascii="Times New Roman" w:hAnsi="Times New Roman"/>
+          <w:sz w:val="18"/>
+        </w:rPr>
+        <w:t xml:space="preserve">120. </w:t>
+      </w:r>
+      <w:r>
+        <w:rPr>
+          <w:rFonts w:ascii="Times New Roman" w:hAnsi="Times New Roman"/>
+          <w:sz w:val="18"/>
+        </w:rPr>
+        <w:t>Chen, J., Yao, Q., Kollmeyer, P., Vidal, C., Naguib, M., Panchal, S., et al., “Battery state-of-power estimation: A machine learning battery model with numerical searching approach,” Journal of Energy Storage, vol. 175, 123023, 2026, doi: 10.1016/j.est.2026.123023.</w:t>
+      </w:r>
+    </w:p>
+    <w:p>
+      <w:pPr>
+        <w:spacing w:after="60"/>
+        <w:ind w:left="360" w:hanging="360"/>
+        <w:jc w:val="both"/>
+      </w:pPr>
+      <w:r>
+        <w:rPr>
+          <w:rFonts w:ascii="Times New Roman" w:hAnsi="Times New Roman"/>
+          <w:sz w:val="18"/>
+        </w:rPr>
+        <w:t xml:space="preserve">121. </w:t>
+      </w:r>
+      <w:r>
+        <w:rPr>
+          <w:rFonts w:ascii="Times New Roman" w:hAnsi="Times New Roman"/>
+          <w:sz w:val="18"/>
+        </w:rPr>
+        <w:t>Haghi, S., Hidalgo, M. F. V., Niri, M. F., Daub, R., Marco, J., “Machine Learning in Lithium‐Ion Battery Cell Production: A Comprehensive Mapping Study,” Batteries &amp; Supercaps, vol. 6, Art. no. e202300046, 2023, doi: 10.1002/batt.202300046.</w:t>
+      </w:r>
+    </w:p>
+    <w:p>
+      <w:pPr>
+        <w:spacing w:after="60"/>
+        <w:ind w:left="360" w:hanging="360"/>
+        <w:jc w:val="both"/>
+      </w:pPr>
+      <w:r>
+        <w:rPr>
+          <w:rFonts w:ascii="Times New Roman" w:hAnsi="Times New Roman"/>
+          <w:sz w:val="18"/>
+        </w:rPr>
+        <w:t xml:space="preserve">122. </w:t>
+      </w:r>
+      <w:r>
+        <w:rPr>
+          <w:rFonts w:ascii="Times New Roman" w:hAnsi="Times New Roman"/>
+          <w:sz w:val="18"/>
+        </w:rPr>
         <w:t>Nicodemo, N., Di Rienzo, R., Lagnoni, M., Bertei, A., Baronti, F., “Estimation of lithium-ion battery electrochemical properties from equivalent circuit model parameters using machine learning,” Journal of Energy Storage, vol. 99, 113257, 2024, doi: 10.1016/j.est.2024.113257.</w:t>
+      </w:r>
+    </w:p>
+    <w:p>
+      <w:pPr>
+        <w:spacing w:after="60"/>
+        <w:ind w:left="360" w:hanging="360"/>
+        <w:jc w:val="both"/>
+      </w:pPr>
+      <w:r>
+        <w:rPr>
+          <w:rFonts w:ascii="Times New Roman" w:hAnsi="Times New Roman"/>
+          <w:sz w:val="18"/>
+        </w:rPr>
+        <w:t xml:space="preserve">123. </w:t>
+      </w:r>
+      <w:r>
+        <w:rPr>
+          <w:rFonts w:ascii="Times New Roman" w:hAnsi="Times New Roman"/>
+          <w:sz w:val="18"/>
+        </w:rPr>
+        <w:t>UNECE Informal Working Group on Electric Vehicle Safety, “GTR No. 20 Electric vehicle safety: Proposal for Amendment 1 (thermal-propagation requirements with two compliance options),” UN ECE document EVS-30-C01/Rev.4, 2025. Proposal of 11 September 2025; listed for the WP.29 session of 17-20 November 2026. [Online]. Available: https://unece.org/transport/standards/transport/vehicle-regulations-wp29/global-technical-regulations-gtrs</w:t>
+      </w:r>
+    </w:p>
+    <w:p>
+      <w:pPr>
+        <w:spacing w:after="60"/>
+        <w:ind w:left="360" w:hanging="360"/>
+        <w:jc w:val="both"/>
+      </w:pPr>
+      <w:r>
+        <w:rPr>
+          <w:rFonts w:ascii="Times New Roman" w:hAnsi="Times New Roman"/>
+          <w:sz w:val="18"/>
+        </w:rPr>
+        <w:t xml:space="preserve">124. </w:t>
+      </w:r>
+      <w:r>
+        <w:rPr>
+          <w:rFonts w:ascii="Times New Roman" w:hAnsi="Times New Roman"/>
+          <w:sz w:val="18"/>
+        </w:rPr>
+        <w:t>International Organization for Standardization, “Road vehicles — Safety and artificial intelligence,” ISO/PAS 8800:2024, 2024. Published December 2024. [Online]. Available: https://www.iso.org/standard/83303.html</w:t>
+      </w:r>
+    </w:p>
+    <w:p>
+      <w:pPr>
+        <w:spacing w:after="60"/>
+        <w:ind w:left="360" w:hanging="360"/>
+        <w:jc w:val="both"/>
+      </w:pPr>
+      <w:r>
+        <w:rPr>
+          <w:rFonts w:ascii="Times New Roman" w:hAnsi="Times New Roman"/>
+          <w:sz w:val="18"/>
+        </w:rPr>
+        <w:t xml:space="preserve">125. </w:t>
+      </w:r>
+      <w:r>
+        <w:rPr>
+          <w:rFonts w:ascii="Times New Roman" w:hAnsi="Times New Roman"/>
+          <w:sz w:val="18"/>
+        </w:rPr>
+        <w:t>International Organization for Standardization, “Road vehicles — Safety of the intended functionality,” ISO 21448:2022, 2022.</w:t>
       </w:r>
     </w:p>
     <w:sectPr>

--- a/ML-BMS-Review.docx
+++ b/ML-BMS-Review.docx
@@ -132,7 +132,7 @@
           <w:rFonts w:ascii="Times New Roman" w:hAnsi="Times New Roman"/>
           <w:sz w:val="20"/>
         </w:rPr>
-        <w:t>Machine learning (ML) has become a load-bearing component of modern battery management systems (BMS), but the validation practices behind the literature’s accuracy claims are rarely examined. A structured scoping review with a two-tier evidence base is presented: a rule-based *eligible corpus* of 799 peer-reviewed journal articles (2020–2026, plus a 2019 field-defining seed), and an in-depth *classified subset* of 103 studies coded by function, method family, chemistry, data source, and validation practice, with a blind 30-paper reliability check and label-noise sensitivity ranges on the coded fields.</w:t>
+        <w:t>Machine learning (ML) has become a load-bearing component of modern battery management systems (BMS), but the validation practices behind the literature’s accuracy claims are rarely examined. A structured scoping review with a two-tier evidence base is presented. The *eligible corpus* holds 799 peer-reviewed journal articles admitted from a capped 30-query Crossref retrieval by rule-based screens: 798 dated 2020–2026 plus one early-access record date-stamped 2027. The *classified subset* holds 103 studies — 98 drawn from that pool plus five seed studies retrieved and verified individually, one of them dated 2019 — coded by function, method family, chemistry, data source, and validation practice, with a blind 30-paper reliability check and label-noise scenario envelopes on the coded fields.</w:t>
       </w:r>
     </w:p>
     <w:p>
@@ -145,7 +145,7 @@
           <w:rFonts w:ascii="Times New Roman" w:hAnsi="Times New Roman"/>
           <w:sz w:val="20"/>
         </w:rPr>
-        <w:t>Union-share bibliometrics measured over the eligible corpus locate the screened literature’s center of gravity in health estimation (SOH, 20% of records), state estimation (SOC, 17%), and prognostics (13%), with charging control, thermal management, cell balancing, and vehicle- or fleet-level work comparatively thin for a transportation-electrification readership. Within the classified subset, method families stratify by period — classical shallow learners, then deep sequence models, now physics-informed hybrids — a within-subset sequence that the eligible pool’s method-theme tags do not mirror (Section 3.2) — and the first large-language-model studies appear in 2025–2026.</w:t>
+        <w:t>Union-share bibliometrics measured over the eligible corpus locate the screened literature’s center of gravity in health estimation (SOH, 20% of records), state estimation (SOC, 17%), and prognostics (13%) — tag shares inherited from the retrieval queries and read for ordering, not exact rates — with charging control, thermal management, cell balancing, and vehicle- or fleet-level work comparatively thin for a transportation-electrification readership. Within the classified subset, method families stratify by period — classical shallow learners, then deep sequence models, now physics-informed hybrids — a within-subset sequence that the eligible pool’s method-theme tags do not mirror (Section 3.2) — and the subset’s first large-language-model studies appear in 2025–2026.</w:t>
       </w:r>
     </w:p>
     <w:p>
@@ -158,7 +158,7 @@
           <w:rFonts w:ascii="Times New Roman" w:hAnsi="Times New Roman"/>
           <w:sz w:val="20"/>
         </w:rPr>
-        <w:t>Three structural weaknesses recur. Only 8 of the 88 primary-application papers demonstrate their estimators online or on real vehicle or fleet data; 17 rely on within-cell or k-fold splits that leak trajectory information; and the empirical base is split between three shared public benchmarks (23 papers on Severson/Toyota, NASA, and CALCE) and private laboratory cells (36 papers) that cannot be audited at all. Physics-informed architectures, often assumed more rigorous by construction, are not demonstrably so: neither stringency contrast with data-driven peers is statistically significant, and label-noise scenario envelopes spanning both directions of the observed coder disagreement keep the strong-protocol share between 25% and 59%. The review closes with a requirement-level mapping of BMS functions onto UN GTR 20, GB 38031, and ISO 26262, a positioning against prior reviews, and a twelve-item reporting checklist; the complete evidence base and analysis pipeline are deposited with a DOI.</w:t>
+        <w:t>Three structural weaknesses recur across the classified subset. Only 8 of the 88 primary-application papers demonstrate their estimators online or on real vehicle or fleet data; 17 rely on within-cell or k-fold splits that can leak trajectory information; and the empirical base is split between three shared public benchmarks (23 papers on Severson/Toyota, NASA, and CALCE) and private laboratory cells (36 papers) that cannot be audited at all. Physics-informed architectures, often assumed more rigorous by construction, show no detectable difference in validation stringency from data-driven peers — a contrast this review’s minimum-detectable-effect analysis shows to be underpowered, so meaningful differences in either direction cannot be excluded — and label-noise scenario envelopes spanning both directions of the observed coder disagreement keep the strong-protocol share between 25% and 59%. A post-hoc recall audit against the reference lists of the included reviews quantifies what the capped retrieval misses; an abstract-level probe tests how far the subset’s validation audit can be generalized; and a baseline-comparison screen asks whether ML studies benchmark against model-based methods at all. The review closes with a requirement-level mapping of BMS functions onto UN GTR 20, GB 38031, and ISO 26262, a positioning against prior reviews, and a twelve-item reporting checklist; the complete evidence base and analysis pipeline are deposited with a DOI.</w:t>
       </w:r>
     </w:p>
     <w:p>
@@ -745,7 +745,7 @@
           <w:i w:val="0"/>
           <w:sz w:val="20"/>
         </w:rPr>
-        <w:t xml:space="preserve">This paper makes five contributions. First, it assembles a two-tier evidence base: a rule-based eligible corpus of 799 Crossref-verified journal articles from which field-level shares are measured within a documented capped retrieval, and an in-depth classified subset of 103 studies in which every reference’s bibliographic metadata was confirmed against the Crossref registry by direct DOI resolution. Second, it develops a classification framework — BMS function × method family, extended with chemistry, data-source, and validation-practice fields — applies it uniformly to all 103 papers, and probes its reliability with a blind 30-paper re-coding under a released codebook. Third, it quantifies the corpus’s composition across functions, methods, data, and validation (Section 3), anchoring function-level baselines on the quota-free eligible pool and reporting validation-practice rates with confidence intervals and label-noise sensitivity ranges. Fourth, it provides a critical, function-by-function review of what the corpus actually demonstrates (Sections 4–8), positioned explicitly against prior reviews (Section 9.7), and maps BMS functions onto UN GTR 20 </w:t>
+        <w:t xml:space="preserve">This paper makes five contributions. First, it assembles a two-tier evidence base: a rule-based eligible corpus of 799 Crossref-verified journal articles from which field-level shares are measured within a documented capped retrieval, and an in-depth classified subset of 103 studies in which every reference’s bibliographic metadata was confirmed against the Crossref registry by direct DOI resolution. Second, it develops a classification framework — BMS function × method family, extended with chemistry, data-source, and validation-practice fields — applies it uniformly to all 103 papers, and probes its reliability with a blind 30-paper re-coding under a released codebook. Third, it quantifies the corpus’s composition across functions, methods, data, and validation (Section 3), anchoring function-level baselines on the quota-free eligible pool and reporting validation-practice rates with confidence intervals, label-noise scenario envelopes, a minimum-detectable-effect analysis for the method-family contrast, an abstract-level representativeness probe, a baseline-comparison screen, and a recall audit that quantifies what the capped retrieval itself misses (Section 2.2). Fourth, it provides a critical, function-by-function review of what the corpus actually demonstrates (Sections 4–8), positioned explicitly against prior reviews (Section 9.7), and maps BMS functions onto UN GTR 20 </w:t>
       </w:r>
       <w:r>
         <w:rPr>
@@ -1031,6 +1031,21 @@
     </w:p>
     <w:p>
       <w:pPr>
+        <w:spacing w:after="160"/>
+        <w:jc w:val="both"/>
+      </w:pPr>
+      <w:r>
+        <w:rPr>
+          <w:rFonts w:ascii="Times New Roman" w:hAnsi="Times New Roman"/>
+          <w:b w:val="0"/>
+          <w:i w:val="0"/>
+          <w:sz w:val="20"/>
+        </w:rPr>
+        <w:t>A third property of the search design is measured rather than asserted. Every query pass returned its top 20 records only, so the 30 queries are design-capped at 100 records per query family: the five passes yielded 3,000 fetched rows, 2,973 after document-type, year, and title-completeness filters, and 1,550 unique records after deduplication — roughly half of what any one query saw was also seen by another, and every yield is a design cap, not a saturated result (the per-query yields are released in recall_audit.json). A post-hoc recall audit therefore asks how much of the literature that this review’s own included reviews cite the retrieval actually captured. Across the deposited reference lists of the 15 included reviews and the six seed studies — 2,508 references in total — 1,367 are dated before 2020 and fall outside the retrieval window by design; of the remaining references that pass the same title gate as the screening pipeline and carry matchable DOIs (649 counted with multiplicity, 586 unique), the 1,550-record retrieval contains 112 (17.3% per-source; 96 of the 586 unique references, 16.4%). The audit’s limits are stated with it: its denominator is a citation-conditioned sample of what the reviews happened to cite, the in-scope gate runs on titles, and references without deposited DOIs cannot be matched. Read as a floor on external validity the number is sobering, and it is reported because retrieval-boundedness should be quantified, not assumed away: theme frequencies, per-family shares, and ‘earliest’ claims in this review are properties of this retrieval and the subset it fed, not of the field — which is why every such claim is subset-scoped (Box 1). The recall miss documented in Section 8.4 fits this pattern exactly: the TEC 2025 GPT-4 estimator it discloses is cited by none of the included reviews either, so no reference-list audit would have surfaced it.</w:t>
+      </w:r>
+    </w:p>
+    <w:p>
+      <w:pPr>
         <w:keepNext/>
         <w:spacing w:after="80"/>
         <w:jc w:val="left"/>
@@ -1095,6 +1110,311 @@
         </w:rPr>
         <w:t xml:space="preserve"> Because in-depth coding of chemistry, data source, and validation practice requires full-text assessment, it was applied to a 103-study subset of the eligible corpus, and the subset’s construction history is disclosed in full. A stratified draw first selected 107 candidates balancing the eight management functions and publication years — within each function stratum deterministic rather than random: records ranked by Crossref citation count and taken from the top of that ranking, with the ranking walked deeper specifically to cover recent publication years that citation sorting alone would have starved. Six landmark seed studies were safeguarded at this point (one already captured by the searches, five retrieved individually), giving 112 candidates. Full-text curation then excluded 19 records — corrigenda, misindexed records, scope mismatches (for example, vehicle-level lifecycle assessment or charging-infrastructure demand modeling without a BMS function), and quota-driven trimming of over-represented function clusters — while 10 targeted additions were made from the screened pool for under-represented themes, a net change of −9 that yields the final classified corpus of 103 studies — 98 drawn from the eligible pool plus the 5 individually retrieved seeds. Per-record reasons for every exclusion and addition are carried in the released screening log and selection files, so the funnel is auditable end to end. Readers should hold the implication of the design plainly in view: the subset is curated, not sampled — function and year distributions inside the 103 partly reflect the quota and citation-ranking choices made here, not only the field’s shape — so all such distributions are reported as corpus composition, the subset is never generalized to the field, and the quota-free Tier-1 measurements are stated wherever they exist (Section 3).</w:t>
       </w:r>
+    </w:p>
+    <w:tbl>
+      <w:tblPr>
+        <w:tblStyle w:val="TableGrid"/>
+        <w:tblW w:type="auto" w:w="0"/>
+        <w:jc w:val="center"/>
+        <w:tblLook w:firstColumn="1" w:firstRow="1" w:lastColumn="0" w:lastRow="0" w:noHBand="0" w:noVBand="1" w:val="04A0"/>
+      </w:tblPr>
+      <w:tblGrid>
+        <w:gridCol w:w="9360"/>
+      </w:tblGrid>
+      <w:tr>
+        <w:tc>
+          <w:tcPr>
+            <w:tcW w:type="dxa" w:w="9360"/>
+            <w:shd w:val="clear" w:fill="F2F2F2"/>
+          </w:tcPr>
+          <w:p>
+            <w:pPr>
+              <w:spacing w:after="80"/>
+            </w:pPr>
+            <w:r>
+              <w:rPr>
+                <w:rFonts w:ascii="Times New Roman" w:hAnsi="Times New Roman"/>
+                <w:b/>
+                <w:sz w:val="19"/>
+              </w:rPr>
+              <w:t>Box 1 Interpretation rules for every quantitative claim in this paper</w:t>
+            </w:r>
+          </w:p>
+          <w:p>
+            <w:pPr>
+              <w:spacing w:after="60"/>
+              <w:jc w:val="both"/>
+            </w:pPr>
+            <w:r>
+              <w:rPr>
+                <w:rFonts w:ascii="Times New Roman" w:hAnsi="Times New Roman"/>
+                <w:b/>
+                <w:sz w:val="18"/>
+              </w:rPr>
+              <w:t xml:space="preserve">1. Subset-scoped claims. </w:t>
+            </w:r>
+            <w:r>
+              <w:rPr>
+                <w:rFonts w:ascii="Times New Roman" w:hAnsi="Times New Roman"/>
+                <w:sz w:val="18"/>
+              </w:rPr>
+              <w:t>Anything coded from full texts — function, method family, chemistry, data source, validation protocol, baseline screen — describes the 103-study classified subset only and is never generalized to the field. Headlines that read ‘the subset’s’ or ‘within the classified subset’ invoke this rule.</w:t>
+            </w:r>
+          </w:p>
+          <w:p>
+            <w:pPr>
+              <w:spacing w:after="60"/>
+              <w:jc w:val="both"/>
+            </w:pPr>
+            <w:r>
+              <w:rPr>
+                <w:rFonts w:ascii="Times New Roman" w:hAnsi="Times New Roman"/>
+                <w:b/>
+                <w:sz w:val="18"/>
+              </w:rPr>
+              <w:t xml:space="preserve">2. Pool-scoped claims. </w:t>
+            </w:r>
+            <w:r>
+              <w:rPr>
+                <w:rFonts w:ascii="Times New Roman" w:hAnsi="Times New Roman"/>
+                <w:sz w:val="18"/>
+              </w:rPr>
+              <w:t>Tier-1 counts (799 records) measure a capped 30-query Crossref retrieval, not a census. Per-year counts are observed counts inside that cap; query-theme tag shares are read for ordering, not exact rates; the 2024 window is partially covered; and the recall audit of Section 2.2 (16–17% capture of the reviews’ own cited literature) bounds external validity.</w:t>
+            </w:r>
+          </w:p>
+          <w:p>
+            <w:pPr>
+              <w:spacing w:after="60"/>
+              <w:jc w:val="both"/>
+            </w:pPr>
+            <w:r>
+              <w:rPr>
+                <w:rFonts w:ascii="Times New Roman" w:hAnsi="Times New Roman"/>
+                <w:b/>
+                <w:sz w:val="18"/>
+              </w:rPr>
+              <w:t xml:space="preserve">3. Earliest means earliest in the classified subset. </w:t>
+            </w:r>
+            <w:r>
+              <w:rPr>
+                <w:rFonts w:ascii="Times New Roman" w:hAnsi="Times New Roman"/>
+                <w:sz w:val="18"/>
+              </w:rPr>
+              <w:t>Recall is bounded, so ‘first’ and ‘earliest’ claims are subset-first by construction and are phrased accordingly.</w:t>
+            </w:r>
+          </w:p>
+          <w:p>
+            <w:pPr>
+              <w:spacing w:after="60"/>
+              <w:jc w:val="both"/>
+            </w:pPr>
+            <w:r>
+              <w:rPr>
+                <w:rFonts w:ascii="Times New Roman" w:hAnsi="Times New Roman"/>
+                <w:b/>
+                <w:sz w:val="18"/>
+              </w:rPr>
+              <w:t xml:space="preserve">4. Non-significance is not equivalence. </w:t>
+            </w:r>
+            <w:r>
+              <w:rPr>
+                <w:rFonts w:ascii="Times New Roman" w:hAnsi="Times New Roman"/>
+                <w:sz w:val="18"/>
+              </w:rPr>
+              <w:t>The physics-informed versus data-driven contrast is underpowered (minimum detectable effect roughly 30–35 percentage points, Section 3.4); ‘no detectable difference’ is reported as exactly that.</w:t>
+            </w:r>
+          </w:p>
+          <w:p>
+            <w:pPr>
+              <w:spacing w:after="60"/>
+              <w:jc w:val="both"/>
+            </w:pPr>
+            <w:r>
+              <w:rPr>
+                <w:rFonts w:ascii="Times New Roman" w:hAnsi="Times New Roman"/>
+                <w:b/>
+                <w:sz w:val="18"/>
+              </w:rPr>
+              <w:t xml:space="preserve">5. Curation conditions the subset. </w:t>
+            </w:r>
+            <w:r>
+              <w:rPr>
+                <w:rFonts w:ascii="Times New Roman" w:hAnsi="Times New Roman"/>
+                <w:sz w:val="18"/>
+              </w:rPr>
+              <w:t>Tier-2 selection is quota- and citation-ranking-driven (Section 2.3), so distributions inside the 103 partly reflect those choices and are reported as corpus composition.</w:t>
+            </w:r>
+          </w:p>
+        </w:tc>
+      </w:tr>
+    </w:tbl>
+    <w:p>
+      <w:pPr>
+        <w:spacing w:after="160"/>
+      </w:pPr>
+    </w:p>
+    <w:tbl>
+      <w:tblPr>
+        <w:tblStyle w:val="TableGrid"/>
+        <w:tblW w:type="auto" w:w="0"/>
+        <w:jc w:val="center"/>
+        <w:tblLook w:firstColumn="1" w:firstRow="1" w:lastColumn="0" w:lastRow="0" w:noHBand="0" w:noVBand="1" w:val="04A0"/>
+      </w:tblPr>
+      <w:tblGrid>
+        <w:gridCol w:w="9360"/>
+      </w:tblGrid>
+      <w:tr>
+        <w:tc>
+          <w:tcPr>
+            <w:tcW w:type="dxa" w:w="9360"/>
+            <w:shd w:val="clear" w:fill="F2F2F2"/>
+          </w:tcPr>
+          <w:p>
+            <w:pPr>
+              <w:spacing w:after="80"/>
+            </w:pPr>
+            <w:r>
+              <w:rPr>
+                <w:rFonts w:ascii="Times New Roman" w:hAnsi="Times New Roman"/>
+                <w:b/>
+                <w:sz w:val="19"/>
+              </w:rPr>
+              <w:t>Box 2 Terminology and count reconciliation (stated once; used throughout)</w:t>
+            </w:r>
+          </w:p>
+          <w:p>
+            <w:pPr>
+              <w:spacing w:after="60"/>
+              <w:jc w:val="both"/>
+            </w:pPr>
+            <w:r>
+              <w:rPr>
+                <w:rFonts w:ascii="Times New Roman" w:hAnsi="Times New Roman"/>
+                <w:b/>
+                <w:sz w:val="18"/>
+              </w:rPr>
+              <w:t xml:space="preserve">Eligible corpus (Tier 1). </w:t>
+            </w:r>
+            <w:r>
+              <w:rPr>
+                <w:rFonts w:ascii="Times New Roman" w:hAnsi="Times New Roman"/>
+                <w:sz w:val="18"/>
+              </w:rPr>
+              <w:t>The 799 records admitted from the 1,550-record retrieval by the title gate and venue screen; tagged by retrieval theme only, never full-text coded.</w:t>
+            </w:r>
+          </w:p>
+          <w:p>
+            <w:pPr>
+              <w:spacing w:after="60"/>
+              <w:jc w:val="both"/>
+            </w:pPr>
+            <w:r>
+              <w:rPr>
+                <w:rFonts w:ascii="Times New Roman" w:hAnsi="Times New Roman"/>
+                <w:b/>
+                <w:sz w:val="18"/>
+              </w:rPr>
+              <w:t xml:space="preserve">Classified subset (Tier 2). </w:t>
+            </w:r>
+            <w:r>
+              <w:rPr>
+                <w:rFonts w:ascii="Times New Roman" w:hAnsi="Times New Roman"/>
+                <w:sz w:val="18"/>
+              </w:rPr>
+              <w:t>The 103 studies coded from full texts: 98 drawn from the eligible pool plus five individually verified seed studies (one dated 2019; the 2019 seed is therefore part of the 103, not of the 799).</w:t>
+            </w:r>
+          </w:p>
+          <w:p>
+            <w:pPr>
+              <w:spacing w:after="60"/>
+              <w:jc w:val="both"/>
+            </w:pPr>
+            <w:r>
+              <w:rPr>
+                <w:rFonts w:ascii="Times New Roman" w:hAnsi="Times New Roman"/>
+                <w:b/>
+                <w:sz w:val="18"/>
+              </w:rPr>
+              <w:t xml:space="preserve">Primary and review-labelled papers. </w:t>
+            </w:r>
+            <w:r>
+              <w:rPr>
+                <w:rFonts w:ascii="Times New Roman" w:hAnsi="Times New Roman"/>
+                <w:sz w:val="18"/>
+              </w:rPr>
+              <w:t>Primary papers: the 88 subset studies whose contribution is a primary application. Review-labelled: the other 15 — 12 method-family reviews plus 3 review-type syntheses coded under their dominant method family.</w:t>
+            </w:r>
+          </w:p>
+          <w:p>
+            <w:pPr>
+              <w:spacing w:after="60"/>
+              <w:jc w:val="both"/>
+            </w:pPr>
+            <w:r>
+              <w:rPr>
+                <w:rFonts w:ascii="Times New Roman" w:hAnsi="Times New Roman"/>
+                <w:b/>
+                <w:sz w:val="18"/>
+              </w:rPr>
+              <w:t xml:space="preserve">Family-coded papers. </w:t>
+            </w:r>
+            <w:r>
+              <w:rPr>
+                <w:rFonts w:ascii="Times New Roman" w:hAnsi="Times New Roman"/>
+                <w:sz w:val="18"/>
+              </w:rPr>
+              <w:t>Studies carrying a method-family code, including the review-type syntheses — e.g. ‘24 physics-informed family-coded papers’ = 22 primary + 2 syntheses.</w:t>
+            </w:r>
+          </w:p>
+          <w:p>
+            <w:pPr>
+              <w:spacing w:after="60"/>
+              <w:jc w:val="both"/>
+            </w:pPr>
+            <w:r>
+              <w:rPr>
+                <w:rFonts w:ascii="Times New Roman" w:hAnsi="Times New Roman"/>
+                <w:b/>
+                <w:sz w:val="18"/>
+              </w:rPr>
+              <w:t xml:space="preserve">Funnel. </w:t>
+            </w:r>
+            <w:r>
+              <w:rPr>
+                <w:rFonts w:ascii="Times New Roman" w:hAnsi="Times New Roman"/>
+                <w:sz w:val="18"/>
+              </w:rPr>
+              <w:t>3,000 fetched → 2,973 after document-type/year/title filters → 1,550 unique after deduplication → 883 after the title gate → 799 after the venue screen → 98 selected for Tier 2 (+ 5 seeds) = 103 = 88 primary + 15 review-labelled. The 14-paper conference set is separate and descriptive (Section 3.5).</w:t>
+            </w:r>
+          </w:p>
+          <w:p>
+            <w:pPr>
+              <w:spacing w:after="60"/>
+              <w:jc w:val="both"/>
+            </w:pPr>
+            <w:r>
+              <w:rPr>
+                <w:rFonts w:ascii="Times New Roman" w:hAnsi="Times New Roman"/>
+                <w:b/>
+                <w:sz w:val="18"/>
+              </w:rPr>
+              <w:t xml:space="preserve">Glossary. </w:t>
+            </w:r>
+            <w:r>
+              <w:rPr>
+                <w:rFonts w:ascii="Times New Roman" w:hAnsi="Times New Roman"/>
+                <w:sz w:val="18"/>
+              </w:rPr>
+              <w:t>Union share: the share of records carrying a tag, counting overlaps (a record with two tags counts in both), so shares can sum past 100%. Protocol-only vs broader stringency: the two definitions of Section 2.5 (strong = an isolating protocol; the broader definition additionally counts experimental-hardware demonstrations). Environment-only: validation that evidences an operating environment — hardware, simulation, or case study — without a data-isolation protocol. Absorbing rule: each paper is credited with the strongest protocol its full text reports for its headline claim (codebook); on full-text re-check, an unsupported stronger claim absorbs into the weaker class that is evidenced.</w:t>
+            </w:r>
+          </w:p>
+        </w:tc>
+      </w:tr>
+    </w:tbl>
+    <w:p>
+      <w:pPr>
+        <w:spacing w:after="160"/>
+      </w:pPr>
     </w:p>
     <w:p>
       <w:pPr>
@@ -1491,7 +1811,7 @@
                 <w:i w:val="0"/>
                 <w:sz w:val="17"/>
               </w:rPr>
-              <w:t>2020–2026 (plus one 2019 field-defining seed)</w:t>
+              <w:t>Crossref date-stamps 2020–2027 at retrieval (798 records dated 2020–2026, one early-access record stamped 2027)</w:t>
             </w:r>
           </w:p>
         </w:tc>
@@ -1508,7 +1828,7 @@
                 <w:i w:val="0"/>
                 <w:sz w:val="17"/>
               </w:rPr>
-              <w:t>Pre-2020 publications</w:t>
+              <w:t>Pre-2020 publications, except the individually verified 2019 seed study admitted to the classified subset</w:t>
             </w:r>
           </w:p>
         </w:tc>
@@ -1759,7 +2079,7 @@
           <w:i w:val="0"/>
           <w:sz w:val="20"/>
         </w:rPr>
-        <w:t xml:space="preserve"> (within-cell splits, cross-cell holdout, cross-chemistry or cross-domain transfer protocols, online/real-vehicle demonstration, experimental hardware, or simulation); and (6) a short coded summary of the headline finding and the principal limitation. The validation categories of field (5) are aggregated into three stringency tiers used throughout the paper. Under the </w:t>
+        <w:t xml:space="preserve"> (within-cell splits, cross-cell holdout, cross-chemistry or cross-domain transfer protocols, online/real-vehicle demonstration, experimental hardware, or simulation); and (6) a short coded summary of the headline finding and the principal limitation. A seventh, lighter field was added when this review’s own checklist (item 6, Section 9.9) turned on its authors: a </w:t>
       </w:r>
       <w:r>
         <w:rPr>
@@ -1768,7 +2088,7 @@
           <w:i/>
           <w:sz w:val="20"/>
         </w:rPr>
-        <w:t>protocol-only definition</w:t>
+        <w:t>baseline-comparison screen</w:t>
       </w:r>
       <w:r>
         <w:rPr>
@@ -1777,7 +2097,7 @@
           <w:i w:val="0"/>
           <w:sz w:val="20"/>
         </w:rPr>
-        <w:t xml:space="preserve">, a </w:t>
+        <w:t xml:space="preserve"> recording whether a study’s indexed abstract names a model-based or classical reference method — a Kalman-family filter (EKF/UKF), an observer, an equivalent-circuit or physics-based model, coulomb counting, or a classical regressor such as Gaussian-process regression — as a comparator, with values </w:t>
       </w:r>
       <w:r>
         <w:rPr>
@@ -1786,7 +2106,7 @@
           <w:i/>
           <w:sz w:val="20"/>
         </w:rPr>
-        <w:t>strong</w:t>
+        <w:t>none</w:t>
       </w:r>
       <w:r>
         <w:rPr>
@@ -1795,7 +2115,7 @@
           <w:i w:val="0"/>
           <w:sz w:val="20"/>
         </w:rPr>
-        <w:t xml:space="preserve"> protocol is one whose design isolates the generalization claim: cross-cell holdout, cross-chemistry holdout, cross-domain holdout, and online or real-vehicle demonstration. </w:t>
+        <w:t xml:space="preserve">, </w:t>
       </w:r>
       <w:r>
         <w:rPr>
@@ -1804,7 +2124,7 @@
           <w:i/>
           <w:sz w:val="20"/>
         </w:rPr>
-        <w:t>Weak</w:t>
+        <w:t>mentioned</w:t>
       </w:r>
       <w:r>
         <w:rPr>
@@ -1813,7 +2133,7 @@
           <w:i w:val="0"/>
           <w:sz w:val="20"/>
         </w:rPr>
-        <w:t xml:space="preserve"> splits leak information between train and test: within-cell splits and k-fold cross-validation without cell-level isolation. The remaining classes are </w:t>
+        <w:t xml:space="preserve">, and </w:t>
       </w:r>
       <w:r>
         <w:rPr>
@@ -1822,7 +2142,7 @@
           <w:i/>
           <w:sz w:val="20"/>
         </w:rPr>
-        <w:t>environment-only</w:t>
+        <w:t>stated same-data comparison</w:t>
       </w:r>
       <w:r>
         <w:rPr>
@@ -1831,7 +2151,7 @@
           <w:i w:val="0"/>
           <w:sz w:val="20"/>
         </w:rPr>
-        <w:t xml:space="preserve">: experimental-hardware, simulation, and single-system case-study demonstrations, which evidence an operating environment but not a data-isolation protocol; the </w:t>
+        <w:t xml:space="preserve">. It is coded from abstracts, not full texts; the released rubric (codebook.md) also defines the full-text version of the field for future work, and its results are reported with the validation audit in Section 3.4. The validation categories of field (5) are aggregated into three stringency tiers used throughout the paper. Under the </w:t>
       </w:r>
       <w:r>
         <w:rPr>
@@ -1840,7 +2160,7 @@
           <w:i/>
           <w:sz w:val="20"/>
         </w:rPr>
-        <w:t>broader definition</w:t>
+        <w:t>protocol-only definition</w:t>
       </w:r>
       <w:r>
         <w:rPr>
@@ -1849,7 +2169,7 @@
           <w:i w:val="0"/>
           <w:sz w:val="20"/>
         </w:rPr>
-        <w:t xml:space="preserve"> of stringency additionally counts experimental-hardware demonstrations as strong. Every strong-protocol count in Sections 3 and 9 states which definition it uses, and review-labelled studies carry no primary validation. Classification was performed by the lead author with conservative coding from full texts: where a paper’s specifics could not be established confidently, broader categories were assigned. Three terms are used consistently hereafter: a </w:t>
+        <w:t xml:space="preserve">, a </w:t>
       </w:r>
       <w:r>
         <w:rPr>
@@ -1858,7 +2178,7 @@
           <w:i/>
           <w:sz w:val="20"/>
         </w:rPr>
-        <w:t>corpus paper</w:t>
+        <w:t>strong</w:t>
       </w:r>
       <w:r>
         <w:rPr>
@@ -1867,7 +2187,7 @@
           <w:i w:val="0"/>
           <w:sz w:val="20"/>
         </w:rPr>
-        <w:t xml:space="preserve"> is any of the 103 included studies; a </w:t>
+        <w:t xml:space="preserve"> protocol is one whose design isolates the generalization claim: cross-cell holdout, cross-chemistry holdout, cross-domain holdout, and online or real-vehicle demonstration. </w:t>
       </w:r>
       <w:r>
         <w:rPr>
@@ -1876,7 +2196,7 @@
           <w:i/>
           <w:sz w:val="20"/>
         </w:rPr>
-        <w:t>primary study</w:t>
+        <w:t>Weak</w:t>
       </w:r>
       <w:r>
         <w:rPr>
@@ -1885,7 +2205,7 @@
           <w:i w:val="0"/>
           <w:sz w:val="20"/>
         </w:rPr>
-        <w:t xml:space="preserve"> (or </w:t>
+        <w:t xml:space="preserve"> splits leak information between train and test: within-cell splits and k-fold cross-validation without cell-level isolation. The remaining classes are </w:t>
       </w:r>
       <w:r>
         <w:rPr>
@@ -1894,7 +2214,7 @@
           <w:i/>
           <w:sz w:val="20"/>
         </w:rPr>
-        <w:t>primary-application paper</w:t>
+        <w:t>environment-only</w:t>
       </w:r>
       <w:r>
         <w:rPr>
@@ -1903,7 +2223,25 @@
           <w:i w:val="0"/>
           <w:sz w:val="20"/>
         </w:rPr>
-        <w:t>) is one of the 88 whose contribution is a primary application rather than a review; and the 15 review-labelled papers (12 method-family reviews plus 3 review-type syntheses coded under their dominant method family) are identified by the method-family and validation fields and are excluded from Fig. 1. Papers are assigned a single dominant value per field even where several apply. To probe the reliability of that coding, two co-author coders (S.S.I.A. and J.I.C., the second and third authors) later blind-re-coded a 30-paper stratified random sample (drawn by function and year band, seed-pinned) under the released codebook. The blinding was procedural rather than external: the coders are authors of this study; they coded without access to the released labels or to each other’s sheets, from sheets locked and hash-tracked at completion, with a filed blinding memo documenting what each coder had opened before coding; but they are not independent of the paper, and their later author-contribution roles included verification of classifications and counts. Their access was uneven: coder B worked from 6 full texts plus 1 preprint (23 of 30 papers from abstracts only) and coder C from 2 full texts (28 from abstracts only), so the study measures abstract-level reproducibility of the coding, not full-text agreement. With those scopes stated, agreement passes the κ ≥ 0.66 threshold on management function (κ = 0.92, bootstrap 95% CI 0.80–1.00), method family (0.88, CI 0.73–1.00), and primary data source (0.88, CI 0.72–1.00), and falls below it on chemistry (0.55, CI 0.16–0.83) and validation protocol (0.48, CI 0.31–0.65) — the two fields least often stated at abstract level. On the count-bearing strong-versus-non-strong bucket the two coders agree on 25 of 30 papers (raw agreement 83%, κ = 0.52, CI 0.09–0.84). Against the released labels their bucket kappas are 0.22 and 0.42, with the conservative weak-code fallback for unreported protocols — declared in advance by both coders — driving most of that gap. No full-text dual coding was performed, so the strong/weak counts of Section 3 rest on a single full-text coding by the lead author, with two quantitative buffers: the label-noise sensitivity analysis that propagates the observed coder-versus-label disagreement into the headline counts (Section 3.4), and the complete release of per-paper labels, coder sheets, and the itemized disagreements, so that any reader can re-run, check, correct, or extend the coding — and so that a formal full-text reliability measurement can be run on the released labels.</w:t>
+        <w:t xml:space="preserve">: experimental-hardware, simulation, and single-system case-study demonstrations, which evidence an operating environment but not a data-isolation protocol; the </w:t>
+      </w:r>
+      <w:r>
+        <w:rPr>
+          <w:rFonts w:ascii="Times New Roman" w:hAnsi="Times New Roman"/>
+          <w:b w:val="0"/>
+          <w:i/>
+          <w:sz w:val="20"/>
+        </w:rPr>
+        <w:t>broader definition</w:t>
+      </w:r>
+      <w:r>
+        <w:rPr>
+          <w:rFonts w:ascii="Times New Roman" w:hAnsi="Times New Roman"/>
+          <w:b w:val="0"/>
+          <w:i w:val="0"/>
+          <w:sz w:val="20"/>
+        </w:rPr>
+        <w:t xml:space="preserve"> of stringency additionally counts experimental-hardware demonstrations as strong. Every strong-protocol count in Sections 3 and 9 states which definition it uses, and review-labelled studies carry no primary validation. Classification was performed by the lead author with conservative coding from full texts: where a paper’s specifics could not be established confidently, broader categories were assigned. The corpus/subset terminology — corpus paper, primary study, review-labelled, family-coded — and the full count reconciliation (1,550 retrieved → 799 eligible → 103 classified = 88 primary + 15 review-labelled) are stated once, in Box 2, and used consistently hereafter. Papers are assigned a single dominant value per field even where several apply. To probe the reliability of that coding, two co-author coders (S.S.I.A. and J.I.C., the second and third authors) later blind-re-coded a 30-paper stratified random sample (drawn by function and year band, seed-pinned) under the released codebook. The blinding was procedural rather than external: the coders are authors of this study; they coded without access to the released labels or to each other’s sheets, from sheets locked and hash-tracked at completion, with a filed blinding memo documenting what each coder had opened before coding; but they are not independent of the paper, and their later author-contribution roles included verification of classifications and counts. Their access was uneven: coder B worked from 6 full texts plus 1 preprint (23 of 30 papers from abstracts only) and coder C from 2 full texts (28 from abstracts only), so the study measures abstract-level reproducibility of the coding, not full-text agreement. With those scopes stated, agreement passes the κ ≥ 0.66 threshold on management function (κ = 0.92, bootstrap 95% CI 0.80–1.00), method family (0.88, CI 0.73–1.00), and primary data source (0.88, CI 0.72–1.00), and falls below it on chemistry (0.55, CI 0.16–0.83) and validation protocol (0.48, CI 0.31–0.65) — the two fields least often stated at abstract level. On the count-bearing strong-versus-non-strong bucket the two coders agree on 25 of 30 papers (raw agreement 83%, κ = 0.52, CI 0.09–0.84). Against the released labels their bucket kappas are 0.22 and 0.42, with the conservative weak-code fallback for unreported protocols — declared in advance by both coders — driving most of that gap. No full-text dual coding was performed, so the strong/weak counts of Section 3 rest on a single full-text coding by the lead author, with two quantitative buffers: the label-noise sensitivity analysis that propagates the observed coder-versus-label disagreement into the headline counts (Section 3.4), and the complete release of per-paper labels, coder sheets, and the itemized disagreements, so that any reader can re-run, check, correct, or extend the coding — and so that a formal full-text reliability measurement can be run on the released labels.</w:t>
       </w:r>
     </w:p>
     <w:p>
@@ -1949,7 +2287,22 @@
           <w:i w:val="0"/>
           <w:sz w:val="20"/>
         </w:rPr>
-        <w:t>The methodology has limitations that readers should weigh. The corpus is drawn from Crossref-registered journal articles and therefore inherits that registry’s coverage: influential conference papers (a significant venue for control-oriented BMS work) are excluded by design, and very recent articles registered with incomplete metadata may evade relevance screening. Title-level relevance screening can miss relevant papers whose titles avoid standard terminology, and citation-count ranking privileges English-language, high-profile venues. Classification reliability is documented on a 30-paper blind re-coding subset rather than measured corpus-wide (three of five fields above threshold, two below, with sensitivity ranges reported; the re-coding was abstract-level and co-author-coded, per Section 2.5). The classified corpus is additionally quota-curated rather than sampled: its function, year, and method distributions are conditioned on the stratified draw of Section 2.3, and the eligible pool from which it was drawn has its own retrieval-design shaping (unequal query coverage across years, Section 2.2), so neither level supports field-output trend measurement; distributional statements in Section 3 are therefore framed as corpus composition, with quota-free pool-level baselines stated where they exist. These limitations qualify the quantitative aggregates of Section 3, which should be read as a structured sample of the field’s output rather than a census — and they are the reason this paper describes itself as a scoping review with bibliometric classification rather than as a meta-analysis.</w:t>
+        <w:t>The review-rigor posture of this study should be weighed against PRISMA-ScR practice as plainly as its coding limitations are, and three deviations are disclosed here rather than footnoted. First, no protocol registration exists: PROSPERO does not accept scoping-review registrations and no alternative registry was used, so the a-priori scope decisions are reconstructable only from the released pipeline files and their version history, not from a time-stamped external registration. Second, screening was single-reviewer in design — with the qualification that its first two stages are deterministic rules rather than judgment calls: the title relevance gate and the venue screen are programmatic applications of released term lists, and all 1,555 per-record decisions with their reasons are in the released screening log, so they are exactly reproducible but were not double-screened by a second human; the judgment-bearing stages (the full-text curation of 19 exclusions and 10 additions, and all classification) were likewise single-reviewer, and the only dual-coded element is the 30-paper reliability study, whose coders are co-authors of this paper (Section 2.5). Third, no per-record time-on-task logs were kept for any stage: retrieval ran on 4–5 September 2026, the rule-based screens execute in seconds and were verified spot-wise rather than re-screened record by record, and the human-judgment stages were not time-stamped, so effort cannot be audited after the fact. Tool assistance is bounded exactly as the AI declaration states — scripting, drafting, and figure generation only; no tool-assisted triage or ranking participated in screening, and the one ranking used (citation-count ordering within strata at Tier-2 selection) is a deterministic, released computation (Section 2.3). Against the PRISMA-ScR checklist the study therefore documents eligibility, charting, and synthesis transparently but falls short of dual independent screening and external registration, and readers should weigh the released, re-runnable decision trail accordingly.</w:t>
+      </w:r>
+    </w:p>
+    <w:p>
+      <w:pPr>
+        <w:spacing w:after="160"/>
+        <w:jc w:val="both"/>
+      </w:pPr>
+      <w:r>
+        <w:rPr>
+          <w:rFonts w:ascii="Times New Roman" w:hAnsi="Times New Roman"/>
+          <w:b w:val="0"/>
+          <w:i w:val="0"/>
+          <w:sz w:val="20"/>
+        </w:rPr>
+        <w:t>The methodology has limitations that readers should weigh. The corpus is drawn from Crossref-registered journal articles and therefore inherits that registry’s coverage: influential conference papers (a significant venue for control-oriented BMS work) are excluded by design, and very recent articles registered with incomplete metadata may evade relevance screening. Title-level relevance screening can miss relevant papers whose titles avoid standard terminology, and citation-count ranking privileges English-language, high-profile venues. Classification reliability is documented on a 30-paper blind re-coding subset rather than measured corpus-wide (three of five fields above threshold, two below, with sensitivity ranges reported; the re-coding was abstract-level and co-author-coded, per Section 2.5). The classified corpus is additionally quota-curated rather than sampled, and the pool has its own retrieval-design shaping (Box 1, rules 1, 2, and 5); distributional statements in Section 3 are framed as corpus composition, with quota-free pool-level baselines stated where they exist. These limitations qualify the quantitative aggregates of Section 3, which should be read as a structured sample of the field’s output rather than a census — and they are the reason this paper describes itself as a scoping review with bibliometric classification rather than as a meta-analysis.</w:t>
       </w:r>
     </w:p>
     <w:p>
@@ -2014,7 +2367,7 @@
           <w:i w:val="0"/>
           <w:sz w:val="20"/>
         </w:rPr>
-        <w:t xml:space="preserve"> tier (eligible corpus, 799 records), the capped retrieval captures 55, 85, 139, and 223 journal articles for 2020–2023, a documented retrieval hole totaling 56 in 2024 (Section 2.2), then 126 in 2025 and — partial year, retrieval date September 2026 — 114 in 2026, plus one further early-access record date-stamped 2027 by Crossref metadata and omitted from the year chart (Fig. 4, left panel). These are counts within a capped retrieval, not census totals, and they do not support absolute-growth claims: a per-year external denominator was tested and discarded, because Crossref’s reported result totals for the same queries rely on loose token-level bibliographic matches whose totals run into the hundreds of thousands and vary strongly with query phrasing, so they are not interpretable as field denominators (the test script and its output are released). What remains defensible is direction within the sample: the eligible-corpus counts rise through 2020–2023, dip at the retrieval hole, and remain high in 2025–2026.</w:t>
+        <w:t xml:space="preserve"> tier (eligible corpus, 799 records), the capped retrieval captures 55, 85, 139, and 223 journal articles for 2020–2023, then 56 for 2024 — an observed count inside the capped retrieval, not an estimate of missing volume: the 2024 window is only partially covered, because the mid-window coverage pass ends in 2023 and the recency pass begins mid-2024 (Section 2.2) — then 126 in 2025 and — partial year, retrieval date September 2026 — 114 in 2026, plus one further early-access record date-stamped 2027 by Crossref metadata and omitted from the year chart (Fig. 4, left panel). These are counts within a capped retrieval, not census totals, and they do not support absolute-growth claims: a per-year external denominator was tested and discarded, because Crossref’s reported result totals for the same queries rely on loose token-level bibliographic matches whose totals run into the hundreds of thousands and vary strongly with query phrasing, so they are not interpretable as field denominators (the test script and its output are released). What remains defensible is direction within the sample: the eligible-corpus counts rise through 2020–2023, dip at the retrieval hole, and remain high in 2025–2026.</w:t>
       </w:r>
     </w:p>
     <w:p>
@@ -2164,7 +2517,7 @@
           <w:i w:val="0"/>
           <w:sz w:val="20"/>
         </w:rPr>
-        <w:t xml:space="preserve">The defining meta-finding of this review is the compositional shift in method families across the corpus (Fig. 4, Table 2) — a within-corpus observation under the quota design of Section 2.3, not a field-level growth measurement. Classical ML — Gaussian process regression, support vector machines, ensemble regressors, and shallow networks on engineered features — dominates the early corpus: 12 of the 23 papers published from 2019 through 2021. Deep sequence models (LSTM, GRU, CNN, attention and graph architectures) rise through 2022–2023 and remain the largest single family for prediction tasks thereafter. Physics-informed and hybrid model–data learning — including physics-informed neural networks (PINNs), physics-constrained autoencoders, filter-embedded networks, and multiphysics-ML fusion — emerges in 2021–2022 and grows steadily: counted year by year, the family contributes 1, 2, 3, 3, 4, 4, and 5 primary papers in 2020–2026 — the only family with a monotonically non-decreasing primary trajectory within the subset, with 2026 a partial year at the September 2026 retrieval — so that 13 of its 22 primary papers fall in 2024–2026 and it is the largest single family among the 7 papers published in 2026 (24 family-coded papers including two review-type syntheses; Table 2 gives the primary totals; Fig. 4 the yearly counts). Optimization-augmented learning (Bayesian optimization for protocol design, surrogate-assisted multi-objective schemes, and meta-heuristic-tuned networks) peaks in 2024 (5 of its 11 papers). Transfer and domain-adaptation approaches appear consistently from 2022 and accelerate in 2024–2025 (3 of its 5 papers), reinforcement learning remains scarce but visible (1 primary paper, with RL embedded in further studies), and the first foundation-model and LLM-based studies appear in 2025–2026 (2 papers) </w:t>
+        <w:t xml:space="preserve">The defining meta-finding of this review is the compositional shift in method families across the corpus (Fig. 4, Table 2) — a within-corpus observation under the quota design of Section 2.3, not a field-level growth measurement. Classical ML — Gaussian process regression, support vector machines, ensemble regressors, and shallow networks on engineered features — dominates the early corpus: 12 of the 23 papers published from 2019 through 2021. Deep sequence models (LSTM, GRU, CNN, attention and graph architectures) rise through 2022–2023 and remain the largest single family for prediction tasks thereafter. Physics-informed and hybrid model–data learning — including physics-informed neural networks (PINNs), physics-constrained autoencoders, filter-embedded networks, and multiphysics-ML fusion — emerges in 2021–2022 and grows steadily: counted year by year, the family contributes 1, 2, 3, 3, 4, 4, and 5 primary papers in 2020–2026 — the only family with a monotonically non-decreasing primary trajectory within the subset, with 2026 a partial year at the September 2026 retrieval — so that 13 of its 22 primary papers fall in 2024–2026 and it is the largest single family among the 7 papers published in 2026 (24 family-coded papers including two review-type syntheses; Table 2 gives the primary totals; Fig. 4 the yearly counts). Optimization-augmented learning (Bayesian optimization for protocol design, surrogate-assisted multi-objective schemes, and meta-heuristic-tuned networks) peaks in 2024 (5 of its 11 papers). Transfer and domain-adaptation approaches appear consistently from 2022 and accelerate in 2024–2025 (3 of its 5 papers), reinforcement learning remains scarce but visible (1 primary paper, with RL embedded in further studies), and the subset’s first foundation-model and LLM-based studies appear in 2025–2026 (2 papers) </w:t>
       </w:r>
       <w:r>
         <w:rPr>
@@ -2180,7 +2533,7 @@
           <w:i w:val="0"/>
           <w:sz w:val="20"/>
         </w:rPr>
-        <w:t>.</w:t>
+        <w:t xml:space="preserve"> — earliest in the classified subset, not in the field: earlier journal-published LLM estimators exist and were missed by this retrieval (Section 8.4).</w:t>
       </w:r>
     </w:p>
     <w:p>
@@ -3224,7 +3577,7 @@
           <w:i w:val="0"/>
           <w:sz w:val="20"/>
         </w:rPr>
-        <w:t xml:space="preserve">Functionally, the corpus is dominated by the health-prognostics complex: health estimation (20 papers) and remaining-useful-life prognostics (15) together account for 34% of the 103-paper corpus, followed by the cross-cutting cluster (24, including reviews, physics-informed methods, interpretability, transfer learning, digital twins, cloud/fleet themes, and foundation models), state estimation (17), fault and safety (9), charging control (8), thermal management (8), and cell balancing/ECM (2) (Fig. 5). Fig. 5 matches the all-corpus totals of Table 3 (103 papers); Fig. 1, by contrast, is drawn over the 88-paper primary-application corpus and excludes the 15 review-labelled papers, with the per-function reconciliation stated in that figure’s caption and in Table 3’s Reviews column. Because these shares are conditioned on the sampling quotas (Section 2.3), the quota-free eligible pool provides the check. Its query-theme tags (their derivation, lenient validation, and untagged-record counts are disclosed in Section 2.3) give health estimation 158, state estimation 133, prognostics 103, thermal management 99, fault and safety 96, charging control 64, and cell balancing 38 of 799 records. The pool confirms the same ordering at the top: the health-prognostics complex dominates, consistent with the commercial pull of lifetime prediction for warranties and second-life markets. It also confirms the same floor — balancing is the smallest core function at pool level as well as in the subset, so its thin representation is a property of the retrieved literature rather than an artifact of the quotas, and ML has so far contributed mainly at the level of pack-level insight rather than as a balancing controller — the corpus’s most-cited balancing-related result is the demonstration that routine balancing can be dispensed with in well-managed packs, reducing hazardous lithium-plating side reactions </w:t>
+        <w:t xml:space="preserve">Functionally, the corpus is dominated by the health-prognostics complex: health estimation (20 papers) and remaining-useful-life prognostics (15) together account for 34% of the 103-paper corpus, followed by the cross-cutting cluster (24, including reviews, physics-informed methods, interpretability, transfer learning, digital twins, cloud/fleet themes, and foundation models), state estimation (17), fault and safety (9), charging control (8), thermal management (8), and cell balancing/ECM (2) (Fig. 5). Fig. 5 matches the all-corpus totals of Table 3 (103 papers); Fig. 1, by contrast, is drawn over the 88-paper primary-application corpus and excludes the 15 review-labelled papers, with the per-function reconciliation stated in that figure’s caption and in Table 3’s Reviews column. Because these shares are conditioned on the sampling quotas (Section 2.3), the quota-free eligible pool provides the check. Its query-theme tags (their derivation, lenient validation, and untagged-record counts are disclosed in Section 2.3) give health estimation 158, state estimation 133, prognostics 103, thermal management 99, fault and safety 96, charging control 64, and cell balancing 38 of 799 records. The pool confirms the same ordering at the top: the health-prognostics complex dominates, consistent with the commercial pull of lifetime prediction for warranties and second-life markets. It also confirms the same floor — balancing is the smallest core function at pool level as well as in the subset, so its thin representation is a property of the retrieved literature rather than an artifact of the quotas, and ML has so far contributed mainly at the level of pack-level insight rather than as a balancing controller — the corpus’s most-cited balancing-related result is a single contrarian study reporting that routine balancing can be dispensed with in well-managed packs, reducing hazardous lithium-plating side reactions </w:t>
       </w:r>
       <w:r>
         <w:rPr>
@@ -3240,7 +3593,7 @@
           <w:i w:val="0"/>
           <w:sz w:val="20"/>
         </w:rPr>
-        <w:t>. Thermal management, by contrast, is not scarce at pool level (99 tagged records, comparable to fault and safety): the subset’s small thermal count reflects the coding scheme — thermal-runaway papers are coded under fault and safety — and the curation quotas, not field scarcity; the genuine thermal deficit is evidential rather than topical, since no subset paper yet closes the thermal control loop on hardware (Section 7.1).</w:t>
+        <w:t xml:space="preserve"> — reproduced here as one study’s claim, not as an established result. Thermal management, by contrast, is not scarce at pool level (99 tagged records, comparable to fault and safety): the subset’s small thermal count reflects the coding scheme — thermal-runaway papers are coded under fault and safety — and the curation quotas, not field scarcity; the genuine thermal deficit is evidential rather than topical, since no subset paper yet closes the thermal control loop on hardware (Section 7.1).</w:t>
       </w:r>
     </w:p>
     <w:p>
@@ -5797,7 +6150,7 @@
           <w:i w:val="0"/>
           <w:sz w:val="18"/>
         </w:rPr>
-        <w:t>Fig. 5 Application-area distribution of the corpus. The cross-cutting cluster includes reviews, physics-informed learning, interpretability, transfer learning, digital twins, cloud and fleet management, and foundation models.</w:t>
+        <w:t>Fig. 5 Application-area distribution of the corpus (n = 103 classified studies; shares are conditioned by the Section 2.3 quotas — Box 1). The cross-cutting cluster includes reviews, physics-informed learning, interpretability, transfer learning, digital twins, cloud and fleet management, and foundation models.</w:t>
       </w:r>
     </w:p>
     <w:p>
@@ -5879,7 +6232,7 @@
           <w:i w:val="0"/>
           <w:sz w:val="20"/>
         </w:rPr>
-        <w:t xml:space="preserve"> — cross-cell holdout (24 papers), cross-chemistry holdout (7), cross-domain holdout (3), and online or real-vehicle/fleet validation (8) — together cover 42 of the 88 primary-application papers (48%; Wilson 95% CI 37.6–58.0%). At the weaker end, 12 papers use within-cell splits (training and testing on interleaved segments of the same cell’s life), 5 use k-fold cross-validation without cross-cell isolation, and 15 are reviews without primary validation; the remaining 29 primary papers establish an operating environment (experimental hardware, 20; simulation or case-study evidence, 9) without a data-isolation protocol. The complete per-paper protocol assignment is released (protocol_audit.csv, and the valid field of papers.csv), so the 42-of-88 arithmetic can be verified row by row, and the 30-paper blind re-coding of Section 2.5 re-derived 25 of these primary-paper assignments independently. Because fleet-data </w:t>
+        <w:t xml:space="preserve"> — cross-cell holdout (24 papers), cross-chemistry holdout (7), cross-domain holdout (3), and online or real-vehicle/fleet validation (8) — together cover 42 of the 88 primary-application papers (48%; Wilson 95% CI 37.6–58.0% — an interval over a curated subset, reflecting its selection as much as sampling). At the weaker end, 12 papers use within-cell splits (training and testing on interleaved segments of the same cell’s life), 5 use k-fold cross-validation without cross-cell isolation, and 15 are reviews without primary validation; the remaining 29 primary papers establish an operating environment (experimental hardware, 20; simulation or case-study evidence, 9) without a data-isolation protocol. The complete per-paper protocol assignment is released (protocol_audit.csv, and the valid field of papers.csv), so the 42-of-88 arithmetic can be verified row by row, and the 30-paper blind re-coding of Section 2.5 re-derived 25 of these primary-paper assignments independently. Because fleet-data </w:t>
       </w:r>
       <w:r>
         <w:rPr>
@@ -6645,7 +6998,7 @@
           <w:i w:val="0"/>
           <w:sz w:val="20"/>
         </w:rPr>
-        <w:t>Validation practice deserves its own cross-tabulation because it moderates every accuracy claim in the corpus (Table 5). Cross-cell holdout — training on some cells and testing on unseen siblings — is the strongest widely used laboratory protocol (24 papers), and the transfer protocols make the strictest demands (10 papers: 7 cross-chemistry, 3 cross-domain — the seven cross-chemistry validators are the studies behind the ‘validated across chemistries’ count of the preceding paragraph). At the weaker end, within-cell splits (12 papers) and unsupervised k-fold cross-validation (5 papers) leak trajectory information between train and test sets and can thereby produce optimistic errors that need not survive cell-to-cell variability; the review literature has long warned of this, and the corpus quantifies how prevalent such splits are. Experimental-hardware demonstrations (20 papers) and online or real-vehicle demonstrations (8 papers) anchor the deployment end of the spectrum, and it is these — not the largest architectures — that carry the field’s deployment evidence. Crossing validation practice with method family substantiates Section 3.2’s remark with numbers: 8 of the 22 physics-informed/hybrid primary papers (36%) use a strong protocol, against 34 of the 66 other primary papers (52%) — Fisher’s exact p = 0.32, odds ratio 0.54 (95% CI 0.21–1.46); under the broader definition of stringency (Section 2.5) that also counts experimental-hardware demonstrations, the contrast is 13 of 22 (59%) versus 49 of 66 (74%), p = 0.19. Neither difference is statistically significant. To quantify how much these counts depend on the single-coder labels, a label-noise scenario analysis perturbs them directly. The analysis is a scenario envelope, not an error model. In each of 4,000 seeded Monte Carlo draws (seed 7), a label-flip rate is drawn from a Normal distribution centered on the observed coder-versus-label bucket error rate of the reliability study (0.37 and 0.27 for the two coders; mean 0.32) with standard deviation 0.02, truncated at zero; the drawn rate then flips strong/non-strong bucket labels across the 88 primary papers, and both the overall strong share and the physics-versus-other Fisher exact test are recomputed. Two readings are built into the design. Symmetric random flipping — in either direction — mechanically attenuates contrasts toward the null, whereas the actually observed coder-label disagreements are directional: 16 of the 19 bucket disagreements have the coder assigning weak where the released label says strong, the declared conservative fallback of Section 2.5. A second scenario therefore flips strong labels to weak only, at the same drawn rates, matching that direction. Under the symmetric scenario the strong-protocol count spans 35–52 of the 88 primary papers (39.8–59.1%) and the family contrast remains non-significant in 94.4% of draws; under the strong-to-weak-only scenario the count spans 22–35 (25.0–39.8%) and the contrast remains non-significant in 96.3% of draws. Read together, the two scenarios bound the single-coder counts on both sides of the documented disagreement structure — under either, a physics prior does not demonstrably buy validation rigor.</w:t>
+        <w:t>Validation practice deserves its own cross-tabulation because it moderates every accuracy claim in the corpus (Table 5). Cross-cell holdout — training on some cells and testing on unseen siblings — is the strongest widely used laboratory protocol (24 papers), and the transfer protocols make the strictest demands (10 papers: 7 cross-chemistry, 3 cross-domain — the seven cross-chemistry validators are the studies behind the ‘validated across chemistries’ count of the preceding paragraph). At the weaker end, within-cell splits (12 papers) and unsupervised k-fold cross-validation (5 papers) leak trajectory information between train and test sets and can thereby produce optimistic errors that need not survive cell-to-cell variability; the review literature has long warned of this, and the corpus quantifies how prevalent such splits are. Experimental-hardware demonstrations (20 papers) and online or real-vehicle demonstrations (8 papers) anchor the deployment end of the spectrum, and it is these — not the largest architectures — that carry the field’s deployment evidence. Crossing validation practice with method family substantiates Section 3.2’s remark with numbers: 8 of the 22 physics-informed/hybrid primary papers (36%) use a strong protocol, against 34 of the 66 other primary papers (52%) — Fisher’s exact p = 0.32, odds ratio 0.54 (95% CI 0.21–1.46); under the broader definition of stringency (Section 2.5) that also counts experimental-hardware demonstrations, the contrast is 13 of 22 (59%) versus 49 of 66 (74%), p = 0.19. Neither difference is statistically significant, and neither should be read as equivalence: a minimum-detectable-effect analysis (released as power_analysis.py with its outputs) shows that with 22 versus 66 papers and a 51.5% baseline strong-protocol rate, 80% power at α = 0.05 requires a difference of roughly 30–35 percentage points (odds ratio ≤0.26 or ≥4.0), while the observed 15-point gap is detectable with only about 20–25% power, and the two arms’ Wilson intervals overlap almost completely (19.7–57.0% versus 39.7–63.2%). The honest statement is that no difference is detectable at this scale, and that meaningful differences in either direction — including a physics prior halving or doubling the odds of a strong protocol — remain compatible with these counts. To quantify how much these counts depend on the single-coder labels, a label-noise scenario analysis perturbs them directly. The analysis is a scenario envelope, not an error model. In each of 4,000 seeded Monte Carlo draws (seed 7), a label-flip rate is drawn from a Normal distribution centered on the observed coder-versus-label bucket error rate of the reliability study (0.37 and 0.27 for the two coders; mean 0.32) with standard deviation 0.02, truncated at zero; the drawn rate then flips strong/non-strong bucket labels across the 88 primary papers, and both the overall strong share and the physics-versus-other Fisher exact test are recomputed. Two readings are built into the design. Symmetric random flipping — in either direction — mechanically attenuates contrasts toward the null, whereas the actually observed coder-label disagreements are directional: 16 of the 19 bucket disagreements have the coder assigning weak where the released label says strong, the declared conservative fallback of Section 2.5. A second scenario therefore flips strong labels to weak only, at the same drawn rates, matching that direction. Under the symmetric scenario the strong-protocol count spans 35–52 of the 88 primary papers (39.8–59.1%) and the family contrast remains non-significant in 94.4% of draws; under the strong-to-weak-only scenario the count spans 22–35 (25.0–39.8%) and the contrast remains non-significant in 96.3% of draws. Read together, the two scenarios bound the single-coder counts on both sides of the documented disagreement structure — under either, the physics-versus-other contrast shows no detectable difference and remains underpowered in the sense just quantified.</w:t>
       </w:r>
     </w:p>
     <w:p>
@@ -7381,7 +7734,7 @@
           <w:i w:val="0"/>
           <w:sz w:val="18"/>
         </w:rPr>
-        <w:t>Table 6 Cross-tabulation of fleet-data use against online validation (103 classified papers). Fleet-data use describes the primary data source; online validation describes the validation protocol; their overlap is 8 of 10 fleet-data papers. A laboratory-data online demonstration was recoded to experimental hardware after full-text re-check (per the codebook absorbing rule). The right-hand column pools the environment-only validation categories defined with the classification framework.</w:t>
+        <w:t>Table 6 Cross-tabulation of fleet-data use against online validation (103 classified papers). Fleet-data use describes the primary data source; online validation describes the validation protocol; their overlap is 8 of 10 fleet-data papers. A laboratory-data online demonstration was recoded to experimental hardware after full-text re-check (per the codebook’s absorbing rule: each paper is credited with the strongest protocol its full text reports for its headline claim, and a stronger claim unsupported at full-text re-check absorbs into the weaker class that is evidenced — Box 2). The right-hand column pools the environment-only validation categories defined with the classification framework.</w:t>
       </w:r>
     </w:p>
     <w:tbl>
@@ -7828,6 +8181,21 @@
     </w:p>
     <w:p>
       <w:pPr>
+        <w:spacing w:after="160"/>
+        <w:jc w:val="both"/>
+      </w:pPr>
+      <w:r>
+        <w:rPr>
+          <w:rFonts w:ascii="Times New Roman" w:hAnsi="Times New Roman"/>
+          <w:b w:val="0"/>
+          <w:i w:val="0"/>
+          <w:sz w:val="20"/>
+        </w:rPr>
+        <w:t>Two further audits bound what the subset statistic means. First, a representativeness probe asks whether the curated subset over-states validation evidence relative to the pool it was drawn from — at the one level where the 799-record pool is observable, its indexed abstracts. A seed-pinned uniform sample of 40 eligible records (released, with its codes, as abstract_probe.py and abstract_probe.json) yields 23 abstracts retrievable from public indexes (Elsevier-withheld abstracts dominate the 17 missing); coded under a three-value rubric — isolation or deployment protocol stated, evaluation stated without isolation, nothing stated — none of the 18 primary-looking pool records states an isolation or deployment protocol in its abstract (0 of 18), against 5 of the 38 abstract-screenable subset papers (13%); the difference is not significant (Fisher p = 0.16) and both rates are near zero. The probe’s finding is negative in a useful way: indexed abstracts almost never carry enough protocol information to code validation strength at pool scale, in either tier, so the 48% strong-protocol share cannot be promoted from a curated-subset statistic to a field estimate without full-text access — and the scarcity of protocol statements in abstracts is itself part of what the reporting checklist of Section 9.9 responds to. Second, the baseline-comparison screen (the seventh field of Section 2.5) asks the question this review had not audited of its own corpus: whether ML studies benchmark against model-based methods at all. Of the 38 abstract-screenable primary papers, 32 (84%) name no model-based or classical baseline, 2 name one without stating the comparison, and 4 (11%) state a same-data quantitative comparison — against an SVR, a 0.5C CCCV protocol, an equivalent-circuit/electrochemical model, and a rule-based controller, respectively. These are lower bounds on comparison practice (full texts may compare what abstracts omit) but exact measures of comparison visibility, and visibility is what a reader scanning the literature actually has: at abstract level, the field’s answer to ‘does the learned estimator beat the model-based baseline on the same data?’ is, four times in five, unstated.</w:t>
+      </w:r>
+    </w:p>
+    <w:p>
+      <w:pPr>
         <w:keepNext/>
         <w:spacing w:after="80"/>
         <w:jc w:val="left"/>
@@ -9469,7 +9837,7 @@
           <w:i w:val="0"/>
           <w:sz w:val="20"/>
         </w:rPr>
-        <w:t>The result does not indicate a venue gap in stated validation evidence. Of the 8 learning-based conference papers, 2 (25%) state hardware or experimental validation in their indexed abstracts, 2 rest on public datasets, 1 describes simulation-level validation, and 3 state no validation basis at all — against 20 of the 88 primary-application journal papers (23%) with experimental-hardware demonstrations. Indexed abstract-level transparency about validation is, if anything, lower on the conference path. Two caveats bound this finding: conference abstracts are frequently truncated in bibliographic indexes, so the comparison measures stated evidence rather than underlying practice; and the sensitivity set is a curated sample, not a census. Within those bounds, however, the journal-only corpus does not understate the field’s validation transparency — and the observation that neither venue type reports validation systematically strengthens, rather than weakens, the case for the reporting standards proposed in Section 9.9.</w:t>
+        <w:t>The result does not indicate a venue gap in stated validation evidence. Of the 8 learning-based conference papers, 2 (25%) state hardware or experimental validation in their indexed abstracts, 2 rest on public datasets, 1 describes simulation-level validation, and 3 state no validation basis at all — against 20 of the 88 primary-application journal papers (23%) with experimental-hardware demonstrations. Indexed abstract-level transparency about validation is, if anything, lower on the conference path. Two caveats bound this finding: conference abstracts are frequently truncated in bibliographic indexes, so the comparison measures stated evidence rather than underlying practice; and the sensitivity set is a curated sample, not a census. Within those bounds the comparison remains descriptive — eight truncated abstracts cannot carry an inference about venue populations — but the observed pattern, that stated validation evidence is no more visible in the conference abstracts examined than in the journal corpus, strengthens rather than weakens the case for the reporting standards proposed in Section 9.9.</w:t>
       </w:r>
     </w:p>
     <w:p>
@@ -11868,23 +12236,7 @@
                 <w:i w:val="0"/>
                 <w:sz w:val="17"/>
               </w:rPr>
-              <w:t xml:space="preserve">; LLM-based SOH estimation with uncertainty-aware field-vehicle control (field data; subset’s earliest LLM estimator; an earlier journal LLM estimator was missed by this review’s retrieval </w:t>
-            </w:r>
-            <w:r>
-              <w:rPr>
-                <w:rFonts w:ascii="Times New Roman" w:hAnsi="Times New Roman"/>
-                <w:sz w:val="17"/>
-              </w:rPr>
-              <w:t>[99]</w:t>
-            </w:r>
-            <w:r>
-              <w:rPr>
-                <w:rFonts w:ascii="Times New Roman" w:hAnsi="Times New Roman"/>
-                <w:b w:val="0"/>
-                <w:i w:val="0"/>
-                <w:sz w:val="17"/>
-              </w:rPr>
-              <w:t xml:space="preserve"> (Section 8.4)) </w:t>
+              <w:t xml:space="preserve">; LLM-based SOH estimation with uncertainty-aware fallback (field data; subset’s earliest LLM estimator — an earlier journal study was missed by the retrieval, Section 8.4) </w:t>
             </w:r>
             <w:r>
               <w:rPr>
@@ -11970,7 +12322,7 @@
           <w:rFonts w:ascii="Times New Roman" w:hAnsi="Times New Roman"/>
           <w:sz w:val="20"/>
         </w:rPr>
-        <w:t>[100]</w:t>
+        <w:t>[99]</w:t>
       </w:r>
       <w:r>
         <w:rPr>
@@ -11986,7 +12338,7 @@
           <w:rFonts w:ascii="Times New Roman" w:hAnsi="Times New Roman"/>
           <w:sz w:val="20"/>
         </w:rPr>
-        <w:t>[94, 101]</w:t>
+        <w:t>[94, 100]</w:t>
       </w:r>
       <w:r>
         <w:rPr>
@@ -12002,7 +12354,7 @@
           <w:rFonts w:ascii="Times New Roman" w:hAnsi="Times New Roman"/>
           <w:sz w:val="20"/>
         </w:rPr>
-        <w:t>[102]</w:t>
+        <w:t>[101]</w:t>
       </w:r>
       <w:r>
         <w:rPr>
@@ -12018,7 +12370,7 @@
           <w:rFonts w:ascii="Times New Roman" w:hAnsi="Times New Roman"/>
           <w:sz w:val="20"/>
         </w:rPr>
-        <w:t>[103]</w:t>
+        <w:t>[102]</w:t>
       </w:r>
       <w:r>
         <w:rPr>
@@ -12133,7 +12485,7 @@
           <w:rFonts w:ascii="Times New Roman" w:hAnsi="Times New Roman"/>
           <w:sz w:val="20"/>
         </w:rPr>
-        <w:t>[94, 101]</w:t>
+        <w:t>[94, 100]</w:t>
       </w:r>
       <w:r>
         <w:rPr>
@@ -12167,7 +12519,7 @@
           <w:rFonts w:ascii="Times New Roman" w:hAnsi="Times New Roman"/>
           <w:sz w:val="20"/>
         </w:rPr>
-        <w:t>[103]</w:t>
+        <w:t>[102]</w:t>
       </w:r>
       <w:r>
         <w:rPr>
@@ -12230,7 +12582,7 @@
           <w:rFonts w:ascii="Times New Roman" w:hAnsi="Times New Roman"/>
           <w:sz w:val="20"/>
         </w:rPr>
-        <w:t>[104]</w:t>
+        <w:t>[103]</w:t>
       </w:r>
       <w:r>
         <w:rPr>
@@ -12246,7 +12598,7 @@
           <w:rFonts w:ascii="Times New Roman" w:hAnsi="Times New Roman"/>
           <w:sz w:val="20"/>
         </w:rPr>
-        <w:t>[105]</w:t>
+        <w:t>[104]</w:t>
       </w:r>
       <w:r>
         <w:rPr>
@@ -12262,7 +12614,7 @@
           <w:rFonts w:ascii="Times New Roman" w:hAnsi="Times New Roman"/>
           <w:sz w:val="20"/>
         </w:rPr>
-        <w:t>[106]</w:t>
+        <w:t>[105]</w:t>
       </w:r>
       <w:r>
         <w:rPr>
@@ -12294,7 +12646,7 @@
           <w:rFonts w:ascii="Times New Roman" w:hAnsi="Times New Roman"/>
           <w:sz w:val="20"/>
         </w:rPr>
-        <w:t>[107]</w:t>
+        <w:t>[106]</w:t>
       </w:r>
       <w:r>
         <w:rPr>
@@ -12357,7 +12709,7 @@
           <w:rFonts w:ascii="Times New Roman" w:hAnsi="Times New Roman"/>
           <w:sz w:val="20"/>
         </w:rPr>
-        <w:t>[107]</w:t>
+        <w:t>[106]</w:t>
       </w:r>
       <w:r>
         <w:rPr>
@@ -12436,7 +12788,7 @@
           <w:rFonts w:ascii="Times New Roman" w:hAnsi="Times New Roman"/>
           <w:sz w:val="20"/>
         </w:rPr>
-        <w:t>[10, 108]</w:t>
+        <w:t>[10, 107]</w:t>
       </w:r>
       <w:r>
         <w:rPr>
@@ -12484,7 +12836,7 @@
           <w:rFonts w:ascii="Times New Roman" w:hAnsi="Times New Roman"/>
           <w:sz w:val="20"/>
         </w:rPr>
-        <w:t>[109]</w:t>
+        <w:t>[108]</w:t>
       </w:r>
       <w:r>
         <w:rPr>
@@ -12500,7 +12852,7 @@
           <w:rFonts w:ascii="Times New Roman" w:hAnsi="Times New Roman"/>
           <w:sz w:val="20"/>
         </w:rPr>
-        <w:t>[110]</w:t>
+        <w:t>[109]</w:t>
       </w:r>
       <w:r>
         <w:rPr>
@@ -12516,7 +12868,7 @@
           <w:rFonts w:ascii="Times New Roman" w:hAnsi="Times New Roman"/>
           <w:sz w:val="20"/>
         </w:rPr>
-        <w:t>[111]</w:t>
+        <w:t>[110]</w:t>
       </w:r>
       <w:r>
         <w:rPr>
@@ -12581,7 +12933,7 @@
           <w:rFonts w:ascii="Times New Roman" w:hAnsi="Times New Roman"/>
           <w:sz w:val="20"/>
         </w:rPr>
-        <w:t>[112]</w:t>
+        <w:t>[111]</w:t>
       </w:r>
       <w:r>
         <w:rPr>
@@ -12597,7 +12949,7 @@
           <w:rFonts w:ascii="Times New Roman" w:hAnsi="Times New Roman"/>
           <w:sz w:val="20"/>
         </w:rPr>
-        <w:t>[113]</w:t>
+        <w:t>[112]</w:t>
       </w:r>
       <w:r>
         <w:rPr>
@@ -12613,7 +12965,7 @@
           <w:rFonts w:ascii="Times New Roman" w:hAnsi="Times New Roman"/>
           <w:sz w:val="20"/>
         </w:rPr>
-        <w:t>[114]</w:t>
+        <w:t>[113]</w:t>
       </w:r>
       <w:r>
         <w:rPr>
@@ -12775,7 +13127,7 @@
           <w:rFonts w:ascii="Times New Roman" w:hAnsi="Times New Roman"/>
           <w:sz w:val="20"/>
         </w:rPr>
-        <w:t>[115]</w:t>
+        <w:t>[114]</w:t>
       </w:r>
       <w:r>
         <w:rPr>
@@ -12791,7 +13143,7 @@
           <w:rFonts w:ascii="Times New Roman" w:hAnsi="Times New Roman"/>
           <w:sz w:val="20"/>
         </w:rPr>
-        <w:t>[116]</w:t>
+        <w:t>[115]</w:t>
       </w:r>
       <w:r>
         <w:rPr>
@@ -12807,7 +13159,7 @@
           <w:rFonts w:ascii="Times New Roman" w:hAnsi="Times New Roman"/>
           <w:sz w:val="20"/>
         </w:rPr>
-        <w:t>[117]</w:t>
+        <w:t>[116]</w:t>
       </w:r>
       <w:r>
         <w:rPr>
@@ -12823,7 +13175,7 @@
           <w:rFonts w:ascii="Times New Roman" w:hAnsi="Times New Roman"/>
           <w:sz w:val="20"/>
         </w:rPr>
-        <w:t>[118]</w:t>
+        <w:t>[117]</w:t>
       </w:r>
       <w:r>
         <w:rPr>
@@ -12855,7 +13207,7 @@
           <w:rFonts w:ascii="Times New Roman" w:hAnsi="Times New Roman"/>
           <w:sz w:val="20"/>
         </w:rPr>
-        <w:t>[57, 119]</w:t>
+        <w:t>[57, 118]</w:t>
       </w:r>
       <w:r>
         <w:rPr>
@@ -12871,7 +13223,7 @@
           <w:rFonts w:ascii="Times New Roman" w:hAnsi="Times New Roman"/>
           <w:sz w:val="20"/>
         </w:rPr>
-        <w:t>[120]</w:t>
+        <w:t>[119]</w:t>
       </w:r>
       <w:r>
         <w:rPr>
@@ -12902,7 +13254,7 @@
           <w:rFonts w:ascii="Times New Roman" w:hAnsi="Times New Roman"/>
           <w:sz w:val="20"/>
         </w:rPr>
-        <w:t>[115]</w:t>
+        <w:t>[114]</w:t>
       </w:r>
       <w:r>
         <w:rPr>
@@ -12918,7 +13270,7 @@
           <w:rFonts w:ascii="Times New Roman" w:hAnsi="Times New Roman"/>
           <w:sz w:val="20"/>
         </w:rPr>
-        <w:t>[117]</w:t>
+        <w:t>[116]</w:t>
       </w:r>
       <w:r>
         <w:rPr>
@@ -12934,7 +13286,7 @@
           <w:rFonts w:ascii="Times New Roman" w:hAnsi="Times New Roman"/>
           <w:sz w:val="20"/>
         </w:rPr>
-        <w:t>[118]</w:t>
+        <w:t>[117]</w:t>
       </w:r>
       <w:r>
         <w:rPr>
@@ -13013,7 +13365,7 @@
           <w:rFonts w:ascii="Times New Roman" w:hAnsi="Times New Roman"/>
           <w:sz w:val="20"/>
         </w:rPr>
-        <w:t>[99]</w:t>
+        <w:t>[120]</w:t>
       </w:r>
       <w:r>
         <w:rPr>
@@ -13022,7 +13374,7 @@
           <w:i w:val="0"/>
           <w:sz w:val="20"/>
         </w:rPr>
-        <w:t xml:space="preserve"> appeared in IEEE Transactions on Energy Conversion in 2025, predating both studies, and it appears nowhere in the released 1,550-record retrieval — a recall miss of the query design (Section 2.2), not a venue exclusion. Studies in this subset are therefore described as the earliest in the classified subset, not the first in the field.</w:t>
+        <w:t xml:space="preserve"> appeared in IEEE Transactions on Energy Conversion in 2025, predating both studies, and it appears nowhere in the released 1,550-record retrieval — a recall miss of the query design, not a venue exclusion. The recall audit of Section 2.2 shows such misses are structural rather than exceptional: the capped queries contain only 16–17% of the in-scope, 2020-onward literature cited by this review’s own included reviews, and the missed TEC paper is cited by none of those reviews either, so even a reference-list-driven search would not have surfaced it. Studies in this subset are therefore described as the earliest in the classified subset, not the first in the field.</w:t>
       </w:r>
     </w:p>
     <w:p>
@@ -13286,7 +13638,7 @@
                 <w:rFonts w:ascii="Times New Roman" w:hAnsi="Times New Roman"/>
                 <w:sz w:val="17"/>
               </w:rPr>
-              <w:t>[99]</w:t>
+              <w:t>[120]</w:t>
             </w:r>
             <w:r>
               <w:rPr>
@@ -13761,7 +14113,7 @@
           <w:rFonts w:ascii="Times New Roman" w:hAnsi="Times New Roman"/>
           <w:sz w:val="20"/>
         </w:rPr>
-        <w:t>[113]</w:t>
+        <w:t>[112]</w:t>
       </w:r>
       <w:r>
         <w:rPr>
@@ -13777,7 +14129,7 @@
           <w:rFonts w:ascii="Times New Roman" w:hAnsi="Times New Roman"/>
           <w:sz w:val="20"/>
         </w:rPr>
-        <w:t>[106]</w:t>
+        <w:t>[105]</w:t>
       </w:r>
       <w:r>
         <w:rPr>
@@ -14122,7 +14474,7 @@
           <w:rFonts w:ascii="Times New Roman" w:hAnsi="Times New Roman"/>
           <w:sz w:val="20"/>
         </w:rPr>
-        <w:t>[112]</w:t>
+        <w:t>[111]</w:t>
       </w:r>
       <w:r>
         <w:rPr>
@@ -14194,7 +14546,7 @@
           <w:i w:val="0"/>
           <w:sz w:val="20"/>
         </w:rPr>
-        <w:t xml:space="preserve"> and stood, at this review’s September 2026 retrieval date, pending before WP.29 with adoption listed for its 17–20 November 2026 session), GB 38031 (GB 38031-2020, superseded for new type approvals by GB 38031-2025 from July 2026, with existing models transitioning through July 2027; GB 38031-2025 replaces the fire/explosion-warning criterion with no-fire/no-explosion thermal-diffusion requirements and adds bottom-impact and 300-cycle fast-charge safety tests </w:t>
+        <w:t xml:space="preserve"> and stood, at this review’s September 2026 retrieval date, pending before WP.29 with adoption listed for its 17–20 November 2026 session), GB 38031 (GB 38031-2020, superseded for new type approvals by GB 38031-2025 from July 2026, with existing models transitioning through July 2027; GB 38031-2025 requires a thermal-propagation warning ahead of hazard and no fire or explosion of the pack beyond the triggered cell — superseding GB 38031-2020’s five-minute pre-warning criterion — and adds bottom-impact and 300-cycle fast-charge safety tests </w:t>
       </w:r>
       <w:r>
         <w:rPr>
@@ -14310,7 +14662,7 @@
           <w:i w:val="0"/>
           <w:sz w:val="18"/>
         </w:rPr>
-        <w:t>Table 10 Mapping BMS functions to requirements in UN GTR 20 (Amendment 1 thermal-propagation provisions, EVS-30-C01/Rev.4), GB 38031-2020/2025, ISO 26262:2018 with ISO/PAS 8800:2024, and ISO 21448 (SOTIF): what deployed ML components must be able to evidence. The mapping is this review’s synthesis at requirement level (not clause-level legal citation); the right-hand column gives the corresponding classified-subset primary-paper counts from Section 3.4.</w:t>
+        <w:t>Table 10 Mapping BMS functions to requirements in UN GTR 20 (Amendment 1 thermal-propagation provisions, EVS-30-C01/Rev.4), GB 38031-2020/2025, ISO 26262:2018 with ISO/PAS 8800:2024, and ISO 21448 (SOTIF): what deployed ML components must be able to evidence. Regulatory statuses are stated as of the September 2026 retrieval date; throughout the table, a ‘strong protocol’ means the protocol-only definition of Section 2.5 (cross-cell, cross-chemistry, or cross-domain holdout, or online/real-vehicle demonstration). The mapping is this review’s synthesis at requirement level (not clause-level legal citation); the right-hand column gives the corresponding classified-subset primary-paper counts from Section 3.4.</w:t>
       </w:r>
     </w:p>
     <w:tbl>
@@ -14582,7 +14934,7 @@
                 <w:i w:val="0"/>
                 <w:sz w:val="17"/>
               </w:rPr>
-              <w:t xml:space="preserve">Thermal-propagation early warning must provide the escape window: GB 38031-2025 requires the warning signal but no fire/explosion beyond the triggered cell (superseding the GB 38031-2020 5-min criterion); the GTR 20 Amendment 1 proposal (EVS-30-C01/Rev.4) carries a ≥5-min advance-warning requirement before cabin hazards, with test or risk-management compliance options </w:t>
+              <w:t xml:space="preserve">Thermal-propagation early warning must provide the escape window: GB 38031-2025 requires a thermal-propagation warning ahead of hazard and no fire or explosion of the pack beyond the triggered cell, superseding GB 38031-2020’s five-minute pre-warning criterion; the GTR 20 Amendment 1 proposal (EVS-30-C01/Rev.4) carries a ≥5-min advance-warning requirement before cabin hazards, with test or risk-management compliance options </w:t>
             </w:r>
             <w:r>
               <w:rPr>
@@ -15271,7 +15623,7 @@
                 <w:i w:val="0"/>
                 <w:sz w:val="17"/>
               </w:rPr>
-              <w:t>First two LLM-based studies appear 2025–2026</w:t>
+              <w:t>Subset’s first two LLM-based studies appear 2025–2026</w:t>
             </w:r>
           </w:p>
         </w:tc>
@@ -16901,7 +17253,7 @@
           <w:i w:val="0"/>
           <w:sz w:val="18"/>
         </w:rPr>
-        <w:t xml:space="preserve">Fig. 8 Milestones of machine learning in battery management, 2019–2026, drawn from the corpus: early-life cycle prediction </w:t>
+        <w:t xml:space="preserve">Fig. 8 Milestones of machine learning in battery management, 2019–2026, drawn from the corpus; dating follows the cited studies’ publication years and is therefore citation- and retrieval-conditioned (Sections 2.2 and 3.1): early-life cycle prediction </w:t>
       </w:r>
       <w:r>
         <w:rPr>
@@ -16972,7 +17324,7 @@
           <w:rFonts w:ascii="Times New Roman" w:hAnsi="Times New Roman"/>
           <w:sz w:val="18"/>
         </w:rPr>
-        <w:t>[12, 117]</w:t>
+        <w:t>[12, 116]</w:t>
       </w:r>
       <w:r>
         <w:rPr>
@@ -17060,7 +17412,7 @@
           <w:i w:val="0"/>
           <w:sz w:val="20"/>
         </w:rPr>
-        <w:t>This review has examined machine learning in battery management on a two-tier evidence base: a rule-based eligible corpus of 799 journal articles from which field-level shares are measured within a documented capped retrieval, and an in-depth classified subset of 103 studies through which method, data, and validation practice are examined with a blind 30-paper reliability check and label-noise sensitivity ranges. Three conclusions stand out. First, within the classified subset the method families stratify cleanly by period: classical feature-based learners gave way to deep sequence models, which are now themselves being displaced at the research frontier by physics-informed hybrids, optimization-augmented learning, transfer-learning regimes, and — at the very edge of the window — foundation-model components. Second, the center of gravity of application remains estimation (state, health, lifetime): measured as shares of the eligible corpus, the SOC–SOH–prognostics union covers about half of eligible records, where learning systems report laboratory-regime success — on metrics that this review argues cannot be pooled across papers (Section 5.6) — while control functions (charging, thermal, balancing) remain demonstrably transformable but under-evidenced for deployment, and vehicle- and pack-level practice stays thin relative to the level at which UN GTR 20, GB 38031, and ISO 26262 pose their requirements (Section 9.4). Third, and most critically, the proliferation of published accuracy claims has outpaced the validation evidence behind them: online or fleet-level demonstration appears in fewer than one primary study in ten, 17 of 88 primary papers use isolation-weakened splits, benchmark concentration and private-data fragmentation distort the apparent state of the art, and the field’s favored remedy — physics-informed architecture — does not demonstrably substitute for validation rigor: physics-informed papers use strong protocols no more often than purely data-driven peers (36% versus 52% under the protocol-only definition, p = 0.32; 59% versus 74% under the broader definition, p = 0.19 — not statistically significant under either, and treated here as an untested hypothesis rather than a settled result).</w:t>
+        <w:t>This review has examined machine learning in battery management on a two-tier evidence base: a rule-based eligible corpus of 799 journal articles from which field-level shares are measured within a documented capped retrieval, and an in-depth classified subset of 103 studies through which method, data, and validation practice are examined with a blind 30-paper reliability check and label-noise sensitivity ranges. Three conclusions stand out. First, within the classified subset the method families stratify cleanly by period: classical feature-based learners gave way to deep sequence models, which are now themselves being displaced at the research frontier by physics-informed hybrids, optimization-augmented learning, transfer-learning regimes, and — at the very edge of the window — foundation-model components. Second, the center of gravity of application remains estimation (state, health, lifetime): measured as shares of the eligible corpus, the SOC–SOH–prognostics union covers about half of eligible records, where learning systems report laboratory-regime success — on metrics that this review argues cannot be pooled across papers (Section 5.6) — while control functions (charging, thermal, balancing) remain demonstrably transformable but under-evidenced for deployment, and vehicle- and pack-level practice stays thin relative to the level at which UN GTR 20, GB 38031, and ISO 26262 pose their requirements (Section 9.4). Third, and most critically, the subset’s published accuracy claims have outpaced the validation evidence behind them: online or fleet-level demonstration appears in fewer than one primary study in ten, 17 of 88 primary papers use isolation-weakened splits, benchmark concentration and private-data fragmentation distort the apparent state of the art, and the favored remedy — physics-informed architecture — shows no detectable substitution for validation rigor in these counts: physics-informed papers use strong protocols at rates statistically indistinguishable from data-driven peers (36% versus 52% under the protocol-only definition, p = 0.32; 59% versus 74% under the broader definition, p = 0.19), a contrast too underpowered to rule out meaningful differences in either direction (Section 3.4), and therefore retained as an open hypothesis rather than a settled result.</w:t>
       </w:r>
     </w:p>
     <w:p>
@@ -17174,7 +17526,7 @@
           <w:rFonts w:ascii="Times New Roman" w:hAnsi="Times New Roman"/>
           <w:sz w:val="20"/>
         </w:rPr>
-        <w:t>The complete evidence base is deposited at Zenodo, DOI 10.5281/zenodo.23436202 (deposit of record; the GitHub repository of the same name is a development mirror). The deposit includes: the classified 103-study dataset (papers.csv, papers_final.json) with per-paper citation counts; the 799-record rule-based eligible pool (eligible_corpus.json, pool.csv) with per-record query-theme tags; the record-level screening log (screening_log.csv); the per-paper validation-protocol audit (protocol_audit.csv); the codebook and coding protocol (codebook.md, coding_protocol.md); the locked blind coder sheets, agreement report, itemized disagreements, and hash-tracked reliability log (corpus/reliability/); the conference sensitivity set with all 14 retrieved papers and the pre-stated inclusion rule (conference_sensitivity.csv); the withheld released labels for the reliability sample (gold_labels_30.csv); the label-noise sensitivity script and outputs (sensitivity_label_noise.py/.json); the Crossref verification audit trail (final_audit.json, external_verified.json, conference_verified.json); the seed-study register (seeds.json); and the screening statistics (stats.json).</w:t>
+        <w:t>The complete evidence base is deposited at Zenodo, DOI 10.5281/zenodo.23436202 (deposit of record; the GitHub repository of the same name is a development mirror). The deposit includes: the classified 103-study dataset (papers.csv, papers_final.json) with per-paper citation counts; the 799-record rule-based eligible pool (eligible_corpus.json, pool.csv) with per-record query-theme tags; the record-level screening log (screening_log.csv); the per-paper validation-protocol audit (protocol_audit.csv); the codebook and coding protocol (codebook.md, coding_protocol.md); the locked blind coder sheets, agreement report, itemized disagreements, and hash-tracked reliability log (corpus/reliability/); the conference sensitivity set with all 14 retrieved papers and the pre-stated inclusion rule (conference_sensitivity.csv); the withheld released labels for the reliability sample (gold_labels_30.csv); the label-noise sensitivity script and outputs (sensitivity_label_noise.py/.json); the Crossref verification audit trail (final_audit.json, external_verified.json, conference_verified.json); the seed-study register (seeds.json); the screening statistics (stats.json); the recall audit with its cached Crossref responses (recall_audit.py, recall_audit.json, raw_cache/); the minimum-detectable-effect analysis (power_analysis.py, power_analysis.json); and the abstract-level probes with their codes and rubric (abstract_probe.py, abstract_probe_raw.json, abstract_probe_codes.py, abstract_probe.json). One registry-metadata note: the Crossref record for one reference (DOI 10.1016/j.jechem.2023.03.026) deposits two author names with the given and family fields transposed and the surname ‘Store’ for ‘Stroe’; the reference list normalizes them to the published forms (Vilsen, S. B.; Stroe, D. I.), and all other bibliographic metadata is reproduced exactly as deposited.</w:t>
       </w:r>
     </w:p>
     <w:p>
@@ -17693,7 +18045,7 @@
           <w:rFonts w:ascii="Times New Roman" w:hAnsi="Times New Roman"/>
           <w:sz w:val="18"/>
         </w:rPr>
-        <w:t>Li, X., Yu, D., Søren Byg, V., Daniel Ioan, S., “The development of machine learning-based remaining useful life prediction for lithium-ion batteries,” Journal of Energy Chemistry, vol. 82, 103-121, 2023, doi: 10.1016/j.jechem.2023.03.026.</w:t>
+        <w:t>Li, X., Yu, D., Vilsen, S. B., Stroe, D. I., “The development of machine learning-based remaining useful life prediction for lithium-ion batteries,” Journal of Energy Chemistry, vol. 82, 103-121, 2023, doi: 10.1016/j.jechem.2023.03.026.</w:t>
       </w:r>
     </w:p>
     <w:p>
@@ -19352,7 +19704,7 @@
           <w:rFonts w:ascii="Times New Roman" w:hAnsi="Times New Roman"/>
           <w:sz w:val="18"/>
         </w:rPr>
-        <w:t>Poh, W. Q. T., Xu, Y., Tan, R. T. P., “Data-Driven Estimation of Li-Ion Battery Health: Integrating GPT-4 With Distilled Lifelong Learning,” IEEE Transactions on Energy Conversion, vol. 40, 1682-1685, 2025, doi: 10.1109/tec.2025.3548400.</w:t>
+        <w:t>Si, Y., Zhou, X., Wang, Y., Zhang, T., Xiao, Y., Liu, Y., “Internal temperature sensing for lithium-ion battery under ultrahigh-rate discharge conditions using physics-informed neural network,” Applied Energy, vol. 408, 127394, 2026, doi: 10.1016/j.apenergy.2026.127394.</w:t>
       </w:r>
     </w:p>
     <w:p>
@@ -19373,7 +19725,7 @@
           <w:rFonts w:ascii="Times New Roman" w:hAnsi="Times New Roman"/>
           <w:sz w:val="18"/>
         </w:rPr>
-        <w:t>Si, Y., Zhou, X., Wang, Y., Zhang, T., Xiao, Y., Liu, Y., “Internal temperature sensing for lithium-ion battery under ultrahigh-rate discharge conditions using physics-informed neural network,” Applied Energy, vol. 408, 127394, 2026, doi: 10.1016/j.apenergy.2026.127394.</w:t>
+        <w:t>Tang, X., Guo, Q., Li, M., Wei, C., Pan, Z., Wang, Y., “Performance analysis on liquid-cooled battery thermal management for electric vehicles based on machine learning,” Journal of Power Sources, vol. 494, 229727, 2021, doi: 10.1016/j.jpowsour.2021.229727.</w:t>
       </w:r>
     </w:p>
     <w:p>
@@ -19394,7 +19746,7 @@
           <w:rFonts w:ascii="Times New Roman" w:hAnsi="Times New Roman"/>
           <w:sz w:val="18"/>
         </w:rPr>
-        <w:t>Tang, X., Guo, Q., Li, M., Wei, C., Pan, Z., Wang, Y., “Performance analysis on liquid-cooled battery thermal management for electric vehicles based on machine learning,” Journal of Power Sources, vol. 494, 229727, 2021, doi: 10.1016/j.jpowsour.2021.229727.</w:t>
+        <w:t>Chen, S., Zhang, G., Zhu, J., Feng, X., Wei, X., Ouyang, M., et al., “Multi-objective optimization design and experimental investigation for a parallel liquid cooling-based Lithium-ion battery module under fast charging,” Applied Thermal Engineering, vol. 211, 118503, 2022, doi: 10.1016/j.applthermaleng.2022.118503.</w:t>
       </w:r>
     </w:p>
     <w:p>
@@ -19415,7 +19767,7 @@
           <w:rFonts w:ascii="Times New Roman" w:hAnsi="Times New Roman"/>
           <w:sz w:val="18"/>
         </w:rPr>
-        <w:t>Chen, S., Zhang, G., Zhu, J., Feng, X., Wei, X., Ouyang, M., et al., “Multi-objective optimization design and experimental investigation for a parallel liquid cooling-based Lithium-ion battery module under fast charging,” Applied Thermal Engineering, vol. 211, 118503, 2022, doi: 10.1016/j.applthermaleng.2022.118503.</w:t>
+        <w:t>Nam, K., Ahn, C., “Energy-Efficient Battery Thermal Management in Electric Vehicles Using Artificial-Neural-Network-Based Model Predictive Control,” World Electric Vehicle Journal, vol. 16, 279, 2025, doi: 10.3390/wevj16050279.</w:t>
       </w:r>
     </w:p>
     <w:p>
@@ -19436,7 +19788,7 @@
           <w:rFonts w:ascii="Times New Roman" w:hAnsi="Times New Roman"/>
           <w:sz w:val="18"/>
         </w:rPr>
-        <w:t>Nam, K., Ahn, C., “Energy-Efficient Battery Thermal Management in Electric Vehicles Using Artificial-Neural-Network-Based Model Predictive Control,” World Electric Vehicle Journal, vol. 16, 279, 2025, doi: 10.3390/wevj16050279.</w:t>
+        <w:t>Zhang, C., Zhao, S., Yang, Z., He, Y., “A multi-fault diagnosis method for lithium-ion battery pack using curvilinear Manhattan distance evaluation and voltage difference analysis,” Journal of Energy Storage, vol. 67, 107575, 2023, doi: 10.1016/j.est.2023.107575.</w:t>
       </w:r>
     </w:p>
     <w:p>
@@ -19457,7 +19809,7 @@
           <w:rFonts w:ascii="Times New Roman" w:hAnsi="Times New Roman"/>
           <w:sz w:val="18"/>
         </w:rPr>
-        <w:t>Zhang, C., Zhao, S., Yang, Z., He, Y., “A multi-fault diagnosis method for lithium-ion battery pack using curvilinear Manhattan distance evaluation and voltage difference analysis,” Journal of Energy Storage, vol. 67, 107575, 2023, doi: 10.1016/j.est.2023.107575.</w:t>
+        <w:t>Jia, Z., Wang, Z., Sun, Z., Sun, X., Liu, P., Ruzzenenti, F., “A multi-scenario data-driven approach for anomaly detection in electric vehicle battery systems,” eTransportation, vol. 24, 100418, 2025, doi: 10.1016/j.etran.2025.100418.</w:t>
       </w:r>
     </w:p>
     <w:p>
@@ -19478,7 +19830,7 @@
           <w:rFonts w:ascii="Times New Roman" w:hAnsi="Times New Roman"/>
           <w:sz w:val="18"/>
         </w:rPr>
-        <w:t>Jia, Z., Wang, Z., Sun, Z., Sun, X., Liu, P., Ruzzenenti, F., “A multi-scenario data-driven approach for anomaly detection in electric vehicle battery systems,” eTransportation, vol. 24, 100418, 2025, doi: 10.1016/j.etran.2025.100418.</w:t>
+        <w:t>Huang, Y., Cai, H., Lai, X., Zheng, Y., Han, X., Ren, D., et al., “Deep learning-driven detection of lithium-plating-type defects for battery manufacturing via formation and capacity grading data,” Journal of Energy Chemistry, vol. 108, 536-549, 2025, doi: 10.1016/j.jechem.2025.04.025.</w:t>
       </w:r>
     </w:p>
     <w:p>
@@ -19499,7 +19851,7 @@
           <w:rFonts w:ascii="Times New Roman" w:hAnsi="Times New Roman"/>
           <w:sz w:val="18"/>
         </w:rPr>
-        <w:t>Huang, Y., Cai, H., Lai, X., Zheng, Y., Han, X., Ren, D., et al., “Deep learning-driven detection of lithium-plating-type defects for battery manufacturing via formation and capacity grading data,” Journal of Energy Chemistry, vol. 108, 536-549, 2025, doi: 10.1016/j.jechem.2025.04.025.</w:t>
+        <w:t>Jeong, J., Kwak, E., Kim, J. h., Oh, K. Y., “Prediction of thermal runaway for a lithium-ion battery through multiphysics-informed DeepONet with virtual data,” eTransportation, vol. 21, 100337, 2024, doi: 10.1016/j.etran.2024.100337.</w:t>
       </w:r>
     </w:p>
     <w:p>
@@ -19520,7 +19872,7 @@
           <w:rFonts w:ascii="Times New Roman" w:hAnsi="Times New Roman"/>
           <w:sz w:val="18"/>
         </w:rPr>
-        <w:t>Jeong, J., Kwak, E., Kim, J. h., Oh, K. Y., “Prediction of thermal runaway for a lithium-ion battery through multiphysics-informed DeepONet with virtual data,” eTransportation, vol. 21, 100337, 2024, doi: 10.1016/j.etran.2024.100337.</w:t>
+        <w:t>He, L., Tian, A., Ding, T., Dong, K., Wang, Y., Gao, Y., et al., “Lithium-ion battery state estimation based on adaptive physics-informed neural network of electrochemical model,” Measurement, vol. 257, 118985, 2026, doi: 10.1016/j.measurement.2025.118985.</w:t>
       </w:r>
     </w:p>
     <w:p>
@@ -19541,7 +19893,7 @@
           <w:rFonts w:ascii="Times New Roman" w:hAnsi="Times New Roman"/>
           <w:sz w:val="18"/>
         </w:rPr>
-        <w:t>He, L., Tian, A., Ding, T., Dong, K., Wang, Y., Gao, Y., et al., “Lithium-ion battery state estimation based on adaptive physics-informed neural network of electrochemical model,” Measurement, vol. 257, 118985, 2026, doi: 10.1016/j.measurement.2025.118985.</w:t>
+        <w:t>Xu, Z., Guo, Y., Saleh, J. H., “A physics-informed dynamic deep autoencoder for accurate state-of-health prediction of lithium-ion battery,” Neural Computing and Applications, vol. 34, 15997-16017, 2022, doi: 10.1007/s00521-022-07291-5.</w:t>
       </w:r>
     </w:p>
     <w:p>
@@ -19562,7 +19914,7 @@
           <w:rFonts w:ascii="Times New Roman" w:hAnsi="Times New Roman"/>
           <w:sz w:val="18"/>
         </w:rPr>
-        <w:t>Xu, Z., Guo, Y., Saleh, J. H., “A physics-informed dynamic deep autoencoder for accurate state-of-health prediction of lithium-ion battery,” Neural Computing and Applications, vol. 34, 15997-16017, 2022, doi: 10.1007/s00521-022-07291-5.</w:t>
+        <w:t>Lu, J., Xiong, R., Tian, J., Wang, C., Hsu, C. W., Tsou, N. T., et al., “Battery degradation prediction against uncertain future conditions with recurrent neural network enabled deep learning,” Energy Storage Materials, vol. 50, 139-151, 2022, doi: 10.1016/j.ensm.2022.05.007.</w:t>
       </w:r>
     </w:p>
     <w:p>
@@ -19583,7 +19935,7 @@
           <w:rFonts w:ascii="Times New Roman" w:hAnsi="Times New Roman"/>
           <w:sz w:val="18"/>
         </w:rPr>
-        <w:t>Lu, J., Xiong, R., Tian, J., Wang, C., Hsu, C. W., Tsou, N. T., et al., “Battery degradation prediction against uncertain future conditions with recurrent neural network enabled deep learning,” Energy Storage Materials, vol. 50, 139-151, 2022, doi: 10.1016/j.ensm.2022.05.007.</w:t>
+        <w:t>Tao, J., Wang, S., Cao, W., Fernandez, C., Blaabjerg, F., “A Comprehensive Review of Multiple Physical and Data-Driven Model Fusion Methods for Accurate Lithium-Ion Battery Inner State Factor Estimation,” Batteries, vol. 10, 442, 2024, doi: 10.3390/batteries10120442.</w:t>
       </w:r>
     </w:p>
     <w:p>
@@ -19604,7 +19956,7 @@
           <w:rFonts w:ascii="Times New Roman" w:hAnsi="Times New Roman"/>
           <w:sz w:val="18"/>
         </w:rPr>
-        <w:t>Tao, J., Wang, S., Cao, W., Fernandez, C., Blaabjerg, F., “A Comprehensive Review of Multiple Physical and Data-Driven Model Fusion Methods for Accurate Lithium-Ion Battery Inner State Factor Estimation,” Batteries, vol. 10, 442, 2024, doi: 10.3390/batteries10120442.</w:t>
+        <w:t>Wang, F., Zhao, Z., Zhai, Z., Shang, Z., Yan, R., Chen, X., “Explainability-driven model improvement for SOH estimation of lithium-ion battery,” Reliability Engineering &amp; System Safety, vol. 232, 109046, 2023, doi: 10.1016/j.ress.2022.109046.</w:t>
       </w:r>
     </w:p>
     <w:p>
@@ -19625,7 +19977,7 @@
           <w:rFonts w:ascii="Times New Roman" w:hAnsi="Times New Roman"/>
           <w:sz w:val="18"/>
         </w:rPr>
-        <w:t>Wang, F., Zhao, Z., Zhai, Z., Shang, Z., Yan, R., Chen, X., “Explainability-driven model improvement for SOH estimation of lithium-ion battery,” Reliability Engineering &amp; System Safety, vol. 232, 109046, 2023, doi: 10.1016/j.ress.2022.109046.</w:t>
+        <w:t>Liu, K., Niri, M. F., Apachitei, G., Lain, M., Greenwood, D., Marco, J., “Interpretable machine learning for battery capacities prediction and coating parameters analysis,” Control Engineering Practice, vol. 124, 105202, 2022, doi: 10.1016/j.conengprac.2022.105202.</w:t>
       </w:r>
     </w:p>
     <w:p>
@@ -19646,7 +19998,7 @@
           <w:rFonts w:ascii="Times New Roman" w:hAnsi="Times New Roman"/>
           <w:sz w:val="18"/>
         </w:rPr>
-        <w:t>Liu, K., Niri, M. F., Apachitei, G., Lain, M., Greenwood, D., Marco, J., “Interpretable machine learning for battery capacities prediction and coating parameters analysis,” Control Engineering Practice, vol. 124, 105202, 2022, doi: 10.1016/j.conengprac.2022.105202.</w:t>
+        <w:t>Liu, X., Peng, H., Li, B., Chen, X., Li, Z., Huang, J., et al., “Untangling Degradation Chemistries of Lithium‐Sulfur Batteries Through Interpretable Hybrid Machine Learning,” Angewandte Chemie International Edition, vol. 61, Art. no. e202214037, 2022, doi: 10.1002/anie.202214037.</w:t>
       </w:r>
     </w:p>
     <w:p>
@@ -19667,7 +20019,7 @@
           <w:rFonts w:ascii="Times New Roman" w:hAnsi="Times New Roman"/>
           <w:sz w:val="18"/>
         </w:rPr>
-        <w:t>Liu, X., Peng, H., Li, B., Chen, X., Li, Z., Huang, J., et al., “Untangling Degradation Chemistries of Lithium‐Sulfur Batteries Through Interpretable Hybrid Machine Learning,” Angewandte Chemie International Edition, vol. 61, Art. no. e202214037, 2022, doi: 10.1002/anie.202214037.</w:t>
+        <w:t>Eaty, N. D. K. M., Bagade, P., “Digital twin for electric vehicle battery management with incremental learning,” Expert Systems with Applications, vol. 229, 120444, 2023, doi: 10.1016/j.eswa.2023.120444.</w:t>
       </w:r>
     </w:p>
     <w:p>
@@ -19688,7 +20040,7 @@
           <w:rFonts w:ascii="Times New Roman" w:hAnsi="Times New Roman"/>
           <w:sz w:val="18"/>
         </w:rPr>
-        <w:t>Eaty, N. D. K. M., Bagade, P., “Digital twin for electric vehicle battery management with incremental learning,” Expert Systems with Applications, vol. 229, 120444, 2023, doi: 10.1016/j.eswa.2023.120444.</w:t>
+        <w:t>Yi, Y., Xia, C., Feng, C., Zhang, W., Fu, C., Qian, L., et al., “Digital twin-long short-term memory (LSTM) neural network based real-time temperature prediction and degradation model analysis for lithium-ion battery,” Journal of Energy Storage, vol. 64, 107203, 2023, doi: 10.1016/j.est.2023.107203.</w:t>
       </w:r>
     </w:p>
     <w:p>
@@ -19709,7 +20061,7 @@
           <w:rFonts w:ascii="Times New Roman" w:hAnsi="Times New Roman"/>
           <w:sz w:val="18"/>
         </w:rPr>
-        <w:t>Yi, Y., Xia, C., Feng, C., Zhang, W., Fu, C., Qian, L., et al., “Digital twin-long short-term memory (LSTM) neural network based real-time temperature prediction and degradation model analysis for lithium-ion battery,” Journal of Energy Storage, vol. 64, 107203, 2023, doi: 10.1016/j.est.2023.107203.</w:t>
+        <w:t>Zhang, Y., Zhao, M., “Cloud-based in-situ battery life prediction and classification using machine learning,” Energy Storage Materials, vol. 57, 346-359, 2023, doi: 10.1016/j.ensm.2023.02.035.</w:t>
       </w:r>
     </w:p>
     <w:p>
@@ -19730,7 +20082,7 @@
           <w:rFonts w:ascii="Times New Roman" w:hAnsi="Times New Roman"/>
           <w:sz w:val="18"/>
         </w:rPr>
-        <w:t>Zhang, Y., Zhao, M., “Cloud-based in-situ battery life prediction and classification using machine learning,” Energy Storage Materials, vol. 57, 346-359, 2023, doi: 10.1016/j.ensm.2023.02.035.</w:t>
+        <w:t>Faraji-Niri, M., Rashid, M., Sansom, J., Sheikh, M., Widanage, D., Marco, J., “Accelerated state of health estimation of second life lithium-ion batteries via electrochemical impedance spectroscopy tests and machine learning techniques,” Journal of Energy Storage, vol. 58, 106295, 2023, doi: 10.1016/j.est.2022.106295.</w:t>
       </w:r>
     </w:p>
     <w:p>
@@ -19751,7 +20103,7 @@
           <w:rFonts w:ascii="Times New Roman" w:hAnsi="Times New Roman"/>
           <w:sz w:val="18"/>
         </w:rPr>
-        <w:t>Faraji-Niri, M., Rashid, M., Sansom, J., Sheikh, M., Widanage, D., Marco, J., “Accelerated state of health estimation of second life lithium-ion batteries via electrochemical impedance spectroscopy tests and machine learning techniques,” Journal of Energy Storage, vol. 58, 106295, 2023, doi: 10.1016/j.est.2022.106295.</w:t>
+        <w:t>Zhang, Y., Tang, Q., Zhang, Y., Wang, J., Stimming, U., Lee, A. A., “Identifying degradation patterns of lithium ion batteries from impedance spectroscopy using machine learning,” Nature Communications, vol. 11, Art. no. 1706, 2020, doi: 10.1038/s41467-020-15235-7.</w:t>
       </w:r>
     </w:p>
     <w:p>
@@ -19772,7 +20124,7 @@
           <w:rFonts w:ascii="Times New Roman" w:hAnsi="Times New Roman"/>
           <w:sz w:val="18"/>
         </w:rPr>
-        <w:t>Zhang, Y., Tang, Q., Zhang, Y., Wang, J., Stimming, U., Lee, A. A., “Identifying degradation patterns of lithium ion batteries from impedance spectroscopy using machine learning,” Nature Communications, vol. 11, Art. no. 1706, 2020, doi: 10.1038/s41467-020-15235-7.</w:t>
+        <w:t>Chen, J., Yao, Q., Kollmeyer, P., Vidal, C., Naguib, M., Panchal, S., et al., “Battery state-of-power estimation: A machine learning battery model with numerical searching approach,” Journal of Energy Storage, vol. 175, 123023, 2026, doi: 10.1016/j.est.2026.123023.</w:t>
       </w:r>
     </w:p>
     <w:p>
@@ -19793,7 +20145,7 @@
           <w:rFonts w:ascii="Times New Roman" w:hAnsi="Times New Roman"/>
           <w:sz w:val="18"/>
         </w:rPr>
-        <w:t>Chen, J., Yao, Q., Kollmeyer, P., Vidal, C., Naguib, M., Panchal, S., et al., “Battery state-of-power estimation: A machine learning battery model with numerical searching approach,” Journal of Energy Storage, vol. 175, 123023, 2026, doi: 10.1016/j.est.2026.123023.</w:t>
+        <w:t>Poh, W. Q. T., Xu, Y., Tan, R. T. P., “Data-Driven Estimation of Li-Ion Battery Health: Integrating GPT-4 With Distilled Lifelong Learning,” IEEE Transactions on Energy Conversion, vol. 40, 1682-1685, 2025, doi: 10.1109/tec.2025.3548400.</w:t>
       </w:r>
     </w:p>
     <w:p>

--- a/ML-BMS-Review.docx
+++ b/ML-BMS-Review.docx
@@ -130,9 +130,47 @@
       <w:r>
         <w:rPr>
           <w:rFonts w:ascii="Times New Roman" w:hAnsi="Times New Roman"/>
-          <w:sz w:val="20"/>
-        </w:rPr>
-        <w:t>Machine learning (ML) has become a load-bearing component of modern battery management systems (BMS), but the validation practices behind the literature’s accuracy claims are rarely examined. A structured scoping review with a two-tier evidence base is presented. The *eligible corpus* holds 799 peer-reviewed journal articles admitted from a capped 30-query Crossref retrieval by rule-based screens: 798 dated 2020–2026 plus one early-access record date-stamped 2027. The *classified subset* holds 103 studies — 98 drawn from that pool plus five seed studies retrieved and verified individually, one of them dated 2019 — coded by function, method family, chemistry, data source, and validation practice, with a blind 30-paper reliability check and label-noise scenario envelopes on the coded fields.</w:t>
+          <w:b w:val="0"/>
+          <w:i w:val="0"/>
+          <w:sz w:val="20"/>
+        </w:rPr>
+        <w:t xml:space="preserve">Machine learning (ML) has become a load-bearing component of modern battery management systems (BMS), but the validation practices behind the literature’s accuracy claims are rarely examined. A structured scoping review with a two-tier evidence base is presented. The </w:t>
+      </w:r>
+      <w:r>
+        <w:rPr>
+          <w:rFonts w:ascii="Times New Roman" w:hAnsi="Times New Roman"/>
+          <w:b w:val="0"/>
+          <w:i/>
+          <w:sz w:val="20"/>
+        </w:rPr>
+        <w:t>eligible corpus</w:t>
+      </w:r>
+      <w:r>
+        <w:rPr>
+          <w:rFonts w:ascii="Times New Roman" w:hAnsi="Times New Roman"/>
+          <w:b w:val="0"/>
+          <w:i w:val="0"/>
+          <w:sz w:val="20"/>
+        </w:rPr>
+        <w:t xml:space="preserve"> holds 799 peer-reviewed journal articles admitted from a capped 30-query Crossref retrieval by rule-based screens: 798 dated 2020–2026 plus one early-access record date-stamped 2027. The </w:t>
+      </w:r>
+      <w:r>
+        <w:rPr>
+          <w:rFonts w:ascii="Times New Roman" w:hAnsi="Times New Roman"/>
+          <w:b w:val="0"/>
+          <w:i/>
+          <w:sz w:val="20"/>
+        </w:rPr>
+        <w:t>classified subset</w:t>
+      </w:r>
+      <w:r>
+        <w:rPr>
+          <w:rFonts w:ascii="Times New Roman" w:hAnsi="Times New Roman"/>
+          <w:b w:val="0"/>
+          <w:i w:val="0"/>
+          <w:sz w:val="20"/>
+        </w:rPr>
+        <w:t xml:space="preserve"> holds 103 studies — 98 drawn from that pool plus five seed studies retrieved and verified individually, one of them dated 2019 — coded by function, method family, chemistry, data source, and validation practice, with a blind 30-paper reliability check and label-noise scenario envelopes on the coded fields.</w:t>
       </w:r>
     </w:p>
     <w:p>
@@ -143,9 +181,11 @@
       <w:r>
         <w:rPr>
           <w:rFonts w:ascii="Times New Roman" w:hAnsi="Times New Roman"/>
-          <w:sz w:val="20"/>
-        </w:rPr>
-        <w:t>Union-share bibliometrics measured over the eligible corpus locate the screened literature’s center of gravity in health estimation (SOH, 20% of records), state estimation (SOC, 17%), and prognostics (13%) — tag shares inherited from the retrieval queries and read for ordering, not exact rates — with charging control, thermal management, cell balancing, and vehicle- or fleet-level work comparatively thin for a transportation-electrification readership. Within the classified subset, method families stratify by period — classical shallow learners, then deep sequence models, now physics-informed hybrids — a within-subset sequence that the eligible pool’s method-theme tags do not mirror (Section 3.2) — and the subset’s first large-language-model studies appear in 2025–2026.</w:t>
+          <w:b w:val="0"/>
+          <w:i w:val="0"/>
+          <w:sz w:val="20"/>
+        </w:rPr>
+        <w:t>Union-share bibliometrics measured over the eligible corpus locate the screened literature’s center of gravity in health estimation (SOH), state estimation (SOC), and prognostics (RUL) — tag shares inherited from the retrieval queries and read for ordering, not exact rates, with their union share reported in Section 3.3 — with charging control, thermal management, cell balancing, and vehicle- or fleet-level work comparatively thin for a transportation-electrification readership. Within the classified subset, method families stratify by period — classical shallow learners, then deep sequence models, now physics-informed hybrids — a within-subset sequence that the eligible pool’s method-theme tags do not mirror (Section 3.2) — and the subset’s first large-language-model studies appear in 2025–2026.</w:t>
       </w:r>
     </w:p>
     <w:p>
@@ -156,9 +196,11 @@
       <w:r>
         <w:rPr>
           <w:rFonts w:ascii="Times New Roman" w:hAnsi="Times New Roman"/>
-          <w:sz w:val="20"/>
-        </w:rPr>
-        <w:t>Three structural weaknesses recur across the classified subset. Only 8 of the 88 primary-application papers demonstrate their estimators online or on real vehicle or fleet data; 17 rely on within-cell or k-fold splits that can leak trajectory information; and the empirical base is split between three shared public benchmarks (23 papers on Severson/Toyota, NASA, and CALCE) and private laboratory cells (36 papers) that cannot be audited at all. Physics-informed architectures, often assumed more rigorous by construction, show no detectable difference in validation stringency from data-driven peers — a contrast this review’s minimum-detectable-effect analysis shows to be underpowered, so meaningful differences in either direction cannot be excluded — and label-noise scenario envelopes spanning both directions of the observed coder disagreement keep the strong-protocol share between 25% and 59%. A post-hoc recall audit against the reference lists of the included reviews quantifies what the capped retrieval misses; an abstract-level probe tests how far the subset’s validation audit can be generalized; and a baseline-comparison screen asks whether ML studies benchmark against model-based methods at all. The review closes with a requirement-level mapping of BMS functions onto UN GTR 20, GB 38031, and ISO 26262, a positioning against prior reviews, and a twelve-item reporting checklist; the complete evidence base and analysis pipeline are deposited with a DOI.</w:t>
+          <w:b w:val="0"/>
+          <w:i w:val="0"/>
+          <w:sz w:val="20"/>
+        </w:rPr>
+        <w:t>Three structural weaknesses recur across the classified subset. Only 8 of the 88 primary-application papers demonstrate their estimators online or on real vehicle or fleet data; 17 rely on within-cell or k-fold splits that can leak trajectory information; and the empirical base is split between three shared public benchmarks (23 papers on Severson/Toyota, NASA, and CALCE) and private laboratory cells (36 papers) that cannot be audited at all. Physics-informed architectures, often assumed more rigorous by construction, show no detectable difference in validation stringency from data-driven peers — a contrast this review’s minimum-detectable-effect analysis shows to be underpowered, so meaningful differences in either direction cannot be excluded — and symmetric and strong-to-weak label-noise scenarios bracket the strong-protocol share between 11% and 59%, the strong-to-weak floor a worst-case bound rather than an estimate (Section 3.4). A post-hoc recall audit against the reference lists of the included reviews quantifies what the capped retrieval misses; an abstract-level probe tests how far the subset’s validation audit can be generalized; and a baseline-comparison screen asks whether ML studies benchmark against model-based methods at all. The review closes with a requirement-level mapping of BMS functions onto UN GTR 20, GB 38031, and ISO 26262, a positioning against prior reviews, and a twelve-item reporting checklist; the complete evidence base and analysis pipeline are deposited with a DOI.</w:t>
       </w:r>
     </w:p>
     <w:p>
@@ -979,7 +1021,7 @@
           <w:i w:val="0"/>
           <w:sz w:val="20"/>
         </w:rPr>
-        <w:t xml:space="preserve">All candidate records were retrieved programmatically from the Crossref REST API between 4 and 5 September 2026 using 30 bibliographic query strings spanning the application areas listed above (for example, “state of charge estimation lithium-ion battery machine learning”, “remaining useful life prediction battery deep learning”, “physics-informed neural network lithium-ion battery”, and “large language model battery”). Queries were issued in five passes: a top-cited pass over 2020–2026 sorted by citation count; a relevance-sorted recency pass restricted to mid-2024 onward; two dedicated relevance-sorted passes restricted to 2020–2022 and to 2023; and a mid-window 2021–2023 coverage pass, which together yielded 3,000 retrieved records. After DOI-based deduplication — 1,450 duplicates removed — 1,550 unique records remained. Six landmark studies — including the early-life prediction study </w:t>
+        <w:t xml:space="preserve">All candidate records were retrieved programmatically from the Crossref REST API between 4 and 5 September 2026 using 30 bibliographic query strings spanning the application areas listed above (for example, “state of charge estimation lithium-ion battery machine learning”, “remaining useful life prediction battery deep learning”, “physics-informed neural network lithium-ion battery”, and “large language model battery”). Queries were issued in five passes: a top-cited pass over 2020–2026 sorted by citation count; a relevance-sorted recency pass restricted to June 2024 onward (from 1 June 2024); two dedicated relevance-sorted passes restricted to 2020–2022 and to 2023; and a mid-window 2021–2023 coverage pass, which together yielded 3,000 retrieved records. After DOI-based deduplication — 1,450 duplicates removed — 1,550 unique records remained. Six landmark studies — including the early-life prediction study </w:t>
       </w:r>
       <w:r>
         <w:rPr>
@@ -1108,7 +1150,7 @@
           <w:i w:val="0"/>
           <w:sz w:val="20"/>
         </w:rPr>
-        <w:t xml:space="preserve"> Because in-depth coding of chemistry, data source, and validation practice requires full-text assessment, it was applied to a 103-study subset of the eligible corpus, and the subset’s construction history is disclosed in full. A stratified draw first selected 107 candidates balancing the eight management functions and publication years — within each function stratum deterministic rather than random: records ranked by Crossref citation count and taken from the top of that ranking, with the ranking walked deeper specifically to cover recent publication years that citation sorting alone would have starved. Six landmark seed studies were safeguarded at this point (one already captured by the searches, five retrieved individually), giving 112 candidates. Full-text curation then excluded 19 records — corrigenda, misindexed records, scope mismatches (for example, vehicle-level lifecycle assessment or charging-infrastructure demand modeling without a BMS function), and quota-driven trimming of over-represented function clusters — while 10 targeted additions were made from the screened pool for under-represented themes, a net change of −9 that yields the final classified corpus of 103 studies — 98 drawn from the eligible pool plus the 5 individually retrieved seeds. Per-record reasons for every exclusion and addition are carried in the released screening log and selection files, so the funnel is auditable end to end. Readers should hold the implication of the design plainly in view: the subset is curated, not sampled — function and year distributions inside the 103 partly reflect the quota and citation-ranking choices made here, not only the field’s shape — so all such distributions are reported as corpus composition, the subset is never generalized to the field, and the quota-free Tier-1 measurements are stated wherever they exist (Section 3).</w:t>
+        <w:t xml:space="preserve"> Because in-depth coding of chemistry, data source, and validation practice requires full-text assessment, it was applied to a classified subset of 103 studies — 98 drawn from the eligible pool plus 5 seed studies retrieved and verified individually — and the subset’s construction history is disclosed in full. A stratified draw first selected 107 candidates from the eligible pool, balancing the eight management functions and only partly balancing publication years — within each function stratum deterministic rather than random: records ranked by Crossref citation count and taken from the top of that ranking, with the ranking walked deeper specifically to cover recent publication years that citation sorting alone would have starved. Six landmark seed studies were safeguarded at this point (one already captured by the searches, five retrieved individually), giving 112 candidates. Full-text curation then excluded 19 records — corrigenda, misindexed records, scope mismatches (for example, vehicle-level lifecycle assessment or charging-infrastructure demand modeling without a BMS function), and quota-driven trimming of over-represented function clusters — while 10 targeted additions were made from the screened pool for under-represented themes, a net change of −9 that yields the final classified corpus of 103 studies — 98 drawn from the eligible pool plus the 5 individually retrieved seeds. Per-record reasons for every exclusion and addition are carried in the released screening log and selection files, so the funnel is auditable end to end. Readers should hold the implication of the design plainly in view: the subset is curated, not sampled — function and year distributions inside the 103 partly reflect the quota and citation-ranking choices made here, not only the field’s shape — so all such distributions are reported as corpus composition, the subset is never generalized to the field, and the quota-free Tier-1 measurements are stated wherever they exist (Section 3).</w:t>
       </w:r>
     </w:p>
     <w:tbl>
@@ -2367,7 +2409,7 @@
           <w:i w:val="0"/>
           <w:sz w:val="20"/>
         </w:rPr>
-        <w:t xml:space="preserve"> tier (eligible corpus, 799 records), the capped retrieval captures 55, 85, 139, and 223 journal articles for 2020–2023, then 56 for 2024 — an observed count inside the capped retrieval, not an estimate of missing volume: the 2024 window is only partially covered, because the mid-window coverage pass ends in 2023 and the recency pass begins mid-2024 (Section 2.2) — then 126 in 2025 and — partial year, retrieval date September 2026 — 114 in 2026, plus one further early-access record date-stamped 2027 by Crossref metadata and omitted from the year chart (Fig. 4, left panel). These are counts within a capped retrieval, not census totals, and they do not support absolute-growth claims: a per-year external denominator was tested and discarded, because Crossref’s reported result totals for the same queries rely on loose token-level bibliographic matches whose totals run into the hundreds of thousands and vary strongly with query phrasing, so they are not interpretable as field denominators (the test script and its output are released). What remains defensible is direction within the sample: the eligible-corpus counts rise through 2020–2023, dip at the retrieval hole, and remain high in 2025–2026.</w:t>
+        <w:t xml:space="preserve"> tier (eligible corpus, 799 records), the capped retrieval captures 55, 85, 139, and 223 journal articles for 2020–2023, then 56 for 2024 — an observed count inside the capped retrieval, not an estimate of missing volume: no query pass was dedicated to January–May 2024 — the mid-window and dedicated passes end in December 2023, the recency pass begins on 1 June 2024, and the citation-sorted pass returns almost nothing from 2024 (Section 2.2) — then 126 in 2025 and — partial year, retrieval date September 2026 — 114 in 2026, plus one further early-access record date-stamped 2027 by Crossref metadata and omitted from the year chart (Fig. 4, left panel). These are counts within a capped retrieval, not census totals, and they do not support absolute-growth claims: a per-year external denominator was tested and discarded, because Crossref’s reported result totals for the same queries rely on loose token-level bibliographic matches whose totals run into the hundreds of thousands and vary strongly with query phrasing, so they are not interpretable as field denominators (the test script and its output are released). What remains defensible is direction within the sample: the eligible-corpus counts rise through 2020–2023, dip at the retrieval hole, and remain high in 2025–2026.</w:t>
       </w:r>
     </w:p>
     <w:p>
@@ -2382,7 +2424,7 @@
           <w:i w:val="0"/>
           <w:sz w:val="20"/>
         </w:rPr>
-        <w:t>The corpus spans 2019–2026 with the following composition: 9 papers in 2020, 13 in 2021, 13 in 2022, 22 in 2023, 20 in 2024, 18 in 2025, and 7 in the partial year 2026 (retrieval date September 2026), plus the 2019 seed (Fig. 3). This profile should be read as the output of the sampling design, not as a measurement of field output. Three design choices shape it. First, the stratified draw of Section 2.3 balanced publication years by construction, so year-to-year differences inside the subset are muted by design rather than observed. Second, the citation-ranked within-stratum rule preferentially captures highly cited work. Third, the eligible pool itself has a retrieval-shaped year mix — the five query passes of Section 2.2 covered year windows unequally (a dedicated 2023 pass, a recency pass from mid-2024, older passes ending 2022), so the pool’s own year profile (measured above) reflects query coverage as much as publication. Neither level supports a claim that field output rose, fell, or accelerated; what the composition does show, within those limits, is a broadening from single-function estimators toward cross-cutting system-level contributions in the recent quotas.</w:t>
+        <w:t>The corpus spans 2019–2026 with the following composition: 9 papers in 2020, 13 in 2021, 13 in 2022, 22 in 2023, 20 in 2024, 18 in 2025, and 7 in the partial year 2026 (retrieval date September 2026), plus the 2019 seed (Fig. 3). This profile should be read as the output of the sampling design, not as a measurement of field output. Three design choices shape it. First, the stratified draw of Section 2.3 only partly balanced publication years by construction — per-year counts in the subset span 7 to 22 papers — so year-to-year differences inside the subset are muted by design rather than observed. Second, the citation-ranked within-stratum rule preferentially captures highly cited work. Third, the eligible pool itself has a retrieval-shaped year mix — the five query passes of Section 2.2 covered year windows unequally (a dedicated 2023 pass, a recency pass from mid-2024, older passes ending 2022), so the pool’s own year profile (measured above) reflects query coverage as much as publication. Neither level supports a claim that field output rose, fell, or accelerated; what the composition does show, within those limits, is a broadening from single-function estimators toward cross-cutting system-level contributions in the recent quotas.</w:t>
       </w:r>
     </w:p>
     <w:p>
@@ -2486,7 +2528,7 @@
           <w:i w:val="0"/>
           <w:sz w:val="18"/>
         </w:rPr>
-        <w:t>Fig. 3 Corpus composition by publication year (bars, left axis) with cumulative total (line, right axis). The 2019 seed study is included in the cumulative count. Years were balanced by the sampling design of Section 2.3, so the profile is corpus composition, not a field-output trend (Section 3.1).</w:t>
+        <w:t>Fig. 3 Corpus composition by publication year (bars, left axis) with cumulative total (line, right axis). The 2019 seed study is included in the cumulative count. Years were only partly balanced by the sampling design of Section 2.3, so the profile is corpus composition, not a field-output trend (Section 3.1).</w:t>
       </w:r>
     </w:p>
     <w:p>
@@ -2517,7 +2559,7 @@
           <w:i w:val="0"/>
           <w:sz w:val="20"/>
         </w:rPr>
-        <w:t xml:space="preserve">The defining meta-finding of this review is the compositional shift in method families across the corpus (Fig. 4, Table 2) — a within-corpus observation under the quota design of Section 2.3, not a field-level growth measurement. Classical ML — Gaussian process regression, support vector machines, ensemble regressors, and shallow networks on engineered features — dominates the early corpus: 12 of the 23 papers published from 2019 through 2021. Deep sequence models (LSTM, GRU, CNN, attention and graph architectures) rise through 2022–2023 and remain the largest single family for prediction tasks thereafter. Physics-informed and hybrid model–data learning — including physics-informed neural networks (PINNs), physics-constrained autoencoders, filter-embedded networks, and multiphysics-ML fusion — emerges in 2021–2022 and grows steadily: counted year by year, the family contributes 1, 2, 3, 3, 4, 4, and 5 primary papers in 2020–2026 — the only family with a monotonically non-decreasing primary trajectory within the subset, with 2026 a partial year at the September 2026 retrieval — so that 13 of its 22 primary papers fall in 2024–2026 and it is the largest single family among the 7 papers published in 2026 (24 family-coded papers including two review-type syntheses; Table 2 gives the primary totals; Fig. 4 the yearly counts). Optimization-augmented learning (Bayesian optimization for protocol design, surrogate-assisted multi-objective schemes, and meta-heuristic-tuned networks) peaks in 2024 (5 of its 11 papers). Transfer and domain-adaptation approaches appear consistently from 2022 and accelerate in 2024–2025 (3 of its 5 papers), reinforcement learning remains scarce but visible (1 primary paper, with RL embedded in further studies), and the subset’s first foundation-model and LLM-based studies appear in 2025–2026 (2 papers) </w:t>
+        <w:t xml:space="preserve">The compositional shift in method families across the corpus (Fig. 4, Table 2) is a within-corpus observation under the quota design of Section 2.3, not a field-level growth measurement. Classical ML — Gaussian process regression, support vector machines, ensemble regressors, and shallow networks on engineered features — dominates the early corpus: 12 of the 23 papers published from 2019 through 2021. Deep sequence models (LSTM, GRU, CNN, attention and graph architectures) rise through 2022–2023 and remain the largest single family for prediction tasks thereafter. Physics-informed and hybrid model–data learning — including physics-informed neural networks (PINNs), physics-constrained autoencoders, filter-embedded networks, and multiphysics-ML fusion — emerges in 2021–2022 and grows steadily: counted year by year, the family contributes 1, 2, 3, 3, 4, 4, and 5 primary papers in 2020–2026 — the only family with a monotonically non-decreasing primary trajectory within the subset, with 2026 a partial year at the September 2026 retrieval — so that 13 of its 22 primary papers fall in 2024–2026 and it is the largest single family among the 7 papers published in 2026 (24 family-coded papers including two review-type syntheses; Table 2 gives the primary totals; Fig. 4 the yearly counts). Optimization-augmented learning (Bayesian optimization for protocol design, surrogate-assisted multi-objective schemes, and meta-heuristic-tuned networks) peaks in 2024 (5 of its 11 papers). Transfer and domain-adaptation approaches appear consistently from 2022 and accelerate in 2024–2025 (3 of its 5 papers), reinforcement learning remains scarce but visible (1 primary paper, with RL embedded in further studies), and the subset’s first foundation-model and LLM-based studies appear in 2025–2026 (2 papers) </w:t>
       </w:r>
       <w:r>
         <w:rPr>
@@ -3577,7 +3619,7 @@
           <w:i w:val="0"/>
           <w:sz w:val="20"/>
         </w:rPr>
-        <w:t xml:space="preserve">Functionally, the corpus is dominated by the health-prognostics complex: health estimation (20 papers) and remaining-useful-life prognostics (15) together account for 34% of the 103-paper corpus, followed by the cross-cutting cluster (24, including reviews, physics-informed methods, interpretability, transfer learning, digital twins, cloud/fleet themes, and foundation models), state estimation (17), fault and safety (9), charging control (8), thermal management (8), and cell balancing/ECM (2) (Fig. 5). Fig. 5 matches the all-corpus totals of Table 3 (103 papers); Fig. 1, by contrast, is drawn over the 88-paper primary-application corpus and excludes the 15 review-labelled papers, with the per-function reconciliation stated in that figure’s caption and in Table 3’s Reviews column. Because these shares are conditioned on the sampling quotas (Section 2.3), the quota-free eligible pool provides the check. Its query-theme tags (their derivation, lenient validation, and untagged-record counts are disclosed in Section 2.3) give health estimation 158, state estimation 133, prognostics 103, thermal management 99, fault and safety 96, charging control 64, and cell balancing 38 of 799 records. The pool confirms the same ordering at the top: the health-prognostics complex dominates, consistent with the commercial pull of lifetime prediction for warranties and second-life markets. It also confirms the same floor — balancing is the smallest core function at pool level as well as in the subset, so its thin representation is a property of the retrieved literature rather than an artifact of the quotas, and ML has so far contributed mainly at the level of pack-level insight rather than as a balancing controller — the corpus’s most-cited balancing-related result is a single contrarian study reporting that routine balancing can be dispensed with in well-managed packs, reducing hazardous lithium-plating side reactions </w:t>
+        <w:t xml:space="preserve">Functionally, the corpus is dominated by the health-prognostics complex: health estimation (20 papers) and remaining-useful-life prognostics (15) together account for 34% of the 103-paper corpus, followed by the cross-cutting cluster (24, including reviews, physics-informed methods, interpretability, transfer learning, digital twins, cloud/fleet themes, and foundation models), state estimation (17), fault and safety (9), charging control (8), thermal management (8), and cell balancing/ECM (2) (Fig. 5). Fig. 5 matches the all-corpus totals of Table 3 (103 papers); Fig. 1, by contrast, is drawn over the 88-paper primary-application corpus and excludes the 15 review-labelled papers, with the per-function reconciliation stated in that figure’s caption and in Table 3’s Reviews column. Because these shares are conditioned on the sampling quotas (Section 2.3), the quota-free eligible pool provides the check. Its query-theme tags (their derivation, lenient validation, and untagged-record counts are disclosed in Section 2.3) give health estimation 158, state estimation 133, prognostics 103, thermal management 99, fault and safety 96, charging control 64, and cell balancing 38 of 799 records. Together, the three estimation functions tag 366 of the 799 records (45.8%) — the union share behind the ‘about half’ phrasing used in the Conclusion; the per-tag figures remain ordering indicators rather than exact rates (Section 2.3). The pool confirms the same ordering at the top: the health-prognostics complex dominates, consistent with the commercial pull of lifetime prediction for warranties and second-life markets. It also confirms the same floor — balancing is the smallest core function at pool level as well as in the subset, so its thin representation is a property of the retrieved literature rather than an artifact of the quotas, and ML has so far contributed mainly at the level of pack-level insight rather than as a balancing controller — the corpus’s most-cited balancing-related result is a single contrarian study reporting that routine balancing can be dispensed with in well-managed packs, reducing hazardous lithium-plating side reactions </w:t>
       </w:r>
       <w:r>
         <w:rPr>
@@ -6232,7 +6274,7 @@
           <w:i w:val="0"/>
           <w:sz w:val="20"/>
         </w:rPr>
-        <w:t xml:space="preserve"> — cross-cell holdout (24 papers), cross-chemistry holdout (7), cross-domain holdout (3), and online or real-vehicle/fleet validation (8) — together cover 42 of the 88 primary-application papers (48%; Wilson 95% CI 37.6–58.0% — an interval over a curated subset, reflecting its selection as much as sampling). At the weaker end, 12 papers use within-cell splits (training and testing on interleaved segments of the same cell’s life), 5 use k-fold cross-validation without cross-cell isolation, and 15 are reviews without primary validation; the remaining 29 primary papers establish an operating environment (experimental hardware, 20; simulation or case-study evidence, 9) without a data-isolation protocol. The complete per-paper protocol assignment is released (protocol_audit.csv, and the valid field of papers.csv), so the 42-of-88 arithmetic can be verified row by row, and the 30-paper blind re-coding of Section 2.5 re-derived 25 of these primary-paper assignments independently. Because fleet-data </w:t>
+        <w:t xml:space="preserve"> — cross-cell holdout (24 papers), cross-chemistry holdout (7), cross-domain holdout (3), and online or real-vehicle/fleet validation (8) — together cover 42 of the 88 primary-application papers (48%; Wilson 95% CI 37.6–58.0% — an interval over a curated subset, reflecting its selection as much as sampling). At the weaker end, 12 papers use within-cell splits (training and testing on interleaved segments of the same cell’s life), 5 use k-fold cross-validation without cross-cell isolation, and 15 are reviews without primary validation; the remaining 29 primary papers establish an operating environment (experimental hardware, 20; simulation or case-study evidence, 9) without a data-isolation protocol. The complete per-paper protocol assignment is released (protocol_audit.csv, and the valid field of papers.csv), so the 42-of-88 arithmetic can be verified row by row. The 30-paper blind re-coding of Section 2.5 is an abstract-level inter-coder agreement check on a sample that includes review-labelled papers — not an independent re-derivation of these assignments (the two coders’ bucket agreement with the released labels is κ = 0.22 and 0.42, Section 2.5). Because fleet-data </w:t>
       </w:r>
       <w:r>
         <w:rPr>
@@ -6998,7 +7040,7 @@
           <w:i w:val="0"/>
           <w:sz w:val="20"/>
         </w:rPr>
-        <w:t>Validation practice deserves its own cross-tabulation because it moderates every accuracy claim in the corpus (Table 5). Cross-cell holdout — training on some cells and testing on unseen siblings — is the strongest widely used laboratory protocol (24 papers), and the transfer protocols make the strictest demands (10 papers: 7 cross-chemistry, 3 cross-domain — the seven cross-chemistry validators are the studies behind the ‘validated across chemistries’ count of the preceding paragraph). At the weaker end, within-cell splits (12 papers) and unsupervised k-fold cross-validation (5 papers) leak trajectory information between train and test sets and can thereby produce optimistic errors that need not survive cell-to-cell variability; the review literature has long warned of this, and the corpus quantifies how prevalent such splits are. Experimental-hardware demonstrations (20 papers) and online or real-vehicle demonstrations (8 papers) anchor the deployment end of the spectrum, and it is these — not the largest architectures — that carry the field’s deployment evidence. Crossing validation practice with method family substantiates Section 3.2’s remark with numbers: 8 of the 22 physics-informed/hybrid primary papers (36%) use a strong protocol, against 34 of the 66 other primary papers (52%) — Fisher’s exact p = 0.32, odds ratio 0.54 (95% CI 0.21–1.46); under the broader definition of stringency (Section 2.5) that also counts experimental-hardware demonstrations, the contrast is 13 of 22 (59%) versus 49 of 66 (74%), p = 0.19. Neither difference is statistically significant, and neither should be read as equivalence: a minimum-detectable-effect analysis (released as power_analysis.py with its outputs) shows that with 22 versus 66 papers and a 51.5% baseline strong-protocol rate, 80% power at α = 0.05 requires a difference of roughly 30–35 percentage points (odds ratio ≤0.26 or ≥4.0), while the observed 15-point gap is detectable with only about 20–25% power, and the two arms’ Wilson intervals overlap almost completely (19.7–57.0% versus 39.7–63.2%). The honest statement is that no difference is detectable at this scale, and that meaningful differences in either direction — including a physics prior halving or doubling the odds of a strong protocol — remain compatible with these counts. To quantify how much these counts depend on the single-coder labels, a label-noise scenario analysis perturbs them directly. The analysis is a scenario envelope, not an error model. In each of 4,000 seeded Monte Carlo draws (seed 7), a label-flip rate is drawn from a Normal distribution centered on the observed coder-versus-label bucket error rate of the reliability study (0.37 and 0.27 for the two coders; mean 0.32) with standard deviation 0.02, truncated at zero; the drawn rate then flips strong/non-strong bucket labels across the 88 primary papers, and both the overall strong share and the physics-versus-other Fisher exact test are recomputed. Two readings are built into the design. Symmetric random flipping — in either direction — mechanically attenuates contrasts toward the null, whereas the actually observed coder-label disagreements are directional: 16 of the 19 bucket disagreements have the coder assigning weak where the released label says strong, the declared conservative fallback of Section 2.5. A second scenario therefore flips strong labels to weak only, at the same drawn rates, matching that direction. Under the symmetric scenario the strong-protocol count spans 35–52 of the 88 primary papers (39.8–59.1%) and the family contrast remains non-significant in 94.4% of draws; under the strong-to-weak-only scenario the count spans 22–35 (25.0–39.8%) and the contrast remains non-significant in 96.3% of draws. Read together, the two scenarios bound the single-coder counts on both sides of the documented disagreement structure — under either, the physics-versus-other contrast shows no detectable difference and remains underpowered in the sense just quantified.</w:t>
+        <w:t>Validation practice deserves its own cross-tabulation because it moderates every accuracy claim in the corpus (Table 5). Cross-cell holdout — training on some cells and testing on unseen siblings — is the strongest widely used laboratory protocol (24 papers), and the transfer protocols make the strictest demands (10 papers: 7 cross-chemistry, 3 cross-domain — the seven cross-chemistry validators are the studies behind the ‘validated across chemistries’ count of the preceding paragraph). At the weaker end, within-cell splits (12 papers) and unsupervised k-fold cross-validation (5 papers) leak trajectory information between train and test sets and can thereby produce optimistic errors that need not survive cell-to-cell variability; the review literature has long warned of this, and the corpus quantifies how prevalent such splits are. Experimental-hardware demonstrations (20 papers) and online or real-vehicle demonstrations (8 papers) anchor the deployment end of the spectrum, and it is these — not the largest architectures — that carry the field’s deployment evidence. Crossing validation practice with method family substantiates Section 3.2’s remark with numbers: 8 of the 22 physics-informed/hybrid primary papers (36%) use a strong protocol, against 34 of the 66 other primary papers (52%) — Fisher’s exact p = 0.32, odds ratio 0.54 (95% CI 0.21–1.46); under the broader definition of stringency (Section 2.5) that also counts experimental-hardware demonstrations, the contrast is 13 of 22 (59%) versus 49 of 66 (74%), p = 0.19. Neither difference is statistically significant, and neither should be read as equivalence: a minimum-detectable-effect analysis (released as power_analysis.py with its outputs) shows that with 22 versus 66 papers and a 51.5% baseline strong-protocol rate, 80% power at α = 0.05 requires a difference of roughly 30–35 percentage points (odds ratio ≤0.26 or ≥4.0), while the observed 15-point gap is detectable with only about 20–25% power, and the two arms’ Wilson intervals overlap almost completely (19.7–57.0% versus 39.7–63.2%). The honest statement is that no difference is detectable at this scale, and that meaningful differences in either direction — including a physics prior halving or doubling the odds of a strong protocol — remain compatible with these counts. To quantify how much these counts depend on the single-coder labels, a label-noise scenario analysis perturbs them directly. The analysis is a scenario envelope, not an error model. In each of 4,000 seeded Monte Carlo draws (seed 7), a label-flip rate is drawn from a Normal distribution centered on the observed coder-versus-label bucket error rate of the reliability study (0.37 and 0.27 for the two coders; mean 0.32) with standard deviation 0.02, truncated at zero; the drawn rate then flips strong/non-strong bucket labels across the 88 primary papers, and both the overall strong share and the physics-versus-other Fisher exact test are recomputed. Two readings are built into the design. Symmetric random flipping — in either direction, at the overall bucket error rate just defined — mechanically attenuates contrasts toward the null. The actually observed coder-label disagreements, however, are directional and concentrated on the strong labels: 16 of the 19 bucket disagreements have the coder assigning weak where the released label says strong (the declared conservative fallback of Section 2.5), 13 of the 30 sampled papers are strong-labelled, and each coder recoded 8 of those 13 weak — a strong-label-specific rate of 0.62 (16 of 26 pooled coder-labels). The second scenario therefore flips strong labels to weak only, at a rate drawn from a Normal centered on that strong-label-specific rate (same 0.02 standard deviation). Because the coders worked from abstracts under a declared weak-if-unreported rule, that rate is an upper bound on plausible label error, and this scenario is reported as a worst-case bound, not an estimate. Under the symmetric scenario the strong-protocol count spans 35–52 of the 88 primary papers (39.8–59.1%) and the family contrast remains non-significant in 94.4% of draws; under the strong-to-weak worst-case bound the count falls to about 16 of 88 (≈18%) at the observed recode rate, with a scenario envelope of 10–23 (11.4–26.1%), and the contrast remains non-significant in 97.6% of draws. Read together, the two scenarios bracket the single-coder counts around the documented disagreement structure — under either, the physics-versus-other contrast shows no detectable difference and remains underpowered in the sense just quantified — and the worst-case bound says only how low the strong-protocol count could sit if abstract-level recoding were taken at face value, not where it sits.</w:t>
       </w:r>
     </w:p>
     <w:p>
@@ -9837,7 +9879,7 @@
           <w:i w:val="0"/>
           <w:sz w:val="20"/>
         </w:rPr>
-        <w:t>The result does not indicate a venue gap in stated validation evidence. Of the 8 learning-based conference papers, 2 (25%) state hardware or experimental validation in their indexed abstracts, 2 rest on public datasets, 1 describes simulation-level validation, and 3 state no validation basis at all — against 20 of the 88 primary-application journal papers (23%) with experimental-hardware demonstrations. Indexed abstract-level transparency about validation is, if anything, lower on the conference path. Two caveats bound this finding: conference abstracts are frequently truncated in bibliographic indexes, so the comparison measures stated evidence rather than underlying practice; and the sensitivity set is a curated sample, not a census. Within those bounds the comparison remains descriptive — eight truncated abstracts cannot carry an inference about venue populations — but the observed pattern, that stated validation evidence is no more visible in the conference abstracts examined than in the journal corpus, strengthens rather than weakens the case for the reporting standards proposed in Section 9.9.</w:t>
+        <w:t>The comparison finds no evidence of a venue gap in stated validation evidence, and with eight abstracts on one side it cannot rule one out. Of the 8 learning-based conference papers, 2 state hardware or experimental validation in their indexed abstracts, 2 rest on public datasets, 1 describes simulation-level validation, and 3 state no validation basis at all, alongside 20 of the 88 primary-application journal papers with experimental-hardware demonstrations; at this scale the difference in stated-evidence rates between the two paths is not interpretable, so no percentages are read off it. Two caveats bound whatever reading is put on these counts: conference abstracts are frequently truncated in bibliographic indexes, so the comparison measures stated evidence rather than underlying practice; and the sensitivity set is a curated sample, not a census. The comparison therefore remains descriptive — eight truncated abstracts cannot carry an inference about venue populations — so the venue question stays open on this evidence, and the reporting standards proposed in Section 9.9 apply to journal and conference venues alike.</w:t>
       </w:r>
     </w:p>
     <w:p>
@@ -14530,7 +14572,7 @@
           <w:i w:val="0"/>
           <w:sz w:val="20"/>
         </w:rPr>
-        <w:t xml:space="preserve">; its Amendment 1, adding thermal-propagation requirements with two compliance options — a physical propagation test or a documented risk-management approach — was proposed by the UNECE informal working group on electric vehicle safety as document EVS-30-C01/Rev.4 in September 2025 </w:t>
+        <w:t xml:space="preserve">; its Amendment 1, adding thermal-propagation requirements with two compliance options — a physical propagation test or a documented risk-management approach — was submitted by the European Commission on behalf of the Informal Working Group on Electric Vehicle Safety as formal document ECE/TRANS/WP.29/GRSP/2026/4, alongside the working group’s status report ECE/TRANS/WP.29/GRSP/2026/3 </w:t>
       </w:r>
       <w:r>
         <w:rPr>
@@ -14546,7 +14588,7 @@
           <w:i w:val="0"/>
           <w:sz w:val="20"/>
         </w:rPr>
-        <w:t xml:space="preserve"> and stood, at this review’s September 2026 retrieval date, pending before WP.29 with adoption listed for its 17–20 November 2026 session), GB 38031 (GB 38031-2020, superseded for new type approvals by GB 38031-2025 from July 2026, with existing models transitioning through July 2027; GB 38031-2025 requires a thermal-propagation warning ahead of hazard and no fire or explosion of the pack beyond the triggered cell — superseding GB 38031-2020’s five-minute pre-warning criterion — and adds bottom-impact and 300-cycle fast-charge safety tests </w:t>
+        <w:t xml:space="preserve">; it was considered at the 79th session of the Working Party on Passive Safety (GRSP, June 2026) and stood, at this review’s 18 October 2026 finalization date, pending before WP.29 with adoption listed for its 17–20 November 2026 session), GB 38031 (GB 38031-2020, superseded for new type approvals by GB 38031-2025 from July 2026, with existing models transitioning through July 2027; GB 38031-2025 requires that, once single-cell thermal runaway is triggered, the pack or system neither fire nor explode throughout a two-hour observation window, that a thermal-event alarm still be issued, and that smoke not harm occupants — superseding GB 38031-2020’s criterion of an alarm at least five minutes before any fire or explosion — and adds bottom-impact and 300-cycle fast-charge safety tests </w:t>
       </w:r>
       <w:r>
         <w:rPr>
@@ -14662,7 +14704,7 @@
           <w:i w:val="0"/>
           <w:sz w:val="18"/>
         </w:rPr>
-        <w:t>Table 10 Mapping BMS functions to requirements in UN GTR 20 (Amendment 1 thermal-propagation provisions, EVS-30-C01/Rev.4), GB 38031-2020/2025, ISO 26262:2018 with ISO/PAS 8800:2024, and ISO 21448 (SOTIF): what deployed ML components must be able to evidence. Regulatory statuses are stated as of the September 2026 retrieval date; throughout the table, a ‘strong protocol’ means the protocol-only definition of Section 2.5 (cross-cell, cross-chemistry, or cross-domain holdout, or online/real-vehicle demonstration). The mapping is this review’s synthesis at requirement level (not clause-level legal citation); the right-hand column gives the corresponding classified-subset primary-paper counts from Section 3.4.</w:t>
+        <w:t>Table 10 Mapping BMS functions to requirements in UN GTR 20 (Amendment 1 thermal-propagation provisions, ECE/TRANS/WP.29/GRSP/2026/4), GB 38031-2020/2025, ISO 26262:2018 with ISO/PAS 8800:2024, and ISO 21448 (SOTIF): what deployed ML components must be able to evidence. Regulatory statuses are stated as of 18 October 2026; throughout the table, a ‘strong protocol’ means the protocol-only definition of Section 2.5 (cross-cell, cross-chemistry, or cross-domain holdout, or online/real-vehicle demonstration). The mapping is this review’s synthesis at requirement level (not clause-level legal citation); the right-hand column gives the corresponding classified-subset primary-paper counts from Section 3.4.</w:t>
       </w:r>
     </w:p>
     <w:tbl>
@@ -14934,7 +14976,7 @@
                 <w:i w:val="0"/>
                 <w:sz w:val="17"/>
               </w:rPr>
-              <w:t xml:space="preserve">Thermal-propagation early warning must provide the escape window: GB 38031-2025 requires a thermal-propagation warning ahead of hazard and no fire or explosion of the pack beyond the triggered cell, superseding GB 38031-2020’s five-minute pre-warning criterion; the GTR 20 Amendment 1 proposal (EVS-30-C01/Rev.4) carries a ≥5-min advance-warning requirement before cabin hazards, with test or risk-management compliance options </w:t>
+              <w:t xml:space="preserve">Thermal-propagation containment and early warning must both be evidenced: GB 38031-2025 requires that after single-cell thermal runaway the pack or system neither fire nor explode over a two-hour observation window, that a thermal-event alarm still be issued, and that smoke not harm occupants — superseding GB 38031-2020’s five-minute pre-fire alarm; the GTR 20 Amendment 1 proposal (ECE/TRANS/WP.29/GRSP/2026/4) carries a ≥5-min advance-warning requirement before cabin hazards, with test or risk-management compliance options </w:t>
             </w:r>
             <w:r>
               <w:rPr>
@@ -15623,7 +15665,7 @@
                 <w:i w:val="0"/>
                 <w:sz w:val="17"/>
               </w:rPr>
-              <w:t>Subset’s first two LLM-based studies appear 2025–2026</w:t>
+              <w:t>First two LLM-based studies appear 2025–2026 in the subset</w:t>
             </w:r>
           </w:p>
         </w:tc>
@@ -17412,7 +17454,7 @@
           <w:i w:val="0"/>
           <w:sz w:val="20"/>
         </w:rPr>
-        <w:t>This review has examined machine learning in battery management on a two-tier evidence base: a rule-based eligible corpus of 799 journal articles from which field-level shares are measured within a documented capped retrieval, and an in-depth classified subset of 103 studies through which method, data, and validation practice are examined with a blind 30-paper reliability check and label-noise sensitivity ranges. Three conclusions stand out. First, within the classified subset the method families stratify cleanly by period: classical feature-based learners gave way to deep sequence models, which are now themselves being displaced at the research frontier by physics-informed hybrids, optimization-augmented learning, transfer-learning regimes, and — at the very edge of the window — foundation-model components. Second, the center of gravity of application remains estimation (state, health, lifetime): measured as shares of the eligible corpus, the SOC–SOH–prognostics union covers about half of eligible records, where learning systems report laboratory-regime success — on metrics that this review argues cannot be pooled across papers (Section 5.6) — while control functions (charging, thermal, balancing) remain demonstrably transformable but under-evidenced for deployment, and vehicle- and pack-level practice stays thin relative to the level at which UN GTR 20, GB 38031, and ISO 26262 pose their requirements (Section 9.4). Third, and most critically, the subset’s published accuracy claims have outpaced the validation evidence behind them: online or fleet-level demonstration appears in fewer than one primary study in ten, 17 of 88 primary papers use isolation-weakened splits, benchmark concentration and private-data fragmentation distort the apparent state of the art, and the favored remedy — physics-informed architecture — shows no detectable substitution for validation rigor in these counts: physics-informed papers use strong protocols at rates statistically indistinguishable from data-driven peers (36% versus 52% under the protocol-only definition, p = 0.32; 59% versus 74% under the broader definition, p = 0.19), a contrast too underpowered to rule out meaningful differences in either direction (Section 3.4), and therefore retained as an open hypothesis rather than a settled result.</w:t>
+        <w:t>This review has examined machine learning in battery management on a two-tier evidence base: a rule-based eligible corpus of 799 journal articles from which field-level shares are measured within a documented capped retrieval, and an in-depth classified subset of 103 studies through which method, data, and validation practice are examined with a blind 30-paper reliability check and label-noise sensitivity ranges. Three conclusions stand out. First, and most critically, the subset’s published accuracy claims have outpaced the validation evidence behind them: online or fleet-level demonstration appears in fewer than one primary study in ten, 17 of 88 primary papers use isolation-weakened splits, benchmark concentration and private-data fragmentation distort the apparent state of the art, and the favored remedy — physics-informed architecture — shows no detectable substitution for validation rigor in these counts: physics-informed papers use strong protocols at rates statistically indistinguishable from data-driven peers (36% versus 52% under the protocol-only definition, p = 0.32; 59% versus 74% under the broader definition, p = 0.19), a contrast too underpowered to rule out meaningful differences in either direction (Section 3.4), and therefore retained as an open hypothesis rather than a settled result. Second, the center of gravity of application remains estimation (state, health, lifetime): measured as shares of the eligible corpus, the SOC–SOH–prognostics union tags 366 of 799 records (45.8% — about half), where learning systems report laboratory-regime success — on metrics that this review argues cannot be pooled across papers (Section 5.6) — while control functions (charging, thermal, balancing) remain demonstrably transformable but under-evidenced for deployment, and vehicle- and pack-level practice stays thin relative to the level at which UN GTR 20, GB 38031, and ISO 26262 pose their requirements (Section 9.4). Third, within the classified subset the method families stratify by period — classical feature-based learners gave way to deep sequence models, which are now themselves being displaced at the research frontier by physics-informed hybrids, optimization-augmented learning, transfer-learning regimes, and, at the very edge of the window, foundation-model components — a within-subset sequence that the eligible pool’s method-theme tags do not mirror, so no field-level family rise is measurable at either tier (Section 3.2).</w:t>
       </w:r>
     </w:p>
     <w:p>
@@ -17835,7 +17877,7 @@
           <w:rFonts w:ascii="Times New Roman" w:hAnsi="Times New Roman"/>
           <w:sz w:val="18"/>
         </w:rPr>
-        <w:t>Wang, Y., Han, X., Guo, D., Lu, L., Chen, Y., Ouyang, M., “Physics-Informed Recurrent Neural Network With Fractional-Order Gradients for State-of-Charge Estimation of Lithium-Ion Battery,” IEEE Journal of Radio Frequency Identification, vol. 6, 968-971, 2022, doi: 10.1109/jrfid.2022.3211841.</w:t>
+        <w:t>Wang, Y., Han, X., Guo, D., Lu, L., Chen, Y., Ouyang, M., “Physics-Informed Recurrent Neural Network With Fractional-Order Gradients for State-of-Charge Estimation of Lithium-Ion Battery,” IEEE Journal of Radio Frequency Identification, vol. 6, 968-971, 2022, doi: 10.1109/jrfid.2022.3211841. Note: lithium-ion battery state-of-charge estimation study published in an identification-technology venue (IEEE Journal of Radio Frequency Identification); retained on DOI-verified method content, venue notwithstanding.</w:t>
       </w:r>
     </w:p>
     <w:p>
@@ -20208,7 +20250,7 @@
           <w:rFonts w:ascii="Times New Roman" w:hAnsi="Times New Roman"/>
           <w:sz w:val="18"/>
         </w:rPr>
-        <w:t>UNECE Informal Working Group on Electric Vehicle Safety, “GTR No. 20 Electric vehicle safety: Proposal for Amendment 1 (thermal-propagation requirements with two compliance options),” UN ECE document EVS-30-C01/Rev.4, 2025. Proposal of 11 September 2025; listed for the WP.29 session of 17-20 November 2026. [Online]. Available: https://unece.org/transport/standards/transport/vehicle-regulations-wp29/global-technical-regulations-gtrs</w:t>
+        <w:t>European Commission (on behalf of the UNECE Informal Working Group on Electric Vehicle Safety), “Proposal for Amendment 1 to UN Global Technical Regulation No. 20 (Electric vehicle safety): thermal-propagation requirements with two compliance options,” UN ECE working document ECE/TRANS/WP.29/GRSP/2026/4, 2026. Considered at the 79th GRSP session (June 2026); working group status report in ECE/TRANS/WP.29/GRSP/2026/3; pending before WP.29 as of 18 October 2026, with adoption listed for the 17-20 November 2026 session. [Online]. Available: https://unece.org/transport/events/wp29grsp-working-party-passive-safety-79th-session</w:t>
       </w:r>
     </w:p>
     <w:p>

--- a/ML-BMS-Review.docx
+++ b/ML-BMS-Review.docx
@@ -134,7 +134,7 @@
           <w:i w:val="0"/>
           <w:sz w:val="20"/>
         </w:rPr>
-        <w:t xml:space="preserve">Machine learning (ML) has become a load-bearing component of modern battery management systems (BMS), but the validation practices behind the literature’s accuracy claims are rarely examined. A structured scoping review with a two-tier evidence base is presented. The </w:t>
+        <w:t xml:space="preserve">Machine learning (ML) has become a load-bearing component of modern battery management systems (BMS), but the validation practices behind the literature’s accuracy claims are rarely examined. This paper presents a structured scoping review with a two-tier evidence base: an </w:t>
       </w:r>
       <w:r>
         <w:rPr>
@@ -152,7 +152,7 @@
           <w:i w:val="0"/>
           <w:sz w:val="20"/>
         </w:rPr>
-        <w:t xml:space="preserve"> holds 799 peer-reviewed journal articles admitted from a capped 30-query Crossref retrieval by rule-based screens: 798 dated 2020–2026 plus one early-access record date-stamped 2027. The </w:t>
+        <w:t xml:space="preserve"> of 799 peer-reviewed journal articles admitted from a capped 30-query Crossref retrieval by rule-based screens, and a </w:t>
       </w:r>
       <w:r>
         <w:rPr>
@@ -170,7 +170,7 @@
           <w:i w:val="0"/>
           <w:sz w:val="20"/>
         </w:rPr>
-        <w:t xml:space="preserve"> holds 103 studies — 98 drawn from that pool plus five seed studies retrieved and verified individually, one of them dated 2019 — coded by function, method family, chemistry, data source, and validation practice, with a blind 30-paper reliability check and label-noise scenario envelopes on the coded fields.</w:t>
+        <w:t xml:space="preserve"> of 103 studies — 98 drawn from that pool plus five seed studies retrieved and verified individually — coded from full texts by function, method family, chemistry, data source, and validation practice, with a blind 30-paper reliability check on the coded fields.</w:t>
       </w:r>
     </w:p>
     <w:p>
@@ -185,7 +185,7 @@
           <w:i w:val="0"/>
           <w:sz w:val="20"/>
         </w:rPr>
-        <w:t>Union-share bibliometrics measured over the eligible corpus locate the screened literature’s center of gravity in health estimation (SOH), state estimation (SOC), and prognostics (RUL) — tag shares inherited from the retrieval queries and read for ordering, not exact rates, with their union share reported in Section 3.3 — with charging control, thermal management, cell balancing, and vehicle- or fleet-level work comparatively thin for a transportation-electrification readership. Within the classified subset, method families stratify by period — classical shallow learners, then deep sequence models, now physics-informed hybrids — a within-subset sequence that the eligible pool’s method-theme tags do not mirror (Section 3.2) — and the subset’s first large-language-model studies appear in 2025–2026.</w:t>
+        <w:t>Three findings stand out. First, validation practice is the field’s weakest link: of the 88 primary-application papers, only 8 demonstrate their estimators online or on real vehicles, 17 rely on within-cell or k-fold splits that can leak trajectory information, and the empirical base is split between three shared public benchmarks (23 papers) and private laboratory cells (36 papers) that cannot be audited at all. Second, physics-informed architectures, often assumed more rigorous by construction, show no detectable difference in validation stringency from data-driven peers (8 of 22 versus 34 of 66 under the protocol-only definition; Fisher’s exact p = 0.32) — a contrast this review’s power analysis shows to be underpowered, so equivalence is not claimed. Third, within the classified subset, method families stratify by period — classical shallow learners, then deep sequence models, now physics-informed hybrids — a within-subset sequence that the eligible pool’s query-theme tags do not mirror, and the subset’s first large-language-model studies appear in 2025–2026.</w:t>
       </w:r>
     </w:p>
     <w:p>
@@ -200,7 +200,7 @@
           <w:i w:val="0"/>
           <w:sz w:val="20"/>
         </w:rPr>
-        <w:t>Three structural weaknesses recur across the classified subset. Only 8 of the 88 primary-application papers demonstrate their estimators online or on real vehicle or fleet data; 17 rely on within-cell or k-fold splits that can leak trajectory information; and the empirical base is split between three shared public benchmarks (23 papers on Severson/Toyota, NASA, and CALCE) and private laboratory cells (36 papers) that cannot be audited at all. Physics-informed architectures, often assumed more rigorous by construction, show no detectable difference in validation stringency from data-driven peers — a contrast this review’s minimum-detectable-effect analysis shows to be underpowered, so meaningful differences in either direction cannot be excluded — and symmetric and strong-to-weak label-noise scenarios bracket the strong-protocol share between 11% and 59%, the strong-to-weak floor a worst-case bound rather than an estimate (Section 3.4). A post-hoc recall audit against the reference lists of the included reviews quantifies what the capped retrieval misses; an abstract-level probe tests how far the subset’s validation audit can be generalized; and a baseline-comparison screen asks whether ML studies benchmark against model-based methods at all. The review closes with a requirement-level mapping of BMS functions onto UN GTR 20, GB 38031, and ISO 26262, a positioning against prior reviews, and a twelve-item reporting checklist; the complete evidence base and analysis pipeline are deposited with a DOI.</w:t>
+        <w:t>Because the retrieval is capped and the subset curated, every claim is scoped to the tier that supports it; a worst-case label-noise bound, a minimum-detectable-effect analysis, a recall audit, and abstract-level probes quantify the robustness of the headline findings and are consolidated in the Supplementary Material. The review closes with a requirement-level mapping of BMS functions onto UN GTR 20, GB 38031, and ISO 26262, a positioning against prior reviews, and a twelve-item reporting checklist; the complete evidence base and analysis pipeline are deposited with a DOI.</w:t>
       </w:r>
     </w:p>
     <w:p>
@@ -1021,7 +1021,7 @@
           <w:i w:val="0"/>
           <w:sz w:val="20"/>
         </w:rPr>
-        <w:t xml:space="preserve">All candidate records were retrieved programmatically from the Crossref REST API between 4 and 5 September 2026 using 30 bibliographic query strings spanning the application areas listed above (for example, “state of charge estimation lithium-ion battery machine learning”, “remaining useful life prediction battery deep learning”, “physics-informed neural network lithium-ion battery”, and “large language model battery”). Queries were issued in five passes: a top-cited pass over 2020–2026 sorted by citation count; a relevance-sorted recency pass restricted to June 2024 onward (from 1 June 2024); two dedicated relevance-sorted passes restricted to 2020–2022 and to 2023; and a mid-window 2021–2023 coverage pass, which together yielded 3,000 retrieved records. After DOI-based deduplication — 1,450 duplicates removed — 1,550 unique records remained. Six landmark studies — including the early-life prediction study </w:t>
+        <w:t xml:space="preserve">All candidate records were retrieved programmatically from the Crossref REST API between 4 and 5 September 2026 using 30 bibliographic query strings spanning the application areas listed above (for example, “state of charge estimation lithium-ion battery machine learning”, “remaining useful life prediction battery deep learning”, “physics-informed neural network lithium-ion battery”, and “large language model battery”). Queries were issued in five passes: a top-cited pass over 2020–2026 sorted by citation count; a relevance-sorted recency pass restricted to June 2024 onward (from 1 June 2024); two dedicated relevance-sorted passes restricted to 2020–2022 and to 2023; and a mid-window 2021–2023 coverage pass, which together yielded 3,000 fetched rows. Document-type, year, and title-completeness filters left 2,973 rows, and DOI-based deduplication removed 1,423 duplicates, leaving 1,550 unique records. Six landmark studies — including the early-life prediction study </w:t>
       </w:r>
       <w:r>
         <w:rPr>
@@ -1083,7 +1083,7 @@
           <w:i w:val="0"/>
           <w:sz w:val="20"/>
         </w:rPr>
-        <w:t>A third property of the search design is measured rather than asserted. Every query pass returned its top 20 records only, so the 30 queries are design-capped at 100 records per query family: the five passes yielded 3,000 fetched rows, 2,973 after document-type, year, and title-completeness filters, and 1,550 unique records after deduplication — roughly half of what any one query saw was also seen by another, and every yield is a design cap, not a saturated result (the per-query yields are released in recall_audit.json). A post-hoc recall audit therefore asks how much of the literature that this review’s own included reviews cite the retrieval actually captured. Across the deposited reference lists of the 15 included reviews and the six seed studies — 2,508 references in total — 1,367 are dated before 2020 and fall outside the retrieval window by design; of the remaining references that pass the same title gate as the screening pipeline and carry matchable DOIs (649 counted with multiplicity, 586 unique), the 1,550-record retrieval contains 112 (17.3% per-source; 96 of the 586 unique references, 16.4%). The audit’s limits are stated with it: its denominator is a citation-conditioned sample of what the reviews happened to cite, the in-scope gate runs on titles, and references without deposited DOIs cannot be matched. Read as a floor on external validity the number is sobering, and it is reported because retrieval-boundedness should be quantified, not assumed away: theme frequencies, per-family shares, and ‘earliest’ claims in this review are properties of this retrieval and the subset it fed, not of the field — which is why every such claim is subset-scoped (Box 1). The recall miss documented in Section 8.4 fits this pattern exactly: the TEC 2025 GPT-4 estimator it discloses is cited by none of the included reviews either, so no reference-list audit would have surfaced it.</w:t>
+        <w:t>A third property of the search design is measured rather than asserted. Every query pass returned its top 20 records only, so the 30 queries are design-capped at 100 records per query family: the five passes yielded 3,000 fetched rows, 2,973 after document-type, year, and title-completeness filters, and 1,550 unique records after deduplication — every yield is a design cap, not a saturated result (the per-query yields are released in recall_audit.json). A post-hoc recall audit therefore asks how much of the literature that this review’s own included reviews cite the retrieval actually captured: of the in-scope, 2020-onward, DOI-bearing references in the deposited reference lists of the 15 included reviews and the six seed studies, the 1,550-record retrieval contains 17.3% counted per source (96 of the 586 unique references, 16.4%); the denominator construction, the per-query yields, and the audit’s limits are stated in full in Supplementary Material S4. Read as a floor on external validity the number is sobering, and it is reported because retrieval-boundedness should be quantified, not assumed away: theme frequencies, per-family shares, and ‘earliest’ claims in this review are properties of this retrieval and the subset it fed, not of the field — which is why every such claim is subset-scoped (Supplementary Material S1). The recall miss documented in Section 8.4 fits this pattern exactly: the TEC 2025 GPT-4 estimator it discloses is cited by none of the included reviews either, so no reference-list audit would have surfaced it.</w:t>
       </w:r>
     </w:p>
     <w:p>
@@ -1132,7 +1132,7 @@
           <w:i w:val="0"/>
           <w:sz w:val="20"/>
         </w:rPr>
-        <w:t xml:space="preserve"> Every one of the 799 eligible records is included, subject only to the venue screen — no function quotas, year caps, or citation thresholds are applied at this tier — and all 1,550 record-level screening decisions are released (screening_log.csv). Function tagging at Tier 1 is inherited from retrieval: each eligible record carries the area of every query theme that returned it (the released query list of Section 2.2), so a record can hold several tags, and per-tag union shares are the pool-level baselines used in Section 3.3. The limits of that scheme are disclosed here rather than footnoted. 24 of the 799 eligible records carry no tag beyond the generic ‘Other’ (the equivalent-circuit-modeling queries map to no area); 202 carry no core-function tag at all (methodological or cross-cutting themes only); and against the subset’s full-text function labels the tags match for 53 of the 75 core-area papers found in the pool (71%, counting a hit when any of a record’s tags matches — a lenient criterion). Pool-level function baselines are therefore retrieval-based indicators rather than classifications, and are read for ordering, not for exact rates. </w:t>
+        <w:t xml:space="preserve"> Every one of the 799 eligible records is included, subject only to the venue screen — no function quotas, year caps, or citation thresholds are applied at this tier — and the released screening log carries all 1,555 record-level rows — the 1,550 retrieved records plus the five individually retrieved seeds (screening_log.csv). Function tagging at Tier 1 is inherited from retrieval: each eligible record carries the area of every query theme that returned it (the released query list of Section 2.2), so a record can hold several tags, and per-tag union shares are the pool-level baselines used in Section 3.3. The limits of that scheme are disclosed here rather than footnoted. 24 of the 799 eligible records carry no tag beyond the generic ‘Other’ (the equivalent-circuit-modeling queries map to no area); 202 carry no core-function tag at all (methodological or cross-cutting themes only); and against the subset’s full-text function labels the tags match for 53 of the 75 core-area papers found in the pool (71%, counting a hit when any of a record’s tags matches — a lenient criterion). Pool-level function baselines are therefore retrieval-based indicators rather than classifications, and are read for ordering, not for exact rates. </w:t>
       </w:r>
       <w:r>
         <w:rPr>
@@ -1153,147 +1153,20 @@
         <w:t xml:space="preserve"> Because in-depth coding of chemistry, data source, and validation practice requires full-text assessment, it was applied to a classified subset of 103 studies — 98 drawn from the eligible pool plus 5 seed studies retrieved and verified individually — and the subset’s construction history is disclosed in full. A stratified draw first selected 107 candidates from the eligible pool, balancing the eight management functions and only partly balancing publication years — within each function stratum deterministic rather than random: records ranked by Crossref citation count and taken from the top of that ranking, with the ranking walked deeper specifically to cover recent publication years that citation sorting alone would have starved. Six landmark seed studies were safeguarded at this point (one already captured by the searches, five retrieved individually), giving 112 candidates. Full-text curation then excluded 19 records — corrigenda, misindexed records, scope mismatches (for example, vehicle-level lifecycle assessment or charging-infrastructure demand modeling without a BMS function), and quota-driven trimming of over-represented function clusters — while 10 targeted additions were made from the screened pool for under-represented themes, a net change of −9 that yields the final classified corpus of 103 studies — 98 drawn from the eligible pool plus the 5 individually retrieved seeds. Per-record reasons for every exclusion and addition are carried in the released screening log and selection files, so the funnel is auditable end to end. Readers should hold the implication of the design plainly in view: the subset is curated, not sampled — function and year distributions inside the 103 partly reflect the quota and citation-ranking choices made here, not only the field’s shape — so all such distributions are reported as corpus composition, the subset is never generalized to the field, and the quota-free Tier-1 measurements are stated wherever they exist (Section 3).</w:t>
       </w:r>
     </w:p>
-    <w:tbl>
-      <w:tblPr>
-        <w:tblStyle w:val="TableGrid"/>
-        <w:tblW w:type="auto" w:w="0"/>
-        <w:jc w:val="center"/>
-        <w:tblLook w:firstColumn="1" w:firstRow="1" w:lastColumn="0" w:lastRow="0" w:noHBand="0" w:noVBand="1" w:val="04A0"/>
-      </w:tblPr>
-      <w:tblGrid>
-        <w:gridCol w:w="9360"/>
-      </w:tblGrid>
-      <w:tr>
-        <w:tc>
-          <w:tcPr>
-            <w:tcW w:type="dxa" w:w="9360"/>
-            <w:shd w:val="clear" w:fill="F2F2F2"/>
-          </w:tcPr>
-          <w:p>
-            <w:pPr>
-              <w:spacing w:after="80"/>
-            </w:pPr>
-            <w:r>
-              <w:rPr>
-                <w:rFonts w:ascii="Times New Roman" w:hAnsi="Times New Roman"/>
-                <w:b/>
-                <w:sz w:val="19"/>
-              </w:rPr>
-              <w:t>Box 1 Interpretation rules for every quantitative claim in this paper</w:t>
-            </w:r>
-          </w:p>
-          <w:p>
-            <w:pPr>
-              <w:spacing w:after="60"/>
-              <w:jc w:val="both"/>
-            </w:pPr>
-            <w:r>
-              <w:rPr>
-                <w:rFonts w:ascii="Times New Roman" w:hAnsi="Times New Roman"/>
-                <w:b/>
-                <w:sz w:val="18"/>
-              </w:rPr>
-              <w:t xml:space="preserve">1. Subset-scoped claims. </w:t>
-            </w:r>
-            <w:r>
-              <w:rPr>
-                <w:rFonts w:ascii="Times New Roman" w:hAnsi="Times New Roman"/>
-                <w:sz w:val="18"/>
-              </w:rPr>
-              <w:t>Anything coded from full texts — function, method family, chemistry, data source, validation protocol, baseline screen — describes the 103-study classified subset only and is never generalized to the field. Headlines that read ‘the subset’s’ or ‘within the classified subset’ invoke this rule.</w:t>
-            </w:r>
-          </w:p>
-          <w:p>
-            <w:pPr>
-              <w:spacing w:after="60"/>
-              <w:jc w:val="both"/>
-            </w:pPr>
-            <w:r>
-              <w:rPr>
-                <w:rFonts w:ascii="Times New Roman" w:hAnsi="Times New Roman"/>
-                <w:b/>
-                <w:sz w:val="18"/>
-              </w:rPr>
-              <w:t xml:space="preserve">2. Pool-scoped claims. </w:t>
-            </w:r>
-            <w:r>
-              <w:rPr>
-                <w:rFonts w:ascii="Times New Roman" w:hAnsi="Times New Roman"/>
-                <w:sz w:val="18"/>
-              </w:rPr>
-              <w:t>Tier-1 counts (799 records) measure a capped 30-query Crossref retrieval, not a census. Per-year counts are observed counts inside that cap; query-theme tag shares are read for ordering, not exact rates; the 2024 window is partially covered; and the recall audit of Section 2.2 (16–17% capture of the reviews’ own cited literature) bounds external validity.</w:t>
-            </w:r>
-          </w:p>
-          <w:p>
-            <w:pPr>
-              <w:spacing w:after="60"/>
-              <w:jc w:val="both"/>
-            </w:pPr>
-            <w:r>
-              <w:rPr>
-                <w:rFonts w:ascii="Times New Roman" w:hAnsi="Times New Roman"/>
-                <w:b/>
-                <w:sz w:val="18"/>
-              </w:rPr>
-              <w:t xml:space="preserve">3. Earliest means earliest in the classified subset. </w:t>
-            </w:r>
-            <w:r>
-              <w:rPr>
-                <w:rFonts w:ascii="Times New Roman" w:hAnsi="Times New Roman"/>
-                <w:sz w:val="18"/>
-              </w:rPr>
-              <w:t>Recall is bounded, so ‘first’ and ‘earliest’ claims are subset-first by construction and are phrased accordingly.</w:t>
-            </w:r>
-          </w:p>
-          <w:p>
-            <w:pPr>
-              <w:spacing w:after="60"/>
-              <w:jc w:val="both"/>
-            </w:pPr>
-            <w:r>
-              <w:rPr>
-                <w:rFonts w:ascii="Times New Roman" w:hAnsi="Times New Roman"/>
-                <w:b/>
-                <w:sz w:val="18"/>
-              </w:rPr>
-              <w:t xml:space="preserve">4. Non-significance is not equivalence. </w:t>
-            </w:r>
-            <w:r>
-              <w:rPr>
-                <w:rFonts w:ascii="Times New Roman" w:hAnsi="Times New Roman"/>
-                <w:sz w:val="18"/>
-              </w:rPr>
-              <w:t>The physics-informed versus data-driven contrast is underpowered (minimum detectable effect roughly 30–35 percentage points, Section 3.4); ‘no detectable difference’ is reported as exactly that.</w:t>
-            </w:r>
-          </w:p>
-          <w:p>
-            <w:pPr>
-              <w:spacing w:after="60"/>
-              <w:jc w:val="both"/>
-            </w:pPr>
-            <w:r>
-              <w:rPr>
-                <w:rFonts w:ascii="Times New Roman" w:hAnsi="Times New Roman"/>
-                <w:b/>
-                <w:sz w:val="18"/>
-              </w:rPr>
-              <w:t xml:space="preserve">5. Curation conditions the subset. </w:t>
-            </w:r>
-            <w:r>
-              <w:rPr>
-                <w:rFonts w:ascii="Times New Roman" w:hAnsi="Times New Roman"/>
-                <w:sz w:val="18"/>
-              </w:rPr>
-              <w:t>Tier-2 selection is quota- and citation-ranking-driven (Section 2.3), so distributions inside the 103 partly reflect those choices and are reported as corpus composition.</w:t>
-            </w:r>
-          </w:p>
-        </w:tc>
-      </w:tr>
-    </w:tbl>
     <w:p>
       <w:pPr>
         <w:spacing w:after="160"/>
-      </w:pPr>
+        <w:jc w:val="both"/>
+      </w:pPr>
+      <w:r>
+        <w:rPr>
+          <w:rFonts w:ascii="Times New Roman" w:hAnsi="Times New Roman"/>
+          <w:b w:val="0"/>
+          <w:i w:val="0"/>
+          <w:sz w:val="20"/>
+        </w:rPr>
+        <w:t>Five interpretation rules govern every quantitative claim in this paper: (1) findings coded from full texts describe the classified subset and are never generalized to the field; (2) Tier-1 counts measure a capped retrieval, not a census; (3) ‘earliest’ means earliest in the classified subset; (4) non-significance is not equivalence; and (5) the subset’s distributions are conditioned by its curation. The rules, their motivation, and the robustness audits that operationalize them are consolidated in the Supplementary Material (rules in S1; audits in S2–S5) and are invoked — by number, where a claim depends on them — throughout the paper.</w:t>
+      </w:r>
     </w:p>
     <w:tbl>
       <w:tblPr>
@@ -1512,7 +1385,7 @@
           <w:i w:val="0"/>
           <w:sz w:val="18"/>
         </w:rPr>
-        <w:t>Fig. 2 Study-selection flowchart with the two-tier design. Records were retrieved from the Crossref REST API on 4–5 September 2026, deduplicated, screened at title level for battery and machine-learning relevance, then at venue and document-type level. Tier 1 includes every eligible record (799, rule-based, no quotas); Tier 2 carries the curated full-text-classified subset of 103 (98 drawn from the pool plus 5 individually retrieved seeds). Record-level provenance for all 1,550 screening decisions is released (screening_log.csv), and every included record’s metadata was verified by direct DOI resolution against the Crossref registry.</w:t>
+        <w:t>Fig. 2 Study-selection flowchart with the two-tier design. Records were retrieved from the Crossref REST API on 4–5 September 2026, deduplicated, screened at title level for battery and machine-learning relevance, then at venue and document-type level. Tier 1 includes every eligible record (799, rule-based, no quotas); Tier 2 carries the curated full-text-classified subset of 103 (98 drawn from the pool plus 5 individually retrieved seeds). Record-level provenance for all 1,555 screening-log rows (the 1,550 retrieved records plus the five individually retrieved seeds) is released (screening_log.csv), and every included record’s metadata was verified by direct DOI resolution against the Crossref registry.</w:t>
       </w:r>
     </w:p>
     <w:p>
@@ -1543,7 +1416,7 @@
           <w:i w:val="0"/>
           <w:sz w:val="20"/>
         </w:rPr>
-        <w:t>Table 1 summarizes the criteria. Inclusion required: (i) a peer-reviewed journal article; (ii) a battery or battery-system subject; (iii) machine learning as a substantive component of the contribution, whether estimation, control, diagnosis, or analysis; (iv) a publication year between 2019 and 2026, with 2019 admitted only for the field-defining early-life prediction study; and (v) English language. Exclusion criteria were: review-only papers without a primary application (admitted only into the cross-cutting cluster, capped at 12 studies; three further review-type syntheses — two physics-informed, one classical — are coded under their dominant method family, so the corpus carries 15 review-labelled papers in total, per the terminology of Section 2.5), pure materials-discovery or cell-design papers, charging-infrastructure or grid-demand studies without an onboard management function, preprints and conference records, and duplicate-venue or misindexed records.</w:t>
+        <w:t>Table 1 summarizes the criteria. Inclusion required: (i) a peer-reviewed journal article; (ii) a battery or battery-system subject; (iii) machine learning as a substantive component of the contribution, whether estimation, control, diagnosis, or analysis; (iv) a Crossref date-stamp of 2020–2027 at retrieval — 798 records dated 2020–2026 plus one early-access record stamped to a February 2027 issue and disclosed in Section 3.1 — with a single 2019 exception, the field-defining early-life prediction study, admitted as a forced seed (Section 2.2); and (v) English language. Exclusion criteria were: review-only papers without a primary application (admitted to a cap of 12 and assigned to the function cluster each reviews — four state-estimation, two fault-and-safety, two prognostics, one health-estimation, one thermal, and two cross-cutting reviews, matching the Reviews column of Table 3; three further review-type syntheses — two physics-informed, one classical, all cross-cutting — are coded under their dominant method family, so the corpus carries 15 review-labelled papers in total, per the terminology of Section 2.5), pure materials-discovery or cell-design papers, charging-infrastructure or grid-demand studies without an onboard management function, preprints and conference records, and duplicate-venue or misindexed records.</w:t>
       </w:r>
     </w:p>
     <w:p>
@@ -2329,7 +2202,7 @@
           <w:i w:val="0"/>
           <w:sz w:val="20"/>
         </w:rPr>
-        <w:t>The review-rigor posture of this study should be weighed against PRISMA-ScR practice as plainly as its coding limitations are, and three deviations are disclosed here rather than footnoted. First, no protocol registration exists: PROSPERO does not accept scoping-review registrations and no alternative registry was used, so the a-priori scope decisions are reconstructable only from the released pipeline files and their version history, not from a time-stamped external registration. Second, screening was single-reviewer in design — with the qualification that its first two stages are deterministic rules rather than judgment calls: the title relevance gate and the venue screen are programmatic applications of released term lists, and all 1,555 per-record decisions with their reasons are in the released screening log, so they are exactly reproducible but were not double-screened by a second human; the judgment-bearing stages (the full-text curation of 19 exclusions and 10 additions, and all classification) were likewise single-reviewer, and the only dual-coded element is the 30-paper reliability study, whose coders are co-authors of this paper (Section 2.5). Third, no per-record time-on-task logs were kept for any stage: retrieval ran on 4–5 September 2026, the rule-based screens execute in seconds and were verified spot-wise rather than re-screened record by record, and the human-judgment stages were not time-stamped, so effort cannot be audited after the fact. Tool assistance is bounded exactly as the AI declaration states — scripting, drafting, and figure generation only; no tool-assisted triage or ranking participated in screening, and the one ranking used (citation-count ordering within strata at Tier-2 selection) is a deterministic, released computation (Section 2.3). Against the PRISMA-ScR checklist the study therefore documents eligibility, charting, and synthesis transparently but falls short of dual independent screening and external registration, and readers should weigh the released, re-runnable decision trail accordingly.</w:t>
+        <w:t>The review-rigor posture of this study should be weighed against PRISMA-ScR practice as plainly as its coding limitations are, and three deviations are disclosed here rather than footnoted. First, no protocol registration exists: PROSPERO does not accept scoping-review registrations and no alternative registry was used, so the a-priori scope decisions are reconstructable only from the released pipeline files and their version history, not from a time-stamped external registration. Second, screening was single-reviewer in design — with the qualification that its first two stages are deterministic rules rather than judgment calls: the title relevance gate and the venue screen are programmatic applications of released term lists, and the released screening log carries all 1,555 rows — the 1,550 retrieved records plus the five individually retrieved seeds — with their per-record reasons, so they are exactly reproducible but were not double-screened by a second human; the judgment-bearing stages (the full-text curation of 19 exclusions and 10 additions, and all classification) were likewise single-reviewer, and the only dual-coded element is the 30-paper reliability study, whose coders are co-authors of this paper (Section 2.5). Third, no per-record time-on-task logs were kept for any stage: retrieval ran on 4–5 September 2026, the rule-based screens execute in seconds and were verified spot-wise rather than re-screened record by record, and the human-judgment stages were not time-stamped, so effort cannot be audited after the fact. Tool assistance is bounded exactly as the AI declaration states — scripting, drafting, and figure generation only; no tool-assisted triage or ranking participated in screening, and the one ranking used (citation-count ordering within strata at Tier-2 selection) is a deterministic, released computation (Section 2.3). Against the PRISMA-ScR checklist the study therefore documents eligibility, charting, and synthesis transparently but falls short of dual independent screening and external registration, and readers should weigh the released, re-runnable decision trail accordingly.</w:t>
       </w:r>
     </w:p>
     <w:p>
@@ -2344,7 +2217,7 @@
           <w:i w:val="0"/>
           <w:sz w:val="20"/>
         </w:rPr>
-        <w:t>The methodology has limitations that readers should weigh. The corpus is drawn from Crossref-registered journal articles and therefore inherits that registry’s coverage: influential conference papers (a significant venue for control-oriented BMS work) are excluded by design, and very recent articles registered with incomplete metadata may evade relevance screening. Title-level relevance screening can miss relevant papers whose titles avoid standard terminology, and citation-count ranking privileges English-language, high-profile venues. Classification reliability is documented on a 30-paper blind re-coding subset rather than measured corpus-wide (three of five fields above threshold, two below, with sensitivity ranges reported; the re-coding was abstract-level and co-author-coded, per Section 2.5). The classified corpus is additionally quota-curated rather than sampled, and the pool has its own retrieval-design shaping (Box 1, rules 1, 2, and 5); distributional statements in Section 3 are framed as corpus composition, with quota-free pool-level baselines stated where they exist. These limitations qualify the quantitative aggregates of Section 3, which should be read as a structured sample of the field’s output rather than a census — and they are the reason this paper describes itself as a scoping review with bibliometric classification rather than as a meta-analysis.</w:t>
+        <w:t>The methodology has limitations that readers should weigh. The corpus is drawn from Crossref-registered journal articles and therefore inherits that registry’s coverage: influential conference papers (a significant venue for control-oriented BMS work) are excluded by design, and very recent articles registered with incomplete metadata may evade relevance screening. Title-level relevance screening can miss relevant papers whose titles avoid standard terminology, and citation-count ranking privileges English-language, high-profile venues. Classification reliability is documented on a 30-paper blind re-coding subset rather than measured corpus-wide (three of five fields above threshold, two below, with sensitivity ranges reported; the re-coding was abstract-level and co-author-coded, per Section 2.5). The classified corpus is additionally quota-curated rather than sampled, and the pool has its own retrieval-design shaping (Supplementary Material S1, rules 1, 2, and 5); distributional statements in Section 3 are framed as corpus composition, with quota-free pool-level baselines stated where they exist. These limitations qualify the quantitative aggregates of Section 3, which should be read as a structured sample of the field’s output rather than a census — and they are the reason this paper describes itself as a scoping review with bibliometric classification rather than as a meta-analysis.</w:t>
       </w:r>
     </w:p>
     <w:p>
@@ -6192,7 +6065,7 @@
           <w:i w:val="0"/>
           <w:sz w:val="18"/>
         </w:rPr>
-        <w:t>Fig. 5 Application-area distribution of the corpus (n = 103 classified studies; shares are conditioned by the Section 2.3 quotas — Box 1). The cross-cutting cluster includes reviews, physics-informed learning, interpretability, transfer learning, digital twins, cloud and fleet management, and foundation models.</w:t>
+        <w:t>Fig. 5 Application-area distribution of the corpus (n = 103 classified studies; shares are conditioned by the Section 2.3 quotas — Supplementary Material S1). The cross-cutting cluster includes reviews, physics-informed learning, interpretability, transfer learning, digital twins, cloud and fleet management, and foundation models.</w:t>
       </w:r>
     </w:p>
     <w:p>
@@ -7040,7 +6913,7 @@
           <w:i w:val="0"/>
           <w:sz w:val="20"/>
         </w:rPr>
-        <w:t>Validation practice deserves its own cross-tabulation because it moderates every accuracy claim in the corpus (Table 5). Cross-cell holdout — training on some cells and testing on unseen siblings — is the strongest widely used laboratory protocol (24 papers), and the transfer protocols make the strictest demands (10 papers: 7 cross-chemistry, 3 cross-domain — the seven cross-chemistry validators are the studies behind the ‘validated across chemistries’ count of the preceding paragraph). At the weaker end, within-cell splits (12 papers) and unsupervised k-fold cross-validation (5 papers) leak trajectory information between train and test sets and can thereby produce optimistic errors that need not survive cell-to-cell variability; the review literature has long warned of this, and the corpus quantifies how prevalent such splits are. Experimental-hardware demonstrations (20 papers) and online or real-vehicle demonstrations (8 papers) anchor the deployment end of the spectrum, and it is these — not the largest architectures — that carry the field’s deployment evidence. Crossing validation practice with method family substantiates Section 3.2’s remark with numbers: 8 of the 22 physics-informed/hybrid primary papers (36%) use a strong protocol, against 34 of the 66 other primary papers (52%) — Fisher’s exact p = 0.32, odds ratio 0.54 (95% CI 0.21–1.46); under the broader definition of stringency (Section 2.5) that also counts experimental-hardware demonstrations, the contrast is 13 of 22 (59%) versus 49 of 66 (74%), p = 0.19. Neither difference is statistically significant, and neither should be read as equivalence: a minimum-detectable-effect analysis (released as power_analysis.py with its outputs) shows that with 22 versus 66 papers and a 51.5% baseline strong-protocol rate, 80% power at α = 0.05 requires a difference of roughly 30–35 percentage points (odds ratio ≤0.26 or ≥4.0), while the observed 15-point gap is detectable with only about 20–25% power, and the two arms’ Wilson intervals overlap almost completely (19.7–57.0% versus 39.7–63.2%). The honest statement is that no difference is detectable at this scale, and that meaningful differences in either direction — including a physics prior halving or doubling the odds of a strong protocol — remain compatible with these counts. To quantify how much these counts depend on the single-coder labels, a label-noise scenario analysis perturbs them directly. The analysis is a scenario envelope, not an error model. In each of 4,000 seeded Monte Carlo draws (seed 7), a label-flip rate is drawn from a Normal distribution centered on the observed coder-versus-label bucket error rate of the reliability study (0.37 and 0.27 for the two coders; mean 0.32) with standard deviation 0.02, truncated at zero; the drawn rate then flips strong/non-strong bucket labels across the 88 primary papers, and both the overall strong share and the physics-versus-other Fisher exact test are recomputed. Two readings are built into the design. Symmetric random flipping — in either direction, at the overall bucket error rate just defined — mechanically attenuates contrasts toward the null. The actually observed coder-label disagreements, however, are directional and concentrated on the strong labels: 16 of the 19 bucket disagreements have the coder assigning weak where the released label says strong (the declared conservative fallback of Section 2.5), 13 of the 30 sampled papers are strong-labelled, and each coder recoded 8 of those 13 weak — a strong-label-specific rate of 0.62 (16 of 26 pooled coder-labels). The second scenario therefore flips strong labels to weak only, at a rate drawn from a Normal centered on that strong-label-specific rate (same 0.02 standard deviation). Because the coders worked from abstracts under a declared weak-if-unreported rule, that rate is an upper bound on plausible label error, and this scenario is reported as a worst-case bound, not an estimate. Under the symmetric scenario the strong-protocol count spans 35–52 of the 88 primary papers (39.8–59.1%) and the family contrast remains non-significant in 94.4% of draws; under the strong-to-weak worst-case bound the count falls to about 16 of 88 (≈18%) at the observed recode rate, with a scenario envelope of 10–23 (11.4–26.1%), and the contrast remains non-significant in 97.6% of draws. Read together, the two scenarios bracket the single-coder counts around the documented disagreement structure — under either, the physics-versus-other contrast shows no detectable difference and remains underpowered in the sense just quantified — and the worst-case bound says only how low the strong-protocol count could sit if abstract-level recoding were taken at face value, not where it sits.</w:t>
+        <w:t>Validation practice deserves its own cross-tabulation because it moderates every accuracy claim in the corpus (Table 5). Cross-cell holdout — training on some cells and testing on unseen siblings — is the strongest widely used laboratory protocol (24 papers), and the transfer protocols make the strictest demands (10 papers: 7 cross-chemistry, 3 cross-domain — the seven cross-chemistry validators are the studies behind the ‘validated across chemistries’ count of the preceding paragraph). At the weaker end, within-cell splits (12 papers) and unsupervised k-fold cross-validation (5 papers) leak trajectory information between train and test sets and can thereby produce optimistic errors that need not survive cell-to-cell variability; the review literature has long warned of this, and the corpus quantifies how prevalent such splits are. Experimental-hardware demonstrations (20 papers) and online or real-vehicle demonstrations (8 papers) anchor the deployment end of the spectrum — it is these, not the largest architectures, that carry the field’s deployment evidence. Crossing validation practice with method family: 8 of the 22 physics-informed/hybrid primary papers (36%) use a strong protocol, against 34 of the 66 other primary papers (52%) — Fisher’s exact p = 0.32, odds ratio 0.54 (95% CI 0.21–1.46); under the broader definition of stringency (Section 2.5) that also counts experimental-hardware demonstrations, the contrast is 13 of 22 (59%) versus 49 of 66 (74%), p = 0.19. No difference is detectable at this scale, and none should be read as equivalence: the contrast is underpowered (80% power would require a gap of roughly 30–35 percentage points; Supplementary Material S3), and a label-noise scenario analysis that perturbs the single-coder labels directly brackets the strong-protocol share between 11% and 59% across its two scenarios — the strong-to-weak floor, about 18% at the observed abstract-level recode rate, is a worst-case bound rather than an estimate (Supplementary Material S2). Under both scenarios the physics-versus-other contrast remains non-significant in at least 94% of draws. The per-paper protocol assignments behind these counts are released (protocol_audit.csv), so the arithmetic can be verified row by row.</w:t>
       </w:r>
     </w:p>
     <w:p>
@@ -8233,7 +8106,7 @@
           <w:i w:val="0"/>
           <w:sz w:val="20"/>
         </w:rPr>
-        <w:t>Two further audits bound what the subset statistic means. First, a representativeness probe asks whether the curated subset over-states validation evidence relative to the pool it was drawn from — at the one level where the 799-record pool is observable, its indexed abstracts. A seed-pinned uniform sample of 40 eligible records (released, with its codes, as abstract_probe.py and abstract_probe.json) yields 23 abstracts retrievable from public indexes (Elsevier-withheld abstracts dominate the 17 missing); coded under a three-value rubric — isolation or deployment protocol stated, evaluation stated without isolation, nothing stated — none of the 18 primary-looking pool records states an isolation or deployment protocol in its abstract (0 of 18), against 5 of the 38 abstract-screenable subset papers (13%); the difference is not significant (Fisher p = 0.16) and both rates are near zero. The probe’s finding is negative in a useful way: indexed abstracts almost never carry enough protocol information to code validation strength at pool scale, in either tier, so the 48% strong-protocol share cannot be promoted from a curated-subset statistic to a field estimate without full-text access — and the scarcity of protocol statements in abstracts is itself part of what the reporting checklist of Section 9.9 responds to. Second, the baseline-comparison screen (the seventh field of Section 2.5) asks the question this review had not audited of its own corpus: whether ML studies benchmark against model-based methods at all. Of the 38 abstract-screenable primary papers, 32 (84%) name no model-based or classical baseline, 2 name one without stating the comparison, and 4 (11%) state a same-data quantitative comparison — against an SVR, a 0.5C CCCV protocol, an equivalent-circuit/electrochemical model, and a rule-based controller, respectively. These are lower bounds on comparison practice (full texts may compare what abstracts omit) but exact measures of comparison visibility, and visibility is what a reader scanning the literature actually has: at abstract level, the field’s answer to ‘does the learned estimator beat the model-based baseline on the same data?’ is, four times in five, unstated.</w:t>
+        <w:t>Two further audits bound what the subset statistic means, and both are reported in full in the Supplementary Material (S5). An abstract-level representativeness probe asks whether the curated subset overstates validation evidence relative to the pool it was drawn from: none of the 18 primary-looking records in a 40-record seed-pinned sample of the eligible pool states an isolation or deployment protocol in its indexed abstract, against 5 of the 38 abstract-screenable subset papers (Fisher’s exact p = 0.16). The finding is negative in a useful way — indexed abstracts almost never carry enough protocol information to code validation strength at pool scale, in either tier — so the 48% strong-protocol share cannot be promoted from a curated-subset statistic to a field estimate without full-text access, and the scarcity of protocol statements in abstracts is itself part of what the reporting checklist of Section 9.9 responds to. A baseline-comparison screen then asks whether ML studies benchmark against model-based methods at all: of the 38 abstract-screenable primary papers, 32 (84%) name no model-based or classical baseline, 2 name one without stating the comparison, and 4 (11%) state a same-data quantitative comparison. These are lower bounds on comparison practice (full texts may compare what abstracts omit) but exact measures of comparison visibility, and visibility is what a reader scanning the literature actually has: at abstract level, the field’s answer to ‘does the learned estimator beat the model-based baseline on the same data?’ is, four times in five, unstated.</w:t>
       </w:r>
     </w:p>
     <w:p>
@@ -8264,7 +8137,7 @@
           <w:i w:val="0"/>
           <w:sz w:val="20"/>
         </w:rPr>
-        <w:t>Because the corpus excludes conference proceedings — a major venue for control-oriented BMS work (CDC, ACC, IFAC, VPPC, ITEC) — the validation findings of Section 3.4 could in principle be an artifact of venue selection: if conference papers systematically demonstrate more hardware and hardware-in-the-loop validation than journals, the journal-only sample would understate the field’s actual practice. To test this, we curated a sensitivity set of 14 battery papers from six control and transportation-electrification venues (ACC, ECC, CCDC, APEC, VPPC, ITEC, 2019–2025), retrieved by venue-scoped Crossref queries, restricted to proceedings articles, ranked by citation count, and verified by the same DOI-resolution procedure as the main corpus (released in full as conference_sensitivity.csv). The comparison is descriptive and abstract-level throughout — indexed abstracts versus the full-text coding of the main corpus — so it is reported as a labelled descriptive check rather than a validated sensitivity analysis, and none of its counts enter the headline statistics of Section 3.4. A pre-stated inclusion rule was then applied mechanically to all retrieved proceedings papers (Table 7 lists all 14 with the rule's outcome): a paper enters the learning-path comparison only if machine learning is a substantive component of its contribution. Under this rule 8 of the 14 qualify; the remainder are conventional model-based estimators (Kalman-filter variants, multiple-model adaptive estimation, batch least squares), an EKF-critique, and one overview, and all 14 are released so that the rule can be audited rather than trusted. Validation practice was classified conservatively from the indexed abstracts into four classes: hardware/experimental stated, public dataset, simulation-level, and not stated.</w:t>
+        <w:t>Because the corpus excludes conference proceedings — a major venue for control-oriented BMS work — the validation findings of Section 3.4 could in principle be an artifact of venue selection: if conference papers systematically demonstrate more hardware and hardware-in-the-loop validation than journals, the journal-only sample would understate the field’s actual practice. To test this, we curated a sensitivity set of 14 battery papers from six control and transportation-electrification venues (ACC, ECC, CCDC, APEC, VPPC, ITEC), retrieved by venue-scoped Crossref queries, restricted to proceedings articles, ranked by citation count, and verified by the same DOI-resolution procedure as the main corpus (released in full as conference_sensitivity.csv). Two scope boundaries are stated before the counts. First, the venue set does not include CDC or IFAC proceedings, themselves major control venues, so the check probes part of the conference literature rather than censusing it. Second, the set’s retrieval window (2019–2025) starts one year earlier than the main pool’s 2020–2026 window, because the venue-scoped queries carried no lower year bound: three of the 14 papers are dated 2019, and excluding them leaves 11 papers of which 6 are learning-based, with unchanged hardware (2), public-dataset (2), and simulation (1) counts among the learning-based papers — only the not-stated class shrinks, from three papers to one. The comparison is descriptive and abstract-level throughout — indexed abstracts versus the full-text coding of the main corpus — so it is reported as a labelled descriptive check rather than a validated sensitivity analysis, and none of its counts enter the headline statistics of Section 3.4. A pre-stated inclusion rule was then applied mechanically to all retrieved proceedings papers (Table 7 lists all 14 with the rule’s outcome): a paper enters the learning-path comparison only if machine learning is a substantive component of its contribution. Under this rule 8 of the 14 qualify; the remainder are conventional model-based estimators (Kalman-filter variants, multiple-model adaptive estimation, batch least squares), an EKF-critique, and one overview, and all 14 are released so that the rule can be audited rather than trusted. Validation practice was classified conservatively from the indexed abstracts into four classes: hardware/experimental stated, public dataset, simulation-level, and not stated.</w:t>
       </w:r>
     </w:p>
     <w:p>
@@ -10132,7 +10005,7 @@
           <w:i w:val="0"/>
           <w:sz w:val="20"/>
         </w:rPr>
-        <w:t xml:space="preserve">Two features of this cluster stand out against the rest of the corpus. First, it is the only function where classical estimation theory and machine learning have genuinely fused in published practice: the filter-embedded pattern </w:t>
+        <w:t xml:space="preserve">Two features of this cluster stand out against the rest of the corpus. First, within the classified subset, SOC is where classical estimation theory and machine learning remain most durably fused: the filter-embedded pattern </w:t>
       </w:r>
       <w:r>
         <w:rPr>
@@ -10148,7 +10021,7 @@
           <w:i w:val="0"/>
           <w:sz w:val="20"/>
         </w:rPr>
-        <w:t xml:space="preserve"> recurs across the five-year window in increasingly sophisticated forms, whereas health estimation and prognostics largely abandoned hybrid filtering after their Gaussian-process phase. Second, SOC papers report the corpus’s most standardized evaluation — drive-cycle profiles at room temperature with RMSE or MAE in percent SOC — which makes their benchmarks legible even where the underlying datasets remain private. The cost of that legibility is convergence: with every paper evaluating on the same standard cycles, the marginal contribution of a new architecture is shrinking, and the cluster’s research attention is shifting toward robustness conditions — noise, sensor faults, temperature, and aging shift — where the standard benchmarks are silent.</w:t>
+        <w:t xml:space="preserve"> recurs across the five-year window in increasingly sophisticated forms, whereas the other functions hybridize mainly through physics-model priors rather than recursive filters (Sections 5.4 and 8.1). This is a statement about the subset’s composition, not about the field: a substantial particle-filter-based hybrid RUL literature — classical prognostic filters carrying learned degradation or observation models — sits largely outside this capped retrieval (Sections 2.2 and 5.4), so ‘only’ would claim more than the corpus can support. Second, SOC papers report the corpus’s most standardized evaluation — drive-cycle profiles at room temperature with RMSE or MAE in percent SOC — which makes their benchmarks legible even where the underlying datasets remain private. The cost of that legibility is convergence: with every paper evaluating on the same standard cycles, the marginal contribution of a new architecture is shrinking, and the cluster’s research attention is shifting toward robustness conditions — noise, sensor faults, temperature, and aging shift — where the standard benchmarks are silent.</w:t>
       </w:r>
     </w:p>
     <w:p>
@@ -11318,7 +11191,7 @@
           <w:i w:val="0"/>
           <w:sz w:val="20"/>
         </w:rPr>
-        <w:t xml:space="preserve">A second line embeds degradation mechanisms into the charging decision itself. Machine-learning fast charging that perceives and regulates internal lithium-plating onset enables plating-free rapid protocols that violate conventional voltage-safe schedules with impunity </w:t>
+        <w:t xml:space="preserve">A second line embeds degradation mechanisms into the charging decision itself. Machine-learning fast charging that perceives and regulates internal lithium-plating onset enables plating-free rapid protocols that deliberately exceed conventional voltage-safe schedules while keeping plating onset under online observation </w:t>
       </w:r>
       <w:r>
         <w:rPr>
@@ -17569,6 +17442,27 @@
           <w:sz w:val="20"/>
         </w:rPr>
         <w:t>The complete evidence base is deposited at Zenodo, DOI 10.5281/zenodo.23436202 (deposit of record; the GitHub repository of the same name is a development mirror). The deposit includes: the classified 103-study dataset (papers.csv, papers_final.json) with per-paper citation counts; the 799-record rule-based eligible pool (eligible_corpus.json, pool.csv) with per-record query-theme tags; the record-level screening log (screening_log.csv); the per-paper validation-protocol audit (protocol_audit.csv); the codebook and coding protocol (codebook.md, coding_protocol.md); the locked blind coder sheets, agreement report, itemized disagreements, and hash-tracked reliability log (corpus/reliability/); the conference sensitivity set with all 14 retrieved papers and the pre-stated inclusion rule (conference_sensitivity.csv); the withheld released labels for the reliability sample (gold_labels_30.csv); the label-noise sensitivity script and outputs (sensitivity_label_noise.py/.json); the Crossref verification audit trail (final_audit.json, external_verified.json, conference_verified.json); the seed-study register (seeds.json); the screening statistics (stats.json); the recall audit with its cached Crossref responses (recall_audit.py, recall_audit.json, raw_cache/); the minimum-detectable-effect analysis (power_analysis.py, power_analysis.json); and the abstract-level probes with their codes and rubric (abstract_probe.py, abstract_probe_raw.json, abstract_probe_codes.py, abstract_probe.json). One registry-metadata note: the Crossref record for one reference (DOI 10.1016/j.jechem.2023.03.026) deposits two author names with the given and family fields transposed and the surname ‘Store’ for ‘Stroe’; the reference list normalizes them to the published forms (Vilsen, S. B.; Stroe, D. I.), and all other bibliographic metadata is reproduced exactly as deposited.</w:t>
+      </w:r>
+    </w:p>
+    <w:p>
+      <w:pPr>
+        <w:spacing w:after="80"/>
+        <w:jc w:val="both"/>
+      </w:pPr>
+      <w:r>
+        <w:rPr>
+          <w:rFonts w:ascii="Times New Roman" w:hAnsi="Times New Roman"/>
+          <w:b/>
+          <w:sz w:val="20"/>
+        </w:rPr>
+        <w:t xml:space="preserve">Supplementary material. </w:t>
+      </w:r>
+      <w:r>
+        <w:rPr>
+          <w:rFonts w:ascii="Times New Roman" w:hAnsi="Times New Roman"/>
+          <w:sz w:val="20"/>
+        </w:rPr>
+        <w:t>The interpretation rules, the label-noise scenario derivations, the minimum-detectable-effect analysis, the recall-audit construction, and the abstract-level probes are consolidated in Supplementary_Material.pdf (built by build_supplement.py and released with this paper’s repository; the underlying scripts and outputs are part of the same Zenodo deposit, DOI 10.5281/zenodo.23436202).</w:t>
       </w:r>
     </w:p>
     <w:p>

--- a/ML-BMS-Review.docx
+++ b/ML-BMS-Review.docx
@@ -170,7 +170,7 @@
           <w:i w:val="0"/>
           <w:sz w:val="20"/>
         </w:rPr>
-        <w:t xml:space="preserve"> of 103 studies — 98 drawn from that pool plus five seed studies retrieved and verified individually — coded from full texts by function, method family, chemistry, data source, and validation practice, with a blind 30-paper reliability check on the coded fields.</w:t>
+        <w:t xml:space="preserve"> of 103 studies — 98 drawn from that pool plus five seed studies retrieved and verified individually — coded from full texts by function, method family, chemistry, data source, and validation practice, with a blind, abstract-level 30-paper re-coding by two co-author coders.</w:t>
       </w:r>
     </w:p>
     <w:p>
@@ -200,7 +200,7 @@
           <w:i w:val="0"/>
           <w:sz w:val="20"/>
         </w:rPr>
-        <w:t>Because the retrieval is capped and the subset curated, every claim is scoped to the tier that supports it; a worst-case label-noise bound, a minimum-detectable-effect analysis, a recall audit, and abstract-level probes quantify the robustness of the headline findings and are consolidated in the Supplementary Material. The review closes with a requirement-level mapping of BMS functions onto UN GTR 20, GB 38031, and ISO 26262, a positioning against prior reviews, and a twelve-item reporting checklist; the complete evidence base and analysis pipeline are deposited with a DOI.</w:t>
+        <w:t>Because the retrieval is capped and the subset curated, every claim is scoped to the tier that supports it; a worst-case label-noise bound, a minimum-detectable-effect analysis, a recall audit, and abstract-level probes quantify the robustness of the headline findings (derivations in the Supplementary Material); a retrieval-depth pilot measures what the capped retrieval itself withholds; and an independent post-freeze re-code of the validation field audits the strong-protocol count itself (Section 3.4). The review closes with a requirement-level mapping of BMS functions onto UN GTR 20, GB 38031, and ISO 26262, a positioning against prior reviews, and a twelve-item reporting checklist; the complete evidence base and analysis pipeline are deposited with a DOI.</w:t>
       </w:r>
     </w:p>
     <w:p>
@@ -787,7 +787,7 @@
           <w:i w:val="0"/>
           <w:sz w:val="20"/>
         </w:rPr>
-        <w:t xml:space="preserve">This paper makes five contributions. First, it assembles a two-tier evidence base: a rule-based eligible corpus of 799 Crossref-verified journal articles from which field-level shares are measured within a documented capped retrieval, and an in-depth classified subset of 103 studies in which every reference’s bibliographic metadata was confirmed against the Crossref registry by direct DOI resolution. Second, it develops a classification framework — BMS function × method family, extended with chemistry, data-source, and validation-practice fields — applies it uniformly to all 103 papers, and probes its reliability with a blind 30-paper re-coding under a released codebook. Third, it quantifies the corpus’s composition across functions, methods, data, and validation (Section 3), anchoring function-level baselines on the quota-free eligible pool and reporting validation-practice rates with confidence intervals, label-noise scenario envelopes, a minimum-detectable-effect analysis for the method-family contrast, an abstract-level representativeness probe, a baseline-comparison screen, and a recall audit that quantifies what the capped retrieval itself misses (Section 2.2). Fourth, it provides a critical, function-by-function review of what the corpus actually demonstrates (Sections 4–8), positioned explicitly against prior reviews (Section 9.7), and maps BMS functions onto UN GTR 20 </w:t>
+        <w:t xml:space="preserve">This paper makes five contributions. First, it assembles a two-tier evidence base: a rule-based eligible corpus of 799 Crossref-verified records from which field-level shares are measured within a documented capped retrieval, and an in-depth classified subset of 103 studies in which every reference’s bibliographic metadata was confirmed against the Crossref registry by direct DOI resolution. Second, it develops a classification framework — BMS function × method family, extended with chemistry, data-source, and validation-practice fields — applies it uniformly to all 103 papers, and probes its reliability with a blind, abstract-level 30-paper re-coding by two co-author coders under a released codebook. Third, it quantifies the corpus’s composition across functions, methods, data, and validation (Section 3), anchoring function-level baselines on the quota-free eligible pool and reporting validation-practice rates with confidence intervals, label-noise scenario envelopes, a minimum-detectable-effect analysis for the method-family contrast, an abstract-level representativeness probe, a baseline-comparison screen, and a recall audit that quantifies what the capped retrieval itself misses (Section 2.2). Fourth, it provides a critical, function-by-function review of what the corpus actually demonstrates (Sections 4–8), positioned explicitly against prior reviews (Section 9.7), and maps BMS functions onto UN GTR 20 </w:t>
       </w:r>
       <w:r>
         <w:rPr>
@@ -1083,7 +1083,7 @@
           <w:i w:val="0"/>
           <w:sz w:val="20"/>
         </w:rPr>
-        <w:t>A third property of the search design is measured rather than asserted. Every query pass returned its top 20 records only, so the 30 queries are design-capped at 100 records per query family: the five passes yielded 3,000 fetched rows, 2,973 after document-type, year, and title-completeness filters, and 1,550 unique records after deduplication — every yield is a design cap, not a saturated result (the per-query yields are released in recall_audit.json). A post-hoc recall audit therefore asks how much of the literature that this review’s own included reviews cite the retrieval actually captured: of the in-scope, 2020-onward, DOI-bearing references in the deposited reference lists of the 15 included reviews and the six seed studies, the 1,550-record retrieval contains 17.3% counted per source (96 of the 586 unique references, 16.4%); the denominator construction, the per-query yields, and the audit’s limits are stated in full in Supplementary Material S4. Read as a floor on external validity the number is sobering, and it is reported because retrieval-boundedness should be quantified, not assumed away: theme frequencies, per-family shares, and ‘earliest’ claims in this review are properties of this retrieval and the subset it fed, not of the field — which is why every such claim is subset-scoped (Supplementary Material S1). The recall miss documented in Section 8.4 fits this pattern exactly: the TEC 2025 GPT-4 estimator it discloses is cited by none of the included reviews either, so no reference-list audit would have surfaced it.</w:t>
+        <w:t>A third property of the search design is measured rather than asserted. Every query pass returned its top 20 records only, so the 30 queries are design-capped at 100 records per query family: the five passes yielded 3,000 fetched rows, 2,973 after document-type, year, and title-completeness filters, and 1,550 unique records after deduplication — every yield is a design cap, not a saturated result (the per-query yields are released in recall_audit.json). A post-hoc recall audit therefore asks how much of the literature that this review’s own included reviews cite the retrieval actually captured: of the in-scope, 2020-onward, DOI-bearing references in the deposited reference lists of the 15 included reviews and the six seed studies, the 1,550-record retrieval contains 17.3% counted per source (96 of the 586 unique references, 16.4%); the denominator construction, the per-query yields, and the audit’s limits are stated in full in Supplementary Material S4. Read as a floor on external validity the number is sobering, and it is reported because retrieval-boundedness should be quantified, not assumed away: theme frequencies, per-family shares, and ‘earliest’ claims in this review are properties of this retrieval and the subset it fed, not of the field — which is why every such claim is subset-scoped (Supplementary Material S1). The recall miss documented in Section 8.4 fits this pattern exactly: the TEC 2025 GPT-4 estimator it discloses is cited by none of the included reviews either, so no reference-list audit would have surfaced it. How much of that gap deeper retrieval would close is now measured rather than asserted: a released pilot (retrieval_depth_pilot.py/.json) re-ran six representative query families with cursor paging to ten times the original per-pass depth, replicating the original pass windows and sort orders and pinning the registry date to the retrieval date. Those six families, which contributed 253 title-gated records under the top-20 design, yield 2,319 at depth 200, of which 1,500 are absent from the 1,550-record retrieval (1,406 after the venue screen); applying the original design’s observed cross-family overlap factor (1.46) puts the net gain over all 30 families on the order of 5,000 additional eligible records. The cap, in other words, is the binding constraint by a wide margin — the 16–17% recall figure measures a sampling decision, not a property of the registry — and a v2 re-retrieval with cursor paging is the single highest-leverage methodological upgrade this pipeline could make (Section 9.8); what the current corpus supports, it supports as a capped sample, which is how every section reads it.</w:t>
       </w:r>
     </w:p>
     <w:p>
@@ -2156,7 +2156,7 @@
           <w:i w:val="0"/>
           <w:sz w:val="20"/>
         </w:rPr>
-        <w:t xml:space="preserve"> of stringency additionally counts experimental-hardware demonstrations as strong. Every strong-protocol count in Sections 3 and 9 states which definition it uses, and review-labelled studies carry no primary validation. Classification was performed by the lead author with conservative coding from full texts: where a paper’s specifics could not be established confidently, broader categories were assigned. The corpus/subset terminology — corpus paper, primary study, review-labelled, family-coded — and the full count reconciliation (1,550 retrieved → 799 eligible → 103 classified = 88 primary + 15 review-labelled) are stated once, in Box 2, and used consistently hereafter. Papers are assigned a single dominant value per field even where several apply. To probe the reliability of that coding, two co-author coders (S.S.I.A. and J.I.C., the second and third authors) later blind-re-coded a 30-paper stratified random sample (drawn by function and year band, seed-pinned) under the released codebook. The blinding was procedural rather than external: the coders are authors of this study; they coded without access to the released labels or to each other’s sheets, from sheets locked and hash-tracked at completion, with a filed blinding memo documenting what each coder had opened before coding; but they are not independent of the paper, and their later author-contribution roles included verification of classifications and counts. Their access was uneven: coder B worked from 6 full texts plus 1 preprint (23 of 30 papers from abstracts only) and coder C from 2 full texts (28 from abstracts only), so the study measures abstract-level reproducibility of the coding, not full-text agreement. With those scopes stated, agreement passes the κ ≥ 0.66 threshold on management function (κ = 0.92, bootstrap 95% CI 0.80–1.00), method family (0.88, CI 0.73–1.00), and primary data source (0.88, CI 0.72–1.00), and falls below it on chemistry (0.55, CI 0.16–0.83) and validation protocol (0.48, CI 0.31–0.65) — the two fields least often stated at abstract level. On the count-bearing strong-versus-non-strong bucket the two coders agree on 25 of 30 papers (raw agreement 83%, κ = 0.52, CI 0.09–0.84). Against the released labels their bucket kappas are 0.22 and 0.42, with the conservative weak-code fallback for unreported protocols — declared in advance by both coders — driving most of that gap. No full-text dual coding was performed, so the strong/weak counts of Section 3 rest on a single full-text coding by the lead author, with two quantitative buffers: the label-noise sensitivity analysis that propagates the observed coder-versus-label disagreement into the headline counts (Section 3.4), and the complete release of per-paper labels, coder sheets, and the itemized disagreements, so that any reader can re-run, check, correct, or extend the coding — and so that a formal full-text reliability measurement can be run on the released labels.</w:t>
+        <w:t xml:space="preserve"> of stringency additionally counts experimental-hardware demonstrations as strong. Every strong-protocol count in Sections 3 and 9 states which definition it uses, and review-labelled studies carry no primary validation. Classification was performed by the lead author with conservative coding from full texts: where a paper’s specifics could not be established confidently, broader categories were assigned. The corpus/subset terminology — corpus paper, primary study, review-labelled, family-coded — and the full count reconciliation (1,550 retrieved → 799 eligible → 103 classified = 88 primary + 15 review-labelled) are stated once, in Box 2, and used consistently hereafter. Papers are assigned a single dominant value per field even where several apply. To probe the reliability of that coding, two co-author coders (S.S.I.A. and J.I.C., the second and third authors) later blind-re-coded a 30-paper stratified random sample (drawn by function and year band, seed-pinned) under the released codebook. The blinding was procedural rather than external: the coders are authors of this study; they coded without access to the released labels or to each other’s sheets, from sheets locked and hash-tracked at completion, with a filed blinding memo documenting what each coder had opened before coding; but they are not independent of the paper, and their later author-contribution roles included verification of classifications and counts. Their access was uneven: coder B worked from 6 full texts plus 1 preprint (23 of 30 papers from abstracts only) and coder C from 2 full texts (28 from abstracts only), so the study measures abstract-level reproducibility of the coding, not full-text agreement. With those scopes stated, agreement passes the κ ≥ 0.66 threshold on management function (κ = 0.92, bootstrap 95% CI 0.80–1.00), method family (0.88, CI 0.73–1.00), and primary data source (0.88, CI 0.72–1.00), and falls below it on chemistry (0.55, CI 0.16–0.83) and validation protocol (0.48, CI 0.31–0.65) — the two fields least often stated at abstract level. On the count-bearing strong-versus-non-strong bucket the two coders agree on 25 of 30 papers (raw agreement 83%, κ = 0.52, CI 0.09–0.84). Against the released labels their bucket kappas are 0.22 and 0.42, with the conservative weak-code fallback for unreported protocols — declared in advance by both coders — driving most of that gap. No full-text dual coding was performed, so the strong/weak counts of Section 3 rest on a single full-text coding by the lead author, with three quantitative buffers: the label-noise sensitivity analysis that propagates the observed coder-versus-label disagreement into the headline counts (Section 3.4); an independent post-freeze re-code of the validation field at the best retrievable evidence level, reported with the validation audit in Section 3.4; and the complete release of per-paper labels, coder sheets, and the itemized disagreements, so that any reader can re-run, check, correct, or extend the coding — and so that a formal full-text reliability measurement can be run on the released labels. The post-freeze re-code deserves its own description, because it is the closest thing to the dual coding this section lacks: after the labels were frozen, the AI research assistant declared in the AI-use statement (coder D) re-coded the validation field of all 88 primary papers from retrievable evidence — open-access full texts where available (7 papers), indexed abstracts otherwise (39) — applying the codebook’s absorbing rule and a dedicated ‘not reported’ code where the evidence states no protocol, from locked evidence sheets and before consulting the released per-paper labels; it is an audit by an AI coder at a mixed evidence level, not a human full-text dual coding, and it is reported as exactly that.</w:t>
       </w:r>
     </w:p>
     <w:p>
@@ -2202,7 +2202,7 @@
           <w:i w:val="0"/>
           <w:sz w:val="20"/>
         </w:rPr>
-        <w:t>The review-rigor posture of this study should be weighed against PRISMA-ScR practice as plainly as its coding limitations are, and three deviations are disclosed here rather than footnoted. First, no protocol registration exists: PROSPERO does not accept scoping-review registrations and no alternative registry was used, so the a-priori scope decisions are reconstructable only from the released pipeline files and their version history, not from a time-stamped external registration. Second, screening was single-reviewer in design — with the qualification that its first two stages are deterministic rules rather than judgment calls: the title relevance gate and the venue screen are programmatic applications of released term lists, and the released screening log carries all 1,555 rows — the 1,550 retrieved records plus the five individually retrieved seeds — with their per-record reasons, so they are exactly reproducible but were not double-screened by a second human; the judgment-bearing stages (the full-text curation of 19 exclusions and 10 additions, and all classification) were likewise single-reviewer, and the only dual-coded element is the 30-paper reliability study, whose coders are co-authors of this paper (Section 2.5). Third, no per-record time-on-task logs were kept for any stage: retrieval ran on 4–5 September 2026, the rule-based screens execute in seconds and were verified spot-wise rather than re-screened record by record, and the human-judgment stages were not time-stamped, so effort cannot be audited after the fact. Tool assistance is bounded exactly as the AI declaration states — scripting, drafting, and figure generation only; no tool-assisted triage or ranking participated in screening, and the one ranking used (citation-count ordering within strata at Tier-2 selection) is a deterministic, released computation (Section 2.3). Against the PRISMA-ScR checklist the study therefore documents eligibility, charting, and synthesis transparently but falls short of dual independent screening and external registration, and readers should weigh the released, re-runnable decision trail accordingly.</w:t>
+        <w:t>The review-rigor posture of this study should be weighed against PRISMA-ScR practice as plainly as its coding limitations are, and two structural deviations are disclosed here rather than footnoted. First, screening was single-reviewer in design — with the qualification that its first two stages are deterministic rules rather than judgment calls: the title relevance gate and the venue screen are programmatic applications of released term lists, and the released screening log carries all 1,555 rows — the 1,550 retrieved records plus the five individually retrieved seeds — with their per-record reasons, so they are exactly reproducible but were not double-screened by a second human; the judgment-bearing stages (the full-text curation of 19 exclusions and 10 additions, and all classification) were likewise single-reviewer, and the only dual-coded element is the 30-paper reliability study, whose coders are co-authors of this paper (Section 2.5). Second, no per-record time-on-task logs were kept for any stage: retrieval ran on 4–5 September 2026, the rule-based screens execute in seconds and were verified spot-wise rather than re-screened record by record, and the human-judgment stages were not time-stamped, so effort cannot be audited after the fact. The protocol is registered retrospectively rather than prospectively: PROSPERO does not accept scoping reviews, so the registration was filed after completion on OSF Registries — which does accept them — as a retrospective registration, disclosed as such both there and here, with the as-registered content released verbatim in the repository (osf_registration/); because it is retrospective it cannot serve the pre-emption function that registration exists for, and the released pipeline files and their version history therefore remain the primary audit trail for the a-priori scope decisions. Tool assistance is bounded exactly as the AI declaration states — scripting, drafting, and figure generation only, plus the post-freeze AI-assisted label audit that Section 3.4 reports; no tool-assisted triage or ranking participated in screening, and the one ranking used (citation-count ordering within strata at Tier-2 selection) is a deterministic, released computation (Section 2.3). Against the PRISMA-ScR checklist the study therefore documents eligibility, charting, and synthesis transparently, carries a disclosed retrospective registration, and falls short of dual independent screening — the remaining structural gap — so readers should weigh the released, re-runnable decision trail accordingly.</w:t>
       </w:r>
     </w:p>
     <w:p>
@@ -2217,7 +2217,7 @@
           <w:i w:val="0"/>
           <w:sz w:val="20"/>
         </w:rPr>
-        <w:t>The methodology has limitations that readers should weigh. The corpus is drawn from Crossref-registered journal articles and therefore inherits that registry’s coverage: influential conference papers (a significant venue for control-oriented BMS work) are excluded by design, and very recent articles registered with incomplete metadata may evade relevance screening. Title-level relevance screening can miss relevant papers whose titles avoid standard terminology, and citation-count ranking privileges English-language, high-profile venues. Classification reliability is documented on a 30-paper blind re-coding subset rather than measured corpus-wide (three of five fields above threshold, two below, with sensitivity ranges reported; the re-coding was abstract-level and co-author-coded, per Section 2.5). The classified corpus is additionally quota-curated rather than sampled, and the pool has its own retrieval-design shaping (Supplementary Material S1, rules 1, 2, and 5); distributional statements in Section 3 are framed as corpus composition, with quota-free pool-level baselines stated where they exist. These limitations qualify the quantitative aggregates of Section 3, which should be read as a structured sample of the field’s output rather than a census — and they are the reason this paper describes itself as a scoping review with bibliometric classification rather than as a meta-analysis.</w:t>
+        <w:t>The methodology has limitations that readers should weigh. The corpus is drawn from Crossref-registered journal articles and therefore inherits that registry’s coverage: influential conference papers (a significant venue for control-oriented BMS work) are excluded by design, and very recent articles registered with incomplete metadata may evade relevance screening. Title-level relevance screening can miss relevant papers whose titles avoid standard terminology, and citation-count ranking privileges English-language, high-profile venues. Classification reliability is documented on a 30-paper blind re-coding subset rather than measured corpus-wide (three of five fields above threshold, two below, with sensitivity ranges reported; the re-coding was abstract-level and co-author-coded, per Section 2.5). The strong/weak taxonomy itself is design-only: it codes the isolation architecture of a study’s headline validation, but not the execution details that decide whether that architecture delivers — how many cells (or chemistries, or vehicles) were actually held out, whether model selection or hyper-parameter tuning touched the test set, and whether preprocessing such as feature scaling, capacity normalization, or window construction was fit on the full dataset before splitting; a protocol coded strong can therefore still overstate generalization when its held-out set is small or its pipeline leaks, and held-out-set sizes are rarely stated in the published texts, so they cannot be systematically audited. The classified corpus is additionally quota-curated rather than sampled, and the pool has its own retrieval-design shaping (Supplementary Material S1, rules 1, 2, and 5); distributional statements in Section 3 are framed as corpus composition, with quota-free pool-level baselines stated where they exist. These limitations qualify the quantitative aggregates of Section 3, which should be read as a structured sample of the field’s output rather than a census — and they are the reason this paper describes itself as a scoping review with bibliometric classification rather than as a meta-analysis.</w:t>
       </w:r>
     </w:p>
     <w:p>
@@ -3461,7 +3461,7 @@
           <w:i w:val="0"/>
           <w:sz w:val="20"/>
         </w:rPr>
-        <w:t>Three observations qualify this trajectory. First, the families are not mutually exclusive in practice — a PSO-tuned LSTM is simultaneously deep learning and optimization-augmented learning — and the corpus classification assigns each paper to its dominant family; the composition therefore understates method mixing. Second, the rise of physics-informed learning is partly a response to the recognized brittleness of purely data-driven models under distribution shift, but physics-informed papers in the corpus are, on average, validated no more stringently than others — if anything somewhat less stringently, a point quantified in Section 3.4. Third, the foundation-model cluster is too small to represent a trend; its significance is that LLM-based management (fleet risk analysis and LLM-based health estimation, Section 8.4) is appearing in mainstream energy journals at all. A pool-level cross-check bounds these observations: among the 799 eligible records, the physics-informed query theme tags 1, 10, 12, 18, 2, 3, and 9 records in 2020–2026 — 1.8%, 11.8%, 8.6%, 8.1%, 3.6%, 2.4%, and 7.9% of each year’s eligible records — non-monotonic and peaking in 2021, so no field-level physics-informed rise is measurable at either tier (the 2024 trough and the partial-year 2026 count both sit inside unequal retrieval windows), and the family trajectories of this section describe the curated subset alone.</w:t>
+        <w:t>Three observations qualify this trajectory. First, the families are not mutually exclusive in practice — a PSO-tuned LSTM is simultaneously deep learning and optimization-augmented learning — and the corpus classification assigns each paper to its dominant family; the composition therefore understates method mixing. Second, the rise of physics-informed learning is partly a response to the recognized brittleness of purely data-driven models under distribution shift, but physics-informed papers in the corpus show no detectably different validation stringency from the others — a nominally lower strong-protocol rate that this corpus is underpowered to resolve, quantified in Section 3.4. Third, the foundation-model cluster is too small to represent a trend; its significance is that LLM-based management (fleet risk analysis and LLM-based health estimation, Section 8.4) is appearing in mainstream energy journals at all. A pool-level cross-check bounds these observations: among the 799 eligible records, the physics-informed query theme tags 1, 10, 12, 18, 2, 3, and 9 records in 2020–2026 — 1.8%, 11.8%, 8.6%, 8.1%, 3.6%, 2.4%, and 7.9% of each year’s eligible records — non-monotonic and peaking in 2021, so no field-level physics-informed rise is measurable at either tier (the 2024 trough and the partial-year 2026 count both sit inside unequal retrieval windows), and the family trajectories of this section describe the curated subset alone.</w:t>
       </w:r>
     </w:p>
     <w:p>
@@ -3492,7 +3492,7 @@
           <w:i w:val="0"/>
           <w:sz w:val="20"/>
         </w:rPr>
-        <w:t xml:space="preserve">Functionally, the corpus is dominated by the health-prognostics complex: health estimation (20 papers) and remaining-useful-life prognostics (15) together account for 34% of the 103-paper corpus, followed by the cross-cutting cluster (24, including reviews, physics-informed methods, interpretability, transfer learning, digital twins, cloud/fleet themes, and foundation models), state estimation (17), fault and safety (9), charging control (8), thermal management (8), and cell balancing/ECM (2) (Fig. 5). Fig. 5 matches the all-corpus totals of Table 3 (103 papers); Fig. 1, by contrast, is drawn over the 88-paper primary-application corpus and excludes the 15 review-labelled papers, with the per-function reconciliation stated in that figure’s caption and in Table 3’s Reviews column. Because these shares are conditioned on the sampling quotas (Section 2.3), the quota-free eligible pool provides the check. Its query-theme tags (their derivation, lenient validation, and untagged-record counts are disclosed in Section 2.3) give health estimation 158, state estimation 133, prognostics 103, thermal management 99, fault and safety 96, charging control 64, and cell balancing 38 of 799 records. Together, the three estimation functions tag 366 of the 799 records (45.8%) — the union share behind the ‘about half’ phrasing used in the Conclusion; the per-tag figures remain ordering indicators rather than exact rates (Section 2.3). The pool confirms the same ordering at the top: the health-prognostics complex dominates, consistent with the commercial pull of lifetime prediction for warranties and second-life markets. It also confirms the same floor — balancing is the smallest core function at pool level as well as in the subset, so its thin representation is a property of the retrieved literature rather than an artifact of the quotas, and ML has so far contributed mainly at the level of pack-level insight rather than as a balancing controller — the corpus’s most-cited balancing-related result is a single contrarian study reporting that routine balancing can be dispensed with in well-managed packs, reducing hazardous lithium-plating side reactions </w:t>
+        <w:t xml:space="preserve">Functionally, the corpus is dominated by the health-prognostics complex: health estimation (20 papers) and remaining-useful-life prognostics (15) together account for 34% of the 103-paper corpus, followed by the cross-cutting cluster (24, including reviews, physics-informed methods, interpretability, transfer learning, digital twins, cloud/fleet themes, and foundation models), state estimation (17), fault and safety (9), charging control (8), thermal management (8), and cell balancing/ECM (2) (Fig. 5). Fig. 5 matches the all-corpus totals of Table 3 (103 papers); Fig. 1, by contrast, is drawn over the 88-paper primary-application corpus and excludes the 15 review-labelled papers, with the per-function reconciliation stated in that figure’s caption and in Table 3’s Reviews column. Because these shares are conditioned on the sampling quotas (Section 2.3), the quota-free eligible pool provides the check. Its query-theme tags (their derivation, lenient validation, and untagged-record counts are disclosed in Section 2.3) give health estimation 158, state estimation 133, prognostics 103, thermal management 99, fault and safety 96, charging control 64, and cell balancing 38 of 799 records. Together, the three estimation functions tag 366 of the 799 records (45.8%) — the retrieval’s center of gravity: a property of what the capped retrieval and its query families surfaced, not a field-level prevalence, and it is read as such in the Conclusion; the per-tag figures remain ordering indicators rather than exact rates (Section 2.3). The pool confirms the same ordering at the top: the health-prognostics complex dominates, consistent with the commercial pull of lifetime prediction for warranties and second-life markets. It also confirms the same floor — balancing is the smallest core function at pool level as well as in the subset, so its thin representation is a property of the retrieved literature rather than an artifact of the quotas, and ML has so far contributed mainly at the level of pack-level insight rather than as a balancing controller — the corpus’s most-cited balancing-related result is a single contrarian study reporting that routine balancing can be dispensed with in well-managed packs, reducing hazardous lithium-plating side reactions </w:t>
       </w:r>
       <w:r>
         <w:rPr>
@@ -6147,7 +6147,96 @@
           <w:i w:val="0"/>
           <w:sz w:val="20"/>
         </w:rPr>
-        <w:t xml:space="preserve"> — cross-cell holdout (24 papers), cross-chemistry holdout (7), cross-domain holdout (3), and online or real-vehicle/fleet validation (8) — together cover 42 of the 88 primary-application papers (48%; Wilson 95% CI 37.6–58.0% — an interval over a curated subset, reflecting its selection as much as sampling). At the weaker end, 12 papers use within-cell splits (training and testing on interleaved segments of the same cell’s life), 5 use k-fold cross-validation without cross-cell isolation, and 15 are reviews without primary validation; the remaining 29 primary papers establish an operating environment (experimental hardware, 20; simulation or case-study evidence, 9) without a data-isolation protocol. The complete per-paper protocol assignment is released (protocol_audit.csv, and the valid field of papers.csv), so the 42-of-88 arithmetic can be verified row by row. The 30-paper blind re-coding of Section 2.5 is an abstract-level inter-coder agreement check on a sample that includes review-labelled papers — not an independent re-derivation of these assignments (the two coders’ bucket agreement with the released labels is κ = 0.22 and 0.42, Section 2.5). Because fleet-data </w:t>
+        <w:t xml:space="preserve"> — cross-cell holdout (24 papers), cross-chemistry holdout (7), cross-domain holdout (3), and online or real-vehicle/fleet validation (8) — together cover 42 of the 88 primary-application papers (48%; Wilson 95% CI 37.6–58.0% — an interval over a curated subset, reflecting its selection as much as sampling). At the weaker end, 12 papers use within-cell splits (training and testing on interleaved segments of the same cell’s life), 5 use k-fold cross-validation without cross-cell isolation, and 15 are reviews without primary validation; the remaining 29 primary papers establish an operating environment (experimental hardware, 20; simulation or case-study evidence, 9) without a data-isolation protocol. The complete per-paper protocol assignment is released (protocol_audit.csv, and the valid field of papers.csv), so the 42-of-88 arithmetic can be verified row by row. The 30-paper blind re-coding of Section 2.5 is an abstract-level inter-coder agreement check on a sample that includes review-labelled papers — not an independent re-derivation of these assignments (the two coders’ bucket agreement with the released labels is κ = 0.22 and 0.42, Section 2.5). The post-freeze re-code of Section 2.5 then audits the strong count itself, from the evidence side: of the 88 primary papers it covers 46 with retrievable evidence (7 full texts, 39 abstracts) and determinably codes 23 — 10 of the 14 determinable strong labels are confirmed, and 4 are contradicted: the graph-network SOH study </w:t>
+      </w:r>
+      <w:r>
+        <w:rPr>
+          <w:rFonts w:ascii="Times New Roman" w:hAnsi="Times New Roman"/>
+          <w:sz w:val="20"/>
+        </w:rPr>
+        <w:t>[32]</w:t>
+      </w:r>
+      <w:r>
+        <w:rPr>
+          <w:rFonts w:ascii="Times New Roman" w:hAnsi="Times New Roman"/>
+          <w:b w:val="0"/>
+          <w:i w:val="0"/>
+          <w:sz w:val="20"/>
+        </w:rPr>
+        <w:t xml:space="preserve"> is verified, from its accepted manuscript, to train on the first 70% of each cell’s cycles and reserve the remaining 30% of the same cells for testing (a within-cell split, coded cross-cell in the released labels); the ECM-to-electrochemical-parameter study </w:t>
+      </w:r>
+      <w:r>
+        <w:rPr>
+          <w:rFonts w:ascii="Times New Roman" w:hAnsi="Times New Roman"/>
+          <w:sz w:val="20"/>
+        </w:rPr>
+        <w:t>[33]</w:t>
+      </w:r>
+      <w:r>
+        <w:rPr>
+          <w:rFonts w:ascii="Times New Roman" w:hAnsi="Times New Roman"/>
+          <w:b w:val="0"/>
+          <w:i w:val="0"/>
+          <w:sz w:val="20"/>
+        </w:rPr>
+        <w:t xml:space="preserve"> states validation on a synthetic dataset generated by a pseudo-two-dimensional model (coded cross-cell in the released labels); and two further strong labels </w:t>
+      </w:r>
+      <w:r>
+        <w:rPr>
+          <w:rFonts w:ascii="Times New Roman" w:hAnsi="Times New Roman"/>
+          <w:b w:val="0"/>
+          <w:i w:val="0"/>
+          <w:sz w:val="20"/>
+        </w:rPr>
+        <w:t xml:space="preserve"> </w:t>
+      </w:r>
+      <w:r>
+        <w:rPr>
+          <w:rFonts w:ascii="Times New Roman" w:hAnsi="Times New Roman"/>
+          <w:sz w:val="20"/>
+        </w:rPr>
+        <w:t>[34, 35]</w:t>
+      </w:r>
+      <w:r>
+        <w:rPr>
+          <w:rFonts w:ascii="Times New Roman" w:hAnsi="Times New Roman"/>
+          <w:b w:val="0"/>
+          <w:i w:val="0"/>
+          <w:sz w:val="20"/>
+        </w:rPr>
+        <w:t xml:space="preserve"> could not be confirmed from abstract-level evidence, their full texts being paywalled. Two determinable non-strong labels would be upgraded — the varying-temperature SOC study </w:t>
+      </w:r>
+      <w:r>
+        <w:rPr>
+          <w:rFonts w:ascii="Times New Roman" w:hAnsi="Times New Roman"/>
+          <w:sz w:val="20"/>
+        </w:rPr>
+        <w:t>[5]</w:t>
+      </w:r>
+      <w:r>
+        <w:rPr>
+          <w:rFonts w:ascii="Times New Roman" w:hAnsi="Times New Roman"/>
+          <w:b w:val="0"/>
+          <w:i w:val="0"/>
+          <w:sz w:val="20"/>
+        </w:rPr>
+        <w:t xml:space="preserve">, whose abstract states estimation at temperatures unseen in training (the codebook’s cross-domain clause), and the physics-informed RL study </w:t>
+      </w:r>
+      <w:r>
+        <w:rPr>
+          <w:rFonts w:ascii="Times New Roman" w:hAnsi="Times New Roman"/>
+          <w:sz w:val="20"/>
+        </w:rPr>
+        <w:t>[36]</w:t>
+      </w:r>
+      <w:r>
+        <w:rPr>
+          <w:rFonts w:ascii="Times New Roman" w:hAnsi="Times New Roman"/>
+          <w:b w:val="0"/>
+          <w:i w:val="0"/>
+          <w:sz w:val="20"/>
+        </w:rPr>
+        <w:t xml:space="preserve">, which reports a NASA-to-CALCE transfer as a robustness check (an absorbing-rule judgment call). Bucket agreement on the determinable subset is 17 of 23 (74%, κ = 0.47, Wilson 95% CI 53.5–87.5%). No released label was altered: the four challenges and two upgrades are itemized with the evidence that motivated them (validation_recode.json), so the 42-of-88 count remains the lead author’s single full-text coding — with its strongest challenges on record rather than latent, and with the two label corrections the itemization supports left as a flagged author decision rather than a silent edit. Because fleet-data </w:t>
       </w:r>
       <w:r>
         <w:rPr>
@@ -8337,7 +8426,7 @@
                 <w:rFonts w:ascii="Times New Roman" w:hAnsi="Times New Roman"/>
                 <w:sz w:val="17"/>
               </w:rPr>
-              <w:t>[32]</w:t>
+              <w:t>[37]</w:t>
             </w:r>
           </w:p>
         </w:tc>
@@ -8443,7 +8532,7 @@
                 <w:rFonts w:ascii="Times New Roman" w:hAnsi="Times New Roman"/>
                 <w:sz w:val="17"/>
               </w:rPr>
-              <w:t>[33]</w:t>
+              <w:t>[38]</w:t>
             </w:r>
           </w:p>
         </w:tc>
@@ -8549,7 +8638,7 @@
                 <w:rFonts w:ascii="Times New Roman" w:hAnsi="Times New Roman"/>
                 <w:sz w:val="17"/>
               </w:rPr>
-              <w:t>[34]</w:t>
+              <w:t>[39]</w:t>
             </w:r>
           </w:p>
         </w:tc>
@@ -8652,7 +8741,7 @@
                 <w:rFonts w:ascii="Times New Roman" w:hAnsi="Times New Roman"/>
                 <w:sz w:val="17"/>
               </w:rPr>
-              <w:t>[35]</w:t>
+              <w:t>[40]</w:t>
             </w:r>
           </w:p>
         </w:tc>
@@ -8755,7 +8844,7 @@
                 <w:rFonts w:ascii="Times New Roman" w:hAnsi="Times New Roman"/>
                 <w:sz w:val="17"/>
               </w:rPr>
-              <w:t>[36]</w:t>
+              <w:t>[41]</w:t>
             </w:r>
           </w:p>
         </w:tc>
@@ -8861,7 +8950,7 @@
                 <w:rFonts w:ascii="Times New Roman" w:hAnsi="Times New Roman"/>
                 <w:sz w:val="17"/>
               </w:rPr>
-              <w:t>[37]</w:t>
+              <w:t>[42]</w:t>
             </w:r>
           </w:p>
         </w:tc>
@@ -8967,7 +9056,7 @@
                 <w:rFonts w:ascii="Times New Roman" w:hAnsi="Times New Roman"/>
                 <w:sz w:val="17"/>
               </w:rPr>
-              <w:t>[38]</w:t>
+              <w:t>[43]</w:t>
             </w:r>
           </w:p>
         </w:tc>
@@ -9073,7 +9162,7 @@
                 <w:rFonts w:ascii="Times New Roman" w:hAnsi="Times New Roman"/>
                 <w:sz w:val="17"/>
               </w:rPr>
-              <w:t>[39]</w:t>
+              <w:t>[44]</w:t>
             </w:r>
           </w:p>
         </w:tc>
@@ -9176,7 +9265,7 @@
                 <w:rFonts w:ascii="Times New Roman" w:hAnsi="Times New Roman"/>
                 <w:sz w:val="17"/>
               </w:rPr>
-              <w:t>[40]</w:t>
+              <w:t>[45]</w:t>
             </w:r>
           </w:p>
         </w:tc>
@@ -9282,7 +9371,7 @@
                 <w:rFonts w:ascii="Times New Roman" w:hAnsi="Times New Roman"/>
                 <w:sz w:val="17"/>
               </w:rPr>
-              <w:t>[41]</w:t>
+              <w:t>[46]</w:t>
             </w:r>
           </w:p>
         </w:tc>
@@ -9385,7 +9474,7 @@
                 <w:rFonts w:ascii="Times New Roman" w:hAnsi="Times New Roman"/>
                 <w:sz w:val="17"/>
               </w:rPr>
-              <w:t>[42]</w:t>
+              <w:t>[47]</w:t>
             </w:r>
           </w:p>
         </w:tc>
@@ -9485,7 +9574,7 @@
                 <w:rFonts w:ascii="Times New Roman" w:hAnsi="Times New Roman"/>
                 <w:sz w:val="17"/>
               </w:rPr>
-              <w:t>[43]</w:t>
+              <w:t>[48]</w:t>
             </w:r>
           </w:p>
         </w:tc>
@@ -9588,7 +9677,7 @@
                 <w:rFonts w:ascii="Times New Roman" w:hAnsi="Times New Roman"/>
                 <w:sz w:val="17"/>
               </w:rPr>
-              <w:t>[44]</w:t>
+              <w:t>[49]</w:t>
             </w:r>
           </w:p>
         </w:tc>
@@ -9694,7 +9783,7 @@
                 <w:rFonts w:ascii="Times New Roman" w:hAnsi="Times New Roman"/>
                 <w:sz w:val="17"/>
               </w:rPr>
-              <w:t>[45]</w:t>
+              <w:t>[50]</w:t>
             </w:r>
           </w:p>
         </w:tc>
@@ -9806,7 +9895,7 @@
           <w:rFonts w:ascii="Times New Roman" w:hAnsi="Times New Roman"/>
           <w:sz w:val="20"/>
         </w:rPr>
-        <w:t>[46]</w:t>
+        <w:t>[51]</w:t>
       </w:r>
       <w:r>
         <w:rPr>
@@ -9838,7 +9927,7 @@
           <w:rFonts w:ascii="Times New Roman" w:hAnsi="Times New Roman"/>
           <w:sz w:val="20"/>
         </w:rPr>
-        <w:t>[47]</w:t>
+        <w:t>[52]</w:t>
       </w:r>
       <w:r>
         <w:rPr>
@@ -9854,7 +9943,7 @@
           <w:rFonts w:ascii="Times New Roman" w:hAnsi="Times New Roman"/>
           <w:sz w:val="20"/>
         </w:rPr>
-        <w:t>[48]</w:t>
+        <w:t>[53]</w:t>
       </w:r>
       <w:r>
         <w:rPr>
@@ -9901,7 +9990,7 @@
           <w:rFonts w:ascii="Times New Roman" w:hAnsi="Times New Roman"/>
           <w:sz w:val="20"/>
         </w:rPr>
-        <w:t>[49]</w:t>
+        <w:t>[54]</w:t>
       </w:r>
       <w:r>
         <w:rPr>
@@ -9917,7 +10006,7 @@
           <w:rFonts w:ascii="Times New Roman" w:hAnsi="Times New Roman"/>
           <w:sz w:val="20"/>
         </w:rPr>
-        <w:t>[50]</w:t>
+        <w:t>[55]</w:t>
       </w:r>
       <w:r>
         <w:rPr>
@@ -9933,7 +10022,7 @@
           <w:rFonts w:ascii="Times New Roman" w:hAnsi="Times New Roman"/>
           <w:sz w:val="20"/>
         </w:rPr>
-        <w:t>[51]</w:t>
+        <w:t>[56]</w:t>
       </w:r>
       <w:r>
         <w:rPr>
@@ -9949,7 +10038,7 @@
           <w:rFonts w:ascii="Times New Roman" w:hAnsi="Times New Roman"/>
           <w:sz w:val="20"/>
         </w:rPr>
-        <w:t>[52]</w:t>
+        <w:t>[57]</w:t>
       </w:r>
       <w:r>
         <w:rPr>
@@ -9965,7 +10054,7 @@
           <w:rFonts w:ascii="Times New Roman" w:hAnsi="Times New Roman"/>
           <w:sz w:val="20"/>
         </w:rPr>
-        <w:t>[53]</w:t>
+        <w:t>[58]</w:t>
       </w:r>
       <w:r>
         <w:rPr>
@@ -9981,7 +10070,7 @@
           <w:rFonts w:ascii="Times New Roman" w:hAnsi="Times New Roman"/>
           <w:sz w:val="20"/>
         </w:rPr>
-        <w:t>[54, 55]</w:t>
+        <w:t>[59, 60]</w:t>
       </w:r>
       <w:r>
         <w:rPr>
@@ -10059,7 +10148,7 @@
           <w:rFonts w:ascii="Times New Roman" w:hAnsi="Times New Roman"/>
           <w:sz w:val="20"/>
         </w:rPr>
-        <w:t>[56]</w:t>
+        <w:t>[61]</w:t>
       </w:r>
       <w:r>
         <w:rPr>
@@ -10075,7 +10164,7 @@
           <w:rFonts w:ascii="Times New Roman" w:hAnsi="Times New Roman"/>
           <w:sz w:val="20"/>
         </w:rPr>
-        <w:t>[57]</w:t>
+        <w:t>[62]</w:t>
       </w:r>
       <w:r>
         <w:rPr>
@@ -10138,7 +10227,7 @@
           <w:rFonts w:ascii="Times New Roman" w:hAnsi="Times New Roman"/>
           <w:sz w:val="20"/>
         </w:rPr>
-        <w:t>[52]</w:t>
+        <w:t>[57]</w:t>
       </w:r>
       <w:r>
         <w:rPr>
@@ -10185,7 +10274,7 @@
           <w:rFonts w:ascii="Times New Roman" w:hAnsi="Times New Roman"/>
           <w:sz w:val="20"/>
         </w:rPr>
-        <w:t>[57]</w:t>
+        <w:t>[62]</w:t>
       </w:r>
       <w:r>
         <w:rPr>
@@ -10201,7 +10290,7 @@
           <w:rFonts w:ascii="Times New Roman" w:hAnsi="Times New Roman"/>
           <w:sz w:val="20"/>
         </w:rPr>
-        <w:t>[58]</w:t>
+        <w:t>[34]</w:t>
       </w:r>
       <w:r>
         <w:rPr>
@@ -10264,7 +10353,7 @@
           <w:rFonts w:ascii="Times New Roman" w:hAnsi="Times New Roman"/>
           <w:sz w:val="20"/>
         </w:rPr>
-        <w:t>[59]</w:t>
+        <w:t>[63]</w:t>
       </w:r>
       <w:r>
         <w:rPr>
@@ -10280,7 +10369,7 @@
           <w:rFonts w:ascii="Times New Roman" w:hAnsi="Times New Roman"/>
           <w:sz w:val="20"/>
         </w:rPr>
-        <w:t>[60]</w:t>
+        <w:t>[64]</w:t>
       </w:r>
       <w:r>
         <w:rPr>
@@ -10296,7 +10385,7 @@
           <w:rFonts w:ascii="Times New Roman" w:hAnsi="Times New Roman"/>
           <w:sz w:val="20"/>
         </w:rPr>
-        <w:t>[61]</w:t>
+        <w:t>[65]</w:t>
       </w:r>
       <w:r>
         <w:rPr>
@@ -10312,7 +10401,7 @@
           <w:rFonts w:ascii="Times New Roman" w:hAnsi="Times New Roman"/>
           <w:sz w:val="20"/>
         </w:rPr>
-        <w:t>[62]</w:t>
+        <w:t>[66]</w:t>
       </w:r>
       <w:r>
         <w:rPr>
@@ -10328,7 +10417,7 @@
           <w:rFonts w:ascii="Times New Roman" w:hAnsi="Times New Roman"/>
           <w:sz w:val="20"/>
         </w:rPr>
-        <w:t>[63]</w:t>
+        <w:t>[67]</w:t>
       </w:r>
       <w:r>
         <w:rPr>
@@ -10344,7 +10433,7 @@
           <w:rFonts w:ascii="Times New Roman" w:hAnsi="Times New Roman"/>
           <w:sz w:val="20"/>
         </w:rPr>
-        <w:t>[64]</w:t>
+        <w:t>[68]</w:t>
       </w:r>
       <w:r>
         <w:rPr>
@@ -10375,7 +10464,7 @@
           <w:rFonts w:ascii="Times New Roman" w:hAnsi="Times New Roman"/>
           <w:sz w:val="20"/>
         </w:rPr>
-        <w:t>[64]</w:t>
+        <w:t>[68]</w:t>
       </w:r>
       <w:r>
         <w:rPr>
@@ -10454,7 +10543,7 @@
           <w:rFonts w:ascii="Times New Roman" w:hAnsi="Times New Roman"/>
           <w:sz w:val="20"/>
         </w:rPr>
-        <w:t>[65]</w:t>
+        <w:t>[69]</w:t>
       </w:r>
       <w:r>
         <w:rPr>
@@ -10470,7 +10559,7 @@
           <w:rFonts w:ascii="Times New Roman" w:hAnsi="Times New Roman"/>
           <w:sz w:val="20"/>
         </w:rPr>
-        <w:t>[66]</w:t>
+        <w:t>[32]</w:t>
       </w:r>
       <w:r>
         <w:rPr>
@@ -10486,7 +10575,7 @@
           <w:rFonts w:ascii="Times New Roman" w:hAnsi="Times New Roman"/>
           <w:sz w:val="20"/>
         </w:rPr>
-        <w:t>[67]</w:t>
+        <w:t>[70]</w:t>
       </w:r>
       <w:r>
         <w:rPr>
@@ -10518,7 +10607,7 @@
           <w:rFonts w:ascii="Times New Roman" w:hAnsi="Times New Roman"/>
           <w:sz w:val="20"/>
         </w:rPr>
-        <w:t>[68]</w:t>
+        <w:t>[71]</w:t>
       </w:r>
       <w:r>
         <w:rPr>
@@ -10534,7 +10623,7 @@
           <w:rFonts w:ascii="Times New Roman" w:hAnsi="Times New Roman"/>
           <w:sz w:val="20"/>
         </w:rPr>
-        <w:t>[69]</w:t>
+        <w:t>[72]</w:t>
       </w:r>
       <w:r>
         <w:rPr>
@@ -10597,7 +10686,7 @@
           <w:rFonts w:ascii="Times New Roman" w:hAnsi="Times New Roman"/>
           <w:sz w:val="20"/>
         </w:rPr>
-        <w:t>[70]</w:t>
+        <w:t>[73]</w:t>
       </w:r>
       <w:r>
         <w:rPr>
@@ -10613,7 +10702,7 @@
           <w:rFonts w:ascii="Times New Roman" w:hAnsi="Times New Roman"/>
           <w:sz w:val="20"/>
         </w:rPr>
-        <w:t>[71]</w:t>
+        <w:t>[74]</w:t>
       </w:r>
       <w:r>
         <w:rPr>
@@ -10629,7 +10718,7 @@
           <w:rFonts w:ascii="Times New Roman" w:hAnsi="Times New Roman"/>
           <w:sz w:val="20"/>
         </w:rPr>
-        <w:t>[72]</w:t>
+        <w:t>[75]</w:t>
       </w:r>
       <w:r>
         <w:rPr>
@@ -10645,7 +10734,7 @@
           <w:rFonts w:ascii="Times New Roman" w:hAnsi="Times New Roman"/>
           <w:sz w:val="20"/>
         </w:rPr>
-        <w:t>[73]</w:t>
+        <w:t>[76]</w:t>
       </w:r>
       <w:r>
         <w:rPr>
@@ -10661,7 +10750,7 @@
           <w:rFonts w:ascii="Times New Roman" w:hAnsi="Times New Roman"/>
           <w:sz w:val="20"/>
         </w:rPr>
-        <w:t>[74]</w:t>
+        <w:t>[77]</w:t>
       </w:r>
       <w:r>
         <w:rPr>
@@ -10723,7 +10812,7 @@
           <w:rFonts w:ascii="Times New Roman" w:hAnsi="Times New Roman"/>
           <w:sz w:val="20"/>
         </w:rPr>
-        <w:t>[75]</w:t>
+        <w:t>[78]</w:t>
       </w:r>
       <w:r>
         <w:rPr>
@@ -10739,7 +10828,7 @@
           <w:rFonts w:ascii="Times New Roman" w:hAnsi="Times New Roman"/>
           <w:sz w:val="20"/>
         </w:rPr>
-        <w:t>[76]</w:t>
+        <w:t>[36]</w:t>
       </w:r>
       <w:r>
         <w:rPr>
@@ -10755,7 +10844,7 @@
           <w:rFonts w:ascii="Times New Roman" w:hAnsi="Times New Roman"/>
           <w:sz w:val="20"/>
         </w:rPr>
-        <w:t>[77]</w:t>
+        <w:t>[79]</w:t>
       </w:r>
       <w:r>
         <w:rPr>
@@ -10771,7 +10860,7 @@
           <w:rFonts w:ascii="Times New Roman" w:hAnsi="Times New Roman"/>
           <w:sz w:val="20"/>
         </w:rPr>
-        <w:t>[78]</w:t>
+        <w:t>[80]</w:t>
       </w:r>
       <w:r>
         <w:rPr>
@@ -10787,7 +10876,7 @@
           <w:rFonts w:ascii="Times New Roman" w:hAnsi="Times New Roman"/>
           <w:sz w:val="20"/>
         </w:rPr>
-        <w:t>[79]</w:t>
+        <w:t>[81]</w:t>
       </w:r>
       <w:r>
         <w:rPr>
@@ -10803,7 +10892,7 @@
           <w:rFonts w:ascii="Times New Roman" w:hAnsi="Times New Roman"/>
           <w:sz w:val="20"/>
         </w:rPr>
-        <w:t>[80]</w:t>
+        <w:t>[82]</w:t>
       </w:r>
       <w:r>
         <w:rPr>
@@ -10819,7 +10908,7 @@
           <w:rFonts w:ascii="Times New Roman" w:hAnsi="Times New Roman"/>
           <w:sz w:val="20"/>
         </w:rPr>
-        <w:t>[81]</w:t>
+        <w:t>[83]</w:t>
       </w:r>
       <w:r>
         <w:rPr>
@@ -10914,7 +11003,7 @@
           <w:rFonts w:ascii="Times New Roman" w:hAnsi="Times New Roman"/>
           <w:sz w:val="20"/>
         </w:rPr>
-        <w:t>[82]</w:t>
+        <w:t>[84]</w:t>
       </w:r>
       <w:r>
         <w:rPr>
@@ -10930,7 +11019,7 @@
           <w:rFonts w:ascii="Times New Roman" w:hAnsi="Times New Roman"/>
           <w:sz w:val="20"/>
         </w:rPr>
-        <w:t>[83]</w:t>
+        <w:t>[85]</w:t>
       </w:r>
       <w:r>
         <w:rPr>
@@ -10946,7 +11035,7 @@
           <w:rFonts w:ascii="Times New Roman" w:hAnsi="Times New Roman"/>
           <w:sz w:val="20"/>
         </w:rPr>
-        <w:t>[84]</w:t>
+        <w:t>[86]</w:t>
       </w:r>
       <w:r>
         <w:rPr>
@@ -10962,7 +11051,7 @@
           <w:rFonts w:ascii="Times New Roman" w:hAnsi="Times New Roman"/>
           <w:sz w:val="20"/>
         </w:rPr>
-        <w:t>[85]</w:t>
+        <w:t>[87]</w:t>
       </w:r>
       <w:r>
         <w:rPr>
@@ -11135,7 +11224,7 @@
           <w:rFonts w:ascii="Times New Roman" w:hAnsi="Times New Roman"/>
           <w:sz w:val="20"/>
         </w:rPr>
-        <w:t>[86]</w:t>
+        <w:t>[88]</w:t>
       </w:r>
       <w:r>
         <w:rPr>
@@ -11151,7 +11240,7 @@
           <w:rFonts w:ascii="Times New Roman" w:hAnsi="Times New Roman"/>
           <w:sz w:val="20"/>
         </w:rPr>
-        <w:t>[87]</w:t>
+        <w:t>[89]</w:t>
       </w:r>
       <w:r>
         <w:rPr>
@@ -11198,7 +11287,7 @@
           <w:rFonts w:ascii="Times New Roman" w:hAnsi="Times New Roman"/>
           <w:sz w:val="20"/>
         </w:rPr>
-        <w:t>[88]</w:t>
+        <w:t>[90]</w:t>
       </w:r>
       <w:r>
         <w:rPr>
@@ -11214,7 +11303,7 @@
           <w:rFonts w:ascii="Times New Roman" w:hAnsi="Times New Roman"/>
           <w:sz w:val="20"/>
         </w:rPr>
-        <w:t>[89]</w:t>
+        <w:t>[91]</w:t>
       </w:r>
       <w:r>
         <w:rPr>
@@ -11230,7 +11319,7 @@
           <w:rFonts w:ascii="Times New Roman" w:hAnsi="Times New Roman"/>
           <w:sz w:val="20"/>
         </w:rPr>
-        <w:t>[90]</w:t>
+        <w:t>[92]</w:t>
       </w:r>
       <w:r>
         <w:rPr>
@@ -11246,7 +11335,7 @@
           <w:rFonts w:ascii="Times New Roman" w:hAnsi="Times New Roman"/>
           <w:sz w:val="20"/>
         </w:rPr>
-        <w:t>[91]</w:t>
+        <w:t>[93]</w:t>
       </w:r>
       <w:r>
         <w:rPr>
@@ -11262,7 +11351,7 @@
           <w:rFonts w:ascii="Times New Roman" w:hAnsi="Times New Roman"/>
           <w:sz w:val="20"/>
         </w:rPr>
-        <w:t>[92]</w:t>
+        <w:t>[94]</w:t>
       </w:r>
       <w:r>
         <w:rPr>
@@ -11293,7 +11382,7 @@
           <w:rFonts w:ascii="Times New Roman" w:hAnsi="Times New Roman"/>
           <w:sz w:val="20"/>
         </w:rPr>
-        <w:t>[90]</w:t>
+        <w:t>[92]</w:t>
       </w:r>
       <w:r>
         <w:rPr>
@@ -11309,7 +11398,7 @@
           <w:rFonts w:ascii="Times New Roman" w:hAnsi="Times New Roman"/>
           <w:sz w:val="20"/>
         </w:rPr>
-        <w:t>[91]</w:t>
+        <w:t>[93]</w:t>
       </w:r>
       <w:r>
         <w:rPr>
@@ -11372,7 +11461,7 @@
           <w:rFonts w:ascii="Times New Roman" w:hAnsi="Times New Roman"/>
           <w:sz w:val="20"/>
         </w:rPr>
-        <w:t>[88]</w:t>
+        <w:t>[90]</w:t>
       </w:r>
       <w:r>
         <w:rPr>
@@ -11554,7 +11643,7 @@
                 <w:rFonts w:ascii="Times New Roman" w:hAnsi="Times New Roman"/>
                 <w:sz w:val="17"/>
               </w:rPr>
-              <w:t>[49]</w:t>
+              <w:t>[54]</w:t>
             </w:r>
             <w:r>
               <w:rPr>
@@ -11570,7 +11659,7 @@
                 <w:rFonts w:ascii="Times New Roman" w:hAnsi="Times New Roman"/>
                 <w:sz w:val="17"/>
               </w:rPr>
-              <w:t>[56]</w:t>
+              <w:t>[61]</w:t>
             </w:r>
           </w:p>
         </w:tc>
@@ -11636,7 +11725,7 @@
                 <w:rFonts w:ascii="Times New Roman" w:hAnsi="Times New Roman"/>
                 <w:sz w:val="17"/>
               </w:rPr>
-              <w:t>[64]</w:t>
+              <w:t>[68]</w:t>
             </w:r>
             <w:r>
               <w:rPr>
@@ -11652,7 +11741,7 @@
                 <w:rFonts w:ascii="Times New Roman" w:hAnsi="Times New Roman"/>
                 <w:sz w:val="17"/>
               </w:rPr>
-              <w:t>[69]</w:t>
+              <w:t>[72]</w:t>
             </w:r>
             <w:r>
               <w:rPr>
@@ -11750,7 +11839,7 @@
                 <w:rFonts w:ascii="Times New Roman" w:hAnsi="Times New Roman"/>
                 <w:sz w:val="17"/>
               </w:rPr>
-              <w:t>[79]</w:t>
+              <w:t>[81]</w:t>
             </w:r>
             <w:r>
               <w:rPr>
@@ -11848,23 +11937,23 @@
                 <w:rFonts w:ascii="Times New Roman" w:hAnsi="Times New Roman"/>
                 <w:sz w:val="17"/>
               </w:rPr>
+              <w:t>[90]</w:t>
+            </w:r>
+            <w:r>
+              <w:rPr>
+                <w:rFonts w:ascii="Times New Roman" w:hAnsi="Times New Roman"/>
+                <w:b w:val="0"/>
+                <w:i w:val="0"/>
+                <w:sz w:val="17"/>
+              </w:rPr>
+              <w:t xml:space="preserve">; ensemble-surrogate charging optimization (laboratory cells; multi-objective strategies) </w:t>
+            </w:r>
+            <w:r>
+              <w:rPr>
+                <w:rFonts w:ascii="Times New Roman" w:hAnsi="Times New Roman"/>
+                <w:sz w:val="17"/>
+              </w:rPr>
               <w:t>[88]</w:t>
-            </w:r>
-            <w:r>
-              <w:rPr>
-                <w:rFonts w:ascii="Times New Roman" w:hAnsi="Times New Roman"/>
-                <w:b w:val="0"/>
-                <w:i w:val="0"/>
-                <w:sz w:val="17"/>
-              </w:rPr>
-              <w:t xml:space="preserve">; ensemble-surrogate charging optimization (laboratory cells; multi-objective strategies) </w:t>
-            </w:r>
-            <w:r>
-              <w:rPr>
-                <w:rFonts w:ascii="Times New Roman" w:hAnsi="Times New Roman"/>
-                <w:sz w:val="17"/>
-              </w:rPr>
-              <w:t>[86]</w:t>
             </w:r>
           </w:p>
         </w:tc>
@@ -11930,7 +12019,7 @@
                 <w:rFonts w:ascii="Times New Roman" w:hAnsi="Times New Roman"/>
                 <w:sz w:val="17"/>
               </w:rPr>
-              <w:t>[93]</w:t>
+              <w:t>[95]</w:t>
             </w:r>
             <w:r>
               <w:rPr>
@@ -11962,7 +12051,7 @@
                 <w:rFonts w:ascii="Times New Roman" w:hAnsi="Times New Roman"/>
                 <w:sz w:val="17"/>
               </w:rPr>
-              <w:t>[94]</w:t>
+              <w:t>[96]</w:t>
             </w:r>
           </w:p>
         </w:tc>
@@ -12028,7 +12117,7 @@
                 <w:rFonts w:ascii="Times New Roman" w:hAnsi="Times New Roman"/>
                 <w:sz w:val="17"/>
               </w:rPr>
-              <w:t>[95]</w:t>
+              <w:t>[97]</w:t>
             </w:r>
             <w:r>
               <w:rPr>
@@ -12044,7 +12133,7 @@
                 <w:rFonts w:ascii="Times New Roman" w:hAnsi="Times New Roman"/>
                 <w:sz w:val="17"/>
               </w:rPr>
-              <w:t>[96]</w:t>
+              <w:t>[98]</w:t>
             </w:r>
             <w:r>
               <w:rPr>
@@ -12060,7 +12149,7 @@
                 <w:rFonts w:ascii="Times New Roman" w:hAnsi="Times New Roman"/>
                 <w:sz w:val="17"/>
               </w:rPr>
-              <w:t>[97]</w:t>
+              <w:t>[99]</w:t>
             </w:r>
           </w:p>
         </w:tc>
@@ -12142,7 +12231,7 @@
                 <w:rFonts w:ascii="Times New Roman" w:hAnsi="Times New Roman"/>
                 <w:sz w:val="17"/>
               </w:rPr>
-              <w:t>[98]</w:t>
+              <w:t>[100]</w:t>
             </w:r>
             <w:r>
               <w:rPr>
@@ -12221,7 +12310,7 @@
           <w:rFonts w:ascii="Times New Roman" w:hAnsi="Times New Roman"/>
           <w:sz w:val="20"/>
         </w:rPr>
-        <w:t>[93]</w:t>
+        <w:t>[95]</w:t>
       </w:r>
       <w:r>
         <w:rPr>
@@ -12237,7 +12326,7 @@
           <w:rFonts w:ascii="Times New Roman" w:hAnsi="Times New Roman"/>
           <w:sz w:val="20"/>
         </w:rPr>
-        <w:t>[99]</w:t>
+        <w:t>[101]</w:t>
       </w:r>
       <w:r>
         <w:rPr>
@@ -12253,7 +12342,7 @@
           <w:rFonts w:ascii="Times New Roman" w:hAnsi="Times New Roman"/>
           <w:sz w:val="20"/>
         </w:rPr>
-        <w:t>[94, 100]</w:t>
+        <w:t>[96, 102]</w:t>
       </w:r>
       <w:r>
         <w:rPr>
@@ -12269,7 +12358,7 @@
           <w:rFonts w:ascii="Times New Roman" w:hAnsi="Times New Roman"/>
           <w:sz w:val="20"/>
         </w:rPr>
-        <w:t>[101]</w:t>
+        <w:t>[103]</w:t>
       </w:r>
       <w:r>
         <w:rPr>
@@ -12285,7 +12374,7 @@
           <w:rFonts w:ascii="Times New Roman" w:hAnsi="Times New Roman"/>
           <w:sz w:val="20"/>
         </w:rPr>
-        <w:t>[102]</w:t>
+        <w:t>[104]</w:t>
       </w:r>
       <w:r>
         <w:rPr>
@@ -12400,7 +12489,7 @@
           <w:rFonts w:ascii="Times New Roman" w:hAnsi="Times New Roman"/>
           <w:sz w:val="20"/>
         </w:rPr>
-        <w:t>[94, 100]</w:t>
+        <w:t>[96, 102]</w:t>
       </w:r>
       <w:r>
         <w:rPr>
@@ -12434,7 +12523,7 @@
           <w:rFonts w:ascii="Times New Roman" w:hAnsi="Times New Roman"/>
           <w:sz w:val="20"/>
         </w:rPr>
-        <w:t>[102]</w:t>
+        <w:t>[104]</w:t>
       </w:r>
       <w:r>
         <w:rPr>
@@ -12481,7 +12570,7 @@
           <w:rFonts w:ascii="Times New Roman" w:hAnsi="Times New Roman"/>
           <w:sz w:val="20"/>
         </w:rPr>
-        <w:t>[95]</w:t>
+        <w:t>[97]</w:t>
       </w:r>
       <w:r>
         <w:rPr>
@@ -12497,7 +12586,7 @@
           <w:rFonts w:ascii="Times New Roman" w:hAnsi="Times New Roman"/>
           <w:sz w:val="20"/>
         </w:rPr>
-        <w:t>[103]</w:t>
+        <w:t>[105]</w:t>
       </w:r>
       <w:r>
         <w:rPr>
@@ -12513,7 +12602,7 @@
           <w:rFonts w:ascii="Times New Roman" w:hAnsi="Times New Roman"/>
           <w:sz w:val="20"/>
         </w:rPr>
-        <w:t>[104]</w:t>
+        <w:t>[106]</w:t>
       </w:r>
       <w:r>
         <w:rPr>
@@ -12529,7 +12618,7 @@
           <w:rFonts w:ascii="Times New Roman" w:hAnsi="Times New Roman"/>
           <w:sz w:val="20"/>
         </w:rPr>
-        <w:t>[105]</w:t>
+        <w:t>[107]</w:t>
       </w:r>
       <w:r>
         <w:rPr>
@@ -12545,7 +12634,7 @@
           <w:rFonts w:ascii="Times New Roman" w:hAnsi="Times New Roman"/>
           <w:sz w:val="20"/>
         </w:rPr>
-        <w:t>[96]</w:t>
+        <w:t>[98]</w:t>
       </w:r>
       <w:r>
         <w:rPr>
@@ -12561,7 +12650,7 @@
           <w:rFonts w:ascii="Times New Roman" w:hAnsi="Times New Roman"/>
           <w:sz w:val="20"/>
         </w:rPr>
-        <w:t>[106]</w:t>
+        <w:t>[108]</w:t>
       </w:r>
       <w:r>
         <w:rPr>
@@ -12577,7 +12666,7 @@
           <w:rFonts w:ascii="Times New Roman" w:hAnsi="Times New Roman"/>
           <w:sz w:val="20"/>
         </w:rPr>
-        <w:t>[97]</w:t>
+        <w:t>[99]</w:t>
       </w:r>
       <w:r>
         <w:rPr>
@@ -12624,7 +12713,7 @@
           <w:rFonts w:ascii="Times New Roman" w:hAnsi="Times New Roman"/>
           <w:sz w:val="20"/>
         </w:rPr>
-        <w:t>[106]</w:t>
+        <w:t>[108]</w:t>
       </w:r>
       <w:r>
         <w:rPr>
@@ -12703,7 +12792,7 @@
           <w:rFonts w:ascii="Times New Roman" w:hAnsi="Times New Roman"/>
           <w:sz w:val="20"/>
         </w:rPr>
-        <w:t>[10, 107]</w:t>
+        <w:t>[10, 109]</w:t>
       </w:r>
       <w:r>
         <w:rPr>
@@ -12751,7 +12840,7 @@
           <w:rFonts w:ascii="Times New Roman" w:hAnsi="Times New Roman"/>
           <w:sz w:val="20"/>
         </w:rPr>
-        <w:t>[108]</w:t>
+        <w:t>[110]</w:t>
       </w:r>
       <w:r>
         <w:rPr>
@@ -12767,7 +12856,7 @@
           <w:rFonts w:ascii="Times New Roman" w:hAnsi="Times New Roman"/>
           <w:sz w:val="20"/>
         </w:rPr>
-        <w:t>[109]</w:t>
+        <w:t>[111]</w:t>
       </w:r>
       <w:r>
         <w:rPr>
@@ -12783,7 +12872,7 @@
           <w:rFonts w:ascii="Times New Roman" w:hAnsi="Times New Roman"/>
           <w:sz w:val="20"/>
         </w:rPr>
-        <w:t>[110]</w:t>
+        <w:t>[112]</w:t>
       </w:r>
       <w:r>
         <w:rPr>
@@ -12848,7 +12937,7 @@
           <w:rFonts w:ascii="Times New Roman" w:hAnsi="Times New Roman"/>
           <w:sz w:val="20"/>
         </w:rPr>
-        <w:t>[111]</w:t>
+        <w:t>[113]</w:t>
       </w:r>
       <w:r>
         <w:rPr>
@@ -12864,7 +12953,7 @@
           <w:rFonts w:ascii="Times New Roman" w:hAnsi="Times New Roman"/>
           <w:sz w:val="20"/>
         </w:rPr>
-        <w:t>[112]</w:t>
+        <w:t>[114]</w:t>
       </w:r>
       <w:r>
         <w:rPr>
@@ -12880,7 +12969,7 @@
           <w:rFonts w:ascii="Times New Roman" w:hAnsi="Times New Roman"/>
           <w:sz w:val="20"/>
         </w:rPr>
-        <w:t>[113]</w:t>
+        <w:t>[115]</w:t>
       </w:r>
       <w:r>
         <w:rPr>
@@ -12896,7 +12985,7 @@
           <w:rFonts w:ascii="Times New Roman" w:hAnsi="Times New Roman"/>
           <w:sz w:val="20"/>
         </w:rPr>
-        <w:t>[98]</w:t>
+        <w:t>[100]</w:t>
       </w:r>
       <w:r>
         <w:rPr>
@@ -12943,7 +13032,7 @@
           <w:rFonts w:ascii="Times New Roman" w:hAnsi="Times New Roman"/>
           <w:sz w:val="20"/>
         </w:rPr>
-        <w:t>[59]</w:t>
+        <w:t>[63]</w:t>
       </w:r>
       <w:r>
         <w:rPr>
@@ -12959,7 +13048,7 @@
           <w:rFonts w:ascii="Times New Roman" w:hAnsi="Times New Roman"/>
           <w:sz w:val="20"/>
         </w:rPr>
-        <w:t>[98]</w:t>
+        <w:t>[100]</w:t>
       </w:r>
       <w:r>
         <w:rPr>
@@ -13042,7 +13131,7 @@
           <w:rFonts w:ascii="Times New Roman" w:hAnsi="Times New Roman"/>
           <w:sz w:val="20"/>
         </w:rPr>
-        <w:t>[114]</w:t>
+        <w:t>[116]</w:t>
       </w:r>
       <w:r>
         <w:rPr>
@@ -13058,7 +13147,7 @@
           <w:rFonts w:ascii="Times New Roman" w:hAnsi="Times New Roman"/>
           <w:sz w:val="20"/>
         </w:rPr>
-        <w:t>[115]</w:t>
+        <w:t>[117]</w:t>
       </w:r>
       <w:r>
         <w:rPr>
@@ -13074,7 +13163,7 @@
           <w:rFonts w:ascii="Times New Roman" w:hAnsi="Times New Roman"/>
           <w:sz w:val="20"/>
         </w:rPr>
-        <w:t>[116]</w:t>
+        <w:t>[118]</w:t>
       </w:r>
       <w:r>
         <w:rPr>
@@ -13090,7 +13179,7 @@
           <w:rFonts w:ascii="Times New Roman" w:hAnsi="Times New Roman"/>
           <w:sz w:val="20"/>
         </w:rPr>
-        <w:t>[117]</w:t>
+        <w:t>[119]</w:t>
       </w:r>
       <w:r>
         <w:rPr>
@@ -13106,7 +13195,7 @@
           <w:rFonts w:ascii="Times New Roman" w:hAnsi="Times New Roman"/>
           <w:sz w:val="20"/>
         </w:rPr>
-        <w:t>[58]</w:t>
+        <w:t>[34]</w:t>
       </w:r>
       <w:r>
         <w:rPr>
@@ -13122,7 +13211,7 @@
           <w:rFonts w:ascii="Times New Roman" w:hAnsi="Times New Roman"/>
           <w:sz w:val="20"/>
         </w:rPr>
-        <w:t>[57, 118]</w:t>
+        <w:t>[62, 120]</w:t>
       </w:r>
       <w:r>
         <w:rPr>
@@ -13138,7 +13227,7 @@
           <w:rFonts w:ascii="Times New Roman" w:hAnsi="Times New Roman"/>
           <w:sz w:val="20"/>
         </w:rPr>
-        <w:t>[119]</w:t>
+        <w:t>[35]</w:t>
       </w:r>
       <w:r>
         <w:rPr>
@@ -13169,7 +13258,7 @@
           <w:rFonts w:ascii="Times New Roman" w:hAnsi="Times New Roman"/>
           <w:sz w:val="20"/>
         </w:rPr>
-        <w:t>[114]</w:t>
+        <w:t>[116]</w:t>
       </w:r>
       <w:r>
         <w:rPr>
@@ -13185,7 +13274,7 @@
           <w:rFonts w:ascii="Times New Roman" w:hAnsi="Times New Roman"/>
           <w:sz w:val="20"/>
         </w:rPr>
-        <w:t>[116]</w:t>
+        <w:t>[118]</w:t>
       </w:r>
       <w:r>
         <w:rPr>
@@ -13201,7 +13290,7 @@
           <w:rFonts w:ascii="Times New Roman" w:hAnsi="Times New Roman"/>
           <w:sz w:val="20"/>
         </w:rPr>
-        <w:t>[117]</w:t>
+        <w:t>[119]</w:t>
       </w:r>
       <w:r>
         <w:rPr>
@@ -13280,7 +13369,7 @@
           <w:rFonts w:ascii="Times New Roman" w:hAnsi="Times New Roman"/>
           <w:sz w:val="20"/>
         </w:rPr>
-        <w:t>[120]</w:t>
+        <w:t>[121]</w:t>
       </w:r>
       <w:r>
         <w:rPr>
@@ -13553,7 +13642,7 @@
                 <w:rFonts w:ascii="Times New Roman" w:hAnsi="Times New Roman"/>
                 <w:sz w:val="17"/>
               </w:rPr>
-              <w:t>[120]</w:t>
+              <w:t>[121]</w:t>
             </w:r>
             <w:r>
               <w:rPr>
@@ -14012,7 +14101,7 @@
           <w:rFonts w:ascii="Times New Roman" w:hAnsi="Times New Roman"/>
           <w:sz w:val="20"/>
         </w:rPr>
-        <w:t>[121]</w:t>
+        <w:t>[122]</w:t>
       </w:r>
       <w:r>
         <w:rPr>
@@ -14028,7 +14117,7 @@
           <w:rFonts w:ascii="Times New Roman" w:hAnsi="Times New Roman"/>
           <w:sz w:val="20"/>
         </w:rPr>
-        <w:t>[112]</w:t>
+        <w:t>[114]</w:t>
       </w:r>
       <w:r>
         <w:rPr>
@@ -14044,7 +14133,7 @@
           <w:rFonts w:ascii="Times New Roman" w:hAnsi="Times New Roman"/>
           <w:sz w:val="20"/>
         </w:rPr>
-        <w:t>[105]</w:t>
+        <w:t>[107]</w:t>
       </w:r>
       <w:r>
         <w:rPr>
@@ -14076,7 +14165,7 @@
           <w:rFonts w:ascii="Times New Roman" w:hAnsi="Times New Roman"/>
           <w:sz w:val="20"/>
         </w:rPr>
-        <w:t>[122]</w:t>
+        <w:t>[33]</w:t>
       </w:r>
       <w:r>
         <w:rPr>
@@ -14154,7 +14243,7 @@
           <w:rFonts w:ascii="Times New Roman" w:hAnsi="Times New Roman"/>
           <w:sz w:val="20"/>
         </w:rPr>
-        <w:t>[83, 84]</w:t>
+        <w:t>[85, 86]</w:t>
       </w:r>
       <w:r>
         <w:rPr>
@@ -14216,7 +14305,7 @@
           <w:rFonts w:ascii="Times New Roman" w:hAnsi="Times New Roman"/>
           <w:sz w:val="20"/>
         </w:rPr>
-        <w:t>[64]</w:t>
+        <w:t>[68]</w:t>
       </w:r>
       <w:r>
         <w:rPr>
@@ -14247,7 +14336,7 @@
           <w:rFonts w:ascii="Times New Roman" w:hAnsi="Times New Roman"/>
           <w:sz w:val="20"/>
         </w:rPr>
-        <w:t>[74, 85]</w:t>
+        <w:t>[77, 87]</w:t>
       </w:r>
       <w:r>
         <w:rPr>
@@ -14294,7 +14383,7 @@
           <w:rFonts w:ascii="Times New Roman" w:hAnsi="Times New Roman"/>
           <w:sz w:val="20"/>
         </w:rPr>
-        <w:t>[74]</w:t>
+        <w:t>[77]</w:t>
       </w:r>
       <w:r>
         <w:rPr>
@@ -14310,7 +14399,7 @@
           <w:rFonts w:ascii="Times New Roman" w:hAnsi="Times New Roman"/>
           <w:sz w:val="20"/>
         </w:rPr>
-        <w:t>[85]</w:t>
+        <w:t>[87]</w:t>
       </w:r>
       <w:r>
         <w:rPr>
@@ -14373,7 +14462,7 @@
           <w:rFonts w:ascii="Times New Roman" w:hAnsi="Times New Roman"/>
           <w:sz w:val="20"/>
         </w:rPr>
-        <w:t>[98]</w:t>
+        <w:t>[100]</w:t>
       </w:r>
       <w:r>
         <w:rPr>
@@ -14389,7 +14478,7 @@
           <w:rFonts w:ascii="Times New Roman" w:hAnsi="Times New Roman"/>
           <w:sz w:val="20"/>
         </w:rPr>
-        <w:t>[111]</w:t>
+        <w:t>[113]</w:t>
       </w:r>
       <w:r>
         <w:rPr>
@@ -14405,7 +14494,7 @@
           <w:rFonts w:ascii="Times New Roman" w:hAnsi="Times New Roman"/>
           <w:sz w:val="20"/>
         </w:rPr>
-        <w:t>[59]</w:t>
+        <w:t>[63]</w:t>
       </w:r>
       <w:r>
         <w:rPr>
@@ -14429,7 +14518,7 @@
           <w:i w:val="0"/>
           <w:sz w:val="20"/>
         </w:rPr>
-        <w:t xml:space="preserve">The safety standards invoked in the introduction — UN GTR No. 20 on electric-vehicle safety (established in the UN Global Registry in 2018 </w:t>
+        <w:t xml:space="preserve">The safety standards invoked in the introduction do not prescribe estimation algorithms, but they define what a deployed estimator or controller must be able to evidence, and Table 10 translates the subset’s gaps into those terms. UN GTR No. 20 on electric-vehicle safety was established in the UN Global Registry in 2018 </w:t>
       </w:r>
       <w:r>
         <w:rPr>
@@ -14445,7 +14534,7 @@
           <w:i w:val="0"/>
           <w:sz w:val="20"/>
         </w:rPr>
-        <w:t xml:space="preserve">; its Amendment 1, adding thermal-propagation requirements with two compliance options — a physical propagation test or a documented risk-management approach — was submitted by the European Commission on behalf of the Informal Working Group on Electric Vehicle Safety as formal document ECE/TRANS/WP.29/GRSP/2026/4, alongside the working group’s status report ECE/TRANS/WP.29/GRSP/2026/3 </w:t>
+        <w:t xml:space="preserve">. Its Amendment 1, adding thermal-propagation requirements with two compliance options — a physical propagation test or a documented risk-management approach — was submitted by the European Commission on behalf of the Informal Working Group on Electric Vehicle Safety as formal document ECE/TRANS/WP.29/GRSP/2026/4, alongside the working group’s status report ECE/TRANS/WP.29/GRSP/2026/3 </w:t>
       </w:r>
       <w:r>
         <w:rPr>
@@ -14461,15 +14550,14 @@
           <w:i w:val="0"/>
           <w:sz w:val="20"/>
         </w:rPr>
-        <w:t xml:space="preserve">; it was considered at the 79th session of the Working Party on Passive Safety (GRSP, June 2026) and stood, at this review’s 18 October 2026 finalization date, pending before WP.29 with adoption listed for its 17–20 November 2026 session), GB 38031 (GB 38031-2020, superseded for new type approvals by GB 38031-2025 from July 2026, with existing models transitioning through July 2027; GB 38031-2025 requires that, once single-cell thermal runaway is triggered, the pack or system neither fire nor explode throughout a two-hour observation window, that a thermal-event alarm still be issued, and that smoke not harm occupants — superseding GB 38031-2020’s criterion of an alarm at least five minutes before any fire or explosion — and adds bottom-impact and 300-cycle fast-charge safety tests </w:t>
-      </w:r>
-      <w:r>
-        <w:rPr>
-          <w:rFonts w:ascii="Times New Roman" w:hAnsi="Times New Roman"/>
-          <w:sz w:val="20"/>
-        </w:rPr>
-        <w:t>[29]</w:t>
-      </w:r>
+        <w:t>; it was considered at the 79th session of the Working Party on Passive Safety (GRSP, June 2026) and stood, at this review’s 18 October 2026 finalization date, pending before WP.29 with adoption listed for its 17–20 November 2026 session.</w:t>
+      </w:r>
+    </w:p>
+    <w:p>
+      <w:pPr>
+        <w:spacing w:after="160"/>
+        <w:jc w:val="both"/>
+      </w:pPr>
       <w:r>
         <w:rPr>
           <w:rFonts w:ascii="Times New Roman" w:hAnsi="Times New Roman"/>
@@ -14477,14 +14565,14 @@
           <w:i w:val="0"/>
           <w:sz w:val="20"/>
         </w:rPr>
-        <w:t xml:space="preserve">), ISO 26262:2018 (functional safety of road-vehicle E/E systems </w:t>
-      </w:r>
-      <w:r>
-        <w:rPr>
-          <w:rFonts w:ascii="Times New Roman" w:hAnsi="Times New Roman"/>
-          <w:sz w:val="20"/>
-        </w:rPr>
-        <w:t>[30]</w:t>
+        <w:t xml:space="preserve">GB 38031 has been rewritten around thermal propagation in the same window. GB 38031-2020 is superseded for new type approvals by GB 38031-2025 from July 2026, with existing models transitioning through July 2027; GB 38031-2025 requires that, once single-cell thermal runaway is triggered, the pack or system neither fire nor explode throughout a two-hour observation window, that a thermal-event alarm still be issued, and that smoke not harm occupants — superseding GB 38031-2020’s criterion of an alarm at least five minutes before any fire or explosion — and adds bottom-impact and 300-cycle fast-charge safety tests </w:t>
+      </w:r>
+      <w:r>
+        <w:rPr>
+          <w:rFonts w:ascii="Times New Roman" w:hAnsi="Times New Roman"/>
+          <w:sz w:val="20"/>
+        </w:rPr>
+        <w:t>[29]</w:t>
       </w:r>
       <w:r>
         <w:rPr>
@@ -14493,15 +14581,14 @@
           <w:i w:val="0"/>
           <w:sz w:val="20"/>
         </w:rPr>
-        <w:t xml:space="preserve">), ISO/PAS 8800:2024 (safety and artificial intelligence — the road-vehicle extension of ISO 26262 and ISO 21448 to learned components </w:t>
-      </w:r>
-      <w:r>
-        <w:rPr>
-          <w:rFonts w:ascii="Times New Roman" w:hAnsi="Times New Roman"/>
-          <w:sz w:val="20"/>
-        </w:rPr>
-        <w:t>[124]</w:t>
-      </w:r>
+        <w:t>.</w:t>
+      </w:r>
+    </w:p>
+    <w:p>
+      <w:pPr>
+        <w:spacing w:after="160"/>
+        <w:jc w:val="both"/>
+      </w:pPr>
       <w:r>
         <w:rPr>
           <w:rFonts w:ascii="Times New Roman" w:hAnsi="Times New Roman"/>
@@ -14509,14 +14596,14 @@
           <w:i w:val="0"/>
           <w:sz w:val="20"/>
         </w:rPr>
-        <w:t xml:space="preserve">), and ISO 21448 (SOTIF </w:t>
-      </w:r>
-      <w:r>
-        <w:rPr>
-          <w:rFonts w:ascii="Times New Roman" w:hAnsi="Times New Roman"/>
-          <w:sz w:val="20"/>
-        </w:rPr>
-        <w:t>[125]</w:t>
+        <w:t xml:space="preserve">The ISO family governs the assurance argument rather than the abuse test: ISO 26262:2018 treats the functional safety of road-vehicle E/E systems through the safety lifecycle </w:t>
+      </w:r>
+      <w:r>
+        <w:rPr>
+          <w:rFonts w:ascii="Times New Roman" w:hAnsi="Times New Roman"/>
+          <w:sz w:val="20"/>
+        </w:rPr>
+        <w:t>[30]</w:t>
       </w:r>
       <w:r>
         <w:rPr>
@@ -14525,7 +14612,54 @@
           <w:i w:val="0"/>
           <w:sz w:val="20"/>
         </w:rPr>
-        <w:t xml:space="preserve">) — do not prescribe estimation algorithms, but they define what a deployed estimator or controller must be able to evidence, and Table 10 translates the subset’s gaps into those terms. The mapping is this review’s synthesis at requirement level rather than clause level, and it is stated so that it can be checked against the standards texts themselves: the point is not legal advice but that a validation protocol reported in a paper corresponds, or does not, to evidence a safety case can use. The inference rule behind every ‘supports a standards argument’ statement in this section is explicit: a paper’s evidence can support such an argument only if it demonstrates performance on at least one held-out integration unit (a cross-cell holdout or stronger isolation protocol, Section 2.5) and reports the environment in which that evidence was obtained; by construction, within-cell and k-fold evidence cannot support the argument, because the safety case is about unseen cells and unseen duty. Three consequences stand out for automotive deployment. Within-cell and k-fold validation (17 primary papers) cannot support an ISO 26262 argument, because the safety case is about unseen cells and unseen duty and the protocol never tests an unseen unit; a standards argument must therefore be </w:t>
+        <w:t xml:space="preserve">; ISO/PAS 8800:2024 extends it, together with ISO 21448, to learned components </w:t>
+      </w:r>
+      <w:r>
+        <w:rPr>
+          <w:rFonts w:ascii="Times New Roman" w:hAnsi="Times New Roman"/>
+          <w:sz w:val="20"/>
+        </w:rPr>
+        <w:t>[124]</w:t>
+      </w:r>
+      <w:r>
+        <w:rPr>
+          <w:rFonts w:ascii="Times New Roman" w:hAnsi="Times New Roman"/>
+          <w:b w:val="0"/>
+          <w:i w:val="0"/>
+          <w:sz w:val="20"/>
+        </w:rPr>
+        <w:t xml:space="preserve">; and ISO 21448 addresses safety of the intended functionality (SOTIF) </w:t>
+      </w:r>
+      <w:r>
+        <w:rPr>
+          <w:rFonts w:ascii="Times New Roman" w:hAnsi="Times New Roman"/>
+          <w:sz w:val="20"/>
+        </w:rPr>
+        <w:t>[125]</w:t>
+      </w:r>
+      <w:r>
+        <w:rPr>
+          <w:rFonts w:ascii="Times New Roman" w:hAnsi="Times New Roman"/>
+          <w:b w:val="0"/>
+          <w:i w:val="0"/>
+          <w:sz w:val="20"/>
+        </w:rPr>
+        <w:t>.</w:t>
+      </w:r>
+    </w:p>
+    <w:p>
+      <w:pPr>
+        <w:spacing w:after="160"/>
+        <w:jc w:val="both"/>
+      </w:pPr>
+      <w:r>
+        <w:rPr>
+          <w:rFonts w:ascii="Times New Roman" w:hAnsi="Times New Roman"/>
+          <w:b w:val="0"/>
+          <w:i w:val="0"/>
+          <w:sz w:val="20"/>
+        </w:rPr>
+        <w:t xml:space="preserve">The mapping is this review’s synthesis at requirement level rather than clause level, and it is stated so that it can be checked against the standards texts themselves: the point is not legal advice but that a validation protocol reported in a paper corresponds, or does not, to evidence a safety case can use. The inference rule behind every ‘supports a standards argument’ statement in this section is explicit: a paper’s evidence can support such an argument only if it demonstrates performance on at least one held-out integration unit (a cross-cell holdout or stronger isolation protocol, Section 2.5) and reports the environment in which that evidence was obtained; by construction, within-cell and k-fold evidence cannot support the argument, because the safety case is about unseen cells and unseen duty. Three consequences stand out for automotive deployment. Within-cell and k-fold validation (17 primary papers) cannot support an ISO 26262 argument, because the safety case is about unseen cells and unseen duty and the protocol never tests an unseen unit; a standards argument must therefore be </w:t>
       </w:r>
       <w:r>
         <w:rPr>
@@ -16175,7 +16309,7 @@
           <w:rFonts w:ascii="Times New Roman" w:hAnsi="Times New Roman"/>
           <w:sz w:val="20"/>
         </w:rPr>
-        <w:t>[64]</w:t>
+        <w:t>[68]</w:t>
       </w:r>
       <w:r>
         <w:rPr>
@@ -17207,7 +17341,7 @@
           <w:rFonts w:ascii="Times New Roman" w:hAnsi="Times New Roman"/>
           <w:sz w:val="18"/>
         </w:rPr>
-        <w:t>[64]</w:t>
+        <w:t>[68]</w:t>
       </w:r>
       <w:r>
         <w:rPr>
@@ -17239,7 +17373,7 @@
           <w:rFonts w:ascii="Times New Roman" w:hAnsi="Times New Roman"/>
           <w:sz w:val="18"/>
         </w:rPr>
-        <w:t>[12, 116]</w:t>
+        <w:t>[12, 118]</w:t>
       </w:r>
       <w:r>
         <w:rPr>
@@ -17255,7 +17389,7 @@
           <w:rFonts w:ascii="Times New Roman" w:hAnsi="Times New Roman"/>
           <w:sz w:val="18"/>
         </w:rPr>
-        <w:t>[87, 97]</w:t>
+        <w:t>[89, 99]</w:t>
       </w:r>
       <w:r>
         <w:rPr>
@@ -17327,7 +17461,7 @@
           <w:i w:val="0"/>
           <w:sz w:val="20"/>
         </w:rPr>
-        <w:t>This review has examined machine learning in battery management on a two-tier evidence base: a rule-based eligible corpus of 799 journal articles from which field-level shares are measured within a documented capped retrieval, and an in-depth classified subset of 103 studies through which method, data, and validation practice are examined with a blind 30-paper reliability check and label-noise sensitivity ranges. Three conclusions stand out. First, and most critically, the subset’s published accuracy claims have outpaced the validation evidence behind them: online or fleet-level demonstration appears in fewer than one primary study in ten, 17 of 88 primary papers use isolation-weakened splits, benchmark concentration and private-data fragmentation distort the apparent state of the art, and the favored remedy — physics-informed architecture — shows no detectable substitution for validation rigor in these counts: physics-informed papers use strong protocols at rates statistically indistinguishable from data-driven peers (36% versus 52% under the protocol-only definition, p = 0.32; 59% versus 74% under the broader definition, p = 0.19), a contrast too underpowered to rule out meaningful differences in either direction (Section 3.4), and therefore retained as an open hypothesis rather than a settled result. Second, the center of gravity of application remains estimation (state, health, lifetime): measured as shares of the eligible corpus, the SOC–SOH–prognostics union tags 366 of 799 records (45.8% — about half), where learning systems report laboratory-regime success — on metrics that this review argues cannot be pooled across papers (Section 5.6) — while control functions (charging, thermal, balancing) remain demonstrably transformable but under-evidenced for deployment, and vehicle- and pack-level practice stays thin relative to the level at which UN GTR 20, GB 38031, and ISO 26262 pose their requirements (Section 9.4). Third, within the classified subset the method families stratify by period — classical feature-based learners gave way to deep sequence models, which are now themselves being displaced at the research frontier by physics-informed hybrids, optimization-augmented learning, transfer-learning regimes, and, at the very edge of the window, foundation-model components — a within-subset sequence that the eligible pool’s method-theme tags do not mirror, so no field-level family rise is measurable at either tier (Section 3.2).</w:t>
+        <w:t>This review has examined machine learning in battery management on a two-tier evidence base: a rule-based eligible corpus of 799 records from which field-level shares are measured within a documented capped retrieval, and an in-depth classified subset of 103 studies through which method, data, and validation practice are examined with a blind, abstract-level 30-paper re-coding by two co-author coders and label-noise sensitivity ranges. Three conclusions stand out. First, and most critically, the subset’s published accuracy claims have outpaced the validation evidence behind them: online or fleet-level demonstration appears in fewer than one primary study in ten, 17 of 88 primary papers use isolation-weakened splits, benchmark concentration and private-data fragmentation distort the apparent state of the art, and the favored remedy — physics-informed architecture — shows no detectable substitution for validation rigor in these counts (the strong-protocol count rests on single full-text coding, audited by an independent re-code that confirms ten of fourteen determinable strong labels and itemizes four challenges and two upgrades, Section 3.4): physics-informed papers use strong protocols at rates statistically indistinguishable from data-driven peers (36% versus 52% under the protocol-only definition, p = 0.32; 59% versus 74% under the broader definition, p = 0.19), a contrast too underpowered to rule out meaningful differences in either direction (Section 3.4), and therefore retained as an open hypothesis rather than a settled result. Second, the retrieval’s center of gravity is estimation (state, health, lifetime): the SOC–SOH–prognostics query-theme union tags 366 of 799 records (45.8%) — a share of what the capped retrieval and its query families surfaced, not a field-level prevalence (Section 3.3) — and it is there that learning systems report laboratory-regime success — on metrics that this review argues cannot be pooled across papers (Section 5.6) — while control functions (charging, thermal, balancing) remain demonstrably transformable but under-evidenced for deployment, and vehicle- and pack-level practice stays thin relative to the level at which UN GTR 20, GB 38031, and ISO 26262 pose their requirements (Section 9.4). Third, within the classified subset the method families stratify by period — classical feature-based learners gave way to deep sequence models, which are now themselves being displaced at the research frontier by physics-informed hybrids, optimization-augmented learning, transfer-learning regimes, and, at the very edge of the window, foundation-model components — a within-subset sequence that the eligible pool’s method-theme tags do not mirror, so no field-level family rise is measurable at either tier (Section 3.2).</w:t>
       </w:r>
     </w:p>
     <w:p>
@@ -17441,7 +17575,7 @@
           <w:rFonts w:ascii="Times New Roman" w:hAnsi="Times New Roman"/>
           <w:sz w:val="20"/>
         </w:rPr>
-        <w:t>The complete evidence base is deposited at Zenodo, DOI 10.5281/zenodo.23436202 (deposit of record; the GitHub repository of the same name is a development mirror). The deposit includes: the classified 103-study dataset (papers.csv, papers_final.json) with per-paper citation counts; the 799-record rule-based eligible pool (eligible_corpus.json, pool.csv) with per-record query-theme tags; the record-level screening log (screening_log.csv); the per-paper validation-protocol audit (protocol_audit.csv); the codebook and coding protocol (codebook.md, coding_protocol.md); the locked blind coder sheets, agreement report, itemized disagreements, and hash-tracked reliability log (corpus/reliability/); the conference sensitivity set with all 14 retrieved papers and the pre-stated inclusion rule (conference_sensitivity.csv); the withheld released labels for the reliability sample (gold_labels_30.csv); the label-noise sensitivity script and outputs (sensitivity_label_noise.py/.json); the Crossref verification audit trail (final_audit.json, external_verified.json, conference_verified.json); the seed-study register (seeds.json); the screening statistics (stats.json); the recall audit with its cached Crossref responses (recall_audit.py, recall_audit.json, raw_cache/); the minimum-detectable-effect analysis (power_analysis.py, power_analysis.json); and the abstract-level probes with their codes and rubric (abstract_probe.py, abstract_probe_raw.json, abstract_probe_codes.py, abstract_probe.json). One registry-metadata note: the Crossref record for one reference (DOI 10.1016/j.jechem.2023.03.026) deposits two author names with the given and family fields transposed and the surname ‘Store’ for ‘Stroe’; the reference list normalizes them to the published forms (Vilsen, S. B.; Stroe, D. I.), and all other bibliographic metadata is reproduced exactly as deposited.</w:t>
+        <w:t>The complete evidence base is deposited at Zenodo, DOI 10.5281/zenodo.23436202 (deposit of record; the GitHub repository of the same name is a development mirror). The deposit includes: the classified 103-study dataset (papers.csv, papers_final.json) with per-paper citation counts; the 799-record rule-based eligible pool (eligible_corpus.json, pool.csv) with per-record query-theme tags; the record-level screening log (screening_log.csv); the per-paper validation-protocol audit (protocol_audit.csv); the codebook and coding protocol (codebook.md, coding_protocol.md); the locked blind coder sheets, agreement report, itemized disagreements, and hash-tracked reliability log (corpus/reliability/); the conference sensitivity set with all 14 retrieved papers and the pre-stated inclusion rule (conference_sensitivity.csv); the withheld released labels for the reliability sample (gold_labels_30.csv); the label-noise sensitivity script and outputs (sensitivity_label_noise.py/.json); the Crossref verification audit trail (final_audit.json, external_verified.json, conference_verified.json); the seed-study register (seeds.json); the screening statistics (stats.json); the recall audit with its cached Crossref responses (recall_audit.py, recall_audit.json, raw_cache/); the retrieval-depth pilot (retrieval_depth_pilot.py, retrieval_depth_pilot.json); the minimum-detectable-effect analysis (power_analysis.py, power_analysis.json); the abstract-level probes with their codes and rubric (abstract_probe.py, abstract_probe_raw.json, abstract_probe_codes.py, abstract_probe.json); and the independent post-freeze validation-field re-code with its evidence sheet, coder sheet, comparison script, and itemized discrepancies (corpus/validation_recode/). The retrospective OSF registration draft is released verbatim in osf_registration/. One registry-metadata note: the Crossref record for one reference (DOI 10.1016/j.jechem.2023.03.026) deposits two author names with the given and family fields transposed and the surname ‘Store’ for ‘Stroe’; the reference list normalizes them to the published forms (Vilsen, S. B.; Stroe, D. I.), and all other bibliographic metadata is reproduced exactly as deposited.</w:t>
       </w:r>
     </w:p>
     <w:p>
@@ -17546,7 +17680,7 @@
           <w:rFonts w:ascii="Times New Roman" w:hAnsi="Times New Roman"/>
           <w:sz w:val="20"/>
         </w:rPr>
-        <w:t>During the preparation of this manuscript the authors used the following tools, each for a stated purpose: an AI language model (GLM, Z.ai) assisted in drafting and adapting the literature-pooling, analysis, and figure-generation scripts; OpenAI ChatGPT, Grammarly, and QuillBot were used for language editing (grammar, readability, and sentence restructuring). No AI tool decided study inclusion, and no AI tool assigned or altered any classification label: all screening decisions and all released labels were made by the authors (Section 2.5 documents who coded what, and the reliability files release the coding evidence). All included references were verified against the Crossref registry by direct DOI resolution, all counts and figures were regenerated programmatically from the released dataset, and the authors reviewed and take full responsibility for the content of the published article.</w:t>
+        <w:t>During the preparation of this manuscript the authors used the following tools, each for a stated purpose: an AI language model (GLM, Z.ai) assisted in drafting and adapting the literature-pooling, analysis, and figure-generation scripts; OpenAI ChatGPT, Grammarly, and QuillBot were used for language editing (grammar, readability, and sentence restructuring). No AI tool decided study inclusion, and no AI tool assigned or altered any classification label: all screening decisions and all released labels were made by the authors; after the labels were frozen, an AI-assisted re-code of the validation field was run as a released robustness audit (coder D, Sections 2.5 and 3.4) — it coded from retrieved evidence without altering any label, and its disagreements with the released labels are itemized for reader adjudication (Section 2.5 documents who coded what, and the reliability files release the coding evidence). All included references were verified against the Crossref registry by direct DOI resolution, all counts and figures were regenerated programmatically from the released dataset, and the authors reviewed and take full responsibility for the content of the published article.</w:t>
       </w:r>
     </w:p>
     <w:p>
@@ -18233,7 +18367,7 @@
           <w:rFonts w:ascii="Times New Roman" w:hAnsi="Times New Roman"/>
           <w:sz w:val="18"/>
         </w:rPr>
-        <w:t>Vidal, C., Kollmeyer, P., Chemali, E., Emadi, A., “Li-ion Battery State of Charge Estimation Using Long Short-Term Memory Recurrent Neural Network with Transfer Learning,” 2019 IEEE Transportation Electrification Conference and Expo (ITEC), 1-6, 2019, doi: 10.1109/itec.2019.8790543.</w:t>
+        <w:t>Zhou, K. Q., Qin, Y., Yuen, C., “Graph neural network-based lithium-ion battery state of health estimation using partial discharging curve,” Journal of Energy Storage, vol. 100, 113502, 2024, doi: 10.1016/j.est.2024.113502.</w:t>
       </w:r>
     </w:p>
     <w:p>
@@ -18254,7 +18388,7 @@
           <w:rFonts w:ascii="Times New Roman" w:hAnsi="Times New Roman"/>
           <w:sz w:val="18"/>
         </w:rPr>
-        <w:t>Gruosso, G., Gajani, G. S., Valladolid, J. D., Patino, D., Ruiz, F., “State of Charge Estimation of LiFePO4 Battery Used in Electric Vehicles Using Support Vector Regression, PCA and DP Battery Model,” 2019 IEEE Vehicle Power and Propulsion Conference (VPPC), 1-5, 2019, doi: 10.1109/vppc46532.2019.8952458.</w:t>
+        <w:t>Nicodemo, N., Di Rienzo, R., Lagnoni, M., Bertei, A., Baronti, F., “Estimation of lithium-ion battery electrochemical properties from equivalent circuit model parameters using machine learning,” Journal of Energy Storage, vol. 99, 113257, 2024, doi: 10.1016/j.est.2024.113257.</w:t>
       </w:r>
     </w:p>
     <w:p>
@@ -18275,7 +18409,7 @@
           <w:rFonts w:ascii="Times New Roman" w:hAnsi="Times New Roman"/>
           <w:sz w:val="18"/>
         </w:rPr>
-        <w:t>Fan, C., Higgins, M. D., Widanage, W. D., “Real-Time State of Charge Estimation of Electrochemical Model for Lithium-Ion Battery,” 2019 IEEE Vehicle Power and Propulsion Conference (VPPC), 1-6, 2019, doi: 10.1109/vppc46532.2019.8952284.</w:t>
+        <w:t>Galiounas, E., Tranter, T. G., Owen, R. E., Robinson, J. B., Shearing, P. R., Brett, D. J., “Battery state-of-charge estimation using machine learning analysis of ultrasonic signatures,” Energy and AI, vol. 10, 100188, 2022, doi: 10.1016/j.egyai.2022.100188.</w:t>
       </w:r>
     </w:p>
     <w:p>
@@ -18296,7 +18430,7 @@
           <w:rFonts w:ascii="Times New Roman" w:hAnsi="Times New Roman"/>
           <w:sz w:val="18"/>
         </w:rPr>
-        <w:t>Su, J., Schneider, S., Yaz, E., Josse, F., “Online State of Charge Estimation of Lithium-ion Battery Cells: A Multiple Model Adaptive Estimation Approach,” 2021 American Control Conference (ACC), 4447-4452, 2021, doi: 10.23919/acc50511.2021.9482734.</w:t>
+        <w:t>Chen, J., Yao, Q., Kollmeyer, P., Vidal, C., Naguib, M., Panchal, S., et al., “Battery state-of-power estimation: A machine learning battery model with numerical searching approach,” Journal of Energy Storage, vol. 175, 123023, 2026, doi: 10.1016/j.est.2026.123023.</w:t>
       </w:r>
     </w:p>
     <w:p>
@@ -18317,7 +18451,7 @@
           <w:rFonts w:ascii="Times New Roman" w:hAnsi="Times New Roman"/>
           <w:sz w:val="18"/>
         </w:rPr>
-        <w:t>Monteiro, P., Araujo, R. E., Pinto, C., Matz, S., “Li-ion battery State-of-Charge estimation using computationally efficient neural network models,” 2021 IEEE Vehicle Power and Propulsion Conference (VPPC), 1-6, 2021, doi: 10.1109/vppc53923.2021.9699201.</w:t>
+        <w:t>Salem, N. M., Mohamed, A., “Physics-informed hybrid reinforcement learning for estimating lithium-ion battery state of health,” Scientific Reports, vol. 15, Art. no. 43819, 2025, doi: 10.1038/s41598-025-30602-4.</w:t>
       </w:r>
     </w:p>
     <w:p>
@@ -18338,7 +18472,7 @@
           <w:rFonts w:ascii="Times New Roman" w:hAnsi="Times New Roman"/>
           <w:sz w:val="18"/>
         </w:rPr>
-        <w:t>Bandara, T. T. A., Anton, J. A., Gonzalez, M., Anseana, D., Viera, J., “State of Health Estimation using Machine Learning for Li-ion battery on Electric Vehicles,” 2021 IEEE Vehicle Power and Propulsion Conference (VPPC), 1-4, 2021, doi: 10.1109/vppc53923.2021.9699273.</w:t>
+        <w:t>Vidal, C., Kollmeyer, P., Chemali, E., Emadi, A., “Li-ion Battery State of Charge Estimation Using Long Short-Term Memory Recurrent Neural Network with Transfer Learning,” 2019 IEEE Transportation Electrification Conference and Expo (ITEC), 1-6, 2019, doi: 10.1109/itec.2019.8790543.</w:t>
       </w:r>
     </w:p>
     <w:p>
@@ -18359,7 +18493,7 @@
           <w:rFonts w:ascii="Times New Roman" w:hAnsi="Times New Roman"/>
           <w:sz w:val="18"/>
         </w:rPr>
-        <w:t>Natella, D., Vasca, F., “Battery State of Health Estimation via Reinforcement Learning,” 2021 European Control Conference (ECC), 1657-1662, 2021, doi: 10.23919/ecc54610.2021.9655199.</w:t>
+        <w:t>Gruosso, G., Gajani, G. S., Valladolid, J. D., Patino, D., Ruiz, F., “State of Charge Estimation of LiFePO4 Battery Used in Electric Vehicles Using Support Vector Regression, PCA and DP Battery Model,” 2019 IEEE Vehicle Power and Propulsion Conference (VPPC), 1-5, 2019, doi: 10.1109/vppc46532.2019.8952458.</w:t>
       </w:r>
     </w:p>
     <w:p>
@@ -18380,7 +18514,7 @@
           <w:rFonts w:ascii="Times New Roman" w:hAnsi="Times New Roman"/>
           <w:sz w:val="18"/>
         </w:rPr>
-        <w:t>Li, P., Cheng, Y., Shan, K., Fang, Y., “State-of-health estimation of lithium-ion battery based on feature transfer learning,” 2022 34th Chinese Control and Decision Conference (CCDC), 889-894, 2022, doi: 10.1109/ccdc55256.2022.10033695.</w:t>
+        <w:t>Fan, C., Higgins, M. D., Widanage, W. D., “Real-Time State of Charge Estimation of Electrochemical Model for Lithium-Ion Battery,” 2019 IEEE Vehicle Power and Propulsion Conference (VPPC), 1-6, 2019, doi: 10.1109/vppc46532.2019.8952284.</w:t>
       </w:r>
     </w:p>
     <w:p>
@@ -18401,7 +18535,7 @@
           <w:rFonts w:ascii="Times New Roman" w:hAnsi="Times New Roman"/>
           <w:sz w:val="18"/>
         </w:rPr>
-        <w:t>Benlamine, K., Mesbahi, T., “Machine Learning Applied to Battery Prognostics based on Advanced State of Health Estimation,” 2022 IEEE Vehicle Power and Propulsion Conference (VPPC), 1-6, 2022, doi: 10.1109/vppc55846.2022.10003444.</w:t>
+        <w:t>Su, J., Schneider, S., Yaz, E., Josse, F., “Online State of Charge Estimation of Lithium-ion Battery Cells: A Multiple Model Adaptive Estimation Approach,” 2021 American Control Conference (ACC), 4447-4452, 2021, doi: 10.23919/acc50511.2021.9482734.</w:t>
       </w:r>
     </w:p>
     <w:p>
@@ -18422,7 +18556,7 @@
           <w:rFonts w:ascii="Times New Roman" w:hAnsi="Times New Roman"/>
           <w:sz w:val="18"/>
         </w:rPr>
-        <w:t>Duque, J., Kollmeyer, P. J., Naguib, M., Emadi, A., “Battery Dual Extended Kalman Filter State of Charge and Health Estimation Strategy for Traction Applications,” 2022 IEEE Transportation Electrification Conference &amp; Expo (ITEC), 975-980, 2022, doi: 10.1109/itec53557.2022.9813961.</w:t>
+        <w:t>Monteiro, P., Araujo, R. E., Pinto, C., Matz, S., “Li-ion battery State-of-Charge estimation using computationally efficient neural network models,” 2021 IEEE Vehicle Power and Propulsion Conference (VPPC), 1-6, 2021, doi: 10.1109/vppc53923.2021.9699201.</w:t>
       </w:r>
     </w:p>
     <w:p>
@@ -18443,7 +18577,7 @@
           <w:rFonts w:ascii="Times New Roman" w:hAnsi="Times New Roman"/>
           <w:sz w:val="18"/>
         </w:rPr>
-        <w:t>Bhaskar, K., Kumar, A., Bunce, J., Pressman, J., Burkell, N., Miller, N., et al., “State of Charge and State of Health estimation in large lithium-ion battery packs,” 2023 American Control Conference (ACC), 3075-3080, 2023, doi: 10.23919/acc55779.2023.10156326.</w:t>
+        <w:t>Bandara, T. T. A., Anton, J. A., Gonzalez, M., Anseana, D., Viera, J., “State of Health Estimation using Machine Learning for Li-ion battery on Electric Vehicles,” 2021 IEEE Vehicle Power and Propulsion Conference (VPPC), 1-4, 2021, doi: 10.1109/vppc53923.2021.9699273.</w:t>
       </w:r>
     </w:p>
     <w:p>
@@ -18464,7 +18598,7 @@
           <w:rFonts w:ascii="Times New Roman" w:hAnsi="Times New Roman"/>
           <w:sz w:val="18"/>
         </w:rPr>
-        <w:t>Zhuge, Y., Yang, H., Wang, H., “Overview of Machine Learning-Enabled Battery State Estimation Methods,” 2023 IEEE Applied Power Electronics Conference and Exposition (APEC), 3028-3035, 2023, doi: 10.1109/apec43580.2023.10131605.</w:t>
+        <w:t>Natella, D., Vasca, F., “Battery State of Health Estimation via Reinforcement Learning,” 2021 European Control Conference (ECC), 1657-1662, 2021, doi: 10.23919/ecc54610.2021.9655199.</w:t>
       </w:r>
     </w:p>
     <w:p>
@@ -18485,7 +18619,7 @@
           <w:rFonts w:ascii="Times New Roman" w:hAnsi="Times New Roman"/>
           <w:sz w:val="18"/>
         </w:rPr>
-        <w:t>Chen, J., Kollmeyer, P., Chiang, F., Emadi, A., “Lithium-ion Battery State-of-Health Estimation via Histogram Data, Principal Component Analysis, and Machine Learning,” 2023 IEEE Transportation Electrification Conference &amp; Expo (ITEC), 1-6, 2023, doi: 10.1109/itec55900.2023.10187012.</w:t>
+        <w:t>Li, P., Cheng, Y., Shan, K., Fang, Y., “State-of-health estimation of lithium-ion battery based on feature transfer learning,” 2022 34th Chinese Control and Decision Conference (CCDC), 889-894, 2022, doi: 10.1109/ccdc55256.2022.10033695.</w:t>
       </w:r>
     </w:p>
     <w:p>
@@ -18506,7 +18640,7 @@
           <w:rFonts w:ascii="Times New Roman" w:hAnsi="Times New Roman"/>
           <w:sz w:val="18"/>
         </w:rPr>
-        <w:t>Jiang, S., Shi, J., Borah, M., Moura, S., “Weaknesses and Improvements of the Extended Kalman Filter for Battery State-of-Charge and State-of-Health Estimation,” 2024 American Control Conference (ACC), 1441-1448, 2024, doi: 10.23919/acc60939.2024.10644628.</w:t>
+        <w:t>Benlamine, K., Mesbahi, T., “Machine Learning Applied to Battery Prognostics based on Advanced State of Health Estimation,” 2022 IEEE Vehicle Power and Propulsion Conference (VPPC), 1-6, 2022, doi: 10.1109/vppc55846.2022.10003444.</w:t>
       </w:r>
     </w:p>
     <w:p>
@@ -18527,7 +18661,7 @@
           <w:rFonts w:ascii="Times New Roman" w:hAnsi="Times New Roman"/>
           <w:sz w:val="18"/>
         </w:rPr>
-        <w:t>Deng, Z., Hu, X., Lin, X., Che, Y., Xu, L., Guo, W., “Data-driven state of charge estimation for lithium-ion battery packs based on Gaussian process regression,” Energy, vol. 205, 118000, 2020, doi: 10.1016/j.energy.2020.118000.</w:t>
+        <w:t>Duque, J., Kollmeyer, P. J., Naguib, M., Emadi, A., “Battery Dual Extended Kalman Filter State of Charge and Health Estimation Strategy for Traction Applications,” 2022 IEEE Transportation Electrification Conference &amp; Expo (ITEC), 975-980, 2022, doi: 10.1109/itec53557.2022.9813961.</w:t>
       </w:r>
     </w:p>
     <w:p>
@@ -18548,7 +18682,7 @@
           <w:rFonts w:ascii="Times New Roman" w:hAnsi="Times New Roman"/>
           <w:sz w:val="18"/>
         </w:rPr>
-        <w:t>Chandran, V., Patil, C. K., Karthick, A., Ganeshaperumal, D., Rahim, R., Ghosh, A., “State of Charge Estimation of Lithium-Ion Battery for Electric Vehicles Using Machine Learning Algorithms,” World Electric Vehicle Journal, vol. 12, 38, 2021, doi: 10.3390/wevj12010038.</w:t>
+        <w:t>Bhaskar, K., Kumar, A., Bunce, J., Pressman, J., Burkell, N., Miller, N., et al., “State of Charge and State of Health estimation in large lithium-ion battery packs,” 2023 American Control Conference (ACC), 3075-3080, 2023, doi: 10.23919/acc55779.2023.10156326.</w:t>
       </w:r>
     </w:p>
     <w:p>
@@ -18569,7 +18703,7 @@
           <w:rFonts w:ascii="Times New Roman" w:hAnsi="Times New Roman"/>
           <w:sz w:val="18"/>
         </w:rPr>
-        <w:t>Ragone, M., Yurkiv, V., Ramasubramanian, A., Kashir, B., Mashayek, F., “Data driven estimation of electric vehicle battery state-of-charge informed by automotive simulations and multi-physics modeling,” Journal of Power Sources, vol. 483, 229108, 2021, doi: 10.1016/j.jpowsour.2020.229108.</w:t>
+        <w:t>Zhuge, Y., Yang, H., Wang, H., “Overview of Machine Learning-Enabled Battery State Estimation Methods,” 2023 IEEE Applied Power Electronics Conference and Exposition (APEC), 3028-3035, 2023, doi: 10.1109/apec43580.2023.10131605.</w:t>
       </w:r>
     </w:p>
     <w:p>
@@ -18590,7 +18724,7 @@
           <w:rFonts w:ascii="Times New Roman" w:hAnsi="Times New Roman"/>
           <w:sz w:val="18"/>
         </w:rPr>
-        <w:t>Ren, X., Liu, S., Yu, X., Dong, X., “A method for state-of-charge estimation of lithium-ion batteries based on PSO-LSTM,” Energy, vol. 234, 121236, 2021, doi: 10.1016/j.energy.2021.121236.</w:t>
+        <w:t>Chen, J., Kollmeyer, P., Chiang, F., Emadi, A., “Lithium-ion Battery State-of-Health Estimation via Histogram Data, Principal Component Analysis, and Machine Learning,” 2023 IEEE Transportation Electrification Conference &amp; Expo (ITEC), 1-6, 2023, doi: 10.1109/itec55900.2023.10187012.</w:t>
       </w:r>
     </w:p>
     <w:p>
@@ -18611,7 +18745,7 @@
           <w:rFonts w:ascii="Times New Roman" w:hAnsi="Times New Roman"/>
           <w:sz w:val="18"/>
         </w:rPr>
-        <w:t>Khan, M. K., Houran, M. A., Kauhaniemi, K., Zafar, M. H., Mansoor, M., Rashid, S., “Efficient state of charge estimation of lithium-ion batteries in electric vehicles using evolutionary intelligence-assisted GLA–CNN–Bi-LSTM deep learning model,” Heliyon, vol. 10, e35183, 2024, doi: 10.1016/j.heliyon.2024.e35183.</w:t>
+        <w:t>Jiang, S., Shi, J., Borah, M., Moura, S., “Weaknesses and Improvements of the Extended Kalman Filter for Battery State-of-Charge and State-of-Health Estimation,” 2024 American Control Conference (ACC), 1441-1448, 2024, doi: 10.23919/acc60939.2024.10644628.</w:t>
       </w:r>
     </w:p>
     <w:p>
@@ -18632,7 +18766,7 @@
           <w:rFonts w:ascii="Times New Roman" w:hAnsi="Times New Roman"/>
           <w:sz w:val="18"/>
         </w:rPr>
-        <w:t>Naguib, M., Kollmeyer, P., Emadi, A., “Lithium-Ion Battery Pack Robust State of Charge Estimation, Cell Inconsistency, and Balancing: Review,” IEEE Access, vol. 9, 50570-50582, 2021, doi: 10.1109/access.2021.3068776.</w:t>
+        <w:t>Deng, Z., Hu, X., Lin, X., Che, Y., Xu, L., Guo, W., “Data-driven state of charge estimation for lithium-ion battery packs based on Gaussian process regression,” Energy, vol. 205, 118000, 2020, doi: 10.1016/j.energy.2020.118000.</w:t>
       </w:r>
     </w:p>
     <w:p>
@@ -18653,7 +18787,7 @@
           <w:rFonts w:ascii="Times New Roman" w:hAnsi="Times New Roman"/>
           <w:sz w:val="18"/>
         </w:rPr>
-        <w:t>Zou, M., Wang, J., Yan, D., Li, Y., Tang, X., “Novel state of charge estimation method of containerized Lithium–Ion battery energy storage system based on deep learning,” Journal of Power Sources, vol. 624, 235609, 2024, doi: 10.1016/j.jpowsour.2024.235609.</w:t>
+        <w:t>Chandran, V., Patil, C. K., Karthick, A., Ganeshaperumal, D., Rahim, R., Ghosh, A., “State of Charge Estimation of Lithium-Ion Battery for Electric Vehicles Using Machine Learning Algorithms,” World Electric Vehicle Journal, vol. 12, 38, 2021, doi: 10.3390/wevj12010038.</w:t>
       </w:r>
     </w:p>
     <w:p>
@@ -18674,7 +18808,7 @@
           <w:rFonts w:ascii="Times New Roman" w:hAnsi="Times New Roman"/>
           <w:sz w:val="18"/>
         </w:rPr>
-        <w:t>Tian, J., Xiong, R., Shen, W., Lu, J., Sun, F., “Flexible battery state of health and state of charge estimation using partial charging data and deep learning,” Energy Storage Materials, vol. 51, 372-381, 2022, doi: 10.1016/j.ensm.2022.06.053.</w:t>
+        <w:t>Ragone, M., Yurkiv, V., Ramasubramanian, A., Kashir, B., Mashayek, F., “Data driven estimation of electric vehicle battery state-of-charge informed by automotive simulations and multi-physics modeling,” Journal of Power Sources, vol. 483, 229108, 2021, doi: 10.1016/j.jpowsour.2020.229108.</w:t>
       </w:r>
     </w:p>
     <w:p>
@@ -18695,7 +18829,7 @@
           <w:rFonts w:ascii="Times New Roman" w:hAnsi="Times New Roman"/>
           <w:sz w:val="18"/>
         </w:rPr>
-        <w:t>Arandhakar, S., Nakka, J., “State of charge estimation of lithium ion battery for electric vehicle using cutting edge machine learning algorithms: A review,” Journal of Energy Storage, vol. 103, 114281, 2024, doi: 10.1016/j.est.2024.114281.</w:t>
+        <w:t>Ren, X., Liu, S., Yu, X., Dong, X., “A method for state-of-charge estimation of lithium-ion batteries based on PSO-LSTM,” Energy, vol. 234, 121236, 2021, doi: 10.1016/j.energy.2021.121236.</w:t>
       </w:r>
     </w:p>
     <w:p>
@@ -18716,7 +18850,7 @@
           <w:rFonts w:ascii="Times New Roman" w:hAnsi="Times New Roman"/>
           <w:sz w:val="18"/>
         </w:rPr>
-        <w:t>Khan, U., Kirmani, S., Rafat, Y., Rehman, M. U., Alam, M. S., “Improved deep learning based state of charge estimation of lithium ion battery for electrified transportation,” Journal of Energy Storage, vol. 91, 111877, 2024, doi: 10.1016/j.est.2024.111877.</w:t>
+        <w:t>Khan, M. K., Houran, M. A., Kauhaniemi, K., Zafar, M. H., Mansoor, M., Rashid, S., “Efficient state of charge estimation of lithium-ion batteries in electric vehicles using evolutionary intelligence-assisted GLA–CNN–Bi-LSTM deep learning model,” Heliyon, vol. 10, e35183, 2024, doi: 10.1016/j.heliyon.2024.e35183.</w:t>
       </w:r>
     </w:p>
     <w:p>
@@ -18737,7 +18871,7 @@
           <w:rFonts w:ascii="Times New Roman" w:hAnsi="Times New Roman"/>
           <w:sz w:val="18"/>
         </w:rPr>
-        <w:t>Wang, J., Zuo, Z., Wei, Y., Jia, Y., Chen, B., Li, Y., et al., “State of charge estimation of lithium-ion battery based on GA-LSTM and improved IAKF,” Applied Energy, vol. 368, 123508, 2024, doi: 10.1016/j.apenergy.2024.123508.</w:t>
+        <w:t>Naguib, M., Kollmeyer, P., Emadi, A., “Lithium-Ion Battery Pack Robust State of Charge Estimation, Cell Inconsistency, and Balancing: Review,” IEEE Access, vol. 9, 50570-50582, 2021, doi: 10.1109/access.2021.3068776.</w:t>
       </w:r>
     </w:p>
     <w:p>
@@ -18758,7 +18892,7 @@
           <w:rFonts w:ascii="Times New Roman" w:hAnsi="Times New Roman"/>
           <w:sz w:val="18"/>
         </w:rPr>
-        <w:t>Buchicchio, E., De Angelis, A., Santoni, F., Carbone, P., Bianconi, F., Smeraldi, F., “Battery SOC estimation from EIS data based on machine learning and equivalent circuit model,” Energy, vol. 283, 128461, 2023, doi: 10.1016/j.energy.2023.128461.</w:t>
+        <w:t>Zou, M., Wang, J., Yan, D., Li, Y., Tang, X., “Novel state of charge estimation method of containerized Lithium–Ion battery energy storage system based on deep learning,” Journal of Power Sources, vol. 624, 235609, 2024, doi: 10.1016/j.jpowsour.2024.235609.</w:t>
       </w:r>
     </w:p>
     <w:p>
@@ -18779,7 +18913,7 @@
           <w:rFonts w:ascii="Times New Roman" w:hAnsi="Times New Roman"/>
           <w:sz w:val="18"/>
         </w:rPr>
-        <w:t>Galiounas, E., Tranter, T. G., Owen, R. E., Robinson, J. B., Shearing, P. R., Brett, D. J., “Battery state-of-charge estimation using machine learning analysis of ultrasonic signatures,” Energy and AI, vol. 10, 100188, 2022, doi: 10.1016/j.egyai.2022.100188.</w:t>
+        <w:t>Tian, J., Xiong, R., Shen, W., Lu, J., Sun, F., “Flexible battery state of health and state of charge estimation using partial charging data and deep learning,” Energy Storage Materials, vol. 51, 372-381, 2022, doi: 10.1016/j.ensm.2022.06.053.</w:t>
       </w:r>
     </w:p>
     <w:p>
@@ -18800,7 +18934,7 @@
           <w:rFonts w:ascii="Times New Roman" w:hAnsi="Times New Roman"/>
           <w:sz w:val="18"/>
         </w:rPr>
-        <w:t>Li, X., Yuan, C., Li, X., Wang, Z., “State of health estimation for Li-Ion battery using incremental capacity analysis and Gaussian process regression,” Energy, vol. 190, 116467, 2020, doi: 10.1016/j.energy.2019.116467.</w:t>
+        <w:t>Arandhakar, S., Nakka, J., “State of charge estimation of lithium ion battery for electric vehicle using cutting edge machine learning algorithms: A review,” Journal of Energy Storage, vol. 103, 114281, 2024, doi: 10.1016/j.est.2024.114281.</w:t>
       </w:r>
     </w:p>
     <w:p>
@@ -18821,7 +18955,7 @@
           <w:rFonts w:ascii="Times New Roman" w:hAnsi="Times New Roman"/>
           <w:sz w:val="18"/>
         </w:rPr>
-        <w:t>Wang, Z., Yuan, C., Li, X., “Lithium Battery State-of-Health Estimation via Differential Thermal Voltammetry With Gaussian Process Regression,” IEEE Transactions on Transportation Electrification, vol. 7, 16-25, 2021, doi: 10.1109/tte.2020.3028784.</w:t>
+        <w:t>Khan, U., Kirmani, S., Rafat, Y., Rehman, M. U., Alam, M. S., “Improved deep learning based state of charge estimation of lithium ion battery for electrified transportation,” Journal of Energy Storage, vol. 91, 111877, 2024, doi: 10.1016/j.est.2024.111877.</w:t>
       </w:r>
     </w:p>
     <w:p>
@@ -18842,7 +18976,7 @@
           <w:rFonts w:ascii="Times New Roman" w:hAnsi="Times New Roman"/>
           <w:sz w:val="18"/>
         </w:rPr>
-        <w:t>Tagade, P., Hariharan, K. S., Ramachandran, S., Khandelwal, A., Naha, A., Kolake, S. M., et al., “Deep Gaussian process regression for lithium-ion battery health prognosis and degradation mode diagnosis,” Journal of Power Sources, vol. 445, 227281, 2020, doi: 10.1016/j.jpowsour.2019.227281.</w:t>
+        <w:t>Wang, J., Zuo, Z., Wei, Y., Jia, Y., Chen, B., Li, Y., et al., “State of charge estimation of lithium-ion battery based on GA-LSTM and improved IAKF,” Applied Energy, vol. 368, 123508, 2024, doi: 10.1016/j.apenergy.2024.123508.</w:t>
       </w:r>
     </w:p>
     <w:p>
@@ -18863,7 +18997,7 @@
           <w:rFonts w:ascii="Times New Roman" w:hAnsi="Times New Roman"/>
           <w:sz w:val="18"/>
         </w:rPr>
-        <w:t>Deng, Z., Hu, X., Li, P., Lin, X., Bian, X., “Data-Driven Battery State of Health Estimation Based on Random Partial Charging Data,” IEEE Transactions on Power Electronics, vol. 37, 5021-5031, 2022, doi: 10.1109/tpel.2021.3134701.</w:t>
+        <w:t>Buchicchio, E., De Angelis, A., Santoni, F., Carbone, P., Bianconi, F., Smeraldi, F., “Battery SOC estimation from EIS data based on machine learning and equivalent circuit model,” Energy, vol. 283, 128461, 2023, doi: 10.1016/j.energy.2023.128461.</w:t>
       </w:r>
     </w:p>
     <w:p>
@@ -18884,7 +19018,7 @@
           <w:rFonts w:ascii="Times New Roman" w:hAnsi="Times New Roman"/>
           <w:sz w:val="18"/>
         </w:rPr>
-        <w:t>Zheng, K., Meng, J., Yang, Z., Zhou, F., Yang, K., Song, Z., “Refined lithium-ion battery state of health estimation with charging segment adjustment,” Applied Energy, vol. 375, 124077, 2024, doi: 10.1016/j.apenergy.2024.124077.</w:t>
+        <w:t>Li, X., Yuan, C., Li, X., Wang, Z., “State of health estimation for Li-Ion battery using incremental capacity analysis and Gaussian process regression,” Energy, vol. 190, 116467, 2020, doi: 10.1016/j.energy.2019.116467.</w:t>
       </w:r>
     </w:p>
     <w:p>
@@ -18905,7 +19039,7 @@
           <w:rFonts w:ascii="Times New Roman" w:hAnsi="Times New Roman"/>
           <w:sz w:val="18"/>
         </w:rPr>
-        <w:t>Roman, D., Saxena, S., Robu, V., Pecht, M., Flynn, D., “Machine learning pipeline for battery state-of-health estimation,” Nature Machine Intelligence, vol. 3, 447-456, 2021, doi: 10.1038/s42256-021-00312-3.</w:t>
+        <w:t>Wang, Z., Yuan, C., Li, X., “Lithium Battery State-of-Health Estimation via Differential Thermal Voltammetry With Gaussian Process Regression,” IEEE Transactions on Transportation Electrification, vol. 7, 16-25, 2021, doi: 10.1109/tte.2020.3028784.</w:t>
       </w:r>
     </w:p>
     <w:p>
@@ -18926,7 +19060,7 @@
           <w:rFonts w:ascii="Times New Roman" w:hAnsi="Times New Roman"/>
           <w:sz w:val="18"/>
         </w:rPr>
-        <w:t>Zhao, J., Qu, X., Li, Y., Nan, J., Burke, A. F., “Real-time prediction of battery remaining useful life using hybrid-fusion deep neural networks,” Energy, vol. 328, 136618, 2025, doi: 10.1016/j.energy.2025.136618.</w:t>
+        <w:t>Tagade, P., Hariharan, K. S., Ramachandran, S., Khandelwal, A., Naha, A., Kolake, S. M., et al., “Deep Gaussian process regression for lithium-ion battery health prognosis and degradation mode diagnosis,” Journal of Power Sources, vol. 445, 227281, 2020, doi: 10.1016/j.jpowsour.2019.227281.</w:t>
       </w:r>
     </w:p>
     <w:p>
@@ -18947,7 +19081,7 @@
           <w:rFonts w:ascii="Times New Roman" w:hAnsi="Times New Roman"/>
           <w:sz w:val="18"/>
         </w:rPr>
-        <w:t>Zhou, K. Q., Qin, Y., Yuen, C., “Graph neural network-based lithium-ion battery state of health estimation using partial discharging curve,” Journal of Energy Storage, vol. 100, 113502, 2024, doi: 10.1016/j.est.2024.113502.</w:t>
+        <w:t>Deng, Z., Hu, X., Li, P., Lin, X., Bian, X., “Data-Driven Battery State of Health Estimation Based on Random Partial Charging Data,” IEEE Transactions on Power Electronics, vol. 37, 5021-5031, 2022, doi: 10.1109/tpel.2021.3134701.</w:t>
       </w:r>
     </w:p>
     <w:p>
@@ -18968,7 +19102,7 @@
           <w:rFonts w:ascii="Times New Roman" w:hAnsi="Times New Roman"/>
           <w:sz w:val="18"/>
         </w:rPr>
-        <w:t>Zhao, B., Zhang, W., Zhang, Y., Zhang, C., Zhang, C., Zhang, J., “Lithium-ion battery remaining useful life prediction based on interpretable deep learning and network parameter optimization,” Applied Energy, vol. 379, 124713, 2025, doi: 10.1016/j.apenergy.2024.124713.</w:t>
+        <w:t>Zheng, K., Meng, J., Yang, Z., Zhou, F., Yang, K., Song, Z., “Refined lithium-ion battery state of health estimation with charging segment adjustment,” Applied Energy, vol. 375, 124077, 2024, doi: 10.1016/j.apenergy.2024.124077.</w:t>
       </w:r>
     </w:p>
     <w:p>
@@ -18989,7 +19123,7 @@
           <w:rFonts w:ascii="Times New Roman" w:hAnsi="Times New Roman"/>
           <w:sz w:val="18"/>
         </w:rPr>
-        <w:t>Qiang, X., Liu, W., Lyu, Z., Ruan, H., Li, X., “A data-fusion-model method for state of health estimation of Li-ion battery packs based on partial charging curve,” Green Energy and Intelligent Transportation, vol. 3, 100169, 2024, doi: 10.1016/j.geits.2024.100169.</w:t>
+        <w:t>Roman, D., Saxena, S., Robu, V., Pecht, M., Flynn, D., “Machine learning pipeline for battery state-of-health estimation,” Nature Machine Intelligence, vol. 3, 447-456, 2021, doi: 10.1038/s42256-021-00312-3.</w:t>
       </w:r>
     </w:p>
     <w:p>
@@ -19010,7 +19144,7 @@
           <w:rFonts w:ascii="Times New Roman" w:hAnsi="Times New Roman"/>
           <w:sz w:val="18"/>
         </w:rPr>
-        <w:t>Lu, J., Xiong, R., Tian, J., Wang, C., Sun, F., “Deep learning to estimate lithium-ion battery state of health without additional degradation experiments,” Nature Communications, vol. 14, Art. no. 2760, 2023, doi: 10.1038/s41467-023-38458-w.</w:t>
+        <w:t>Zhao, J., Qu, X., Li, Y., Nan, J., Burke, A. F., “Real-time prediction of battery remaining useful life using hybrid-fusion deep neural networks,” Energy, vol. 328, 136618, 2025, doi: 10.1016/j.energy.2025.136618.</w:t>
       </w:r>
     </w:p>
     <w:p>
@@ -19031,7 +19165,7 @@
           <w:rFonts w:ascii="Times New Roman" w:hAnsi="Times New Roman"/>
           <w:sz w:val="18"/>
         </w:rPr>
-        <w:t>Yang, Y., “A machine-learning prediction method of lithium-ion battery life based on charge process for different applications,” Applied Energy, vol. 292, 116897, 2021, doi: 10.1016/j.apenergy.2021.116897.</w:t>
+        <w:t>Zhao, B., Zhang, W., Zhang, Y., Zhang, C., Zhang, C., Zhang, J., “Lithium-ion battery remaining useful life prediction based on interpretable deep learning and network parameter optimization,” Applied Energy, vol. 379, 124713, 2025, doi: 10.1016/j.apenergy.2024.124713.</w:t>
       </w:r>
     </w:p>
     <w:p>
@@ -19052,7 +19186,7 @@
           <w:rFonts w:ascii="Times New Roman" w:hAnsi="Times New Roman"/>
           <w:sz w:val="18"/>
         </w:rPr>
-        <w:t>Fei, Z., Yang, F., Tsui, K. L., Li, L., Zhang, Z., “Early prediction of battery lifetime via a machine learning based framework,” Energy, vol. 225, 120205, 2021, doi: 10.1016/j.energy.2021.120205.</w:t>
+        <w:t>Qiang, X., Liu, W., Lyu, Z., Ruan, H., Li, X., “A data-fusion-model method for state of health estimation of Li-ion battery packs based on partial charging curve,” Green Energy and Intelligent Transportation, vol. 3, 100169, 2024, doi: 10.1016/j.geits.2024.100169.</w:t>
       </w:r>
     </w:p>
     <w:p>
@@ -19073,7 +19207,7 @@
           <w:rFonts w:ascii="Times New Roman" w:hAnsi="Times New Roman"/>
           <w:sz w:val="18"/>
         </w:rPr>
-        <w:t>Tong, Z., Miao, J., Tong, S., Lu, Y., “Early prediction of remaining useful life for Lithium-ion batteries based on a hybrid machine learning method,” Journal of Cleaner Production, vol. 317, 128265, 2021, doi: 10.1016/j.jclepro.2021.128265.</w:t>
+        <w:t>Lu, J., Xiong, R., Tian, J., Wang, C., Sun, F., “Deep learning to estimate lithium-ion battery state of health without additional degradation experiments,” Nature Communications, vol. 14, Art. no. 2760, 2023, doi: 10.1038/s41467-023-38458-w.</w:t>
       </w:r>
     </w:p>
     <w:p>
@@ -19094,7 +19228,7 @@
           <w:rFonts w:ascii="Times New Roman" w:hAnsi="Times New Roman"/>
           <w:sz w:val="18"/>
         </w:rPr>
-        <w:t>Si, Q., Matsuda, S., Yamaji, Y., Momma, T., Tateyama, Y., “Data‐Driven Cycle Life Prediction of Lithium Metal‐Based Rechargeable Battery Based on Discharge/Charge Capacity and Relaxation Features,” Advanced Science, vol. 11, Art. no. 2402608, 2024, doi: 10.1002/advs.202402608.</w:t>
+        <w:t>Yang, Y., “A machine-learning prediction method of lithium-ion battery life based on charge process for different applications,” Applied Energy, vol. 292, 116897, 2021, doi: 10.1016/j.apenergy.2021.116897.</w:t>
       </w:r>
     </w:p>
     <w:p>
@@ -19115,7 +19249,7 @@
           <w:rFonts w:ascii="Times New Roman" w:hAnsi="Times New Roman"/>
           <w:sz w:val="18"/>
         </w:rPr>
-        <w:t>Zhao, S., Zhang, C., Wang, Y., “Lithium-ion battery capacity and remaining useful life prediction using board learning system and long short-term memory neural network,” Journal of Energy Storage, vol. 52, 104901, 2022, doi: 10.1016/j.est.2022.104901.</w:t>
+        <w:t>Fei, Z., Yang, F., Tsui, K. L., Li, L., Zhang, Z., “Early prediction of battery lifetime via a machine learning based framework,” Energy, vol. 225, 120205, 2021, doi: 10.1016/j.energy.2021.120205.</w:t>
       </w:r>
     </w:p>
     <w:p>
@@ -19136,7 +19270,7 @@
           <w:rFonts w:ascii="Times New Roman" w:hAnsi="Times New Roman"/>
           <w:sz w:val="18"/>
         </w:rPr>
-        <w:t>Shi, J., Rivera, A., Wu, D., “Battery health management using physics-informed machine learning: Online degradation modeling and remaining useful life prediction,” Mechanical Systems and Signal Processing, vol. 179, 109347, 2022, doi: 10.1016/j.ymssp.2022.109347.</w:t>
+        <w:t>Tong, Z., Miao, J., Tong, S., Lu, Y., “Early prediction of remaining useful life for Lithium-ion batteries based on a hybrid machine learning method,” Journal of Cleaner Production, vol. 317, 128265, 2021, doi: 10.1016/j.jclepro.2021.128265.</w:t>
       </w:r>
     </w:p>
     <w:p>
@@ -19157,7 +19291,7 @@
           <w:rFonts w:ascii="Times New Roman" w:hAnsi="Times New Roman"/>
           <w:sz w:val="18"/>
         </w:rPr>
-        <w:t>Salem, N. M., Mohamed, A., “Physics-informed hybrid reinforcement learning for estimating lithium-ion battery state of health,” Scientific Reports, vol. 15, Art. no. 43819, 2025, doi: 10.1038/s41598-025-30602-4.</w:t>
+        <w:t>Si, Q., Matsuda, S., Yamaji, Y., Momma, T., Tateyama, Y., “Data‐Driven Cycle Life Prediction of Lithium Metal‐Based Rechargeable Battery Based on Discharge/Charge Capacity and Relaxation Features,” Advanced Science, vol. 11, Art. no. 2402608, 2024, doi: 10.1002/advs.202402608.</w:t>
       </w:r>
     </w:p>
     <w:p>
@@ -19178,7 +19312,7 @@
           <w:rFonts w:ascii="Times New Roman" w:hAnsi="Times New Roman"/>
           <w:sz w:val="18"/>
         </w:rPr>
-        <w:t>Wang, S., Zhou, R., Ren, Y., Liu, H., Lin, Y., Lian, C., “A generalizable physics-informed neural network for lithium-ion battery SOH estimation utilizing partial charging segments,” Journal of Energy Chemistry, vol. 112, 977-986, 2026, doi: 10.1016/j.jechem.2025.08.093.</w:t>
+        <w:t>Zhao, S., Zhang, C., Wang, Y., “Lithium-ion battery capacity and remaining useful life prediction using board learning system and long short-term memory neural network,” Journal of Energy Storage, vol. 52, 104901, 2022, doi: 10.1016/j.est.2022.104901.</w:t>
       </w:r>
     </w:p>
     <w:p>
@@ -19199,7 +19333,7 @@
           <w:rFonts w:ascii="Times New Roman" w:hAnsi="Times New Roman"/>
           <w:sz w:val="18"/>
         </w:rPr>
-        <w:t>Gao, K., Li, Q., Hu, L., Huang, J., Li, H., Wu, Y., “Physical informed neural network for SOH estimation of lithium-ion battery with electrochemical mechanism,” Energy, vol. 342, 139753, 2026, doi: 10.1016/j.energy.2025.139753.</w:t>
+        <w:t>Shi, J., Rivera, A., Wu, D., “Battery health management using physics-informed machine learning: Online degradation modeling and remaining useful life prediction,” Mechanical Systems and Signal Processing, vol. 179, 109347, 2022, doi: 10.1016/j.ymssp.2022.109347.</w:t>
       </w:r>
     </w:p>
     <w:p>
@@ -19220,7 +19354,7 @@
           <w:rFonts w:ascii="Times New Roman" w:hAnsi="Times New Roman"/>
           <w:sz w:val="18"/>
         </w:rPr>
-        <w:t>Deng, W., Le, H., Nguyen, K. T., Gogu, C., Medjaher, K., Morio, J., et al., “A generic physics-informed machine learning framework for battery remaining useful life prediction using small early-stage lifecycle data,” Applied Energy, vol. 384, 125314, 2025, doi: 10.1016/j.apenergy.2025.125314.</w:t>
+        <w:t>Wang, S., Zhou, R., Ren, Y., Liu, H., Lin, Y., Lian, C., “A generalizable physics-informed neural network for lithium-ion battery SOH estimation utilizing partial charging segments,” Journal of Energy Chemistry, vol. 112, 977-986, 2026, doi: 10.1016/j.jechem.2025.08.093.</w:t>
       </w:r>
     </w:p>
     <w:p>
@@ -19241,7 +19375,7 @@
           <w:rFonts w:ascii="Times New Roman" w:hAnsi="Times New Roman"/>
           <w:sz w:val="18"/>
         </w:rPr>
-        <w:t>Qi, Y., Wang, J., Lu, H., Chu, H., Chen, D., Jin, J., “Remaining useful life prediction for lithium-ion battery based on hybrid machine learning with Wiener process,” Journal of Energy Storage, vol. 136, 118415, 2025, doi: 10.1016/j.est.2025.118415.</w:t>
+        <w:t>Gao, K., Li, Q., Hu, L., Huang, J., Li, H., Wu, Y., “Physical informed neural network for SOH estimation of lithium-ion battery with electrochemical mechanism,” Energy, vol. 342, 139753, 2026, doi: 10.1016/j.energy.2025.139753.</w:t>
       </w:r>
     </w:p>
     <w:p>
@@ -19262,7 +19396,7 @@
           <w:rFonts w:ascii="Times New Roman" w:hAnsi="Times New Roman"/>
           <w:sz w:val="18"/>
         </w:rPr>
-        <w:t>Fan, Y., Lin, Z., Wang, F., Zhang, J., “A hybrid approach for lithium-ion battery remaining useful life prediction using signal decomposition and machine learning,” Scientific Reports, vol. 15, Art. no. 8161, 2025, doi: 10.1038/s41598-025-92262-8.</w:t>
+        <w:t>Deng, W., Le, H., Nguyen, K. T., Gogu, C., Medjaher, K., Morio, J., et al., “A generic physics-informed machine learning framework for battery remaining useful life prediction using small early-stage lifecycle data,” Applied Energy, vol. 384, 125314, 2025, doi: 10.1016/j.apenergy.2025.125314.</w:t>
       </w:r>
     </w:p>
     <w:p>
@@ -19283,7 +19417,7 @@
           <w:rFonts w:ascii="Times New Roman" w:hAnsi="Times New Roman"/>
           <w:sz w:val="18"/>
         </w:rPr>
-        <w:t>Zhao, J., Li, D., Li, Y., Shi, D., Nan, J., Burke, A. F., “Battery state of health estimation under fast charging via deep transfer learning,” iScience, vol. 28, 112235, 2025, doi: 10.1016/j.isci.2025.112235.</w:t>
+        <w:t>Qi, Y., Wang, J., Lu, H., Chu, H., Chen, D., Jin, J., “Remaining useful life prediction for lithium-ion battery based on hybrid machine learning with Wiener process,” Journal of Energy Storage, vol. 136, 118415, 2025, doi: 10.1016/j.est.2025.118415.</w:t>
       </w:r>
     </w:p>
     <w:p>
@@ -19304,7 +19438,7 @@
           <w:rFonts w:ascii="Times New Roman" w:hAnsi="Times New Roman"/>
           <w:sz w:val="18"/>
         </w:rPr>
-        <w:t>Lin, M., Hu, D., Meng, J., Wu, J., “Transfer Learning-Based Lithium-Ion Battery State of Health Estimation With Electrochemical Impedance Spectroscopy,” IEEE Transactions on Transportation Electrification, vol. 11, 7910-7920, 2025, doi: 10.1109/tte.2025.3533540.</w:t>
+        <w:t>Fan, Y., Lin, Z., Wang, F., Zhang, J., “A hybrid approach for lithium-ion battery remaining useful life prediction using signal decomposition and machine learning,” Scientific Reports, vol. 15, Art. no. 8161, 2025, doi: 10.1038/s41598-025-92262-8.</w:t>
       </w:r>
     </w:p>
     <w:p>
@@ -19325,7 +19459,7 @@
           <w:rFonts w:ascii="Times New Roman" w:hAnsi="Times New Roman"/>
           <w:sz w:val="18"/>
         </w:rPr>
-        <w:t>Cao, Z., Gao, W., Fu, Y., Kurdkandi, N. V., Mi, C., “A general framework for lithium-ion battery state of health estimation: From laboratory tests to machine learning with transferability across domains,” Applied Energy, vol. 381, 125086, 2025, doi: 10.1016/j.apenergy.2024.125086.</w:t>
+        <w:t>Zhao, J., Li, D., Li, Y., Shi, D., Nan, J., Burke, A. F., “Battery state of health estimation under fast charging via deep transfer learning,” iScience, vol. 28, 112235, 2025, doi: 10.1016/j.isci.2025.112235.</w:t>
       </w:r>
     </w:p>
     <w:p>
@@ -19346,7 +19480,7 @@
           <w:rFonts w:ascii="Times New Roman" w:hAnsi="Times New Roman"/>
           <w:sz w:val="18"/>
         </w:rPr>
-        <w:t>Sun, R., Chen, J., Piao, C., “Battery health features extraction and state of health estimation based on real-time online vehicle driving data,” Journal of Power Sources, vol. 645, 236784, 2025, doi: 10.1016/j.jpowsour.2025.236784.</w:t>
+        <w:t>Lin, M., Hu, D., Meng, J., Wu, J., “Transfer Learning-Based Lithium-Ion Battery State of Health Estimation With Electrochemical Impedance Spectroscopy,” IEEE Transactions on Transportation Electrification, vol. 11, 7910-7920, 2025, doi: 10.1109/tte.2025.3533540.</w:t>
       </w:r>
     </w:p>
     <w:p>
@@ -19367,7 +19501,7 @@
           <w:rFonts w:ascii="Times New Roman" w:hAnsi="Times New Roman"/>
           <w:sz w:val="18"/>
         </w:rPr>
-        <w:t>Cheng, F., Liu, H., “Charging strategies optimization for lithium-ion battery: Heterogeneous ensemble surrogate model-assisted advanced multi-objective optimization algorithm,” Energy Conversion and Management, vol. 342, 120170, 2025, doi: 10.1016/j.enconman.2025.120170.</w:t>
+        <w:t>Cao, Z., Gao, W., Fu, Y., Kurdkandi, N. V., Mi, C., “A general framework for lithium-ion battery state of health estimation: From laboratory tests to machine learning with transferability across domains,” Applied Energy, vol. 381, 125086, 2025, doi: 10.1016/j.apenergy.2024.125086.</w:t>
       </w:r>
     </w:p>
     <w:p>
@@ -19388,7 +19522,7 @@
           <w:rFonts w:ascii="Times New Roman" w:hAnsi="Times New Roman"/>
           <w:sz w:val="18"/>
         </w:rPr>
-        <w:t>Dong, G., Feng, Y., Lou, Y., Zhang, M., Wei, J., “Data-Driven Fast Charging Optimization for Lithium-Ion Battery Using Bayesian Optimization With Fast Convergence,” IEEE Transactions on Transportation Electrification, vol. 10, 4173-4183, 2024, doi: 10.1109/tte.2023.3311813.</w:t>
+        <w:t>Sun, R., Chen, J., Piao, C., “Battery health features extraction and state of health estimation based on real-time online vehicle driving data,” Journal of Power Sources, vol. 645, 236784, 2025, doi: 10.1016/j.jpowsour.2025.236784.</w:t>
       </w:r>
     </w:p>
     <w:p>
@@ -19409,7 +19543,7 @@
           <w:rFonts w:ascii="Times New Roman" w:hAnsi="Times New Roman"/>
           <w:sz w:val="18"/>
         </w:rPr>
-        <w:t>Wei, Z., Yang, X., Li, Y., He, H., Li, W., Sauer, D. U., “Machine learning-based fast charging of lithium-ion battery by perceiving and regulating internal microscopic states,” Energy Storage Materials, vol. 56, 62-75, 2023, doi: 10.1016/j.ensm.2022.12.034.</w:t>
+        <w:t>Cheng, F., Liu, H., “Charging strategies optimization for lithium-ion battery: Heterogeneous ensemble surrogate model-assisted advanced multi-objective optimization algorithm,” Energy Conversion and Management, vol. 342, 120170, 2025, doi: 10.1016/j.enconman.2025.120170.</w:t>
       </w:r>
     </w:p>
     <w:p>
@@ -19430,7 +19564,7 @@
           <w:rFonts w:ascii="Times New Roman" w:hAnsi="Times New Roman"/>
           <w:sz w:val="18"/>
         </w:rPr>
-        <w:t>Li, Y., Li, K., Xie, Y., Liu, J., Fu, C., Liu, B., “Optimized charging of lithium-ion battery for electric vehicles: Adaptive multistage constant current–constant voltage charging strategy,” Renewable Energy, vol. 146, 2688-2699, 2020, doi: 10.1016/j.renene.2019.08.077.</w:t>
+        <w:t>Dong, G., Feng, Y., Lou, Y., Zhang, M., Wei, J., “Data-Driven Fast Charging Optimization for Lithium-Ion Battery Using Bayesian Optimization With Fast Convergence,” IEEE Transactions on Transportation Electrification, vol. 10, 4173-4183, 2024, doi: 10.1109/tte.2023.3311813.</w:t>
       </w:r>
     </w:p>
     <w:p>
@@ -19451,7 +19585,7 @@
           <w:rFonts w:ascii="Times New Roman" w:hAnsi="Times New Roman"/>
           <w:sz w:val="18"/>
         </w:rPr>
-        <w:t>Fan, Z., Fu, Y., Liang, H., Gao, R., Liu, S., “A module-level charging optimization method of lithium-ion battery considering temperature gradient effect of liquid cooling and charging time,” Energy, vol. 265, 126331, 2023, doi: 10.1016/j.energy.2022.126331.</w:t>
+        <w:t>Wei, Z., Yang, X., Li, Y., He, H., Li, W., Sauer, D. U., “Machine learning-based fast charging of lithium-ion battery by perceiving and regulating internal microscopic states,” Energy Storage Materials, vol. 56, 62-75, 2023, doi: 10.1016/j.ensm.2022.12.034.</w:t>
       </w:r>
     </w:p>
     <w:p>
@@ -19472,7 +19606,7 @@
           <w:rFonts w:ascii="Times New Roman" w:hAnsi="Times New Roman"/>
           <w:sz w:val="18"/>
         </w:rPr>
-        <w:t>Heydarian Ardakani, A., Abdollahi, F., “A fast balance optimization approach for charging enhancement of lithium-ion battery packs through deep reinforcement learning,” Journal of Energy Storage, vol. 89, 111755, 2024, doi: 10.1016/j.est.2024.111755.</w:t>
+        <w:t>Li, Y., Li, K., Xie, Y., Liu, J., Fu, C., Liu, B., “Optimized charging of lithium-ion battery for electric vehicles: Adaptive multistage constant current–constant voltage charging strategy,” Renewable Energy, vol. 146, 2688-2699, 2020, doi: 10.1016/j.renene.2019.08.077.</w:t>
       </w:r>
     </w:p>
     <w:p>
@@ -19493,7 +19627,7 @@
           <w:rFonts w:ascii="Times New Roman" w:hAnsi="Times New Roman"/>
           <w:sz w:val="18"/>
         </w:rPr>
-        <w:t>Duan, S., Xia, K., Li, J., Zhao, Z., Liu, H., “Optimization charging method of lithium-ion battery based on multi-objective BBO algorithm,” Journal of Energy Storage, vol. 91, 112046, 2024, doi: 10.1016/j.est.2024.112046.</w:t>
+        <w:t>Fan, Z., Fu, Y., Liang, H., Gao, R., Liu, S., “A module-level charging optimization method of lithium-ion battery considering temperature gradient effect of liquid cooling and charging time,” Energy, vol. 265, 126331, 2023, doi: 10.1016/j.energy.2022.126331.</w:t>
       </w:r>
     </w:p>
     <w:p>
@@ -19514,7 +19648,7 @@
           <w:rFonts w:ascii="Times New Roman" w:hAnsi="Times New Roman"/>
           <w:sz w:val="18"/>
         </w:rPr>
-        <w:t>Wang, Y., Chen, X., Li, C., Yu, Y., Zhou, G., Wang, C., et al., “Temperature prediction of lithium-ion battery based on artificial neural network model,” Applied Thermal Engineering, vol. 228, 120482, 2023, doi: 10.1016/j.applthermaleng.2023.120482.</w:t>
+        <w:t>Heydarian Ardakani, A., Abdollahi, F., “A fast balance optimization approach for charging enhancement of lithium-ion battery packs through deep reinforcement learning,” Journal of Energy Storage, vol. 89, 111755, 2024, doi: 10.1016/j.est.2024.111755.</w:t>
       </w:r>
     </w:p>
     <w:p>
@@ -19535,7 +19669,7 @@
           <w:rFonts w:ascii="Times New Roman" w:hAnsi="Times New Roman"/>
           <w:sz w:val="18"/>
         </w:rPr>
-        <w:t>Zhou, X., Guo, W., Shi, X., She, C., Zheng, Z., Zhou, J., et al., “Machine learning assisted multi-objective design optimization for battery thermal management system,” Applied Thermal Engineering, vol. 253, 123826, 2024, doi: 10.1016/j.applthermaleng.2024.123826.</w:t>
+        <w:t>Duan, S., Xia, K., Li, J., Zhao, Z., Liu, H., “Optimization charging method of lithium-ion battery based on multi-objective BBO algorithm,” Journal of Energy Storage, vol. 91, 112046, 2024, doi: 10.1016/j.est.2024.112046.</w:t>
       </w:r>
     </w:p>
     <w:p>
@@ -19556,7 +19690,7 @@
           <w:rFonts w:ascii="Times New Roman" w:hAnsi="Times New Roman"/>
           <w:sz w:val="18"/>
         </w:rPr>
-        <w:t>Yao, L., Fang, Z., Xiao, Y., Hou, J., Fu, Z., “An Intelligent Fault Diagnosis Method for Lithium Battery Systems Based on Grid Search Support Vector Machine,” Energy, vol. 214, 118866, 2021, doi: 10.1016/j.energy.2020.118866.</w:t>
+        <w:t>Wang, Y., Chen, X., Li, C., Yu, Y., Zhou, G., Wang, C., et al., “Temperature prediction of lithium-ion battery based on artificial neural network model,” Applied Thermal Engineering, vol. 228, 120482, 2023, doi: 10.1016/j.applthermaleng.2023.120482.</w:t>
       </w:r>
     </w:p>
     <w:p>
@@ -19577,7 +19711,7 @@
           <w:rFonts w:ascii="Times New Roman" w:hAnsi="Times New Roman"/>
           <w:sz w:val="18"/>
         </w:rPr>
-        <w:t>Das Goswami, B. R., Abdisobbouhi, Y., Du, H., Mashayek, F., Kingston, T. A., Yurkiv, V., “Advancing battery safety: Integrating multiphysics and machine learning for thermal runaway prediction in lithium-ion battery module,” Journal of Power Sources, vol. 614, 235015, 2024, doi: 10.1016/j.jpowsour.2024.235015.</w:t>
+        <w:t>Zhou, X., Guo, W., Shi, X., She, C., Zheng, Z., Zhou, J., et al., “Machine learning assisted multi-objective design optimization for battery thermal management system,” Applied Thermal Engineering, vol. 253, 123826, 2024, doi: 10.1016/j.applthermaleng.2024.123826.</w:t>
       </w:r>
     </w:p>
     <w:p>
@@ -19598,7 +19732,7 @@
           <w:rFonts w:ascii="Times New Roman" w:hAnsi="Times New Roman"/>
           <w:sz w:val="18"/>
         </w:rPr>
-        <w:t>Dong, C., Sun, D., “Multi-source domain transfer learning with small sample learning for thermal runaway diagnosis of lithium-ion battery,” Applied Energy, vol. 365, 123248, 2024, doi: 10.1016/j.apenergy.2024.123248.</w:t>
+        <w:t>Yao, L., Fang, Z., Xiao, Y., Hou, J., Fu, Z., “An Intelligent Fault Diagnosis Method for Lithium Battery Systems Based on Grid Search Support Vector Machine,” Energy, vol. 214, 118866, 2021, doi: 10.1016/j.energy.2020.118866.</w:t>
       </w:r>
     </w:p>
     <w:p>
@@ -19619,7 +19753,7 @@
           <w:rFonts w:ascii="Times New Roman" w:hAnsi="Times New Roman"/>
           <w:sz w:val="18"/>
         </w:rPr>
-        <w:t>Rieger, L. H., Flores, E., Nielsen, K. F., Norby, P., Ayerbe, E., Winther, O., et al., “Uncertainty-aware and explainable machine learning for early prediction of battery degradation trajectory,” Digital Discovery, vol. 2, 112-122, 2023, doi: 10.1039/d2dd00067a.</w:t>
+        <w:t>Das Goswami, B. R., Abdisobbouhi, Y., Du, H., Mashayek, F., Kingston, T. A., Yurkiv, V., “Advancing battery safety: Integrating multiphysics and machine learning for thermal runaway prediction in lithium-ion battery module,” Journal of Power Sources, vol. 614, 235015, 2024, doi: 10.1016/j.jpowsour.2024.235015.</w:t>
       </w:r>
     </w:p>
     <w:p>
@@ -19640,7 +19774,7 @@
           <w:rFonts w:ascii="Times New Roman" w:hAnsi="Times New Roman"/>
           <w:sz w:val="18"/>
         </w:rPr>
-        <w:t>Si, Y., Zhou, X., Wang, Y., Zhang, T., Xiao, Y., Liu, Y., “Internal temperature sensing for lithium-ion battery under ultrahigh-rate discharge conditions using physics-informed neural network,” Applied Energy, vol. 408, 127394, 2026, doi: 10.1016/j.apenergy.2026.127394.</w:t>
+        <w:t>Dong, C., Sun, D., “Multi-source domain transfer learning with small sample learning for thermal runaway diagnosis of lithium-ion battery,” Applied Energy, vol. 365, 123248, 2024, doi: 10.1016/j.apenergy.2024.123248.</w:t>
       </w:r>
     </w:p>
     <w:p>
@@ -19661,7 +19795,7 @@
           <w:rFonts w:ascii="Times New Roman" w:hAnsi="Times New Roman"/>
           <w:sz w:val="18"/>
         </w:rPr>
-        <w:t>Tang, X., Guo, Q., Li, M., Wei, C., Pan, Z., Wang, Y., “Performance analysis on liquid-cooled battery thermal management for electric vehicles based on machine learning,” Journal of Power Sources, vol. 494, 229727, 2021, doi: 10.1016/j.jpowsour.2021.229727.</w:t>
+        <w:t>Rieger, L. H., Flores, E., Nielsen, K. F., Norby, P., Ayerbe, E., Winther, O., et al., “Uncertainty-aware and explainable machine learning for early prediction of battery degradation trajectory,” Digital Discovery, vol. 2, 112-122, 2023, doi: 10.1039/d2dd00067a.</w:t>
       </w:r>
     </w:p>
     <w:p>
@@ -19682,7 +19816,7 @@
           <w:rFonts w:ascii="Times New Roman" w:hAnsi="Times New Roman"/>
           <w:sz w:val="18"/>
         </w:rPr>
-        <w:t>Chen, S., Zhang, G., Zhu, J., Feng, X., Wei, X., Ouyang, M., et al., “Multi-objective optimization design and experimental investigation for a parallel liquid cooling-based Lithium-ion battery module under fast charging,” Applied Thermal Engineering, vol. 211, 118503, 2022, doi: 10.1016/j.applthermaleng.2022.118503.</w:t>
+        <w:t>Si, Y., Zhou, X., Wang, Y., Zhang, T., Xiao, Y., Liu, Y., “Internal temperature sensing for lithium-ion battery under ultrahigh-rate discharge conditions using physics-informed neural network,” Applied Energy, vol. 408, 127394, 2026, doi: 10.1016/j.apenergy.2026.127394.</w:t>
       </w:r>
     </w:p>
     <w:p>
@@ -19703,7 +19837,7 @@
           <w:rFonts w:ascii="Times New Roman" w:hAnsi="Times New Roman"/>
           <w:sz w:val="18"/>
         </w:rPr>
-        <w:t>Nam, K., Ahn, C., “Energy-Efficient Battery Thermal Management in Electric Vehicles Using Artificial-Neural-Network-Based Model Predictive Control,” World Electric Vehicle Journal, vol. 16, 279, 2025, doi: 10.3390/wevj16050279.</w:t>
+        <w:t>Tang, X., Guo, Q., Li, M., Wei, C., Pan, Z., Wang, Y., “Performance analysis on liquid-cooled battery thermal management for electric vehicles based on machine learning,” Journal of Power Sources, vol. 494, 229727, 2021, doi: 10.1016/j.jpowsour.2021.229727.</w:t>
       </w:r>
     </w:p>
     <w:p>
@@ -19724,7 +19858,7 @@
           <w:rFonts w:ascii="Times New Roman" w:hAnsi="Times New Roman"/>
           <w:sz w:val="18"/>
         </w:rPr>
-        <w:t>Zhang, C., Zhao, S., Yang, Z., He, Y., “A multi-fault diagnosis method for lithium-ion battery pack using curvilinear Manhattan distance evaluation and voltage difference analysis,” Journal of Energy Storage, vol. 67, 107575, 2023, doi: 10.1016/j.est.2023.107575.</w:t>
+        <w:t>Chen, S., Zhang, G., Zhu, J., Feng, X., Wei, X., Ouyang, M., et al., “Multi-objective optimization design and experimental investigation for a parallel liquid cooling-based Lithium-ion battery module under fast charging,” Applied Thermal Engineering, vol. 211, 118503, 2022, doi: 10.1016/j.applthermaleng.2022.118503.</w:t>
       </w:r>
     </w:p>
     <w:p>
@@ -19745,7 +19879,7 @@
           <w:rFonts w:ascii="Times New Roman" w:hAnsi="Times New Roman"/>
           <w:sz w:val="18"/>
         </w:rPr>
-        <w:t>Jia, Z., Wang, Z., Sun, Z., Sun, X., Liu, P., Ruzzenenti, F., “A multi-scenario data-driven approach for anomaly detection in electric vehicle battery systems,” eTransportation, vol. 24, 100418, 2025, doi: 10.1016/j.etran.2025.100418.</w:t>
+        <w:t>Nam, K., Ahn, C., “Energy-Efficient Battery Thermal Management in Electric Vehicles Using Artificial-Neural-Network-Based Model Predictive Control,” World Electric Vehicle Journal, vol. 16, 279, 2025, doi: 10.3390/wevj16050279.</w:t>
       </w:r>
     </w:p>
     <w:p>
@@ -19766,7 +19900,7 @@
           <w:rFonts w:ascii="Times New Roman" w:hAnsi="Times New Roman"/>
           <w:sz w:val="18"/>
         </w:rPr>
-        <w:t>Huang, Y., Cai, H., Lai, X., Zheng, Y., Han, X., Ren, D., et al., “Deep learning-driven detection of lithium-plating-type defects for battery manufacturing via formation and capacity grading data,” Journal of Energy Chemistry, vol. 108, 536-549, 2025, doi: 10.1016/j.jechem.2025.04.025.</w:t>
+        <w:t>Zhang, C., Zhao, S., Yang, Z., He, Y., “A multi-fault diagnosis method for lithium-ion battery pack using curvilinear Manhattan distance evaluation and voltage difference analysis,” Journal of Energy Storage, vol. 67, 107575, 2023, doi: 10.1016/j.est.2023.107575.</w:t>
       </w:r>
     </w:p>
     <w:p>
@@ -19787,7 +19921,7 @@
           <w:rFonts w:ascii="Times New Roman" w:hAnsi="Times New Roman"/>
           <w:sz w:val="18"/>
         </w:rPr>
-        <w:t>Jeong, J., Kwak, E., Kim, J. h., Oh, K. Y., “Prediction of thermal runaway for a lithium-ion battery through multiphysics-informed DeepONet with virtual data,” eTransportation, vol. 21, 100337, 2024, doi: 10.1016/j.etran.2024.100337.</w:t>
+        <w:t>Jia, Z., Wang, Z., Sun, Z., Sun, X., Liu, P., Ruzzenenti, F., “A multi-scenario data-driven approach for anomaly detection in electric vehicle battery systems,” eTransportation, vol. 24, 100418, 2025, doi: 10.1016/j.etran.2025.100418.</w:t>
       </w:r>
     </w:p>
     <w:p>
@@ -19808,7 +19942,7 @@
           <w:rFonts w:ascii="Times New Roman" w:hAnsi="Times New Roman"/>
           <w:sz w:val="18"/>
         </w:rPr>
-        <w:t>He, L., Tian, A., Ding, T., Dong, K., Wang, Y., Gao, Y., et al., “Lithium-ion battery state estimation based on adaptive physics-informed neural network of electrochemical model,” Measurement, vol. 257, 118985, 2026, doi: 10.1016/j.measurement.2025.118985.</w:t>
+        <w:t>Huang, Y., Cai, H., Lai, X., Zheng, Y., Han, X., Ren, D., et al., “Deep learning-driven detection of lithium-plating-type defects for battery manufacturing via formation and capacity grading data,” Journal of Energy Chemistry, vol. 108, 536-549, 2025, doi: 10.1016/j.jechem.2025.04.025.</w:t>
       </w:r>
     </w:p>
     <w:p>
@@ -19829,7 +19963,7 @@
           <w:rFonts w:ascii="Times New Roman" w:hAnsi="Times New Roman"/>
           <w:sz w:val="18"/>
         </w:rPr>
-        <w:t>Xu, Z., Guo, Y., Saleh, J. H., “A physics-informed dynamic deep autoencoder for accurate state-of-health prediction of lithium-ion battery,” Neural Computing and Applications, vol. 34, 15997-16017, 2022, doi: 10.1007/s00521-022-07291-5.</w:t>
+        <w:t>Jeong, J., Kwak, E., Kim, J. h., Oh, K. Y., “Prediction of thermal runaway for a lithium-ion battery through multiphysics-informed DeepONet with virtual data,” eTransportation, vol. 21, 100337, 2024, doi: 10.1016/j.etran.2024.100337.</w:t>
       </w:r>
     </w:p>
     <w:p>
@@ -19850,7 +19984,7 @@
           <w:rFonts w:ascii="Times New Roman" w:hAnsi="Times New Roman"/>
           <w:sz w:val="18"/>
         </w:rPr>
-        <w:t>Lu, J., Xiong, R., Tian, J., Wang, C., Hsu, C. W., Tsou, N. T., et al., “Battery degradation prediction against uncertain future conditions with recurrent neural network enabled deep learning,” Energy Storage Materials, vol. 50, 139-151, 2022, doi: 10.1016/j.ensm.2022.05.007.</w:t>
+        <w:t>He, L., Tian, A., Ding, T., Dong, K., Wang, Y., Gao, Y., et al., “Lithium-ion battery state estimation based on adaptive physics-informed neural network of electrochemical model,” Measurement, vol. 257, 118985, 2026, doi: 10.1016/j.measurement.2025.118985.</w:t>
       </w:r>
     </w:p>
     <w:p>
@@ -19871,7 +20005,7 @@
           <w:rFonts w:ascii="Times New Roman" w:hAnsi="Times New Roman"/>
           <w:sz w:val="18"/>
         </w:rPr>
-        <w:t>Tao, J., Wang, S., Cao, W., Fernandez, C., Blaabjerg, F., “A Comprehensive Review of Multiple Physical and Data-Driven Model Fusion Methods for Accurate Lithium-Ion Battery Inner State Factor Estimation,” Batteries, vol. 10, 442, 2024, doi: 10.3390/batteries10120442.</w:t>
+        <w:t>Xu, Z., Guo, Y., Saleh, J. H., “A physics-informed dynamic deep autoencoder for accurate state-of-health prediction of lithium-ion battery,” Neural Computing and Applications, vol. 34, 15997-16017, 2022, doi: 10.1007/s00521-022-07291-5.</w:t>
       </w:r>
     </w:p>
     <w:p>
@@ -19892,7 +20026,7 @@
           <w:rFonts w:ascii="Times New Roman" w:hAnsi="Times New Roman"/>
           <w:sz w:val="18"/>
         </w:rPr>
-        <w:t>Wang, F., Zhao, Z., Zhai, Z., Shang, Z., Yan, R., Chen, X., “Explainability-driven model improvement for SOH estimation of lithium-ion battery,” Reliability Engineering &amp; System Safety, vol. 232, 109046, 2023, doi: 10.1016/j.ress.2022.109046.</w:t>
+        <w:t>Lu, J., Xiong, R., Tian, J., Wang, C., Hsu, C. W., Tsou, N. T., et al., “Battery degradation prediction against uncertain future conditions with recurrent neural network enabled deep learning,” Energy Storage Materials, vol. 50, 139-151, 2022, doi: 10.1016/j.ensm.2022.05.007.</w:t>
       </w:r>
     </w:p>
     <w:p>
@@ -19913,7 +20047,7 @@
           <w:rFonts w:ascii="Times New Roman" w:hAnsi="Times New Roman"/>
           <w:sz w:val="18"/>
         </w:rPr>
-        <w:t>Liu, K., Niri, M. F., Apachitei, G., Lain, M., Greenwood, D., Marco, J., “Interpretable machine learning for battery capacities prediction and coating parameters analysis,” Control Engineering Practice, vol. 124, 105202, 2022, doi: 10.1016/j.conengprac.2022.105202.</w:t>
+        <w:t>Tao, J., Wang, S., Cao, W., Fernandez, C., Blaabjerg, F., “A Comprehensive Review of Multiple Physical and Data-Driven Model Fusion Methods for Accurate Lithium-Ion Battery Inner State Factor Estimation,” Batteries, vol. 10, 442, 2024, doi: 10.3390/batteries10120442.</w:t>
       </w:r>
     </w:p>
     <w:p>
@@ -19934,7 +20068,7 @@
           <w:rFonts w:ascii="Times New Roman" w:hAnsi="Times New Roman"/>
           <w:sz w:val="18"/>
         </w:rPr>
-        <w:t>Liu, X., Peng, H., Li, B., Chen, X., Li, Z., Huang, J., et al., “Untangling Degradation Chemistries of Lithium‐Sulfur Batteries Through Interpretable Hybrid Machine Learning,” Angewandte Chemie International Edition, vol. 61, Art. no. e202214037, 2022, doi: 10.1002/anie.202214037.</w:t>
+        <w:t>Wang, F., Zhao, Z., Zhai, Z., Shang, Z., Yan, R., Chen, X., “Explainability-driven model improvement for SOH estimation of lithium-ion battery,” Reliability Engineering &amp; System Safety, vol. 232, 109046, 2023, doi: 10.1016/j.ress.2022.109046.</w:t>
       </w:r>
     </w:p>
     <w:p>
@@ -19955,7 +20089,7 @@
           <w:rFonts w:ascii="Times New Roman" w:hAnsi="Times New Roman"/>
           <w:sz w:val="18"/>
         </w:rPr>
-        <w:t>Eaty, N. D. K. M., Bagade, P., “Digital twin for electric vehicle battery management with incremental learning,” Expert Systems with Applications, vol. 229, 120444, 2023, doi: 10.1016/j.eswa.2023.120444.</w:t>
+        <w:t>Liu, K., Niri, M. F., Apachitei, G., Lain, M., Greenwood, D., Marco, J., “Interpretable machine learning for battery capacities prediction and coating parameters analysis,” Control Engineering Practice, vol. 124, 105202, 2022, doi: 10.1016/j.conengprac.2022.105202.</w:t>
       </w:r>
     </w:p>
     <w:p>
@@ -19976,7 +20110,7 @@
           <w:rFonts w:ascii="Times New Roman" w:hAnsi="Times New Roman"/>
           <w:sz w:val="18"/>
         </w:rPr>
-        <w:t>Yi, Y., Xia, C., Feng, C., Zhang, W., Fu, C., Qian, L., et al., “Digital twin-long short-term memory (LSTM) neural network based real-time temperature prediction and degradation model analysis for lithium-ion battery,” Journal of Energy Storage, vol. 64, 107203, 2023, doi: 10.1016/j.est.2023.107203.</w:t>
+        <w:t>Liu, X., Peng, H., Li, B., Chen, X., Li, Z., Huang, J., et al., “Untangling Degradation Chemistries of Lithium‐Sulfur Batteries Through Interpretable Hybrid Machine Learning,” Angewandte Chemie International Edition, vol. 61, Art. no. e202214037, 2022, doi: 10.1002/anie.202214037.</w:t>
       </w:r>
     </w:p>
     <w:p>
@@ -19997,7 +20131,7 @@
           <w:rFonts w:ascii="Times New Roman" w:hAnsi="Times New Roman"/>
           <w:sz w:val="18"/>
         </w:rPr>
-        <w:t>Zhang, Y., Zhao, M., “Cloud-based in-situ battery life prediction and classification using machine learning,” Energy Storage Materials, vol. 57, 346-359, 2023, doi: 10.1016/j.ensm.2023.02.035.</w:t>
+        <w:t>Eaty, N. D. K. M., Bagade, P., “Digital twin for electric vehicle battery management with incremental learning,” Expert Systems with Applications, vol. 229, 120444, 2023, doi: 10.1016/j.eswa.2023.120444.</w:t>
       </w:r>
     </w:p>
     <w:p>
@@ -20018,7 +20152,7 @@
           <w:rFonts w:ascii="Times New Roman" w:hAnsi="Times New Roman"/>
           <w:sz w:val="18"/>
         </w:rPr>
-        <w:t>Faraji-Niri, M., Rashid, M., Sansom, J., Sheikh, M., Widanage, D., Marco, J., “Accelerated state of health estimation of second life lithium-ion batteries via electrochemical impedance spectroscopy tests and machine learning techniques,” Journal of Energy Storage, vol. 58, 106295, 2023, doi: 10.1016/j.est.2022.106295.</w:t>
+        <w:t>Yi, Y., Xia, C., Feng, C., Zhang, W., Fu, C., Qian, L., et al., “Digital twin-long short-term memory (LSTM) neural network based real-time temperature prediction and degradation model analysis for lithium-ion battery,” Journal of Energy Storage, vol. 64, 107203, 2023, doi: 10.1016/j.est.2023.107203.</w:t>
       </w:r>
     </w:p>
     <w:p>
@@ -20039,7 +20173,7 @@
           <w:rFonts w:ascii="Times New Roman" w:hAnsi="Times New Roman"/>
           <w:sz w:val="18"/>
         </w:rPr>
-        <w:t>Zhang, Y., Tang, Q., Zhang, Y., Wang, J., Stimming, U., Lee, A. A., “Identifying degradation patterns of lithium ion batteries from impedance spectroscopy using machine learning,” Nature Communications, vol. 11, Art. no. 1706, 2020, doi: 10.1038/s41467-020-15235-7.</w:t>
+        <w:t>Zhang, Y., Zhao, M., “Cloud-based in-situ battery life prediction and classification using machine learning,” Energy Storage Materials, vol. 57, 346-359, 2023, doi: 10.1016/j.ensm.2023.02.035.</w:t>
       </w:r>
     </w:p>
     <w:p>
@@ -20060,7 +20194,7 @@
           <w:rFonts w:ascii="Times New Roman" w:hAnsi="Times New Roman"/>
           <w:sz w:val="18"/>
         </w:rPr>
-        <w:t>Chen, J., Yao, Q., Kollmeyer, P., Vidal, C., Naguib, M., Panchal, S., et al., “Battery state-of-power estimation: A machine learning battery model with numerical searching approach,” Journal of Energy Storage, vol. 175, 123023, 2026, doi: 10.1016/j.est.2026.123023.</w:t>
+        <w:t>Faraji-Niri, M., Rashid, M., Sansom, J., Sheikh, M., Widanage, D., Marco, J., “Accelerated state of health estimation of second life lithium-ion batteries via electrochemical impedance spectroscopy tests and machine learning techniques,” Journal of Energy Storage, vol. 58, 106295, 2023, doi: 10.1016/j.est.2022.106295.</w:t>
       </w:r>
     </w:p>
     <w:p>
@@ -20081,7 +20215,7 @@
           <w:rFonts w:ascii="Times New Roman" w:hAnsi="Times New Roman"/>
           <w:sz w:val="18"/>
         </w:rPr>
-        <w:t>Poh, W. Q. T., Xu, Y., Tan, R. T. P., “Data-Driven Estimation of Li-Ion Battery Health: Integrating GPT-4 With Distilled Lifelong Learning,” IEEE Transactions on Energy Conversion, vol. 40, 1682-1685, 2025, doi: 10.1109/tec.2025.3548400.</w:t>
+        <w:t>Zhang, Y., Tang, Q., Zhang, Y., Wang, J., Stimming, U., Lee, A. A., “Identifying degradation patterns of lithium ion batteries from impedance spectroscopy using machine learning,” Nature Communications, vol. 11, Art. no. 1706, 2020, doi: 10.1038/s41467-020-15235-7.</w:t>
       </w:r>
     </w:p>
     <w:p>
@@ -20102,7 +20236,7 @@
           <w:rFonts w:ascii="Times New Roman" w:hAnsi="Times New Roman"/>
           <w:sz w:val="18"/>
         </w:rPr>
-        <w:t>Haghi, S., Hidalgo, M. F. V., Niri, M. F., Daub, R., Marco, J., “Machine Learning in Lithium‐Ion Battery Cell Production: A Comprehensive Mapping Study,” Batteries &amp; Supercaps, vol. 6, Art. no. e202300046, 2023, doi: 10.1002/batt.202300046.</w:t>
+        <w:t>Poh, W. Q. T., Xu, Y., Tan, R. T. P., “Data-Driven Estimation of Li-Ion Battery Health: Integrating GPT-4 With Distilled Lifelong Learning,” IEEE Transactions on Energy Conversion, vol. 40, 1682-1685, 2025, doi: 10.1109/tec.2025.3548400.</w:t>
       </w:r>
     </w:p>
     <w:p>
@@ -20123,7 +20257,7 @@
           <w:rFonts w:ascii="Times New Roman" w:hAnsi="Times New Roman"/>
           <w:sz w:val="18"/>
         </w:rPr>
-        <w:t>Nicodemo, N., Di Rienzo, R., Lagnoni, M., Bertei, A., Baronti, F., “Estimation of lithium-ion battery electrochemical properties from equivalent circuit model parameters using machine learning,” Journal of Energy Storage, vol. 99, 113257, 2024, doi: 10.1016/j.est.2024.113257.</w:t>
+        <w:t>Haghi, S., Hidalgo, M. F. V., Niri, M. F., Daub, R., Marco, J., “Machine Learning in Lithium‐Ion Battery Cell Production: A Comprehensive Mapping Study,” Batteries &amp; Supercaps, vol. 6, Art. no. e202300046, 2023, doi: 10.1002/batt.202300046.</w:t>
       </w:r>
     </w:p>
     <w:p>
